--- a/Artigos/Perfil_Humor_BRUMS_Descritivo.docx
+++ b/Artigos/Perfil_Humor_BRUMS_Descritivo.docx
@@ -12,7 +12,7 @@
           <w:b/>
           <w:sz w:val="26"/>
         </w:rPr>
-        <w:t>PERFIL DE HUMOR DE ATLETAS DE HANDEBOL DE ELITE NA ÚLTIMA SEMANA DE PRÉ-TEMPORADA: ANÁLISE DESCRITIVA E COMPARATIVA DAS VARIÁVEIS DO BRUMS</w:t>
+        <w:t>PERFIL DE HUMOR DE ATLETAS DE HANDEBOL DE ELITE NA ÚLTIMA SEMANA DE PRÉ-TEMPORADA: ANÁLISE DESCRITIVA, COMPARATIVA E DE CORRELAÇÃO DAS VARIÁVEIS DO BRUMS</w:t>
       </w:r>
     </w:p>
     <w:p>
@@ -38,7 +38,7 @@
           <w:b w:val="0"/>
           <w:sz w:val="24"/>
         </w:rPr>
-        <w:t>Objetivo: avaliar o perfil de humor de atletas de handebol de elite na última semana de pré-temporada. Método: estudo descritivo de medidas repetidas com 27 atletas, 456 observações do BRUMS-24 em sete dias, duas coletas/dia (pré e pós-treino). Analisou-se o comportamento geral do grupo, a resposta pré→pós, o padrão diário e intra-dia, e a classificação nos seis perfis de humor, com percentuais, intervalos de confiança e tamanhos de efeito. Resultados: a deterioração concentra-se no eixo energia–fadiga — do pré ao pós, o vigor cai 19% (dz = -0,74) e a fadiga sobe 34% (dz = 0,60); do Dia 1 ao Dia 7, o vigor recua com efeito grande (dz = -0,95). O perfil iceberg cai de 40% para 17% e o perfil de fadiga (barbatana de tubarão) sobe de 2% para 28%. Conclusão: o humor migra da prontidão para a fadiga funcional, sem instalação de perfis de risco, com o eixo energia–fadiga como marcador sensível do microciclo.</w:t>
+        <w:t>Objetivo: avaliar o perfil de humor de atletas de handebol de elite na última semana de pré-temporada, descrevendo e comparando o comportamento das variáveis do BRUMS no grupo e no sujeito. Método: estudo descritivo de medidas repetidas com 27 atletas, 456 observações do BRUMS-24 em sete dias, duas coletas/dia (pré e pós-treino). Analisou-se o comportamento geral, a resposta pré→pós, o padrão diário e intra-dia, a estrutura de correlação entre as subescalas e a classificação nos seis perfis de humor, com percentuais, intervalos de confiança e tamanhos de efeito. Resultados: a deterioração concentra-se no eixo energia–fadiga — do pré ao pós o vigor cai 19% (dz = -0,74) e a fadiga sobe 34% (dz = 0,60); do Dia 1 ao Dia 7 o vigor recua com efeito grande (dz = -0,95). As subescalas negativas comportam-se de modo próprio: a raiva atinge o máximo no dia mais fadigado (D7), a depressão tem pico intermediário e a confusão e a tensão decrescem. Notavelmente, o acoplamento das negativas com a fadiga é fraco no dia de maior vigor (D1) e forte no dia de maior fadiga (D7: depressão ρ = +0,75; raiva ρ = +0,64). O perfil iceberg cai de 40% para 17% e o de fadiga (barbatana de tubarão) sobe de 2% para 28%. Conclusão: o humor migra da prontidão para a fadiga funcional, e o afeto negativo consolida-se com a fadiga apenas quando a carga se acumula.</w:t>
       </w:r>
     </w:p>
     <w:p>
@@ -64,7 +64,7 @@
           <w:b w:val="0"/>
           <w:sz w:val="24"/>
         </w:rPr>
-        <w:t>O monitoramento dos estados de humor é uma ferramenta prática e não invasiva para acompanhar a resposta de atletas à carga de treino e sinalizar precocemente a fadiga acumulada (SAW; MAIN; GASTIN, 2016). A Brunel Mood Scale (BRUMS), derivada do Profile of Mood States, mede seis dimensões — tensão, depressão, raiva, vigor, fadiga e confusão — e é um dos instrumentos de humor mais usados no esporte, com validações transculturais recentes que reforçam sua robustez (TERRY; LANE; FOGARTY, 2003; ROHLFS et al., 2008; LEW et al., 2023). Mais do que escores isolados, o humor pode ser lido como um perfil integrado: Morgan (1985) descreveu o “perfil iceberg”, e trabalhos recentes formalizaram seis perfis prototípicos, úteis ao rastreamento da prontidão e da saúde mental (PARSONS-SMITH; TERRY; MACHIN, 2017; TERRY et al., 2021; TAN et al., 2024).</w:t>
+        <w:t>O monitoramento dos estados de humor consolidou-se como uma das estratégias mais práticas, econômicas e não invasivas para acompanhar a resposta de atletas à carga de treino e para sinalizar precocemente a fadiga acumulada e o risco de excesso de treino. Em revisão sistemática, medidas subjetivas de bem-estar rastrearam a carga aguda e crônica com sensibilidade e consistência superiores às de marcadores objetivos, o que sustenta o uso rotineiro de escalas de humor no esporte de rendimento (SAW; MAIN; GASTIN, 2016).</w:t>
       </w:r>
     </w:p>
     <w:p>
@@ -78,19 +78,7 @@
           <w:b w:val="0"/>
           <w:sz w:val="24"/>
         </w:rPr>
-        <w:t>Em modalidades coletivas e intermitentes de alta demanda, como o handebol, a resposta afetiva oscila conforme a fase de treino, e o perfil de humor associa-se ao sono, ao estresse e ao desempenho (BRANDT; BEVILACQUA; ANDRADE, 2017; MICHALSIK; MADSEN; AAGAARD, 2013; RATZ-SULYOK et al., 2026). Metanálises confirmam a relação entre a perturbação do humor e o desempenho esportivo (LOCHBAUM et al., 2021). A última semana de pré-temporada concentra a carga que antecede a competição e é uma janela crítica para observar, de forma descritiva e comparativa, como cada dimensão do humor se comporta ao longo dos dias e dentro de cada dia.</w:t>
-      </w:r>
-    </w:p>
-    <w:p>
-      <w:pPr>
-        <w:spacing w:before="200" w:after="80" w:line="360" w:lineRule="auto"/>
-      </w:pPr>
-      <w:r>
-        <w:rPr>
-          <w:b/>
-          <w:sz w:val="24"/>
-        </w:rPr>
-        <w:t>2 OBJETIVO</w:t>
+        <w:t>A Brunel Mood Scale (BRUMS), derivada do Profile of Mood States e desenvolvida para uso rápido em contextos esportivos, mede seis dimensões — tensão, depressão, raiva, vigor, fadiga e confusão — e é um dos instrumentos de humor mais utilizados na ciência do esporte, com propriedades psicométricas sólidas e validações transculturais sucessivas (TERRY et al., 1999; TERRY; LANE; FOGARTY, 2003; ROHLFS et al., 2008; LEW et al., 2023). Mais do que escores isolados, o humor pode ser lido como um perfil integrado: Morgan (1985) descreveu o “perfil iceberg” — vigor elevado sobre dimensões negativas baixas — como marca de prontidão e saúde mental, e trabalhos recentes formalizaram seis perfis prototípicos (iceberg, Everest invertido, iceberg invertido, submerso, barbatana de tubarão e superfície), hoje amplamente empregados no rastreamento do estado psicológico e da prontidão de atletas (PARSONS-SMITH; TERRY; MACHIN, 2017; TERRY et al., 2021; TAN et al., 2024). Metanálises confirmam a relação entre a perturbação do humor e o desempenho esportivo, reforçando o valor aplicado do constructo (LOCHBAUM et al., 2021).</w:t>
       </w:r>
     </w:p>
     <w:p>
@@ -104,31 +92,7 @@
           <w:b w:val="0"/>
           <w:sz w:val="24"/>
         </w:rPr>
-        <w:t>Avaliar o perfil de humor de atletas de handebol de elite na última semana de pré-temporada, descrevendo e comparando o comportamento das variáveis do BRUMS no grupo (geral, pré→pós, por dia e intra-dia) e classificando os perfis de humor, com estimativas de variação percentual, intervalos de confiança e tamanho de efeito, do nível do grupo ao nível do sujeito.</w:t>
-      </w:r>
-    </w:p>
-    <w:p>
-      <w:pPr>
-        <w:spacing w:before="200" w:after="80" w:line="360" w:lineRule="auto"/>
-      </w:pPr>
-      <w:r>
-        <w:rPr>
-          <w:b/>
-          <w:sz w:val="24"/>
-        </w:rPr>
-        <w:t>3 MÉTODO</w:t>
-      </w:r>
-    </w:p>
-    <w:p>
-      <w:pPr>
-        <w:spacing w:before="200" w:after="80" w:line="360" w:lineRule="auto"/>
-      </w:pPr>
-      <w:r>
-        <w:rPr>
-          <w:b/>
-          <w:sz w:val="24"/>
-        </w:rPr>
-        <w:t>3.1 Amostra e desenho</w:t>
+        <w:t>O handebol de quadra é uma modalidade coletiva intermitente de alta intensidade: o jogo alterna, de forma imprevisível, esforços máximos e explosivos — sprints, saltos, arremessos, mudanças de direção, contatos — com períodos de recuperação incompleta, exigindo simultaneamente potência anaeróbia, capacidade aeróbia intermitente e tolerância à fadiga (KARCHER; BUCHHEIT, 2014; WAGNER et al., 2014). As demandas variam com a posição tática, e indícios de fadiga já foram documentados pela queda do volume de corrida em alta intensidade ao longo da partida (MICHALSIK; MADSEN; AAGAARD, 2013). Esse perfil de esforço torna a carga interna particularmente elevada nos microciclos de acúmulo, com repercussão direta sobre o estado afetivo dos atletas — em handebolistas de elite, o humor e o estresse associam-se a marcadores de sobrecarga fisiológica e psicossomática (RATZ-SULYOK et al., 2026).</w:t>
       </w:r>
     </w:p>
     <w:p>
@@ -142,7 +106,97 @@
           <w:b w:val="0"/>
           <w:sz w:val="24"/>
         </w:rPr>
-        <w:t>Participaram 27 atletas de handebol do sexo masculino de nível competitivo (Tabela 1). O monitoramento ocorreu ao longo de sete dias consecutivos (21–27/04/2024), com duas aplicações do BRUMS por dia de treino — a primeira tomada como pré e a última como pós —, totalizando 456 observações válidas. A Figura 1 sintetiza o framework das coletas. Distribuição por posição: Armador (11), Ala (9), Pivô (4), Goleiro (3).</w:t>
+        <w:t>A resposta afetiva à carga, contudo, não é estática: em fases de redução de carga a fadiga percebida decresce e o desempenho melhora, ao passo que, em microciclos de acúmulo, espera-se o movimento inverso — vigor em queda e fadiga em ascensão. A última semana de pré-temporada concentra a carga que antecede a competição e constitui, portanto, uma janela crítica para observar como cada dimensão do humor se comporta ao longo dos dias e dentro de cada dia de treino, e como as dimensões se relacionam entre si — em particular, se e quando o afeto negativo (depressão, raiva, confusão) passa a acompanhar a fadiga. Descrever e comparar esse comportamento, do nível do grupo ao nível do sujeito, fornece à comissão técnica informação individualizada e diretamente acionável.</w:t>
+      </w:r>
+    </w:p>
+    <w:p>
+      <w:pPr>
+        <w:spacing w:before="200" w:after="80" w:line="360" w:lineRule="auto"/>
+      </w:pPr>
+      <w:r>
+        <w:rPr>
+          <w:b/>
+          <w:sz w:val="24"/>
+        </w:rPr>
+        <w:t>2 JUSTIFICATIVA</w:t>
+      </w:r>
+    </w:p>
+    <w:p>
+      <w:pPr>
+        <w:spacing w:line="360" w:lineRule="auto" w:after="120"/>
+        <w:ind w:firstLine="709"/>
+        <w:jc w:val="both"/>
+      </w:pPr>
+      <w:r>
+        <w:rPr>
+          <w:b w:val="0"/>
+          <w:sz w:val="24"/>
+        </w:rPr>
+        <w:t>Descrever e classificar o perfil de humor na semana pré-competitiva, com estatística comparativa robusta (variação percentual, intervalos de confiança e tamanho de efeito), permite separar o que é sinal de deterioração real do que é apenas flutuação, distinguir uma fadiga funcional de treino de uma deterioração afetiva mais ampla e identificar quais dimensões e quais dias concentram a maior sensibilidade. Compreender, ainda, a estrutura de correlação entre as subescalas — especialmente nos dias de maior vigor e de maior fadiga — esclarece se o afeto negativo é independente da fadiga ou se com ela se consolida, o que tem implicação direta para a interpretação dos escores no monitoramento diário e para a individualização da recuperação.</w:t>
+      </w:r>
+    </w:p>
+    <w:p>
+      <w:pPr>
+        <w:spacing w:before="200" w:after="80" w:line="360" w:lineRule="auto"/>
+      </w:pPr>
+      <w:r>
+        <w:rPr>
+          <w:b/>
+          <w:sz w:val="24"/>
+        </w:rPr>
+        <w:t>3 OBJETIVO</w:t>
+      </w:r>
+    </w:p>
+    <w:p>
+      <w:pPr>
+        <w:spacing w:line="360" w:lineRule="auto" w:after="120"/>
+        <w:ind w:firstLine="709"/>
+        <w:jc w:val="both"/>
+      </w:pPr>
+      <w:r>
+        <w:rPr>
+          <w:b w:val="0"/>
+          <w:sz w:val="24"/>
+        </w:rPr>
+        <w:t>Avaliar o perfil de humor de atletas de handebol de elite na última semana de pré-temporada, descrevendo e comparando o comportamento das variáveis do BRUMS no grupo (geral, pré→pós, por dia e intra-dia), analisando a correlação entre as subescalas com ênfase nos dias de maior vigor e de maior fadiga, e classificando os perfis de humor — do nível do grupo ao nível do sujeito, com estimativas de variação percentual, intervalo de confiança e tamanho de efeito.</w:t>
+      </w:r>
+    </w:p>
+    <w:p>
+      <w:pPr>
+        <w:spacing w:before="200" w:after="80" w:line="360" w:lineRule="auto"/>
+      </w:pPr>
+      <w:r>
+        <w:rPr>
+          <w:b/>
+          <w:sz w:val="24"/>
+        </w:rPr>
+        <w:t>4 MÉTODO</w:t>
+      </w:r>
+    </w:p>
+    <w:p>
+      <w:pPr>
+        <w:spacing w:before="200" w:after="80" w:line="360" w:lineRule="auto"/>
+      </w:pPr>
+      <w:r>
+        <w:rPr>
+          <w:b/>
+          <w:sz w:val="24"/>
+        </w:rPr>
+        <w:t>4.1 Delineamento e amostra</w:t>
+      </w:r>
+    </w:p>
+    <w:p>
+      <w:pPr>
+        <w:spacing w:line="360" w:lineRule="auto" w:after="120"/>
+        <w:ind w:firstLine="709"/>
+        <w:jc w:val="both"/>
+      </w:pPr>
+      <w:r>
+        <w:rPr>
+          <w:b w:val="0"/>
+          <w:sz w:val="24"/>
+        </w:rPr>
+        <w:t>Estudo descritivo, longitudinal e observacional, de medidas repetidas intraindividuais, em condições ecológicas de treinamento. Participaram 27 atletas de handebol do sexo masculino de nível competitivo (Tabela 1), distribuídos nas posições da modalidade (Armador (11), Ala (9), Pivô (4), Goleiro (3)). O monitoramento ocorreu ao longo de sete dias consecutivos (21–27/04/2024), o microciclo pré-competitivo que antecede a competição, com duas aplicações do BRUMS por dia de treino — a primeira tomada como pré e a última como pós —, totalizando 456 observações válidas. A Figura 1 detalha o framework das coletas.</w:t>
       </w:r>
     </w:p>
     <w:p>
@@ -153,7 +207,7 @@
         <w:rPr>
           <w:sz w:val="22"/>
         </w:rPr>
-        <w:t>Tabela 1 – Caracterização sociodemográfica e antropométrica da amostra (n = 27).</w:t>
+        <w:t>Tabela 1 – Caracterização sociodemográfica e antropométrica da amostra (n = 27): média, desvio-padrão, IC95% e amplitude.</w:t>
       </w:r>
     </w:p>
     <w:tbl>
@@ -561,7 +615,7 @@
                 <w:rFonts w:ascii="Times New Roman" w:hAnsi="Times New Roman"/>
                 <w:sz w:val="18"/>
               </w:rPr>
-              <w:t>Massa (kg)</w:t>
+              <w:t>Massa corporal (kg)</w:t>
             </w:r>
           </w:p>
         </w:tc>
@@ -683,7 +737,7 @@
                 <w:rFonts w:ascii="Times New Roman" w:hAnsi="Times New Roman"/>
                 <w:sz w:val="18"/>
               </w:rPr>
-              <w:t>% de gordura</w:t>
+              <w:t>Percentual de gordura</w:t>
             </w:r>
           </w:p>
         </w:tc>
@@ -805,7 +859,7 @@
                 <w:rFonts w:ascii="Times New Roman" w:hAnsi="Times New Roman"/>
                 <w:sz w:val="18"/>
               </w:rPr>
-              <w:t>Experiência (anos)</w:t>
+              <w:t>Experiência na modalidade (anos)</w:t>
             </w:r>
           </w:p>
         </w:tc>
@@ -926,7 +980,7 @@
       <w:r>
         <w:drawing>
           <wp:inline xmlns:a="http://schemas.openxmlformats.org/drawingml/2006/main" xmlns:pic="http://schemas.openxmlformats.org/drawingml/2006/picture">
-            <wp:extent cx="3780000" cy="3696000"/>
+            <wp:extent cx="3960000" cy="3816000"/>
             <wp:docPr id="1" name="Picture 1"/>
             <wp:cNvGraphicFramePr>
               <a:graphicFrameLocks noChangeAspect="1"/>
@@ -935,7 +989,7 @@
               <a:graphicData uri="http://schemas.openxmlformats.org/drawingml/2006/picture">
                 <pic:pic>
                   <pic:nvPicPr>
-                    <pic:cNvPr id="0" name="xb_framework.png"/>
+                    <pic:cNvPr id="0" name="xb2_framework.png"/>
                     <pic:cNvPicPr/>
                   </pic:nvPicPr>
                   <pic:blipFill>
@@ -947,7 +1001,7 @@
                   <pic:spPr>
                     <a:xfrm>
                       <a:off x="0" y="0"/>
-                      <a:ext cx="3780000" cy="3696000"/>
+                      <a:ext cx="3960000" cy="3816000"/>
                     </a:xfrm>
                     <a:prstGeom prst="rect"/>
                   </pic:spPr>
@@ -966,7 +1020,7 @@
         <w:rPr>
           <w:sz w:val="22"/>
         </w:rPr>
-        <w:t>Figura 1 – Framework das coletas: dos atletas às observações do BRUMS e à classificação de perfis.</w:t>
+        <w:t>Figura 1 – Framework das coletas: da amostra e do microciclo às observações do BRUMS, às subescalas e à classificação de perfis.</w:t>
       </w:r>
     </w:p>
     <w:p>
@@ -990,7 +1044,7 @@
           <w:b/>
           <w:sz w:val="24"/>
         </w:rPr>
-        <w:t>3.2 Instrumento e procedimentos</w:t>
+        <w:t>4.2 Instrumento</w:t>
       </w:r>
     </w:p>
     <w:p>
@@ -1004,7 +1058,7 @@
           <w:b w:val="0"/>
           <w:sz w:val="24"/>
         </w:rPr>
-        <w:t>O humor foi avaliado pela BRUMS-24 (24 adjetivos, escala 0–4; seis subescalas de 0–16 e a Perturbação Total do Humor, PTH = tensão + depressão + raiva + fadiga + confusão − vigor). Os questionários foram autoaplicados por formulário eletrônico com carimbo de data/hora.</w:t>
+        <w:t>O humor foi avaliado pela BRUMS-24, composta por 24 adjetivos respondidos em escala Likert de 0 (“nada”) a 4 (“extremamente”), organizados em seis subescalas de 0 a 16 pontos (tensão, depressão, raiva, vigor, fadiga e confusão). A Perturbação Total do Humor (PTH) resume o perfil em um índice único: PTH = tensão + depressão + raiva + fadiga + confusão − vigor. Os questionários foram autoaplicados por formulário eletrônico com carimbo de data/hora, tomando-se a primeira resposta do dia como pré e a última como pós.</w:t>
       </w:r>
     </w:p>
     <w:p>
@@ -1016,7 +1070,7 @@
           <w:b/>
           <w:sz w:val="24"/>
         </w:rPr>
-        <w:t>3.3 Análise estatística</w:t>
+        <w:t>4.3 Análise estatística</w:t>
       </w:r>
     </w:p>
     <w:p>
@@ -1030,7 +1084,7 @@
           <w:b w:val="0"/>
           <w:sz w:val="24"/>
         </w:rPr>
-        <w:t>Estatística descritiva (média, mediana, desvio-padrão, IC95%, coeficiente de variação e amplitude) de cada subescala e da PTH, no geral, por dia e nos momentos pré e pós. Comparações pré→pós e Dia 1→Dia 7 por teste de Wilcoxon pareado, com variação percentual, tamanho de efeito pareado (dz de Cohen) e classificação de magnitude (trivial &lt; 0,2; pequeno &lt; 0,5; médio &lt; 0,8; grande ≥ 0,8). Classificação de cada observação nos seis perfis de humor de Terry por proximidade aos protótipos em escores padronizados. Análises no nível do grupo e no nível do sujeito.</w:t>
+        <w:t>Estatística descritiva de cada subescala e da PTH (média, mediana, desvio-padrão, intervalo de confiança de 95%, coeficiente de variação e amplitude), no geral, por dia e nos momentos pré e pós. As comparações pré→pós e Dia 1→Dia 7 usaram o teste de Wilcoxon pareado, reportando variação absoluta e percentual, tamanho de efeito pareado (dz de Cohen) com intervalo de confiança e classificação de magnitude (trivial &lt; 0,2; pequeno &lt; 0,5; médio &lt; 0,8; grande ≥ 0,8). A estrutura de associação entre as subescalas foi examinada por correlação de Spearman (matriz entre atletas e correlações diárias), com ênfase nos dias de maior vigor e de maior fadiga. Cada observação foi classificada nos seis perfis de humor de Terry por proximidade aos protótipos em escores padronizados. As análises foram conduzidas no nível do grupo e no nível do sujeito.</w:t>
       </w:r>
     </w:p>
     <w:p>
@@ -1042,19 +1096,7 @@
           <w:b/>
           <w:sz w:val="24"/>
         </w:rPr>
-        <w:t>4 RESULTADOS</w:t>
-      </w:r>
-    </w:p>
-    <w:p>
-      <w:pPr>
-        <w:spacing w:before="200" w:after="80" w:line="360" w:lineRule="auto"/>
-      </w:pPr>
-      <w:r>
-        <w:rPr>
-          <w:b/>
-          <w:sz w:val="24"/>
-        </w:rPr>
-        <w:t>4.1 Análise descritiva geral do grupo</w:t>
+        <w:t>5 RESULTADOS</w:t>
       </w:r>
     </w:p>
     <w:p>
@@ -1068,7 +1110,33 @@
           <w:b w:val="0"/>
           <w:sz w:val="24"/>
         </w:rPr>
-        <w:t>As subescalas negativas situam-se próximas do piso (medianas baixas, coeficientes de variação elevados), de modo que a variabilidade útil concentra-se no eixo energia–fadiga (Tabela 2): o vigor e a fadiga são as dimensões de maior média e dispersão informativa.</w:t>
+        <w:t>Os resultados são apresentados primeiro no nível do grupo (5.1 a 5.6) e, em seguida, no nível do sujeito (5.7).</w:t>
+      </w:r>
+    </w:p>
+    <w:p>
+      <w:pPr>
+        <w:spacing w:before="200" w:after="80" w:line="360" w:lineRule="auto"/>
+      </w:pPr>
+      <w:r>
+        <w:rPr>
+          <w:b/>
+          <w:sz w:val="24"/>
+        </w:rPr>
+        <w:t>5.1 Análise descritiva geral do grupo</w:t>
+      </w:r>
+    </w:p>
+    <w:p>
+      <w:pPr>
+        <w:spacing w:line="360" w:lineRule="auto" w:after="120"/>
+        <w:ind w:firstLine="709"/>
+        <w:jc w:val="both"/>
+      </w:pPr>
+      <w:r>
+        <w:rPr>
+          <w:b w:val="0"/>
+          <w:sz w:val="24"/>
+        </w:rPr>
+        <w:t>As subescalas negativas situam-se próximas do piso (medianas baixas e coeficientes de variação elevados), enquanto o vigor e a fadiga concentram a média e a dispersão informativas — é no eixo energia–fadiga que reside a variabilidade útil do microciclo (Tabela 2). A confusão é a subescala de menor média e a tensão e a raiva, embora baixas, são as negativas mais expressivas.</w:t>
       </w:r>
     </w:p>
     <w:p>
@@ -2485,7 +2553,7 @@
           <w:b/>
           <w:sz w:val="24"/>
         </w:rPr>
-        <w:t>4.2 Comportamento ao longo da semana e do Dia 1 ao Dia 7</w:t>
+        <w:t>5.2 Comportamento ao longo da semana e do Dia 1 ao Dia 7</w:t>
       </w:r>
     </w:p>
     <w:p>
@@ -2499,7 +2567,7 @@
           <w:b w:val="0"/>
           <w:sz w:val="24"/>
         </w:rPr>
-        <w:t>Ao longo da semana (Figura 2), o vigor declina e a fadiga e a PTH ascendem, ao passo que as subescalas negativas de valência não fadiga oscilam próximas do piso. Na comparação Dia 1 → Dia 7 (Tabela 3), o vigor recua com efeito grande (Δ = -3,15; -41%; dz = -0,95; p = 0,001) e a fadiga sobe com efeito médio (Δ = +3,19; 75%; dz = 0,72; p = 0,004); a tensão e a confusão, ao contrário, decrescem — acomodação do estado inicial de ativação.</w:t>
+        <w:t>A Figura 2 mostra, com bandas de confiança de 95%, as trajetórias das subescalas: no eixo energia–fadiga o vigor declina e a fadiga e a PTH ascendem de forma sistemática, ao passo que as subescalas negativas de valência não fadiga oscilam próximas do piso, sem tendência monotônica clara. Na comparação Dia 1 → Dia 7 (Tabela 3), o vigor recua com efeito grande (Δ = -3,15; -41%; dz = -0,95; p = 0,001) e a fadiga sobe com efeito médio (Δ = +3,19; 75%; dz = 0,72; p = 0,004); a tensão e a confusão, ao contrário, decrescem significativamente — uma acomodação do estado inicial de ativação e apreensão.</w:t>
       </w:r>
     </w:p>
     <w:p>
@@ -2510,7 +2578,7 @@
       <w:r>
         <w:drawing>
           <wp:inline xmlns:a="http://schemas.openxmlformats.org/drawingml/2006/main" xmlns:pic="http://schemas.openxmlformats.org/drawingml/2006/picture">
-            <wp:extent cx="5400000" cy="2016000"/>
+            <wp:extent cx="5580000" cy="2232000"/>
             <wp:docPr id="2" name="Picture 2"/>
             <wp:cNvGraphicFramePr>
               <a:graphicFrameLocks noChangeAspect="1"/>
@@ -2519,7 +2587,7 @@
               <a:graphicData uri="http://schemas.openxmlformats.org/drawingml/2006/picture">
                 <pic:pic>
                   <pic:nvPicPr>
-                    <pic:cNvPr id="0" name="xb_traj.png"/>
+                    <pic:cNvPr id="0" name="xb2_traj.png"/>
                     <pic:cNvPicPr/>
                   </pic:nvPicPr>
                   <pic:blipFill>
@@ -2531,7 +2599,7 @@
                   <pic:spPr>
                     <a:xfrm>
                       <a:off x="0" y="0"/>
-                      <a:ext cx="5400000" cy="2016000"/>
+                      <a:ext cx="5580000" cy="2232000"/>
                     </a:xfrm>
                     <a:prstGeom prst="rect"/>
                   </pic:spPr>
@@ -2550,7 +2618,7 @@
         <w:rPr>
           <w:sz w:val="22"/>
         </w:rPr>
-        <w:t>Figura 2 – Trajetória das subescalas do BRUMS ao longo da semana (médias diárias; barras = IC95% no eixo energia–fadiga).</w:t>
+        <w:t>Figura 2 – Trajetória das subescalas do BRUMS ao longo da semana (médias diárias; áreas sombreadas = IC95%).</w:t>
       </w:r>
     </w:p>
     <w:p>
@@ -2573,7 +2641,7 @@
         <w:rPr>
           <w:sz w:val="22"/>
         </w:rPr>
-        <w:t>Tabela 3 – Comparação Dia 1 → Dia 7 por subescala: médias, variação, tamanho de efeito e magnitude.</w:t>
+        <w:t>Tabela 3 – Comparação Dia 1 → Dia 7 por subescala: médias, variação absoluta e percentual, tamanho de efeito e magnitude.</w:t>
       </w:r>
     </w:p>
     <w:tbl>
@@ -4173,7 +4241,7 @@
           <w:b/>
           <w:sz w:val="24"/>
         </w:rPr>
-        <w:t>4.3 Resposta aguda pré→pós da semana</w:t>
+        <w:t>5.3 Resposta aguda pré→pós ao longo da semana</w:t>
       </w:r>
     </w:p>
     <w:p>
@@ -4187,7 +4255,7 @@
           <w:b w:val="0"/>
           <w:sz w:val="24"/>
         </w:rPr>
-        <w:t>Agregando toda a semana, a resposta aguda ao treino (pré → pós) é significativa e de magnitude média no eixo energia–fadiga (Tabela 4): o vigor cai 19% (dz = -0,74; p = 0,001), a fadiga sobe 34% (dz = 0,60; p = 0,005) e a PTH aumenta 131% (dz = 0,66). As demais subescalas apresentam resposta trivial a pequena, sem significância — a deterioração aguda poupa o afeto negativo geral.</w:t>
+        <w:t>Agregando toda a semana, a resposta aguda ao treino (pré → pós) é significativa e de magnitude média no eixo energia–fadiga (Tabela 4): o vigor cai 19% (dz = -0,74; p = 0,001), a fadiga sobe 34% (dz = 0,60; p = 0,005) e a PTH aumenta 131% (dz = 0,66). As demais subescalas apresentam resposta trivial a pequena, sem significância — a deterioração aguda do treino concentra-se na energia e na fadiga e poupa o afeto negativo geral.</w:t>
       </w:r>
     </w:p>
     <w:p>
@@ -5798,7 +5866,7 @@
           <w:b/>
           <w:sz w:val="24"/>
         </w:rPr>
-        <w:t>4.4 Comportamento intra-dia (pré → pós por dia)</w:t>
+        <w:t>5.4 Comportamento da depressão, da raiva e da confusão</w:t>
       </w:r>
     </w:p>
     <w:p>
@@ -5812,7 +5880,7 @@
           <w:b w:val="0"/>
           <w:sz w:val="24"/>
         </w:rPr>
-        <w:t>O padrão intra-dia repete-se com regularidade ao longo da semana (Figura 3; Tabela 5): em todos os dias de treino o vigor cai e a fadiga e a PTH sobem do pré para o pós, sinal de um choque agudo consistente a cada sessão.</w:t>
+        <w:t>Embora operem próximas do piso, as subescalas negativas apresentam dinâmicas próprias e informativas (Figura 3; Tabela 5). A raiva é a mais reativa e atinge o máximo no dia mais fadigado (pico no Dia 7 = 2,39), acompanhando o acúmulo de carga. A depressão tem pico intermediário (Dia 4 = 1,35), sugerindo um vale afetivo no meio da semana. A confusão e a tensão, ao contrário, são mais altas no início (pico no Dia 1), quando a apreensão pré-microciclo é maior, e decrescem em seguida — a confusão atinge o mínimo (0,15) e permanece a subescala de menor expressão. Todas as negativas apresentam um vale comum por volta do Dia 5, dia de menor carga do microciclo.</w:t>
       </w:r>
     </w:p>
     <w:p>
@@ -5823,7 +5891,7 @@
       <w:r>
         <w:drawing>
           <wp:inline xmlns:a="http://schemas.openxmlformats.org/drawingml/2006/main" xmlns:pic="http://schemas.openxmlformats.org/drawingml/2006/picture">
-            <wp:extent cx="5400000" cy="1944000"/>
+            <wp:extent cx="5580000" cy="1860000"/>
             <wp:docPr id="3" name="Picture 3"/>
             <wp:cNvGraphicFramePr>
               <a:graphicFrameLocks noChangeAspect="1"/>
@@ -5832,7 +5900,7 @@
               <a:graphicData uri="http://schemas.openxmlformats.org/drawingml/2006/picture">
                 <pic:pic>
                   <pic:nvPicPr>
-                    <pic:cNvPr id="0" name="xb_intraday.png"/>
+                    <pic:cNvPr id="0" name="xb2_negatives.png"/>
                     <pic:cNvPicPr/>
                   </pic:nvPicPr>
                   <pic:blipFill>
@@ -5844,7 +5912,7 @@
                   <pic:spPr>
                     <a:xfrm>
                       <a:off x="0" y="0"/>
-                      <a:ext cx="5400000" cy="1944000"/>
+                      <a:ext cx="5580000" cy="1860000"/>
                     </a:xfrm>
                     <a:prstGeom prst="rect"/>
                   </pic:spPr>
@@ -5863,7 +5931,7 @@
         <w:rPr>
           <w:sz w:val="22"/>
         </w:rPr>
-        <w:t>Figura 3 – Escores pré e pós-treino por dia para vigor, fadiga e PTH/TMD (médias do grupo).</w:t>
+        <w:t>Figura 3 – Comportamento diário da depressão, da raiva e da confusão (médias com IC95%); faixas sombreadas destacam o dia de maior vigor (D1) e o de maior fadiga (D7).</w:t>
       </w:r>
     </w:p>
     <w:p>
@@ -5886,7 +5954,7 @@
         <w:rPr>
           <w:sz w:val="22"/>
         </w:rPr>
-        <w:t>Tabela 5 – Variação intra-dia (Δ pós−pré e dz) por dia. * p &lt; 0,05.</w:t>
+        <w:t>Tabela 5 – Médias diárias das subescalas negativas e dia de pico.</w:t>
       </w:r>
     </w:p>
     <w:tbl>
@@ -5896,19 +5964,20 @@
         <w:tblLook w:firstColumn="1" w:firstRow="1" w:lastColumn="0" w:lastRow="0" w:noHBand="0" w:noVBand="1" w:val="04A0"/>
       </w:tblPr>
       <w:tblGrid>
-        <w:gridCol w:w="1176"/>
-        <w:gridCol w:w="1176"/>
-        <w:gridCol w:w="1176"/>
-        <w:gridCol w:w="1176"/>
-        <w:gridCol w:w="1176"/>
-        <w:gridCol w:w="1176"/>
-        <w:gridCol w:w="1176"/>
-        <w:gridCol w:w="1176"/>
+        <w:gridCol w:w="1045"/>
+        <w:gridCol w:w="1045"/>
+        <w:gridCol w:w="1045"/>
+        <w:gridCol w:w="1045"/>
+        <w:gridCol w:w="1045"/>
+        <w:gridCol w:w="1045"/>
+        <w:gridCol w:w="1045"/>
+        <w:gridCol w:w="1045"/>
+        <w:gridCol w:w="1045"/>
       </w:tblGrid>
       <w:tr>
         <w:tc>
           <w:tcPr>
-            <w:tcW w:type="dxa" w:w="1176"/>
+            <w:tcW w:type="dxa" w:w="1045"/>
             <w:tcBorders>
               <w:top w:val="single" w:sz="6" w:color="000000"/>
               <w:bottom w:val="single" w:sz="6" w:color="000000"/>
@@ -5927,13 +5996,13 @@
                 <w:b/>
                 <w:sz w:val="17"/>
               </w:rPr>
-              <w:t>Variável</w:t>
+              <w:t>Subescala</w:t>
             </w:r>
           </w:p>
         </w:tc>
         <w:tc>
           <w:tcPr>
-            <w:tcW w:type="dxa" w:w="1176"/>
+            <w:tcW w:type="dxa" w:w="1045"/>
             <w:tcBorders>
               <w:top w:val="single" w:sz="6" w:color="000000"/>
               <w:bottom w:val="single" w:sz="6" w:color="000000"/>
@@ -5952,13 +6021,13 @@
                 <w:b/>
                 <w:sz w:val="17"/>
               </w:rPr>
-              <w:t>Dia 1</w:t>
+              <w:t>D1</w:t>
             </w:r>
           </w:p>
         </w:tc>
         <w:tc>
           <w:tcPr>
-            <w:tcW w:type="dxa" w:w="1176"/>
+            <w:tcW w:type="dxa" w:w="1045"/>
             <w:tcBorders>
               <w:top w:val="single" w:sz="6" w:color="000000"/>
               <w:bottom w:val="single" w:sz="6" w:color="000000"/>
@@ -5977,13 +6046,13 @@
                 <w:b/>
                 <w:sz w:val="17"/>
               </w:rPr>
-              <w:t>Dia 2</w:t>
+              <w:t>D2</w:t>
             </w:r>
           </w:p>
         </w:tc>
         <w:tc>
           <w:tcPr>
-            <w:tcW w:type="dxa" w:w="1176"/>
+            <w:tcW w:type="dxa" w:w="1045"/>
             <w:tcBorders>
               <w:top w:val="single" w:sz="6" w:color="000000"/>
               <w:bottom w:val="single" w:sz="6" w:color="000000"/>
@@ -6002,13 +6071,13 @@
                 <w:b/>
                 <w:sz w:val="17"/>
               </w:rPr>
-              <w:t>Dia 3</w:t>
+              <w:t>D3</w:t>
             </w:r>
           </w:p>
         </w:tc>
         <w:tc>
           <w:tcPr>
-            <w:tcW w:type="dxa" w:w="1176"/>
+            <w:tcW w:type="dxa" w:w="1045"/>
             <w:tcBorders>
               <w:top w:val="single" w:sz="6" w:color="000000"/>
               <w:bottom w:val="single" w:sz="6" w:color="000000"/>
@@ -6027,13 +6096,13 @@
                 <w:b/>
                 <w:sz w:val="17"/>
               </w:rPr>
-              <w:t>Dia 4</w:t>
+              <w:t>D4</w:t>
             </w:r>
           </w:p>
         </w:tc>
         <w:tc>
           <w:tcPr>
-            <w:tcW w:type="dxa" w:w="1176"/>
+            <w:tcW w:type="dxa" w:w="1045"/>
             <w:tcBorders>
               <w:top w:val="single" w:sz="6" w:color="000000"/>
               <w:bottom w:val="single" w:sz="6" w:color="000000"/>
@@ -6052,13 +6121,13 @@
                 <w:b/>
                 <w:sz w:val="17"/>
               </w:rPr>
-              <w:t>Dia 5</w:t>
+              <w:t>D5</w:t>
             </w:r>
           </w:p>
         </w:tc>
         <w:tc>
           <w:tcPr>
-            <w:tcW w:type="dxa" w:w="1176"/>
+            <w:tcW w:type="dxa" w:w="1045"/>
             <w:tcBorders>
               <w:top w:val="single" w:sz="6" w:color="000000"/>
               <w:bottom w:val="single" w:sz="6" w:color="000000"/>
@@ -6077,13 +6146,13 @@
                 <w:b/>
                 <w:sz w:val="17"/>
               </w:rPr>
-              <w:t>Dia 6</w:t>
+              <w:t>D6</w:t>
             </w:r>
           </w:p>
         </w:tc>
         <w:tc>
           <w:tcPr>
-            <w:tcW w:type="dxa" w:w="1176"/>
+            <w:tcW w:type="dxa" w:w="1045"/>
             <w:tcBorders>
               <w:top w:val="single" w:sz="6" w:color="000000"/>
               <w:bottom w:val="single" w:sz="6" w:color="000000"/>
@@ -6102,7 +6171,32 @@
                 <w:b/>
                 <w:sz w:val="17"/>
               </w:rPr>
-              <w:t>Dia 7</w:t>
+              <w:t>D7</w:t>
+            </w:r>
+          </w:p>
+        </w:tc>
+        <w:tc>
+          <w:tcPr>
+            <w:tcW w:type="dxa" w:w="1045"/>
+            <w:tcBorders>
+              <w:top w:val="single" w:sz="6" w:color="000000"/>
+              <w:bottom w:val="single" w:sz="6" w:color="000000"/>
+              <w:left w:val="nil" w:sz="6" w:color="000000"/>
+              <w:right w:val="nil" w:sz="6" w:color="000000"/>
+            </w:tcBorders>
+          </w:tcPr>
+          <w:p>
+            <w:pPr>
+              <w:jc w:val="center"/>
+            </w:pPr>
+            <w:r/>
+            <w:r>
+              <w:rPr>
+                <w:rFonts w:ascii="Times New Roman" w:hAnsi="Times New Roman"/>
+                <w:b/>
+                <w:sz w:val="17"/>
+              </w:rPr>
+              <w:t>Pico</w:t>
             </w:r>
           </w:p>
         </w:tc>
@@ -6110,7 +6204,7 @@
       <w:tr>
         <w:tc>
           <w:tcPr>
-            <w:tcW w:type="dxa" w:w="1176"/>
+            <w:tcW w:type="dxa" w:w="1045"/>
             <w:tcBorders>
               <w:top w:val="single" w:sz="6" w:color="000000"/>
               <w:bottom w:val="single" w:sz="6" w:color="000000"/>
@@ -6128,13 +6222,13 @@
                 <w:rFonts w:ascii="Times New Roman" w:hAnsi="Times New Roman"/>
                 <w:sz w:val="17"/>
               </w:rPr>
-              <w:t>Vigor</w:t>
+              <w:t>Tensão</w:t>
             </w:r>
           </w:p>
         </w:tc>
         <w:tc>
           <w:tcPr>
-            <w:tcW w:type="dxa" w:w="1176"/>
+            <w:tcW w:type="dxa" w:w="1045"/>
             <w:tcBorders>
               <w:top w:val="single" w:sz="6" w:color="000000"/>
               <w:bottom w:val="single" w:sz="6" w:color="000000"/>
@@ -6152,13 +6246,13 @@
                 <w:rFonts w:ascii="Times New Roman" w:hAnsi="Times New Roman"/>
                 <w:sz w:val="17"/>
               </w:rPr>
-              <w:t>-2,5 (-1,0)*</w:t>
+              <w:t>1,79</w:t>
             </w:r>
           </w:p>
         </w:tc>
         <w:tc>
           <w:tcPr>
-            <w:tcW w:type="dxa" w:w="1176"/>
+            <w:tcW w:type="dxa" w:w="1045"/>
             <w:tcBorders>
               <w:top w:val="single" w:sz="6" w:color="000000"/>
               <w:bottom w:val="single" w:sz="6" w:color="000000"/>
@@ -6176,13 +6270,13 @@
                 <w:rFonts w:ascii="Times New Roman" w:hAnsi="Times New Roman"/>
                 <w:sz w:val="17"/>
               </w:rPr>
-              <w:t>-1,3 (-0,4)</w:t>
+              <w:t>1,69</w:t>
             </w:r>
           </w:p>
         </w:tc>
         <w:tc>
           <w:tcPr>
-            <w:tcW w:type="dxa" w:w="1176"/>
+            <w:tcW w:type="dxa" w:w="1045"/>
             <w:tcBorders>
               <w:top w:val="single" w:sz="6" w:color="000000"/>
               <w:bottom w:val="single" w:sz="6" w:color="000000"/>
@@ -6200,13 +6294,13 @@
                 <w:rFonts w:ascii="Times New Roman" w:hAnsi="Times New Roman"/>
                 <w:sz w:val="17"/>
               </w:rPr>
-              <w:t>-0,4 (-0,2)</w:t>
+              <w:t>1,19</w:t>
             </w:r>
           </w:p>
         </w:tc>
         <w:tc>
           <w:tcPr>
-            <w:tcW w:type="dxa" w:w="1176"/>
+            <w:tcW w:type="dxa" w:w="1045"/>
             <w:tcBorders>
               <w:top w:val="single" w:sz="6" w:color="000000"/>
               <w:bottom w:val="single" w:sz="6" w:color="000000"/>
@@ -6224,13 +6318,13 @@
                 <w:rFonts w:ascii="Times New Roman" w:hAnsi="Times New Roman"/>
                 <w:sz w:val="17"/>
               </w:rPr>
-              <w:t>-0,7 (-0,3)</w:t>
+              <w:t>1,43</w:t>
             </w:r>
           </w:p>
         </w:tc>
         <w:tc>
           <w:tcPr>
-            <w:tcW w:type="dxa" w:w="1176"/>
+            <w:tcW w:type="dxa" w:w="1045"/>
             <w:tcBorders>
               <w:top w:val="single" w:sz="6" w:color="000000"/>
               <w:bottom w:val="single" w:sz="6" w:color="000000"/>
@@ -6248,13 +6342,13 @@
                 <w:rFonts w:ascii="Times New Roman" w:hAnsi="Times New Roman"/>
                 <w:sz w:val="17"/>
               </w:rPr>
-              <w:t>-0,3 (-0,1)</w:t>
+              <w:t>1,18</w:t>
             </w:r>
           </w:p>
         </w:tc>
         <w:tc>
           <w:tcPr>
-            <w:tcW w:type="dxa" w:w="1176"/>
+            <w:tcW w:type="dxa" w:w="1045"/>
             <w:tcBorders>
               <w:top w:val="single" w:sz="6" w:color="000000"/>
               <w:bottom w:val="single" w:sz="6" w:color="000000"/>
@@ -6272,13 +6366,13 @@
                 <w:rFonts w:ascii="Times New Roman" w:hAnsi="Times New Roman"/>
                 <w:sz w:val="17"/>
               </w:rPr>
-              <w:t>-2,1 (-0,6)*</w:t>
+              <w:t>1,22</w:t>
             </w:r>
           </w:p>
         </w:tc>
         <w:tc>
           <w:tcPr>
-            <w:tcW w:type="dxa" w:w="1176"/>
+            <w:tcW w:type="dxa" w:w="1045"/>
             <w:tcBorders>
               <w:top w:val="single" w:sz="6" w:color="000000"/>
               <w:bottom w:val="single" w:sz="6" w:color="000000"/>
@@ -6296,7 +6390,31 @@
                 <w:rFonts w:ascii="Times New Roman" w:hAnsi="Times New Roman"/>
                 <w:sz w:val="17"/>
               </w:rPr>
-              <w:t>-0,5 (-0,2)</w:t>
+              <w:t>1,26</w:t>
+            </w:r>
+          </w:p>
+        </w:tc>
+        <w:tc>
+          <w:tcPr>
+            <w:tcW w:type="dxa" w:w="1045"/>
+            <w:tcBorders>
+              <w:top w:val="single" w:sz="6" w:color="000000"/>
+              <w:bottom w:val="single" w:sz="6" w:color="000000"/>
+              <w:left w:val="nil" w:sz="6" w:color="000000"/>
+              <w:right w:val="nil" w:sz="6" w:color="000000"/>
+            </w:tcBorders>
+          </w:tcPr>
+          <w:p>
+            <w:pPr>
+              <w:jc w:val="center"/>
+            </w:pPr>
+            <w:r/>
+            <w:r>
+              <w:rPr>
+                <w:rFonts w:ascii="Times New Roman" w:hAnsi="Times New Roman"/>
+                <w:sz w:val="17"/>
+              </w:rPr>
+              <w:t>D1</w:t>
             </w:r>
           </w:p>
         </w:tc>
@@ -6304,7 +6422,7 @@
       <w:tr>
         <w:tc>
           <w:tcPr>
-            <w:tcW w:type="dxa" w:w="1176"/>
+            <w:tcW w:type="dxa" w:w="1045"/>
             <w:tcBorders>
               <w:top w:val="single" w:sz="6" w:color="000000"/>
               <w:bottom w:val="single" w:sz="6" w:color="000000"/>
@@ -6322,13 +6440,13 @@
                 <w:rFonts w:ascii="Times New Roman" w:hAnsi="Times New Roman"/>
                 <w:sz w:val="17"/>
               </w:rPr>
-              <w:t>Fadiga</w:t>
+              <w:t>Depressão</w:t>
             </w:r>
           </w:p>
         </w:tc>
         <w:tc>
           <w:tcPr>
-            <w:tcW w:type="dxa" w:w="1176"/>
+            <w:tcW w:type="dxa" w:w="1045"/>
             <w:tcBorders>
               <w:top w:val="single" w:sz="6" w:color="000000"/>
               <w:bottom w:val="single" w:sz="6" w:color="000000"/>
@@ -6346,13 +6464,13 @@
                 <w:rFonts w:ascii="Times New Roman" w:hAnsi="Times New Roman"/>
                 <w:sz w:val="17"/>
               </w:rPr>
-              <w:t>+2,1 (+0,7)*</w:t>
+              <w:t>1,14</w:t>
             </w:r>
           </w:p>
         </w:tc>
         <w:tc>
           <w:tcPr>
-            <w:tcW w:type="dxa" w:w="1176"/>
+            <w:tcW w:type="dxa" w:w="1045"/>
             <w:tcBorders>
               <w:top w:val="single" w:sz="6" w:color="000000"/>
               <w:bottom w:val="single" w:sz="6" w:color="000000"/>
@@ -6370,13 +6488,13 @@
                 <w:rFonts w:ascii="Times New Roman" w:hAnsi="Times New Roman"/>
                 <w:sz w:val="17"/>
               </w:rPr>
-              <w:t>+2,6 (+0,6)*</w:t>
+              <w:t>1,17</w:t>
             </w:r>
           </w:p>
         </w:tc>
         <w:tc>
           <w:tcPr>
-            <w:tcW w:type="dxa" w:w="1176"/>
+            <w:tcW w:type="dxa" w:w="1045"/>
             <w:tcBorders>
               <w:top w:val="single" w:sz="6" w:color="000000"/>
               <w:bottom w:val="single" w:sz="6" w:color="000000"/>
@@ -6394,13 +6512,13 @@
                 <w:rFonts w:ascii="Times New Roman" w:hAnsi="Times New Roman"/>
                 <w:sz w:val="17"/>
               </w:rPr>
-              <w:t>+0,8 (+0,3)</w:t>
+              <w:t>0,84</w:t>
             </w:r>
           </w:p>
         </w:tc>
         <w:tc>
           <w:tcPr>
-            <w:tcW w:type="dxa" w:w="1176"/>
+            <w:tcW w:type="dxa" w:w="1045"/>
             <w:tcBorders>
               <w:top w:val="single" w:sz="6" w:color="000000"/>
               <w:bottom w:val="single" w:sz="6" w:color="000000"/>
@@ -6418,13 +6536,13 @@
                 <w:rFonts w:ascii="Times New Roman" w:hAnsi="Times New Roman"/>
                 <w:sz w:val="17"/>
               </w:rPr>
-              <w:t>+0,8 (+0,2)</w:t>
+              <w:t>1,35</w:t>
             </w:r>
           </w:p>
         </w:tc>
         <w:tc>
           <w:tcPr>
-            <w:tcW w:type="dxa" w:w="1176"/>
+            <w:tcW w:type="dxa" w:w="1045"/>
             <w:tcBorders>
               <w:top w:val="single" w:sz="6" w:color="000000"/>
               <w:bottom w:val="single" w:sz="6" w:color="000000"/>
@@ -6442,13 +6560,13 @@
                 <w:rFonts w:ascii="Times New Roman" w:hAnsi="Times New Roman"/>
                 <w:sz w:val="17"/>
               </w:rPr>
-              <w:t>+1,1 (+0,4)</w:t>
+              <w:t>0,51</w:t>
             </w:r>
           </w:p>
         </w:tc>
         <w:tc>
           <w:tcPr>
-            <w:tcW w:type="dxa" w:w="1176"/>
+            <w:tcW w:type="dxa" w:w="1045"/>
             <w:tcBorders>
               <w:top w:val="single" w:sz="6" w:color="000000"/>
               <w:bottom w:val="single" w:sz="6" w:color="000000"/>
@@ -6466,13 +6584,13 @@
                 <w:rFonts w:ascii="Times New Roman" w:hAnsi="Times New Roman"/>
                 <w:sz w:val="17"/>
               </w:rPr>
-              <w:t>+1,4 (+0,4)</w:t>
+              <w:t>0,99</w:t>
             </w:r>
           </w:p>
         </w:tc>
         <w:tc>
           <w:tcPr>
-            <w:tcW w:type="dxa" w:w="1176"/>
+            <w:tcW w:type="dxa" w:w="1045"/>
             <w:tcBorders>
               <w:top w:val="single" w:sz="6" w:color="000000"/>
               <w:bottom w:val="single" w:sz="6" w:color="000000"/>
@@ -6490,7 +6608,31 @@
                 <w:rFonts w:ascii="Times New Roman" w:hAnsi="Times New Roman"/>
                 <w:sz w:val="17"/>
               </w:rPr>
-              <w:t>+1,6 (+0,5)</w:t>
+              <w:t>1,11</w:t>
+            </w:r>
+          </w:p>
+        </w:tc>
+        <w:tc>
+          <w:tcPr>
+            <w:tcW w:type="dxa" w:w="1045"/>
+            <w:tcBorders>
+              <w:top w:val="single" w:sz="6" w:color="000000"/>
+              <w:bottom w:val="single" w:sz="6" w:color="000000"/>
+              <w:left w:val="nil" w:sz="6" w:color="000000"/>
+              <w:right w:val="nil" w:sz="6" w:color="000000"/>
+            </w:tcBorders>
+          </w:tcPr>
+          <w:p>
+            <w:pPr>
+              <w:jc w:val="center"/>
+            </w:pPr>
+            <w:r/>
+            <w:r>
+              <w:rPr>
+                <w:rFonts w:ascii="Times New Roman" w:hAnsi="Times New Roman"/>
+                <w:sz w:val="17"/>
+              </w:rPr>
+              <w:t>D4</w:t>
             </w:r>
           </w:p>
         </w:tc>
@@ -6498,7 +6640,7 @@
       <w:tr>
         <w:tc>
           <w:tcPr>
-            <w:tcW w:type="dxa" w:w="1176"/>
+            <w:tcW w:type="dxa" w:w="1045"/>
             <w:tcBorders>
               <w:top w:val="single" w:sz="6" w:color="000000"/>
               <w:bottom w:val="single" w:sz="6" w:color="000000"/>
@@ -6516,13 +6658,13 @@
                 <w:rFonts w:ascii="Times New Roman" w:hAnsi="Times New Roman"/>
                 <w:sz w:val="17"/>
               </w:rPr>
-              <w:t>PTH/TMD</w:t>
+              <w:t>Raiva</w:t>
             </w:r>
           </w:p>
         </w:tc>
         <w:tc>
           <w:tcPr>
-            <w:tcW w:type="dxa" w:w="1176"/>
+            <w:tcW w:type="dxa" w:w="1045"/>
             <w:tcBorders>
               <w:top w:val="single" w:sz="6" w:color="000000"/>
               <w:bottom w:val="single" w:sz="6" w:color="000000"/>
@@ -6540,13 +6682,13 @@
                 <w:rFonts w:ascii="Times New Roman" w:hAnsi="Times New Roman"/>
                 <w:sz w:val="17"/>
               </w:rPr>
-              <w:t>+6,9 (+0,8)*</w:t>
+              <w:t>1,95</w:t>
             </w:r>
           </w:p>
         </w:tc>
         <w:tc>
           <w:tcPr>
-            <w:tcW w:type="dxa" w:w="1176"/>
+            <w:tcW w:type="dxa" w:w="1045"/>
             <w:tcBorders>
               <w:top w:val="single" w:sz="6" w:color="000000"/>
               <w:bottom w:val="single" w:sz="6" w:color="000000"/>
@@ -6564,13 +6706,13 @@
                 <w:rFonts w:ascii="Times New Roman" w:hAnsi="Times New Roman"/>
                 <w:sz w:val="17"/>
               </w:rPr>
-              <w:t>+2,8 (+0,3)</w:t>
+              <w:t>1,84</w:t>
             </w:r>
           </w:p>
         </w:tc>
         <w:tc>
           <w:tcPr>
-            <w:tcW w:type="dxa" w:w="1176"/>
+            <w:tcW w:type="dxa" w:w="1045"/>
             <w:tcBorders>
               <w:top w:val="single" w:sz="6" w:color="000000"/>
               <w:bottom w:val="single" w:sz="6" w:color="000000"/>
@@ -6588,13 +6730,13 @@
                 <w:rFonts w:ascii="Times New Roman" w:hAnsi="Times New Roman"/>
                 <w:sz w:val="17"/>
               </w:rPr>
-              <w:t>+1,1 (+0,2)</w:t>
+              <w:t>1,63</w:t>
             </w:r>
           </w:p>
         </w:tc>
         <w:tc>
           <w:tcPr>
-            <w:tcW w:type="dxa" w:w="1176"/>
+            <w:tcW w:type="dxa" w:w="1045"/>
             <w:tcBorders>
               <w:top w:val="single" w:sz="6" w:color="000000"/>
               <w:bottom w:val="single" w:sz="6" w:color="000000"/>
@@ -6612,13 +6754,13 @@
                 <w:rFonts w:ascii="Times New Roman" w:hAnsi="Times New Roman"/>
                 <w:sz w:val="17"/>
               </w:rPr>
-              <w:t>+3,4 (+0,5)</w:t>
+              <w:t>1,50</w:t>
             </w:r>
           </w:p>
         </w:tc>
         <w:tc>
           <w:tcPr>
-            <w:tcW w:type="dxa" w:w="1176"/>
+            <w:tcW w:type="dxa" w:w="1045"/>
             <w:tcBorders>
               <w:top w:val="single" w:sz="6" w:color="000000"/>
               <w:bottom w:val="single" w:sz="6" w:color="000000"/>
@@ -6636,13 +6778,13 @@
                 <w:rFonts w:ascii="Times New Roman" w:hAnsi="Times New Roman"/>
                 <w:sz w:val="17"/>
               </w:rPr>
-              <w:t>+1,1 (+0,2)</w:t>
+              <w:t>0,58</w:t>
             </w:r>
           </w:p>
         </w:tc>
         <w:tc>
           <w:tcPr>
-            <w:tcW w:type="dxa" w:w="1176"/>
+            <w:tcW w:type="dxa" w:w="1045"/>
             <w:tcBorders>
               <w:top w:val="single" w:sz="6" w:color="000000"/>
               <w:bottom w:val="single" w:sz="6" w:color="000000"/>
@@ -6660,13 +6802,13 @@
                 <w:rFonts w:ascii="Times New Roman" w:hAnsi="Times New Roman"/>
                 <w:sz w:val="17"/>
               </w:rPr>
-              <w:t>+6,7 (+0,7)*</w:t>
+              <w:t>1,65</w:t>
             </w:r>
           </w:p>
         </w:tc>
         <w:tc>
           <w:tcPr>
-            <w:tcW w:type="dxa" w:w="1176"/>
+            <w:tcW w:type="dxa" w:w="1045"/>
             <w:tcBorders>
               <w:top w:val="single" w:sz="6" w:color="000000"/>
               <w:bottom w:val="single" w:sz="6" w:color="000000"/>
@@ -6684,7 +6826,249 @@
                 <w:rFonts w:ascii="Times New Roman" w:hAnsi="Times New Roman"/>
                 <w:sz w:val="17"/>
               </w:rPr>
-              <w:t>+3,3 (+0,5)</w:t>
+              <w:t>2,39</w:t>
+            </w:r>
+          </w:p>
+        </w:tc>
+        <w:tc>
+          <w:tcPr>
+            <w:tcW w:type="dxa" w:w="1045"/>
+            <w:tcBorders>
+              <w:top w:val="single" w:sz="6" w:color="000000"/>
+              <w:bottom w:val="single" w:sz="6" w:color="000000"/>
+              <w:left w:val="nil" w:sz="6" w:color="000000"/>
+              <w:right w:val="nil" w:sz="6" w:color="000000"/>
+            </w:tcBorders>
+          </w:tcPr>
+          <w:p>
+            <w:pPr>
+              <w:jc w:val="center"/>
+            </w:pPr>
+            <w:r/>
+            <w:r>
+              <w:rPr>
+                <w:rFonts w:ascii="Times New Roman" w:hAnsi="Times New Roman"/>
+                <w:sz w:val="17"/>
+              </w:rPr>
+              <w:t>D7</w:t>
+            </w:r>
+          </w:p>
+        </w:tc>
+      </w:tr>
+      <w:tr>
+        <w:tc>
+          <w:tcPr>
+            <w:tcW w:type="dxa" w:w="1045"/>
+            <w:tcBorders>
+              <w:top w:val="single" w:sz="6" w:color="000000"/>
+              <w:bottom w:val="single" w:sz="6" w:color="000000"/>
+              <w:left w:val="nil" w:sz="6" w:color="000000"/>
+              <w:right w:val="nil" w:sz="6" w:color="000000"/>
+            </w:tcBorders>
+          </w:tcPr>
+          <w:p>
+            <w:pPr>
+              <w:jc w:val="left"/>
+            </w:pPr>
+            <w:r/>
+            <w:r>
+              <w:rPr>
+                <w:rFonts w:ascii="Times New Roman" w:hAnsi="Times New Roman"/>
+                <w:sz w:val="17"/>
+              </w:rPr>
+              <w:t>Confusão</w:t>
+            </w:r>
+          </w:p>
+        </w:tc>
+        <w:tc>
+          <w:tcPr>
+            <w:tcW w:type="dxa" w:w="1045"/>
+            <w:tcBorders>
+              <w:top w:val="single" w:sz="6" w:color="000000"/>
+              <w:bottom w:val="single" w:sz="6" w:color="000000"/>
+              <w:left w:val="nil" w:sz="6" w:color="000000"/>
+              <w:right w:val="nil" w:sz="6" w:color="000000"/>
+            </w:tcBorders>
+          </w:tcPr>
+          <w:p>
+            <w:pPr>
+              <w:jc w:val="center"/>
+            </w:pPr>
+            <w:r/>
+            <w:r>
+              <w:rPr>
+                <w:rFonts w:ascii="Times New Roman" w:hAnsi="Times New Roman"/>
+                <w:sz w:val="17"/>
+              </w:rPr>
+              <w:t>0,95</w:t>
+            </w:r>
+          </w:p>
+        </w:tc>
+        <w:tc>
+          <w:tcPr>
+            <w:tcW w:type="dxa" w:w="1045"/>
+            <w:tcBorders>
+              <w:top w:val="single" w:sz="6" w:color="000000"/>
+              <w:bottom w:val="single" w:sz="6" w:color="000000"/>
+              <w:left w:val="nil" w:sz="6" w:color="000000"/>
+              <w:right w:val="nil" w:sz="6" w:color="000000"/>
+            </w:tcBorders>
+          </w:tcPr>
+          <w:p>
+            <w:pPr>
+              <w:jc w:val="center"/>
+            </w:pPr>
+            <w:r/>
+            <w:r>
+              <w:rPr>
+                <w:rFonts w:ascii="Times New Roman" w:hAnsi="Times New Roman"/>
+                <w:sz w:val="17"/>
+              </w:rPr>
+              <w:t>0,55</w:t>
+            </w:r>
+          </w:p>
+        </w:tc>
+        <w:tc>
+          <w:tcPr>
+            <w:tcW w:type="dxa" w:w="1045"/>
+            <w:tcBorders>
+              <w:top w:val="single" w:sz="6" w:color="000000"/>
+              <w:bottom w:val="single" w:sz="6" w:color="000000"/>
+              <w:left w:val="nil" w:sz="6" w:color="000000"/>
+              <w:right w:val="nil" w:sz="6" w:color="000000"/>
+            </w:tcBorders>
+          </w:tcPr>
+          <w:p>
+            <w:pPr>
+              <w:jc w:val="center"/>
+            </w:pPr>
+            <w:r/>
+            <w:r>
+              <w:rPr>
+                <w:rFonts w:ascii="Times New Roman" w:hAnsi="Times New Roman"/>
+                <w:sz w:val="17"/>
+              </w:rPr>
+              <w:t>0,32</w:t>
+            </w:r>
+          </w:p>
+        </w:tc>
+        <w:tc>
+          <w:tcPr>
+            <w:tcW w:type="dxa" w:w="1045"/>
+            <w:tcBorders>
+              <w:top w:val="single" w:sz="6" w:color="000000"/>
+              <w:bottom w:val="single" w:sz="6" w:color="000000"/>
+              <w:left w:val="nil" w:sz="6" w:color="000000"/>
+              <w:right w:val="nil" w:sz="6" w:color="000000"/>
+            </w:tcBorders>
+          </w:tcPr>
+          <w:p>
+            <w:pPr>
+              <w:jc w:val="center"/>
+            </w:pPr>
+            <w:r/>
+            <w:r>
+              <w:rPr>
+                <w:rFonts w:ascii="Times New Roman" w:hAnsi="Times New Roman"/>
+                <w:sz w:val="17"/>
+              </w:rPr>
+              <w:t>0,43</w:t>
+            </w:r>
+          </w:p>
+        </w:tc>
+        <w:tc>
+          <w:tcPr>
+            <w:tcW w:type="dxa" w:w="1045"/>
+            <w:tcBorders>
+              <w:top w:val="single" w:sz="6" w:color="000000"/>
+              <w:bottom w:val="single" w:sz="6" w:color="000000"/>
+              <w:left w:val="nil" w:sz="6" w:color="000000"/>
+              <w:right w:val="nil" w:sz="6" w:color="000000"/>
+            </w:tcBorders>
+          </w:tcPr>
+          <w:p>
+            <w:pPr>
+              <w:jc w:val="center"/>
+            </w:pPr>
+            <w:r/>
+            <w:r>
+              <w:rPr>
+                <w:rFonts w:ascii="Times New Roman" w:hAnsi="Times New Roman"/>
+                <w:sz w:val="17"/>
+              </w:rPr>
+              <w:t>0,15</w:t>
+            </w:r>
+          </w:p>
+        </w:tc>
+        <w:tc>
+          <w:tcPr>
+            <w:tcW w:type="dxa" w:w="1045"/>
+            <w:tcBorders>
+              <w:top w:val="single" w:sz="6" w:color="000000"/>
+              <w:bottom w:val="single" w:sz="6" w:color="000000"/>
+              <w:left w:val="nil" w:sz="6" w:color="000000"/>
+              <w:right w:val="nil" w:sz="6" w:color="000000"/>
+            </w:tcBorders>
+          </w:tcPr>
+          <w:p>
+            <w:pPr>
+              <w:jc w:val="center"/>
+            </w:pPr>
+            <w:r/>
+            <w:r>
+              <w:rPr>
+                <w:rFonts w:ascii="Times New Roman" w:hAnsi="Times New Roman"/>
+                <w:sz w:val="17"/>
+              </w:rPr>
+              <w:t>0,47</w:t>
+            </w:r>
+          </w:p>
+        </w:tc>
+        <w:tc>
+          <w:tcPr>
+            <w:tcW w:type="dxa" w:w="1045"/>
+            <w:tcBorders>
+              <w:top w:val="single" w:sz="6" w:color="000000"/>
+              <w:bottom w:val="single" w:sz="6" w:color="000000"/>
+              <w:left w:val="nil" w:sz="6" w:color="000000"/>
+              <w:right w:val="nil" w:sz="6" w:color="000000"/>
+            </w:tcBorders>
+          </w:tcPr>
+          <w:p>
+            <w:pPr>
+              <w:jc w:val="center"/>
+            </w:pPr>
+            <w:r/>
+            <w:r>
+              <w:rPr>
+                <w:rFonts w:ascii="Times New Roman" w:hAnsi="Times New Roman"/>
+                <w:sz w:val="17"/>
+              </w:rPr>
+              <w:t>0,46</w:t>
+            </w:r>
+          </w:p>
+        </w:tc>
+        <w:tc>
+          <w:tcPr>
+            <w:tcW w:type="dxa" w:w="1045"/>
+            <w:tcBorders>
+              <w:top w:val="single" w:sz="6" w:color="000000"/>
+              <w:bottom w:val="single" w:sz="6" w:color="000000"/>
+              <w:left w:val="nil" w:sz="6" w:color="000000"/>
+              <w:right w:val="nil" w:sz="6" w:color="000000"/>
+            </w:tcBorders>
+          </w:tcPr>
+          <w:p>
+            <w:pPr>
+              <w:jc w:val="center"/>
+            </w:pPr>
+            <w:r/>
+            <w:r>
+              <w:rPr>
+                <w:rFonts w:ascii="Times New Roman" w:hAnsi="Times New Roman"/>
+                <w:sz w:val="17"/>
+              </w:rPr>
+              <w:t>D1</w:t>
             </w:r>
           </w:p>
         </w:tc>
@@ -6710,7 +7094,7 @@
           <w:b/>
           <w:sz w:val="24"/>
         </w:rPr>
-        <w:t>4.5 Perfis de humor e classificação do grupo</w:t>
+        <w:t>5.5 Correlação entre as variáveis do humor e ênfase nos dias de maior vigor e de maior fadiga</w:t>
       </w:r>
     </w:p>
     <w:p>
@@ -6724,7 +7108,7 @@
           <w:b w:val="0"/>
           <w:sz w:val="24"/>
         </w:rPr>
-        <w:t>Na linha de base (Dia 1) predomina o perfil iceberg (40%), marca de prontidão; no último dia (Dia 7), o perfil de fadiga (“barbatana de tubarão”) torna-se o mais frequente (28%) e o iceberg cai para 17% (Figura 4; Tabela 6). Essa migração — do iceberg para a assinatura de fadiga funcional, sem instalação relevante de perfis de risco (submerso, iceberg invertido) — é a leitura central da semana.</w:t>
+        <w:t>A matriz de correlação entre atletas (Figura 4) revela um agrupamento coeso de afeto negativo: a depressão correlaciona-se com a raiva (ρ = +0,52), a confusão (ρ = +0,51) e a tensão (ρ = +0,35), e, de forma relevante, com a fadiga (ρ = +0,44); a raiva também acompanha a fadiga (ρ = +0,42). O eixo energia–fadiga aparece como dimensão invertida (vigor × fadiga ρ = -0,38), e o vigor é praticamente independente das negativas — coerente com a leitura de que a deterioração de treino é, sobretudo, um fenômeno de energia e fadiga.</w:t>
       </w:r>
     </w:p>
     <w:p>
@@ -6735,7 +7119,7 @@
       <w:r>
         <w:drawing>
           <wp:inline xmlns:a="http://schemas.openxmlformats.org/drawingml/2006/main" xmlns:pic="http://schemas.openxmlformats.org/drawingml/2006/picture">
-            <wp:extent cx="5400000" cy="2575385"/>
+            <wp:extent cx="3960000" cy="3477073"/>
             <wp:docPr id="4" name="Picture 4"/>
             <wp:cNvGraphicFramePr>
               <a:graphicFrameLocks noChangeAspect="1"/>
@@ -6744,7 +7128,7 @@
               <a:graphicData uri="http://schemas.openxmlformats.org/drawingml/2006/picture">
                 <pic:pic>
                   <pic:nvPicPr>
-                    <pic:cNvPr id="0" name="xb_profiles.png"/>
+                    <pic:cNvPr id="0" name="xb2_heatmap.png"/>
                     <pic:cNvPicPr/>
                   </pic:nvPicPr>
                   <pic:blipFill>
@@ -6756,7 +7140,7 @@
                   <pic:spPr>
                     <a:xfrm>
                       <a:off x="0" y="0"/>
-                      <a:ext cx="5400000" cy="2575385"/>
+                      <a:ext cx="3960000" cy="3477073"/>
                     </a:xfrm>
                     <a:prstGeom prst="rect"/>
                   </pic:spPr>
@@ -6775,7 +7159,84 @@
         <w:rPr>
           <w:sz w:val="22"/>
         </w:rPr>
-        <w:t>Figura 4 – Distribuição (%) dos seis perfis de humor por recorte: linha de base (D1), semana, último dia (D7), pré e pós.</w:t>
+        <w:t>Figura 4 – Matriz de correlação de Spearman entre as subescalas do BRUMS (nível entre atletas).</w:t>
+      </w:r>
+    </w:p>
+    <w:p>
+      <w:pPr>
+        <w:spacing w:after="120"/>
+        <w:jc w:val="center"/>
+      </w:pPr>
+      <w:r>
+        <w:rPr>
+          <w:sz w:val="18"/>
+        </w:rPr>
+        <w:t>Fonte: elaboração dos autores (2026).</w:t>
+      </w:r>
+    </w:p>
+    <w:p>
+      <w:pPr>
+        <w:spacing w:line="360" w:lineRule="auto" w:after="120"/>
+        <w:ind w:firstLine="709"/>
+        <w:jc w:val="both"/>
+      </w:pPr>
+      <w:r>
+        <w:rPr>
+          <w:b w:val="0"/>
+          <w:sz w:val="24"/>
+        </w:rPr>
+        <w:t>O achado mais expressivo surge ao contrastar os dias extremos (Figura 5; Tabela 6). No dia de maior vigor (Dia 1, grupo descansado), o afeto negativo é praticamente independente da fadiga: depressão ρ = +0,20, raiva ρ = +0,14 e confusão ρ = -0,04 com a fadiga. No dia de maior fadiga (Dia 7), esse acoplamento torna-se forte: a depressão passa a ρ = +0,75, a raiva a ρ = +0,64 e a confusão a ρ = +0,37 com a fadiga, e ambas se associam negativamente ao vigor. Ou seja, quando o grupo está fresco, quem está mais irritado ou abatido não é necessariamente o mais cansado; quando a carga se acumula, as dimensões negativas consolidam-se com a fadiga — o perfil de humor “fecha” sob exaustão. O padrão cresce de modo progressivo ao longo dos dias, com um recuo transitório no Dia 5 (menor carga).</w:t>
+      </w:r>
+    </w:p>
+    <w:p>
+      <w:pPr>
+        <w:spacing w:before="120"/>
+        <w:jc w:val="center"/>
+      </w:pPr>
+      <w:r>
+        <w:drawing>
+          <wp:inline xmlns:a="http://schemas.openxmlformats.org/drawingml/2006/main" xmlns:pic="http://schemas.openxmlformats.org/drawingml/2006/picture">
+            <wp:extent cx="5580000" cy="2083200"/>
+            <wp:docPr id="5" name="Picture 5"/>
+            <wp:cNvGraphicFramePr>
+              <a:graphicFrameLocks noChangeAspect="1"/>
+            </wp:cNvGraphicFramePr>
+            <a:graphic>
+              <a:graphicData uri="http://schemas.openxmlformats.org/drawingml/2006/picture">
+                <pic:pic>
+                  <pic:nvPicPr>
+                    <pic:cNvPr id="0" name="xb2_corrfocus.png"/>
+                    <pic:cNvPicPr/>
+                  </pic:nvPicPr>
+                  <pic:blipFill>
+                    <a:blip r:embed="rId13"/>
+                    <a:stretch>
+                      <a:fillRect/>
+                    </a:stretch>
+                  </pic:blipFill>
+                  <pic:spPr>
+                    <a:xfrm>
+                      <a:off x="0" y="0"/>
+                      <a:ext cx="5580000" cy="2083200"/>
+                    </a:xfrm>
+                    <a:prstGeom prst="rect"/>
+                  </pic:spPr>
+                </pic:pic>
+              </a:graphicData>
+            </a:graphic>
+          </wp:inline>
+        </w:drawing>
+      </w:r>
+    </w:p>
+    <w:p>
+      <w:pPr>
+        <w:jc w:val="center"/>
+      </w:pPr>
+      <w:r>
+        <w:rPr>
+          <w:sz w:val="22"/>
+        </w:rPr>
+        <w:t>Figura 5 – Acoplamento das subescalas negativas com a fadiga: (A) no dia de maior vigor (D1) vs. no dia de maior fadiga (D7); (B) evolução dia a dia.</w:t>
       </w:r>
     </w:p>
     <w:p>
@@ -6798,7 +7259,810 @@
         <w:rPr>
           <w:sz w:val="22"/>
         </w:rPr>
-        <w:t>Tabela 6 – Distribuição (%) dos perfis de humor de Terry por recorte.</w:t>
+        <w:t>Tabela 6 – Correlação (ρ de Spearman) das subescalas negativas com a fadiga e o vigor no dia de maior vigor (D1) e no de maior fadiga (D7).</w:t>
+      </w:r>
+    </w:p>
+    <w:tbl>
+      <w:tblPr>
+        <w:tblW w:type="auto" w:w="0"/>
+        <w:jc w:val="center"/>
+        <w:tblLook w:firstColumn="1" w:firstRow="1" w:lastColumn="0" w:lastRow="0" w:noHBand="0" w:noVBand="1" w:val="04A0"/>
+      </w:tblPr>
+      <w:tblGrid>
+        <w:gridCol w:w="1881"/>
+        <w:gridCol w:w="1881"/>
+        <w:gridCol w:w="1881"/>
+        <w:gridCol w:w="1881"/>
+        <w:gridCol w:w="1881"/>
+      </w:tblGrid>
+      <w:tr>
+        <w:tc>
+          <w:tcPr>
+            <w:tcW w:type="dxa" w:w="1881"/>
+            <w:tcBorders>
+              <w:top w:val="single" w:sz="6" w:color="000000"/>
+              <w:bottom w:val="single" w:sz="6" w:color="000000"/>
+              <w:left w:val="nil" w:sz="6" w:color="000000"/>
+              <w:right w:val="nil" w:sz="6" w:color="000000"/>
+            </w:tcBorders>
+          </w:tcPr>
+          <w:p>
+            <w:pPr>
+              <w:jc w:val="center"/>
+            </w:pPr>
+            <w:r/>
+            <w:r>
+              <w:rPr>
+                <w:rFonts w:ascii="Times New Roman" w:hAnsi="Times New Roman"/>
+                <w:b/>
+                <w:sz w:val="18"/>
+              </w:rPr>
+              <w:t>Subescala</w:t>
+            </w:r>
+          </w:p>
+        </w:tc>
+        <w:tc>
+          <w:tcPr>
+            <w:tcW w:type="dxa" w:w="1881"/>
+            <w:tcBorders>
+              <w:top w:val="single" w:sz="6" w:color="000000"/>
+              <w:bottom w:val="single" w:sz="6" w:color="000000"/>
+              <w:left w:val="nil" w:sz="6" w:color="000000"/>
+              <w:right w:val="nil" w:sz="6" w:color="000000"/>
+            </w:tcBorders>
+          </w:tcPr>
+          <w:p>
+            <w:pPr>
+              <w:jc w:val="center"/>
+            </w:pPr>
+            <w:r/>
+            <w:r>
+              <w:rPr>
+                <w:rFonts w:ascii="Times New Roman" w:hAnsi="Times New Roman"/>
+                <w:b/>
+                <w:sz w:val="18"/>
+              </w:rPr>
+              <w:t>ρ×Fadiga (D1)</w:t>
+            </w:r>
+          </w:p>
+        </w:tc>
+        <w:tc>
+          <w:tcPr>
+            <w:tcW w:type="dxa" w:w="1881"/>
+            <w:tcBorders>
+              <w:top w:val="single" w:sz="6" w:color="000000"/>
+              <w:bottom w:val="single" w:sz="6" w:color="000000"/>
+              <w:left w:val="nil" w:sz="6" w:color="000000"/>
+              <w:right w:val="nil" w:sz="6" w:color="000000"/>
+            </w:tcBorders>
+          </w:tcPr>
+          <w:p>
+            <w:pPr>
+              <w:jc w:val="center"/>
+            </w:pPr>
+            <w:r/>
+            <w:r>
+              <w:rPr>
+                <w:rFonts w:ascii="Times New Roman" w:hAnsi="Times New Roman"/>
+                <w:b/>
+                <w:sz w:val="18"/>
+              </w:rPr>
+              <w:t>ρ×Fadiga (D7)</w:t>
+            </w:r>
+          </w:p>
+        </w:tc>
+        <w:tc>
+          <w:tcPr>
+            <w:tcW w:type="dxa" w:w="1881"/>
+            <w:tcBorders>
+              <w:top w:val="single" w:sz="6" w:color="000000"/>
+              <w:bottom w:val="single" w:sz="6" w:color="000000"/>
+              <w:left w:val="nil" w:sz="6" w:color="000000"/>
+              <w:right w:val="nil" w:sz="6" w:color="000000"/>
+            </w:tcBorders>
+          </w:tcPr>
+          <w:p>
+            <w:pPr>
+              <w:jc w:val="center"/>
+            </w:pPr>
+            <w:r/>
+            <w:r>
+              <w:rPr>
+                <w:rFonts w:ascii="Times New Roman" w:hAnsi="Times New Roman"/>
+                <w:b/>
+                <w:sz w:val="18"/>
+              </w:rPr>
+              <w:t>ρ×Vigor (D1)</w:t>
+            </w:r>
+          </w:p>
+        </w:tc>
+        <w:tc>
+          <w:tcPr>
+            <w:tcW w:type="dxa" w:w="1881"/>
+            <w:tcBorders>
+              <w:top w:val="single" w:sz="6" w:color="000000"/>
+              <w:bottom w:val="single" w:sz="6" w:color="000000"/>
+              <w:left w:val="nil" w:sz="6" w:color="000000"/>
+              <w:right w:val="nil" w:sz="6" w:color="000000"/>
+            </w:tcBorders>
+          </w:tcPr>
+          <w:p>
+            <w:pPr>
+              <w:jc w:val="center"/>
+            </w:pPr>
+            <w:r/>
+            <w:r>
+              <w:rPr>
+                <w:rFonts w:ascii="Times New Roman" w:hAnsi="Times New Roman"/>
+                <w:b/>
+                <w:sz w:val="18"/>
+              </w:rPr>
+              <w:t>ρ×Vigor (D7)</w:t>
+            </w:r>
+          </w:p>
+        </w:tc>
+      </w:tr>
+      <w:tr>
+        <w:tc>
+          <w:tcPr>
+            <w:tcW w:type="dxa" w:w="1881"/>
+            <w:tcBorders>
+              <w:top w:val="single" w:sz="6" w:color="000000"/>
+              <w:bottom w:val="single" w:sz="6" w:color="000000"/>
+              <w:left w:val="nil" w:sz="6" w:color="000000"/>
+              <w:right w:val="nil" w:sz="6" w:color="000000"/>
+            </w:tcBorders>
+          </w:tcPr>
+          <w:p>
+            <w:pPr>
+              <w:jc w:val="left"/>
+            </w:pPr>
+            <w:r/>
+            <w:r>
+              <w:rPr>
+                <w:rFonts w:ascii="Times New Roman" w:hAnsi="Times New Roman"/>
+                <w:sz w:val="18"/>
+              </w:rPr>
+              <w:t>Depressão</w:t>
+            </w:r>
+          </w:p>
+        </w:tc>
+        <w:tc>
+          <w:tcPr>
+            <w:tcW w:type="dxa" w:w="1881"/>
+            <w:tcBorders>
+              <w:top w:val="single" w:sz="6" w:color="000000"/>
+              <w:bottom w:val="single" w:sz="6" w:color="000000"/>
+              <w:left w:val="nil" w:sz="6" w:color="000000"/>
+              <w:right w:val="nil" w:sz="6" w:color="000000"/>
+            </w:tcBorders>
+          </w:tcPr>
+          <w:p>
+            <w:pPr>
+              <w:jc w:val="center"/>
+            </w:pPr>
+            <w:r/>
+            <w:r>
+              <w:rPr>
+                <w:rFonts w:ascii="Times New Roman" w:hAnsi="Times New Roman"/>
+                <w:sz w:val="18"/>
+              </w:rPr>
+              <w:t>+0,20</w:t>
+            </w:r>
+          </w:p>
+        </w:tc>
+        <w:tc>
+          <w:tcPr>
+            <w:tcW w:type="dxa" w:w="1881"/>
+            <w:tcBorders>
+              <w:top w:val="single" w:sz="6" w:color="000000"/>
+              <w:bottom w:val="single" w:sz="6" w:color="000000"/>
+              <w:left w:val="nil" w:sz="6" w:color="000000"/>
+              <w:right w:val="nil" w:sz="6" w:color="000000"/>
+            </w:tcBorders>
+          </w:tcPr>
+          <w:p>
+            <w:pPr>
+              <w:jc w:val="center"/>
+            </w:pPr>
+            <w:r/>
+            <w:r>
+              <w:rPr>
+                <w:rFonts w:ascii="Times New Roman" w:hAnsi="Times New Roman"/>
+                <w:sz w:val="18"/>
+              </w:rPr>
+              <w:t>+0,75</w:t>
+            </w:r>
+          </w:p>
+        </w:tc>
+        <w:tc>
+          <w:tcPr>
+            <w:tcW w:type="dxa" w:w="1881"/>
+            <w:tcBorders>
+              <w:top w:val="single" w:sz="6" w:color="000000"/>
+              <w:bottom w:val="single" w:sz="6" w:color="000000"/>
+              <w:left w:val="nil" w:sz="6" w:color="000000"/>
+              <w:right w:val="nil" w:sz="6" w:color="000000"/>
+            </w:tcBorders>
+          </w:tcPr>
+          <w:p>
+            <w:pPr>
+              <w:jc w:val="center"/>
+            </w:pPr>
+            <w:r/>
+            <w:r>
+              <w:rPr>
+                <w:rFonts w:ascii="Times New Roman" w:hAnsi="Times New Roman"/>
+                <w:sz w:val="18"/>
+              </w:rPr>
+              <w:t>-0,13</w:t>
+            </w:r>
+          </w:p>
+        </w:tc>
+        <w:tc>
+          <w:tcPr>
+            <w:tcW w:type="dxa" w:w="1881"/>
+            <w:tcBorders>
+              <w:top w:val="single" w:sz="6" w:color="000000"/>
+              <w:bottom w:val="single" w:sz="6" w:color="000000"/>
+              <w:left w:val="nil" w:sz="6" w:color="000000"/>
+              <w:right w:val="nil" w:sz="6" w:color="000000"/>
+            </w:tcBorders>
+          </w:tcPr>
+          <w:p>
+            <w:pPr>
+              <w:jc w:val="center"/>
+            </w:pPr>
+            <w:r/>
+            <w:r>
+              <w:rPr>
+                <w:rFonts w:ascii="Times New Roman" w:hAnsi="Times New Roman"/>
+                <w:sz w:val="18"/>
+              </w:rPr>
+              <w:t>-0,28</w:t>
+            </w:r>
+          </w:p>
+        </w:tc>
+      </w:tr>
+      <w:tr>
+        <w:tc>
+          <w:tcPr>
+            <w:tcW w:type="dxa" w:w="1881"/>
+            <w:tcBorders>
+              <w:top w:val="single" w:sz="6" w:color="000000"/>
+              <w:bottom w:val="single" w:sz="6" w:color="000000"/>
+              <w:left w:val="nil" w:sz="6" w:color="000000"/>
+              <w:right w:val="nil" w:sz="6" w:color="000000"/>
+            </w:tcBorders>
+          </w:tcPr>
+          <w:p>
+            <w:pPr>
+              <w:jc w:val="left"/>
+            </w:pPr>
+            <w:r/>
+            <w:r>
+              <w:rPr>
+                <w:rFonts w:ascii="Times New Roman" w:hAnsi="Times New Roman"/>
+                <w:sz w:val="18"/>
+              </w:rPr>
+              <w:t>Raiva</w:t>
+            </w:r>
+          </w:p>
+        </w:tc>
+        <w:tc>
+          <w:tcPr>
+            <w:tcW w:type="dxa" w:w="1881"/>
+            <w:tcBorders>
+              <w:top w:val="single" w:sz="6" w:color="000000"/>
+              <w:bottom w:val="single" w:sz="6" w:color="000000"/>
+              <w:left w:val="nil" w:sz="6" w:color="000000"/>
+              <w:right w:val="nil" w:sz="6" w:color="000000"/>
+            </w:tcBorders>
+          </w:tcPr>
+          <w:p>
+            <w:pPr>
+              <w:jc w:val="center"/>
+            </w:pPr>
+            <w:r/>
+            <w:r>
+              <w:rPr>
+                <w:rFonts w:ascii="Times New Roman" w:hAnsi="Times New Roman"/>
+                <w:sz w:val="18"/>
+              </w:rPr>
+              <w:t>+0,14</w:t>
+            </w:r>
+          </w:p>
+        </w:tc>
+        <w:tc>
+          <w:tcPr>
+            <w:tcW w:type="dxa" w:w="1881"/>
+            <w:tcBorders>
+              <w:top w:val="single" w:sz="6" w:color="000000"/>
+              <w:bottom w:val="single" w:sz="6" w:color="000000"/>
+              <w:left w:val="nil" w:sz="6" w:color="000000"/>
+              <w:right w:val="nil" w:sz="6" w:color="000000"/>
+            </w:tcBorders>
+          </w:tcPr>
+          <w:p>
+            <w:pPr>
+              <w:jc w:val="center"/>
+            </w:pPr>
+            <w:r/>
+            <w:r>
+              <w:rPr>
+                <w:rFonts w:ascii="Times New Roman" w:hAnsi="Times New Roman"/>
+                <w:sz w:val="18"/>
+              </w:rPr>
+              <w:t>+0,64</w:t>
+            </w:r>
+          </w:p>
+        </w:tc>
+        <w:tc>
+          <w:tcPr>
+            <w:tcW w:type="dxa" w:w="1881"/>
+            <w:tcBorders>
+              <w:top w:val="single" w:sz="6" w:color="000000"/>
+              <w:bottom w:val="single" w:sz="6" w:color="000000"/>
+              <w:left w:val="nil" w:sz="6" w:color="000000"/>
+              <w:right w:val="nil" w:sz="6" w:color="000000"/>
+            </w:tcBorders>
+          </w:tcPr>
+          <w:p>
+            <w:pPr>
+              <w:jc w:val="center"/>
+            </w:pPr>
+            <w:r/>
+            <w:r>
+              <w:rPr>
+                <w:rFonts w:ascii="Times New Roman" w:hAnsi="Times New Roman"/>
+                <w:sz w:val="18"/>
+              </w:rPr>
+              <w:t>+0,20</w:t>
+            </w:r>
+          </w:p>
+        </w:tc>
+        <w:tc>
+          <w:tcPr>
+            <w:tcW w:type="dxa" w:w="1881"/>
+            <w:tcBorders>
+              <w:top w:val="single" w:sz="6" w:color="000000"/>
+              <w:bottom w:val="single" w:sz="6" w:color="000000"/>
+              <w:left w:val="nil" w:sz="6" w:color="000000"/>
+              <w:right w:val="nil" w:sz="6" w:color="000000"/>
+            </w:tcBorders>
+          </w:tcPr>
+          <w:p>
+            <w:pPr>
+              <w:jc w:val="center"/>
+            </w:pPr>
+            <w:r/>
+            <w:r>
+              <w:rPr>
+                <w:rFonts w:ascii="Times New Roman" w:hAnsi="Times New Roman"/>
+                <w:sz w:val="18"/>
+              </w:rPr>
+              <w:t>-0,29</w:t>
+            </w:r>
+          </w:p>
+        </w:tc>
+      </w:tr>
+      <w:tr>
+        <w:tc>
+          <w:tcPr>
+            <w:tcW w:type="dxa" w:w="1881"/>
+            <w:tcBorders>
+              <w:top w:val="single" w:sz="6" w:color="000000"/>
+              <w:bottom w:val="single" w:sz="6" w:color="000000"/>
+              <w:left w:val="nil" w:sz="6" w:color="000000"/>
+              <w:right w:val="nil" w:sz="6" w:color="000000"/>
+            </w:tcBorders>
+          </w:tcPr>
+          <w:p>
+            <w:pPr>
+              <w:jc w:val="left"/>
+            </w:pPr>
+            <w:r/>
+            <w:r>
+              <w:rPr>
+                <w:rFonts w:ascii="Times New Roman" w:hAnsi="Times New Roman"/>
+                <w:sz w:val="18"/>
+              </w:rPr>
+              <w:t>Confusão</w:t>
+            </w:r>
+          </w:p>
+        </w:tc>
+        <w:tc>
+          <w:tcPr>
+            <w:tcW w:type="dxa" w:w="1881"/>
+            <w:tcBorders>
+              <w:top w:val="single" w:sz="6" w:color="000000"/>
+              <w:bottom w:val="single" w:sz="6" w:color="000000"/>
+              <w:left w:val="nil" w:sz="6" w:color="000000"/>
+              <w:right w:val="nil" w:sz="6" w:color="000000"/>
+            </w:tcBorders>
+          </w:tcPr>
+          <w:p>
+            <w:pPr>
+              <w:jc w:val="center"/>
+            </w:pPr>
+            <w:r/>
+            <w:r>
+              <w:rPr>
+                <w:rFonts w:ascii="Times New Roman" w:hAnsi="Times New Roman"/>
+                <w:sz w:val="18"/>
+              </w:rPr>
+              <w:t>-0,04</w:t>
+            </w:r>
+          </w:p>
+        </w:tc>
+        <w:tc>
+          <w:tcPr>
+            <w:tcW w:type="dxa" w:w="1881"/>
+            <w:tcBorders>
+              <w:top w:val="single" w:sz="6" w:color="000000"/>
+              <w:bottom w:val="single" w:sz="6" w:color="000000"/>
+              <w:left w:val="nil" w:sz="6" w:color="000000"/>
+              <w:right w:val="nil" w:sz="6" w:color="000000"/>
+            </w:tcBorders>
+          </w:tcPr>
+          <w:p>
+            <w:pPr>
+              <w:jc w:val="center"/>
+            </w:pPr>
+            <w:r/>
+            <w:r>
+              <w:rPr>
+                <w:rFonts w:ascii="Times New Roman" w:hAnsi="Times New Roman"/>
+                <w:sz w:val="18"/>
+              </w:rPr>
+              <w:t>+0,37</w:t>
+            </w:r>
+          </w:p>
+        </w:tc>
+        <w:tc>
+          <w:tcPr>
+            <w:tcW w:type="dxa" w:w="1881"/>
+            <w:tcBorders>
+              <w:top w:val="single" w:sz="6" w:color="000000"/>
+              <w:bottom w:val="single" w:sz="6" w:color="000000"/>
+              <w:left w:val="nil" w:sz="6" w:color="000000"/>
+              <w:right w:val="nil" w:sz="6" w:color="000000"/>
+            </w:tcBorders>
+          </w:tcPr>
+          <w:p>
+            <w:pPr>
+              <w:jc w:val="center"/>
+            </w:pPr>
+            <w:r/>
+            <w:r>
+              <w:rPr>
+                <w:rFonts w:ascii="Times New Roman" w:hAnsi="Times New Roman"/>
+                <w:sz w:val="18"/>
+              </w:rPr>
+              <w:t>-0,02</w:t>
+            </w:r>
+          </w:p>
+        </w:tc>
+        <w:tc>
+          <w:tcPr>
+            <w:tcW w:type="dxa" w:w="1881"/>
+            <w:tcBorders>
+              <w:top w:val="single" w:sz="6" w:color="000000"/>
+              <w:bottom w:val="single" w:sz="6" w:color="000000"/>
+              <w:left w:val="nil" w:sz="6" w:color="000000"/>
+              <w:right w:val="nil" w:sz="6" w:color="000000"/>
+            </w:tcBorders>
+          </w:tcPr>
+          <w:p>
+            <w:pPr>
+              <w:jc w:val="center"/>
+            </w:pPr>
+            <w:r/>
+            <w:r>
+              <w:rPr>
+                <w:rFonts w:ascii="Times New Roman" w:hAnsi="Times New Roman"/>
+                <w:sz w:val="18"/>
+              </w:rPr>
+              <w:t>+0,06</w:t>
+            </w:r>
+          </w:p>
+        </w:tc>
+      </w:tr>
+      <w:tr>
+        <w:tc>
+          <w:tcPr>
+            <w:tcW w:type="dxa" w:w="1881"/>
+            <w:tcBorders>
+              <w:top w:val="single" w:sz="6" w:color="000000"/>
+              <w:bottom w:val="single" w:sz="6" w:color="000000"/>
+              <w:left w:val="nil" w:sz="6" w:color="000000"/>
+              <w:right w:val="nil" w:sz="6" w:color="000000"/>
+            </w:tcBorders>
+          </w:tcPr>
+          <w:p>
+            <w:pPr>
+              <w:jc w:val="left"/>
+            </w:pPr>
+            <w:r/>
+            <w:r>
+              <w:rPr>
+                <w:rFonts w:ascii="Times New Roman" w:hAnsi="Times New Roman"/>
+                <w:sz w:val="18"/>
+              </w:rPr>
+              <w:t>Tensão</w:t>
+            </w:r>
+          </w:p>
+        </w:tc>
+        <w:tc>
+          <w:tcPr>
+            <w:tcW w:type="dxa" w:w="1881"/>
+            <w:tcBorders>
+              <w:top w:val="single" w:sz="6" w:color="000000"/>
+              <w:bottom w:val="single" w:sz="6" w:color="000000"/>
+              <w:left w:val="nil" w:sz="6" w:color="000000"/>
+              <w:right w:val="nil" w:sz="6" w:color="000000"/>
+            </w:tcBorders>
+          </w:tcPr>
+          <w:p>
+            <w:pPr>
+              <w:jc w:val="center"/>
+            </w:pPr>
+            <w:r/>
+            <w:r>
+              <w:rPr>
+                <w:rFonts w:ascii="Times New Roman" w:hAnsi="Times New Roman"/>
+                <w:sz w:val="18"/>
+              </w:rPr>
+              <w:t>+0,43</w:t>
+            </w:r>
+          </w:p>
+        </w:tc>
+        <w:tc>
+          <w:tcPr>
+            <w:tcW w:type="dxa" w:w="1881"/>
+            <w:tcBorders>
+              <w:top w:val="single" w:sz="6" w:color="000000"/>
+              <w:bottom w:val="single" w:sz="6" w:color="000000"/>
+              <w:left w:val="nil" w:sz="6" w:color="000000"/>
+              <w:right w:val="nil" w:sz="6" w:color="000000"/>
+            </w:tcBorders>
+          </w:tcPr>
+          <w:p>
+            <w:pPr>
+              <w:jc w:val="center"/>
+            </w:pPr>
+            <w:r/>
+            <w:r>
+              <w:rPr>
+                <w:rFonts w:ascii="Times New Roman" w:hAnsi="Times New Roman"/>
+                <w:sz w:val="18"/>
+              </w:rPr>
+              <w:t>-0,09</w:t>
+            </w:r>
+          </w:p>
+        </w:tc>
+        <w:tc>
+          <w:tcPr>
+            <w:tcW w:type="dxa" w:w="1881"/>
+            <w:tcBorders>
+              <w:top w:val="single" w:sz="6" w:color="000000"/>
+              <w:bottom w:val="single" w:sz="6" w:color="000000"/>
+              <w:left w:val="nil" w:sz="6" w:color="000000"/>
+              <w:right w:val="nil" w:sz="6" w:color="000000"/>
+            </w:tcBorders>
+          </w:tcPr>
+          <w:p>
+            <w:pPr>
+              <w:jc w:val="center"/>
+            </w:pPr>
+            <w:r/>
+            <w:r>
+              <w:rPr>
+                <w:rFonts w:ascii="Times New Roman" w:hAnsi="Times New Roman"/>
+                <w:sz w:val="18"/>
+              </w:rPr>
+              <w:t>+0,18</w:t>
+            </w:r>
+          </w:p>
+        </w:tc>
+        <w:tc>
+          <w:tcPr>
+            <w:tcW w:type="dxa" w:w="1881"/>
+            <w:tcBorders>
+              <w:top w:val="single" w:sz="6" w:color="000000"/>
+              <w:bottom w:val="single" w:sz="6" w:color="000000"/>
+              <w:left w:val="nil" w:sz="6" w:color="000000"/>
+              <w:right w:val="nil" w:sz="6" w:color="000000"/>
+            </w:tcBorders>
+          </w:tcPr>
+          <w:p>
+            <w:pPr>
+              <w:jc w:val="center"/>
+            </w:pPr>
+            <w:r/>
+            <w:r>
+              <w:rPr>
+                <w:rFonts w:ascii="Times New Roman" w:hAnsi="Times New Roman"/>
+                <w:sz w:val="18"/>
+              </w:rPr>
+              <w:t>+0,38</w:t>
+            </w:r>
+          </w:p>
+        </w:tc>
+      </w:tr>
+    </w:tbl>
+    <w:p>
+      <w:pPr>
+        <w:spacing w:after="120"/>
+      </w:pPr>
+      <w:r>
+        <w:rPr>
+          <w:sz w:val="18"/>
+        </w:rPr>
+        <w:t>Fonte: dados da pesquisa (2026).</w:t>
+      </w:r>
+    </w:p>
+    <w:p>
+      <w:pPr>
+        <w:spacing w:before="200" w:after="80" w:line="360" w:lineRule="auto"/>
+      </w:pPr>
+      <w:r>
+        <w:rPr>
+          <w:b/>
+          <w:sz w:val="24"/>
+        </w:rPr>
+        <w:t>5.6 Comportamento intra-dia (pré → pós por dia) e perfis de humor</w:t>
+      </w:r>
+    </w:p>
+    <w:p>
+      <w:pPr>
+        <w:spacing w:line="360" w:lineRule="auto" w:after="120"/>
+        <w:ind w:firstLine="709"/>
+        <w:jc w:val="both"/>
+      </w:pPr>
+      <w:r>
+        <w:rPr>
+          <w:b w:val="0"/>
+          <w:sz w:val="24"/>
+        </w:rPr>
+        <w:t>O padrão intra-dia repete-se com regularidade: em todos os dias de treino o vigor cai e a fadiga e a PTH sobem do pré para o pós, sinal de um choque agudo consistente a cada sessão, enquanto as subescalas negativas variam pouco dentro do dia (Figura 6). Quanto à classificação, na linha de base (Dia 1) predomina o perfil iceberg (40%), marca de prontidão; no último dia (Dia 7) o perfil de fadiga (“barbatana de tubarão”) torna-se o mais frequente (28%) e o iceberg cai para 17% (Figura 7; Tabela 7). Essa migração — do iceberg para a assinatura de fadiga funcional, sem instalação relevante de perfis de risco (submerso, iceberg invertido) — é a leitura central da semana.</w:t>
+      </w:r>
+    </w:p>
+    <w:p>
+      <w:pPr>
+        <w:spacing w:before="120"/>
+        <w:jc w:val="center"/>
+      </w:pPr>
+      <w:r>
+        <w:drawing>
+          <wp:inline xmlns:a="http://schemas.openxmlformats.org/drawingml/2006/main" xmlns:pic="http://schemas.openxmlformats.org/drawingml/2006/picture">
+            <wp:extent cx="5580000" cy="1788462"/>
+            <wp:docPr id="6" name="Picture 6"/>
+            <wp:cNvGraphicFramePr>
+              <a:graphicFrameLocks noChangeAspect="1"/>
+            </wp:cNvGraphicFramePr>
+            <a:graphic>
+              <a:graphicData uri="http://schemas.openxmlformats.org/drawingml/2006/picture">
+                <pic:pic>
+                  <pic:nvPicPr>
+                    <pic:cNvPr id="0" name="xb2_intraday.png"/>
+                    <pic:cNvPicPr/>
+                  </pic:nvPicPr>
+                  <pic:blipFill>
+                    <a:blip r:embed="rId14"/>
+                    <a:stretch>
+                      <a:fillRect/>
+                    </a:stretch>
+                  </pic:blipFill>
+                  <pic:spPr>
+                    <a:xfrm>
+                      <a:off x="0" y="0"/>
+                      <a:ext cx="5580000" cy="1788462"/>
+                    </a:xfrm>
+                    <a:prstGeom prst="rect"/>
+                  </pic:spPr>
+                </pic:pic>
+              </a:graphicData>
+            </a:graphic>
+          </wp:inline>
+        </w:drawing>
+      </w:r>
+    </w:p>
+    <w:p>
+      <w:pPr>
+        <w:jc w:val="center"/>
+      </w:pPr>
+      <w:r>
+        <w:rPr>
+          <w:sz w:val="22"/>
+        </w:rPr>
+        <w:t>Figura 6 – Escores pré e pós-treino por dia (vigor, fadiga, PTH) e variação intra-dia das subescalas negativas.</w:t>
+      </w:r>
+    </w:p>
+    <w:p>
+      <w:pPr>
+        <w:spacing w:after="120"/>
+        <w:jc w:val="center"/>
+      </w:pPr>
+      <w:r>
+        <w:rPr>
+          <w:sz w:val="18"/>
+        </w:rPr>
+        <w:t>Fonte: elaboração dos autores (2026).</w:t>
+      </w:r>
+    </w:p>
+    <w:p>
+      <w:pPr>
+        <w:spacing w:before="120"/>
+        <w:jc w:val="center"/>
+      </w:pPr>
+      <w:r>
+        <w:drawing>
+          <wp:inline xmlns:a="http://schemas.openxmlformats.org/drawingml/2006/main" xmlns:pic="http://schemas.openxmlformats.org/drawingml/2006/picture">
+            <wp:extent cx="5580000" cy="2832923"/>
+            <wp:docPr id="7" name="Picture 7"/>
+            <wp:cNvGraphicFramePr>
+              <a:graphicFrameLocks noChangeAspect="1"/>
+            </wp:cNvGraphicFramePr>
+            <a:graphic>
+              <a:graphicData uri="http://schemas.openxmlformats.org/drawingml/2006/picture">
+                <pic:pic>
+                  <pic:nvPicPr>
+                    <pic:cNvPr id="0" name="xb2_profiles.png"/>
+                    <pic:cNvPicPr/>
+                  </pic:nvPicPr>
+                  <pic:blipFill>
+                    <a:blip r:embed="rId15"/>
+                    <a:stretch>
+                      <a:fillRect/>
+                    </a:stretch>
+                  </pic:blipFill>
+                  <pic:spPr>
+                    <a:xfrm>
+                      <a:off x="0" y="0"/>
+                      <a:ext cx="5580000" cy="2832923"/>
+                    </a:xfrm>
+                    <a:prstGeom prst="rect"/>
+                  </pic:spPr>
+                </pic:pic>
+              </a:graphicData>
+            </a:graphic>
+          </wp:inline>
+        </w:drawing>
+      </w:r>
+    </w:p>
+    <w:p>
+      <w:pPr>
+        <w:jc w:val="center"/>
+      </w:pPr>
+      <w:r>
+        <w:rPr>
+          <w:sz w:val="22"/>
+        </w:rPr>
+        <w:t>Figura 7 – Distribuição (%) dos seis perfis de humor por recorte: linha de base (D1), semana, último dia (D7), pré e pós.</w:t>
+      </w:r>
+    </w:p>
+    <w:p>
+      <w:pPr>
+        <w:spacing w:after="120"/>
+        <w:jc w:val="center"/>
+      </w:pPr>
+      <w:r>
+        <w:rPr>
+          <w:sz w:val="18"/>
+        </w:rPr>
+        <w:t>Fonte: elaboração dos autores (2026).</w:t>
+      </w:r>
+    </w:p>
+    <w:p>
+      <w:pPr>
+        <w:spacing w:before="160" w:after="40"/>
+      </w:pPr>
+      <w:r>
+        <w:rPr>
+          <w:sz w:val="22"/>
+        </w:rPr>
+        <w:t>Tabela 7 – Distribuição (%) dos perfis de humor de Terry por recorte.</w:t>
       </w:r>
     </w:p>
     <w:tbl>
@@ -7864,7 +9128,7 @@
           <w:b/>
           <w:sz w:val="24"/>
         </w:rPr>
-        <w:t>4.6 Análise no nível do sujeito</w:t>
+        <w:t>5.7 Análise no nível do sujeito</w:t>
       </w:r>
     </w:p>
     <w:p>
@@ -7878,7 +9142,7 @@
           <w:b w:val="0"/>
           <w:sz w:val="24"/>
         </w:rPr>
-        <w:t>No nível individual, a resposta é heterogênea, mas majoritariamente de deterioração no eixo energia–fadiga: do Dia 1 ao Dia 7, 81% dos atletas reduzem o vigor e 81% aumentam a fadiga. As médias semanais individuais variam amplamente (vigor de 0,0 a 10,4; fadiga de 0,8 a 12,7), o que reforça a recomendação de interpretar o humor referenciado à linha de base de cada atleta, e não apenas pela média do grupo.</w:t>
+        <w:t>No nível individual, a resposta é heterogênea, mas majoritariamente de deterioração no eixo energia–fadiga: do Dia 1 ao Dia 7, 81% dos atletas reduzem o vigor e 81% aumentam a fadiga. As médias semanais individuais variam amplamente (vigor de 0,0 a 10,4; fadiga de 0,8 a 12,7), o que reforça a recomendação de interpretar o humor referenciado à linha de base de cada atleta — e não apenas pela média do grupo. A conjunção dos achados de grupo e de sujeito indica que, embora o movimento médio seja claro (vigor ↓, fadiga ↑, perfil iceberg → fadiga), a magnitude e o momento da deterioração são próprios de cada atleta, o que justifica o monitoramento individualizado por tendência.</w:t>
       </w:r>
     </w:p>
     <w:p>
@@ -7890,7 +9154,7 @@
           <w:b/>
           <w:sz w:val="24"/>
         </w:rPr>
-        <w:t>5 SÍNTESE DOS PRINCIPAIS ACHADOS</w:t>
+        <w:t>6 SÍNTESE DOS PRINCIPAIS ACHADOS</w:t>
       </w:r>
     </w:p>
     <w:p>
@@ -7914,7 +9178,7 @@
         <w:rPr>
           <w:sz w:val="24"/>
         </w:rPr>
-        <w:t>•  Resposta aguda pré→pós de magnitude média e significativa: vigor −19% (dz = -0,74), fadiga +34% (dz = 0,60), PTH +131% (dz = 0,66).</w:t>
+        <w:t>•  Resposta aguda pré→pós significativa e de magnitude média: vigor −19% (dz = -0,74), fadiga +34% (dz = 0,60), PTH +131% (dz = 0,66).</w:t>
       </w:r>
     </w:p>
     <w:p>
@@ -7938,7 +9202,31 @@
         <w:rPr>
           <w:sz w:val="24"/>
         </w:rPr>
-        <w:t>•  O perfil de humor migra do iceberg (40% no D1) para a fadiga funcional (barbatana de tubarão, 28% no D7), sem instalação de perfis de risco.</w:t>
+        <w:t>•  As negativas têm dinâmica própria: a raiva pica no dia mais fadigado (D7), a depressão no meio da semana e a confusão/tensão no início.</w:t>
+      </w:r>
+    </w:p>
+    <w:p>
+      <w:pPr>
+        <w:spacing w:line="360" w:lineRule="auto" w:after="80"/>
+        <w:jc w:val="both"/>
+      </w:pPr>
+      <w:r>
+        <w:rPr>
+          <w:sz w:val="24"/>
+        </w:rPr>
+        <w:t>•  O afeto negativo consolida-se com a fadiga apenas sob carga: depressão×fadiga passa de ρ = +0,20 (D1) para ρ = +0,75 (D7); raiva×fadiga de +0,14 para +0,64.</w:t>
+      </w:r>
+    </w:p>
+    <w:p>
+      <w:pPr>
+        <w:spacing w:line="360" w:lineRule="auto" w:after="80"/>
+        <w:jc w:val="both"/>
+      </w:pPr>
+      <w:r>
+        <w:rPr>
+          <w:sz w:val="24"/>
+        </w:rPr>
+        <w:t>•  O perfil migra do iceberg (40% no D1) para a fadiga funcional (barbatana de tubarão, 28% no D7), sem instalação de perfis de risco.</w:t>
       </w:r>
     </w:p>
     <w:p>
@@ -7975,6 +9263,18 @@
           <w:sz w:val="22"/>
         </w:rPr>
         <w:t>BRANDT, R.; BEVILACQUA, G. G.; ANDRADE, A. Perceived sleep quality, mood states, and their relationship with performance among Brazilian elite athletes during a competitive period. Journal of Strength and Conditioning Research, v. 31, n. 4, p. 1033–1039, 2017.</w:t>
+      </w:r>
+    </w:p>
+    <w:p>
+      <w:pPr>
+        <w:spacing w:line="360" w:lineRule="auto" w:after="120"/>
+        <w:jc w:val="both"/>
+      </w:pPr>
+      <w:r>
+        <w:rPr>
+          <w:sz w:val="22"/>
+        </w:rPr>
+        <w:t>KARCHER, C.; BUCHHEIT, M. On-court demands of elite handball, with special reference to playing positions. Sports Medicine, v. 44, n. 6, p. 797–814, 2014. DOI: 10.1007/s40279-014-0164-z.</w:t>
       </w:r>
     </w:p>
     <w:p>
@@ -8094,6 +9394,18 @@
         <w:rPr>
           <w:sz w:val="22"/>
         </w:rPr>
+        <w:t>TERRY, P. C.; LANE, A. M.; LANE, H. J.; KEOHANE, L. Development and validation of a mood measure for adolescents. Journal of Sports Sciences, v. 17, n. 11, p. 861–872, 1999. DOI: 10.1080/026404199365425.</w:t>
+      </w:r>
+    </w:p>
+    <w:p>
+      <w:pPr>
+        <w:spacing w:line="360" w:lineRule="auto" w:after="120"/>
+        <w:jc w:val="both"/>
+      </w:pPr>
+      <w:r>
+        <w:rPr>
+          <w:sz w:val="22"/>
+        </w:rPr>
         <w:t>TERRY, P. C.; LANE, A. M.; FOGARTY, G. J. Construct validity of the Profile of Mood States — Adolescents for use with adults. Psychology of Sport and Exercise, v. 4, n. 2, p. 125–139, 2003. DOI: 10.1016/S1469-0292(02)00035-8.</w:t>
       </w:r>
     </w:p>
@@ -8107,6 +9419,18 @@
           <w:sz w:val="22"/>
         </w:rPr>
         <w:t>TERRY, P. C. et al. Mood profiling for sustainable mental health among athletes. Sustainability, v. 13, n. 11, 6116, 2021. DOI: 10.3390/su13116116.</w:t>
+      </w:r>
+    </w:p>
+    <w:p>
+      <w:pPr>
+        <w:spacing w:line="360" w:lineRule="auto" w:after="120"/>
+        <w:jc w:val="both"/>
+      </w:pPr>
+      <w:r>
+        <w:rPr>
+          <w:sz w:val="22"/>
+        </w:rPr>
+        <w:t>WAGNER, H. et al. Individual and team performance in team-handball: a review. Journal of Sports Science and Medicine, v. 13, n. 4, p. 808–816, 2014.</w:t>
       </w:r>
     </w:p>
     <w:sectPr>

--- a/Artigos/Perfil_Humor_BRUMS_Descritivo.docx
+++ b/Artigos/Perfil_Humor_BRUMS_Descritivo.docx
@@ -12,12 +12,12 @@
           <w:b/>
           <w:sz w:val="26"/>
         </w:rPr>
-        <w:t>PERFIL DE HUMOR DE ATLETAS DE HANDEBOL DE ELITE NA ÚLTIMA SEMANA DE PRÉ-TEMPORADA: ANÁLISE DESCRITIVA, COMPARATIVA E DE CORRELAÇÃO DAS VARIÁVEIS DO BRUMS</w:t>
+        <w:t>PERFIL DE HUMOR DE ATLETAS DE HANDEBOL DE ELITE NA ÚLTIMA SEMANA DE PRÉ-TEMPORADA: ANÁLISE DESCRITIVA, COMPARATIVA E DE CORRELAÇÃO DAS SEIS SUBESCALAS DO BRUMS</w:t>
       </w:r>
     </w:p>
     <w:p>
       <w:pPr>
-        <w:spacing w:before="200" w:after="80" w:line="360" w:lineRule="auto"/>
+        <w:spacing w:before="40" w:after="80" w:line="360" w:lineRule="auto"/>
       </w:pPr>
       <w:r>
         <w:rPr>
@@ -29,16 +29,78 @@
     </w:p>
     <w:p>
       <w:pPr>
-        <w:spacing w:line="360" w:lineRule="auto" w:after="160"/>
+        <w:spacing w:line="360" w:lineRule="auto" w:after="120"/>
         <w:ind w:firstLine="709"/>
         <w:jc w:val="both"/>
       </w:pPr>
       <w:r>
         <w:rPr>
+          <w:b/>
+          <w:sz w:val="24"/>
+        </w:rPr>
+        <w:t xml:space="preserve">Objetivo: </w:t>
+      </w:r>
+      <w:r>
+        <w:rPr>
           <w:b w:val="0"/>
           <w:sz w:val="24"/>
         </w:rPr>
-        <w:t>Objetivo: avaliar o perfil de humor de atletas de handebol de elite na última semana de pré-temporada, descrevendo e comparando o comportamento das variáveis do BRUMS no grupo e no sujeito. Método: estudo descritivo de medidas repetidas com 27 atletas, 456 observações do BRUMS-24 em sete dias, duas coletas/dia (pré e pós-treino). Analisou-se o comportamento geral, a resposta pré→pós, o padrão diário e intra-dia, a estrutura de correlação entre as subescalas e a classificação nos seis perfis de humor, com percentuais, intervalos de confiança e tamanhos de efeito. Resultados: a deterioração concentra-se no eixo energia–fadiga — do pré ao pós o vigor cai 19% (dz = -0,74) e a fadiga sobe 34% (dz = 0,60); do Dia 1 ao Dia 7 o vigor recua com efeito grande (dz = -0,95). As subescalas negativas comportam-se de modo próprio: a raiva atinge o máximo no dia mais fadigado (D7), a depressão tem pico intermediário e a confusão e a tensão decrescem. Notavelmente, o acoplamento das negativas com a fadiga é fraco no dia de maior vigor (D1) e forte no dia de maior fadiga (D7: depressão ρ = +0,75; raiva ρ = +0,64). O perfil iceberg cai de 40% para 17% e o de fadiga (barbatana de tubarão) sobe de 2% para 28%. Conclusão: o humor migra da prontidão para a fadiga funcional, e o afeto negativo consolida-se com a fadiga apenas quando a carga se acumula.</w:t>
+        <w:t xml:space="preserve">avaliar o perfil de humor de atletas de handebol de elite na última semana de pré-temporada, caracterizando e comparando o comportamento das seis subescalas do BRUMS no nível do grupo e do sujeito. </w:t>
+      </w:r>
+      <w:r>
+        <w:rPr>
+          <w:b/>
+          <w:sz w:val="24"/>
+        </w:rPr>
+        <w:t xml:space="preserve">Método: </w:t>
+      </w:r>
+      <w:r>
+        <w:rPr>
+          <w:b w:val="0"/>
+          <w:sz w:val="24"/>
+        </w:rPr>
+        <w:t xml:space="preserve">estudo descritivo-comparativo de medidas repetidas com 27 atletas e 456 observações do BRUMS-24 em sete dias (duas coletas/dia: pré e pós-treino). Aplicaram-se estatística descritiva exploratória, comparações pré→pós e Dia 1→Dia 7 (Wilcoxon; variação percentual, dz de Cohen com IC95%, magnitude), correlação de Spearman e Índice de Mudança Confiável (RCI) individual. </w:t>
+      </w:r>
+      <w:r>
+        <w:rPr>
+          <w:b/>
+          <w:sz w:val="24"/>
+        </w:rPr>
+        <w:t xml:space="preserve">Resultados: </w:t>
+      </w:r>
+      <w:r>
+        <w:rPr>
+          <w:b w:val="0"/>
+          <w:sz w:val="24"/>
+        </w:rPr>
+        <w:t xml:space="preserve">a deterioração concentrou-se no eixo energia–fadiga — vigor pré→pós −19% (dz = -0,74) e Dia 1→Dia 7 com efeito grande (dz = -0,95; p = 0,001); fadiga pré→pós +34% (dz = 0,60). No nível individual, 24% dos atletas reduziram o vigor e 52% aumentaram a fadiga de forma confiável. As subescalas negativas mantiveram-se próximas do piso, com acoplamento à fadiga fraco no dia de maior vigor (D1) e forte no de maior fadiga (D7: depressão ρ = +0,75; raiva ρ = +0,64). O perfil iceberg caiu de 40% para 17% e o de fadiga subiu de 2% para 28%. </w:t>
+      </w:r>
+      <w:r>
+        <w:rPr>
+          <w:b/>
+          <w:sz w:val="24"/>
+        </w:rPr>
+        <w:t xml:space="preserve">Conclusão: </w:t>
+      </w:r>
+      <w:r>
+        <w:rPr>
+          <w:b w:val="0"/>
+          <w:sz w:val="24"/>
+        </w:rPr>
+        <w:t>o humor migra da prontidão para a fadiga funcional; a fadiga é a subescala mais sensível e o afeto negativo consolida-se com a fadiga apenas sob carga acumulada, o que fundamenta um monitoramento individualizado.</w:t>
+      </w:r>
+    </w:p>
+    <w:p>
+      <w:pPr>
+        <w:spacing w:line="360" w:lineRule="auto" w:after="160"/>
+        <w:jc w:val="both"/>
+      </w:pPr>
+      <w:r>
+        <w:rPr>
+          <w:b w:val="0"/>
+          <w:sz w:val="22"/>
+        </w:rPr>
+        <w:t>Palavras-chave: estados de humor; BRUMS; handebol; monitoramento; fadiga; atletas de elite.</w:t>
       </w:r>
     </w:p>
     <w:p>
@@ -64,7 +126,7 @@
           <w:b w:val="0"/>
           <w:sz w:val="24"/>
         </w:rPr>
-        <w:t>O monitoramento dos estados de humor consolidou-se como uma das estratégias mais práticas, econômicas e não invasivas para acompanhar a resposta de atletas à carga de treino e para sinalizar precocemente a fadiga acumulada e o risco de excesso de treino. Em revisão sistemática, medidas subjetivas de bem-estar rastrearam a carga aguda e crônica com sensibilidade e consistência superiores às de marcadores objetivos, o que sustenta o uso rotineiro de escalas de humor no esporte de rendimento (SAW; MAIN; GASTIN, 2016).</w:t>
+        <w:t>O monitoramento dos estados psicológicos consolidou-se como componente essencial da gestão da carga de treino no esporte de rendimento. Escalas de autorrelato são práticas, econômicas e sensíveis: em revisão sistemática, as medidas subjetivas de bem-estar rastrearam as cargas aguda e crônica com sensibilidade e consistência superiores às de marcadores objetivos, respondendo à intensificação do treino e à redução de carga de modo coerente (SAW; MAIN; GASTIN, 2016). Por isso, painéis de consenso recomendam o uso rotineiro de instrumentos subjetivos para monitorar a fadiga e orientar decisões de treino e recuperação em modalidades esportivas (THORPE et al., 2017; KELLMANN et al., 2018).</w:t>
       </w:r>
     </w:p>
     <w:p>
@@ -78,7 +140,7 @@
           <w:b w:val="0"/>
           <w:sz w:val="24"/>
         </w:rPr>
-        <w:t>A Brunel Mood Scale (BRUMS), derivada do Profile of Mood States e desenvolvida para uso rápido em contextos esportivos, mede seis dimensões — tensão, depressão, raiva, vigor, fadiga e confusão — e é um dos instrumentos de humor mais utilizados na ciência do esporte, com propriedades psicométricas sólidas e validações transculturais sucessivas (TERRY et al., 1999; TERRY; LANE; FOGARTY, 2003; ROHLFS et al., 2008; LEW et al., 2023). Mais do que escores isolados, o humor pode ser lido como um perfil integrado: Morgan (1985) descreveu o “perfil iceberg” — vigor elevado sobre dimensões negativas baixas — como marca de prontidão e saúde mental, e trabalhos recentes formalizaram seis perfis prototípicos (iceberg, Everest invertido, iceberg invertido, submerso, barbatana de tubarão e superfície), hoje amplamente empregados no rastreamento do estado psicológico e da prontidão de atletas (PARSONS-SMITH; TERRY; MACHIN, 2017; TERRY et al., 2021; TAN et al., 2024). Metanálises confirmam a relação entre a perturbação do humor e o desempenho esportivo, reforçando o valor aplicado do constructo (LOCHBAUM et al., 2021).</w:t>
+        <w:t>Entre esses instrumentos, a Brunel Mood Scale (BRUMS) — versão abreviada e adaptada do Profile of Mood States — é uma das mais utilizadas na ciência do esporte. Composta por 24 adjetivos organizados em seis subescalas (tensão, depressão, raiva, vigor, fadiga e confusão), foi desenvolvida para aplicação rápida e repetida e possui propriedades psicométricas sólidas, com sucessivas validações transculturais que sustentam seu uso em diferentes populações e idiomas (TERRY et al., 1999; TERRY; LANE; FOGARTY, 2003; ROHLFS et al., 2008; LEW et al., 2023). Sua leitura pode ir além dos escores isolados: Morgan (1985) descreveu o “perfil iceberg” — vigor elevado sobre dimensões negativas baixas — como assinatura de prontidão e saúde mental positiva, e abordagens recentes formalizaram seis perfis prototípicos de humor (iceberg, Everest invertido, iceberg invertido, submerso, barbatana de tubarão e superfície), hoje amplamente empregados no rastreamento do estado psicológico e da prontidão de atletas de elite (PARSONS-SMITH; TERRY; MACHIN, 2017; TERRY et al., 2021; TAN et al., 2024). O valor aplicado do constructo é reforçado por metanálise que confirma a associação entre a perturbação do humor e o desempenho esportivo (LOCHBAUM et al., 2021).</w:t>
       </w:r>
     </w:p>
     <w:p>
@@ -92,7 +154,7 @@
           <w:b w:val="0"/>
           <w:sz w:val="24"/>
         </w:rPr>
-        <w:t>O handebol de quadra é uma modalidade coletiva intermitente de alta intensidade: o jogo alterna, de forma imprevisível, esforços máximos e explosivos — sprints, saltos, arremessos, mudanças de direção, contatos — com períodos de recuperação incompleta, exigindo simultaneamente potência anaeróbia, capacidade aeróbia intermitente e tolerância à fadiga (KARCHER; BUCHHEIT, 2014; WAGNER et al., 2014). As demandas variam com a posição tática, e indícios de fadiga já foram documentados pela queda do volume de corrida em alta intensidade ao longo da partida (MICHALSIK; MADSEN; AAGAARD, 2013). Esse perfil de esforço torna a carga interna particularmente elevada nos microciclos de acúmulo, com repercussão direta sobre o estado afetivo dos atletas — em handebolistas de elite, o humor e o estresse associam-se a marcadores de sobrecarga fisiológica e psicossomática (RATZ-SULYOK et al., 2026).</w:t>
+        <w:t>O handebol de quadra é uma modalidade coletiva de caráter marcadamente intermitente e de alta intensidade. Ao longo da partida, esforços máximos e explosivos — sprints curtos, saltos, arremessos, mudanças de direção e contatos físicos — alternam-se, de forma imprevisível, com períodos de recuperação incompleta, exigindo simultaneamente potência anaeróbia, capacidade aeróbia intermitente e elevada tolerância à fadiga (KARCHER; BUCHHEIT, 2014; WAGNER et al., 2014). As demandas físicas variam com a posição tática e a fadiga já foi documentada pela queda do volume de corrida em alta intensidade ao longo do jogo (MICHALSIK; MADSEN; AAGAARD, 2013). Esse perfil de esforço eleva a carga interna nos microciclos de acúmulo e repercute diretamente no estado afetivo dos atletas: em handebolistas de elite, o humor e o estresse associam-se a indicadores de sobrecarga fisiológica e psicossomática (RATZ-SULYOK et al., 2026). O caráter intermitente e de contato do handebol, somado à variabilidade posicional, torna o acompanhamento subjetivo do humor particularmente informativo para a individualização da carga.</w:t>
       </w:r>
     </w:p>
     <w:p>
@@ -106,7 +168,7 @@
           <w:b w:val="0"/>
           <w:sz w:val="24"/>
         </w:rPr>
-        <w:t>A resposta afetiva à carga, contudo, não é estática: em fases de redução de carga a fadiga percebida decresce e o desempenho melhora, ao passo que, em microciclos de acúmulo, espera-se o movimento inverso — vigor em queda e fadiga em ascensão. A última semana de pré-temporada concentra a carga que antecede a competição e constitui, portanto, uma janela crítica para observar como cada dimensão do humor se comporta ao longo dos dias e dentro de cada dia de treino, e como as dimensões se relacionam entre si — em particular, se e quando o afeto negativo (depressão, raiva, confusão) passa a acompanhar a fadiga. Descrever e comparar esse comportamento, do nível do grupo ao nível do sujeito, fornece à comissão técnica informação individualizada e diretamente acionável.</w:t>
+        <w:t>A resposta afetiva à carga, contudo, é dinâmica: reduções de carga diminuem a fadiga percebida e melhoram o desempenho, ao passo que microciclos de acúmulo tendem a rebaixar o vigor e a elevar a fadiga. A última semana de pré-temporada concentra a carga que antecede a competição e constitui, portanto, uma janela crítica para descrever como cada uma das seis subescalas do BRUMS se comporta ao longo dos dias e dentro de cada dia de treino, como as dimensões se relacionam entre si — em particular, se e quando o afeto negativo (depressão, raiva, confusão) passa a acompanhar a fadiga — e em que medida a resposta média do grupo se traduz em mudanças confiáveis no nível individual. Apesar da ampla adoção da BRUMS, faltam descrições detalhadas, subescala a subescala e do grupo ao sujeito, do comportamento do humor em um microciclo pré-competitivo de handebol de elite. Endereçar essa lacuna, com estatística comparativa robusta (variação percentual, intervalos de confiança, tamanho de efeito e mudança confiável individual), fornece à comissão técnica informação diretamente acionável e contribui para a literatura de monitoramento em modalidades coletivas intermitentes.</w:t>
       </w:r>
     </w:p>
     <w:p>
@@ -118,7 +180,7 @@
           <w:b/>
           <w:sz w:val="24"/>
         </w:rPr>
-        <w:t>2 JUSTIFICATIVA</w:t>
+        <w:t>2 OBJETIVO</w:t>
       </w:r>
     </w:p>
     <w:p>
@@ -132,19 +194,7 @@
           <w:b w:val="0"/>
           <w:sz w:val="24"/>
         </w:rPr>
-        <w:t>Descrever e classificar o perfil de humor na semana pré-competitiva, com estatística comparativa robusta (variação percentual, intervalos de confiança e tamanho de efeito), permite separar o que é sinal de deterioração real do que é apenas flutuação, distinguir uma fadiga funcional de treino de uma deterioração afetiva mais ampla e identificar quais dimensões e quais dias concentram a maior sensibilidade. Compreender, ainda, a estrutura de correlação entre as subescalas — especialmente nos dias de maior vigor e de maior fadiga — esclarece se o afeto negativo é independente da fadiga ou se com ela se consolida, o que tem implicação direta para a interpretação dos escores no monitoramento diário e para a individualização da recuperação.</w:t>
-      </w:r>
-    </w:p>
-    <w:p>
-      <w:pPr>
-        <w:spacing w:before="200" w:after="80" w:line="360" w:lineRule="auto"/>
-      </w:pPr>
-      <w:r>
-        <w:rPr>
-          <w:b/>
-          <w:sz w:val="24"/>
-        </w:rPr>
-        <w:t>3 OBJETIVO</w:t>
+        <w:t>Objetivo geral: avaliar o perfil de humor de atletas de handebol de elite na última semana de pré-temporada, caracterizando e comparando o comportamento das seis subescalas do BRUMS e da Perturbação Total do Humor, do nível do grupo ao nível do sujeito.</w:t>
       </w:r>
     </w:p>
     <w:p>
@@ -158,31 +208,7 @@
           <w:b w:val="0"/>
           <w:sz w:val="24"/>
         </w:rPr>
-        <w:t>Avaliar o perfil de humor de atletas de handebol de elite na última semana de pré-temporada, descrevendo e comparando o comportamento das variáveis do BRUMS no grupo (geral, pré→pós, por dia e intra-dia), analisando a correlação entre as subescalas com ênfase nos dias de maior vigor e de maior fadiga, e classificando os perfis de humor — do nível do grupo ao nível do sujeito, com estimativas de variação percentual, intervalo de confiança e tamanho de efeito.</w:t>
-      </w:r>
-    </w:p>
-    <w:p>
-      <w:pPr>
-        <w:spacing w:before="200" w:after="80" w:line="360" w:lineRule="auto"/>
-      </w:pPr>
-      <w:r>
-        <w:rPr>
-          <w:b/>
-          <w:sz w:val="24"/>
-        </w:rPr>
-        <w:t>4 MÉTODO</w:t>
-      </w:r>
-    </w:p>
-    <w:p>
-      <w:pPr>
-        <w:spacing w:before="200" w:after="80" w:line="360" w:lineRule="auto"/>
-      </w:pPr>
-      <w:r>
-        <w:rPr>
-          <w:b/>
-          <w:sz w:val="24"/>
-        </w:rPr>
-        <w:t>4.1 Delineamento e amostra</w:t>
+        <w:t>Objetivos específicos: (i) caracterizar exploratoriamente cada subescala (tendência central, dispersão, intervalo de confiança e coeficiente de variação); (ii) comparar, no grupo, a resposta aguda pré→pós e a variação do Dia 1 ao Dia 7 de cada subescala, com variação percentual, tamanho de efeito e magnitude; (iii) analisar a estrutura de correlação entre as subescalas, com ênfase nos dias de maior vigor e de maior fadiga; (iv) quantificar, no nível do sujeito, a proporção de atletas com mudança confiável (RCI) em cada subescala; e (v) classificar a evolução dos perfis de humor.</w:t>
       </w:r>
     </w:p>
     <w:p>
@@ -196,7 +222,71 @@
           <w:b w:val="0"/>
           <w:sz w:val="24"/>
         </w:rPr>
-        <w:t>Estudo descritivo, longitudinal e observacional, de medidas repetidas intraindividuais, em condições ecológicas de treinamento. Participaram 27 atletas de handebol do sexo masculino de nível competitivo (Tabela 1), distribuídos nas posições da modalidade (Armador (11), Ala (9), Pivô (4), Goleiro (3)). O monitoramento ocorreu ao longo de sete dias consecutivos (21–27/04/2024), o microciclo pré-competitivo que antecede a competição, com duas aplicações do BRUMS por dia de treino — a primeira tomada como pré e a última como pós —, totalizando 456 observações válidas. A Figura 1 detalha o framework das coletas.</w:t>
+        <w:t>Hipóteses: (H1) a deterioração concentra-se no eixo energia–fadiga (vigor ↓, fadiga ↑) com magnitude média a grande, enquanto as subescalas negativas de valência não fadiga permanecem estáveis por efeito de piso; (H2) o perfil de humor migra do iceberg para o perfil de fadiga (barbatana de tubarão); (H3) o afeto negativo acopla-se à fadiga somente sob carga acumulada (correlação maior no dia de maior fadiga do que no de maior vigor); e (H4) a resposta é heterogênea entre atletas, exigindo interpretação individualizada.</w:t>
+      </w:r>
+    </w:p>
+    <w:p>
+      <w:pPr>
+        <w:spacing w:before="200" w:after="80" w:line="360" w:lineRule="auto"/>
+      </w:pPr>
+      <w:r>
+        <w:rPr>
+          <w:b/>
+          <w:sz w:val="24"/>
+        </w:rPr>
+        <w:t>3 MÉTODO</w:t>
+      </w:r>
+    </w:p>
+    <w:p>
+      <w:pPr>
+        <w:spacing w:before="200" w:after="80" w:line="360" w:lineRule="auto"/>
+      </w:pPr>
+      <w:r>
+        <w:rPr>
+          <w:b/>
+          <w:sz w:val="24"/>
+        </w:rPr>
+        <w:t>3.1 Delineamento</w:t>
+      </w:r>
+    </w:p>
+    <w:p>
+      <w:pPr>
+        <w:spacing w:line="360" w:lineRule="auto" w:after="120"/>
+        <w:ind w:firstLine="709"/>
+        <w:jc w:val="both"/>
+      </w:pPr>
+      <w:r>
+        <w:rPr>
+          <w:b w:val="0"/>
+          <w:sz w:val="24"/>
+        </w:rPr>
+        <w:t>Estudo descritivo-comparativo, longitudinal e observacional, de medidas repetidas intraindividuais, conduzido em condições ecológicas de treinamento durante o microciclo pré-competitivo (21–27/04/2024).</w:t>
+      </w:r>
+    </w:p>
+    <w:p>
+      <w:pPr>
+        <w:spacing w:before="200" w:after="80" w:line="360" w:lineRule="auto"/>
+      </w:pPr>
+      <w:r>
+        <w:rPr>
+          <w:b/>
+          <w:sz w:val="24"/>
+        </w:rPr>
+        <w:t>3.2 Amostra</w:t>
+      </w:r>
+    </w:p>
+    <w:p>
+      <w:pPr>
+        <w:spacing w:line="360" w:lineRule="auto" w:after="120"/>
+        <w:ind w:firstLine="709"/>
+        <w:jc w:val="both"/>
+      </w:pPr>
+      <w:r>
+        <w:rPr>
+          <w:b w:val="0"/>
+          <w:sz w:val="24"/>
+        </w:rPr>
+        <w:t>Participaram 27 atletas de handebol do sexo masculino de nível competitivo, distribuídos nas posições da modalidade (Armador (11), Ala (9), Pivô (4), Goleiro (3)). A caracterização sociodemográfica e antropométrica consta na Tabela 1.</w:t>
       </w:r>
     </w:p>
     <w:p>
@@ -207,7 +297,7 @@
         <w:rPr>
           <w:sz w:val="22"/>
         </w:rPr>
-        <w:t>Tabela 1 – Caracterização sociodemográfica e antropométrica da amostra (n = 27): média, desvio-padrão, IC95% e amplitude.</w:t>
+        <w:t>Tabela 1 – Caracterização sociodemográfica e antropométrica da amostra (n = 27).</w:t>
       </w:r>
     </w:p>
     <w:tbl>
@@ -974,6 +1064,58 @@
     </w:p>
     <w:p>
       <w:pPr>
+        <w:spacing w:before="200" w:after="80" w:line="360" w:lineRule="auto"/>
+      </w:pPr>
+      <w:r>
+        <w:rPr>
+          <w:b/>
+          <w:sz w:val="24"/>
+        </w:rPr>
+        <w:t>3.3 Instrumento</w:t>
+      </w:r>
+    </w:p>
+    <w:p>
+      <w:pPr>
+        <w:spacing w:line="360" w:lineRule="auto" w:after="120"/>
+        <w:ind w:firstLine="709"/>
+        <w:jc w:val="both"/>
+      </w:pPr>
+      <w:r>
+        <w:rPr>
+          <w:b w:val="0"/>
+          <w:sz w:val="24"/>
+        </w:rPr>
+        <w:t>O humor foi avaliado pela BRUMS-24: 24 adjetivos em escala de 0 (“nada”) a 4 (“extremamente”), agrupados em seis subescalas de 0 a 16 pontos (tensão, depressão, raiva, vigor, fadiga e confusão). A Perturbação Total do Humor (PTH) resume o perfil: PTH = tensão + depressão + raiva + fadiga + confusão − vigor.</w:t>
+      </w:r>
+    </w:p>
+    <w:p>
+      <w:pPr>
+        <w:spacing w:before="200" w:after="80" w:line="360" w:lineRule="auto"/>
+      </w:pPr>
+      <w:r>
+        <w:rPr>
+          <w:b/>
+          <w:sz w:val="24"/>
+        </w:rPr>
+        <w:t>3.4 Procedimentos e framework das coletas</w:t>
+      </w:r>
+    </w:p>
+    <w:p>
+      <w:pPr>
+        <w:spacing w:line="360" w:lineRule="auto" w:after="120"/>
+        <w:ind w:firstLine="709"/>
+        <w:jc w:val="both"/>
+      </w:pPr>
+      <w:r>
+        <w:rPr>
+          <w:b w:val="0"/>
+          <w:sz w:val="24"/>
+        </w:rPr>
+        <w:t>O BRUMS foi autoaplicado por formulário eletrônico com carimbo de data/hora, duas vezes por dia de treino — a primeira resposta tomada como pré e a última como pós —, ao longo de sete dias, totalizando 456 observações válidas. A Figura 1 sintetiza o framework das coletas.</w:t>
+      </w:r>
+    </w:p>
+    <w:p>
+      <w:pPr>
         <w:spacing w:before="120"/>
         <w:jc w:val="center"/>
       </w:pPr>
@@ -1044,7 +1186,7 @@
           <w:b/>
           <w:sz w:val="24"/>
         </w:rPr>
-        <w:t>4.2 Instrumento</w:t>
+        <w:t>3.5 Análise estatística</w:t>
       </w:r>
     </w:p>
     <w:p>
@@ -1058,7 +1200,7 @@
           <w:b w:val="0"/>
           <w:sz w:val="24"/>
         </w:rPr>
-        <w:t>O humor foi avaliado pela BRUMS-24, composta por 24 adjetivos respondidos em escala Likert de 0 (“nada”) a 4 (“extremamente”), organizados em seis subescalas de 0 a 16 pontos (tensão, depressão, raiva, vigor, fadiga e confusão). A Perturbação Total do Humor (PTH) resume o perfil em um índice único: PTH = tensão + depressão + raiva + fadiga + confusão − vigor. Os questionários foram autoaplicados por formulário eletrônico com carimbo de data/hora, tomando-se a primeira resposta do dia como pré e a última como pós.</w:t>
+        <w:t>A distribuição das subescalas foi inspecionada e, dado o predomínio de assimetria e efeito de piso nas dimensões negativas, adotaram-se procedimentos não paramétricos. Reportou-se estatística descritiva (média, mediana, desvio-padrão, IC95%, coeficiente de variação e amplitude), no geral, por dia e nos momentos pré e pós. As comparações pré→pós e Dia 1→Dia 7 empregaram o teste de Wilcoxon pareado, com variação absoluta e percentual, tamanho de efeito pareado (dz de Cohen) com IC95% e classificação de magnitude (trivial &lt; 0,2; pequeno &lt; 0,5; médio &lt; 0,8; grande ≥ 0,8). A estrutura de associação entre subescalas foi examinada por correlação de Spearman (matriz entre atletas e correlações diárias), com ênfase nos dias de maior vigor e de maior fadiga. No nível do sujeito, calculou-se o Índice de Mudança Confiável (RCI = (D7 − D1)/EP_dif; EP_dif = DP_D1·√[2(1 − α)]; α = fidedignidade interna), considerando mudança confiável quando |RCI| ≥ 1,96 (JACOBSON; TRUAX, 1991). Cada observação foi classificada nos seis perfis de humor por proximidade aos protótipos em escores padronizados. Adotou-se α = 0,05.</w:t>
       </w:r>
     </w:p>
     <w:p>
@@ -1070,7 +1212,19 @@
           <w:b/>
           <w:sz w:val="24"/>
         </w:rPr>
-        <w:t>4.3 Análise estatística</w:t>
+        <w:t>4 RESULTADOS</w:t>
+      </w:r>
+    </w:p>
+    <w:p>
+      <w:pPr>
+        <w:spacing w:before="200" w:after="80" w:line="360" w:lineRule="auto"/>
+      </w:pPr>
+      <w:r>
+        <w:rPr>
+          <w:b/>
+          <w:sz w:val="24"/>
+        </w:rPr>
+        <w:t>4.1 Análise descritiva exploratória</w:t>
       </w:r>
     </w:p>
     <w:p>
@@ -1084,59 +1238,7 @@
           <w:b w:val="0"/>
           <w:sz w:val="24"/>
         </w:rPr>
-        <w:t>Estatística descritiva de cada subescala e da PTH (média, mediana, desvio-padrão, intervalo de confiança de 95%, coeficiente de variação e amplitude), no geral, por dia e nos momentos pré e pós. As comparações pré→pós e Dia 1→Dia 7 usaram o teste de Wilcoxon pareado, reportando variação absoluta e percentual, tamanho de efeito pareado (dz de Cohen) com intervalo de confiança e classificação de magnitude (trivial &lt; 0,2; pequeno &lt; 0,5; médio &lt; 0,8; grande ≥ 0,8). A estrutura de associação entre as subescalas foi examinada por correlação de Spearman (matriz entre atletas e correlações diárias), com ênfase nos dias de maior vigor e de maior fadiga. Cada observação foi classificada nos seis perfis de humor de Terry por proximidade aos protótipos em escores padronizados. As análises foram conduzidas no nível do grupo e no nível do sujeito.</w:t>
-      </w:r>
-    </w:p>
-    <w:p>
-      <w:pPr>
-        <w:spacing w:before="200" w:after="80" w:line="360" w:lineRule="auto"/>
-      </w:pPr>
-      <w:r>
-        <w:rPr>
-          <w:b/>
-          <w:sz w:val="24"/>
-        </w:rPr>
-        <w:t>5 RESULTADOS</w:t>
-      </w:r>
-    </w:p>
-    <w:p>
-      <w:pPr>
-        <w:spacing w:line="360" w:lineRule="auto" w:after="120"/>
-        <w:ind w:firstLine="709"/>
-        <w:jc w:val="both"/>
-      </w:pPr>
-      <w:r>
-        <w:rPr>
-          <w:b w:val="0"/>
-          <w:sz w:val="24"/>
-        </w:rPr>
-        <w:t>Os resultados são apresentados primeiro no nível do grupo (5.1 a 5.6) e, em seguida, no nível do sujeito (5.7).</w:t>
-      </w:r>
-    </w:p>
-    <w:p>
-      <w:pPr>
-        <w:spacing w:before="200" w:after="80" w:line="360" w:lineRule="auto"/>
-      </w:pPr>
-      <w:r>
-        <w:rPr>
-          <w:b/>
-          <w:sz w:val="24"/>
-        </w:rPr>
-        <w:t>5.1 Análise descritiva geral do grupo</w:t>
-      </w:r>
-    </w:p>
-    <w:p>
-      <w:pPr>
-        <w:spacing w:line="360" w:lineRule="auto" w:after="120"/>
-        <w:ind w:firstLine="709"/>
-        <w:jc w:val="both"/>
-      </w:pPr>
-      <w:r>
-        <w:rPr>
-          <w:b w:val="0"/>
-          <w:sz w:val="24"/>
-        </w:rPr>
-        <w:t>As subescalas negativas situam-se próximas do piso (medianas baixas e coeficientes de variação elevados), enquanto o vigor e a fadiga concentram a média e a dispersão informativas — é no eixo energia–fadiga que reside a variabilidade útil do microciclo (Tabela 2). A confusão é a subescala de menor média e a tensão e a raiva, embora baixas, são as negativas mais expressivas.</w:t>
+        <w:t>A Tabela 2 apresenta a descritiva geral das seis subescalas e da PTH. As dimensões negativas de valência não fadiga (tensão, depressão, raiva e confusão) situam-se próximas do piso, com medianas baixas e coeficientes de variação elevados, enquanto o vigor e a fadiga concentram a média e a dispersão informativas — é no eixo energia–fadiga que reside a variabilidade útil do microciclo. A Figura 2 exibe as trajetórias diárias com bandas de confiança de 95%.</w:t>
       </w:r>
     </w:p>
     <w:p>
@@ -1147,7 +1249,7 @@
         <w:rPr>
           <w:sz w:val="22"/>
         </w:rPr>
-        <w:t>Tabela 2 – Estatística descritiva geral do grupo por subescala do BRUMS (456 observações).</w:t>
+        <w:t>Tabela 2 – Estatística descritiva geral das subescalas do BRUMS e da PTH (456 observações).</w:t>
       </w:r>
     </w:p>
     <w:tbl>
@@ -1338,6 +1440,516 @@
                 <w:sz w:val="18"/>
               </w:rPr>
               <w:t>Mín–Máx</w:t>
+            </w:r>
+          </w:p>
+        </w:tc>
+      </w:tr>
+      <w:tr>
+        <w:tc>
+          <w:tcPr>
+            <w:tcW w:type="dxa" w:w="1344"/>
+            <w:tcBorders>
+              <w:top w:val="single" w:sz="6" w:color="000000"/>
+              <w:bottom w:val="single" w:sz="6" w:color="000000"/>
+              <w:left w:val="nil" w:sz="6" w:color="000000"/>
+              <w:right w:val="nil" w:sz="6" w:color="000000"/>
+            </w:tcBorders>
+          </w:tcPr>
+          <w:p>
+            <w:pPr>
+              <w:jc w:val="left"/>
+            </w:pPr>
+            <w:r/>
+            <w:r>
+              <w:rPr>
+                <w:rFonts w:ascii="Times New Roman" w:hAnsi="Times New Roman"/>
+                <w:sz w:val="18"/>
+              </w:rPr>
+              <w:t>Vigor</w:t>
+            </w:r>
+          </w:p>
+        </w:tc>
+        <w:tc>
+          <w:tcPr>
+            <w:tcW w:type="dxa" w:w="1344"/>
+            <w:tcBorders>
+              <w:top w:val="single" w:sz="6" w:color="000000"/>
+              <w:bottom w:val="single" w:sz="6" w:color="000000"/>
+              <w:left w:val="nil" w:sz="6" w:color="000000"/>
+              <w:right w:val="nil" w:sz="6" w:color="000000"/>
+            </w:tcBorders>
+          </w:tcPr>
+          <w:p>
+            <w:pPr>
+              <w:jc w:val="center"/>
+            </w:pPr>
+            <w:r/>
+            <w:r>
+              <w:rPr>
+                <w:rFonts w:ascii="Times New Roman" w:hAnsi="Times New Roman"/>
+                <w:sz w:val="18"/>
+              </w:rPr>
+              <w:t>5,70</w:t>
+            </w:r>
+          </w:p>
+        </w:tc>
+        <w:tc>
+          <w:tcPr>
+            <w:tcW w:type="dxa" w:w="1344"/>
+            <w:tcBorders>
+              <w:top w:val="single" w:sz="6" w:color="000000"/>
+              <w:bottom w:val="single" w:sz="6" w:color="000000"/>
+              <w:left w:val="nil" w:sz="6" w:color="000000"/>
+              <w:right w:val="nil" w:sz="6" w:color="000000"/>
+            </w:tcBorders>
+          </w:tcPr>
+          <w:p>
+            <w:pPr>
+              <w:jc w:val="center"/>
+            </w:pPr>
+            <w:r/>
+            <w:r>
+              <w:rPr>
+                <w:rFonts w:ascii="Times New Roman" w:hAnsi="Times New Roman"/>
+                <w:sz w:val="18"/>
+              </w:rPr>
+              <w:t>6,0</w:t>
+            </w:r>
+          </w:p>
+        </w:tc>
+        <w:tc>
+          <w:tcPr>
+            <w:tcW w:type="dxa" w:w="1344"/>
+            <w:tcBorders>
+              <w:top w:val="single" w:sz="6" w:color="000000"/>
+              <w:bottom w:val="single" w:sz="6" w:color="000000"/>
+              <w:left w:val="nil" w:sz="6" w:color="000000"/>
+              <w:right w:val="nil" w:sz="6" w:color="000000"/>
+            </w:tcBorders>
+          </w:tcPr>
+          <w:p>
+            <w:pPr>
+              <w:jc w:val="center"/>
+            </w:pPr>
+            <w:r/>
+            <w:r>
+              <w:rPr>
+                <w:rFonts w:ascii="Times New Roman" w:hAnsi="Times New Roman"/>
+                <w:sz w:val="18"/>
+              </w:rPr>
+              <w:t>3,12</w:t>
+            </w:r>
+          </w:p>
+        </w:tc>
+        <w:tc>
+          <w:tcPr>
+            <w:tcW w:type="dxa" w:w="1344"/>
+            <w:tcBorders>
+              <w:top w:val="single" w:sz="6" w:color="000000"/>
+              <w:bottom w:val="single" w:sz="6" w:color="000000"/>
+              <w:left w:val="nil" w:sz="6" w:color="000000"/>
+              <w:right w:val="nil" w:sz="6" w:color="000000"/>
+            </w:tcBorders>
+          </w:tcPr>
+          <w:p>
+            <w:pPr>
+              <w:jc w:val="center"/>
+            </w:pPr>
+            <w:r/>
+            <w:r>
+              <w:rPr>
+                <w:rFonts w:ascii="Times New Roman" w:hAnsi="Times New Roman"/>
+                <w:sz w:val="18"/>
+              </w:rPr>
+              <w:t>5,41–5,98</w:t>
+            </w:r>
+          </w:p>
+        </w:tc>
+        <w:tc>
+          <w:tcPr>
+            <w:tcW w:type="dxa" w:w="1344"/>
+            <w:tcBorders>
+              <w:top w:val="single" w:sz="6" w:color="000000"/>
+              <w:bottom w:val="single" w:sz="6" w:color="000000"/>
+              <w:left w:val="nil" w:sz="6" w:color="000000"/>
+              <w:right w:val="nil" w:sz="6" w:color="000000"/>
+            </w:tcBorders>
+          </w:tcPr>
+          <w:p>
+            <w:pPr>
+              <w:jc w:val="center"/>
+            </w:pPr>
+            <w:r/>
+            <w:r>
+              <w:rPr>
+                <w:rFonts w:ascii="Times New Roman" w:hAnsi="Times New Roman"/>
+                <w:sz w:val="18"/>
+              </w:rPr>
+              <w:t>55</w:t>
+            </w:r>
+          </w:p>
+        </w:tc>
+        <w:tc>
+          <w:tcPr>
+            <w:tcW w:type="dxa" w:w="1344"/>
+            <w:tcBorders>
+              <w:top w:val="single" w:sz="6" w:color="000000"/>
+              <w:bottom w:val="single" w:sz="6" w:color="000000"/>
+              <w:left w:val="nil" w:sz="6" w:color="000000"/>
+              <w:right w:val="nil" w:sz="6" w:color="000000"/>
+            </w:tcBorders>
+          </w:tcPr>
+          <w:p>
+            <w:pPr>
+              <w:jc w:val="center"/>
+            </w:pPr>
+            <w:r/>
+            <w:r>
+              <w:rPr>
+                <w:rFonts w:ascii="Times New Roman" w:hAnsi="Times New Roman"/>
+                <w:sz w:val="18"/>
+              </w:rPr>
+              <w:t>0–15</w:t>
+            </w:r>
+          </w:p>
+        </w:tc>
+      </w:tr>
+      <w:tr>
+        <w:tc>
+          <w:tcPr>
+            <w:tcW w:type="dxa" w:w="1344"/>
+            <w:tcBorders>
+              <w:top w:val="single" w:sz="6" w:color="000000"/>
+              <w:bottom w:val="single" w:sz="6" w:color="000000"/>
+              <w:left w:val="nil" w:sz="6" w:color="000000"/>
+              <w:right w:val="nil" w:sz="6" w:color="000000"/>
+            </w:tcBorders>
+          </w:tcPr>
+          <w:p>
+            <w:pPr>
+              <w:jc w:val="left"/>
+            </w:pPr>
+            <w:r/>
+            <w:r>
+              <w:rPr>
+                <w:rFonts w:ascii="Times New Roman" w:hAnsi="Times New Roman"/>
+                <w:sz w:val="18"/>
+              </w:rPr>
+              <w:t>Fadiga</w:t>
+            </w:r>
+          </w:p>
+        </w:tc>
+        <w:tc>
+          <w:tcPr>
+            <w:tcW w:type="dxa" w:w="1344"/>
+            <w:tcBorders>
+              <w:top w:val="single" w:sz="6" w:color="000000"/>
+              <w:bottom w:val="single" w:sz="6" w:color="000000"/>
+              <w:left w:val="nil" w:sz="6" w:color="000000"/>
+              <w:right w:val="nil" w:sz="6" w:color="000000"/>
+            </w:tcBorders>
+          </w:tcPr>
+          <w:p>
+            <w:pPr>
+              <w:jc w:val="center"/>
+            </w:pPr>
+            <w:r/>
+            <w:r>
+              <w:rPr>
+                <w:rFonts w:ascii="Times New Roman" w:hAnsi="Times New Roman"/>
+                <w:sz w:val="18"/>
+              </w:rPr>
+              <w:t>5,64</w:t>
+            </w:r>
+          </w:p>
+        </w:tc>
+        <w:tc>
+          <w:tcPr>
+            <w:tcW w:type="dxa" w:w="1344"/>
+            <w:tcBorders>
+              <w:top w:val="single" w:sz="6" w:color="000000"/>
+              <w:bottom w:val="single" w:sz="6" w:color="000000"/>
+              <w:left w:val="nil" w:sz="6" w:color="000000"/>
+              <w:right w:val="nil" w:sz="6" w:color="000000"/>
+            </w:tcBorders>
+          </w:tcPr>
+          <w:p>
+            <w:pPr>
+              <w:jc w:val="center"/>
+            </w:pPr>
+            <w:r/>
+            <w:r>
+              <w:rPr>
+                <w:rFonts w:ascii="Times New Roman" w:hAnsi="Times New Roman"/>
+                <w:sz w:val="18"/>
+              </w:rPr>
+              <w:t>5,0</w:t>
+            </w:r>
+          </w:p>
+        </w:tc>
+        <w:tc>
+          <w:tcPr>
+            <w:tcW w:type="dxa" w:w="1344"/>
+            <w:tcBorders>
+              <w:top w:val="single" w:sz="6" w:color="000000"/>
+              <w:bottom w:val="single" w:sz="6" w:color="000000"/>
+              <w:left w:val="nil" w:sz="6" w:color="000000"/>
+              <w:right w:val="nil" w:sz="6" w:color="000000"/>
+            </w:tcBorders>
+          </w:tcPr>
+          <w:p>
+            <w:pPr>
+              <w:jc w:val="center"/>
+            </w:pPr>
+            <w:r/>
+            <w:r>
+              <w:rPr>
+                <w:rFonts w:ascii="Times New Roman" w:hAnsi="Times New Roman"/>
+                <w:sz w:val="18"/>
+              </w:rPr>
+              <w:t>3,89</w:t>
+            </w:r>
+          </w:p>
+        </w:tc>
+        <w:tc>
+          <w:tcPr>
+            <w:tcW w:type="dxa" w:w="1344"/>
+            <w:tcBorders>
+              <w:top w:val="single" w:sz="6" w:color="000000"/>
+              <w:bottom w:val="single" w:sz="6" w:color="000000"/>
+              <w:left w:val="nil" w:sz="6" w:color="000000"/>
+              <w:right w:val="nil" w:sz="6" w:color="000000"/>
+            </w:tcBorders>
+          </w:tcPr>
+          <w:p>
+            <w:pPr>
+              <w:jc w:val="center"/>
+            </w:pPr>
+            <w:r/>
+            <w:r>
+              <w:rPr>
+                <w:rFonts w:ascii="Times New Roman" w:hAnsi="Times New Roman"/>
+                <w:sz w:val="18"/>
+              </w:rPr>
+              <w:t>5,29–6,00</w:t>
+            </w:r>
+          </w:p>
+        </w:tc>
+        <w:tc>
+          <w:tcPr>
+            <w:tcW w:type="dxa" w:w="1344"/>
+            <w:tcBorders>
+              <w:top w:val="single" w:sz="6" w:color="000000"/>
+              <w:bottom w:val="single" w:sz="6" w:color="000000"/>
+              <w:left w:val="nil" w:sz="6" w:color="000000"/>
+              <w:right w:val="nil" w:sz="6" w:color="000000"/>
+            </w:tcBorders>
+          </w:tcPr>
+          <w:p>
+            <w:pPr>
+              <w:jc w:val="center"/>
+            </w:pPr>
+            <w:r/>
+            <w:r>
+              <w:rPr>
+                <w:rFonts w:ascii="Times New Roman" w:hAnsi="Times New Roman"/>
+                <w:sz w:val="18"/>
+              </w:rPr>
+              <w:t>69</w:t>
+            </w:r>
+          </w:p>
+        </w:tc>
+        <w:tc>
+          <w:tcPr>
+            <w:tcW w:type="dxa" w:w="1344"/>
+            <w:tcBorders>
+              <w:top w:val="single" w:sz="6" w:color="000000"/>
+              <w:bottom w:val="single" w:sz="6" w:color="000000"/>
+              <w:left w:val="nil" w:sz="6" w:color="000000"/>
+              <w:right w:val="nil" w:sz="6" w:color="000000"/>
+            </w:tcBorders>
+          </w:tcPr>
+          <w:p>
+            <w:pPr>
+              <w:jc w:val="center"/>
+            </w:pPr>
+            <w:r/>
+            <w:r>
+              <w:rPr>
+                <w:rFonts w:ascii="Times New Roman" w:hAnsi="Times New Roman"/>
+                <w:sz w:val="18"/>
+              </w:rPr>
+              <w:t>0–16</w:t>
+            </w:r>
+          </w:p>
+        </w:tc>
+      </w:tr>
+      <w:tr>
+        <w:tc>
+          <w:tcPr>
+            <w:tcW w:type="dxa" w:w="1344"/>
+            <w:tcBorders>
+              <w:top w:val="single" w:sz="6" w:color="000000"/>
+              <w:bottom w:val="single" w:sz="6" w:color="000000"/>
+              <w:left w:val="nil" w:sz="6" w:color="000000"/>
+              <w:right w:val="nil" w:sz="6" w:color="000000"/>
+            </w:tcBorders>
+          </w:tcPr>
+          <w:p>
+            <w:pPr>
+              <w:jc w:val="left"/>
+            </w:pPr>
+            <w:r/>
+            <w:r>
+              <w:rPr>
+                <w:rFonts w:ascii="Times New Roman" w:hAnsi="Times New Roman"/>
+                <w:sz w:val="18"/>
+              </w:rPr>
+              <w:t>Perturbação Total do Humor (PTH)</w:t>
+            </w:r>
+          </w:p>
+        </w:tc>
+        <w:tc>
+          <w:tcPr>
+            <w:tcW w:type="dxa" w:w="1344"/>
+            <w:tcBorders>
+              <w:top w:val="single" w:sz="6" w:color="000000"/>
+              <w:bottom w:val="single" w:sz="6" w:color="000000"/>
+              <w:left w:val="nil" w:sz="6" w:color="000000"/>
+              <w:right w:val="nil" w:sz="6" w:color="000000"/>
+            </w:tcBorders>
+          </w:tcPr>
+          <w:p>
+            <w:pPr>
+              <w:jc w:val="center"/>
+            </w:pPr>
+            <w:r/>
+            <w:r>
+              <w:rPr>
+                <w:rFonts w:ascii="Times New Roman" w:hAnsi="Times New Roman"/>
+                <w:sz w:val="18"/>
+              </w:rPr>
+              <w:t>4,39</w:t>
+            </w:r>
+          </w:p>
+        </w:tc>
+        <w:tc>
+          <w:tcPr>
+            <w:tcW w:type="dxa" w:w="1344"/>
+            <w:tcBorders>
+              <w:top w:val="single" w:sz="6" w:color="000000"/>
+              <w:bottom w:val="single" w:sz="6" w:color="000000"/>
+              <w:left w:val="nil" w:sz="6" w:color="000000"/>
+              <w:right w:val="nil" w:sz="6" w:color="000000"/>
+            </w:tcBorders>
+          </w:tcPr>
+          <w:p>
+            <w:pPr>
+              <w:jc w:val="center"/>
+            </w:pPr>
+            <w:r/>
+            <w:r>
+              <w:rPr>
+                <w:rFonts w:ascii="Times New Roman" w:hAnsi="Times New Roman"/>
+                <w:sz w:val="18"/>
+              </w:rPr>
+              <w:t>2,0</w:t>
+            </w:r>
+          </w:p>
+        </w:tc>
+        <w:tc>
+          <w:tcPr>
+            <w:tcW w:type="dxa" w:w="1344"/>
+            <w:tcBorders>
+              <w:top w:val="single" w:sz="6" w:color="000000"/>
+              <w:bottom w:val="single" w:sz="6" w:color="000000"/>
+              <w:left w:val="nil" w:sz="6" w:color="000000"/>
+              <w:right w:val="nil" w:sz="6" w:color="000000"/>
+            </w:tcBorders>
+          </w:tcPr>
+          <w:p>
+            <w:pPr>
+              <w:jc w:val="center"/>
+            </w:pPr>
+            <w:r/>
+            <w:r>
+              <w:rPr>
+                <w:rFonts w:ascii="Times New Roman" w:hAnsi="Times New Roman"/>
+                <w:sz w:val="18"/>
+              </w:rPr>
+              <w:t>9,64</w:t>
+            </w:r>
+          </w:p>
+        </w:tc>
+        <w:tc>
+          <w:tcPr>
+            <w:tcW w:type="dxa" w:w="1344"/>
+            <w:tcBorders>
+              <w:top w:val="single" w:sz="6" w:color="000000"/>
+              <w:bottom w:val="single" w:sz="6" w:color="000000"/>
+              <w:left w:val="nil" w:sz="6" w:color="000000"/>
+              <w:right w:val="nil" w:sz="6" w:color="000000"/>
+            </w:tcBorders>
+          </w:tcPr>
+          <w:p>
+            <w:pPr>
+              <w:jc w:val="center"/>
+            </w:pPr>
+            <w:r/>
+            <w:r>
+              <w:rPr>
+                <w:rFonts w:ascii="Times New Roman" w:hAnsi="Times New Roman"/>
+                <w:sz w:val="18"/>
+              </w:rPr>
+              <w:t>3,51–5,28</w:t>
+            </w:r>
+          </w:p>
+        </w:tc>
+        <w:tc>
+          <w:tcPr>
+            <w:tcW w:type="dxa" w:w="1344"/>
+            <w:tcBorders>
+              <w:top w:val="single" w:sz="6" w:color="000000"/>
+              <w:bottom w:val="single" w:sz="6" w:color="000000"/>
+              <w:left w:val="nil" w:sz="6" w:color="000000"/>
+              <w:right w:val="nil" w:sz="6" w:color="000000"/>
+            </w:tcBorders>
+          </w:tcPr>
+          <w:p>
+            <w:pPr>
+              <w:jc w:val="center"/>
+            </w:pPr>
+            <w:r/>
+            <w:r>
+              <w:rPr>
+                <w:rFonts w:ascii="Times New Roman" w:hAnsi="Times New Roman"/>
+                <w:sz w:val="18"/>
+              </w:rPr>
+              <w:t>219</w:t>
+            </w:r>
+          </w:p>
+        </w:tc>
+        <w:tc>
+          <w:tcPr>
+            <w:tcW w:type="dxa" w:w="1344"/>
+            <w:tcBorders>
+              <w:top w:val="single" w:sz="6" w:color="000000"/>
+              <w:bottom w:val="single" w:sz="6" w:color="000000"/>
+              <w:left w:val="nil" w:sz="6" w:color="000000"/>
+              <w:right w:val="nil" w:sz="6" w:color="000000"/>
+            </w:tcBorders>
+          </w:tcPr>
+          <w:p>
+            <w:pPr>
+              <w:jc w:val="center"/>
+            </w:pPr>
+            <w:r/>
+            <w:r>
+              <w:rPr>
+                <w:rFonts w:ascii="Times New Roman" w:hAnsi="Times New Roman"/>
+                <w:sz w:val="18"/>
+              </w:rPr>
+              <w:t>-12–52</w:t>
             </w:r>
           </w:p>
         </w:tc>
@@ -1873,346 +2485,6 @@
                 <w:rFonts w:ascii="Times New Roman" w:hAnsi="Times New Roman"/>
                 <w:sz w:val="18"/>
               </w:rPr>
-              <w:t>Vigor</w:t>
-            </w:r>
-          </w:p>
-        </w:tc>
-        <w:tc>
-          <w:tcPr>
-            <w:tcW w:type="dxa" w:w="1344"/>
-            <w:tcBorders>
-              <w:top w:val="single" w:sz="6" w:color="000000"/>
-              <w:bottom w:val="single" w:sz="6" w:color="000000"/>
-              <w:left w:val="nil" w:sz="6" w:color="000000"/>
-              <w:right w:val="nil" w:sz="6" w:color="000000"/>
-            </w:tcBorders>
-          </w:tcPr>
-          <w:p>
-            <w:pPr>
-              <w:jc w:val="center"/>
-            </w:pPr>
-            <w:r/>
-            <w:r>
-              <w:rPr>
-                <w:rFonts w:ascii="Times New Roman" w:hAnsi="Times New Roman"/>
-                <w:sz w:val="18"/>
-              </w:rPr>
-              <w:t>5,70</w:t>
-            </w:r>
-          </w:p>
-        </w:tc>
-        <w:tc>
-          <w:tcPr>
-            <w:tcW w:type="dxa" w:w="1344"/>
-            <w:tcBorders>
-              <w:top w:val="single" w:sz="6" w:color="000000"/>
-              <w:bottom w:val="single" w:sz="6" w:color="000000"/>
-              <w:left w:val="nil" w:sz="6" w:color="000000"/>
-              <w:right w:val="nil" w:sz="6" w:color="000000"/>
-            </w:tcBorders>
-          </w:tcPr>
-          <w:p>
-            <w:pPr>
-              <w:jc w:val="center"/>
-            </w:pPr>
-            <w:r/>
-            <w:r>
-              <w:rPr>
-                <w:rFonts w:ascii="Times New Roman" w:hAnsi="Times New Roman"/>
-                <w:sz w:val="18"/>
-              </w:rPr>
-              <w:t>6,0</w:t>
-            </w:r>
-          </w:p>
-        </w:tc>
-        <w:tc>
-          <w:tcPr>
-            <w:tcW w:type="dxa" w:w="1344"/>
-            <w:tcBorders>
-              <w:top w:val="single" w:sz="6" w:color="000000"/>
-              <w:bottom w:val="single" w:sz="6" w:color="000000"/>
-              <w:left w:val="nil" w:sz="6" w:color="000000"/>
-              <w:right w:val="nil" w:sz="6" w:color="000000"/>
-            </w:tcBorders>
-          </w:tcPr>
-          <w:p>
-            <w:pPr>
-              <w:jc w:val="center"/>
-            </w:pPr>
-            <w:r/>
-            <w:r>
-              <w:rPr>
-                <w:rFonts w:ascii="Times New Roman" w:hAnsi="Times New Roman"/>
-                <w:sz w:val="18"/>
-              </w:rPr>
-              <w:t>3,12</w:t>
-            </w:r>
-          </w:p>
-        </w:tc>
-        <w:tc>
-          <w:tcPr>
-            <w:tcW w:type="dxa" w:w="1344"/>
-            <w:tcBorders>
-              <w:top w:val="single" w:sz="6" w:color="000000"/>
-              <w:bottom w:val="single" w:sz="6" w:color="000000"/>
-              <w:left w:val="nil" w:sz="6" w:color="000000"/>
-              <w:right w:val="nil" w:sz="6" w:color="000000"/>
-            </w:tcBorders>
-          </w:tcPr>
-          <w:p>
-            <w:pPr>
-              <w:jc w:val="center"/>
-            </w:pPr>
-            <w:r/>
-            <w:r>
-              <w:rPr>
-                <w:rFonts w:ascii="Times New Roman" w:hAnsi="Times New Roman"/>
-                <w:sz w:val="18"/>
-              </w:rPr>
-              <w:t>5,41–5,98</w:t>
-            </w:r>
-          </w:p>
-        </w:tc>
-        <w:tc>
-          <w:tcPr>
-            <w:tcW w:type="dxa" w:w="1344"/>
-            <w:tcBorders>
-              <w:top w:val="single" w:sz="6" w:color="000000"/>
-              <w:bottom w:val="single" w:sz="6" w:color="000000"/>
-              <w:left w:val="nil" w:sz="6" w:color="000000"/>
-              <w:right w:val="nil" w:sz="6" w:color="000000"/>
-            </w:tcBorders>
-          </w:tcPr>
-          <w:p>
-            <w:pPr>
-              <w:jc w:val="center"/>
-            </w:pPr>
-            <w:r/>
-            <w:r>
-              <w:rPr>
-                <w:rFonts w:ascii="Times New Roman" w:hAnsi="Times New Roman"/>
-                <w:sz w:val="18"/>
-              </w:rPr>
-              <w:t>55</w:t>
-            </w:r>
-          </w:p>
-        </w:tc>
-        <w:tc>
-          <w:tcPr>
-            <w:tcW w:type="dxa" w:w="1344"/>
-            <w:tcBorders>
-              <w:top w:val="single" w:sz="6" w:color="000000"/>
-              <w:bottom w:val="single" w:sz="6" w:color="000000"/>
-              <w:left w:val="nil" w:sz="6" w:color="000000"/>
-              <w:right w:val="nil" w:sz="6" w:color="000000"/>
-            </w:tcBorders>
-          </w:tcPr>
-          <w:p>
-            <w:pPr>
-              <w:jc w:val="center"/>
-            </w:pPr>
-            <w:r/>
-            <w:r>
-              <w:rPr>
-                <w:rFonts w:ascii="Times New Roman" w:hAnsi="Times New Roman"/>
-                <w:sz w:val="18"/>
-              </w:rPr>
-              <w:t>0–15</w:t>
-            </w:r>
-          </w:p>
-        </w:tc>
-      </w:tr>
-      <w:tr>
-        <w:tc>
-          <w:tcPr>
-            <w:tcW w:type="dxa" w:w="1344"/>
-            <w:tcBorders>
-              <w:top w:val="single" w:sz="6" w:color="000000"/>
-              <w:bottom w:val="single" w:sz="6" w:color="000000"/>
-              <w:left w:val="nil" w:sz="6" w:color="000000"/>
-              <w:right w:val="nil" w:sz="6" w:color="000000"/>
-            </w:tcBorders>
-          </w:tcPr>
-          <w:p>
-            <w:pPr>
-              <w:jc w:val="left"/>
-            </w:pPr>
-            <w:r/>
-            <w:r>
-              <w:rPr>
-                <w:rFonts w:ascii="Times New Roman" w:hAnsi="Times New Roman"/>
-                <w:sz w:val="18"/>
-              </w:rPr>
-              <w:t>Fadiga</w:t>
-            </w:r>
-          </w:p>
-        </w:tc>
-        <w:tc>
-          <w:tcPr>
-            <w:tcW w:type="dxa" w:w="1344"/>
-            <w:tcBorders>
-              <w:top w:val="single" w:sz="6" w:color="000000"/>
-              <w:bottom w:val="single" w:sz="6" w:color="000000"/>
-              <w:left w:val="nil" w:sz="6" w:color="000000"/>
-              <w:right w:val="nil" w:sz="6" w:color="000000"/>
-            </w:tcBorders>
-          </w:tcPr>
-          <w:p>
-            <w:pPr>
-              <w:jc w:val="center"/>
-            </w:pPr>
-            <w:r/>
-            <w:r>
-              <w:rPr>
-                <w:rFonts w:ascii="Times New Roman" w:hAnsi="Times New Roman"/>
-                <w:sz w:val="18"/>
-              </w:rPr>
-              <w:t>5,64</w:t>
-            </w:r>
-          </w:p>
-        </w:tc>
-        <w:tc>
-          <w:tcPr>
-            <w:tcW w:type="dxa" w:w="1344"/>
-            <w:tcBorders>
-              <w:top w:val="single" w:sz="6" w:color="000000"/>
-              <w:bottom w:val="single" w:sz="6" w:color="000000"/>
-              <w:left w:val="nil" w:sz="6" w:color="000000"/>
-              <w:right w:val="nil" w:sz="6" w:color="000000"/>
-            </w:tcBorders>
-          </w:tcPr>
-          <w:p>
-            <w:pPr>
-              <w:jc w:val="center"/>
-            </w:pPr>
-            <w:r/>
-            <w:r>
-              <w:rPr>
-                <w:rFonts w:ascii="Times New Roman" w:hAnsi="Times New Roman"/>
-                <w:sz w:val="18"/>
-              </w:rPr>
-              <w:t>5,0</w:t>
-            </w:r>
-          </w:p>
-        </w:tc>
-        <w:tc>
-          <w:tcPr>
-            <w:tcW w:type="dxa" w:w="1344"/>
-            <w:tcBorders>
-              <w:top w:val="single" w:sz="6" w:color="000000"/>
-              <w:bottom w:val="single" w:sz="6" w:color="000000"/>
-              <w:left w:val="nil" w:sz="6" w:color="000000"/>
-              <w:right w:val="nil" w:sz="6" w:color="000000"/>
-            </w:tcBorders>
-          </w:tcPr>
-          <w:p>
-            <w:pPr>
-              <w:jc w:val="center"/>
-            </w:pPr>
-            <w:r/>
-            <w:r>
-              <w:rPr>
-                <w:rFonts w:ascii="Times New Roman" w:hAnsi="Times New Roman"/>
-                <w:sz w:val="18"/>
-              </w:rPr>
-              <w:t>3,89</w:t>
-            </w:r>
-          </w:p>
-        </w:tc>
-        <w:tc>
-          <w:tcPr>
-            <w:tcW w:type="dxa" w:w="1344"/>
-            <w:tcBorders>
-              <w:top w:val="single" w:sz="6" w:color="000000"/>
-              <w:bottom w:val="single" w:sz="6" w:color="000000"/>
-              <w:left w:val="nil" w:sz="6" w:color="000000"/>
-              <w:right w:val="nil" w:sz="6" w:color="000000"/>
-            </w:tcBorders>
-          </w:tcPr>
-          <w:p>
-            <w:pPr>
-              <w:jc w:val="center"/>
-            </w:pPr>
-            <w:r/>
-            <w:r>
-              <w:rPr>
-                <w:rFonts w:ascii="Times New Roman" w:hAnsi="Times New Roman"/>
-                <w:sz w:val="18"/>
-              </w:rPr>
-              <w:t>5,29–6,00</w:t>
-            </w:r>
-          </w:p>
-        </w:tc>
-        <w:tc>
-          <w:tcPr>
-            <w:tcW w:type="dxa" w:w="1344"/>
-            <w:tcBorders>
-              <w:top w:val="single" w:sz="6" w:color="000000"/>
-              <w:bottom w:val="single" w:sz="6" w:color="000000"/>
-              <w:left w:val="nil" w:sz="6" w:color="000000"/>
-              <w:right w:val="nil" w:sz="6" w:color="000000"/>
-            </w:tcBorders>
-          </w:tcPr>
-          <w:p>
-            <w:pPr>
-              <w:jc w:val="center"/>
-            </w:pPr>
-            <w:r/>
-            <w:r>
-              <w:rPr>
-                <w:rFonts w:ascii="Times New Roman" w:hAnsi="Times New Roman"/>
-                <w:sz w:val="18"/>
-              </w:rPr>
-              <w:t>69</w:t>
-            </w:r>
-          </w:p>
-        </w:tc>
-        <w:tc>
-          <w:tcPr>
-            <w:tcW w:type="dxa" w:w="1344"/>
-            <w:tcBorders>
-              <w:top w:val="single" w:sz="6" w:color="000000"/>
-              <w:bottom w:val="single" w:sz="6" w:color="000000"/>
-              <w:left w:val="nil" w:sz="6" w:color="000000"/>
-              <w:right w:val="nil" w:sz="6" w:color="000000"/>
-            </w:tcBorders>
-          </w:tcPr>
-          <w:p>
-            <w:pPr>
-              <w:jc w:val="center"/>
-            </w:pPr>
-            <w:r/>
-            <w:r>
-              <w:rPr>
-                <w:rFonts w:ascii="Times New Roman" w:hAnsi="Times New Roman"/>
-                <w:sz w:val="18"/>
-              </w:rPr>
-              <w:t>0–16</w:t>
-            </w:r>
-          </w:p>
-        </w:tc>
-      </w:tr>
-      <w:tr>
-        <w:tc>
-          <w:tcPr>
-            <w:tcW w:type="dxa" w:w="1344"/>
-            <w:tcBorders>
-              <w:top w:val="single" w:sz="6" w:color="000000"/>
-              <w:bottom w:val="single" w:sz="6" w:color="000000"/>
-              <w:left w:val="nil" w:sz="6" w:color="000000"/>
-              <w:right w:val="nil" w:sz="6" w:color="000000"/>
-            </w:tcBorders>
-          </w:tcPr>
-          <w:p>
-            <w:pPr>
-              <w:jc w:val="left"/>
-            </w:pPr>
-            <w:r/>
-            <w:r>
-              <w:rPr>
-                <w:rFonts w:ascii="Times New Roman" w:hAnsi="Times New Roman"/>
-                <w:sz w:val="18"/>
-              </w:rPr>
               <w:t>Confusão</w:t>
             </w:r>
           </w:p>
@@ -2362,176 +2634,6 @@
           </w:p>
         </w:tc>
       </w:tr>
-      <w:tr>
-        <w:tc>
-          <w:tcPr>
-            <w:tcW w:type="dxa" w:w="1344"/>
-            <w:tcBorders>
-              <w:top w:val="single" w:sz="6" w:color="000000"/>
-              <w:bottom w:val="single" w:sz="6" w:color="000000"/>
-              <w:left w:val="nil" w:sz="6" w:color="000000"/>
-              <w:right w:val="nil" w:sz="6" w:color="000000"/>
-            </w:tcBorders>
-          </w:tcPr>
-          <w:p>
-            <w:pPr>
-              <w:jc w:val="left"/>
-            </w:pPr>
-            <w:r/>
-            <w:r>
-              <w:rPr>
-                <w:rFonts w:ascii="Times New Roman" w:hAnsi="Times New Roman"/>
-                <w:sz w:val="18"/>
-              </w:rPr>
-              <w:t>PTH/TMD</w:t>
-            </w:r>
-          </w:p>
-        </w:tc>
-        <w:tc>
-          <w:tcPr>
-            <w:tcW w:type="dxa" w:w="1344"/>
-            <w:tcBorders>
-              <w:top w:val="single" w:sz="6" w:color="000000"/>
-              <w:bottom w:val="single" w:sz="6" w:color="000000"/>
-              <w:left w:val="nil" w:sz="6" w:color="000000"/>
-              <w:right w:val="nil" w:sz="6" w:color="000000"/>
-            </w:tcBorders>
-          </w:tcPr>
-          <w:p>
-            <w:pPr>
-              <w:jc w:val="center"/>
-            </w:pPr>
-            <w:r/>
-            <w:r>
-              <w:rPr>
-                <w:rFonts w:ascii="Times New Roman" w:hAnsi="Times New Roman"/>
-                <w:sz w:val="18"/>
-              </w:rPr>
-              <w:t>4,39</w:t>
-            </w:r>
-          </w:p>
-        </w:tc>
-        <w:tc>
-          <w:tcPr>
-            <w:tcW w:type="dxa" w:w="1344"/>
-            <w:tcBorders>
-              <w:top w:val="single" w:sz="6" w:color="000000"/>
-              <w:bottom w:val="single" w:sz="6" w:color="000000"/>
-              <w:left w:val="nil" w:sz="6" w:color="000000"/>
-              <w:right w:val="nil" w:sz="6" w:color="000000"/>
-            </w:tcBorders>
-          </w:tcPr>
-          <w:p>
-            <w:pPr>
-              <w:jc w:val="center"/>
-            </w:pPr>
-            <w:r/>
-            <w:r>
-              <w:rPr>
-                <w:rFonts w:ascii="Times New Roman" w:hAnsi="Times New Roman"/>
-                <w:sz w:val="18"/>
-              </w:rPr>
-              <w:t>2,0</w:t>
-            </w:r>
-          </w:p>
-        </w:tc>
-        <w:tc>
-          <w:tcPr>
-            <w:tcW w:type="dxa" w:w="1344"/>
-            <w:tcBorders>
-              <w:top w:val="single" w:sz="6" w:color="000000"/>
-              <w:bottom w:val="single" w:sz="6" w:color="000000"/>
-              <w:left w:val="nil" w:sz="6" w:color="000000"/>
-              <w:right w:val="nil" w:sz="6" w:color="000000"/>
-            </w:tcBorders>
-          </w:tcPr>
-          <w:p>
-            <w:pPr>
-              <w:jc w:val="center"/>
-            </w:pPr>
-            <w:r/>
-            <w:r>
-              <w:rPr>
-                <w:rFonts w:ascii="Times New Roman" w:hAnsi="Times New Roman"/>
-                <w:sz w:val="18"/>
-              </w:rPr>
-              <w:t>9,64</w:t>
-            </w:r>
-          </w:p>
-        </w:tc>
-        <w:tc>
-          <w:tcPr>
-            <w:tcW w:type="dxa" w:w="1344"/>
-            <w:tcBorders>
-              <w:top w:val="single" w:sz="6" w:color="000000"/>
-              <w:bottom w:val="single" w:sz="6" w:color="000000"/>
-              <w:left w:val="nil" w:sz="6" w:color="000000"/>
-              <w:right w:val="nil" w:sz="6" w:color="000000"/>
-            </w:tcBorders>
-          </w:tcPr>
-          <w:p>
-            <w:pPr>
-              <w:jc w:val="center"/>
-            </w:pPr>
-            <w:r/>
-            <w:r>
-              <w:rPr>
-                <w:rFonts w:ascii="Times New Roman" w:hAnsi="Times New Roman"/>
-                <w:sz w:val="18"/>
-              </w:rPr>
-              <w:t>3,51–5,28</w:t>
-            </w:r>
-          </w:p>
-        </w:tc>
-        <w:tc>
-          <w:tcPr>
-            <w:tcW w:type="dxa" w:w="1344"/>
-            <w:tcBorders>
-              <w:top w:val="single" w:sz="6" w:color="000000"/>
-              <w:bottom w:val="single" w:sz="6" w:color="000000"/>
-              <w:left w:val="nil" w:sz="6" w:color="000000"/>
-              <w:right w:val="nil" w:sz="6" w:color="000000"/>
-            </w:tcBorders>
-          </w:tcPr>
-          <w:p>
-            <w:pPr>
-              <w:jc w:val="center"/>
-            </w:pPr>
-            <w:r/>
-            <w:r>
-              <w:rPr>
-                <w:rFonts w:ascii="Times New Roman" w:hAnsi="Times New Roman"/>
-                <w:sz w:val="18"/>
-              </w:rPr>
-              <w:t>219</w:t>
-            </w:r>
-          </w:p>
-        </w:tc>
-        <w:tc>
-          <w:tcPr>
-            <w:tcW w:type="dxa" w:w="1344"/>
-            <w:tcBorders>
-              <w:top w:val="single" w:sz="6" w:color="000000"/>
-              <w:bottom w:val="single" w:sz="6" w:color="000000"/>
-              <w:left w:val="nil" w:sz="6" w:color="000000"/>
-              <w:right w:val="nil" w:sz="6" w:color="000000"/>
-            </w:tcBorders>
-          </w:tcPr>
-          <w:p>
-            <w:pPr>
-              <w:jc w:val="center"/>
-            </w:pPr>
-            <w:r/>
-            <w:r>
-              <w:rPr>
-                <w:rFonts w:ascii="Times New Roman" w:hAnsi="Times New Roman"/>
-                <w:sz w:val="18"/>
-              </w:rPr>
-              <w:t>-12–52</w:t>
-            </w:r>
-          </w:p>
-        </w:tc>
-      </w:tr>
     </w:tbl>
     <w:p>
       <w:pPr>
@@ -2542,32 +2644,6 @@
           <w:sz w:val="18"/>
         </w:rPr>
         <w:t>Fonte: dados da pesquisa (2026).</w:t>
-      </w:r>
-    </w:p>
-    <w:p>
-      <w:pPr>
-        <w:spacing w:before="200" w:after="80" w:line="360" w:lineRule="auto"/>
-      </w:pPr>
-      <w:r>
-        <w:rPr>
-          <w:b/>
-          <w:sz w:val="24"/>
-        </w:rPr>
-        <w:t>5.2 Comportamento ao longo da semana e do Dia 1 ao Dia 7</w:t>
-      </w:r>
-    </w:p>
-    <w:p>
-      <w:pPr>
-        <w:spacing w:line="360" w:lineRule="auto" w:after="120"/>
-        <w:ind w:firstLine="709"/>
-        <w:jc w:val="both"/>
-      </w:pPr>
-      <w:r>
-        <w:rPr>
-          <w:b w:val="0"/>
-          <w:sz w:val="24"/>
-        </w:rPr>
-        <w:t>A Figura 2 mostra, com bandas de confiança de 95%, as trajetórias das subescalas: no eixo energia–fadiga o vigor declina e a fadiga e a PTH ascendem de forma sistemática, ao passo que as subescalas negativas de valência não fadiga oscilam próximas do piso, sem tendência monotônica clara. Na comparação Dia 1 → Dia 7 (Tabela 3), o vigor recua com efeito grande (Δ = -3,15; -41%; dz = -0,95; p = 0,001) e a fadiga sobe com efeito médio (Δ = +3,19; 75%; dz = 0,72; p = 0,004); a tensão e a confusão, ao contrário, decrescem significativamente — uma acomodação do estado inicial de ativação e apreensão.</w:t>
       </w:r>
     </w:p>
     <w:p>
@@ -2635,13 +2711,1638 @@
     </w:p>
     <w:p>
       <w:pPr>
+        <w:spacing w:before="200" w:after="80" w:line="360" w:lineRule="auto"/>
+      </w:pPr>
+      <w:r>
+        <w:rPr>
+          <w:b/>
+          <w:sz w:val="24"/>
+        </w:rPr>
+        <w:t>4.2 Comparações no nível do grupo por subescala</w:t>
+      </w:r>
+    </w:p>
+    <w:p>
+      <w:pPr>
+        <w:spacing w:line="360" w:lineRule="auto" w:after="120"/>
+        <w:ind w:firstLine="709"/>
+        <w:jc w:val="both"/>
+      </w:pPr>
+      <w:r>
+        <w:rPr>
+          <w:b w:val="0"/>
+          <w:sz w:val="24"/>
+        </w:rPr>
+        <w:t>As Tabelas 3 e 4 reúnem, para todas as subescalas, a resposta aguda pré→pós e a variação Dia 1 → Dia 7, com variação percentual, tamanho de efeito (dz) com IC95%, significância e magnitude. A seguir, cada subescala é interpretada em ordem lógica, iniciando pelo eixo energia–fadiga.</w:t>
+      </w:r>
+    </w:p>
+    <w:p>
+      <w:pPr>
         <w:spacing w:before="160" w:after="40"/>
       </w:pPr>
       <w:r>
         <w:rPr>
           <w:sz w:val="22"/>
         </w:rPr>
-        <w:t>Tabela 3 – Comparação Dia 1 → Dia 7 por subescala: médias, variação absoluta e percentual, tamanho de efeito e magnitude.</w:t>
+        <w:t>Tabela 3 – Resposta aguda pré → pós agregada na semana, por subescala.</w:t>
+      </w:r>
+    </w:p>
+    <w:tbl>
+      <w:tblPr>
+        <w:tblW w:type="auto" w:w="0"/>
+        <w:jc w:val="center"/>
+        <w:tblLook w:firstColumn="1" w:firstRow="1" w:lastColumn="0" w:lastRow="0" w:noHBand="0" w:noVBand="1" w:val="04A0"/>
+      </w:tblPr>
+      <w:tblGrid>
+        <w:gridCol w:w="1176"/>
+        <w:gridCol w:w="1176"/>
+        <w:gridCol w:w="1176"/>
+        <w:gridCol w:w="1176"/>
+        <w:gridCol w:w="1176"/>
+        <w:gridCol w:w="1176"/>
+        <w:gridCol w:w="1176"/>
+        <w:gridCol w:w="1176"/>
+      </w:tblGrid>
+      <w:tr>
+        <w:tc>
+          <w:tcPr>
+            <w:tcW w:type="dxa" w:w="1176"/>
+            <w:tcBorders>
+              <w:top w:val="single" w:sz="6" w:color="000000"/>
+              <w:bottom w:val="single" w:sz="6" w:color="000000"/>
+              <w:left w:val="nil" w:sz="6" w:color="000000"/>
+              <w:right w:val="nil" w:sz="6" w:color="000000"/>
+            </w:tcBorders>
+          </w:tcPr>
+          <w:p>
+            <w:pPr>
+              <w:jc w:val="center"/>
+            </w:pPr>
+            <w:r/>
+            <w:r>
+              <w:rPr>
+                <w:rFonts w:ascii="Times New Roman" w:hAnsi="Times New Roman"/>
+                <w:b/>
+                <w:sz w:val="17"/>
+              </w:rPr>
+              <w:t>Subescala</w:t>
+            </w:r>
+          </w:p>
+        </w:tc>
+        <w:tc>
+          <w:tcPr>
+            <w:tcW w:type="dxa" w:w="1176"/>
+            <w:tcBorders>
+              <w:top w:val="single" w:sz="6" w:color="000000"/>
+              <w:bottom w:val="single" w:sz="6" w:color="000000"/>
+              <w:left w:val="nil" w:sz="6" w:color="000000"/>
+              <w:right w:val="nil" w:sz="6" w:color="000000"/>
+            </w:tcBorders>
+          </w:tcPr>
+          <w:p>
+            <w:pPr>
+              <w:jc w:val="center"/>
+            </w:pPr>
+            <w:r/>
+            <w:r>
+              <w:rPr>
+                <w:rFonts w:ascii="Times New Roman" w:hAnsi="Times New Roman"/>
+                <w:b/>
+                <w:sz w:val="17"/>
+              </w:rPr>
+              <w:t>Pré</w:t>
+            </w:r>
+          </w:p>
+        </w:tc>
+        <w:tc>
+          <w:tcPr>
+            <w:tcW w:type="dxa" w:w="1176"/>
+            <w:tcBorders>
+              <w:top w:val="single" w:sz="6" w:color="000000"/>
+              <w:bottom w:val="single" w:sz="6" w:color="000000"/>
+              <w:left w:val="nil" w:sz="6" w:color="000000"/>
+              <w:right w:val="nil" w:sz="6" w:color="000000"/>
+            </w:tcBorders>
+          </w:tcPr>
+          <w:p>
+            <w:pPr>
+              <w:jc w:val="center"/>
+            </w:pPr>
+            <w:r/>
+            <w:r>
+              <w:rPr>
+                <w:rFonts w:ascii="Times New Roman" w:hAnsi="Times New Roman"/>
+                <w:b/>
+                <w:sz w:val="17"/>
+              </w:rPr>
+              <w:t>Pós</w:t>
+            </w:r>
+          </w:p>
+        </w:tc>
+        <w:tc>
+          <w:tcPr>
+            <w:tcW w:type="dxa" w:w="1176"/>
+            <w:tcBorders>
+              <w:top w:val="single" w:sz="6" w:color="000000"/>
+              <w:bottom w:val="single" w:sz="6" w:color="000000"/>
+              <w:left w:val="nil" w:sz="6" w:color="000000"/>
+              <w:right w:val="nil" w:sz="6" w:color="000000"/>
+            </w:tcBorders>
+          </w:tcPr>
+          <w:p>
+            <w:pPr>
+              <w:jc w:val="center"/>
+            </w:pPr>
+            <w:r/>
+            <w:r>
+              <w:rPr>
+                <w:rFonts w:ascii="Times New Roman" w:hAnsi="Times New Roman"/>
+                <w:b/>
+                <w:sz w:val="17"/>
+              </w:rPr>
+              <w:t>Δ</w:t>
+            </w:r>
+          </w:p>
+        </w:tc>
+        <w:tc>
+          <w:tcPr>
+            <w:tcW w:type="dxa" w:w="1176"/>
+            <w:tcBorders>
+              <w:top w:val="single" w:sz="6" w:color="000000"/>
+              <w:bottom w:val="single" w:sz="6" w:color="000000"/>
+              <w:left w:val="nil" w:sz="6" w:color="000000"/>
+              <w:right w:val="nil" w:sz="6" w:color="000000"/>
+            </w:tcBorders>
+          </w:tcPr>
+          <w:p>
+            <w:pPr>
+              <w:jc w:val="center"/>
+            </w:pPr>
+            <w:r/>
+            <w:r>
+              <w:rPr>
+                <w:rFonts w:ascii="Times New Roman" w:hAnsi="Times New Roman"/>
+                <w:b/>
+                <w:sz w:val="17"/>
+              </w:rPr>
+              <w:t>Δ%</w:t>
+            </w:r>
+          </w:p>
+        </w:tc>
+        <w:tc>
+          <w:tcPr>
+            <w:tcW w:type="dxa" w:w="1176"/>
+            <w:tcBorders>
+              <w:top w:val="single" w:sz="6" w:color="000000"/>
+              <w:bottom w:val="single" w:sz="6" w:color="000000"/>
+              <w:left w:val="nil" w:sz="6" w:color="000000"/>
+              <w:right w:val="nil" w:sz="6" w:color="000000"/>
+            </w:tcBorders>
+          </w:tcPr>
+          <w:p>
+            <w:pPr>
+              <w:jc w:val="center"/>
+            </w:pPr>
+            <w:r/>
+            <w:r>
+              <w:rPr>
+                <w:rFonts w:ascii="Times New Roman" w:hAnsi="Times New Roman"/>
+                <w:b/>
+                <w:sz w:val="17"/>
+              </w:rPr>
+              <w:t>dz [IC95%]</w:t>
+            </w:r>
+          </w:p>
+        </w:tc>
+        <w:tc>
+          <w:tcPr>
+            <w:tcW w:type="dxa" w:w="1176"/>
+            <w:tcBorders>
+              <w:top w:val="single" w:sz="6" w:color="000000"/>
+              <w:bottom w:val="single" w:sz="6" w:color="000000"/>
+              <w:left w:val="nil" w:sz="6" w:color="000000"/>
+              <w:right w:val="nil" w:sz="6" w:color="000000"/>
+            </w:tcBorders>
+          </w:tcPr>
+          <w:p>
+            <w:pPr>
+              <w:jc w:val="center"/>
+            </w:pPr>
+            <w:r/>
+            <w:r>
+              <w:rPr>
+                <w:rFonts w:ascii="Times New Roman" w:hAnsi="Times New Roman"/>
+                <w:b/>
+                <w:sz w:val="17"/>
+              </w:rPr>
+              <w:t>p</w:t>
+            </w:r>
+          </w:p>
+        </w:tc>
+        <w:tc>
+          <w:tcPr>
+            <w:tcW w:type="dxa" w:w="1176"/>
+            <w:tcBorders>
+              <w:top w:val="single" w:sz="6" w:color="000000"/>
+              <w:bottom w:val="single" w:sz="6" w:color="000000"/>
+              <w:left w:val="nil" w:sz="6" w:color="000000"/>
+              <w:right w:val="nil" w:sz="6" w:color="000000"/>
+            </w:tcBorders>
+          </w:tcPr>
+          <w:p>
+            <w:pPr>
+              <w:jc w:val="center"/>
+            </w:pPr>
+            <w:r/>
+            <w:r>
+              <w:rPr>
+                <w:rFonts w:ascii="Times New Roman" w:hAnsi="Times New Roman"/>
+                <w:b/>
+                <w:sz w:val="17"/>
+              </w:rPr>
+              <w:t>Magnitude</w:t>
+            </w:r>
+          </w:p>
+        </w:tc>
+      </w:tr>
+      <w:tr>
+        <w:tc>
+          <w:tcPr>
+            <w:tcW w:type="dxa" w:w="1176"/>
+            <w:tcBorders>
+              <w:top w:val="single" w:sz="6" w:color="000000"/>
+              <w:bottom w:val="single" w:sz="6" w:color="000000"/>
+              <w:left w:val="nil" w:sz="6" w:color="000000"/>
+              <w:right w:val="nil" w:sz="6" w:color="000000"/>
+            </w:tcBorders>
+          </w:tcPr>
+          <w:p>
+            <w:pPr>
+              <w:jc w:val="left"/>
+            </w:pPr>
+            <w:r/>
+            <w:r>
+              <w:rPr>
+                <w:rFonts w:ascii="Times New Roman" w:hAnsi="Times New Roman"/>
+                <w:sz w:val="17"/>
+              </w:rPr>
+              <w:t>Vigor</w:t>
+            </w:r>
+          </w:p>
+        </w:tc>
+        <w:tc>
+          <w:tcPr>
+            <w:tcW w:type="dxa" w:w="1176"/>
+            <w:tcBorders>
+              <w:top w:val="single" w:sz="6" w:color="000000"/>
+              <w:bottom w:val="single" w:sz="6" w:color="000000"/>
+              <w:left w:val="nil" w:sz="6" w:color="000000"/>
+              <w:right w:val="nil" w:sz="6" w:color="000000"/>
+            </w:tcBorders>
+          </w:tcPr>
+          <w:p>
+            <w:pPr>
+              <w:jc w:val="center"/>
+            </w:pPr>
+            <w:r/>
+            <w:r>
+              <w:rPr>
+                <w:rFonts w:ascii="Times New Roman" w:hAnsi="Times New Roman"/>
+                <w:sz w:val="17"/>
+              </w:rPr>
+              <w:t>6,22</w:t>
+            </w:r>
+          </w:p>
+        </w:tc>
+        <w:tc>
+          <w:tcPr>
+            <w:tcW w:type="dxa" w:w="1176"/>
+            <w:tcBorders>
+              <w:top w:val="single" w:sz="6" w:color="000000"/>
+              <w:bottom w:val="single" w:sz="6" w:color="000000"/>
+              <w:left w:val="nil" w:sz="6" w:color="000000"/>
+              <w:right w:val="nil" w:sz="6" w:color="000000"/>
+            </w:tcBorders>
+          </w:tcPr>
+          <w:p>
+            <w:pPr>
+              <w:jc w:val="center"/>
+            </w:pPr>
+            <w:r/>
+            <w:r>
+              <w:rPr>
+                <w:rFonts w:ascii="Times New Roman" w:hAnsi="Times New Roman"/>
+                <w:sz w:val="17"/>
+              </w:rPr>
+              <w:t>5,04</w:t>
+            </w:r>
+          </w:p>
+        </w:tc>
+        <w:tc>
+          <w:tcPr>
+            <w:tcW w:type="dxa" w:w="1176"/>
+            <w:tcBorders>
+              <w:top w:val="single" w:sz="6" w:color="000000"/>
+              <w:bottom w:val="single" w:sz="6" w:color="000000"/>
+              <w:left w:val="nil" w:sz="6" w:color="000000"/>
+              <w:right w:val="nil" w:sz="6" w:color="000000"/>
+            </w:tcBorders>
+          </w:tcPr>
+          <w:p>
+            <w:pPr>
+              <w:jc w:val="center"/>
+            </w:pPr>
+            <w:r/>
+            <w:r>
+              <w:rPr>
+                <w:rFonts w:ascii="Times New Roman" w:hAnsi="Times New Roman"/>
+                <w:sz w:val="17"/>
+              </w:rPr>
+              <w:t>-1,18</w:t>
+            </w:r>
+          </w:p>
+        </w:tc>
+        <w:tc>
+          <w:tcPr>
+            <w:tcW w:type="dxa" w:w="1176"/>
+            <w:tcBorders>
+              <w:top w:val="single" w:sz="6" w:color="000000"/>
+              <w:bottom w:val="single" w:sz="6" w:color="000000"/>
+              <w:left w:val="nil" w:sz="6" w:color="000000"/>
+              <w:right w:val="nil" w:sz="6" w:color="000000"/>
+            </w:tcBorders>
+          </w:tcPr>
+          <w:p>
+            <w:pPr>
+              <w:jc w:val="center"/>
+            </w:pPr>
+            <w:r/>
+            <w:r>
+              <w:rPr>
+                <w:rFonts w:ascii="Times New Roman" w:hAnsi="Times New Roman"/>
+                <w:sz w:val="17"/>
+              </w:rPr>
+              <w:t>-19%</w:t>
+            </w:r>
+          </w:p>
+        </w:tc>
+        <w:tc>
+          <w:tcPr>
+            <w:tcW w:type="dxa" w:w="1176"/>
+            <w:tcBorders>
+              <w:top w:val="single" w:sz="6" w:color="000000"/>
+              <w:bottom w:val="single" w:sz="6" w:color="000000"/>
+              <w:left w:val="nil" w:sz="6" w:color="000000"/>
+              <w:right w:val="nil" w:sz="6" w:color="000000"/>
+            </w:tcBorders>
+          </w:tcPr>
+          <w:p>
+            <w:pPr>
+              <w:jc w:val="center"/>
+            </w:pPr>
+            <w:r/>
+            <w:r>
+              <w:rPr>
+                <w:rFonts w:ascii="Times New Roman" w:hAnsi="Times New Roman"/>
+                <w:sz w:val="17"/>
+              </w:rPr>
+              <w:t>-0,74 [-1,81, -0,55]</w:t>
+            </w:r>
+          </w:p>
+        </w:tc>
+        <w:tc>
+          <w:tcPr>
+            <w:tcW w:type="dxa" w:w="1176"/>
+            <w:tcBorders>
+              <w:top w:val="single" w:sz="6" w:color="000000"/>
+              <w:bottom w:val="single" w:sz="6" w:color="000000"/>
+              <w:left w:val="nil" w:sz="6" w:color="000000"/>
+              <w:right w:val="nil" w:sz="6" w:color="000000"/>
+            </w:tcBorders>
+          </w:tcPr>
+          <w:p>
+            <w:pPr>
+              <w:jc w:val="center"/>
+            </w:pPr>
+            <w:r/>
+            <w:r>
+              <w:rPr>
+                <w:rFonts w:ascii="Times New Roman" w:hAnsi="Times New Roman"/>
+                <w:sz w:val="17"/>
+              </w:rPr>
+              <w:t>0,001</w:t>
+            </w:r>
+          </w:p>
+        </w:tc>
+        <w:tc>
+          <w:tcPr>
+            <w:tcW w:type="dxa" w:w="1176"/>
+            <w:tcBorders>
+              <w:top w:val="single" w:sz="6" w:color="000000"/>
+              <w:bottom w:val="single" w:sz="6" w:color="000000"/>
+              <w:left w:val="nil" w:sz="6" w:color="000000"/>
+              <w:right w:val="nil" w:sz="6" w:color="000000"/>
+            </w:tcBorders>
+          </w:tcPr>
+          <w:p>
+            <w:pPr>
+              <w:jc w:val="center"/>
+            </w:pPr>
+            <w:r/>
+            <w:r>
+              <w:rPr>
+                <w:rFonts w:ascii="Times New Roman" w:hAnsi="Times New Roman"/>
+                <w:sz w:val="17"/>
+              </w:rPr>
+              <w:t>médio</w:t>
+            </w:r>
+          </w:p>
+        </w:tc>
+      </w:tr>
+      <w:tr>
+        <w:tc>
+          <w:tcPr>
+            <w:tcW w:type="dxa" w:w="1176"/>
+            <w:tcBorders>
+              <w:top w:val="single" w:sz="6" w:color="000000"/>
+              <w:bottom w:val="single" w:sz="6" w:color="000000"/>
+              <w:left w:val="nil" w:sz="6" w:color="000000"/>
+              <w:right w:val="nil" w:sz="6" w:color="000000"/>
+            </w:tcBorders>
+          </w:tcPr>
+          <w:p>
+            <w:pPr>
+              <w:jc w:val="left"/>
+            </w:pPr>
+            <w:r/>
+            <w:r>
+              <w:rPr>
+                <w:rFonts w:ascii="Times New Roman" w:hAnsi="Times New Roman"/>
+                <w:sz w:val="17"/>
+              </w:rPr>
+              <w:t>Fadiga</w:t>
+            </w:r>
+          </w:p>
+        </w:tc>
+        <w:tc>
+          <w:tcPr>
+            <w:tcW w:type="dxa" w:w="1176"/>
+            <w:tcBorders>
+              <w:top w:val="single" w:sz="6" w:color="000000"/>
+              <w:bottom w:val="single" w:sz="6" w:color="000000"/>
+              <w:left w:val="nil" w:sz="6" w:color="000000"/>
+              <w:right w:val="nil" w:sz="6" w:color="000000"/>
+            </w:tcBorders>
+          </w:tcPr>
+          <w:p>
+            <w:pPr>
+              <w:jc w:val="center"/>
+            </w:pPr>
+            <w:r/>
+            <w:r>
+              <w:rPr>
+                <w:rFonts w:ascii="Times New Roman" w:hAnsi="Times New Roman"/>
+                <w:sz w:val="17"/>
+              </w:rPr>
+              <w:t>4,50</w:t>
+            </w:r>
+          </w:p>
+        </w:tc>
+        <w:tc>
+          <w:tcPr>
+            <w:tcW w:type="dxa" w:w="1176"/>
+            <w:tcBorders>
+              <w:top w:val="single" w:sz="6" w:color="000000"/>
+              <w:bottom w:val="single" w:sz="6" w:color="000000"/>
+              <w:left w:val="nil" w:sz="6" w:color="000000"/>
+              <w:right w:val="nil" w:sz="6" w:color="000000"/>
+            </w:tcBorders>
+          </w:tcPr>
+          <w:p>
+            <w:pPr>
+              <w:jc w:val="center"/>
+            </w:pPr>
+            <w:r/>
+            <w:r>
+              <w:rPr>
+                <w:rFonts w:ascii="Times New Roman" w:hAnsi="Times New Roman"/>
+                <w:sz w:val="17"/>
+              </w:rPr>
+              <w:t>6,03</w:t>
+            </w:r>
+          </w:p>
+        </w:tc>
+        <w:tc>
+          <w:tcPr>
+            <w:tcW w:type="dxa" w:w="1176"/>
+            <w:tcBorders>
+              <w:top w:val="single" w:sz="6" w:color="000000"/>
+              <w:bottom w:val="single" w:sz="6" w:color="000000"/>
+              <w:left w:val="nil" w:sz="6" w:color="000000"/>
+              <w:right w:val="nil" w:sz="6" w:color="000000"/>
+            </w:tcBorders>
+          </w:tcPr>
+          <w:p>
+            <w:pPr>
+              <w:jc w:val="center"/>
+            </w:pPr>
+            <w:r/>
+            <w:r>
+              <w:rPr>
+                <w:rFonts w:ascii="Times New Roman" w:hAnsi="Times New Roman"/>
+                <w:sz w:val="17"/>
+              </w:rPr>
+              <w:t>+1,52</w:t>
+            </w:r>
+          </w:p>
+        </w:tc>
+        <w:tc>
+          <w:tcPr>
+            <w:tcW w:type="dxa" w:w="1176"/>
+            <w:tcBorders>
+              <w:top w:val="single" w:sz="6" w:color="000000"/>
+              <w:bottom w:val="single" w:sz="6" w:color="000000"/>
+              <w:left w:val="nil" w:sz="6" w:color="000000"/>
+              <w:right w:val="nil" w:sz="6" w:color="000000"/>
+            </w:tcBorders>
+          </w:tcPr>
+          <w:p>
+            <w:pPr>
+              <w:jc w:val="center"/>
+            </w:pPr>
+            <w:r/>
+            <w:r>
+              <w:rPr>
+                <w:rFonts w:ascii="Times New Roman" w:hAnsi="Times New Roman"/>
+                <w:sz w:val="17"/>
+              </w:rPr>
+              <w:t>+34%</w:t>
+            </w:r>
+          </w:p>
+        </w:tc>
+        <w:tc>
+          <w:tcPr>
+            <w:tcW w:type="dxa" w:w="1176"/>
+            <w:tcBorders>
+              <w:top w:val="single" w:sz="6" w:color="000000"/>
+              <w:bottom w:val="single" w:sz="6" w:color="000000"/>
+              <w:left w:val="nil" w:sz="6" w:color="000000"/>
+              <w:right w:val="nil" w:sz="6" w:color="000000"/>
+            </w:tcBorders>
+          </w:tcPr>
+          <w:p>
+            <w:pPr>
+              <w:jc w:val="center"/>
+            </w:pPr>
+            <w:r/>
+            <w:r>
+              <w:rPr>
+                <w:rFonts w:ascii="Times New Roman" w:hAnsi="Times New Roman"/>
+                <w:sz w:val="17"/>
+              </w:rPr>
+              <w:t>+0,60 [0,52, 2,53]</w:t>
+            </w:r>
+          </w:p>
+        </w:tc>
+        <w:tc>
+          <w:tcPr>
+            <w:tcW w:type="dxa" w:w="1176"/>
+            <w:tcBorders>
+              <w:top w:val="single" w:sz="6" w:color="000000"/>
+              <w:bottom w:val="single" w:sz="6" w:color="000000"/>
+              <w:left w:val="nil" w:sz="6" w:color="000000"/>
+              <w:right w:val="nil" w:sz="6" w:color="000000"/>
+            </w:tcBorders>
+          </w:tcPr>
+          <w:p>
+            <w:pPr>
+              <w:jc w:val="center"/>
+            </w:pPr>
+            <w:r/>
+            <w:r>
+              <w:rPr>
+                <w:rFonts w:ascii="Times New Roman" w:hAnsi="Times New Roman"/>
+                <w:sz w:val="17"/>
+              </w:rPr>
+              <w:t>0,005</w:t>
+            </w:r>
+          </w:p>
+        </w:tc>
+        <w:tc>
+          <w:tcPr>
+            <w:tcW w:type="dxa" w:w="1176"/>
+            <w:tcBorders>
+              <w:top w:val="single" w:sz="6" w:color="000000"/>
+              <w:bottom w:val="single" w:sz="6" w:color="000000"/>
+              <w:left w:val="nil" w:sz="6" w:color="000000"/>
+              <w:right w:val="nil" w:sz="6" w:color="000000"/>
+            </w:tcBorders>
+          </w:tcPr>
+          <w:p>
+            <w:pPr>
+              <w:jc w:val="center"/>
+            </w:pPr>
+            <w:r/>
+            <w:r>
+              <w:rPr>
+                <w:rFonts w:ascii="Times New Roman" w:hAnsi="Times New Roman"/>
+                <w:sz w:val="17"/>
+              </w:rPr>
+              <w:t>médio</w:t>
+            </w:r>
+          </w:p>
+        </w:tc>
+      </w:tr>
+      <w:tr>
+        <w:tc>
+          <w:tcPr>
+            <w:tcW w:type="dxa" w:w="1176"/>
+            <w:tcBorders>
+              <w:top w:val="single" w:sz="6" w:color="000000"/>
+              <w:bottom w:val="single" w:sz="6" w:color="000000"/>
+              <w:left w:val="nil" w:sz="6" w:color="000000"/>
+              <w:right w:val="nil" w:sz="6" w:color="000000"/>
+            </w:tcBorders>
+          </w:tcPr>
+          <w:p>
+            <w:pPr>
+              <w:jc w:val="left"/>
+            </w:pPr>
+            <w:r/>
+            <w:r>
+              <w:rPr>
+                <w:rFonts w:ascii="Times New Roman" w:hAnsi="Times New Roman"/>
+                <w:sz w:val="17"/>
+              </w:rPr>
+              <w:t>Perturbação Total do Humor (PTH)</w:t>
+            </w:r>
+          </w:p>
+        </w:tc>
+        <w:tc>
+          <w:tcPr>
+            <w:tcW w:type="dxa" w:w="1176"/>
+            <w:tcBorders>
+              <w:top w:val="single" w:sz="6" w:color="000000"/>
+              <w:bottom w:val="single" w:sz="6" w:color="000000"/>
+              <w:left w:val="nil" w:sz="6" w:color="000000"/>
+              <w:right w:val="nil" w:sz="6" w:color="000000"/>
+            </w:tcBorders>
+          </w:tcPr>
+          <w:p>
+            <w:pPr>
+              <w:jc w:val="center"/>
+            </w:pPr>
+            <w:r/>
+            <w:r>
+              <w:rPr>
+                <w:rFonts w:ascii="Times New Roman" w:hAnsi="Times New Roman"/>
+                <w:sz w:val="17"/>
+              </w:rPr>
+              <w:t>2,57</w:t>
+            </w:r>
+          </w:p>
+        </w:tc>
+        <w:tc>
+          <w:tcPr>
+            <w:tcW w:type="dxa" w:w="1176"/>
+            <w:tcBorders>
+              <w:top w:val="single" w:sz="6" w:color="000000"/>
+              <w:bottom w:val="single" w:sz="6" w:color="000000"/>
+              <w:left w:val="nil" w:sz="6" w:color="000000"/>
+              <w:right w:val="nil" w:sz="6" w:color="000000"/>
+            </w:tcBorders>
+          </w:tcPr>
+          <w:p>
+            <w:pPr>
+              <w:jc w:val="center"/>
+            </w:pPr>
+            <w:r/>
+            <w:r>
+              <w:rPr>
+                <w:rFonts w:ascii="Times New Roman" w:hAnsi="Times New Roman"/>
+                <w:sz w:val="17"/>
+              </w:rPr>
+              <w:t>5,95</w:t>
+            </w:r>
+          </w:p>
+        </w:tc>
+        <w:tc>
+          <w:tcPr>
+            <w:tcW w:type="dxa" w:w="1176"/>
+            <w:tcBorders>
+              <w:top w:val="single" w:sz="6" w:color="000000"/>
+              <w:bottom w:val="single" w:sz="6" w:color="000000"/>
+              <w:left w:val="nil" w:sz="6" w:color="000000"/>
+              <w:right w:val="nil" w:sz="6" w:color="000000"/>
+            </w:tcBorders>
+          </w:tcPr>
+          <w:p>
+            <w:pPr>
+              <w:jc w:val="center"/>
+            </w:pPr>
+            <w:r/>
+            <w:r>
+              <w:rPr>
+                <w:rFonts w:ascii="Times New Roman" w:hAnsi="Times New Roman"/>
+                <w:sz w:val="17"/>
+              </w:rPr>
+              <w:t>+3,38</w:t>
+            </w:r>
+          </w:p>
+        </w:tc>
+        <w:tc>
+          <w:tcPr>
+            <w:tcW w:type="dxa" w:w="1176"/>
+            <w:tcBorders>
+              <w:top w:val="single" w:sz="6" w:color="000000"/>
+              <w:bottom w:val="single" w:sz="6" w:color="000000"/>
+              <w:left w:val="nil" w:sz="6" w:color="000000"/>
+              <w:right w:val="nil" w:sz="6" w:color="000000"/>
+            </w:tcBorders>
+          </w:tcPr>
+          <w:p>
+            <w:pPr>
+              <w:jc w:val="center"/>
+            </w:pPr>
+            <w:r/>
+            <w:r>
+              <w:rPr>
+                <w:rFonts w:ascii="Times New Roman" w:hAnsi="Times New Roman"/>
+                <w:sz w:val="17"/>
+              </w:rPr>
+              <w:t>+131%</w:t>
+            </w:r>
+          </w:p>
+        </w:tc>
+        <w:tc>
+          <w:tcPr>
+            <w:tcW w:type="dxa" w:w="1176"/>
+            <w:tcBorders>
+              <w:top w:val="single" w:sz="6" w:color="000000"/>
+              <w:bottom w:val="single" w:sz="6" w:color="000000"/>
+              <w:left w:val="nil" w:sz="6" w:color="000000"/>
+              <w:right w:val="nil" w:sz="6" w:color="000000"/>
+            </w:tcBorders>
+          </w:tcPr>
+          <w:p>
+            <w:pPr>
+              <w:jc w:val="center"/>
+            </w:pPr>
+            <w:r/>
+            <w:r>
+              <w:rPr>
+                <w:rFonts w:ascii="Times New Roman" w:hAnsi="Times New Roman"/>
+                <w:sz w:val="17"/>
+              </w:rPr>
+              <w:t>+0,66 [1,35, 5,41]</w:t>
+            </w:r>
+          </w:p>
+        </w:tc>
+        <w:tc>
+          <w:tcPr>
+            <w:tcW w:type="dxa" w:w="1176"/>
+            <w:tcBorders>
+              <w:top w:val="single" w:sz="6" w:color="000000"/>
+              <w:bottom w:val="single" w:sz="6" w:color="000000"/>
+              <w:left w:val="nil" w:sz="6" w:color="000000"/>
+              <w:right w:val="nil" w:sz="6" w:color="000000"/>
+            </w:tcBorders>
+          </w:tcPr>
+          <w:p>
+            <w:pPr>
+              <w:jc w:val="center"/>
+            </w:pPr>
+            <w:r/>
+            <w:r>
+              <w:rPr>
+                <w:rFonts w:ascii="Times New Roman" w:hAnsi="Times New Roman"/>
+                <w:sz w:val="17"/>
+              </w:rPr>
+              <w:t>0,005</w:t>
+            </w:r>
+          </w:p>
+        </w:tc>
+        <w:tc>
+          <w:tcPr>
+            <w:tcW w:type="dxa" w:w="1176"/>
+            <w:tcBorders>
+              <w:top w:val="single" w:sz="6" w:color="000000"/>
+              <w:bottom w:val="single" w:sz="6" w:color="000000"/>
+              <w:left w:val="nil" w:sz="6" w:color="000000"/>
+              <w:right w:val="nil" w:sz="6" w:color="000000"/>
+            </w:tcBorders>
+          </w:tcPr>
+          <w:p>
+            <w:pPr>
+              <w:jc w:val="center"/>
+            </w:pPr>
+            <w:r/>
+            <w:r>
+              <w:rPr>
+                <w:rFonts w:ascii="Times New Roman" w:hAnsi="Times New Roman"/>
+                <w:sz w:val="17"/>
+              </w:rPr>
+              <w:t>médio</w:t>
+            </w:r>
+          </w:p>
+        </w:tc>
+      </w:tr>
+      <w:tr>
+        <w:tc>
+          <w:tcPr>
+            <w:tcW w:type="dxa" w:w="1176"/>
+            <w:tcBorders>
+              <w:top w:val="single" w:sz="6" w:color="000000"/>
+              <w:bottom w:val="single" w:sz="6" w:color="000000"/>
+              <w:left w:val="nil" w:sz="6" w:color="000000"/>
+              <w:right w:val="nil" w:sz="6" w:color="000000"/>
+            </w:tcBorders>
+          </w:tcPr>
+          <w:p>
+            <w:pPr>
+              <w:jc w:val="left"/>
+            </w:pPr>
+            <w:r/>
+            <w:r>
+              <w:rPr>
+                <w:rFonts w:ascii="Times New Roman" w:hAnsi="Times New Roman"/>
+                <w:sz w:val="17"/>
+              </w:rPr>
+              <w:t>Tensão</w:t>
+            </w:r>
+          </w:p>
+        </w:tc>
+        <w:tc>
+          <w:tcPr>
+            <w:tcW w:type="dxa" w:w="1176"/>
+            <w:tcBorders>
+              <w:top w:val="single" w:sz="6" w:color="000000"/>
+              <w:bottom w:val="single" w:sz="6" w:color="000000"/>
+              <w:left w:val="nil" w:sz="6" w:color="000000"/>
+              <w:right w:val="nil" w:sz="6" w:color="000000"/>
+            </w:tcBorders>
+          </w:tcPr>
+          <w:p>
+            <w:pPr>
+              <w:jc w:val="center"/>
+            </w:pPr>
+            <w:r/>
+            <w:r>
+              <w:rPr>
+                <w:rFonts w:ascii="Times New Roman" w:hAnsi="Times New Roman"/>
+                <w:sz w:val="17"/>
+              </w:rPr>
+              <w:t>1,44</w:t>
+            </w:r>
+          </w:p>
+        </w:tc>
+        <w:tc>
+          <w:tcPr>
+            <w:tcW w:type="dxa" w:w="1176"/>
+            <w:tcBorders>
+              <w:top w:val="single" w:sz="6" w:color="000000"/>
+              <w:bottom w:val="single" w:sz="6" w:color="000000"/>
+              <w:left w:val="nil" w:sz="6" w:color="000000"/>
+              <w:right w:val="nil" w:sz="6" w:color="000000"/>
+            </w:tcBorders>
+          </w:tcPr>
+          <w:p>
+            <w:pPr>
+              <w:jc w:val="center"/>
+            </w:pPr>
+            <w:r/>
+            <w:r>
+              <w:rPr>
+                <w:rFonts w:ascii="Times New Roman" w:hAnsi="Times New Roman"/>
+                <w:sz w:val="17"/>
+              </w:rPr>
+              <w:t>1,60</w:t>
+            </w:r>
+          </w:p>
+        </w:tc>
+        <w:tc>
+          <w:tcPr>
+            <w:tcW w:type="dxa" w:w="1176"/>
+            <w:tcBorders>
+              <w:top w:val="single" w:sz="6" w:color="000000"/>
+              <w:bottom w:val="single" w:sz="6" w:color="000000"/>
+              <w:left w:val="nil" w:sz="6" w:color="000000"/>
+              <w:right w:val="nil" w:sz="6" w:color="000000"/>
+            </w:tcBorders>
+          </w:tcPr>
+          <w:p>
+            <w:pPr>
+              <w:jc w:val="center"/>
+            </w:pPr>
+            <w:r/>
+            <w:r>
+              <w:rPr>
+                <w:rFonts w:ascii="Times New Roman" w:hAnsi="Times New Roman"/>
+                <w:sz w:val="17"/>
+              </w:rPr>
+              <w:t>+0,16</w:t>
+            </w:r>
+          </w:p>
+        </w:tc>
+        <w:tc>
+          <w:tcPr>
+            <w:tcW w:type="dxa" w:w="1176"/>
+            <w:tcBorders>
+              <w:top w:val="single" w:sz="6" w:color="000000"/>
+              <w:bottom w:val="single" w:sz="6" w:color="000000"/>
+              <w:left w:val="nil" w:sz="6" w:color="000000"/>
+              <w:right w:val="nil" w:sz="6" w:color="000000"/>
+            </w:tcBorders>
+          </w:tcPr>
+          <w:p>
+            <w:pPr>
+              <w:jc w:val="center"/>
+            </w:pPr>
+            <w:r/>
+            <w:r>
+              <w:rPr>
+                <w:rFonts w:ascii="Times New Roman" w:hAnsi="Times New Roman"/>
+                <w:sz w:val="17"/>
+              </w:rPr>
+              <w:t>+11%</w:t>
+            </w:r>
+          </w:p>
+        </w:tc>
+        <w:tc>
+          <w:tcPr>
+            <w:tcW w:type="dxa" w:w="1176"/>
+            <w:tcBorders>
+              <w:top w:val="single" w:sz="6" w:color="000000"/>
+              <w:bottom w:val="single" w:sz="6" w:color="000000"/>
+              <w:left w:val="nil" w:sz="6" w:color="000000"/>
+              <w:right w:val="nil" w:sz="6" w:color="000000"/>
+            </w:tcBorders>
+          </w:tcPr>
+          <w:p>
+            <w:pPr>
+              <w:jc w:val="center"/>
+            </w:pPr>
+            <w:r/>
+            <w:r>
+              <w:rPr>
+                <w:rFonts w:ascii="Times New Roman" w:hAnsi="Times New Roman"/>
+                <w:sz w:val="17"/>
+              </w:rPr>
+              <w:t>+0,21 [-0,15, 0,46]</w:t>
+            </w:r>
+          </w:p>
+        </w:tc>
+        <w:tc>
+          <w:tcPr>
+            <w:tcW w:type="dxa" w:w="1176"/>
+            <w:tcBorders>
+              <w:top w:val="single" w:sz="6" w:color="000000"/>
+              <w:bottom w:val="single" w:sz="6" w:color="000000"/>
+              <w:left w:val="nil" w:sz="6" w:color="000000"/>
+              <w:right w:val="nil" w:sz="6" w:color="000000"/>
+            </w:tcBorders>
+          </w:tcPr>
+          <w:p>
+            <w:pPr>
+              <w:jc w:val="center"/>
+            </w:pPr>
+            <w:r/>
+            <w:r>
+              <w:rPr>
+                <w:rFonts w:ascii="Times New Roman" w:hAnsi="Times New Roman"/>
+                <w:sz w:val="17"/>
+              </w:rPr>
+              <w:t>0,420</w:t>
+            </w:r>
+          </w:p>
+        </w:tc>
+        <w:tc>
+          <w:tcPr>
+            <w:tcW w:type="dxa" w:w="1176"/>
+            <w:tcBorders>
+              <w:top w:val="single" w:sz="6" w:color="000000"/>
+              <w:bottom w:val="single" w:sz="6" w:color="000000"/>
+              <w:left w:val="nil" w:sz="6" w:color="000000"/>
+              <w:right w:val="nil" w:sz="6" w:color="000000"/>
+            </w:tcBorders>
+          </w:tcPr>
+          <w:p>
+            <w:pPr>
+              <w:jc w:val="center"/>
+            </w:pPr>
+            <w:r/>
+            <w:r>
+              <w:rPr>
+                <w:rFonts w:ascii="Times New Roman" w:hAnsi="Times New Roman"/>
+                <w:sz w:val="17"/>
+              </w:rPr>
+              <w:t>pequeno</w:t>
+            </w:r>
+          </w:p>
+        </w:tc>
+      </w:tr>
+      <w:tr>
+        <w:tc>
+          <w:tcPr>
+            <w:tcW w:type="dxa" w:w="1176"/>
+            <w:tcBorders>
+              <w:top w:val="single" w:sz="6" w:color="000000"/>
+              <w:bottom w:val="single" w:sz="6" w:color="000000"/>
+              <w:left w:val="nil" w:sz="6" w:color="000000"/>
+              <w:right w:val="nil" w:sz="6" w:color="000000"/>
+            </w:tcBorders>
+          </w:tcPr>
+          <w:p>
+            <w:pPr>
+              <w:jc w:val="left"/>
+            </w:pPr>
+            <w:r/>
+            <w:r>
+              <w:rPr>
+                <w:rFonts w:ascii="Times New Roman" w:hAnsi="Times New Roman"/>
+                <w:sz w:val="17"/>
+              </w:rPr>
+              <w:t>Depressão</w:t>
+            </w:r>
+          </w:p>
+        </w:tc>
+        <w:tc>
+          <w:tcPr>
+            <w:tcW w:type="dxa" w:w="1176"/>
+            <w:tcBorders>
+              <w:top w:val="single" w:sz="6" w:color="000000"/>
+              <w:bottom w:val="single" w:sz="6" w:color="000000"/>
+              <w:left w:val="nil" w:sz="6" w:color="000000"/>
+              <w:right w:val="nil" w:sz="6" w:color="000000"/>
+            </w:tcBorders>
+          </w:tcPr>
+          <w:p>
+            <w:pPr>
+              <w:jc w:val="center"/>
+            </w:pPr>
+            <w:r/>
+            <w:r>
+              <w:rPr>
+                <w:rFonts w:ascii="Times New Roman" w:hAnsi="Times New Roman"/>
+                <w:sz w:val="17"/>
+              </w:rPr>
+              <w:t>0,96</w:t>
+            </w:r>
+          </w:p>
+        </w:tc>
+        <w:tc>
+          <w:tcPr>
+            <w:tcW w:type="dxa" w:w="1176"/>
+            <w:tcBorders>
+              <w:top w:val="single" w:sz="6" w:color="000000"/>
+              <w:bottom w:val="single" w:sz="6" w:color="000000"/>
+              <w:left w:val="nil" w:sz="6" w:color="000000"/>
+              <w:right w:val="nil" w:sz="6" w:color="000000"/>
+            </w:tcBorders>
+          </w:tcPr>
+          <w:p>
+            <w:pPr>
+              <w:jc w:val="center"/>
+            </w:pPr>
+            <w:r/>
+            <w:r>
+              <w:rPr>
+                <w:rFonts w:ascii="Times New Roman" w:hAnsi="Times New Roman"/>
+                <w:sz w:val="17"/>
+              </w:rPr>
+              <w:t>1,31</w:t>
+            </w:r>
+          </w:p>
+        </w:tc>
+        <w:tc>
+          <w:tcPr>
+            <w:tcW w:type="dxa" w:w="1176"/>
+            <w:tcBorders>
+              <w:top w:val="single" w:sz="6" w:color="000000"/>
+              <w:bottom w:val="single" w:sz="6" w:color="000000"/>
+              <w:left w:val="nil" w:sz="6" w:color="000000"/>
+              <w:right w:val="nil" w:sz="6" w:color="000000"/>
+            </w:tcBorders>
+          </w:tcPr>
+          <w:p>
+            <w:pPr>
+              <w:jc w:val="center"/>
+            </w:pPr>
+            <w:r/>
+            <w:r>
+              <w:rPr>
+                <w:rFonts w:ascii="Times New Roman" w:hAnsi="Times New Roman"/>
+                <w:sz w:val="17"/>
+              </w:rPr>
+              <w:t>+0,36</w:t>
+            </w:r>
+          </w:p>
+        </w:tc>
+        <w:tc>
+          <w:tcPr>
+            <w:tcW w:type="dxa" w:w="1176"/>
+            <w:tcBorders>
+              <w:top w:val="single" w:sz="6" w:color="000000"/>
+              <w:bottom w:val="single" w:sz="6" w:color="000000"/>
+              <w:left w:val="nil" w:sz="6" w:color="000000"/>
+              <w:right w:val="nil" w:sz="6" w:color="000000"/>
+            </w:tcBorders>
+          </w:tcPr>
+          <w:p>
+            <w:pPr>
+              <w:jc w:val="center"/>
+            </w:pPr>
+            <w:r/>
+            <w:r>
+              <w:rPr>
+                <w:rFonts w:ascii="Times New Roman" w:hAnsi="Times New Roman"/>
+                <w:sz w:val="17"/>
+              </w:rPr>
+              <w:t>+37%</w:t>
+            </w:r>
+          </w:p>
+        </w:tc>
+        <w:tc>
+          <w:tcPr>
+            <w:tcW w:type="dxa" w:w="1176"/>
+            <w:tcBorders>
+              <w:top w:val="single" w:sz="6" w:color="000000"/>
+              <w:bottom w:val="single" w:sz="6" w:color="000000"/>
+              <w:left w:val="nil" w:sz="6" w:color="000000"/>
+              <w:right w:val="nil" w:sz="6" w:color="000000"/>
+            </w:tcBorders>
+          </w:tcPr>
+          <w:p>
+            <w:pPr>
+              <w:jc w:val="center"/>
+            </w:pPr>
+            <w:r/>
+            <w:r>
+              <w:rPr>
+                <w:rFonts w:ascii="Times New Roman" w:hAnsi="Times New Roman"/>
+                <w:sz w:val="17"/>
+              </w:rPr>
+              <w:t>+0,39 [-0,01, 0,72]</w:t>
+            </w:r>
+          </w:p>
+        </w:tc>
+        <w:tc>
+          <w:tcPr>
+            <w:tcW w:type="dxa" w:w="1176"/>
+            <w:tcBorders>
+              <w:top w:val="single" w:sz="6" w:color="000000"/>
+              <w:bottom w:val="single" w:sz="6" w:color="000000"/>
+              <w:left w:val="nil" w:sz="6" w:color="000000"/>
+              <w:right w:val="nil" w:sz="6" w:color="000000"/>
+            </w:tcBorders>
+          </w:tcPr>
+          <w:p>
+            <w:pPr>
+              <w:jc w:val="center"/>
+            </w:pPr>
+            <w:r/>
+            <w:r>
+              <w:rPr>
+                <w:rFonts w:ascii="Times New Roman" w:hAnsi="Times New Roman"/>
+                <w:sz w:val="17"/>
+              </w:rPr>
+              <w:t>0,085</w:t>
+            </w:r>
+          </w:p>
+        </w:tc>
+        <w:tc>
+          <w:tcPr>
+            <w:tcW w:type="dxa" w:w="1176"/>
+            <w:tcBorders>
+              <w:top w:val="single" w:sz="6" w:color="000000"/>
+              <w:bottom w:val="single" w:sz="6" w:color="000000"/>
+              <w:left w:val="nil" w:sz="6" w:color="000000"/>
+              <w:right w:val="nil" w:sz="6" w:color="000000"/>
+            </w:tcBorders>
+          </w:tcPr>
+          <w:p>
+            <w:pPr>
+              <w:jc w:val="center"/>
+            </w:pPr>
+            <w:r/>
+            <w:r>
+              <w:rPr>
+                <w:rFonts w:ascii="Times New Roman" w:hAnsi="Times New Roman"/>
+                <w:sz w:val="17"/>
+              </w:rPr>
+              <w:t>pequeno</w:t>
+            </w:r>
+          </w:p>
+        </w:tc>
+      </w:tr>
+      <w:tr>
+        <w:tc>
+          <w:tcPr>
+            <w:tcW w:type="dxa" w:w="1176"/>
+            <w:tcBorders>
+              <w:top w:val="single" w:sz="6" w:color="000000"/>
+              <w:bottom w:val="single" w:sz="6" w:color="000000"/>
+              <w:left w:val="nil" w:sz="6" w:color="000000"/>
+              <w:right w:val="nil" w:sz="6" w:color="000000"/>
+            </w:tcBorders>
+          </w:tcPr>
+          <w:p>
+            <w:pPr>
+              <w:jc w:val="left"/>
+            </w:pPr>
+            <w:r/>
+            <w:r>
+              <w:rPr>
+                <w:rFonts w:ascii="Times New Roman" w:hAnsi="Times New Roman"/>
+                <w:sz w:val="17"/>
+              </w:rPr>
+              <w:t>Raiva</w:t>
+            </w:r>
+          </w:p>
+        </w:tc>
+        <w:tc>
+          <w:tcPr>
+            <w:tcW w:type="dxa" w:w="1176"/>
+            <w:tcBorders>
+              <w:top w:val="single" w:sz="6" w:color="000000"/>
+              <w:bottom w:val="single" w:sz="6" w:color="000000"/>
+              <w:left w:val="nil" w:sz="6" w:color="000000"/>
+              <w:right w:val="nil" w:sz="6" w:color="000000"/>
+            </w:tcBorders>
+          </w:tcPr>
+          <w:p>
+            <w:pPr>
+              <w:jc w:val="center"/>
+            </w:pPr>
+            <w:r/>
+            <w:r>
+              <w:rPr>
+                <w:rFonts w:ascii="Times New Roman" w:hAnsi="Times New Roman"/>
+                <w:sz w:val="17"/>
+              </w:rPr>
+              <w:t>1,38</w:t>
+            </w:r>
+          </w:p>
+        </w:tc>
+        <w:tc>
+          <w:tcPr>
+            <w:tcW w:type="dxa" w:w="1176"/>
+            <w:tcBorders>
+              <w:top w:val="single" w:sz="6" w:color="000000"/>
+              <w:bottom w:val="single" w:sz="6" w:color="000000"/>
+              <w:left w:val="nil" w:sz="6" w:color="000000"/>
+              <w:right w:val="nil" w:sz="6" w:color="000000"/>
+            </w:tcBorders>
+          </w:tcPr>
+          <w:p>
+            <w:pPr>
+              <w:jc w:val="center"/>
+            </w:pPr>
+            <w:r/>
+            <w:r>
+              <w:rPr>
+                <w:rFonts w:ascii="Times New Roman" w:hAnsi="Times New Roman"/>
+                <w:sz w:val="17"/>
+              </w:rPr>
+              <w:t>1,58</w:t>
+            </w:r>
+          </w:p>
+        </w:tc>
+        <w:tc>
+          <w:tcPr>
+            <w:tcW w:type="dxa" w:w="1176"/>
+            <w:tcBorders>
+              <w:top w:val="single" w:sz="6" w:color="000000"/>
+              <w:bottom w:val="single" w:sz="6" w:color="000000"/>
+              <w:left w:val="nil" w:sz="6" w:color="000000"/>
+              <w:right w:val="nil" w:sz="6" w:color="000000"/>
+            </w:tcBorders>
+          </w:tcPr>
+          <w:p>
+            <w:pPr>
+              <w:jc w:val="center"/>
+            </w:pPr>
+            <w:r/>
+            <w:r>
+              <w:rPr>
+                <w:rFonts w:ascii="Times New Roman" w:hAnsi="Times New Roman"/>
+                <w:sz w:val="17"/>
+              </w:rPr>
+              <w:t>+0,20</w:t>
+            </w:r>
+          </w:p>
+        </w:tc>
+        <w:tc>
+          <w:tcPr>
+            <w:tcW w:type="dxa" w:w="1176"/>
+            <w:tcBorders>
+              <w:top w:val="single" w:sz="6" w:color="000000"/>
+              <w:bottom w:val="single" w:sz="6" w:color="000000"/>
+              <w:left w:val="nil" w:sz="6" w:color="000000"/>
+              <w:right w:val="nil" w:sz="6" w:color="000000"/>
+            </w:tcBorders>
+          </w:tcPr>
+          <w:p>
+            <w:pPr>
+              <w:jc w:val="center"/>
+            </w:pPr>
+            <w:r/>
+            <w:r>
+              <w:rPr>
+                <w:rFonts w:ascii="Times New Roman" w:hAnsi="Times New Roman"/>
+                <w:sz w:val="17"/>
+              </w:rPr>
+              <w:t>+15%</w:t>
+            </w:r>
+          </w:p>
+        </w:tc>
+        <w:tc>
+          <w:tcPr>
+            <w:tcW w:type="dxa" w:w="1176"/>
+            <w:tcBorders>
+              <w:top w:val="single" w:sz="6" w:color="000000"/>
+              <w:bottom w:val="single" w:sz="6" w:color="000000"/>
+              <w:left w:val="nil" w:sz="6" w:color="000000"/>
+              <w:right w:val="nil" w:sz="6" w:color="000000"/>
+            </w:tcBorders>
+          </w:tcPr>
+          <w:p>
+            <w:pPr>
+              <w:jc w:val="center"/>
+            </w:pPr>
+            <w:r/>
+            <w:r>
+              <w:rPr>
+                <w:rFonts w:ascii="Times New Roman" w:hAnsi="Times New Roman"/>
+                <w:sz w:val="17"/>
+              </w:rPr>
+              <w:t>+0,14 [-0,37, 0,77]</w:t>
+            </w:r>
+          </w:p>
+        </w:tc>
+        <w:tc>
+          <w:tcPr>
+            <w:tcW w:type="dxa" w:w="1176"/>
+            <w:tcBorders>
+              <w:top w:val="single" w:sz="6" w:color="000000"/>
+              <w:bottom w:val="single" w:sz="6" w:color="000000"/>
+              <w:left w:val="nil" w:sz="6" w:color="000000"/>
+              <w:right w:val="nil" w:sz="6" w:color="000000"/>
+            </w:tcBorders>
+          </w:tcPr>
+          <w:p>
+            <w:pPr>
+              <w:jc w:val="center"/>
+            </w:pPr>
+            <w:r/>
+            <w:r>
+              <w:rPr>
+                <w:rFonts w:ascii="Times New Roman" w:hAnsi="Times New Roman"/>
+                <w:sz w:val="17"/>
+              </w:rPr>
+              <w:t>0,558</w:t>
+            </w:r>
+          </w:p>
+        </w:tc>
+        <w:tc>
+          <w:tcPr>
+            <w:tcW w:type="dxa" w:w="1176"/>
+            <w:tcBorders>
+              <w:top w:val="single" w:sz="6" w:color="000000"/>
+              <w:bottom w:val="single" w:sz="6" w:color="000000"/>
+              <w:left w:val="nil" w:sz="6" w:color="000000"/>
+              <w:right w:val="nil" w:sz="6" w:color="000000"/>
+            </w:tcBorders>
+          </w:tcPr>
+          <w:p>
+            <w:pPr>
+              <w:jc w:val="center"/>
+            </w:pPr>
+            <w:r/>
+            <w:r>
+              <w:rPr>
+                <w:rFonts w:ascii="Times New Roman" w:hAnsi="Times New Roman"/>
+                <w:sz w:val="17"/>
+              </w:rPr>
+              <w:t>trivial</w:t>
+            </w:r>
+          </w:p>
+        </w:tc>
+      </w:tr>
+      <w:tr>
+        <w:tc>
+          <w:tcPr>
+            <w:tcW w:type="dxa" w:w="1176"/>
+            <w:tcBorders>
+              <w:top w:val="single" w:sz="6" w:color="000000"/>
+              <w:bottom w:val="single" w:sz="6" w:color="000000"/>
+              <w:left w:val="nil" w:sz="6" w:color="000000"/>
+              <w:right w:val="nil" w:sz="6" w:color="000000"/>
+            </w:tcBorders>
+          </w:tcPr>
+          <w:p>
+            <w:pPr>
+              <w:jc w:val="left"/>
+            </w:pPr>
+            <w:r/>
+            <w:r>
+              <w:rPr>
+                <w:rFonts w:ascii="Times New Roman" w:hAnsi="Times New Roman"/>
+                <w:sz w:val="17"/>
+              </w:rPr>
+              <w:t>Confusão</w:t>
+            </w:r>
+          </w:p>
+        </w:tc>
+        <w:tc>
+          <w:tcPr>
+            <w:tcW w:type="dxa" w:w="1176"/>
+            <w:tcBorders>
+              <w:top w:val="single" w:sz="6" w:color="000000"/>
+              <w:bottom w:val="single" w:sz="6" w:color="000000"/>
+              <w:left w:val="nil" w:sz="6" w:color="000000"/>
+              <w:right w:val="nil" w:sz="6" w:color="000000"/>
+            </w:tcBorders>
+          </w:tcPr>
+          <w:p>
+            <w:pPr>
+              <w:jc w:val="center"/>
+            </w:pPr>
+            <w:r/>
+            <w:r>
+              <w:rPr>
+                <w:rFonts w:ascii="Times New Roman" w:hAnsi="Times New Roman"/>
+                <w:sz w:val="17"/>
+              </w:rPr>
+              <w:t>0,51</w:t>
+            </w:r>
+          </w:p>
+        </w:tc>
+        <w:tc>
+          <w:tcPr>
+            <w:tcW w:type="dxa" w:w="1176"/>
+            <w:tcBorders>
+              <w:top w:val="single" w:sz="6" w:color="000000"/>
+              <w:bottom w:val="single" w:sz="6" w:color="000000"/>
+              <w:left w:val="nil" w:sz="6" w:color="000000"/>
+              <w:right w:val="nil" w:sz="6" w:color="000000"/>
+            </w:tcBorders>
+          </w:tcPr>
+          <w:p>
+            <w:pPr>
+              <w:jc w:val="center"/>
+            </w:pPr>
+            <w:r/>
+            <w:r>
+              <w:rPr>
+                <w:rFonts w:ascii="Times New Roman" w:hAnsi="Times New Roman"/>
+                <w:sz w:val="17"/>
+              </w:rPr>
+              <w:t>0,47</w:t>
+            </w:r>
+          </w:p>
+        </w:tc>
+        <w:tc>
+          <w:tcPr>
+            <w:tcW w:type="dxa" w:w="1176"/>
+            <w:tcBorders>
+              <w:top w:val="single" w:sz="6" w:color="000000"/>
+              <w:bottom w:val="single" w:sz="6" w:color="000000"/>
+              <w:left w:val="nil" w:sz="6" w:color="000000"/>
+              <w:right w:val="nil" w:sz="6" w:color="000000"/>
+            </w:tcBorders>
+          </w:tcPr>
+          <w:p>
+            <w:pPr>
+              <w:jc w:val="center"/>
+            </w:pPr>
+            <w:r/>
+            <w:r>
+              <w:rPr>
+                <w:rFonts w:ascii="Times New Roman" w:hAnsi="Times New Roman"/>
+                <w:sz w:val="17"/>
+              </w:rPr>
+              <w:t>-0,04</w:t>
+            </w:r>
+          </w:p>
+        </w:tc>
+        <w:tc>
+          <w:tcPr>
+            <w:tcW w:type="dxa" w:w="1176"/>
+            <w:tcBorders>
+              <w:top w:val="single" w:sz="6" w:color="000000"/>
+              <w:bottom w:val="single" w:sz="6" w:color="000000"/>
+              <w:left w:val="nil" w:sz="6" w:color="000000"/>
+              <w:right w:val="nil" w:sz="6" w:color="000000"/>
+            </w:tcBorders>
+          </w:tcPr>
+          <w:p>
+            <w:pPr>
+              <w:jc w:val="center"/>
+            </w:pPr>
+            <w:r/>
+            <w:r>
+              <w:rPr>
+                <w:rFonts w:ascii="Times New Roman" w:hAnsi="Times New Roman"/>
+                <w:sz w:val="17"/>
+              </w:rPr>
+              <w:t>-8%</w:t>
+            </w:r>
+          </w:p>
+        </w:tc>
+        <w:tc>
+          <w:tcPr>
+            <w:tcW w:type="dxa" w:w="1176"/>
+            <w:tcBorders>
+              <w:top w:val="single" w:sz="6" w:color="000000"/>
+              <w:bottom w:val="single" w:sz="6" w:color="000000"/>
+              <w:left w:val="nil" w:sz="6" w:color="000000"/>
+              <w:right w:val="nil" w:sz="6" w:color="000000"/>
+            </w:tcBorders>
+          </w:tcPr>
+          <w:p>
+            <w:pPr>
+              <w:jc w:val="center"/>
+            </w:pPr>
+            <w:r/>
+            <w:r>
+              <w:rPr>
+                <w:rFonts w:ascii="Times New Roman" w:hAnsi="Times New Roman"/>
+                <w:sz w:val="17"/>
+              </w:rPr>
+              <w:t>-0,09 [-0,23, 0,15]</w:t>
+            </w:r>
+          </w:p>
+        </w:tc>
+        <w:tc>
+          <w:tcPr>
+            <w:tcW w:type="dxa" w:w="1176"/>
+            <w:tcBorders>
+              <w:top w:val="single" w:sz="6" w:color="000000"/>
+              <w:bottom w:val="single" w:sz="6" w:color="000000"/>
+              <w:left w:val="nil" w:sz="6" w:color="000000"/>
+              <w:right w:val="nil" w:sz="6" w:color="000000"/>
+            </w:tcBorders>
+          </w:tcPr>
+          <w:p>
+            <w:pPr>
+              <w:jc w:val="center"/>
+            </w:pPr>
+            <w:r/>
+            <w:r>
+              <w:rPr>
+                <w:rFonts w:ascii="Times New Roman" w:hAnsi="Times New Roman"/>
+                <w:sz w:val="17"/>
+              </w:rPr>
+              <w:t>0,586</w:t>
+            </w:r>
+          </w:p>
+        </w:tc>
+        <w:tc>
+          <w:tcPr>
+            <w:tcW w:type="dxa" w:w="1176"/>
+            <w:tcBorders>
+              <w:top w:val="single" w:sz="6" w:color="000000"/>
+              <w:bottom w:val="single" w:sz="6" w:color="000000"/>
+              <w:left w:val="nil" w:sz="6" w:color="000000"/>
+              <w:right w:val="nil" w:sz="6" w:color="000000"/>
+            </w:tcBorders>
+          </w:tcPr>
+          <w:p>
+            <w:pPr>
+              <w:jc w:val="center"/>
+            </w:pPr>
+            <w:r/>
+            <w:r>
+              <w:rPr>
+                <w:rFonts w:ascii="Times New Roman" w:hAnsi="Times New Roman"/>
+                <w:sz w:val="17"/>
+              </w:rPr>
+              <w:t>trivial</w:t>
+            </w:r>
+          </w:p>
+        </w:tc>
+      </w:tr>
+    </w:tbl>
+    <w:p>
+      <w:pPr>
+        <w:spacing w:after="120"/>
+      </w:pPr>
+      <w:r>
+        <w:rPr>
+          <w:sz w:val="18"/>
+        </w:rPr>
+        <w:t>Fonte: dados da pesquisa (2026).</w:t>
+      </w:r>
+    </w:p>
+    <w:p>
+      <w:pPr>
+        <w:spacing w:before="160" w:after="40"/>
+      </w:pPr>
+      <w:r>
+        <w:rPr>
+          <w:sz w:val="22"/>
+        </w:rPr>
+        <w:t>Tabela 4 – Comparação Dia 1 → Dia 7, por subescala.</w:t>
       </w:r>
     </w:p>
     <w:tbl>
@@ -2858,6 +4559,588 @@
                 <w:sz w:val="17"/>
               </w:rPr>
               <w:t>Magnitude</w:t>
+            </w:r>
+          </w:p>
+        </w:tc>
+      </w:tr>
+      <w:tr>
+        <w:tc>
+          <w:tcPr>
+            <w:tcW w:type="dxa" w:w="1176"/>
+            <w:tcBorders>
+              <w:top w:val="single" w:sz="6" w:color="000000"/>
+              <w:bottom w:val="single" w:sz="6" w:color="000000"/>
+              <w:left w:val="nil" w:sz="6" w:color="000000"/>
+              <w:right w:val="nil" w:sz="6" w:color="000000"/>
+            </w:tcBorders>
+          </w:tcPr>
+          <w:p>
+            <w:pPr>
+              <w:jc w:val="left"/>
+            </w:pPr>
+            <w:r/>
+            <w:r>
+              <w:rPr>
+                <w:rFonts w:ascii="Times New Roman" w:hAnsi="Times New Roman"/>
+                <w:sz w:val="17"/>
+              </w:rPr>
+              <w:t>Vigor</w:t>
+            </w:r>
+          </w:p>
+        </w:tc>
+        <w:tc>
+          <w:tcPr>
+            <w:tcW w:type="dxa" w:w="1176"/>
+            <w:tcBorders>
+              <w:top w:val="single" w:sz="6" w:color="000000"/>
+              <w:bottom w:val="single" w:sz="6" w:color="000000"/>
+              <w:left w:val="nil" w:sz="6" w:color="000000"/>
+              <w:right w:val="nil" w:sz="6" w:color="000000"/>
+            </w:tcBorders>
+          </w:tcPr>
+          <w:p>
+            <w:pPr>
+              <w:jc w:val="center"/>
+            </w:pPr>
+            <w:r/>
+            <w:r>
+              <w:rPr>
+                <w:rFonts w:ascii="Times New Roman" w:hAnsi="Times New Roman"/>
+                <w:sz w:val="17"/>
+              </w:rPr>
+              <w:t>7,64</w:t>
+            </w:r>
+          </w:p>
+        </w:tc>
+        <w:tc>
+          <w:tcPr>
+            <w:tcW w:type="dxa" w:w="1176"/>
+            <w:tcBorders>
+              <w:top w:val="single" w:sz="6" w:color="000000"/>
+              <w:bottom w:val="single" w:sz="6" w:color="000000"/>
+              <w:left w:val="nil" w:sz="6" w:color="000000"/>
+              <w:right w:val="nil" w:sz="6" w:color="000000"/>
+            </w:tcBorders>
+          </w:tcPr>
+          <w:p>
+            <w:pPr>
+              <w:jc w:val="center"/>
+            </w:pPr>
+            <w:r/>
+            <w:r>
+              <w:rPr>
+                <w:rFonts w:ascii="Times New Roman" w:hAnsi="Times New Roman"/>
+                <w:sz w:val="17"/>
+              </w:rPr>
+              <w:t>4,49</w:t>
+            </w:r>
+          </w:p>
+        </w:tc>
+        <w:tc>
+          <w:tcPr>
+            <w:tcW w:type="dxa" w:w="1176"/>
+            <w:tcBorders>
+              <w:top w:val="single" w:sz="6" w:color="000000"/>
+              <w:bottom w:val="single" w:sz="6" w:color="000000"/>
+              <w:left w:val="nil" w:sz="6" w:color="000000"/>
+              <w:right w:val="nil" w:sz="6" w:color="000000"/>
+            </w:tcBorders>
+          </w:tcPr>
+          <w:p>
+            <w:pPr>
+              <w:jc w:val="center"/>
+            </w:pPr>
+            <w:r/>
+            <w:r>
+              <w:rPr>
+                <w:rFonts w:ascii="Times New Roman" w:hAnsi="Times New Roman"/>
+                <w:sz w:val="17"/>
+              </w:rPr>
+              <w:t>-3,15</w:t>
+            </w:r>
+          </w:p>
+        </w:tc>
+        <w:tc>
+          <w:tcPr>
+            <w:tcW w:type="dxa" w:w="1176"/>
+            <w:tcBorders>
+              <w:top w:val="single" w:sz="6" w:color="000000"/>
+              <w:bottom w:val="single" w:sz="6" w:color="000000"/>
+              <w:left w:val="nil" w:sz="6" w:color="000000"/>
+              <w:right w:val="nil" w:sz="6" w:color="000000"/>
+            </w:tcBorders>
+          </w:tcPr>
+          <w:p>
+            <w:pPr>
+              <w:jc w:val="center"/>
+            </w:pPr>
+            <w:r/>
+            <w:r>
+              <w:rPr>
+                <w:rFonts w:ascii="Times New Roman" w:hAnsi="Times New Roman"/>
+                <w:sz w:val="17"/>
+              </w:rPr>
+              <w:t>-41%</w:t>
+            </w:r>
+          </w:p>
+        </w:tc>
+        <w:tc>
+          <w:tcPr>
+            <w:tcW w:type="dxa" w:w="1176"/>
+            <w:tcBorders>
+              <w:top w:val="single" w:sz="6" w:color="000000"/>
+              <w:bottom w:val="single" w:sz="6" w:color="000000"/>
+              <w:left w:val="nil" w:sz="6" w:color="000000"/>
+              <w:right w:val="nil" w:sz="6" w:color="000000"/>
+            </w:tcBorders>
+          </w:tcPr>
+          <w:p>
+            <w:pPr>
+              <w:jc w:val="center"/>
+            </w:pPr>
+            <w:r/>
+            <w:r>
+              <w:rPr>
+                <w:rFonts w:ascii="Times New Roman" w:hAnsi="Times New Roman"/>
+                <w:sz w:val="17"/>
+              </w:rPr>
+              <w:t>-0,95</w:t>
+            </w:r>
+          </w:p>
+        </w:tc>
+        <w:tc>
+          <w:tcPr>
+            <w:tcW w:type="dxa" w:w="1176"/>
+            <w:tcBorders>
+              <w:top w:val="single" w:sz="6" w:color="000000"/>
+              <w:bottom w:val="single" w:sz="6" w:color="000000"/>
+              <w:left w:val="nil" w:sz="6" w:color="000000"/>
+              <w:right w:val="nil" w:sz="6" w:color="000000"/>
+            </w:tcBorders>
+          </w:tcPr>
+          <w:p>
+            <w:pPr>
+              <w:jc w:val="center"/>
+            </w:pPr>
+            <w:r/>
+            <w:r>
+              <w:rPr>
+                <w:rFonts w:ascii="Times New Roman" w:hAnsi="Times New Roman"/>
+                <w:sz w:val="17"/>
+              </w:rPr>
+              <w:t>0,001</w:t>
+            </w:r>
+          </w:p>
+        </w:tc>
+        <w:tc>
+          <w:tcPr>
+            <w:tcW w:type="dxa" w:w="1176"/>
+            <w:tcBorders>
+              <w:top w:val="single" w:sz="6" w:color="000000"/>
+              <w:bottom w:val="single" w:sz="6" w:color="000000"/>
+              <w:left w:val="nil" w:sz="6" w:color="000000"/>
+              <w:right w:val="nil" w:sz="6" w:color="000000"/>
+            </w:tcBorders>
+          </w:tcPr>
+          <w:p>
+            <w:pPr>
+              <w:jc w:val="center"/>
+            </w:pPr>
+            <w:r/>
+            <w:r>
+              <w:rPr>
+                <w:rFonts w:ascii="Times New Roman" w:hAnsi="Times New Roman"/>
+                <w:sz w:val="17"/>
+              </w:rPr>
+              <w:t>grande</w:t>
+            </w:r>
+          </w:p>
+        </w:tc>
+      </w:tr>
+      <w:tr>
+        <w:tc>
+          <w:tcPr>
+            <w:tcW w:type="dxa" w:w="1176"/>
+            <w:tcBorders>
+              <w:top w:val="single" w:sz="6" w:color="000000"/>
+              <w:bottom w:val="single" w:sz="6" w:color="000000"/>
+              <w:left w:val="nil" w:sz="6" w:color="000000"/>
+              <w:right w:val="nil" w:sz="6" w:color="000000"/>
+            </w:tcBorders>
+          </w:tcPr>
+          <w:p>
+            <w:pPr>
+              <w:jc w:val="left"/>
+            </w:pPr>
+            <w:r/>
+            <w:r>
+              <w:rPr>
+                <w:rFonts w:ascii="Times New Roman" w:hAnsi="Times New Roman"/>
+                <w:sz w:val="17"/>
+              </w:rPr>
+              <w:t>Fadiga</w:t>
+            </w:r>
+          </w:p>
+        </w:tc>
+        <w:tc>
+          <w:tcPr>
+            <w:tcW w:type="dxa" w:w="1176"/>
+            <w:tcBorders>
+              <w:top w:val="single" w:sz="6" w:color="000000"/>
+              <w:bottom w:val="single" w:sz="6" w:color="000000"/>
+              <w:left w:val="nil" w:sz="6" w:color="000000"/>
+              <w:right w:val="nil" w:sz="6" w:color="000000"/>
+            </w:tcBorders>
+          </w:tcPr>
+          <w:p>
+            <w:pPr>
+              <w:jc w:val="center"/>
+            </w:pPr>
+            <w:r/>
+            <w:r>
+              <w:rPr>
+                <w:rFonts w:ascii="Times New Roman" w:hAnsi="Times New Roman"/>
+                <w:sz w:val="17"/>
+              </w:rPr>
+              <w:t>4,26</w:t>
+            </w:r>
+          </w:p>
+        </w:tc>
+        <w:tc>
+          <w:tcPr>
+            <w:tcW w:type="dxa" w:w="1176"/>
+            <w:tcBorders>
+              <w:top w:val="single" w:sz="6" w:color="000000"/>
+              <w:bottom w:val="single" w:sz="6" w:color="000000"/>
+              <w:left w:val="nil" w:sz="6" w:color="000000"/>
+              <w:right w:val="nil" w:sz="6" w:color="000000"/>
+            </w:tcBorders>
+          </w:tcPr>
+          <w:p>
+            <w:pPr>
+              <w:jc w:val="center"/>
+            </w:pPr>
+            <w:r/>
+            <w:r>
+              <w:rPr>
+                <w:rFonts w:ascii="Times New Roman" w:hAnsi="Times New Roman"/>
+                <w:sz w:val="17"/>
+              </w:rPr>
+              <w:t>7,46</w:t>
+            </w:r>
+          </w:p>
+        </w:tc>
+        <w:tc>
+          <w:tcPr>
+            <w:tcW w:type="dxa" w:w="1176"/>
+            <w:tcBorders>
+              <w:top w:val="single" w:sz="6" w:color="000000"/>
+              <w:bottom w:val="single" w:sz="6" w:color="000000"/>
+              <w:left w:val="nil" w:sz="6" w:color="000000"/>
+              <w:right w:val="nil" w:sz="6" w:color="000000"/>
+            </w:tcBorders>
+          </w:tcPr>
+          <w:p>
+            <w:pPr>
+              <w:jc w:val="center"/>
+            </w:pPr>
+            <w:r/>
+            <w:r>
+              <w:rPr>
+                <w:rFonts w:ascii="Times New Roman" w:hAnsi="Times New Roman"/>
+                <w:sz w:val="17"/>
+              </w:rPr>
+              <w:t>+3,19</w:t>
+            </w:r>
+          </w:p>
+        </w:tc>
+        <w:tc>
+          <w:tcPr>
+            <w:tcW w:type="dxa" w:w="1176"/>
+            <w:tcBorders>
+              <w:top w:val="single" w:sz="6" w:color="000000"/>
+              <w:bottom w:val="single" w:sz="6" w:color="000000"/>
+              <w:left w:val="nil" w:sz="6" w:color="000000"/>
+              <w:right w:val="nil" w:sz="6" w:color="000000"/>
+            </w:tcBorders>
+          </w:tcPr>
+          <w:p>
+            <w:pPr>
+              <w:jc w:val="center"/>
+            </w:pPr>
+            <w:r/>
+            <w:r>
+              <w:rPr>
+                <w:rFonts w:ascii="Times New Roman" w:hAnsi="Times New Roman"/>
+                <w:sz w:val="17"/>
+              </w:rPr>
+              <w:t>+75%</w:t>
+            </w:r>
+          </w:p>
+        </w:tc>
+        <w:tc>
+          <w:tcPr>
+            <w:tcW w:type="dxa" w:w="1176"/>
+            <w:tcBorders>
+              <w:top w:val="single" w:sz="6" w:color="000000"/>
+              <w:bottom w:val="single" w:sz="6" w:color="000000"/>
+              <w:left w:val="nil" w:sz="6" w:color="000000"/>
+              <w:right w:val="nil" w:sz="6" w:color="000000"/>
+            </w:tcBorders>
+          </w:tcPr>
+          <w:p>
+            <w:pPr>
+              <w:jc w:val="center"/>
+            </w:pPr>
+            <w:r/>
+            <w:r>
+              <w:rPr>
+                <w:rFonts w:ascii="Times New Roman" w:hAnsi="Times New Roman"/>
+                <w:sz w:val="17"/>
+              </w:rPr>
+              <w:t>+0,72</w:t>
+            </w:r>
+          </w:p>
+        </w:tc>
+        <w:tc>
+          <w:tcPr>
+            <w:tcW w:type="dxa" w:w="1176"/>
+            <w:tcBorders>
+              <w:top w:val="single" w:sz="6" w:color="000000"/>
+              <w:bottom w:val="single" w:sz="6" w:color="000000"/>
+              <w:left w:val="nil" w:sz="6" w:color="000000"/>
+              <w:right w:val="nil" w:sz="6" w:color="000000"/>
+            </w:tcBorders>
+          </w:tcPr>
+          <w:p>
+            <w:pPr>
+              <w:jc w:val="center"/>
+            </w:pPr>
+            <w:r/>
+            <w:r>
+              <w:rPr>
+                <w:rFonts w:ascii="Times New Roman" w:hAnsi="Times New Roman"/>
+                <w:sz w:val="17"/>
+              </w:rPr>
+              <w:t>0,004</w:t>
+            </w:r>
+          </w:p>
+        </w:tc>
+        <w:tc>
+          <w:tcPr>
+            <w:tcW w:type="dxa" w:w="1176"/>
+            <w:tcBorders>
+              <w:top w:val="single" w:sz="6" w:color="000000"/>
+              <w:bottom w:val="single" w:sz="6" w:color="000000"/>
+              <w:left w:val="nil" w:sz="6" w:color="000000"/>
+              <w:right w:val="nil" w:sz="6" w:color="000000"/>
+            </w:tcBorders>
+          </w:tcPr>
+          <w:p>
+            <w:pPr>
+              <w:jc w:val="center"/>
+            </w:pPr>
+            <w:r/>
+            <w:r>
+              <w:rPr>
+                <w:rFonts w:ascii="Times New Roman" w:hAnsi="Times New Roman"/>
+                <w:sz w:val="17"/>
+              </w:rPr>
+              <w:t>médio</w:t>
+            </w:r>
+          </w:p>
+        </w:tc>
+      </w:tr>
+      <w:tr>
+        <w:tc>
+          <w:tcPr>
+            <w:tcW w:type="dxa" w:w="1176"/>
+            <w:tcBorders>
+              <w:top w:val="single" w:sz="6" w:color="000000"/>
+              <w:bottom w:val="single" w:sz="6" w:color="000000"/>
+              <w:left w:val="nil" w:sz="6" w:color="000000"/>
+              <w:right w:val="nil" w:sz="6" w:color="000000"/>
+            </w:tcBorders>
+          </w:tcPr>
+          <w:p>
+            <w:pPr>
+              <w:jc w:val="left"/>
+            </w:pPr>
+            <w:r/>
+            <w:r>
+              <w:rPr>
+                <w:rFonts w:ascii="Times New Roman" w:hAnsi="Times New Roman"/>
+                <w:sz w:val="17"/>
+              </w:rPr>
+              <w:t>Perturbação Total do Humor (PTH)</w:t>
+            </w:r>
+          </w:p>
+        </w:tc>
+        <w:tc>
+          <w:tcPr>
+            <w:tcW w:type="dxa" w:w="1176"/>
+            <w:tcBorders>
+              <w:top w:val="single" w:sz="6" w:color="000000"/>
+              <w:bottom w:val="single" w:sz="6" w:color="000000"/>
+              <w:left w:val="nil" w:sz="6" w:color="000000"/>
+              <w:right w:val="nil" w:sz="6" w:color="000000"/>
+            </w:tcBorders>
+          </w:tcPr>
+          <w:p>
+            <w:pPr>
+              <w:jc w:val="center"/>
+            </w:pPr>
+            <w:r/>
+            <w:r>
+              <w:rPr>
+                <w:rFonts w:ascii="Times New Roman" w:hAnsi="Times New Roman"/>
+                <w:sz w:val="17"/>
+              </w:rPr>
+              <w:t>3,36</w:t>
+            </w:r>
+          </w:p>
+        </w:tc>
+        <w:tc>
+          <w:tcPr>
+            <w:tcW w:type="dxa" w:w="1176"/>
+            <w:tcBorders>
+              <w:top w:val="single" w:sz="6" w:color="000000"/>
+              <w:bottom w:val="single" w:sz="6" w:color="000000"/>
+              <w:left w:val="nil" w:sz="6" w:color="000000"/>
+              <w:right w:val="nil" w:sz="6" w:color="000000"/>
+            </w:tcBorders>
+          </w:tcPr>
+          <w:p>
+            <w:pPr>
+              <w:jc w:val="center"/>
+            </w:pPr>
+            <w:r/>
+            <w:r>
+              <w:rPr>
+                <w:rFonts w:ascii="Times New Roman" w:hAnsi="Times New Roman"/>
+                <w:sz w:val="17"/>
+              </w:rPr>
+              <w:t>8,28</w:t>
+            </w:r>
+          </w:p>
+        </w:tc>
+        <w:tc>
+          <w:tcPr>
+            <w:tcW w:type="dxa" w:w="1176"/>
+            <w:tcBorders>
+              <w:top w:val="single" w:sz="6" w:color="000000"/>
+              <w:bottom w:val="single" w:sz="6" w:color="000000"/>
+              <w:left w:val="nil" w:sz="6" w:color="000000"/>
+              <w:right w:val="nil" w:sz="6" w:color="000000"/>
+            </w:tcBorders>
+          </w:tcPr>
+          <w:p>
+            <w:pPr>
+              <w:jc w:val="center"/>
+            </w:pPr>
+            <w:r/>
+            <w:r>
+              <w:rPr>
+                <w:rFonts w:ascii="Times New Roman" w:hAnsi="Times New Roman"/>
+                <w:sz w:val="17"/>
+              </w:rPr>
+              <w:t>+4,92</w:t>
+            </w:r>
+          </w:p>
+        </w:tc>
+        <w:tc>
+          <w:tcPr>
+            <w:tcW w:type="dxa" w:w="1176"/>
+            <w:tcBorders>
+              <w:top w:val="single" w:sz="6" w:color="000000"/>
+              <w:bottom w:val="single" w:sz="6" w:color="000000"/>
+              <w:left w:val="nil" w:sz="6" w:color="000000"/>
+              <w:right w:val="nil" w:sz="6" w:color="000000"/>
+            </w:tcBorders>
+          </w:tcPr>
+          <w:p>
+            <w:pPr>
+              <w:jc w:val="center"/>
+            </w:pPr>
+            <w:r/>
+            <w:r>
+              <w:rPr>
+                <w:rFonts w:ascii="Times New Roman" w:hAnsi="Times New Roman"/>
+                <w:sz w:val="17"/>
+              </w:rPr>
+              <w:t>+147%</w:t>
+            </w:r>
+          </w:p>
+        </w:tc>
+        <w:tc>
+          <w:tcPr>
+            <w:tcW w:type="dxa" w:w="1176"/>
+            <w:tcBorders>
+              <w:top w:val="single" w:sz="6" w:color="000000"/>
+              <w:bottom w:val="single" w:sz="6" w:color="000000"/>
+              <w:left w:val="nil" w:sz="6" w:color="000000"/>
+              <w:right w:val="nil" w:sz="6" w:color="000000"/>
+            </w:tcBorders>
+          </w:tcPr>
+          <w:p>
+            <w:pPr>
+              <w:jc w:val="center"/>
+            </w:pPr>
+            <w:r/>
+            <w:r>
+              <w:rPr>
+                <w:rFonts w:ascii="Times New Roman" w:hAnsi="Times New Roman"/>
+                <w:sz w:val="17"/>
+              </w:rPr>
+              <w:t>+0,41</w:t>
+            </w:r>
+          </w:p>
+        </w:tc>
+        <w:tc>
+          <w:tcPr>
+            <w:tcW w:type="dxa" w:w="1176"/>
+            <w:tcBorders>
+              <w:top w:val="single" w:sz="6" w:color="000000"/>
+              <w:bottom w:val="single" w:sz="6" w:color="000000"/>
+              <w:left w:val="nil" w:sz="6" w:color="000000"/>
+              <w:right w:val="nil" w:sz="6" w:color="000000"/>
+            </w:tcBorders>
+          </w:tcPr>
+          <w:p>
+            <w:pPr>
+              <w:jc w:val="center"/>
+            </w:pPr>
+            <w:r/>
+            <w:r>
+              <w:rPr>
+                <w:rFonts w:ascii="Times New Roman" w:hAnsi="Times New Roman"/>
+                <w:sz w:val="17"/>
+              </w:rPr>
+              <w:t>0,104</w:t>
+            </w:r>
+          </w:p>
+        </w:tc>
+        <w:tc>
+          <w:tcPr>
+            <w:tcW w:type="dxa" w:w="1176"/>
+            <w:tcBorders>
+              <w:top w:val="single" w:sz="6" w:color="000000"/>
+              <w:bottom w:val="single" w:sz="6" w:color="000000"/>
+              <w:left w:val="nil" w:sz="6" w:color="000000"/>
+              <w:right w:val="nil" w:sz="6" w:color="000000"/>
+            </w:tcBorders>
+          </w:tcPr>
+          <w:p>
+            <w:pPr>
+              <w:jc w:val="center"/>
+            </w:pPr>
+            <w:r/>
+            <w:r>
+              <w:rPr>
+                <w:rFonts w:ascii="Times New Roman" w:hAnsi="Times New Roman"/>
+                <w:sz w:val="17"/>
+              </w:rPr>
+              <w:t>pequeno</w:t>
             </w:r>
           </w:p>
         </w:tc>
@@ -3465,394 +5748,6 @@
                 <w:rFonts w:ascii="Times New Roman" w:hAnsi="Times New Roman"/>
                 <w:sz w:val="17"/>
               </w:rPr>
-              <w:t>Vigor</w:t>
-            </w:r>
-          </w:p>
-        </w:tc>
-        <w:tc>
-          <w:tcPr>
-            <w:tcW w:type="dxa" w:w="1176"/>
-            <w:tcBorders>
-              <w:top w:val="single" w:sz="6" w:color="000000"/>
-              <w:bottom w:val="single" w:sz="6" w:color="000000"/>
-              <w:left w:val="nil" w:sz="6" w:color="000000"/>
-              <w:right w:val="nil" w:sz="6" w:color="000000"/>
-            </w:tcBorders>
-          </w:tcPr>
-          <w:p>
-            <w:pPr>
-              <w:jc w:val="center"/>
-            </w:pPr>
-            <w:r/>
-            <w:r>
-              <w:rPr>
-                <w:rFonts w:ascii="Times New Roman" w:hAnsi="Times New Roman"/>
-                <w:sz w:val="17"/>
-              </w:rPr>
-              <w:t>7,64</w:t>
-            </w:r>
-          </w:p>
-        </w:tc>
-        <w:tc>
-          <w:tcPr>
-            <w:tcW w:type="dxa" w:w="1176"/>
-            <w:tcBorders>
-              <w:top w:val="single" w:sz="6" w:color="000000"/>
-              <w:bottom w:val="single" w:sz="6" w:color="000000"/>
-              <w:left w:val="nil" w:sz="6" w:color="000000"/>
-              <w:right w:val="nil" w:sz="6" w:color="000000"/>
-            </w:tcBorders>
-          </w:tcPr>
-          <w:p>
-            <w:pPr>
-              <w:jc w:val="center"/>
-            </w:pPr>
-            <w:r/>
-            <w:r>
-              <w:rPr>
-                <w:rFonts w:ascii="Times New Roman" w:hAnsi="Times New Roman"/>
-                <w:sz w:val="17"/>
-              </w:rPr>
-              <w:t>4,49</w:t>
-            </w:r>
-          </w:p>
-        </w:tc>
-        <w:tc>
-          <w:tcPr>
-            <w:tcW w:type="dxa" w:w="1176"/>
-            <w:tcBorders>
-              <w:top w:val="single" w:sz="6" w:color="000000"/>
-              <w:bottom w:val="single" w:sz="6" w:color="000000"/>
-              <w:left w:val="nil" w:sz="6" w:color="000000"/>
-              <w:right w:val="nil" w:sz="6" w:color="000000"/>
-            </w:tcBorders>
-          </w:tcPr>
-          <w:p>
-            <w:pPr>
-              <w:jc w:val="center"/>
-            </w:pPr>
-            <w:r/>
-            <w:r>
-              <w:rPr>
-                <w:rFonts w:ascii="Times New Roman" w:hAnsi="Times New Roman"/>
-                <w:sz w:val="17"/>
-              </w:rPr>
-              <w:t>-3,15</w:t>
-            </w:r>
-          </w:p>
-        </w:tc>
-        <w:tc>
-          <w:tcPr>
-            <w:tcW w:type="dxa" w:w="1176"/>
-            <w:tcBorders>
-              <w:top w:val="single" w:sz="6" w:color="000000"/>
-              <w:bottom w:val="single" w:sz="6" w:color="000000"/>
-              <w:left w:val="nil" w:sz="6" w:color="000000"/>
-              <w:right w:val="nil" w:sz="6" w:color="000000"/>
-            </w:tcBorders>
-          </w:tcPr>
-          <w:p>
-            <w:pPr>
-              <w:jc w:val="center"/>
-            </w:pPr>
-            <w:r/>
-            <w:r>
-              <w:rPr>
-                <w:rFonts w:ascii="Times New Roman" w:hAnsi="Times New Roman"/>
-                <w:sz w:val="17"/>
-              </w:rPr>
-              <w:t>-41%</w:t>
-            </w:r>
-          </w:p>
-        </w:tc>
-        <w:tc>
-          <w:tcPr>
-            <w:tcW w:type="dxa" w:w="1176"/>
-            <w:tcBorders>
-              <w:top w:val="single" w:sz="6" w:color="000000"/>
-              <w:bottom w:val="single" w:sz="6" w:color="000000"/>
-              <w:left w:val="nil" w:sz="6" w:color="000000"/>
-              <w:right w:val="nil" w:sz="6" w:color="000000"/>
-            </w:tcBorders>
-          </w:tcPr>
-          <w:p>
-            <w:pPr>
-              <w:jc w:val="center"/>
-            </w:pPr>
-            <w:r/>
-            <w:r>
-              <w:rPr>
-                <w:rFonts w:ascii="Times New Roman" w:hAnsi="Times New Roman"/>
-                <w:sz w:val="17"/>
-              </w:rPr>
-              <w:t>-0,95</w:t>
-            </w:r>
-          </w:p>
-        </w:tc>
-        <w:tc>
-          <w:tcPr>
-            <w:tcW w:type="dxa" w:w="1176"/>
-            <w:tcBorders>
-              <w:top w:val="single" w:sz="6" w:color="000000"/>
-              <w:bottom w:val="single" w:sz="6" w:color="000000"/>
-              <w:left w:val="nil" w:sz="6" w:color="000000"/>
-              <w:right w:val="nil" w:sz="6" w:color="000000"/>
-            </w:tcBorders>
-          </w:tcPr>
-          <w:p>
-            <w:pPr>
-              <w:jc w:val="center"/>
-            </w:pPr>
-            <w:r/>
-            <w:r>
-              <w:rPr>
-                <w:rFonts w:ascii="Times New Roman" w:hAnsi="Times New Roman"/>
-                <w:sz w:val="17"/>
-              </w:rPr>
-              <w:t>0,001</w:t>
-            </w:r>
-          </w:p>
-        </w:tc>
-        <w:tc>
-          <w:tcPr>
-            <w:tcW w:type="dxa" w:w="1176"/>
-            <w:tcBorders>
-              <w:top w:val="single" w:sz="6" w:color="000000"/>
-              <w:bottom w:val="single" w:sz="6" w:color="000000"/>
-              <w:left w:val="nil" w:sz="6" w:color="000000"/>
-              <w:right w:val="nil" w:sz="6" w:color="000000"/>
-            </w:tcBorders>
-          </w:tcPr>
-          <w:p>
-            <w:pPr>
-              <w:jc w:val="center"/>
-            </w:pPr>
-            <w:r/>
-            <w:r>
-              <w:rPr>
-                <w:rFonts w:ascii="Times New Roman" w:hAnsi="Times New Roman"/>
-                <w:sz w:val="17"/>
-              </w:rPr>
-              <w:t>grande</w:t>
-            </w:r>
-          </w:p>
-        </w:tc>
-      </w:tr>
-      <w:tr>
-        <w:tc>
-          <w:tcPr>
-            <w:tcW w:type="dxa" w:w="1176"/>
-            <w:tcBorders>
-              <w:top w:val="single" w:sz="6" w:color="000000"/>
-              <w:bottom w:val="single" w:sz="6" w:color="000000"/>
-              <w:left w:val="nil" w:sz="6" w:color="000000"/>
-              <w:right w:val="nil" w:sz="6" w:color="000000"/>
-            </w:tcBorders>
-          </w:tcPr>
-          <w:p>
-            <w:pPr>
-              <w:jc w:val="left"/>
-            </w:pPr>
-            <w:r/>
-            <w:r>
-              <w:rPr>
-                <w:rFonts w:ascii="Times New Roman" w:hAnsi="Times New Roman"/>
-                <w:sz w:val="17"/>
-              </w:rPr>
-              <w:t>Fadiga</w:t>
-            </w:r>
-          </w:p>
-        </w:tc>
-        <w:tc>
-          <w:tcPr>
-            <w:tcW w:type="dxa" w:w="1176"/>
-            <w:tcBorders>
-              <w:top w:val="single" w:sz="6" w:color="000000"/>
-              <w:bottom w:val="single" w:sz="6" w:color="000000"/>
-              <w:left w:val="nil" w:sz="6" w:color="000000"/>
-              <w:right w:val="nil" w:sz="6" w:color="000000"/>
-            </w:tcBorders>
-          </w:tcPr>
-          <w:p>
-            <w:pPr>
-              <w:jc w:val="center"/>
-            </w:pPr>
-            <w:r/>
-            <w:r>
-              <w:rPr>
-                <w:rFonts w:ascii="Times New Roman" w:hAnsi="Times New Roman"/>
-                <w:sz w:val="17"/>
-              </w:rPr>
-              <w:t>4,26</w:t>
-            </w:r>
-          </w:p>
-        </w:tc>
-        <w:tc>
-          <w:tcPr>
-            <w:tcW w:type="dxa" w:w="1176"/>
-            <w:tcBorders>
-              <w:top w:val="single" w:sz="6" w:color="000000"/>
-              <w:bottom w:val="single" w:sz="6" w:color="000000"/>
-              <w:left w:val="nil" w:sz="6" w:color="000000"/>
-              <w:right w:val="nil" w:sz="6" w:color="000000"/>
-            </w:tcBorders>
-          </w:tcPr>
-          <w:p>
-            <w:pPr>
-              <w:jc w:val="center"/>
-            </w:pPr>
-            <w:r/>
-            <w:r>
-              <w:rPr>
-                <w:rFonts w:ascii="Times New Roman" w:hAnsi="Times New Roman"/>
-                <w:sz w:val="17"/>
-              </w:rPr>
-              <w:t>7,46</w:t>
-            </w:r>
-          </w:p>
-        </w:tc>
-        <w:tc>
-          <w:tcPr>
-            <w:tcW w:type="dxa" w:w="1176"/>
-            <w:tcBorders>
-              <w:top w:val="single" w:sz="6" w:color="000000"/>
-              <w:bottom w:val="single" w:sz="6" w:color="000000"/>
-              <w:left w:val="nil" w:sz="6" w:color="000000"/>
-              <w:right w:val="nil" w:sz="6" w:color="000000"/>
-            </w:tcBorders>
-          </w:tcPr>
-          <w:p>
-            <w:pPr>
-              <w:jc w:val="center"/>
-            </w:pPr>
-            <w:r/>
-            <w:r>
-              <w:rPr>
-                <w:rFonts w:ascii="Times New Roman" w:hAnsi="Times New Roman"/>
-                <w:sz w:val="17"/>
-              </w:rPr>
-              <w:t>+3,19</w:t>
-            </w:r>
-          </w:p>
-        </w:tc>
-        <w:tc>
-          <w:tcPr>
-            <w:tcW w:type="dxa" w:w="1176"/>
-            <w:tcBorders>
-              <w:top w:val="single" w:sz="6" w:color="000000"/>
-              <w:bottom w:val="single" w:sz="6" w:color="000000"/>
-              <w:left w:val="nil" w:sz="6" w:color="000000"/>
-              <w:right w:val="nil" w:sz="6" w:color="000000"/>
-            </w:tcBorders>
-          </w:tcPr>
-          <w:p>
-            <w:pPr>
-              <w:jc w:val="center"/>
-            </w:pPr>
-            <w:r/>
-            <w:r>
-              <w:rPr>
-                <w:rFonts w:ascii="Times New Roman" w:hAnsi="Times New Roman"/>
-                <w:sz w:val="17"/>
-              </w:rPr>
-              <w:t>+75%</w:t>
-            </w:r>
-          </w:p>
-        </w:tc>
-        <w:tc>
-          <w:tcPr>
-            <w:tcW w:type="dxa" w:w="1176"/>
-            <w:tcBorders>
-              <w:top w:val="single" w:sz="6" w:color="000000"/>
-              <w:bottom w:val="single" w:sz="6" w:color="000000"/>
-              <w:left w:val="nil" w:sz="6" w:color="000000"/>
-              <w:right w:val="nil" w:sz="6" w:color="000000"/>
-            </w:tcBorders>
-          </w:tcPr>
-          <w:p>
-            <w:pPr>
-              <w:jc w:val="center"/>
-            </w:pPr>
-            <w:r/>
-            <w:r>
-              <w:rPr>
-                <w:rFonts w:ascii="Times New Roman" w:hAnsi="Times New Roman"/>
-                <w:sz w:val="17"/>
-              </w:rPr>
-              <w:t>+0,72</w:t>
-            </w:r>
-          </w:p>
-        </w:tc>
-        <w:tc>
-          <w:tcPr>
-            <w:tcW w:type="dxa" w:w="1176"/>
-            <w:tcBorders>
-              <w:top w:val="single" w:sz="6" w:color="000000"/>
-              <w:bottom w:val="single" w:sz="6" w:color="000000"/>
-              <w:left w:val="nil" w:sz="6" w:color="000000"/>
-              <w:right w:val="nil" w:sz="6" w:color="000000"/>
-            </w:tcBorders>
-          </w:tcPr>
-          <w:p>
-            <w:pPr>
-              <w:jc w:val="center"/>
-            </w:pPr>
-            <w:r/>
-            <w:r>
-              <w:rPr>
-                <w:rFonts w:ascii="Times New Roman" w:hAnsi="Times New Roman"/>
-                <w:sz w:val="17"/>
-              </w:rPr>
-              <w:t>0,004</w:t>
-            </w:r>
-          </w:p>
-        </w:tc>
-        <w:tc>
-          <w:tcPr>
-            <w:tcW w:type="dxa" w:w="1176"/>
-            <w:tcBorders>
-              <w:top w:val="single" w:sz="6" w:color="000000"/>
-              <w:bottom w:val="single" w:sz="6" w:color="000000"/>
-              <w:left w:val="nil" w:sz="6" w:color="000000"/>
-              <w:right w:val="nil" w:sz="6" w:color="000000"/>
-            </w:tcBorders>
-          </w:tcPr>
-          <w:p>
-            <w:pPr>
-              <w:jc w:val="center"/>
-            </w:pPr>
-            <w:r/>
-            <w:r>
-              <w:rPr>
-                <w:rFonts w:ascii="Times New Roman" w:hAnsi="Times New Roman"/>
-                <w:sz w:val="17"/>
-              </w:rPr>
-              <w:t>médio</w:t>
-            </w:r>
-          </w:p>
-        </w:tc>
-      </w:tr>
-      <w:tr>
-        <w:tc>
-          <w:tcPr>
-            <w:tcW w:type="dxa" w:w="1176"/>
-            <w:tcBorders>
-              <w:top w:val="single" w:sz="6" w:color="000000"/>
-              <w:bottom w:val="single" w:sz="6" w:color="000000"/>
-              <w:left w:val="nil" w:sz="6" w:color="000000"/>
-              <w:right w:val="nil" w:sz="6" w:color="000000"/>
-            </w:tcBorders>
-          </w:tcPr>
-          <w:p>
-            <w:pPr>
-              <w:jc w:val="left"/>
-            </w:pPr>
-            <w:r/>
-            <w:r>
-              <w:rPr>
-                <w:rFonts w:ascii="Times New Roman" w:hAnsi="Times New Roman"/>
-                <w:sz w:val="17"/>
-              </w:rPr>
               <w:t>Confusão</w:t>
             </w:r>
           </w:p>
@@ -4026,200 +5921,6 @@
           </w:p>
         </w:tc>
       </w:tr>
-      <w:tr>
-        <w:tc>
-          <w:tcPr>
-            <w:tcW w:type="dxa" w:w="1176"/>
-            <w:tcBorders>
-              <w:top w:val="single" w:sz="6" w:color="000000"/>
-              <w:bottom w:val="single" w:sz="6" w:color="000000"/>
-              <w:left w:val="nil" w:sz="6" w:color="000000"/>
-              <w:right w:val="nil" w:sz="6" w:color="000000"/>
-            </w:tcBorders>
-          </w:tcPr>
-          <w:p>
-            <w:pPr>
-              <w:jc w:val="left"/>
-            </w:pPr>
-            <w:r/>
-            <w:r>
-              <w:rPr>
-                <w:rFonts w:ascii="Times New Roman" w:hAnsi="Times New Roman"/>
-                <w:sz w:val="17"/>
-              </w:rPr>
-              <w:t>PTH/TMD</w:t>
-            </w:r>
-          </w:p>
-        </w:tc>
-        <w:tc>
-          <w:tcPr>
-            <w:tcW w:type="dxa" w:w="1176"/>
-            <w:tcBorders>
-              <w:top w:val="single" w:sz="6" w:color="000000"/>
-              <w:bottom w:val="single" w:sz="6" w:color="000000"/>
-              <w:left w:val="nil" w:sz="6" w:color="000000"/>
-              <w:right w:val="nil" w:sz="6" w:color="000000"/>
-            </w:tcBorders>
-          </w:tcPr>
-          <w:p>
-            <w:pPr>
-              <w:jc w:val="center"/>
-            </w:pPr>
-            <w:r/>
-            <w:r>
-              <w:rPr>
-                <w:rFonts w:ascii="Times New Roman" w:hAnsi="Times New Roman"/>
-                <w:sz w:val="17"/>
-              </w:rPr>
-              <w:t>3,36</w:t>
-            </w:r>
-          </w:p>
-        </w:tc>
-        <w:tc>
-          <w:tcPr>
-            <w:tcW w:type="dxa" w:w="1176"/>
-            <w:tcBorders>
-              <w:top w:val="single" w:sz="6" w:color="000000"/>
-              <w:bottom w:val="single" w:sz="6" w:color="000000"/>
-              <w:left w:val="nil" w:sz="6" w:color="000000"/>
-              <w:right w:val="nil" w:sz="6" w:color="000000"/>
-            </w:tcBorders>
-          </w:tcPr>
-          <w:p>
-            <w:pPr>
-              <w:jc w:val="center"/>
-            </w:pPr>
-            <w:r/>
-            <w:r>
-              <w:rPr>
-                <w:rFonts w:ascii="Times New Roman" w:hAnsi="Times New Roman"/>
-                <w:sz w:val="17"/>
-              </w:rPr>
-              <w:t>8,28</w:t>
-            </w:r>
-          </w:p>
-        </w:tc>
-        <w:tc>
-          <w:tcPr>
-            <w:tcW w:type="dxa" w:w="1176"/>
-            <w:tcBorders>
-              <w:top w:val="single" w:sz="6" w:color="000000"/>
-              <w:bottom w:val="single" w:sz="6" w:color="000000"/>
-              <w:left w:val="nil" w:sz="6" w:color="000000"/>
-              <w:right w:val="nil" w:sz="6" w:color="000000"/>
-            </w:tcBorders>
-          </w:tcPr>
-          <w:p>
-            <w:pPr>
-              <w:jc w:val="center"/>
-            </w:pPr>
-            <w:r/>
-            <w:r>
-              <w:rPr>
-                <w:rFonts w:ascii="Times New Roman" w:hAnsi="Times New Roman"/>
-                <w:sz w:val="17"/>
-              </w:rPr>
-              <w:t>+4,92</w:t>
-            </w:r>
-          </w:p>
-        </w:tc>
-        <w:tc>
-          <w:tcPr>
-            <w:tcW w:type="dxa" w:w="1176"/>
-            <w:tcBorders>
-              <w:top w:val="single" w:sz="6" w:color="000000"/>
-              <w:bottom w:val="single" w:sz="6" w:color="000000"/>
-              <w:left w:val="nil" w:sz="6" w:color="000000"/>
-              <w:right w:val="nil" w:sz="6" w:color="000000"/>
-            </w:tcBorders>
-          </w:tcPr>
-          <w:p>
-            <w:pPr>
-              <w:jc w:val="center"/>
-            </w:pPr>
-            <w:r/>
-            <w:r>
-              <w:rPr>
-                <w:rFonts w:ascii="Times New Roman" w:hAnsi="Times New Roman"/>
-                <w:sz w:val="17"/>
-              </w:rPr>
-              <w:t>+147%</w:t>
-            </w:r>
-          </w:p>
-        </w:tc>
-        <w:tc>
-          <w:tcPr>
-            <w:tcW w:type="dxa" w:w="1176"/>
-            <w:tcBorders>
-              <w:top w:val="single" w:sz="6" w:color="000000"/>
-              <w:bottom w:val="single" w:sz="6" w:color="000000"/>
-              <w:left w:val="nil" w:sz="6" w:color="000000"/>
-              <w:right w:val="nil" w:sz="6" w:color="000000"/>
-            </w:tcBorders>
-          </w:tcPr>
-          <w:p>
-            <w:pPr>
-              <w:jc w:val="center"/>
-            </w:pPr>
-            <w:r/>
-            <w:r>
-              <w:rPr>
-                <w:rFonts w:ascii="Times New Roman" w:hAnsi="Times New Roman"/>
-                <w:sz w:val="17"/>
-              </w:rPr>
-              <w:t>+0,41</w:t>
-            </w:r>
-          </w:p>
-        </w:tc>
-        <w:tc>
-          <w:tcPr>
-            <w:tcW w:type="dxa" w:w="1176"/>
-            <w:tcBorders>
-              <w:top w:val="single" w:sz="6" w:color="000000"/>
-              <w:bottom w:val="single" w:sz="6" w:color="000000"/>
-              <w:left w:val="nil" w:sz="6" w:color="000000"/>
-              <w:right w:val="nil" w:sz="6" w:color="000000"/>
-            </w:tcBorders>
-          </w:tcPr>
-          <w:p>
-            <w:pPr>
-              <w:jc w:val="center"/>
-            </w:pPr>
-            <w:r/>
-            <w:r>
-              <w:rPr>
-                <w:rFonts w:ascii="Times New Roman" w:hAnsi="Times New Roman"/>
-                <w:sz w:val="17"/>
-              </w:rPr>
-              <w:t>0,104</w:t>
-            </w:r>
-          </w:p>
-        </w:tc>
-        <w:tc>
-          <w:tcPr>
-            <w:tcW w:type="dxa" w:w="1176"/>
-            <w:tcBorders>
-              <w:top w:val="single" w:sz="6" w:color="000000"/>
-              <w:bottom w:val="single" w:sz="6" w:color="000000"/>
-              <w:left w:val="nil" w:sz="6" w:color="000000"/>
-              <w:right w:val="nil" w:sz="6" w:color="000000"/>
-            </w:tcBorders>
-          </w:tcPr>
-          <w:p>
-            <w:pPr>
-              <w:jc w:val="center"/>
-            </w:pPr>
-            <w:r/>
-            <w:r>
-              <w:rPr>
-                <w:rFonts w:ascii="Times New Roman" w:hAnsi="Times New Roman"/>
-                <w:sz w:val="17"/>
-              </w:rPr>
-              <w:t>pequeno</w:t>
-            </w:r>
-          </w:p>
-        </w:tc>
-      </w:tr>
     </w:tbl>
     <w:p>
       <w:pPr>
@@ -4241,7 +5942,7 @@
           <w:b/>
           <w:sz w:val="24"/>
         </w:rPr>
-        <w:t>5.3 Resposta aguda pré→pós ao longo da semana</w:t>
+        <w:t>4.2.1 Vigor</w:t>
       </w:r>
     </w:p>
     <w:p>
@@ -4255,1606 +5956,7 @@
           <w:b w:val="0"/>
           <w:sz w:val="24"/>
         </w:rPr>
-        <w:t>Agregando toda a semana, a resposta aguda ao treino (pré → pós) é significativa e de magnitude média no eixo energia–fadiga (Tabela 4): o vigor cai 19% (dz = -0,74; p = 0,001), a fadiga sobe 34% (dz = 0,60; p = 0,005) e a PTH aumenta 131% (dz = 0,66). As demais subescalas apresentam resposta trivial a pequena, sem significância — a deterioração aguda do treino concentra-se na energia e na fadiga e poupa o afeto negativo geral.</w:t>
-      </w:r>
-    </w:p>
-    <w:p>
-      <w:pPr>
-        <w:spacing w:before="160" w:after="40"/>
-      </w:pPr>
-      <w:r>
-        <w:rPr>
-          <w:sz w:val="22"/>
-        </w:rPr>
-        <w:t>Tabela 4 – Resposta pré → pós agregada na semana: médias, variação percentual, dz (IC95%), p e magnitude.</w:t>
-      </w:r>
-    </w:p>
-    <w:tbl>
-      <w:tblPr>
-        <w:tblW w:type="auto" w:w="0"/>
-        <w:jc w:val="center"/>
-        <w:tblLook w:firstColumn="1" w:firstRow="1" w:lastColumn="0" w:lastRow="0" w:noHBand="0" w:noVBand="1" w:val="04A0"/>
-      </w:tblPr>
-      <w:tblGrid>
-        <w:gridCol w:w="1176"/>
-        <w:gridCol w:w="1176"/>
-        <w:gridCol w:w="1176"/>
-        <w:gridCol w:w="1176"/>
-        <w:gridCol w:w="1176"/>
-        <w:gridCol w:w="1176"/>
-        <w:gridCol w:w="1176"/>
-        <w:gridCol w:w="1176"/>
-      </w:tblGrid>
-      <w:tr>
-        <w:tc>
-          <w:tcPr>
-            <w:tcW w:type="dxa" w:w="1176"/>
-            <w:tcBorders>
-              <w:top w:val="single" w:sz="6" w:color="000000"/>
-              <w:bottom w:val="single" w:sz="6" w:color="000000"/>
-              <w:left w:val="nil" w:sz="6" w:color="000000"/>
-              <w:right w:val="nil" w:sz="6" w:color="000000"/>
-            </w:tcBorders>
-          </w:tcPr>
-          <w:p>
-            <w:pPr>
-              <w:jc w:val="center"/>
-            </w:pPr>
-            <w:r/>
-            <w:r>
-              <w:rPr>
-                <w:rFonts w:ascii="Times New Roman" w:hAnsi="Times New Roman"/>
-                <w:b/>
-                <w:sz w:val="17"/>
-              </w:rPr>
-              <w:t>Subescala</w:t>
-            </w:r>
-          </w:p>
-        </w:tc>
-        <w:tc>
-          <w:tcPr>
-            <w:tcW w:type="dxa" w:w="1176"/>
-            <w:tcBorders>
-              <w:top w:val="single" w:sz="6" w:color="000000"/>
-              <w:bottom w:val="single" w:sz="6" w:color="000000"/>
-              <w:left w:val="nil" w:sz="6" w:color="000000"/>
-              <w:right w:val="nil" w:sz="6" w:color="000000"/>
-            </w:tcBorders>
-          </w:tcPr>
-          <w:p>
-            <w:pPr>
-              <w:jc w:val="center"/>
-            </w:pPr>
-            <w:r/>
-            <w:r>
-              <w:rPr>
-                <w:rFonts w:ascii="Times New Roman" w:hAnsi="Times New Roman"/>
-                <w:b/>
-                <w:sz w:val="17"/>
-              </w:rPr>
-              <w:t>Pré</w:t>
-            </w:r>
-          </w:p>
-        </w:tc>
-        <w:tc>
-          <w:tcPr>
-            <w:tcW w:type="dxa" w:w="1176"/>
-            <w:tcBorders>
-              <w:top w:val="single" w:sz="6" w:color="000000"/>
-              <w:bottom w:val="single" w:sz="6" w:color="000000"/>
-              <w:left w:val="nil" w:sz="6" w:color="000000"/>
-              <w:right w:val="nil" w:sz="6" w:color="000000"/>
-            </w:tcBorders>
-          </w:tcPr>
-          <w:p>
-            <w:pPr>
-              <w:jc w:val="center"/>
-            </w:pPr>
-            <w:r/>
-            <w:r>
-              <w:rPr>
-                <w:rFonts w:ascii="Times New Roman" w:hAnsi="Times New Roman"/>
-                <w:b/>
-                <w:sz w:val="17"/>
-              </w:rPr>
-              <w:t>Pós</w:t>
-            </w:r>
-          </w:p>
-        </w:tc>
-        <w:tc>
-          <w:tcPr>
-            <w:tcW w:type="dxa" w:w="1176"/>
-            <w:tcBorders>
-              <w:top w:val="single" w:sz="6" w:color="000000"/>
-              <w:bottom w:val="single" w:sz="6" w:color="000000"/>
-              <w:left w:val="nil" w:sz="6" w:color="000000"/>
-              <w:right w:val="nil" w:sz="6" w:color="000000"/>
-            </w:tcBorders>
-          </w:tcPr>
-          <w:p>
-            <w:pPr>
-              <w:jc w:val="center"/>
-            </w:pPr>
-            <w:r/>
-            <w:r>
-              <w:rPr>
-                <w:rFonts w:ascii="Times New Roman" w:hAnsi="Times New Roman"/>
-                <w:b/>
-                <w:sz w:val="17"/>
-              </w:rPr>
-              <w:t>Δ</w:t>
-            </w:r>
-          </w:p>
-        </w:tc>
-        <w:tc>
-          <w:tcPr>
-            <w:tcW w:type="dxa" w:w="1176"/>
-            <w:tcBorders>
-              <w:top w:val="single" w:sz="6" w:color="000000"/>
-              <w:bottom w:val="single" w:sz="6" w:color="000000"/>
-              <w:left w:val="nil" w:sz="6" w:color="000000"/>
-              <w:right w:val="nil" w:sz="6" w:color="000000"/>
-            </w:tcBorders>
-          </w:tcPr>
-          <w:p>
-            <w:pPr>
-              <w:jc w:val="center"/>
-            </w:pPr>
-            <w:r/>
-            <w:r>
-              <w:rPr>
-                <w:rFonts w:ascii="Times New Roman" w:hAnsi="Times New Roman"/>
-                <w:b/>
-                <w:sz w:val="17"/>
-              </w:rPr>
-              <w:t>Δ%</w:t>
-            </w:r>
-          </w:p>
-        </w:tc>
-        <w:tc>
-          <w:tcPr>
-            <w:tcW w:type="dxa" w:w="1176"/>
-            <w:tcBorders>
-              <w:top w:val="single" w:sz="6" w:color="000000"/>
-              <w:bottom w:val="single" w:sz="6" w:color="000000"/>
-              <w:left w:val="nil" w:sz="6" w:color="000000"/>
-              <w:right w:val="nil" w:sz="6" w:color="000000"/>
-            </w:tcBorders>
-          </w:tcPr>
-          <w:p>
-            <w:pPr>
-              <w:jc w:val="center"/>
-            </w:pPr>
-            <w:r/>
-            <w:r>
-              <w:rPr>
-                <w:rFonts w:ascii="Times New Roman" w:hAnsi="Times New Roman"/>
-                <w:b/>
-                <w:sz w:val="17"/>
-              </w:rPr>
-              <w:t>dz [IC95%]</w:t>
-            </w:r>
-          </w:p>
-        </w:tc>
-        <w:tc>
-          <w:tcPr>
-            <w:tcW w:type="dxa" w:w="1176"/>
-            <w:tcBorders>
-              <w:top w:val="single" w:sz="6" w:color="000000"/>
-              <w:bottom w:val="single" w:sz="6" w:color="000000"/>
-              <w:left w:val="nil" w:sz="6" w:color="000000"/>
-              <w:right w:val="nil" w:sz="6" w:color="000000"/>
-            </w:tcBorders>
-          </w:tcPr>
-          <w:p>
-            <w:pPr>
-              <w:jc w:val="center"/>
-            </w:pPr>
-            <w:r/>
-            <w:r>
-              <w:rPr>
-                <w:rFonts w:ascii="Times New Roman" w:hAnsi="Times New Roman"/>
-                <w:b/>
-                <w:sz w:val="17"/>
-              </w:rPr>
-              <w:t>p</w:t>
-            </w:r>
-          </w:p>
-        </w:tc>
-        <w:tc>
-          <w:tcPr>
-            <w:tcW w:type="dxa" w:w="1176"/>
-            <w:tcBorders>
-              <w:top w:val="single" w:sz="6" w:color="000000"/>
-              <w:bottom w:val="single" w:sz="6" w:color="000000"/>
-              <w:left w:val="nil" w:sz="6" w:color="000000"/>
-              <w:right w:val="nil" w:sz="6" w:color="000000"/>
-            </w:tcBorders>
-          </w:tcPr>
-          <w:p>
-            <w:pPr>
-              <w:jc w:val="center"/>
-            </w:pPr>
-            <w:r/>
-            <w:r>
-              <w:rPr>
-                <w:rFonts w:ascii="Times New Roman" w:hAnsi="Times New Roman"/>
-                <w:b/>
-                <w:sz w:val="17"/>
-              </w:rPr>
-              <w:t>Magnitude</w:t>
-            </w:r>
-          </w:p>
-        </w:tc>
-      </w:tr>
-      <w:tr>
-        <w:tc>
-          <w:tcPr>
-            <w:tcW w:type="dxa" w:w="1176"/>
-            <w:tcBorders>
-              <w:top w:val="single" w:sz="6" w:color="000000"/>
-              <w:bottom w:val="single" w:sz="6" w:color="000000"/>
-              <w:left w:val="nil" w:sz="6" w:color="000000"/>
-              <w:right w:val="nil" w:sz="6" w:color="000000"/>
-            </w:tcBorders>
-          </w:tcPr>
-          <w:p>
-            <w:pPr>
-              <w:jc w:val="left"/>
-            </w:pPr>
-            <w:r/>
-            <w:r>
-              <w:rPr>
-                <w:rFonts w:ascii="Times New Roman" w:hAnsi="Times New Roman"/>
-                <w:sz w:val="17"/>
-              </w:rPr>
-              <w:t>Tensão</w:t>
-            </w:r>
-          </w:p>
-        </w:tc>
-        <w:tc>
-          <w:tcPr>
-            <w:tcW w:type="dxa" w:w="1176"/>
-            <w:tcBorders>
-              <w:top w:val="single" w:sz="6" w:color="000000"/>
-              <w:bottom w:val="single" w:sz="6" w:color="000000"/>
-              <w:left w:val="nil" w:sz="6" w:color="000000"/>
-              <w:right w:val="nil" w:sz="6" w:color="000000"/>
-            </w:tcBorders>
-          </w:tcPr>
-          <w:p>
-            <w:pPr>
-              <w:jc w:val="center"/>
-            </w:pPr>
-            <w:r/>
-            <w:r>
-              <w:rPr>
-                <w:rFonts w:ascii="Times New Roman" w:hAnsi="Times New Roman"/>
-                <w:sz w:val="17"/>
-              </w:rPr>
-              <w:t>1,44</w:t>
-            </w:r>
-          </w:p>
-        </w:tc>
-        <w:tc>
-          <w:tcPr>
-            <w:tcW w:type="dxa" w:w="1176"/>
-            <w:tcBorders>
-              <w:top w:val="single" w:sz="6" w:color="000000"/>
-              <w:bottom w:val="single" w:sz="6" w:color="000000"/>
-              <w:left w:val="nil" w:sz="6" w:color="000000"/>
-              <w:right w:val="nil" w:sz="6" w:color="000000"/>
-            </w:tcBorders>
-          </w:tcPr>
-          <w:p>
-            <w:pPr>
-              <w:jc w:val="center"/>
-            </w:pPr>
-            <w:r/>
-            <w:r>
-              <w:rPr>
-                <w:rFonts w:ascii="Times New Roman" w:hAnsi="Times New Roman"/>
-                <w:sz w:val="17"/>
-              </w:rPr>
-              <w:t>1,60</w:t>
-            </w:r>
-          </w:p>
-        </w:tc>
-        <w:tc>
-          <w:tcPr>
-            <w:tcW w:type="dxa" w:w="1176"/>
-            <w:tcBorders>
-              <w:top w:val="single" w:sz="6" w:color="000000"/>
-              <w:bottom w:val="single" w:sz="6" w:color="000000"/>
-              <w:left w:val="nil" w:sz="6" w:color="000000"/>
-              <w:right w:val="nil" w:sz="6" w:color="000000"/>
-            </w:tcBorders>
-          </w:tcPr>
-          <w:p>
-            <w:pPr>
-              <w:jc w:val="center"/>
-            </w:pPr>
-            <w:r/>
-            <w:r>
-              <w:rPr>
-                <w:rFonts w:ascii="Times New Roman" w:hAnsi="Times New Roman"/>
-                <w:sz w:val="17"/>
-              </w:rPr>
-              <w:t>+0,16</w:t>
-            </w:r>
-          </w:p>
-        </w:tc>
-        <w:tc>
-          <w:tcPr>
-            <w:tcW w:type="dxa" w:w="1176"/>
-            <w:tcBorders>
-              <w:top w:val="single" w:sz="6" w:color="000000"/>
-              <w:bottom w:val="single" w:sz="6" w:color="000000"/>
-              <w:left w:val="nil" w:sz="6" w:color="000000"/>
-              <w:right w:val="nil" w:sz="6" w:color="000000"/>
-            </w:tcBorders>
-          </w:tcPr>
-          <w:p>
-            <w:pPr>
-              <w:jc w:val="center"/>
-            </w:pPr>
-            <w:r/>
-            <w:r>
-              <w:rPr>
-                <w:rFonts w:ascii="Times New Roman" w:hAnsi="Times New Roman"/>
-                <w:sz w:val="17"/>
-              </w:rPr>
-              <w:t>+11%</w:t>
-            </w:r>
-          </w:p>
-        </w:tc>
-        <w:tc>
-          <w:tcPr>
-            <w:tcW w:type="dxa" w:w="1176"/>
-            <w:tcBorders>
-              <w:top w:val="single" w:sz="6" w:color="000000"/>
-              <w:bottom w:val="single" w:sz="6" w:color="000000"/>
-              <w:left w:val="nil" w:sz="6" w:color="000000"/>
-              <w:right w:val="nil" w:sz="6" w:color="000000"/>
-            </w:tcBorders>
-          </w:tcPr>
-          <w:p>
-            <w:pPr>
-              <w:jc w:val="center"/>
-            </w:pPr>
-            <w:r/>
-            <w:r>
-              <w:rPr>
-                <w:rFonts w:ascii="Times New Roman" w:hAnsi="Times New Roman"/>
-                <w:sz w:val="17"/>
-              </w:rPr>
-              <w:t>+0,21 [-0,15, 0,46]</w:t>
-            </w:r>
-          </w:p>
-        </w:tc>
-        <w:tc>
-          <w:tcPr>
-            <w:tcW w:type="dxa" w:w="1176"/>
-            <w:tcBorders>
-              <w:top w:val="single" w:sz="6" w:color="000000"/>
-              <w:bottom w:val="single" w:sz="6" w:color="000000"/>
-              <w:left w:val="nil" w:sz="6" w:color="000000"/>
-              <w:right w:val="nil" w:sz="6" w:color="000000"/>
-            </w:tcBorders>
-          </w:tcPr>
-          <w:p>
-            <w:pPr>
-              <w:jc w:val="center"/>
-            </w:pPr>
-            <w:r/>
-            <w:r>
-              <w:rPr>
-                <w:rFonts w:ascii="Times New Roman" w:hAnsi="Times New Roman"/>
-                <w:sz w:val="17"/>
-              </w:rPr>
-              <w:t>0,420</w:t>
-            </w:r>
-          </w:p>
-        </w:tc>
-        <w:tc>
-          <w:tcPr>
-            <w:tcW w:type="dxa" w:w="1176"/>
-            <w:tcBorders>
-              <w:top w:val="single" w:sz="6" w:color="000000"/>
-              <w:bottom w:val="single" w:sz="6" w:color="000000"/>
-              <w:left w:val="nil" w:sz="6" w:color="000000"/>
-              <w:right w:val="nil" w:sz="6" w:color="000000"/>
-            </w:tcBorders>
-          </w:tcPr>
-          <w:p>
-            <w:pPr>
-              <w:jc w:val="center"/>
-            </w:pPr>
-            <w:r/>
-            <w:r>
-              <w:rPr>
-                <w:rFonts w:ascii="Times New Roman" w:hAnsi="Times New Roman"/>
-                <w:sz w:val="17"/>
-              </w:rPr>
-              <w:t>pequeno</w:t>
-            </w:r>
-          </w:p>
-        </w:tc>
-      </w:tr>
-      <w:tr>
-        <w:tc>
-          <w:tcPr>
-            <w:tcW w:type="dxa" w:w="1176"/>
-            <w:tcBorders>
-              <w:top w:val="single" w:sz="6" w:color="000000"/>
-              <w:bottom w:val="single" w:sz="6" w:color="000000"/>
-              <w:left w:val="nil" w:sz="6" w:color="000000"/>
-              <w:right w:val="nil" w:sz="6" w:color="000000"/>
-            </w:tcBorders>
-          </w:tcPr>
-          <w:p>
-            <w:pPr>
-              <w:jc w:val="left"/>
-            </w:pPr>
-            <w:r/>
-            <w:r>
-              <w:rPr>
-                <w:rFonts w:ascii="Times New Roman" w:hAnsi="Times New Roman"/>
-                <w:sz w:val="17"/>
-              </w:rPr>
-              <w:t>Depressão</w:t>
-            </w:r>
-          </w:p>
-        </w:tc>
-        <w:tc>
-          <w:tcPr>
-            <w:tcW w:type="dxa" w:w="1176"/>
-            <w:tcBorders>
-              <w:top w:val="single" w:sz="6" w:color="000000"/>
-              <w:bottom w:val="single" w:sz="6" w:color="000000"/>
-              <w:left w:val="nil" w:sz="6" w:color="000000"/>
-              <w:right w:val="nil" w:sz="6" w:color="000000"/>
-            </w:tcBorders>
-          </w:tcPr>
-          <w:p>
-            <w:pPr>
-              <w:jc w:val="center"/>
-            </w:pPr>
-            <w:r/>
-            <w:r>
-              <w:rPr>
-                <w:rFonts w:ascii="Times New Roman" w:hAnsi="Times New Roman"/>
-                <w:sz w:val="17"/>
-              </w:rPr>
-              <w:t>0,96</w:t>
-            </w:r>
-          </w:p>
-        </w:tc>
-        <w:tc>
-          <w:tcPr>
-            <w:tcW w:type="dxa" w:w="1176"/>
-            <w:tcBorders>
-              <w:top w:val="single" w:sz="6" w:color="000000"/>
-              <w:bottom w:val="single" w:sz="6" w:color="000000"/>
-              <w:left w:val="nil" w:sz="6" w:color="000000"/>
-              <w:right w:val="nil" w:sz="6" w:color="000000"/>
-            </w:tcBorders>
-          </w:tcPr>
-          <w:p>
-            <w:pPr>
-              <w:jc w:val="center"/>
-            </w:pPr>
-            <w:r/>
-            <w:r>
-              <w:rPr>
-                <w:rFonts w:ascii="Times New Roman" w:hAnsi="Times New Roman"/>
-                <w:sz w:val="17"/>
-              </w:rPr>
-              <w:t>1,31</w:t>
-            </w:r>
-          </w:p>
-        </w:tc>
-        <w:tc>
-          <w:tcPr>
-            <w:tcW w:type="dxa" w:w="1176"/>
-            <w:tcBorders>
-              <w:top w:val="single" w:sz="6" w:color="000000"/>
-              <w:bottom w:val="single" w:sz="6" w:color="000000"/>
-              <w:left w:val="nil" w:sz="6" w:color="000000"/>
-              <w:right w:val="nil" w:sz="6" w:color="000000"/>
-            </w:tcBorders>
-          </w:tcPr>
-          <w:p>
-            <w:pPr>
-              <w:jc w:val="center"/>
-            </w:pPr>
-            <w:r/>
-            <w:r>
-              <w:rPr>
-                <w:rFonts w:ascii="Times New Roman" w:hAnsi="Times New Roman"/>
-                <w:sz w:val="17"/>
-              </w:rPr>
-              <w:t>+0,36</w:t>
-            </w:r>
-          </w:p>
-        </w:tc>
-        <w:tc>
-          <w:tcPr>
-            <w:tcW w:type="dxa" w:w="1176"/>
-            <w:tcBorders>
-              <w:top w:val="single" w:sz="6" w:color="000000"/>
-              <w:bottom w:val="single" w:sz="6" w:color="000000"/>
-              <w:left w:val="nil" w:sz="6" w:color="000000"/>
-              <w:right w:val="nil" w:sz="6" w:color="000000"/>
-            </w:tcBorders>
-          </w:tcPr>
-          <w:p>
-            <w:pPr>
-              <w:jc w:val="center"/>
-            </w:pPr>
-            <w:r/>
-            <w:r>
-              <w:rPr>
-                <w:rFonts w:ascii="Times New Roman" w:hAnsi="Times New Roman"/>
-                <w:sz w:val="17"/>
-              </w:rPr>
-              <w:t>+37%</w:t>
-            </w:r>
-          </w:p>
-        </w:tc>
-        <w:tc>
-          <w:tcPr>
-            <w:tcW w:type="dxa" w:w="1176"/>
-            <w:tcBorders>
-              <w:top w:val="single" w:sz="6" w:color="000000"/>
-              <w:bottom w:val="single" w:sz="6" w:color="000000"/>
-              <w:left w:val="nil" w:sz="6" w:color="000000"/>
-              <w:right w:val="nil" w:sz="6" w:color="000000"/>
-            </w:tcBorders>
-          </w:tcPr>
-          <w:p>
-            <w:pPr>
-              <w:jc w:val="center"/>
-            </w:pPr>
-            <w:r/>
-            <w:r>
-              <w:rPr>
-                <w:rFonts w:ascii="Times New Roman" w:hAnsi="Times New Roman"/>
-                <w:sz w:val="17"/>
-              </w:rPr>
-              <w:t>+0,39 [-0,01, 0,72]</w:t>
-            </w:r>
-          </w:p>
-        </w:tc>
-        <w:tc>
-          <w:tcPr>
-            <w:tcW w:type="dxa" w:w="1176"/>
-            <w:tcBorders>
-              <w:top w:val="single" w:sz="6" w:color="000000"/>
-              <w:bottom w:val="single" w:sz="6" w:color="000000"/>
-              <w:left w:val="nil" w:sz="6" w:color="000000"/>
-              <w:right w:val="nil" w:sz="6" w:color="000000"/>
-            </w:tcBorders>
-          </w:tcPr>
-          <w:p>
-            <w:pPr>
-              <w:jc w:val="center"/>
-            </w:pPr>
-            <w:r/>
-            <w:r>
-              <w:rPr>
-                <w:rFonts w:ascii="Times New Roman" w:hAnsi="Times New Roman"/>
-                <w:sz w:val="17"/>
-              </w:rPr>
-              <w:t>0,085</w:t>
-            </w:r>
-          </w:p>
-        </w:tc>
-        <w:tc>
-          <w:tcPr>
-            <w:tcW w:type="dxa" w:w="1176"/>
-            <w:tcBorders>
-              <w:top w:val="single" w:sz="6" w:color="000000"/>
-              <w:bottom w:val="single" w:sz="6" w:color="000000"/>
-              <w:left w:val="nil" w:sz="6" w:color="000000"/>
-              <w:right w:val="nil" w:sz="6" w:color="000000"/>
-            </w:tcBorders>
-          </w:tcPr>
-          <w:p>
-            <w:pPr>
-              <w:jc w:val="center"/>
-            </w:pPr>
-            <w:r/>
-            <w:r>
-              <w:rPr>
-                <w:rFonts w:ascii="Times New Roman" w:hAnsi="Times New Roman"/>
-                <w:sz w:val="17"/>
-              </w:rPr>
-              <w:t>pequeno</w:t>
-            </w:r>
-          </w:p>
-        </w:tc>
-      </w:tr>
-      <w:tr>
-        <w:tc>
-          <w:tcPr>
-            <w:tcW w:type="dxa" w:w="1176"/>
-            <w:tcBorders>
-              <w:top w:val="single" w:sz="6" w:color="000000"/>
-              <w:bottom w:val="single" w:sz="6" w:color="000000"/>
-              <w:left w:val="nil" w:sz="6" w:color="000000"/>
-              <w:right w:val="nil" w:sz="6" w:color="000000"/>
-            </w:tcBorders>
-          </w:tcPr>
-          <w:p>
-            <w:pPr>
-              <w:jc w:val="left"/>
-            </w:pPr>
-            <w:r/>
-            <w:r>
-              <w:rPr>
-                <w:rFonts w:ascii="Times New Roman" w:hAnsi="Times New Roman"/>
-                <w:sz w:val="17"/>
-              </w:rPr>
-              <w:t>Raiva</w:t>
-            </w:r>
-          </w:p>
-        </w:tc>
-        <w:tc>
-          <w:tcPr>
-            <w:tcW w:type="dxa" w:w="1176"/>
-            <w:tcBorders>
-              <w:top w:val="single" w:sz="6" w:color="000000"/>
-              <w:bottom w:val="single" w:sz="6" w:color="000000"/>
-              <w:left w:val="nil" w:sz="6" w:color="000000"/>
-              <w:right w:val="nil" w:sz="6" w:color="000000"/>
-            </w:tcBorders>
-          </w:tcPr>
-          <w:p>
-            <w:pPr>
-              <w:jc w:val="center"/>
-            </w:pPr>
-            <w:r/>
-            <w:r>
-              <w:rPr>
-                <w:rFonts w:ascii="Times New Roman" w:hAnsi="Times New Roman"/>
-                <w:sz w:val="17"/>
-              </w:rPr>
-              <w:t>1,38</w:t>
-            </w:r>
-          </w:p>
-        </w:tc>
-        <w:tc>
-          <w:tcPr>
-            <w:tcW w:type="dxa" w:w="1176"/>
-            <w:tcBorders>
-              <w:top w:val="single" w:sz="6" w:color="000000"/>
-              <w:bottom w:val="single" w:sz="6" w:color="000000"/>
-              <w:left w:val="nil" w:sz="6" w:color="000000"/>
-              <w:right w:val="nil" w:sz="6" w:color="000000"/>
-            </w:tcBorders>
-          </w:tcPr>
-          <w:p>
-            <w:pPr>
-              <w:jc w:val="center"/>
-            </w:pPr>
-            <w:r/>
-            <w:r>
-              <w:rPr>
-                <w:rFonts w:ascii="Times New Roman" w:hAnsi="Times New Roman"/>
-                <w:sz w:val="17"/>
-              </w:rPr>
-              <w:t>1,58</w:t>
-            </w:r>
-          </w:p>
-        </w:tc>
-        <w:tc>
-          <w:tcPr>
-            <w:tcW w:type="dxa" w:w="1176"/>
-            <w:tcBorders>
-              <w:top w:val="single" w:sz="6" w:color="000000"/>
-              <w:bottom w:val="single" w:sz="6" w:color="000000"/>
-              <w:left w:val="nil" w:sz="6" w:color="000000"/>
-              <w:right w:val="nil" w:sz="6" w:color="000000"/>
-            </w:tcBorders>
-          </w:tcPr>
-          <w:p>
-            <w:pPr>
-              <w:jc w:val="center"/>
-            </w:pPr>
-            <w:r/>
-            <w:r>
-              <w:rPr>
-                <w:rFonts w:ascii="Times New Roman" w:hAnsi="Times New Roman"/>
-                <w:sz w:val="17"/>
-              </w:rPr>
-              <w:t>+0,20</w:t>
-            </w:r>
-          </w:p>
-        </w:tc>
-        <w:tc>
-          <w:tcPr>
-            <w:tcW w:type="dxa" w:w="1176"/>
-            <w:tcBorders>
-              <w:top w:val="single" w:sz="6" w:color="000000"/>
-              <w:bottom w:val="single" w:sz="6" w:color="000000"/>
-              <w:left w:val="nil" w:sz="6" w:color="000000"/>
-              <w:right w:val="nil" w:sz="6" w:color="000000"/>
-            </w:tcBorders>
-          </w:tcPr>
-          <w:p>
-            <w:pPr>
-              <w:jc w:val="center"/>
-            </w:pPr>
-            <w:r/>
-            <w:r>
-              <w:rPr>
-                <w:rFonts w:ascii="Times New Roman" w:hAnsi="Times New Roman"/>
-                <w:sz w:val="17"/>
-              </w:rPr>
-              <w:t>+15%</w:t>
-            </w:r>
-          </w:p>
-        </w:tc>
-        <w:tc>
-          <w:tcPr>
-            <w:tcW w:type="dxa" w:w="1176"/>
-            <w:tcBorders>
-              <w:top w:val="single" w:sz="6" w:color="000000"/>
-              <w:bottom w:val="single" w:sz="6" w:color="000000"/>
-              <w:left w:val="nil" w:sz="6" w:color="000000"/>
-              <w:right w:val="nil" w:sz="6" w:color="000000"/>
-            </w:tcBorders>
-          </w:tcPr>
-          <w:p>
-            <w:pPr>
-              <w:jc w:val="center"/>
-            </w:pPr>
-            <w:r/>
-            <w:r>
-              <w:rPr>
-                <w:rFonts w:ascii="Times New Roman" w:hAnsi="Times New Roman"/>
-                <w:sz w:val="17"/>
-              </w:rPr>
-              <w:t>+0,14 [-0,37, 0,77]</w:t>
-            </w:r>
-          </w:p>
-        </w:tc>
-        <w:tc>
-          <w:tcPr>
-            <w:tcW w:type="dxa" w:w="1176"/>
-            <w:tcBorders>
-              <w:top w:val="single" w:sz="6" w:color="000000"/>
-              <w:bottom w:val="single" w:sz="6" w:color="000000"/>
-              <w:left w:val="nil" w:sz="6" w:color="000000"/>
-              <w:right w:val="nil" w:sz="6" w:color="000000"/>
-            </w:tcBorders>
-          </w:tcPr>
-          <w:p>
-            <w:pPr>
-              <w:jc w:val="center"/>
-            </w:pPr>
-            <w:r/>
-            <w:r>
-              <w:rPr>
-                <w:rFonts w:ascii="Times New Roman" w:hAnsi="Times New Roman"/>
-                <w:sz w:val="17"/>
-              </w:rPr>
-              <w:t>0,558</w:t>
-            </w:r>
-          </w:p>
-        </w:tc>
-        <w:tc>
-          <w:tcPr>
-            <w:tcW w:type="dxa" w:w="1176"/>
-            <w:tcBorders>
-              <w:top w:val="single" w:sz="6" w:color="000000"/>
-              <w:bottom w:val="single" w:sz="6" w:color="000000"/>
-              <w:left w:val="nil" w:sz="6" w:color="000000"/>
-              <w:right w:val="nil" w:sz="6" w:color="000000"/>
-            </w:tcBorders>
-          </w:tcPr>
-          <w:p>
-            <w:pPr>
-              <w:jc w:val="center"/>
-            </w:pPr>
-            <w:r/>
-            <w:r>
-              <w:rPr>
-                <w:rFonts w:ascii="Times New Roman" w:hAnsi="Times New Roman"/>
-                <w:sz w:val="17"/>
-              </w:rPr>
-              <w:t>trivial</w:t>
-            </w:r>
-          </w:p>
-        </w:tc>
-      </w:tr>
-      <w:tr>
-        <w:tc>
-          <w:tcPr>
-            <w:tcW w:type="dxa" w:w="1176"/>
-            <w:tcBorders>
-              <w:top w:val="single" w:sz="6" w:color="000000"/>
-              <w:bottom w:val="single" w:sz="6" w:color="000000"/>
-              <w:left w:val="nil" w:sz="6" w:color="000000"/>
-              <w:right w:val="nil" w:sz="6" w:color="000000"/>
-            </w:tcBorders>
-          </w:tcPr>
-          <w:p>
-            <w:pPr>
-              <w:jc w:val="left"/>
-            </w:pPr>
-            <w:r/>
-            <w:r>
-              <w:rPr>
-                <w:rFonts w:ascii="Times New Roman" w:hAnsi="Times New Roman"/>
-                <w:sz w:val="17"/>
-              </w:rPr>
-              <w:t>Vigor</w:t>
-            </w:r>
-          </w:p>
-        </w:tc>
-        <w:tc>
-          <w:tcPr>
-            <w:tcW w:type="dxa" w:w="1176"/>
-            <w:tcBorders>
-              <w:top w:val="single" w:sz="6" w:color="000000"/>
-              <w:bottom w:val="single" w:sz="6" w:color="000000"/>
-              <w:left w:val="nil" w:sz="6" w:color="000000"/>
-              <w:right w:val="nil" w:sz="6" w:color="000000"/>
-            </w:tcBorders>
-          </w:tcPr>
-          <w:p>
-            <w:pPr>
-              <w:jc w:val="center"/>
-            </w:pPr>
-            <w:r/>
-            <w:r>
-              <w:rPr>
-                <w:rFonts w:ascii="Times New Roman" w:hAnsi="Times New Roman"/>
-                <w:sz w:val="17"/>
-              </w:rPr>
-              <w:t>6,22</w:t>
-            </w:r>
-          </w:p>
-        </w:tc>
-        <w:tc>
-          <w:tcPr>
-            <w:tcW w:type="dxa" w:w="1176"/>
-            <w:tcBorders>
-              <w:top w:val="single" w:sz="6" w:color="000000"/>
-              <w:bottom w:val="single" w:sz="6" w:color="000000"/>
-              <w:left w:val="nil" w:sz="6" w:color="000000"/>
-              <w:right w:val="nil" w:sz="6" w:color="000000"/>
-            </w:tcBorders>
-          </w:tcPr>
-          <w:p>
-            <w:pPr>
-              <w:jc w:val="center"/>
-            </w:pPr>
-            <w:r/>
-            <w:r>
-              <w:rPr>
-                <w:rFonts w:ascii="Times New Roman" w:hAnsi="Times New Roman"/>
-                <w:sz w:val="17"/>
-              </w:rPr>
-              <w:t>5,04</w:t>
-            </w:r>
-          </w:p>
-        </w:tc>
-        <w:tc>
-          <w:tcPr>
-            <w:tcW w:type="dxa" w:w="1176"/>
-            <w:tcBorders>
-              <w:top w:val="single" w:sz="6" w:color="000000"/>
-              <w:bottom w:val="single" w:sz="6" w:color="000000"/>
-              <w:left w:val="nil" w:sz="6" w:color="000000"/>
-              <w:right w:val="nil" w:sz="6" w:color="000000"/>
-            </w:tcBorders>
-          </w:tcPr>
-          <w:p>
-            <w:pPr>
-              <w:jc w:val="center"/>
-            </w:pPr>
-            <w:r/>
-            <w:r>
-              <w:rPr>
-                <w:rFonts w:ascii="Times New Roman" w:hAnsi="Times New Roman"/>
-                <w:sz w:val="17"/>
-              </w:rPr>
-              <w:t>-1,18</w:t>
-            </w:r>
-          </w:p>
-        </w:tc>
-        <w:tc>
-          <w:tcPr>
-            <w:tcW w:type="dxa" w:w="1176"/>
-            <w:tcBorders>
-              <w:top w:val="single" w:sz="6" w:color="000000"/>
-              <w:bottom w:val="single" w:sz="6" w:color="000000"/>
-              <w:left w:val="nil" w:sz="6" w:color="000000"/>
-              <w:right w:val="nil" w:sz="6" w:color="000000"/>
-            </w:tcBorders>
-          </w:tcPr>
-          <w:p>
-            <w:pPr>
-              <w:jc w:val="center"/>
-            </w:pPr>
-            <w:r/>
-            <w:r>
-              <w:rPr>
-                <w:rFonts w:ascii="Times New Roman" w:hAnsi="Times New Roman"/>
-                <w:sz w:val="17"/>
-              </w:rPr>
-              <w:t>-19%</w:t>
-            </w:r>
-          </w:p>
-        </w:tc>
-        <w:tc>
-          <w:tcPr>
-            <w:tcW w:type="dxa" w:w="1176"/>
-            <w:tcBorders>
-              <w:top w:val="single" w:sz="6" w:color="000000"/>
-              <w:bottom w:val="single" w:sz="6" w:color="000000"/>
-              <w:left w:val="nil" w:sz="6" w:color="000000"/>
-              <w:right w:val="nil" w:sz="6" w:color="000000"/>
-            </w:tcBorders>
-          </w:tcPr>
-          <w:p>
-            <w:pPr>
-              <w:jc w:val="center"/>
-            </w:pPr>
-            <w:r/>
-            <w:r>
-              <w:rPr>
-                <w:rFonts w:ascii="Times New Roman" w:hAnsi="Times New Roman"/>
-                <w:sz w:val="17"/>
-              </w:rPr>
-              <w:t>-0,74 [-1,81, -0,55]</w:t>
-            </w:r>
-          </w:p>
-        </w:tc>
-        <w:tc>
-          <w:tcPr>
-            <w:tcW w:type="dxa" w:w="1176"/>
-            <w:tcBorders>
-              <w:top w:val="single" w:sz="6" w:color="000000"/>
-              <w:bottom w:val="single" w:sz="6" w:color="000000"/>
-              <w:left w:val="nil" w:sz="6" w:color="000000"/>
-              <w:right w:val="nil" w:sz="6" w:color="000000"/>
-            </w:tcBorders>
-          </w:tcPr>
-          <w:p>
-            <w:pPr>
-              <w:jc w:val="center"/>
-            </w:pPr>
-            <w:r/>
-            <w:r>
-              <w:rPr>
-                <w:rFonts w:ascii="Times New Roman" w:hAnsi="Times New Roman"/>
-                <w:sz w:val="17"/>
-              </w:rPr>
-              <w:t>0,001</w:t>
-            </w:r>
-          </w:p>
-        </w:tc>
-        <w:tc>
-          <w:tcPr>
-            <w:tcW w:type="dxa" w:w="1176"/>
-            <w:tcBorders>
-              <w:top w:val="single" w:sz="6" w:color="000000"/>
-              <w:bottom w:val="single" w:sz="6" w:color="000000"/>
-              <w:left w:val="nil" w:sz="6" w:color="000000"/>
-              <w:right w:val="nil" w:sz="6" w:color="000000"/>
-            </w:tcBorders>
-          </w:tcPr>
-          <w:p>
-            <w:pPr>
-              <w:jc w:val="center"/>
-            </w:pPr>
-            <w:r/>
-            <w:r>
-              <w:rPr>
-                <w:rFonts w:ascii="Times New Roman" w:hAnsi="Times New Roman"/>
-                <w:sz w:val="17"/>
-              </w:rPr>
-              <w:t>médio</w:t>
-            </w:r>
-          </w:p>
-        </w:tc>
-      </w:tr>
-      <w:tr>
-        <w:tc>
-          <w:tcPr>
-            <w:tcW w:type="dxa" w:w="1176"/>
-            <w:tcBorders>
-              <w:top w:val="single" w:sz="6" w:color="000000"/>
-              <w:bottom w:val="single" w:sz="6" w:color="000000"/>
-              <w:left w:val="nil" w:sz="6" w:color="000000"/>
-              <w:right w:val="nil" w:sz="6" w:color="000000"/>
-            </w:tcBorders>
-          </w:tcPr>
-          <w:p>
-            <w:pPr>
-              <w:jc w:val="left"/>
-            </w:pPr>
-            <w:r/>
-            <w:r>
-              <w:rPr>
-                <w:rFonts w:ascii="Times New Roman" w:hAnsi="Times New Roman"/>
-                <w:sz w:val="17"/>
-              </w:rPr>
-              <w:t>Fadiga</w:t>
-            </w:r>
-          </w:p>
-        </w:tc>
-        <w:tc>
-          <w:tcPr>
-            <w:tcW w:type="dxa" w:w="1176"/>
-            <w:tcBorders>
-              <w:top w:val="single" w:sz="6" w:color="000000"/>
-              <w:bottom w:val="single" w:sz="6" w:color="000000"/>
-              <w:left w:val="nil" w:sz="6" w:color="000000"/>
-              <w:right w:val="nil" w:sz="6" w:color="000000"/>
-            </w:tcBorders>
-          </w:tcPr>
-          <w:p>
-            <w:pPr>
-              <w:jc w:val="center"/>
-            </w:pPr>
-            <w:r/>
-            <w:r>
-              <w:rPr>
-                <w:rFonts w:ascii="Times New Roman" w:hAnsi="Times New Roman"/>
-                <w:sz w:val="17"/>
-              </w:rPr>
-              <w:t>4,50</w:t>
-            </w:r>
-          </w:p>
-        </w:tc>
-        <w:tc>
-          <w:tcPr>
-            <w:tcW w:type="dxa" w:w="1176"/>
-            <w:tcBorders>
-              <w:top w:val="single" w:sz="6" w:color="000000"/>
-              <w:bottom w:val="single" w:sz="6" w:color="000000"/>
-              <w:left w:val="nil" w:sz="6" w:color="000000"/>
-              <w:right w:val="nil" w:sz="6" w:color="000000"/>
-            </w:tcBorders>
-          </w:tcPr>
-          <w:p>
-            <w:pPr>
-              <w:jc w:val="center"/>
-            </w:pPr>
-            <w:r/>
-            <w:r>
-              <w:rPr>
-                <w:rFonts w:ascii="Times New Roman" w:hAnsi="Times New Roman"/>
-                <w:sz w:val="17"/>
-              </w:rPr>
-              <w:t>6,03</w:t>
-            </w:r>
-          </w:p>
-        </w:tc>
-        <w:tc>
-          <w:tcPr>
-            <w:tcW w:type="dxa" w:w="1176"/>
-            <w:tcBorders>
-              <w:top w:val="single" w:sz="6" w:color="000000"/>
-              <w:bottom w:val="single" w:sz="6" w:color="000000"/>
-              <w:left w:val="nil" w:sz="6" w:color="000000"/>
-              <w:right w:val="nil" w:sz="6" w:color="000000"/>
-            </w:tcBorders>
-          </w:tcPr>
-          <w:p>
-            <w:pPr>
-              <w:jc w:val="center"/>
-            </w:pPr>
-            <w:r/>
-            <w:r>
-              <w:rPr>
-                <w:rFonts w:ascii="Times New Roman" w:hAnsi="Times New Roman"/>
-                <w:sz w:val="17"/>
-              </w:rPr>
-              <w:t>+1,52</w:t>
-            </w:r>
-          </w:p>
-        </w:tc>
-        <w:tc>
-          <w:tcPr>
-            <w:tcW w:type="dxa" w:w="1176"/>
-            <w:tcBorders>
-              <w:top w:val="single" w:sz="6" w:color="000000"/>
-              <w:bottom w:val="single" w:sz="6" w:color="000000"/>
-              <w:left w:val="nil" w:sz="6" w:color="000000"/>
-              <w:right w:val="nil" w:sz="6" w:color="000000"/>
-            </w:tcBorders>
-          </w:tcPr>
-          <w:p>
-            <w:pPr>
-              <w:jc w:val="center"/>
-            </w:pPr>
-            <w:r/>
-            <w:r>
-              <w:rPr>
-                <w:rFonts w:ascii="Times New Roman" w:hAnsi="Times New Roman"/>
-                <w:sz w:val="17"/>
-              </w:rPr>
-              <w:t>+34%</w:t>
-            </w:r>
-          </w:p>
-        </w:tc>
-        <w:tc>
-          <w:tcPr>
-            <w:tcW w:type="dxa" w:w="1176"/>
-            <w:tcBorders>
-              <w:top w:val="single" w:sz="6" w:color="000000"/>
-              <w:bottom w:val="single" w:sz="6" w:color="000000"/>
-              <w:left w:val="nil" w:sz="6" w:color="000000"/>
-              <w:right w:val="nil" w:sz="6" w:color="000000"/>
-            </w:tcBorders>
-          </w:tcPr>
-          <w:p>
-            <w:pPr>
-              <w:jc w:val="center"/>
-            </w:pPr>
-            <w:r/>
-            <w:r>
-              <w:rPr>
-                <w:rFonts w:ascii="Times New Roman" w:hAnsi="Times New Roman"/>
-                <w:sz w:val="17"/>
-              </w:rPr>
-              <w:t>+0,60 [0,52, 2,53]</w:t>
-            </w:r>
-          </w:p>
-        </w:tc>
-        <w:tc>
-          <w:tcPr>
-            <w:tcW w:type="dxa" w:w="1176"/>
-            <w:tcBorders>
-              <w:top w:val="single" w:sz="6" w:color="000000"/>
-              <w:bottom w:val="single" w:sz="6" w:color="000000"/>
-              <w:left w:val="nil" w:sz="6" w:color="000000"/>
-              <w:right w:val="nil" w:sz="6" w:color="000000"/>
-            </w:tcBorders>
-          </w:tcPr>
-          <w:p>
-            <w:pPr>
-              <w:jc w:val="center"/>
-            </w:pPr>
-            <w:r/>
-            <w:r>
-              <w:rPr>
-                <w:rFonts w:ascii="Times New Roman" w:hAnsi="Times New Roman"/>
-                <w:sz w:val="17"/>
-              </w:rPr>
-              <w:t>0,005</w:t>
-            </w:r>
-          </w:p>
-        </w:tc>
-        <w:tc>
-          <w:tcPr>
-            <w:tcW w:type="dxa" w:w="1176"/>
-            <w:tcBorders>
-              <w:top w:val="single" w:sz="6" w:color="000000"/>
-              <w:bottom w:val="single" w:sz="6" w:color="000000"/>
-              <w:left w:val="nil" w:sz="6" w:color="000000"/>
-              <w:right w:val="nil" w:sz="6" w:color="000000"/>
-            </w:tcBorders>
-          </w:tcPr>
-          <w:p>
-            <w:pPr>
-              <w:jc w:val="center"/>
-            </w:pPr>
-            <w:r/>
-            <w:r>
-              <w:rPr>
-                <w:rFonts w:ascii="Times New Roman" w:hAnsi="Times New Roman"/>
-                <w:sz w:val="17"/>
-              </w:rPr>
-              <w:t>médio</w:t>
-            </w:r>
-          </w:p>
-        </w:tc>
-      </w:tr>
-      <w:tr>
-        <w:tc>
-          <w:tcPr>
-            <w:tcW w:type="dxa" w:w="1176"/>
-            <w:tcBorders>
-              <w:top w:val="single" w:sz="6" w:color="000000"/>
-              <w:bottom w:val="single" w:sz="6" w:color="000000"/>
-              <w:left w:val="nil" w:sz="6" w:color="000000"/>
-              <w:right w:val="nil" w:sz="6" w:color="000000"/>
-            </w:tcBorders>
-          </w:tcPr>
-          <w:p>
-            <w:pPr>
-              <w:jc w:val="left"/>
-            </w:pPr>
-            <w:r/>
-            <w:r>
-              <w:rPr>
-                <w:rFonts w:ascii="Times New Roman" w:hAnsi="Times New Roman"/>
-                <w:sz w:val="17"/>
-              </w:rPr>
-              <w:t>Confusão</w:t>
-            </w:r>
-          </w:p>
-        </w:tc>
-        <w:tc>
-          <w:tcPr>
-            <w:tcW w:type="dxa" w:w="1176"/>
-            <w:tcBorders>
-              <w:top w:val="single" w:sz="6" w:color="000000"/>
-              <w:bottom w:val="single" w:sz="6" w:color="000000"/>
-              <w:left w:val="nil" w:sz="6" w:color="000000"/>
-              <w:right w:val="nil" w:sz="6" w:color="000000"/>
-            </w:tcBorders>
-          </w:tcPr>
-          <w:p>
-            <w:pPr>
-              <w:jc w:val="center"/>
-            </w:pPr>
-            <w:r/>
-            <w:r>
-              <w:rPr>
-                <w:rFonts w:ascii="Times New Roman" w:hAnsi="Times New Roman"/>
-                <w:sz w:val="17"/>
-              </w:rPr>
-              <w:t>0,51</w:t>
-            </w:r>
-          </w:p>
-        </w:tc>
-        <w:tc>
-          <w:tcPr>
-            <w:tcW w:type="dxa" w:w="1176"/>
-            <w:tcBorders>
-              <w:top w:val="single" w:sz="6" w:color="000000"/>
-              <w:bottom w:val="single" w:sz="6" w:color="000000"/>
-              <w:left w:val="nil" w:sz="6" w:color="000000"/>
-              <w:right w:val="nil" w:sz="6" w:color="000000"/>
-            </w:tcBorders>
-          </w:tcPr>
-          <w:p>
-            <w:pPr>
-              <w:jc w:val="center"/>
-            </w:pPr>
-            <w:r/>
-            <w:r>
-              <w:rPr>
-                <w:rFonts w:ascii="Times New Roman" w:hAnsi="Times New Roman"/>
-                <w:sz w:val="17"/>
-              </w:rPr>
-              <w:t>0,47</w:t>
-            </w:r>
-          </w:p>
-        </w:tc>
-        <w:tc>
-          <w:tcPr>
-            <w:tcW w:type="dxa" w:w="1176"/>
-            <w:tcBorders>
-              <w:top w:val="single" w:sz="6" w:color="000000"/>
-              <w:bottom w:val="single" w:sz="6" w:color="000000"/>
-              <w:left w:val="nil" w:sz="6" w:color="000000"/>
-              <w:right w:val="nil" w:sz="6" w:color="000000"/>
-            </w:tcBorders>
-          </w:tcPr>
-          <w:p>
-            <w:pPr>
-              <w:jc w:val="center"/>
-            </w:pPr>
-            <w:r/>
-            <w:r>
-              <w:rPr>
-                <w:rFonts w:ascii="Times New Roman" w:hAnsi="Times New Roman"/>
-                <w:sz w:val="17"/>
-              </w:rPr>
-              <w:t>-0,04</w:t>
-            </w:r>
-          </w:p>
-        </w:tc>
-        <w:tc>
-          <w:tcPr>
-            <w:tcW w:type="dxa" w:w="1176"/>
-            <w:tcBorders>
-              <w:top w:val="single" w:sz="6" w:color="000000"/>
-              <w:bottom w:val="single" w:sz="6" w:color="000000"/>
-              <w:left w:val="nil" w:sz="6" w:color="000000"/>
-              <w:right w:val="nil" w:sz="6" w:color="000000"/>
-            </w:tcBorders>
-          </w:tcPr>
-          <w:p>
-            <w:pPr>
-              <w:jc w:val="center"/>
-            </w:pPr>
-            <w:r/>
-            <w:r>
-              <w:rPr>
-                <w:rFonts w:ascii="Times New Roman" w:hAnsi="Times New Roman"/>
-                <w:sz w:val="17"/>
-              </w:rPr>
-              <w:t>-8%</w:t>
-            </w:r>
-          </w:p>
-        </w:tc>
-        <w:tc>
-          <w:tcPr>
-            <w:tcW w:type="dxa" w:w="1176"/>
-            <w:tcBorders>
-              <w:top w:val="single" w:sz="6" w:color="000000"/>
-              <w:bottom w:val="single" w:sz="6" w:color="000000"/>
-              <w:left w:val="nil" w:sz="6" w:color="000000"/>
-              <w:right w:val="nil" w:sz="6" w:color="000000"/>
-            </w:tcBorders>
-          </w:tcPr>
-          <w:p>
-            <w:pPr>
-              <w:jc w:val="center"/>
-            </w:pPr>
-            <w:r/>
-            <w:r>
-              <w:rPr>
-                <w:rFonts w:ascii="Times New Roman" w:hAnsi="Times New Roman"/>
-                <w:sz w:val="17"/>
-              </w:rPr>
-              <w:t>-0,09 [-0,23, 0,15]</w:t>
-            </w:r>
-          </w:p>
-        </w:tc>
-        <w:tc>
-          <w:tcPr>
-            <w:tcW w:type="dxa" w:w="1176"/>
-            <w:tcBorders>
-              <w:top w:val="single" w:sz="6" w:color="000000"/>
-              <w:bottom w:val="single" w:sz="6" w:color="000000"/>
-              <w:left w:val="nil" w:sz="6" w:color="000000"/>
-              <w:right w:val="nil" w:sz="6" w:color="000000"/>
-            </w:tcBorders>
-          </w:tcPr>
-          <w:p>
-            <w:pPr>
-              <w:jc w:val="center"/>
-            </w:pPr>
-            <w:r/>
-            <w:r>
-              <w:rPr>
-                <w:rFonts w:ascii="Times New Roman" w:hAnsi="Times New Roman"/>
-                <w:sz w:val="17"/>
-              </w:rPr>
-              <w:t>0,586</w:t>
-            </w:r>
-          </w:p>
-        </w:tc>
-        <w:tc>
-          <w:tcPr>
-            <w:tcW w:type="dxa" w:w="1176"/>
-            <w:tcBorders>
-              <w:top w:val="single" w:sz="6" w:color="000000"/>
-              <w:bottom w:val="single" w:sz="6" w:color="000000"/>
-              <w:left w:val="nil" w:sz="6" w:color="000000"/>
-              <w:right w:val="nil" w:sz="6" w:color="000000"/>
-            </w:tcBorders>
-          </w:tcPr>
-          <w:p>
-            <w:pPr>
-              <w:jc w:val="center"/>
-            </w:pPr>
-            <w:r/>
-            <w:r>
-              <w:rPr>
-                <w:rFonts w:ascii="Times New Roman" w:hAnsi="Times New Roman"/>
-                <w:sz w:val="17"/>
-              </w:rPr>
-              <w:t>trivial</w:t>
-            </w:r>
-          </w:p>
-        </w:tc>
-      </w:tr>
-      <w:tr>
-        <w:tc>
-          <w:tcPr>
-            <w:tcW w:type="dxa" w:w="1176"/>
-            <w:tcBorders>
-              <w:top w:val="single" w:sz="6" w:color="000000"/>
-              <w:bottom w:val="single" w:sz="6" w:color="000000"/>
-              <w:left w:val="nil" w:sz="6" w:color="000000"/>
-              <w:right w:val="nil" w:sz="6" w:color="000000"/>
-            </w:tcBorders>
-          </w:tcPr>
-          <w:p>
-            <w:pPr>
-              <w:jc w:val="left"/>
-            </w:pPr>
-            <w:r/>
-            <w:r>
-              <w:rPr>
-                <w:rFonts w:ascii="Times New Roman" w:hAnsi="Times New Roman"/>
-                <w:sz w:val="17"/>
-              </w:rPr>
-              <w:t>PTH/TMD</w:t>
-            </w:r>
-          </w:p>
-        </w:tc>
-        <w:tc>
-          <w:tcPr>
-            <w:tcW w:type="dxa" w:w="1176"/>
-            <w:tcBorders>
-              <w:top w:val="single" w:sz="6" w:color="000000"/>
-              <w:bottom w:val="single" w:sz="6" w:color="000000"/>
-              <w:left w:val="nil" w:sz="6" w:color="000000"/>
-              <w:right w:val="nil" w:sz="6" w:color="000000"/>
-            </w:tcBorders>
-          </w:tcPr>
-          <w:p>
-            <w:pPr>
-              <w:jc w:val="center"/>
-            </w:pPr>
-            <w:r/>
-            <w:r>
-              <w:rPr>
-                <w:rFonts w:ascii="Times New Roman" w:hAnsi="Times New Roman"/>
-                <w:sz w:val="17"/>
-              </w:rPr>
-              <w:t>2,57</w:t>
-            </w:r>
-          </w:p>
-        </w:tc>
-        <w:tc>
-          <w:tcPr>
-            <w:tcW w:type="dxa" w:w="1176"/>
-            <w:tcBorders>
-              <w:top w:val="single" w:sz="6" w:color="000000"/>
-              <w:bottom w:val="single" w:sz="6" w:color="000000"/>
-              <w:left w:val="nil" w:sz="6" w:color="000000"/>
-              <w:right w:val="nil" w:sz="6" w:color="000000"/>
-            </w:tcBorders>
-          </w:tcPr>
-          <w:p>
-            <w:pPr>
-              <w:jc w:val="center"/>
-            </w:pPr>
-            <w:r/>
-            <w:r>
-              <w:rPr>
-                <w:rFonts w:ascii="Times New Roman" w:hAnsi="Times New Roman"/>
-                <w:sz w:val="17"/>
-              </w:rPr>
-              <w:t>5,95</w:t>
-            </w:r>
-          </w:p>
-        </w:tc>
-        <w:tc>
-          <w:tcPr>
-            <w:tcW w:type="dxa" w:w="1176"/>
-            <w:tcBorders>
-              <w:top w:val="single" w:sz="6" w:color="000000"/>
-              <w:bottom w:val="single" w:sz="6" w:color="000000"/>
-              <w:left w:val="nil" w:sz="6" w:color="000000"/>
-              <w:right w:val="nil" w:sz="6" w:color="000000"/>
-            </w:tcBorders>
-          </w:tcPr>
-          <w:p>
-            <w:pPr>
-              <w:jc w:val="center"/>
-            </w:pPr>
-            <w:r/>
-            <w:r>
-              <w:rPr>
-                <w:rFonts w:ascii="Times New Roman" w:hAnsi="Times New Roman"/>
-                <w:sz w:val="17"/>
-              </w:rPr>
-              <w:t>+3,38</w:t>
-            </w:r>
-          </w:p>
-        </w:tc>
-        <w:tc>
-          <w:tcPr>
-            <w:tcW w:type="dxa" w:w="1176"/>
-            <w:tcBorders>
-              <w:top w:val="single" w:sz="6" w:color="000000"/>
-              <w:bottom w:val="single" w:sz="6" w:color="000000"/>
-              <w:left w:val="nil" w:sz="6" w:color="000000"/>
-              <w:right w:val="nil" w:sz="6" w:color="000000"/>
-            </w:tcBorders>
-          </w:tcPr>
-          <w:p>
-            <w:pPr>
-              <w:jc w:val="center"/>
-            </w:pPr>
-            <w:r/>
-            <w:r>
-              <w:rPr>
-                <w:rFonts w:ascii="Times New Roman" w:hAnsi="Times New Roman"/>
-                <w:sz w:val="17"/>
-              </w:rPr>
-              <w:t>+131%</w:t>
-            </w:r>
-          </w:p>
-        </w:tc>
-        <w:tc>
-          <w:tcPr>
-            <w:tcW w:type="dxa" w:w="1176"/>
-            <w:tcBorders>
-              <w:top w:val="single" w:sz="6" w:color="000000"/>
-              <w:bottom w:val="single" w:sz="6" w:color="000000"/>
-              <w:left w:val="nil" w:sz="6" w:color="000000"/>
-              <w:right w:val="nil" w:sz="6" w:color="000000"/>
-            </w:tcBorders>
-          </w:tcPr>
-          <w:p>
-            <w:pPr>
-              <w:jc w:val="center"/>
-            </w:pPr>
-            <w:r/>
-            <w:r>
-              <w:rPr>
-                <w:rFonts w:ascii="Times New Roman" w:hAnsi="Times New Roman"/>
-                <w:sz w:val="17"/>
-              </w:rPr>
-              <w:t>+0,66 [1,35, 5,41]</w:t>
-            </w:r>
-          </w:p>
-        </w:tc>
-        <w:tc>
-          <w:tcPr>
-            <w:tcW w:type="dxa" w:w="1176"/>
-            <w:tcBorders>
-              <w:top w:val="single" w:sz="6" w:color="000000"/>
-              <w:bottom w:val="single" w:sz="6" w:color="000000"/>
-              <w:left w:val="nil" w:sz="6" w:color="000000"/>
-              <w:right w:val="nil" w:sz="6" w:color="000000"/>
-            </w:tcBorders>
-          </w:tcPr>
-          <w:p>
-            <w:pPr>
-              <w:jc w:val="center"/>
-            </w:pPr>
-            <w:r/>
-            <w:r>
-              <w:rPr>
-                <w:rFonts w:ascii="Times New Roman" w:hAnsi="Times New Roman"/>
-                <w:sz w:val="17"/>
-              </w:rPr>
-              <w:t>0,005</w:t>
-            </w:r>
-          </w:p>
-        </w:tc>
-        <w:tc>
-          <w:tcPr>
-            <w:tcW w:type="dxa" w:w="1176"/>
-            <w:tcBorders>
-              <w:top w:val="single" w:sz="6" w:color="000000"/>
-              <w:bottom w:val="single" w:sz="6" w:color="000000"/>
-              <w:left w:val="nil" w:sz="6" w:color="000000"/>
-              <w:right w:val="nil" w:sz="6" w:color="000000"/>
-            </w:tcBorders>
-          </w:tcPr>
-          <w:p>
-            <w:pPr>
-              <w:jc w:val="center"/>
-            </w:pPr>
-            <w:r/>
-            <w:r>
-              <w:rPr>
-                <w:rFonts w:ascii="Times New Roman" w:hAnsi="Times New Roman"/>
-                <w:sz w:val="17"/>
-              </w:rPr>
-              <w:t>médio</w:t>
-            </w:r>
-          </w:p>
-        </w:tc>
-      </w:tr>
-    </w:tbl>
-    <w:p>
-      <w:pPr>
-        <w:spacing w:after="120"/>
-      </w:pPr>
-      <w:r>
-        <w:rPr>
-          <w:sz w:val="18"/>
-        </w:rPr>
-        <w:t>Fonte: dados da pesquisa (2026).</w:t>
+        <w:t>O vigor foi a subescala de maior média (5,70 ± 3,12) e apresentou a resposta mais expressiva: caiu 19% do pré ao pós (Δ = -1,18; dz = -0,74; p = 0,001; magnitude média) e recuou do Dia 1 ao Dia 7 com efeito grande (Δ = -3,15; -41%; dz = -0,95; p = 0,001). É a dimensão que melhor sinaliza a deterioração da prontidão ao longo do microciclo.</w:t>
       </w:r>
     </w:p>
     <w:p>
@@ -5866,7 +5968,7 @@
           <w:b/>
           <w:sz w:val="24"/>
         </w:rPr>
-        <w:t>5.4 Comportamento da depressão, da raiva e da confusão</w:t>
+        <w:t>4.2.2 Fadiga</w:t>
       </w:r>
     </w:p>
     <w:p>
@@ -5880,7 +5982,163 @@
           <w:b w:val="0"/>
           <w:sz w:val="24"/>
         </w:rPr>
-        <w:t>Embora operem próximas do piso, as subescalas negativas apresentam dinâmicas próprias e informativas (Figura 3; Tabela 5). A raiva é a mais reativa e atinge o máximo no dia mais fadigado (pico no Dia 7 = 2,39), acompanhando o acúmulo de carga. A depressão tem pico intermediário (Dia 4 = 1,35), sugerindo um vale afetivo no meio da semana. A confusão e a tensão, ao contrário, são mais altas no início (pico no Dia 1), quando a apreensão pré-microciclo é maior, e decrescem em seguida — a confusão atinge o mínimo (0,15) e permanece a subescala de menor expressão. Todas as negativas apresentam um vale comum por volta do Dia 5, dia de menor carga do microciclo.</w:t>
+        <w:t>A fadiga elevou-se de forma consistente: +34% do pré ao pós (Δ = +1,52; dz = 0,60; p = 0,005) e +75% do Dia 1 ao Dia 7 (Δ = +3,19; dz = 0,72; p = 0,004), ambas de magnitude média. Junto ao vigor, compõe o eixo energia–fadiga onde se concentra a resposta ao acúmulo de carga.</w:t>
+      </w:r>
+    </w:p>
+    <w:p>
+      <w:pPr>
+        <w:spacing w:before="200" w:after="80" w:line="360" w:lineRule="auto"/>
+      </w:pPr>
+      <w:r>
+        <w:rPr>
+          <w:b/>
+          <w:sz w:val="24"/>
+        </w:rPr>
+        <w:t>4.2.3 Perturbação Total do Humor (PTH)</w:t>
+      </w:r>
+    </w:p>
+    <w:p>
+      <w:pPr>
+        <w:spacing w:line="360" w:lineRule="auto" w:after="120"/>
+        <w:ind w:firstLine="709"/>
+        <w:jc w:val="both"/>
+      </w:pPr>
+      <w:r>
+        <w:rPr>
+          <w:b w:val="0"/>
+          <w:sz w:val="24"/>
+        </w:rPr>
+        <w:t>A PTH, síntese do perfil, aumentou 131% do pré ao pós (Δ = +3,38; dz = 0,66; p = 0,005) e +147% do Dia 1 ao Dia 7 (dz = 0,41; p = 0,104), refletindo sobretudo o movimento do eixo energia–fadiga.</w:t>
+      </w:r>
+    </w:p>
+    <w:p>
+      <w:pPr>
+        <w:spacing w:before="200" w:after="80" w:line="360" w:lineRule="auto"/>
+      </w:pPr>
+      <w:r>
+        <w:rPr>
+          <w:b/>
+          <w:sz w:val="24"/>
+        </w:rPr>
+        <w:t>4.2.4 Tensão</w:t>
+      </w:r>
+    </w:p>
+    <w:p>
+      <w:pPr>
+        <w:spacing w:line="360" w:lineRule="auto" w:after="120"/>
+        <w:ind w:firstLine="709"/>
+        <w:jc w:val="both"/>
+      </w:pPr>
+      <w:r>
+        <w:rPr>
+          <w:b w:val="0"/>
+          <w:sz w:val="24"/>
+        </w:rPr>
+        <w:t>A tensão manteve-se baixa e sem resposta aguda relevante (pré→pós dz = +0,21; p = 0,420), mas decresceu do Dia 1 ao Dia 7 (Δ = -1,20; dz = -0,59; p = 0,011, magnitude média) — uma acomodação da apreensão inicial do microciclo, sendo mais alta no início da semana.</w:t>
+      </w:r>
+    </w:p>
+    <w:p>
+      <w:pPr>
+        <w:spacing w:before="200" w:after="80" w:line="360" w:lineRule="auto"/>
+      </w:pPr>
+      <w:r>
+        <w:rPr>
+          <w:b/>
+          <w:sz w:val="24"/>
+        </w:rPr>
+        <w:t>4.2.5 Depressão</w:t>
+      </w:r>
+    </w:p>
+    <w:p>
+      <w:pPr>
+        <w:spacing w:line="360" w:lineRule="auto" w:after="120"/>
+        <w:ind w:firstLine="709"/>
+        <w:jc w:val="both"/>
+      </w:pPr>
+      <w:r>
+        <w:rPr>
+          <w:b w:val="0"/>
+          <w:sz w:val="24"/>
+        </w:rPr>
+        <w:t>A depressão operou próxima do piso, com leve elevação aguda (pré→pós +37%; dz = +0,39; p = 0,085) e pico intermediário no Dia 4 (1,35), sugerindo um vale afetivo no meio da semana, sem instalar quadro clínico.</w:t>
+      </w:r>
+    </w:p>
+    <w:p>
+      <w:pPr>
+        <w:spacing w:before="200" w:after="80" w:line="360" w:lineRule="auto"/>
+      </w:pPr>
+      <w:r>
+        <w:rPr>
+          <w:b/>
+          <w:sz w:val="24"/>
+        </w:rPr>
+        <w:t>4.2.6 Raiva</w:t>
+      </w:r>
+    </w:p>
+    <w:p>
+      <w:pPr>
+        <w:spacing w:line="360" w:lineRule="auto" w:after="120"/>
+        <w:ind w:firstLine="709"/>
+        <w:jc w:val="both"/>
+      </w:pPr>
+      <w:r>
+        <w:rPr>
+          <w:b w:val="0"/>
+          <w:sz w:val="24"/>
+        </w:rPr>
+        <w:t>A raiva foi a negativa mais reativa e atingiu o máximo no dia mais fadigado (pico no Dia 7 = 2,39), acompanhando o acúmulo de carga, embora sem resposta aguda intra-dia significativa (pré→pós p = 0,558).</w:t>
+      </w:r>
+    </w:p>
+    <w:p>
+      <w:pPr>
+        <w:spacing w:before="200" w:after="80" w:line="360" w:lineRule="auto"/>
+      </w:pPr>
+      <w:r>
+        <w:rPr>
+          <w:b/>
+          <w:sz w:val="24"/>
+        </w:rPr>
+        <w:t>4.2.7 Confusão</w:t>
+      </w:r>
+    </w:p>
+    <w:p>
+      <w:pPr>
+        <w:spacing w:line="360" w:lineRule="auto" w:after="120"/>
+        <w:ind w:firstLine="709"/>
+        <w:jc w:val="both"/>
+      </w:pPr>
+      <w:r>
+        <w:rPr>
+          <w:b w:val="0"/>
+          <w:sz w:val="24"/>
+        </w:rPr>
+        <w:t>A confusão foi a subescala de menor expressão (média 0,45), mais alta no início e decrescente ao longo da semana, atingindo o mínimo (0,15) — sem resposta aguda relevante (pré→pós dz = -0,09).</w:t>
+      </w:r>
+    </w:p>
+    <w:p>
+      <w:pPr>
+        <w:spacing w:before="200" w:after="80" w:line="360" w:lineRule="auto"/>
+      </w:pPr>
+      <w:r>
+        <w:rPr>
+          <w:b/>
+          <w:sz w:val="24"/>
+        </w:rPr>
+        <w:t>4.3 Estrutura de correlação e ênfase nos dias de maior vigor e de maior fadiga</w:t>
+      </w:r>
+    </w:p>
+    <w:p>
+      <w:pPr>
+        <w:spacing w:line="360" w:lineRule="auto" w:after="120"/>
+        <w:ind w:firstLine="709"/>
+        <w:jc w:val="both"/>
+      </w:pPr>
+      <w:r>
+        <w:rPr>
+          <w:b w:val="0"/>
+          <w:sz w:val="24"/>
+        </w:rPr>
+        <w:t>A matriz de correlação entre atletas (Figura 3) revela um agrupamento coeso de afeto negativo: a depressão correlaciona-se com a raiva (ρ = +0,52), a confusão (ρ = +0,51) e a tensão (ρ = +0,35), e — de forma relevante — com a fadiga (ρ = +0,44); a raiva também acompanha a fadiga (ρ = +0,42). O eixo energia–fadiga aparece invertido (vigor × fadiga ρ = -0,38) e o vigor é praticamente independente das negativas.</w:t>
       </w:r>
     </w:p>
     <w:p>
@@ -5891,7 +6149,7 @@
       <w:r>
         <w:drawing>
           <wp:inline xmlns:a="http://schemas.openxmlformats.org/drawingml/2006/main" xmlns:pic="http://schemas.openxmlformats.org/drawingml/2006/picture">
-            <wp:extent cx="5580000" cy="1860000"/>
+            <wp:extent cx="3780000" cy="3319024"/>
             <wp:docPr id="3" name="Picture 3"/>
             <wp:cNvGraphicFramePr>
               <a:graphicFrameLocks noChangeAspect="1"/>
@@ -5900,7 +6158,7 @@
               <a:graphicData uri="http://schemas.openxmlformats.org/drawingml/2006/picture">
                 <pic:pic>
                   <pic:nvPicPr>
-                    <pic:cNvPr id="0" name="xb2_negatives.png"/>
+                    <pic:cNvPr id="0" name="xb2_heatmap.png"/>
                     <pic:cNvPicPr/>
                   </pic:nvPicPr>
                   <pic:blipFill>
@@ -5912,7 +6170,7 @@
                   <pic:spPr>
                     <a:xfrm>
                       <a:off x="0" y="0"/>
-                      <a:ext cx="5580000" cy="1860000"/>
+                      <a:ext cx="3780000" cy="3319024"/>
                     </a:xfrm>
                     <a:prstGeom prst="rect"/>
                   </pic:spPr>
@@ -5931,1235 +6189,7 @@
         <w:rPr>
           <w:sz w:val="22"/>
         </w:rPr>
-        <w:t>Figura 3 – Comportamento diário da depressão, da raiva e da confusão (médias com IC95%); faixas sombreadas destacam o dia de maior vigor (D1) e o de maior fadiga (D7).</w:t>
-      </w:r>
-    </w:p>
-    <w:p>
-      <w:pPr>
-        <w:spacing w:after="120"/>
-        <w:jc w:val="center"/>
-      </w:pPr>
-      <w:r>
-        <w:rPr>
-          <w:sz w:val="18"/>
-        </w:rPr>
-        <w:t>Fonte: elaboração dos autores (2026).</w:t>
-      </w:r>
-    </w:p>
-    <w:p>
-      <w:pPr>
-        <w:spacing w:before="160" w:after="40"/>
-      </w:pPr>
-      <w:r>
-        <w:rPr>
-          <w:sz w:val="22"/>
-        </w:rPr>
-        <w:t>Tabela 5 – Médias diárias das subescalas negativas e dia de pico.</w:t>
-      </w:r>
-    </w:p>
-    <w:tbl>
-      <w:tblPr>
-        <w:tblW w:type="auto" w:w="0"/>
-        <w:jc w:val="center"/>
-        <w:tblLook w:firstColumn="1" w:firstRow="1" w:lastColumn="0" w:lastRow="0" w:noHBand="0" w:noVBand="1" w:val="04A0"/>
-      </w:tblPr>
-      <w:tblGrid>
-        <w:gridCol w:w="1045"/>
-        <w:gridCol w:w="1045"/>
-        <w:gridCol w:w="1045"/>
-        <w:gridCol w:w="1045"/>
-        <w:gridCol w:w="1045"/>
-        <w:gridCol w:w="1045"/>
-        <w:gridCol w:w="1045"/>
-        <w:gridCol w:w="1045"/>
-        <w:gridCol w:w="1045"/>
-      </w:tblGrid>
-      <w:tr>
-        <w:tc>
-          <w:tcPr>
-            <w:tcW w:type="dxa" w:w="1045"/>
-            <w:tcBorders>
-              <w:top w:val="single" w:sz="6" w:color="000000"/>
-              <w:bottom w:val="single" w:sz="6" w:color="000000"/>
-              <w:left w:val="nil" w:sz="6" w:color="000000"/>
-              <w:right w:val="nil" w:sz="6" w:color="000000"/>
-            </w:tcBorders>
-          </w:tcPr>
-          <w:p>
-            <w:pPr>
-              <w:jc w:val="center"/>
-            </w:pPr>
-            <w:r/>
-            <w:r>
-              <w:rPr>
-                <w:rFonts w:ascii="Times New Roman" w:hAnsi="Times New Roman"/>
-                <w:b/>
-                <w:sz w:val="17"/>
-              </w:rPr>
-              <w:t>Subescala</w:t>
-            </w:r>
-          </w:p>
-        </w:tc>
-        <w:tc>
-          <w:tcPr>
-            <w:tcW w:type="dxa" w:w="1045"/>
-            <w:tcBorders>
-              <w:top w:val="single" w:sz="6" w:color="000000"/>
-              <w:bottom w:val="single" w:sz="6" w:color="000000"/>
-              <w:left w:val="nil" w:sz="6" w:color="000000"/>
-              <w:right w:val="nil" w:sz="6" w:color="000000"/>
-            </w:tcBorders>
-          </w:tcPr>
-          <w:p>
-            <w:pPr>
-              <w:jc w:val="center"/>
-            </w:pPr>
-            <w:r/>
-            <w:r>
-              <w:rPr>
-                <w:rFonts w:ascii="Times New Roman" w:hAnsi="Times New Roman"/>
-                <w:b/>
-                <w:sz w:val="17"/>
-              </w:rPr>
-              <w:t>D1</w:t>
-            </w:r>
-          </w:p>
-        </w:tc>
-        <w:tc>
-          <w:tcPr>
-            <w:tcW w:type="dxa" w:w="1045"/>
-            <w:tcBorders>
-              <w:top w:val="single" w:sz="6" w:color="000000"/>
-              <w:bottom w:val="single" w:sz="6" w:color="000000"/>
-              <w:left w:val="nil" w:sz="6" w:color="000000"/>
-              <w:right w:val="nil" w:sz="6" w:color="000000"/>
-            </w:tcBorders>
-          </w:tcPr>
-          <w:p>
-            <w:pPr>
-              <w:jc w:val="center"/>
-            </w:pPr>
-            <w:r/>
-            <w:r>
-              <w:rPr>
-                <w:rFonts w:ascii="Times New Roman" w:hAnsi="Times New Roman"/>
-                <w:b/>
-                <w:sz w:val="17"/>
-              </w:rPr>
-              <w:t>D2</w:t>
-            </w:r>
-          </w:p>
-        </w:tc>
-        <w:tc>
-          <w:tcPr>
-            <w:tcW w:type="dxa" w:w="1045"/>
-            <w:tcBorders>
-              <w:top w:val="single" w:sz="6" w:color="000000"/>
-              <w:bottom w:val="single" w:sz="6" w:color="000000"/>
-              <w:left w:val="nil" w:sz="6" w:color="000000"/>
-              <w:right w:val="nil" w:sz="6" w:color="000000"/>
-            </w:tcBorders>
-          </w:tcPr>
-          <w:p>
-            <w:pPr>
-              <w:jc w:val="center"/>
-            </w:pPr>
-            <w:r/>
-            <w:r>
-              <w:rPr>
-                <w:rFonts w:ascii="Times New Roman" w:hAnsi="Times New Roman"/>
-                <w:b/>
-                <w:sz w:val="17"/>
-              </w:rPr>
-              <w:t>D3</w:t>
-            </w:r>
-          </w:p>
-        </w:tc>
-        <w:tc>
-          <w:tcPr>
-            <w:tcW w:type="dxa" w:w="1045"/>
-            <w:tcBorders>
-              <w:top w:val="single" w:sz="6" w:color="000000"/>
-              <w:bottom w:val="single" w:sz="6" w:color="000000"/>
-              <w:left w:val="nil" w:sz="6" w:color="000000"/>
-              <w:right w:val="nil" w:sz="6" w:color="000000"/>
-            </w:tcBorders>
-          </w:tcPr>
-          <w:p>
-            <w:pPr>
-              <w:jc w:val="center"/>
-            </w:pPr>
-            <w:r/>
-            <w:r>
-              <w:rPr>
-                <w:rFonts w:ascii="Times New Roman" w:hAnsi="Times New Roman"/>
-                <w:b/>
-                <w:sz w:val="17"/>
-              </w:rPr>
-              <w:t>D4</w:t>
-            </w:r>
-          </w:p>
-        </w:tc>
-        <w:tc>
-          <w:tcPr>
-            <w:tcW w:type="dxa" w:w="1045"/>
-            <w:tcBorders>
-              <w:top w:val="single" w:sz="6" w:color="000000"/>
-              <w:bottom w:val="single" w:sz="6" w:color="000000"/>
-              <w:left w:val="nil" w:sz="6" w:color="000000"/>
-              <w:right w:val="nil" w:sz="6" w:color="000000"/>
-            </w:tcBorders>
-          </w:tcPr>
-          <w:p>
-            <w:pPr>
-              <w:jc w:val="center"/>
-            </w:pPr>
-            <w:r/>
-            <w:r>
-              <w:rPr>
-                <w:rFonts w:ascii="Times New Roman" w:hAnsi="Times New Roman"/>
-                <w:b/>
-                <w:sz w:val="17"/>
-              </w:rPr>
-              <w:t>D5</w:t>
-            </w:r>
-          </w:p>
-        </w:tc>
-        <w:tc>
-          <w:tcPr>
-            <w:tcW w:type="dxa" w:w="1045"/>
-            <w:tcBorders>
-              <w:top w:val="single" w:sz="6" w:color="000000"/>
-              <w:bottom w:val="single" w:sz="6" w:color="000000"/>
-              <w:left w:val="nil" w:sz="6" w:color="000000"/>
-              <w:right w:val="nil" w:sz="6" w:color="000000"/>
-            </w:tcBorders>
-          </w:tcPr>
-          <w:p>
-            <w:pPr>
-              <w:jc w:val="center"/>
-            </w:pPr>
-            <w:r/>
-            <w:r>
-              <w:rPr>
-                <w:rFonts w:ascii="Times New Roman" w:hAnsi="Times New Roman"/>
-                <w:b/>
-                <w:sz w:val="17"/>
-              </w:rPr>
-              <w:t>D6</w:t>
-            </w:r>
-          </w:p>
-        </w:tc>
-        <w:tc>
-          <w:tcPr>
-            <w:tcW w:type="dxa" w:w="1045"/>
-            <w:tcBorders>
-              <w:top w:val="single" w:sz="6" w:color="000000"/>
-              <w:bottom w:val="single" w:sz="6" w:color="000000"/>
-              <w:left w:val="nil" w:sz="6" w:color="000000"/>
-              <w:right w:val="nil" w:sz="6" w:color="000000"/>
-            </w:tcBorders>
-          </w:tcPr>
-          <w:p>
-            <w:pPr>
-              <w:jc w:val="center"/>
-            </w:pPr>
-            <w:r/>
-            <w:r>
-              <w:rPr>
-                <w:rFonts w:ascii="Times New Roman" w:hAnsi="Times New Roman"/>
-                <w:b/>
-                <w:sz w:val="17"/>
-              </w:rPr>
-              <w:t>D7</w:t>
-            </w:r>
-          </w:p>
-        </w:tc>
-        <w:tc>
-          <w:tcPr>
-            <w:tcW w:type="dxa" w:w="1045"/>
-            <w:tcBorders>
-              <w:top w:val="single" w:sz="6" w:color="000000"/>
-              <w:bottom w:val="single" w:sz="6" w:color="000000"/>
-              <w:left w:val="nil" w:sz="6" w:color="000000"/>
-              <w:right w:val="nil" w:sz="6" w:color="000000"/>
-            </w:tcBorders>
-          </w:tcPr>
-          <w:p>
-            <w:pPr>
-              <w:jc w:val="center"/>
-            </w:pPr>
-            <w:r/>
-            <w:r>
-              <w:rPr>
-                <w:rFonts w:ascii="Times New Roman" w:hAnsi="Times New Roman"/>
-                <w:b/>
-                <w:sz w:val="17"/>
-              </w:rPr>
-              <w:t>Pico</w:t>
-            </w:r>
-          </w:p>
-        </w:tc>
-      </w:tr>
-      <w:tr>
-        <w:tc>
-          <w:tcPr>
-            <w:tcW w:type="dxa" w:w="1045"/>
-            <w:tcBorders>
-              <w:top w:val="single" w:sz="6" w:color="000000"/>
-              <w:bottom w:val="single" w:sz="6" w:color="000000"/>
-              <w:left w:val="nil" w:sz="6" w:color="000000"/>
-              <w:right w:val="nil" w:sz="6" w:color="000000"/>
-            </w:tcBorders>
-          </w:tcPr>
-          <w:p>
-            <w:pPr>
-              <w:jc w:val="left"/>
-            </w:pPr>
-            <w:r/>
-            <w:r>
-              <w:rPr>
-                <w:rFonts w:ascii="Times New Roman" w:hAnsi="Times New Roman"/>
-                <w:sz w:val="17"/>
-              </w:rPr>
-              <w:t>Tensão</w:t>
-            </w:r>
-          </w:p>
-        </w:tc>
-        <w:tc>
-          <w:tcPr>
-            <w:tcW w:type="dxa" w:w="1045"/>
-            <w:tcBorders>
-              <w:top w:val="single" w:sz="6" w:color="000000"/>
-              <w:bottom w:val="single" w:sz="6" w:color="000000"/>
-              <w:left w:val="nil" w:sz="6" w:color="000000"/>
-              <w:right w:val="nil" w:sz="6" w:color="000000"/>
-            </w:tcBorders>
-          </w:tcPr>
-          <w:p>
-            <w:pPr>
-              <w:jc w:val="center"/>
-            </w:pPr>
-            <w:r/>
-            <w:r>
-              <w:rPr>
-                <w:rFonts w:ascii="Times New Roman" w:hAnsi="Times New Roman"/>
-                <w:sz w:val="17"/>
-              </w:rPr>
-              <w:t>1,79</w:t>
-            </w:r>
-          </w:p>
-        </w:tc>
-        <w:tc>
-          <w:tcPr>
-            <w:tcW w:type="dxa" w:w="1045"/>
-            <w:tcBorders>
-              <w:top w:val="single" w:sz="6" w:color="000000"/>
-              <w:bottom w:val="single" w:sz="6" w:color="000000"/>
-              <w:left w:val="nil" w:sz="6" w:color="000000"/>
-              <w:right w:val="nil" w:sz="6" w:color="000000"/>
-            </w:tcBorders>
-          </w:tcPr>
-          <w:p>
-            <w:pPr>
-              <w:jc w:val="center"/>
-            </w:pPr>
-            <w:r/>
-            <w:r>
-              <w:rPr>
-                <w:rFonts w:ascii="Times New Roman" w:hAnsi="Times New Roman"/>
-                <w:sz w:val="17"/>
-              </w:rPr>
-              <w:t>1,69</w:t>
-            </w:r>
-          </w:p>
-        </w:tc>
-        <w:tc>
-          <w:tcPr>
-            <w:tcW w:type="dxa" w:w="1045"/>
-            <w:tcBorders>
-              <w:top w:val="single" w:sz="6" w:color="000000"/>
-              <w:bottom w:val="single" w:sz="6" w:color="000000"/>
-              <w:left w:val="nil" w:sz="6" w:color="000000"/>
-              <w:right w:val="nil" w:sz="6" w:color="000000"/>
-            </w:tcBorders>
-          </w:tcPr>
-          <w:p>
-            <w:pPr>
-              <w:jc w:val="center"/>
-            </w:pPr>
-            <w:r/>
-            <w:r>
-              <w:rPr>
-                <w:rFonts w:ascii="Times New Roman" w:hAnsi="Times New Roman"/>
-                <w:sz w:val="17"/>
-              </w:rPr>
-              <w:t>1,19</w:t>
-            </w:r>
-          </w:p>
-        </w:tc>
-        <w:tc>
-          <w:tcPr>
-            <w:tcW w:type="dxa" w:w="1045"/>
-            <w:tcBorders>
-              <w:top w:val="single" w:sz="6" w:color="000000"/>
-              <w:bottom w:val="single" w:sz="6" w:color="000000"/>
-              <w:left w:val="nil" w:sz="6" w:color="000000"/>
-              <w:right w:val="nil" w:sz="6" w:color="000000"/>
-            </w:tcBorders>
-          </w:tcPr>
-          <w:p>
-            <w:pPr>
-              <w:jc w:val="center"/>
-            </w:pPr>
-            <w:r/>
-            <w:r>
-              <w:rPr>
-                <w:rFonts w:ascii="Times New Roman" w:hAnsi="Times New Roman"/>
-                <w:sz w:val="17"/>
-              </w:rPr>
-              <w:t>1,43</w:t>
-            </w:r>
-          </w:p>
-        </w:tc>
-        <w:tc>
-          <w:tcPr>
-            <w:tcW w:type="dxa" w:w="1045"/>
-            <w:tcBorders>
-              <w:top w:val="single" w:sz="6" w:color="000000"/>
-              <w:bottom w:val="single" w:sz="6" w:color="000000"/>
-              <w:left w:val="nil" w:sz="6" w:color="000000"/>
-              <w:right w:val="nil" w:sz="6" w:color="000000"/>
-            </w:tcBorders>
-          </w:tcPr>
-          <w:p>
-            <w:pPr>
-              <w:jc w:val="center"/>
-            </w:pPr>
-            <w:r/>
-            <w:r>
-              <w:rPr>
-                <w:rFonts w:ascii="Times New Roman" w:hAnsi="Times New Roman"/>
-                <w:sz w:val="17"/>
-              </w:rPr>
-              <w:t>1,18</w:t>
-            </w:r>
-          </w:p>
-        </w:tc>
-        <w:tc>
-          <w:tcPr>
-            <w:tcW w:type="dxa" w:w="1045"/>
-            <w:tcBorders>
-              <w:top w:val="single" w:sz="6" w:color="000000"/>
-              <w:bottom w:val="single" w:sz="6" w:color="000000"/>
-              <w:left w:val="nil" w:sz="6" w:color="000000"/>
-              <w:right w:val="nil" w:sz="6" w:color="000000"/>
-            </w:tcBorders>
-          </w:tcPr>
-          <w:p>
-            <w:pPr>
-              <w:jc w:val="center"/>
-            </w:pPr>
-            <w:r/>
-            <w:r>
-              <w:rPr>
-                <w:rFonts w:ascii="Times New Roman" w:hAnsi="Times New Roman"/>
-                <w:sz w:val="17"/>
-              </w:rPr>
-              <w:t>1,22</w:t>
-            </w:r>
-          </w:p>
-        </w:tc>
-        <w:tc>
-          <w:tcPr>
-            <w:tcW w:type="dxa" w:w="1045"/>
-            <w:tcBorders>
-              <w:top w:val="single" w:sz="6" w:color="000000"/>
-              <w:bottom w:val="single" w:sz="6" w:color="000000"/>
-              <w:left w:val="nil" w:sz="6" w:color="000000"/>
-              <w:right w:val="nil" w:sz="6" w:color="000000"/>
-            </w:tcBorders>
-          </w:tcPr>
-          <w:p>
-            <w:pPr>
-              <w:jc w:val="center"/>
-            </w:pPr>
-            <w:r/>
-            <w:r>
-              <w:rPr>
-                <w:rFonts w:ascii="Times New Roman" w:hAnsi="Times New Roman"/>
-                <w:sz w:val="17"/>
-              </w:rPr>
-              <w:t>1,26</w:t>
-            </w:r>
-          </w:p>
-        </w:tc>
-        <w:tc>
-          <w:tcPr>
-            <w:tcW w:type="dxa" w:w="1045"/>
-            <w:tcBorders>
-              <w:top w:val="single" w:sz="6" w:color="000000"/>
-              <w:bottom w:val="single" w:sz="6" w:color="000000"/>
-              <w:left w:val="nil" w:sz="6" w:color="000000"/>
-              <w:right w:val="nil" w:sz="6" w:color="000000"/>
-            </w:tcBorders>
-          </w:tcPr>
-          <w:p>
-            <w:pPr>
-              <w:jc w:val="center"/>
-            </w:pPr>
-            <w:r/>
-            <w:r>
-              <w:rPr>
-                <w:rFonts w:ascii="Times New Roman" w:hAnsi="Times New Roman"/>
-                <w:sz w:val="17"/>
-              </w:rPr>
-              <w:t>D1</w:t>
-            </w:r>
-          </w:p>
-        </w:tc>
-      </w:tr>
-      <w:tr>
-        <w:tc>
-          <w:tcPr>
-            <w:tcW w:type="dxa" w:w="1045"/>
-            <w:tcBorders>
-              <w:top w:val="single" w:sz="6" w:color="000000"/>
-              <w:bottom w:val="single" w:sz="6" w:color="000000"/>
-              <w:left w:val="nil" w:sz="6" w:color="000000"/>
-              <w:right w:val="nil" w:sz="6" w:color="000000"/>
-            </w:tcBorders>
-          </w:tcPr>
-          <w:p>
-            <w:pPr>
-              <w:jc w:val="left"/>
-            </w:pPr>
-            <w:r/>
-            <w:r>
-              <w:rPr>
-                <w:rFonts w:ascii="Times New Roman" w:hAnsi="Times New Roman"/>
-                <w:sz w:val="17"/>
-              </w:rPr>
-              <w:t>Depressão</w:t>
-            </w:r>
-          </w:p>
-        </w:tc>
-        <w:tc>
-          <w:tcPr>
-            <w:tcW w:type="dxa" w:w="1045"/>
-            <w:tcBorders>
-              <w:top w:val="single" w:sz="6" w:color="000000"/>
-              <w:bottom w:val="single" w:sz="6" w:color="000000"/>
-              <w:left w:val="nil" w:sz="6" w:color="000000"/>
-              <w:right w:val="nil" w:sz="6" w:color="000000"/>
-            </w:tcBorders>
-          </w:tcPr>
-          <w:p>
-            <w:pPr>
-              <w:jc w:val="center"/>
-            </w:pPr>
-            <w:r/>
-            <w:r>
-              <w:rPr>
-                <w:rFonts w:ascii="Times New Roman" w:hAnsi="Times New Roman"/>
-                <w:sz w:val="17"/>
-              </w:rPr>
-              <w:t>1,14</w:t>
-            </w:r>
-          </w:p>
-        </w:tc>
-        <w:tc>
-          <w:tcPr>
-            <w:tcW w:type="dxa" w:w="1045"/>
-            <w:tcBorders>
-              <w:top w:val="single" w:sz="6" w:color="000000"/>
-              <w:bottom w:val="single" w:sz="6" w:color="000000"/>
-              <w:left w:val="nil" w:sz="6" w:color="000000"/>
-              <w:right w:val="nil" w:sz="6" w:color="000000"/>
-            </w:tcBorders>
-          </w:tcPr>
-          <w:p>
-            <w:pPr>
-              <w:jc w:val="center"/>
-            </w:pPr>
-            <w:r/>
-            <w:r>
-              <w:rPr>
-                <w:rFonts w:ascii="Times New Roman" w:hAnsi="Times New Roman"/>
-                <w:sz w:val="17"/>
-              </w:rPr>
-              <w:t>1,17</w:t>
-            </w:r>
-          </w:p>
-        </w:tc>
-        <w:tc>
-          <w:tcPr>
-            <w:tcW w:type="dxa" w:w="1045"/>
-            <w:tcBorders>
-              <w:top w:val="single" w:sz="6" w:color="000000"/>
-              <w:bottom w:val="single" w:sz="6" w:color="000000"/>
-              <w:left w:val="nil" w:sz="6" w:color="000000"/>
-              <w:right w:val="nil" w:sz="6" w:color="000000"/>
-            </w:tcBorders>
-          </w:tcPr>
-          <w:p>
-            <w:pPr>
-              <w:jc w:val="center"/>
-            </w:pPr>
-            <w:r/>
-            <w:r>
-              <w:rPr>
-                <w:rFonts w:ascii="Times New Roman" w:hAnsi="Times New Roman"/>
-                <w:sz w:val="17"/>
-              </w:rPr>
-              <w:t>0,84</w:t>
-            </w:r>
-          </w:p>
-        </w:tc>
-        <w:tc>
-          <w:tcPr>
-            <w:tcW w:type="dxa" w:w="1045"/>
-            <w:tcBorders>
-              <w:top w:val="single" w:sz="6" w:color="000000"/>
-              <w:bottom w:val="single" w:sz="6" w:color="000000"/>
-              <w:left w:val="nil" w:sz="6" w:color="000000"/>
-              <w:right w:val="nil" w:sz="6" w:color="000000"/>
-            </w:tcBorders>
-          </w:tcPr>
-          <w:p>
-            <w:pPr>
-              <w:jc w:val="center"/>
-            </w:pPr>
-            <w:r/>
-            <w:r>
-              <w:rPr>
-                <w:rFonts w:ascii="Times New Roman" w:hAnsi="Times New Roman"/>
-                <w:sz w:val="17"/>
-              </w:rPr>
-              <w:t>1,35</w:t>
-            </w:r>
-          </w:p>
-        </w:tc>
-        <w:tc>
-          <w:tcPr>
-            <w:tcW w:type="dxa" w:w="1045"/>
-            <w:tcBorders>
-              <w:top w:val="single" w:sz="6" w:color="000000"/>
-              <w:bottom w:val="single" w:sz="6" w:color="000000"/>
-              <w:left w:val="nil" w:sz="6" w:color="000000"/>
-              <w:right w:val="nil" w:sz="6" w:color="000000"/>
-            </w:tcBorders>
-          </w:tcPr>
-          <w:p>
-            <w:pPr>
-              <w:jc w:val="center"/>
-            </w:pPr>
-            <w:r/>
-            <w:r>
-              <w:rPr>
-                <w:rFonts w:ascii="Times New Roman" w:hAnsi="Times New Roman"/>
-                <w:sz w:val="17"/>
-              </w:rPr>
-              <w:t>0,51</w:t>
-            </w:r>
-          </w:p>
-        </w:tc>
-        <w:tc>
-          <w:tcPr>
-            <w:tcW w:type="dxa" w:w="1045"/>
-            <w:tcBorders>
-              <w:top w:val="single" w:sz="6" w:color="000000"/>
-              <w:bottom w:val="single" w:sz="6" w:color="000000"/>
-              <w:left w:val="nil" w:sz="6" w:color="000000"/>
-              <w:right w:val="nil" w:sz="6" w:color="000000"/>
-            </w:tcBorders>
-          </w:tcPr>
-          <w:p>
-            <w:pPr>
-              <w:jc w:val="center"/>
-            </w:pPr>
-            <w:r/>
-            <w:r>
-              <w:rPr>
-                <w:rFonts w:ascii="Times New Roman" w:hAnsi="Times New Roman"/>
-                <w:sz w:val="17"/>
-              </w:rPr>
-              <w:t>0,99</w:t>
-            </w:r>
-          </w:p>
-        </w:tc>
-        <w:tc>
-          <w:tcPr>
-            <w:tcW w:type="dxa" w:w="1045"/>
-            <w:tcBorders>
-              <w:top w:val="single" w:sz="6" w:color="000000"/>
-              <w:bottom w:val="single" w:sz="6" w:color="000000"/>
-              <w:left w:val="nil" w:sz="6" w:color="000000"/>
-              <w:right w:val="nil" w:sz="6" w:color="000000"/>
-            </w:tcBorders>
-          </w:tcPr>
-          <w:p>
-            <w:pPr>
-              <w:jc w:val="center"/>
-            </w:pPr>
-            <w:r/>
-            <w:r>
-              <w:rPr>
-                <w:rFonts w:ascii="Times New Roman" w:hAnsi="Times New Roman"/>
-                <w:sz w:val="17"/>
-              </w:rPr>
-              <w:t>1,11</w:t>
-            </w:r>
-          </w:p>
-        </w:tc>
-        <w:tc>
-          <w:tcPr>
-            <w:tcW w:type="dxa" w:w="1045"/>
-            <w:tcBorders>
-              <w:top w:val="single" w:sz="6" w:color="000000"/>
-              <w:bottom w:val="single" w:sz="6" w:color="000000"/>
-              <w:left w:val="nil" w:sz="6" w:color="000000"/>
-              <w:right w:val="nil" w:sz="6" w:color="000000"/>
-            </w:tcBorders>
-          </w:tcPr>
-          <w:p>
-            <w:pPr>
-              <w:jc w:val="center"/>
-            </w:pPr>
-            <w:r/>
-            <w:r>
-              <w:rPr>
-                <w:rFonts w:ascii="Times New Roman" w:hAnsi="Times New Roman"/>
-                <w:sz w:val="17"/>
-              </w:rPr>
-              <w:t>D4</w:t>
-            </w:r>
-          </w:p>
-        </w:tc>
-      </w:tr>
-      <w:tr>
-        <w:tc>
-          <w:tcPr>
-            <w:tcW w:type="dxa" w:w="1045"/>
-            <w:tcBorders>
-              <w:top w:val="single" w:sz="6" w:color="000000"/>
-              <w:bottom w:val="single" w:sz="6" w:color="000000"/>
-              <w:left w:val="nil" w:sz="6" w:color="000000"/>
-              <w:right w:val="nil" w:sz="6" w:color="000000"/>
-            </w:tcBorders>
-          </w:tcPr>
-          <w:p>
-            <w:pPr>
-              <w:jc w:val="left"/>
-            </w:pPr>
-            <w:r/>
-            <w:r>
-              <w:rPr>
-                <w:rFonts w:ascii="Times New Roman" w:hAnsi="Times New Roman"/>
-                <w:sz w:val="17"/>
-              </w:rPr>
-              <w:t>Raiva</w:t>
-            </w:r>
-          </w:p>
-        </w:tc>
-        <w:tc>
-          <w:tcPr>
-            <w:tcW w:type="dxa" w:w="1045"/>
-            <w:tcBorders>
-              <w:top w:val="single" w:sz="6" w:color="000000"/>
-              <w:bottom w:val="single" w:sz="6" w:color="000000"/>
-              <w:left w:val="nil" w:sz="6" w:color="000000"/>
-              <w:right w:val="nil" w:sz="6" w:color="000000"/>
-            </w:tcBorders>
-          </w:tcPr>
-          <w:p>
-            <w:pPr>
-              <w:jc w:val="center"/>
-            </w:pPr>
-            <w:r/>
-            <w:r>
-              <w:rPr>
-                <w:rFonts w:ascii="Times New Roman" w:hAnsi="Times New Roman"/>
-                <w:sz w:val="17"/>
-              </w:rPr>
-              <w:t>1,95</w:t>
-            </w:r>
-          </w:p>
-        </w:tc>
-        <w:tc>
-          <w:tcPr>
-            <w:tcW w:type="dxa" w:w="1045"/>
-            <w:tcBorders>
-              <w:top w:val="single" w:sz="6" w:color="000000"/>
-              <w:bottom w:val="single" w:sz="6" w:color="000000"/>
-              <w:left w:val="nil" w:sz="6" w:color="000000"/>
-              <w:right w:val="nil" w:sz="6" w:color="000000"/>
-            </w:tcBorders>
-          </w:tcPr>
-          <w:p>
-            <w:pPr>
-              <w:jc w:val="center"/>
-            </w:pPr>
-            <w:r/>
-            <w:r>
-              <w:rPr>
-                <w:rFonts w:ascii="Times New Roman" w:hAnsi="Times New Roman"/>
-                <w:sz w:val="17"/>
-              </w:rPr>
-              <w:t>1,84</w:t>
-            </w:r>
-          </w:p>
-        </w:tc>
-        <w:tc>
-          <w:tcPr>
-            <w:tcW w:type="dxa" w:w="1045"/>
-            <w:tcBorders>
-              <w:top w:val="single" w:sz="6" w:color="000000"/>
-              <w:bottom w:val="single" w:sz="6" w:color="000000"/>
-              <w:left w:val="nil" w:sz="6" w:color="000000"/>
-              <w:right w:val="nil" w:sz="6" w:color="000000"/>
-            </w:tcBorders>
-          </w:tcPr>
-          <w:p>
-            <w:pPr>
-              <w:jc w:val="center"/>
-            </w:pPr>
-            <w:r/>
-            <w:r>
-              <w:rPr>
-                <w:rFonts w:ascii="Times New Roman" w:hAnsi="Times New Roman"/>
-                <w:sz w:val="17"/>
-              </w:rPr>
-              <w:t>1,63</w:t>
-            </w:r>
-          </w:p>
-        </w:tc>
-        <w:tc>
-          <w:tcPr>
-            <w:tcW w:type="dxa" w:w="1045"/>
-            <w:tcBorders>
-              <w:top w:val="single" w:sz="6" w:color="000000"/>
-              <w:bottom w:val="single" w:sz="6" w:color="000000"/>
-              <w:left w:val="nil" w:sz="6" w:color="000000"/>
-              <w:right w:val="nil" w:sz="6" w:color="000000"/>
-            </w:tcBorders>
-          </w:tcPr>
-          <w:p>
-            <w:pPr>
-              <w:jc w:val="center"/>
-            </w:pPr>
-            <w:r/>
-            <w:r>
-              <w:rPr>
-                <w:rFonts w:ascii="Times New Roman" w:hAnsi="Times New Roman"/>
-                <w:sz w:val="17"/>
-              </w:rPr>
-              <w:t>1,50</w:t>
-            </w:r>
-          </w:p>
-        </w:tc>
-        <w:tc>
-          <w:tcPr>
-            <w:tcW w:type="dxa" w:w="1045"/>
-            <w:tcBorders>
-              <w:top w:val="single" w:sz="6" w:color="000000"/>
-              <w:bottom w:val="single" w:sz="6" w:color="000000"/>
-              <w:left w:val="nil" w:sz="6" w:color="000000"/>
-              <w:right w:val="nil" w:sz="6" w:color="000000"/>
-            </w:tcBorders>
-          </w:tcPr>
-          <w:p>
-            <w:pPr>
-              <w:jc w:val="center"/>
-            </w:pPr>
-            <w:r/>
-            <w:r>
-              <w:rPr>
-                <w:rFonts w:ascii="Times New Roman" w:hAnsi="Times New Roman"/>
-                <w:sz w:val="17"/>
-              </w:rPr>
-              <w:t>0,58</w:t>
-            </w:r>
-          </w:p>
-        </w:tc>
-        <w:tc>
-          <w:tcPr>
-            <w:tcW w:type="dxa" w:w="1045"/>
-            <w:tcBorders>
-              <w:top w:val="single" w:sz="6" w:color="000000"/>
-              <w:bottom w:val="single" w:sz="6" w:color="000000"/>
-              <w:left w:val="nil" w:sz="6" w:color="000000"/>
-              <w:right w:val="nil" w:sz="6" w:color="000000"/>
-            </w:tcBorders>
-          </w:tcPr>
-          <w:p>
-            <w:pPr>
-              <w:jc w:val="center"/>
-            </w:pPr>
-            <w:r/>
-            <w:r>
-              <w:rPr>
-                <w:rFonts w:ascii="Times New Roman" w:hAnsi="Times New Roman"/>
-                <w:sz w:val="17"/>
-              </w:rPr>
-              <w:t>1,65</w:t>
-            </w:r>
-          </w:p>
-        </w:tc>
-        <w:tc>
-          <w:tcPr>
-            <w:tcW w:type="dxa" w:w="1045"/>
-            <w:tcBorders>
-              <w:top w:val="single" w:sz="6" w:color="000000"/>
-              <w:bottom w:val="single" w:sz="6" w:color="000000"/>
-              <w:left w:val="nil" w:sz="6" w:color="000000"/>
-              <w:right w:val="nil" w:sz="6" w:color="000000"/>
-            </w:tcBorders>
-          </w:tcPr>
-          <w:p>
-            <w:pPr>
-              <w:jc w:val="center"/>
-            </w:pPr>
-            <w:r/>
-            <w:r>
-              <w:rPr>
-                <w:rFonts w:ascii="Times New Roman" w:hAnsi="Times New Roman"/>
-                <w:sz w:val="17"/>
-              </w:rPr>
-              <w:t>2,39</w:t>
-            </w:r>
-          </w:p>
-        </w:tc>
-        <w:tc>
-          <w:tcPr>
-            <w:tcW w:type="dxa" w:w="1045"/>
-            <w:tcBorders>
-              <w:top w:val="single" w:sz="6" w:color="000000"/>
-              <w:bottom w:val="single" w:sz="6" w:color="000000"/>
-              <w:left w:val="nil" w:sz="6" w:color="000000"/>
-              <w:right w:val="nil" w:sz="6" w:color="000000"/>
-            </w:tcBorders>
-          </w:tcPr>
-          <w:p>
-            <w:pPr>
-              <w:jc w:val="center"/>
-            </w:pPr>
-            <w:r/>
-            <w:r>
-              <w:rPr>
-                <w:rFonts w:ascii="Times New Roman" w:hAnsi="Times New Roman"/>
-                <w:sz w:val="17"/>
-              </w:rPr>
-              <w:t>D7</w:t>
-            </w:r>
-          </w:p>
-        </w:tc>
-      </w:tr>
-      <w:tr>
-        <w:tc>
-          <w:tcPr>
-            <w:tcW w:type="dxa" w:w="1045"/>
-            <w:tcBorders>
-              <w:top w:val="single" w:sz="6" w:color="000000"/>
-              <w:bottom w:val="single" w:sz="6" w:color="000000"/>
-              <w:left w:val="nil" w:sz="6" w:color="000000"/>
-              <w:right w:val="nil" w:sz="6" w:color="000000"/>
-            </w:tcBorders>
-          </w:tcPr>
-          <w:p>
-            <w:pPr>
-              <w:jc w:val="left"/>
-            </w:pPr>
-            <w:r/>
-            <w:r>
-              <w:rPr>
-                <w:rFonts w:ascii="Times New Roman" w:hAnsi="Times New Roman"/>
-                <w:sz w:val="17"/>
-              </w:rPr>
-              <w:t>Confusão</w:t>
-            </w:r>
-          </w:p>
-        </w:tc>
-        <w:tc>
-          <w:tcPr>
-            <w:tcW w:type="dxa" w:w="1045"/>
-            <w:tcBorders>
-              <w:top w:val="single" w:sz="6" w:color="000000"/>
-              <w:bottom w:val="single" w:sz="6" w:color="000000"/>
-              <w:left w:val="nil" w:sz="6" w:color="000000"/>
-              <w:right w:val="nil" w:sz="6" w:color="000000"/>
-            </w:tcBorders>
-          </w:tcPr>
-          <w:p>
-            <w:pPr>
-              <w:jc w:val="center"/>
-            </w:pPr>
-            <w:r/>
-            <w:r>
-              <w:rPr>
-                <w:rFonts w:ascii="Times New Roman" w:hAnsi="Times New Roman"/>
-                <w:sz w:val="17"/>
-              </w:rPr>
-              <w:t>0,95</w:t>
-            </w:r>
-          </w:p>
-        </w:tc>
-        <w:tc>
-          <w:tcPr>
-            <w:tcW w:type="dxa" w:w="1045"/>
-            <w:tcBorders>
-              <w:top w:val="single" w:sz="6" w:color="000000"/>
-              <w:bottom w:val="single" w:sz="6" w:color="000000"/>
-              <w:left w:val="nil" w:sz="6" w:color="000000"/>
-              <w:right w:val="nil" w:sz="6" w:color="000000"/>
-            </w:tcBorders>
-          </w:tcPr>
-          <w:p>
-            <w:pPr>
-              <w:jc w:val="center"/>
-            </w:pPr>
-            <w:r/>
-            <w:r>
-              <w:rPr>
-                <w:rFonts w:ascii="Times New Roman" w:hAnsi="Times New Roman"/>
-                <w:sz w:val="17"/>
-              </w:rPr>
-              <w:t>0,55</w:t>
-            </w:r>
-          </w:p>
-        </w:tc>
-        <w:tc>
-          <w:tcPr>
-            <w:tcW w:type="dxa" w:w="1045"/>
-            <w:tcBorders>
-              <w:top w:val="single" w:sz="6" w:color="000000"/>
-              <w:bottom w:val="single" w:sz="6" w:color="000000"/>
-              <w:left w:val="nil" w:sz="6" w:color="000000"/>
-              <w:right w:val="nil" w:sz="6" w:color="000000"/>
-            </w:tcBorders>
-          </w:tcPr>
-          <w:p>
-            <w:pPr>
-              <w:jc w:val="center"/>
-            </w:pPr>
-            <w:r/>
-            <w:r>
-              <w:rPr>
-                <w:rFonts w:ascii="Times New Roman" w:hAnsi="Times New Roman"/>
-                <w:sz w:val="17"/>
-              </w:rPr>
-              <w:t>0,32</w:t>
-            </w:r>
-          </w:p>
-        </w:tc>
-        <w:tc>
-          <w:tcPr>
-            <w:tcW w:type="dxa" w:w="1045"/>
-            <w:tcBorders>
-              <w:top w:val="single" w:sz="6" w:color="000000"/>
-              <w:bottom w:val="single" w:sz="6" w:color="000000"/>
-              <w:left w:val="nil" w:sz="6" w:color="000000"/>
-              <w:right w:val="nil" w:sz="6" w:color="000000"/>
-            </w:tcBorders>
-          </w:tcPr>
-          <w:p>
-            <w:pPr>
-              <w:jc w:val="center"/>
-            </w:pPr>
-            <w:r/>
-            <w:r>
-              <w:rPr>
-                <w:rFonts w:ascii="Times New Roman" w:hAnsi="Times New Roman"/>
-                <w:sz w:val="17"/>
-              </w:rPr>
-              <w:t>0,43</w:t>
-            </w:r>
-          </w:p>
-        </w:tc>
-        <w:tc>
-          <w:tcPr>
-            <w:tcW w:type="dxa" w:w="1045"/>
-            <w:tcBorders>
-              <w:top w:val="single" w:sz="6" w:color="000000"/>
-              <w:bottom w:val="single" w:sz="6" w:color="000000"/>
-              <w:left w:val="nil" w:sz="6" w:color="000000"/>
-              <w:right w:val="nil" w:sz="6" w:color="000000"/>
-            </w:tcBorders>
-          </w:tcPr>
-          <w:p>
-            <w:pPr>
-              <w:jc w:val="center"/>
-            </w:pPr>
-            <w:r/>
-            <w:r>
-              <w:rPr>
-                <w:rFonts w:ascii="Times New Roman" w:hAnsi="Times New Roman"/>
-                <w:sz w:val="17"/>
-              </w:rPr>
-              <w:t>0,15</w:t>
-            </w:r>
-          </w:p>
-        </w:tc>
-        <w:tc>
-          <w:tcPr>
-            <w:tcW w:type="dxa" w:w="1045"/>
-            <w:tcBorders>
-              <w:top w:val="single" w:sz="6" w:color="000000"/>
-              <w:bottom w:val="single" w:sz="6" w:color="000000"/>
-              <w:left w:val="nil" w:sz="6" w:color="000000"/>
-              <w:right w:val="nil" w:sz="6" w:color="000000"/>
-            </w:tcBorders>
-          </w:tcPr>
-          <w:p>
-            <w:pPr>
-              <w:jc w:val="center"/>
-            </w:pPr>
-            <w:r/>
-            <w:r>
-              <w:rPr>
-                <w:rFonts w:ascii="Times New Roman" w:hAnsi="Times New Roman"/>
-                <w:sz w:val="17"/>
-              </w:rPr>
-              <w:t>0,47</w:t>
-            </w:r>
-          </w:p>
-        </w:tc>
-        <w:tc>
-          <w:tcPr>
-            <w:tcW w:type="dxa" w:w="1045"/>
-            <w:tcBorders>
-              <w:top w:val="single" w:sz="6" w:color="000000"/>
-              <w:bottom w:val="single" w:sz="6" w:color="000000"/>
-              <w:left w:val="nil" w:sz="6" w:color="000000"/>
-              <w:right w:val="nil" w:sz="6" w:color="000000"/>
-            </w:tcBorders>
-          </w:tcPr>
-          <w:p>
-            <w:pPr>
-              <w:jc w:val="center"/>
-            </w:pPr>
-            <w:r/>
-            <w:r>
-              <w:rPr>
-                <w:rFonts w:ascii="Times New Roman" w:hAnsi="Times New Roman"/>
-                <w:sz w:val="17"/>
-              </w:rPr>
-              <w:t>0,46</w:t>
-            </w:r>
-          </w:p>
-        </w:tc>
-        <w:tc>
-          <w:tcPr>
-            <w:tcW w:type="dxa" w:w="1045"/>
-            <w:tcBorders>
-              <w:top w:val="single" w:sz="6" w:color="000000"/>
-              <w:bottom w:val="single" w:sz="6" w:color="000000"/>
-              <w:left w:val="nil" w:sz="6" w:color="000000"/>
-              <w:right w:val="nil" w:sz="6" w:color="000000"/>
-            </w:tcBorders>
-          </w:tcPr>
-          <w:p>
-            <w:pPr>
-              <w:jc w:val="center"/>
-            </w:pPr>
-            <w:r/>
-            <w:r>
-              <w:rPr>
-                <w:rFonts w:ascii="Times New Roman" w:hAnsi="Times New Roman"/>
-                <w:sz w:val="17"/>
-              </w:rPr>
-              <w:t>D1</w:t>
-            </w:r>
-          </w:p>
-        </w:tc>
-      </w:tr>
-    </w:tbl>
-    <w:p>
-      <w:pPr>
-        <w:spacing w:after="120"/>
-      </w:pPr>
-      <w:r>
-        <w:rPr>
-          <w:sz w:val="18"/>
-        </w:rPr>
-        <w:t>Fonte: dados da pesquisa (2026).</w:t>
-      </w:r>
-    </w:p>
-    <w:p>
-      <w:pPr>
-        <w:spacing w:before="200" w:after="80" w:line="360" w:lineRule="auto"/>
-      </w:pPr>
-      <w:r>
-        <w:rPr>
-          <w:b/>
-          <w:sz w:val="24"/>
-        </w:rPr>
-        <w:t>5.5 Correlação entre as variáveis do humor e ênfase nos dias de maior vigor e de maior fadiga</w:t>
-      </w:r>
-    </w:p>
-    <w:p>
-      <w:pPr>
-        <w:spacing w:line="360" w:lineRule="auto" w:after="120"/>
-        <w:ind w:firstLine="709"/>
-        <w:jc w:val="both"/>
-      </w:pPr>
-      <w:r>
-        <w:rPr>
-          <w:b w:val="0"/>
-          <w:sz w:val="24"/>
-        </w:rPr>
-        <w:t>A matriz de correlação entre atletas (Figura 4) revela um agrupamento coeso de afeto negativo: a depressão correlaciona-se com a raiva (ρ = +0,52), a confusão (ρ = +0,51) e a tensão (ρ = +0,35), e, de forma relevante, com a fadiga (ρ = +0,44); a raiva também acompanha a fadiga (ρ = +0,42). O eixo energia–fadiga aparece como dimensão invertida (vigor × fadiga ρ = -0,38), e o vigor é praticamente independente das negativas — coerente com a leitura de que a deterioração de treino é, sobretudo, um fenômeno de energia e fadiga.</w:t>
-      </w:r>
-    </w:p>
-    <w:p>
-      <w:pPr>
-        <w:spacing w:before="120"/>
-        <w:jc w:val="center"/>
-      </w:pPr>
-      <w:r>
-        <w:drawing>
-          <wp:inline xmlns:a="http://schemas.openxmlformats.org/drawingml/2006/main" xmlns:pic="http://schemas.openxmlformats.org/drawingml/2006/picture">
-            <wp:extent cx="3960000" cy="3477073"/>
-            <wp:docPr id="4" name="Picture 4"/>
-            <wp:cNvGraphicFramePr>
-              <a:graphicFrameLocks noChangeAspect="1"/>
-            </wp:cNvGraphicFramePr>
-            <a:graphic>
-              <a:graphicData uri="http://schemas.openxmlformats.org/drawingml/2006/picture">
-                <pic:pic>
-                  <pic:nvPicPr>
-                    <pic:cNvPr id="0" name="xb2_heatmap.png"/>
-                    <pic:cNvPicPr/>
-                  </pic:nvPicPr>
-                  <pic:blipFill>
-                    <a:blip r:embed="rId12"/>
-                    <a:stretch>
-                      <a:fillRect/>
-                    </a:stretch>
-                  </pic:blipFill>
-                  <pic:spPr>
-                    <a:xfrm>
-                      <a:off x="0" y="0"/>
-                      <a:ext cx="3960000" cy="3477073"/>
-                    </a:xfrm>
-                    <a:prstGeom prst="rect"/>
-                  </pic:spPr>
-                </pic:pic>
-              </a:graphicData>
-            </a:graphic>
-          </wp:inline>
-        </w:drawing>
-      </w:r>
-    </w:p>
-    <w:p>
-      <w:pPr>
-        <w:jc w:val="center"/>
-      </w:pPr>
-      <w:r>
-        <w:rPr>
-          <w:sz w:val="22"/>
-        </w:rPr>
-        <w:t>Figura 4 – Matriz de correlação de Spearman entre as subescalas do BRUMS (nível entre atletas).</w:t>
+        <w:t>Figura 3 – Matriz de correlação de Spearman entre as subescalas do BRUMS (nível entre atletas).</w:t>
       </w:r>
     </w:p>
     <w:p>
@@ -7185,7 +6215,7 @@
           <w:b w:val="0"/>
           <w:sz w:val="24"/>
         </w:rPr>
-        <w:t>O achado mais expressivo surge ao contrastar os dias extremos (Figura 5; Tabela 6). No dia de maior vigor (Dia 1, grupo descansado), o afeto negativo é praticamente independente da fadiga: depressão ρ = +0,20, raiva ρ = +0,14 e confusão ρ = -0,04 com a fadiga. No dia de maior fadiga (Dia 7), esse acoplamento torna-se forte: a depressão passa a ρ = +0,75, a raiva a ρ = +0,64 e a confusão a ρ = +0,37 com a fadiga, e ambas se associam negativamente ao vigor. Ou seja, quando o grupo está fresco, quem está mais irritado ou abatido não é necessariamente o mais cansado; quando a carga se acumula, as dimensões negativas consolidam-se com a fadiga — o perfil de humor “fecha” sob exaustão. O padrão cresce de modo progressivo ao longo dos dias, com um recuo transitório no Dia 5 (menor carga).</w:t>
+        <w:t>O contraste entre os dias extremos é o achado mais expressivo (Figura 4; Tabela 5). No dia de maior vigor (Dia 1, grupo descansado), o afeto negativo é quase independente da fadiga (depressão ρ = +0,20; raiva ρ = +0,14; confusão ρ = -0,04). No dia de maior fadiga (Dia 7), o acoplamento torna-se forte (depressão ρ = +0,75; raiva ρ = +0,64; confusão ρ = +0,37), com associação negativa ao vigor. Ou seja, quando o grupo está fresco, quem está mais irritado ou abatido não é necessariamente o mais cansado; sob carga acumulada, as dimensões negativas consolidam-se com a fadiga e o perfil de humor “fecha”. O padrão cresce progressivamente ao longo dos dias, com recuo transitório no Dia 5 (menor carga).</w:t>
       </w:r>
     </w:p>
     <w:p>
@@ -7197,7 +6227,7 @@
         <w:drawing>
           <wp:inline xmlns:a="http://schemas.openxmlformats.org/drawingml/2006/main" xmlns:pic="http://schemas.openxmlformats.org/drawingml/2006/picture">
             <wp:extent cx="5580000" cy="2083200"/>
-            <wp:docPr id="5" name="Picture 5"/>
+            <wp:docPr id="4" name="Picture 4"/>
             <wp:cNvGraphicFramePr>
               <a:graphicFrameLocks noChangeAspect="1"/>
             </wp:cNvGraphicFramePr>
@@ -7209,7 +6239,7 @@
                     <pic:cNvPicPr/>
                   </pic:nvPicPr>
                   <pic:blipFill>
-                    <a:blip r:embed="rId13"/>
+                    <a:blip r:embed="rId12"/>
                     <a:stretch>
                       <a:fillRect/>
                     </a:stretch>
@@ -7236,7 +6266,7 @@
         <w:rPr>
           <w:sz w:val="22"/>
         </w:rPr>
-        <w:t>Figura 5 – Acoplamento das subescalas negativas com a fadiga: (A) no dia de maior vigor (D1) vs. no dia de maior fadiga (D7); (B) evolução dia a dia.</w:t>
+        <w:t>Figura 4 – Acoplamento das subescalas negativas com a fadiga: (A) dia de maior vigor (D1) vs. dia de maior fadiga (D7); (B) evolução dia a dia.</w:t>
       </w:r>
     </w:p>
     <w:p>
@@ -7259,7 +6289,7 @@
         <w:rPr>
           <w:sz w:val="22"/>
         </w:rPr>
-        <w:t>Tabela 6 – Correlação (ρ de Spearman) das subescalas negativas com a fadiga e o vigor no dia de maior vigor (D1) e no de maior fadiga (D7).</w:t>
+        <w:t>Tabela 5 – Correlação (ρ de Spearman) das subescalas negativas com a fadiga e o vigor no dia de maior vigor (D1) e no de maior fadiga (D7).</w:t>
       </w:r>
     </w:p>
     <w:tbl>
@@ -7911,7 +6941,7 @@
           <w:b/>
           <w:sz w:val="24"/>
         </w:rPr>
-        <w:t>5.6 Comportamento intra-dia (pré → pós por dia) e perfis de humor</w:t>
+        <w:t>4.4 Comportamento intra-dia (pré → pós por dia)</w:t>
       </w:r>
     </w:p>
     <w:p>
@@ -7925,7 +6955,7 @@
           <w:b w:val="0"/>
           <w:sz w:val="24"/>
         </w:rPr>
-        <w:t>O padrão intra-dia repete-se com regularidade: em todos os dias de treino o vigor cai e a fadiga e a PTH sobem do pré para o pós, sinal de um choque agudo consistente a cada sessão, enquanto as subescalas negativas variam pouco dentro do dia (Figura 6). Quanto à classificação, na linha de base (Dia 1) predomina o perfil iceberg (40%), marca de prontidão; no último dia (Dia 7) o perfil de fadiga (“barbatana de tubarão”) torna-se o mais frequente (28%) e o iceberg cai para 17% (Figura 7; Tabela 7). Essa migração — do iceberg para a assinatura de fadiga funcional, sem instalação relevante de perfis de risco (submerso, iceberg invertido) — é a leitura central da semana.</w:t>
+        <w:t>O padrão intra-dia repete-se com regularidade: em todos os dias de treino o vigor cai e a fadiga e a PTH sobem do pré para o pós, indicando um choque agudo consistente a cada sessão, enquanto as subescalas negativas variam pouco dentro do dia (Figura 5).</w:t>
       </w:r>
     </w:p>
     <w:p>
@@ -7937,7 +6967,7 @@
         <w:drawing>
           <wp:inline xmlns:a="http://schemas.openxmlformats.org/drawingml/2006/main" xmlns:pic="http://schemas.openxmlformats.org/drawingml/2006/picture">
             <wp:extent cx="5580000" cy="1788462"/>
-            <wp:docPr id="6" name="Picture 6"/>
+            <wp:docPr id="5" name="Picture 5"/>
             <wp:cNvGraphicFramePr>
               <a:graphicFrameLocks noChangeAspect="1"/>
             </wp:cNvGraphicFramePr>
@@ -7949,7 +6979,7 @@
                     <pic:cNvPicPr/>
                   </pic:nvPicPr>
                   <pic:blipFill>
-                    <a:blip r:embed="rId14"/>
+                    <a:blip r:embed="rId13"/>
                     <a:stretch>
                       <a:fillRect/>
                     </a:stretch>
@@ -7976,7 +7006,7 @@
         <w:rPr>
           <w:sz w:val="22"/>
         </w:rPr>
-        <w:t>Figura 6 – Escores pré e pós-treino por dia (vigor, fadiga, PTH) e variação intra-dia das subescalas negativas.</w:t>
+        <w:t>Figura 5 – Escores pré e pós-treino por dia (vigor, fadiga, PTH) e variação intra-dia das subescalas negativas.</w:t>
       </w:r>
     </w:p>
     <w:p>
@@ -7989,6 +7019,1356 @@
           <w:sz w:val="18"/>
         </w:rPr>
         <w:t>Fonte: elaboração dos autores (2026).</w:t>
+      </w:r>
+    </w:p>
+    <w:p>
+      <w:pPr>
+        <w:spacing w:before="200" w:after="80" w:line="360" w:lineRule="auto"/>
+      </w:pPr>
+      <w:r>
+        <w:rPr>
+          <w:b/>
+          <w:sz w:val="24"/>
+        </w:rPr>
+        <w:t>4.5 Análise no nível do sujeito por subescala (mudança confiável)</w:t>
+      </w:r>
+    </w:p>
+    <w:p>
+      <w:pPr>
+        <w:spacing w:line="360" w:lineRule="auto" w:after="120"/>
+        <w:ind w:firstLine="709"/>
+        <w:jc w:val="both"/>
+      </w:pPr>
+      <w:r>
+        <w:rPr>
+          <w:b w:val="0"/>
+          <w:sz w:val="24"/>
+        </w:rPr>
+        <w:t>No nível individual, a mudança confiável (RCI, Dia 1 → Dia 7) distribui-se de modo desigual entre as subescalas (Tabela 6; Figura 6). A fadiga é a dimensão em que a maioria dos atletas deteriora de forma confiável (11 de 21; 52%), seguida do vigor (24% de queda confiável). As subescalas negativas de valência não fadiga não pioram no nível individual — a tensão e a confusão, inclusive, exibem apenas melhoras confiáveis (acomodação), e a depressão e a raiva apresentam proporções equilibradas de piora e melhora. Confirma-se, no sujeito, que a deterioração real do microciclo se concentra no eixo energia–fadiga.</w:t>
+      </w:r>
+    </w:p>
+    <w:p>
+      <w:pPr>
+        <w:spacing w:before="160" w:after="40"/>
+      </w:pPr>
+      <w:r>
+        <w:rPr>
+          <w:sz w:val="22"/>
+        </w:rPr>
+        <w:t>Tabela 6 – Mudança confiável individual (RCI, Dia 1 → Dia 7) por subescala: fidedignidade, erro-padrão da diferença e número de atletas (n = 21).</w:t>
+      </w:r>
+    </w:p>
+    <w:tbl>
+      <w:tblPr>
+        <w:tblW w:type="auto" w:w="0"/>
+        <w:jc w:val="center"/>
+        <w:tblLook w:firstColumn="1" w:firstRow="1" w:lastColumn="0" w:lastRow="0" w:noHBand="0" w:noVBand="1" w:val="04A0"/>
+      </w:tblPr>
+      <w:tblGrid>
+        <w:gridCol w:w="1344"/>
+        <w:gridCol w:w="1344"/>
+        <w:gridCol w:w="1344"/>
+        <w:gridCol w:w="1344"/>
+        <w:gridCol w:w="1344"/>
+        <w:gridCol w:w="1344"/>
+        <w:gridCol w:w="1344"/>
+      </w:tblGrid>
+      <w:tr>
+        <w:tc>
+          <w:tcPr>
+            <w:tcW w:type="dxa" w:w="1344"/>
+            <w:tcBorders>
+              <w:top w:val="single" w:sz="6" w:color="000000"/>
+              <w:bottom w:val="single" w:sz="6" w:color="000000"/>
+              <w:left w:val="nil" w:sz="6" w:color="000000"/>
+              <w:right w:val="nil" w:sz="6" w:color="000000"/>
+            </w:tcBorders>
+          </w:tcPr>
+          <w:p>
+            <w:pPr>
+              <w:jc w:val="center"/>
+            </w:pPr>
+            <w:r/>
+            <w:r>
+              <w:rPr>
+                <w:rFonts w:ascii="Times New Roman" w:hAnsi="Times New Roman"/>
+                <w:b/>
+                <w:sz w:val="18"/>
+              </w:rPr>
+              <w:t>Subescala</w:t>
+            </w:r>
+          </w:p>
+        </w:tc>
+        <w:tc>
+          <w:tcPr>
+            <w:tcW w:type="dxa" w:w="1344"/>
+            <w:tcBorders>
+              <w:top w:val="single" w:sz="6" w:color="000000"/>
+              <w:bottom w:val="single" w:sz="6" w:color="000000"/>
+              <w:left w:val="nil" w:sz="6" w:color="000000"/>
+              <w:right w:val="nil" w:sz="6" w:color="000000"/>
+            </w:tcBorders>
+          </w:tcPr>
+          <w:p>
+            <w:pPr>
+              <w:jc w:val="center"/>
+            </w:pPr>
+            <w:r/>
+            <w:r>
+              <w:rPr>
+                <w:rFonts w:ascii="Times New Roman" w:hAnsi="Times New Roman"/>
+                <w:b/>
+                <w:sz w:val="18"/>
+              </w:rPr>
+              <w:t>α</w:t>
+            </w:r>
+          </w:p>
+        </w:tc>
+        <w:tc>
+          <w:tcPr>
+            <w:tcW w:type="dxa" w:w="1344"/>
+            <w:tcBorders>
+              <w:top w:val="single" w:sz="6" w:color="000000"/>
+              <w:bottom w:val="single" w:sz="6" w:color="000000"/>
+              <w:left w:val="nil" w:sz="6" w:color="000000"/>
+              <w:right w:val="nil" w:sz="6" w:color="000000"/>
+            </w:tcBorders>
+          </w:tcPr>
+          <w:p>
+            <w:pPr>
+              <w:jc w:val="center"/>
+            </w:pPr>
+            <w:r/>
+            <w:r>
+              <w:rPr>
+                <w:rFonts w:ascii="Times New Roman" w:hAnsi="Times New Roman"/>
+                <w:b/>
+                <w:sz w:val="18"/>
+              </w:rPr>
+              <w:t>EP_dif</w:t>
+            </w:r>
+          </w:p>
+        </w:tc>
+        <w:tc>
+          <w:tcPr>
+            <w:tcW w:type="dxa" w:w="1344"/>
+            <w:tcBorders>
+              <w:top w:val="single" w:sz="6" w:color="000000"/>
+              <w:bottom w:val="single" w:sz="6" w:color="000000"/>
+              <w:left w:val="nil" w:sz="6" w:color="000000"/>
+              <w:right w:val="nil" w:sz="6" w:color="000000"/>
+            </w:tcBorders>
+          </w:tcPr>
+          <w:p>
+            <w:pPr>
+              <w:jc w:val="center"/>
+            </w:pPr>
+            <w:r/>
+            <w:r>
+              <w:rPr>
+                <w:rFonts w:ascii="Times New Roman" w:hAnsi="Times New Roman"/>
+                <w:b/>
+                <w:sz w:val="18"/>
+              </w:rPr>
+              <w:t>n</w:t>
+            </w:r>
+          </w:p>
+        </w:tc>
+        <w:tc>
+          <w:tcPr>
+            <w:tcW w:type="dxa" w:w="1344"/>
+            <w:tcBorders>
+              <w:top w:val="single" w:sz="6" w:color="000000"/>
+              <w:bottom w:val="single" w:sz="6" w:color="000000"/>
+              <w:left w:val="nil" w:sz="6" w:color="000000"/>
+              <w:right w:val="nil" w:sz="6" w:color="000000"/>
+            </w:tcBorders>
+          </w:tcPr>
+          <w:p>
+            <w:pPr>
+              <w:jc w:val="center"/>
+            </w:pPr>
+            <w:r/>
+            <w:r>
+              <w:rPr>
+                <w:rFonts w:ascii="Times New Roman" w:hAnsi="Times New Roman"/>
+                <w:b/>
+                <w:sz w:val="18"/>
+              </w:rPr>
+              <w:t>Piora confiável</w:t>
+            </w:r>
+          </w:p>
+        </w:tc>
+        <w:tc>
+          <w:tcPr>
+            <w:tcW w:type="dxa" w:w="1344"/>
+            <w:tcBorders>
+              <w:top w:val="single" w:sz="6" w:color="000000"/>
+              <w:bottom w:val="single" w:sz="6" w:color="000000"/>
+              <w:left w:val="nil" w:sz="6" w:color="000000"/>
+              <w:right w:val="nil" w:sz="6" w:color="000000"/>
+            </w:tcBorders>
+          </w:tcPr>
+          <w:p>
+            <w:pPr>
+              <w:jc w:val="center"/>
+            </w:pPr>
+            <w:r/>
+            <w:r>
+              <w:rPr>
+                <w:rFonts w:ascii="Times New Roman" w:hAnsi="Times New Roman"/>
+                <w:b/>
+                <w:sz w:val="18"/>
+              </w:rPr>
+              <w:t>Estável</w:t>
+            </w:r>
+          </w:p>
+        </w:tc>
+        <w:tc>
+          <w:tcPr>
+            <w:tcW w:type="dxa" w:w="1344"/>
+            <w:tcBorders>
+              <w:top w:val="single" w:sz="6" w:color="000000"/>
+              <w:bottom w:val="single" w:sz="6" w:color="000000"/>
+              <w:left w:val="nil" w:sz="6" w:color="000000"/>
+              <w:right w:val="nil" w:sz="6" w:color="000000"/>
+            </w:tcBorders>
+          </w:tcPr>
+          <w:p>
+            <w:pPr>
+              <w:jc w:val="center"/>
+            </w:pPr>
+            <w:r/>
+            <w:r>
+              <w:rPr>
+                <w:rFonts w:ascii="Times New Roman" w:hAnsi="Times New Roman"/>
+                <w:b/>
+                <w:sz w:val="18"/>
+              </w:rPr>
+              <w:t>Melhora confiável</w:t>
+            </w:r>
+          </w:p>
+        </w:tc>
+      </w:tr>
+      <w:tr>
+        <w:tc>
+          <w:tcPr>
+            <w:tcW w:type="dxa" w:w="1344"/>
+            <w:tcBorders>
+              <w:top w:val="single" w:sz="6" w:color="000000"/>
+              <w:bottom w:val="single" w:sz="6" w:color="000000"/>
+              <w:left w:val="nil" w:sz="6" w:color="000000"/>
+              <w:right w:val="nil" w:sz="6" w:color="000000"/>
+            </w:tcBorders>
+          </w:tcPr>
+          <w:p>
+            <w:pPr>
+              <w:jc w:val="left"/>
+            </w:pPr>
+            <w:r/>
+            <w:r>
+              <w:rPr>
+                <w:rFonts w:ascii="Times New Roman" w:hAnsi="Times New Roman"/>
+                <w:sz w:val="18"/>
+              </w:rPr>
+              <w:t>Vigor</w:t>
+            </w:r>
+          </w:p>
+        </w:tc>
+        <w:tc>
+          <w:tcPr>
+            <w:tcW w:type="dxa" w:w="1344"/>
+            <w:tcBorders>
+              <w:top w:val="single" w:sz="6" w:color="000000"/>
+              <w:bottom w:val="single" w:sz="6" w:color="000000"/>
+              <w:left w:val="nil" w:sz="6" w:color="000000"/>
+              <w:right w:val="nil" w:sz="6" w:color="000000"/>
+            </w:tcBorders>
+          </w:tcPr>
+          <w:p>
+            <w:pPr>
+              <w:jc w:val="center"/>
+            </w:pPr>
+            <w:r/>
+            <w:r>
+              <w:rPr>
+                <w:rFonts w:ascii="Times New Roman" w:hAnsi="Times New Roman"/>
+                <w:sz w:val="18"/>
+              </w:rPr>
+              <w:t>0,68</w:t>
+            </w:r>
+          </w:p>
+        </w:tc>
+        <w:tc>
+          <w:tcPr>
+            <w:tcW w:type="dxa" w:w="1344"/>
+            <w:tcBorders>
+              <w:top w:val="single" w:sz="6" w:color="000000"/>
+              <w:bottom w:val="single" w:sz="6" w:color="000000"/>
+              <w:left w:val="nil" w:sz="6" w:color="000000"/>
+              <w:right w:val="nil" w:sz="6" w:color="000000"/>
+            </w:tcBorders>
+          </w:tcPr>
+          <w:p>
+            <w:pPr>
+              <w:jc w:val="center"/>
+            </w:pPr>
+            <w:r/>
+            <w:r>
+              <w:rPr>
+                <w:rFonts w:ascii="Times New Roman" w:hAnsi="Times New Roman"/>
+                <w:sz w:val="18"/>
+              </w:rPr>
+              <w:t>2,68</w:t>
+            </w:r>
+          </w:p>
+        </w:tc>
+        <w:tc>
+          <w:tcPr>
+            <w:tcW w:type="dxa" w:w="1344"/>
+            <w:tcBorders>
+              <w:top w:val="single" w:sz="6" w:color="000000"/>
+              <w:bottom w:val="single" w:sz="6" w:color="000000"/>
+              <w:left w:val="nil" w:sz="6" w:color="000000"/>
+              <w:right w:val="nil" w:sz="6" w:color="000000"/>
+            </w:tcBorders>
+          </w:tcPr>
+          <w:p>
+            <w:pPr>
+              <w:jc w:val="center"/>
+            </w:pPr>
+            <w:r/>
+            <w:r>
+              <w:rPr>
+                <w:rFonts w:ascii="Times New Roman" w:hAnsi="Times New Roman"/>
+                <w:sz w:val="18"/>
+              </w:rPr>
+              <w:t>21</w:t>
+            </w:r>
+          </w:p>
+        </w:tc>
+        <w:tc>
+          <w:tcPr>
+            <w:tcW w:type="dxa" w:w="1344"/>
+            <w:tcBorders>
+              <w:top w:val="single" w:sz="6" w:color="000000"/>
+              <w:bottom w:val="single" w:sz="6" w:color="000000"/>
+              <w:left w:val="nil" w:sz="6" w:color="000000"/>
+              <w:right w:val="nil" w:sz="6" w:color="000000"/>
+            </w:tcBorders>
+          </w:tcPr>
+          <w:p>
+            <w:pPr>
+              <w:jc w:val="center"/>
+            </w:pPr>
+            <w:r/>
+            <w:r>
+              <w:rPr>
+                <w:rFonts w:ascii="Times New Roman" w:hAnsi="Times New Roman"/>
+                <w:sz w:val="18"/>
+              </w:rPr>
+              <w:t>5 (24%)</w:t>
+            </w:r>
+          </w:p>
+        </w:tc>
+        <w:tc>
+          <w:tcPr>
+            <w:tcW w:type="dxa" w:w="1344"/>
+            <w:tcBorders>
+              <w:top w:val="single" w:sz="6" w:color="000000"/>
+              <w:bottom w:val="single" w:sz="6" w:color="000000"/>
+              <w:left w:val="nil" w:sz="6" w:color="000000"/>
+              <w:right w:val="nil" w:sz="6" w:color="000000"/>
+            </w:tcBorders>
+          </w:tcPr>
+          <w:p>
+            <w:pPr>
+              <w:jc w:val="center"/>
+            </w:pPr>
+            <w:r/>
+            <w:r>
+              <w:rPr>
+                <w:rFonts w:ascii="Times New Roman" w:hAnsi="Times New Roman"/>
+                <w:sz w:val="18"/>
+              </w:rPr>
+              <w:t>16 (76%)</w:t>
+            </w:r>
+          </w:p>
+        </w:tc>
+        <w:tc>
+          <w:tcPr>
+            <w:tcW w:type="dxa" w:w="1344"/>
+            <w:tcBorders>
+              <w:top w:val="single" w:sz="6" w:color="000000"/>
+              <w:bottom w:val="single" w:sz="6" w:color="000000"/>
+              <w:left w:val="nil" w:sz="6" w:color="000000"/>
+              <w:right w:val="nil" w:sz="6" w:color="000000"/>
+            </w:tcBorders>
+          </w:tcPr>
+          <w:p>
+            <w:pPr>
+              <w:jc w:val="center"/>
+            </w:pPr>
+            <w:r/>
+            <w:r>
+              <w:rPr>
+                <w:rFonts w:ascii="Times New Roman" w:hAnsi="Times New Roman"/>
+                <w:sz w:val="18"/>
+              </w:rPr>
+              <w:t>0 (0%)</w:t>
+            </w:r>
+          </w:p>
+        </w:tc>
+      </w:tr>
+      <w:tr>
+        <w:tc>
+          <w:tcPr>
+            <w:tcW w:type="dxa" w:w="1344"/>
+            <w:tcBorders>
+              <w:top w:val="single" w:sz="6" w:color="000000"/>
+              <w:bottom w:val="single" w:sz="6" w:color="000000"/>
+              <w:left w:val="nil" w:sz="6" w:color="000000"/>
+              <w:right w:val="nil" w:sz="6" w:color="000000"/>
+            </w:tcBorders>
+          </w:tcPr>
+          <w:p>
+            <w:pPr>
+              <w:jc w:val="left"/>
+            </w:pPr>
+            <w:r/>
+            <w:r>
+              <w:rPr>
+                <w:rFonts w:ascii="Times New Roman" w:hAnsi="Times New Roman"/>
+                <w:sz w:val="18"/>
+              </w:rPr>
+              <w:t>Fadiga</w:t>
+            </w:r>
+          </w:p>
+        </w:tc>
+        <w:tc>
+          <w:tcPr>
+            <w:tcW w:type="dxa" w:w="1344"/>
+            <w:tcBorders>
+              <w:top w:val="single" w:sz="6" w:color="000000"/>
+              <w:bottom w:val="single" w:sz="6" w:color="000000"/>
+              <w:left w:val="nil" w:sz="6" w:color="000000"/>
+              <w:right w:val="nil" w:sz="6" w:color="000000"/>
+            </w:tcBorders>
+          </w:tcPr>
+          <w:p>
+            <w:pPr>
+              <w:jc w:val="center"/>
+            </w:pPr>
+            <w:r/>
+            <w:r>
+              <w:rPr>
+                <w:rFonts w:ascii="Times New Roman" w:hAnsi="Times New Roman"/>
+                <w:sz w:val="18"/>
+              </w:rPr>
+              <w:t>0,80</w:t>
+            </w:r>
+          </w:p>
+        </w:tc>
+        <w:tc>
+          <w:tcPr>
+            <w:tcW w:type="dxa" w:w="1344"/>
+            <w:tcBorders>
+              <w:top w:val="single" w:sz="6" w:color="000000"/>
+              <w:bottom w:val="single" w:sz="6" w:color="000000"/>
+              <w:left w:val="nil" w:sz="6" w:color="000000"/>
+              <w:right w:val="nil" w:sz="6" w:color="000000"/>
+            </w:tcBorders>
+          </w:tcPr>
+          <w:p>
+            <w:pPr>
+              <w:jc w:val="center"/>
+            </w:pPr>
+            <w:r/>
+            <w:r>
+              <w:rPr>
+                <w:rFonts w:ascii="Times New Roman" w:hAnsi="Times New Roman"/>
+                <w:sz w:val="18"/>
+              </w:rPr>
+              <w:t>1,91</w:t>
+            </w:r>
+          </w:p>
+        </w:tc>
+        <w:tc>
+          <w:tcPr>
+            <w:tcW w:type="dxa" w:w="1344"/>
+            <w:tcBorders>
+              <w:top w:val="single" w:sz="6" w:color="000000"/>
+              <w:bottom w:val="single" w:sz="6" w:color="000000"/>
+              <w:left w:val="nil" w:sz="6" w:color="000000"/>
+              <w:right w:val="nil" w:sz="6" w:color="000000"/>
+            </w:tcBorders>
+          </w:tcPr>
+          <w:p>
+            <w:pPr>
+              <w:jc w:val="center"/>
+            </w:pPr>
+            <w:r/>
+            <w:r>
+              <w:rPr>
+                <w:rFonts w:ascii="Times New Roman" w:hAnsi="Times New Roman"/>
+                <w:sz w:val="18"/>
+              </w:rPr>
+              <w:t>21</w:t>
+            </w:r>
+          </w:p>
+        </w:tc>
+        <w:tc>
+          <w:tcPr>
+            <w:tcW w:type="dxa" w:w="1344"/>
+            <w:tcBorders>
+              <w:top w:val="single" w:sz="6" w:color="000000"/>
+              <w:bottom w:val="single" w:sz="6" w:color="000000"/>
+              <w:left w:val="nil" w:sz="6" w:color="000000"/>
+              <w:right w:val="nil" w:sz="6" w:color="000000"/>
+            </w:tcBorders>
+          </w:tcPr>
+          <w:p>
+            <w:pPr>
+              <w:jc w:val="center"/>
+            </w:pPr>
+            <w:r/>
+            <w:r>
+              <w:rPr>
+                <w:rFonts w:ascii="Times New Roman" w:hAnsi="Times New Roman"/>
+                <w:sz w:val="18"/>
+              </w:rPr>
+              <w:t>11 (52%)</w:t>
+            </w:r>
+          </w:p>
+        </w:tc>
+        <w:tc>
+          <w:tcPr>
+            <w:tcW w:type="dxa" w:w="1344"/>
+            <w:tcBorders>
+              <w:top w:val="single" w:sz="6" w:color="000000"/>
+              <w:bottom w:val="single" w:sz="6" w:color="000000"/>
+              <w:left w:val="nil" w:sz="6" w:color="000000"/>
+              <w:right w:val="nil" w:sz="6" w:color="000000"/>
+            </w:tcBorders>
+          </w:tcPr>
+          <w:p>
+            <w:pPr>
+              <w:jc w:val="center"/>
+            </w:pPr>
+            <w:r/>
+            <w:r>
+              <w:rPr>
+                <w:rFonts w:ascii="Times New Roman" w:hAnsi="Times New Roman"/>
+                <w:sz w:val="18"/>
+              </w:rPr>
+              <w:t>9 (43%)</w:t>
+            </w:r>
+          </w:p>
+        </w:tc>
+        <w:tc>
+          <w:tcPr>
+            <w:tcW w:type="dxa" w:w="1344"/>
+            <w:tcBorders>
+              <w:top w:val="single" w:sz="6" w:color="000000"/>
+              <w:bottom w:val="single" w:sz="6" w:color="000000"/>
+              <w:left w:val="nil" w:sz="6" w:color="000000"/>
+              <w:right w:val="nil" w:sz="6" w:color="000000"/>
+            </w:tcBorders>
+          </w:tcPr>
+          <w:p>
+            <w:pPr>
+              <w:jc w:val="center"/>
+            </w:pPr>
+            <w:r/>
+            <w:r>
+              <w:rPr>
+                <w:rFonts w:ascii="Times New Roman" w:hAnsi="Times New Roman"/>
+                <w:sz w:val="18"/>
+              </w:rPr>
+              <w:t>1 (5%)</w:t>
+            </w:r>
+          </w:p>
+        </w:tc>
+      </w:tr>
+      <w:tr>
+        <w:tc>
+          <w:tcPr>
+            <w:tcW w:type="dxa" w:w="1344"/>
+            <w:tcBorders>
+              <w:top w:val="single" w:sz="6" w:color="000000"/>
+              <w:bottom w:val="single" w:sz="6" w:color="000000"/>
+              <w:left w:val="nil" w:sz="6" w:color="000000"/>
+              <w:right w:val="nil" w:sz="6" w:color="000000"/>
+            </w:tcBorders>
+          </w:tcPr>
+          <w:p>
+            <w:pPr>
+              <w:jc w:val="left"/>
+            </w:pPr>
+            <w:r/>
+            <w:r>
+              <w:rPr>
+                <w:rFonts w:ascii="Times New Roman" w:hAnsi="Times New Roman"/>
+                <w:sz w:val="18"/>
+              </w:rPr>
+              <w:t>Depressão</w:t>
+            </w:r>
+          </w:p>
+        </w:tc>
+        <w:tc>
+          <w:tcPr>
+            <w:tcW w:type="dxa" w:w="1344"/>
+            <w:tcBorders>
+              <w:top w:val="single" w:sz="6" w:color="000000"/>
+              <w:bottom w:val="single" w:sz="6" w:color="000000"/>
+              <w:left w:val="nil" w:sz="6" w:color="000000"/>
+              <w:right w:val="nil" w:sz="6" w:color="000000"/>
+            </w:tcBorders>
+          </w:tcPr>
+          <w:p>
+            <w:pPr>
+              <w:jc w:val="center"/>
+            </w:pPr>
+            <w:r/>
+            <w:r>
+              <w:rPr>
+                <w:rFonts w:ascii="Times New Roman" w:hAnsi="Times New Roman"/>
+                <w:sz w:val="18"/>
+              </w:rPr>
+              <w:t>0,85</w:t>
+            </w:r>
+          </w:p>
+        </w:tc>
+        <w:tc>
+          <w:tcPr>
+            <w:tcW w:type="dxa" w:w="1344"/>
+            <w:tcBorders>
+              <w:top w:val="single" w:sz="6" w:color="000000"/>
+              <w:bottom w:val="single" w:sz="6" w:color="000000"/>
+              <w:left w:val="nil" w:sz="6" w:color="000000"/>
+              <w:right w:val="nil" w:sz="6" w:color="000000"/>
+            </w:tcBorders>
+          </w:tcPr>
+          <w:p>
+            <w:pPr>
+              <w:jc w:val="center"/>
+            </w:pPr>
+            <w:r/>
+            <w:r>
+              <w:rPr>
+                <w:rFonts w:ascii="Times New Roman" w:hAnsi="Times New Roman"/>
+                <w:sz w:val="18"/>
+              </w:rPr>
+              <w:t>0,96</w:t>
+            </w:r>
+          </w:p>
+        </w:tc>
+        <w:tc>
+          <w:tcPr>
+            <w:tcW w:type="dxa" w:w="1344"/>
+            <w:tcBorders>
+              <w:top w:val="single" w:sz="6" w:color="000000"/>
+              <w:bottom w:val="single" w:sz="6" w:color="000000"/>
+              <w:left w:val="nil" w:sz="6" w:color="000000"/>
+              <w:right w:val="nil" w:sz="6" w:color="000000"/>
+            </w:tcBorders>
+          </w:tcPr>
+          <w:p>
+            <w:pPr>
+              <w:jc w:val="center"/>
+            </w:pPr>
+            <w:r/>
+            <w:r>
+              <w:rPr>
+                <w:rFonts w:ascii="Times New Roman" w:hAnsi="Times New Roman"/>
+                <w:sz w:val="18"/>
+              </w:rPr>
+              <w:t>21</w:t>
+            </w:r>
+          </w:p>
+        </w:tc>
+        <w:tc>
+          <w:tcPr>
+            <w:tcW w:type="dxa" w:w="1344"/>
+            <w:tcBorders>
+              <w:top w:val="single" w:sz="6" w:color="000000"/>
+              <w:bottom w:val="single" w:sz="6" w:color="000000"/>
+              <w:left w:val="nil" w:sz="6" w:color="000000"/>
+              <w:right w:val="nil" w:sz="6" w:color="000000"/>
+            </w:tcBorders>
+          </w:tcPr>
+          <w:p>
+            <w:pPr>
+              <w:jc w:val="center"/>
+            </w:pPr>
+            <w:r/>
+            <w:r>
+              <w:rPr>
+                <w:rFonts w:ascii="Times New Roman" w:hAnsi="Times New Roman"/>
+                <w:sz w:val="18"/>
+              </w:rPr>
+              <w:t>3 (14%)</w:t>
+            </w:r>
+          </w:p>
+        </w:tc>
+        <w:tc>
+          <w:tcPr>
+            <w:tcW w:type="dxa" w:w="1344"/>
+            <w:tcBorders>
+              <w:top w:val="single" w:sz="6" w:color="000000"/>
+              <w:bottom w:val="single" w:sz="6" w:color="000000"/>
+              <w:left w:val="nil" w:sz="6" w:color="000000"/>
+              <w:right w:val="nil" w:sz="6" w:color="000000"/>
+            </w:tcBorders>
+          </w:tcPr>
+          <w:p>
+            <w:pPr>
+              <w:jc w:val="center"/>
+            </w:pPr>
+            <w:r/>
+            <w:r>
+              <w:rPr>
+                <w:rFonts w:ascii="Times New Roman" w:hAnsi="Times New Roman"/>
+                <w:sz w:val="18"/>
+              </w:rPr>
+              <w:t>15 (71%)</w:t>
+            </w:r>
+          </w:p>
+        </w:tc>
+        <w:tc>
+          <w:tcPr>
+            <w:tcW w:type="dxa" w:w="1344"/>
+            <w:tcBorders>
+              <w:top w:val="single" w:sz="6" w:color="000000"/>
+              <w:bottom w:val="single" w:sz="6" w:color="000000"/>
+              <w:left w:val="nil" w:sz="6" w:color="000000"/>
+              <w:right w:val="nil" w:sz="6" w:color="000000"/>
+            </w:tcBorders>
+          </w:tcPr>
+          <w:p>
+            <w:pPr>
+              <w:jc w:val="center"/>
+            </w:pPr>
+            <w:r/>
+            <w:r>
+              <w:rPr>
+                <w:rFonts w:ascii="Times New Roman" w:hAnsi="Times New Roman"/>
+                <w:sz w:val="18"/>
+              </w:rPr>
+              <w:t>3 (14%)</w:t>
+            </w:r>
+          </w:p>
+        </w:tc>
+      </w:tr>
+      <w:tr>
+        <w:tc>
+          <w:tcPr>
+            <w:tcW w:type="dxa" w:w="1344"/>
+            <w:tcBorders>
+              <w:top w:val="single" w:sz="6" w:color="000000"/>
+              <w:bottom w:val="single" w:sz="6" w:color="000000"/>
+              <w:left w:val="nil" w:sz="6" w:color="000000"/>
+              <w:right w:val="nil" w:sz="6" w:color="000000"/>
+            </w:tcBorders>
+          </w:tcPr>
+          <w:p>
+            <w:pPr>
+              <w:jc w:val="left"/>
+            </w:pPr>
+            <w:r/>
+            <w:r>
+              <w:rPr>
+                <w:rFonts w:ascii="Times New Roman" w:hAnsi="Times New Roman"/>
+                <w:sz w:val="18"/>
+              </w:rPr>
+              <w:t>Raiva</w:t>
+            </w:r>
+          </w:p>
+        </w:tc>
+        <w:tc>
+          <w:tcPr>
+            <w:tcW w:type="dxa" w:w="1344"/>
+            <w:tcBorders>
+              <w:top w:val="single" w:sz="6" w:color="000000"/>
+              <w:bottom w:val="single" w:sz="6" w:color="000000"/>
+              <w:left w:val="nil" w:sz="6" w:color="000000"/>
+              <w:right w:val="nil" w:sz="6" w:color="000000"/>
+            </w:tcBorders>
+          </w:tcPr>
+          <w:p>
+            <w:pPr>
+              <w:jc w:val="center"/>
+            </w:pPr>
+            <w:r/>
+            <w:r>
+              <w:rPr>
+                <w:rFonts w:ascii="Times New Roman" w:hAnsi="Times New Roman"/>
+                <w:sz w:val="18"/>
+              </w:rPr>
+              <w:t>0,87</w:t>
+            </w:r>
+          </w:p>
+        </w:tc>
+        <w:tc>
+          <w:tcPr>
+            <w:tcW w:type="dxa" w:w="1344"/>
+            <w:tcBorders>
+              <w:top w:val="single" w:sz="6" w:color="000000"/>
+              <w:bottom w:val="single" w:sz="6" w:color="000000"/>
+              <w:left w:val="nil" w:sz="6" w:color="000000"/>
+              <w:right w:val="nil" w:sz="6" w:color="000000"/>
+            </w:tcBorders>
+          </w:tcPr>
+          <w:p>
+            <w:pPr>
+              <w:jc w:val="center"/>
+            </w:pPr>
+            <w:r/>
+            <w:r>
+              <w:rPr>
+                <w:rFonts w:ascii="Times New Roman" w:hAnsi="Times New Roman"/>
+                <w:sz w:val="18"/>
+              </w:rPr>
+              <w:t>1,57</w:t>
+            </w:r>
+          </w:p>
+        </w:tc>
+        <w:tc>
+          <w:tcPr>
+            <w:tcW w:type="dxa" w:w="1344"/>
+            <w:tcBorders>
+              <w:top w:val="single" w:sz="6" w:color="000000"/>
+              <w:bottom w:val="single" w:sz="6" w:color="000000"/>
+              <w:left w:val="nil" w:sz="6" w:color="000000"/>
+              <w:right w:val="nil" w:sz="6" w:color="000000"/>
+            </w:tcBorders>
+          </w:tcPr>
+          <w:p>
+            <w:pPr>
+              <w:jc w:val="center"/>
+            </w:pPr>
+            <w:r/>
+            <w:r>
+              <w:rPr>
+                <w:rFonts w:ascii="Times New Roman" w:hAnsi="Times New Roman"/>
+                <w:sz w:val="18"/>
+              </w:rPr>
+              <w:t>21</w:t>
+            </w:r>
+          </w:p>
+        </w:tc>
+        <w:tc>
+          <w:tcPr>
+            <w:tcW w:type="dxa" w:w="1344"/>
+            <w:tcBorders>
+              <w:top w:val="single" w:sz="6" w:color="000000"/>
+              <w:bottom w:val="single" w:sz="6" w:color="000000"/>
+              <w:left w:val="nil" w:sz="6" w:color="000000"/>
+              <w:right w:val="nil" w:sz="6" w:color="000000"/>
+            </w:tcBorders>
+          </w:tcPr>
+          <w:p>
+            <w:pPr>
+              <w:jc w:val="center"/>
+            </w:pPr>
+            <w:r/>
+            <w:r>
+              <w:rPr>
+                <w:rFonts w:ascii="Times New Roman" w:hAnsi="Times New Roman"/>
+                <w:sz w:val="18"/>
+              </w:rPr>
+              <w:t>4 (19%)</w:t>
+            </w:r>
+          </w:p>
+        </w:tc>
+        <w:tc>
+          <w:tcPr>
+            <w:tcW w:type="dxa" w:w="1344"/>
+            <w:tcBorders>
+              <w:top w:val="single" w:sz="6" w:color="000000"/>
+              <w:bottom w:val="single" w:sz="6" w:color="000000"/>
+              <w:left w:val="nil" w:sz="6" w:color="000000"/>
+              <w:right w:val="nil" w:sz="6" w:color="000000"/>
+            </w:tcBorders>
+          </w:tcPr>
+          <w:p>
+            <w:pPr>
+              <w:jc w:val="center"/>
+            </w:pPr>
+            <w:r/>
+            <w:r>
+              <w:rPr>
+                <w:rFonts w:ascii="Times New Roman" w:hAnsi="Times New Roman"/>
+                <w:sz w:val="18"/>
+              </w:rPr>
+              <w:t>13 (62%)</w:t>
+            </w:r>
+          </w:p>
+        </w:tc>
+        <w:tc>
+          <w:tcPr>
+            <w:tcW w:type="dxa" w:w="1344"/>
+            <w:tcBorders>
+              <w:top w:val="single" w:sz="6" w:color="000000"/>
+              <w:bottom w:val="single" w:sz="6" w:color="000000"/>
+              <w:left w:val="nil" w:sz="6" w:color="000000"/>
+              <w:right w:val="nil" w:sz="6" w:color="000000"/>
+            </w:tcBorders>
+          </w:tcPr>
+          <w:p>
+            <w:pPr>
+              <w:jc w:val="center"/>
+            </w:pPr>
+            <w:r/>
+            <w:r>
+              <w:rPr>
+                <w:rFonts w:ascii="Times New Roman" w:hAnsi="Times New Roman"/>
+                <w:sz w:val="18"/>
+              </w:rPr>
+              <w:t>4 (19%)</w:t>
+            </w:r>
+          </w:p>
+        </w:tc>
+      </w:tr>
+      <w:tr>
+        <w:tc>
+          <w:tcPr>
+            <w:tcW w:type="dxa" w:w="1344"/>
+            <w:tcBorders>
+              <w:top w:val="single" w:sz="6" w:color="000000"/>
+              <w:bottom w:val="single" w:sz="6" w:color="000000"/>
+              <w:left w:val="nil" w:sz="6" w:color="000000"/>
+              <w:right w:val="nil" w:sz="6" w:color="000000"/>
+            </w:tcBorders>
+          </w:tcPr>
+          <w:p>
+            <w:pPr>
+              <w:jc w:val="left"/>
+            </w:pPr>
+            <w:r/>
+            <w:r>
+              <w:rPr>
+                <w:rFonts w:ascii="Times New Roman" w:hAnsi="Times New Roman"/>
+                <w:sz w:val="18"/>
+              </w:rPr>
+              <w:t>Tensão</w:t>
+            </w:r>
+          </w:p>
+        </w:tc>
+        <w:tc>
+          <w:tcPr>
+            <w:tcW w:type="dxa" w:w="1344"/>
+            <w:tcBorders>
+              <w:top w:val="single" w:sz="6" w:color="000000"/>
+              <w:bottom w:val="single" w:sz="6" w:color="000000"/>
+              <w:left w:val="nil" w:sz="6" w:color="000000"/>
+              <w:right w:val="nil" w:sz="6" w:color="000000"/>
+            </w:tcBorders>
+          </w:tcPr>
+          <w:p>
+            <w:pPr>
+              <w:jc w:val="center"/>
+            </w:pPr>
+            <w:r/>
+            <w:r>
+              <w:rPr>
+                <w:rFonts w:ascii="Times New Roman" w:hAnsi="Times New Roman"/>
+                <w:sz w:val="18"/>
+              </w:rPr>
+              <w:t>0,43</w:t>
+            </w:r>
+          </w:p>
+        </w:tc>
+        <w:tc>
+          <w:tcPr>
+            <w:tcW w:type="dxa" w:w="1344"/>
+            <w:tcBorders>
+              <w:top w:val="single" w:sz="6" w:color="000000"/>
+              <w:bottom w:val="single" w:sz="6" w:color="000000"/>
+              <w:left w:val="nil" w:sz="6" w:color="000000"/>
+              <w:right w:val="nil" w:sz="6" w:color="000000"/>
+            </w:tcBorders>
+          </w:tcPr>
+          <w:p>
+            <w:pPr>
+              <w:jc w:val="center"/>
+            </w:pPr>
+            <w:r/>
+            <w:r>
+              <w:rPr>
+                <w:rFonts w:ascii="Times New Roman" w:hAnsi="Times New Roman"/>
+                <w:sz w:val="18"/>
+              </w:rPr>
+              <w:t>2,35</w:t>
+            </w:r>
+          </w:p>
+        </w:tc>
+        <w:tc>
+          <w:tcPr>
+            <w:tcW w:type="dxa" w:w="1344"/>
+            <w:tcBorders>
+              <w:top w:val="single" w:sz="6" w:color="000000"/>
+              <w:bottom w:val="single" w:sz="6" w:color="000000"/>
+              <w:left w:val="nil" w:sz="6" w:color="000000"/>
+              <w:right w:val="nil" w:sz="6" w:color="000000"/>
+            </w:tcBorders>
+          </w:tcPr>
+          <w:p>
+            <w:pPr>
+              <w:jc w:val="center"/>
+            </w:pPr>
+            <w:r/>
+            <w:r>
+              <w:rPr>
+                <w:rFonts w:ascii="Times New Roman" w:hAnsi="Times New Roman"/>
+                <w:sz w:val="18"/>
+              </w:rPr>
+              <w:t>21</w:t>
+            </w:r>
+          </w:p>
+        </w:tc>
+        <w:tc>
+          <w:tcPr>
+            <w:tcW w:type="dxa" w:w="1344"/>
+            <w:tcBorders>
+              <w:top w:val="single" w:sz="6" w:color="000000"/>
+              <w:bottom w:val="single" w:sz="6" w:color="000000"/>
+              <w:left w:val="nil" w:sz="6" w:color="000000"/>
+              <w:right w:val="nil" w:sz="6" w:color="000000"/>
+            </w:tcBorders>
+          </w:tcPr>
+          <w:p>
+            <w:pPr>
+              <w:jc w:val="center"/>
+            </w:pPr>
+            <w:r/>
+            <w:r>
+              <w:rPr>
+                <w:rFonts w:ascii="Times New Roman" w:hAnsi="Times New Roman"/>
+                <w:sz w:val="18"/>
+              </w:rPr>
+              <w:t>0 (0%)</w:t>
+            </w:r>
+          </w:p>
+        </w:tc>
+        <w:tc>
+          <w:tcPr>
+            <w:tcW w:type="dxa" w:w="1344"/>
+            <w:tcBorders>
+              <w:top w:val="single" w:sz="6" w:color="000000"/>
+              <w:bottom w:val="single" w:sz="6" w:color="000000"/>
+              <w:left w:val="nil" w:sz="6" w:color="000000"/>
+              <w:right w:val="nil" w:sz="6" w:color="000000"/>
+            </w:tcBorders>
+          </w:tcPr>
+          <w:p>
+            <w:pPr>
+              <w:jc w:val="center"/>
+            </w:pPr>
+            <w:r/>
+            <w:r>
+              <w:rPr>
+                <w:rFonts w:ascii="Times New Roman" w:hAnsi="Times New Roman"/>
+                <w:sz w:val="18"/>
+              </w:rPr>
+              <w:t>19 (90%)</w:t>
+            </w:r>
+          </w:p>
+        </w:tc>
+        <w:tc>
+          <w:tcPr>
+            <w:tcW w:type="dxa" w:w="1344"/>
+            <w:tcBorders>
+              <w:top w:val="single" w:sz="6" w:color="000000"/>
+              <w:bottom w:val="single" w:sz="6" w:color="000000"/>
+              <w:left w:val="nil" w:sz="6" w:color="000000"/>
+              <w:right w:val="nil" w:sz="6" w:color="000000"/>
+            </w:tcBorders>
+          </w:tcPr>
+          <w:p>
+            <w:pPr>
+              <w:jc w:val="center"/>
+            </w:pPr>
+            <w:r/>
+            <w:r>
+              <w:rPr>
+                <w:rFonts w:ascii="Times New Roman" w:hAnsi="Times New Roman"/>
+                <w:sz w:val="18"/>
+              </w:rPr>
+              <w:t>2 (10%)</w:t>
+            </w:r>
+          </w:p>
+        </w:tc>
+      </w:tr>
+      <w:tr>
+        <w:tc>
+          <w:tcPr>
+            <w:tcW w:type="dxa" w:w="1344"/>
+            <w:tcBorders>
+              <w:top w:val="single" w:sz="6" w:color="000000"/>
+              <w:bottom w:val="single" w:sz="6" w:color="000000"/>
+              <w:left w:val="nil" w:sz="6" w:color="000000"/>
+              <w:right w:val="nil" w:sz="6" w:color="000000"/>
+            </w:tcBorders>
+          </w:tcPr>
+          <w:p>
+            <w:pPr>
+              <w:jc w:val="left"/>
+            </w:pPr>
+            <w:r/>
+            <w:r>
+              <w:rPr>
+                <w:rFonts w:ascii="Times New Roman" w:hAnsi="Times New Roman"/>
+                <w:sz w:val="18"/>
+              </w:rPr>
+              <w:t>Confusão</w:t>
+            </w:r>
+          </w:p>
+        </w:tc>
+        <w:tc>
+          <w:tcPr>
+            <w:tcW w:type="dxa" w:w="1344"/>
+            <w:tcBorders>
+              <w:top w:val="single" w:sz="6" w:color="000000"/>
+              <w:bottom w:val="single" w:sz="6" w:color="000000"/>
+              <w:left w:val="nil" w:sz="6" w:color="000000"/>
+              <w:right w:val="nil" w:sz="6" w:color="000000"/>
+            </w:tcBorders>
+          </w:tcPr>
+          <w:p>
+            <w:pPr>
+              <w:jc w:val="center"/>
+            </w:pPr>
+            <w:r/>
+            <w:r>
+              <w:rPr>
+                <w:rFonts w:ascii="Times New Roman" w:hAnsi="Times New Roman"/>
+                <w:sz w:val="18"/>
+              </w:rPr>
+              <w:t>0,65</w:t>
+            </w:r>
+          </w:p>
+        </w:tc>
+        <w:tc>
+          <w:tcPr>
+            <w:tcW w:type="dxa" w:w="1344"/>
+            <w:tcBorders>
+              <w:top w:val="single" w:sz="6" w:color="000000"/>
+              <w:bottom w:val="single" w:sz="6" w:color="000000"/>
+              <w:left w:val="nil" w:sz="6" w:color="000000"/>
+              <w:right w:val="nil" w:sz="6" w:color="000000"/>
+            </w:tcBorders>
+          </w:tcPr>
+          <w:p>
+            <w:pPr>
+              <w:jc w:val="center"/>
+            </w:pPr>
+            <w:r/>
+            <w:r>
+              <w:rPr>
+                <w:rFonts w:ascii="Times New Roman" w:hAnsi="Times New Roman"/>
+                <w:sz w:val="18"/>
+              </w:rPr>
+              <w:t>1,24</w:t>
+            </w:r>
+          </w:p>
+        </w:tc>
+        <w:tc>
+          <w:tcPr>
+            <w:tcW w:type="dxa" w:w="1344"/>
+            <w:tcBorders>
+              <w:top w:val="single" w:sz="6" w:color="000000"/>
+              <w:bottom w:val="single" w:sz="6" w:color="000000"/>
+              <w:left w:val="nil" w:sz="6" w:color="000000"/>
+              <w:right w:val="nil" w:sz="6" w:color="000000"/>
+            </w:tcBorders>
+          </w:tcPr>
+          <w:p>
+            <w:pPr>
+              <w:jc w:val="center"/>
+            </w:pPr>
+            <w:r/>
+            <w:r>
+              <w:rPr>
+                <w:rFonts w:ascii="Times New Roman" w:hAnsi="Times New Roman"/>
+                <w:sz w:val="18"/>
+              </w:rPr>
+              <w:t>21</w:t>
+            </w:r>
+          </w:p>
+        </w:tc>
+        <w:tc>
+          <w:tcPr>
+            <w:tcW w:type="dxa" w:w="1344"/>
+            <w:tcBorders>
+              <w:top w:val="single" w:sz="6" w:color="000000"/>
+              <w:bottom w:val="single" w:sz="6" w:color="000000"/>
+              <w:left w:val="nil" w:sz="6" w:color="000000"/>
+              <w:right w:val="nil" w:sz="6" w:color="000000"/>
+            </w:tcBorders>
+          </w:tcPr>
+          <w:p>
+            <w:pPr>
+              <w:jc w:val="center"/>
+            </w:pPr>
+            <w:r/>
+            <w:r>
+              <w:rPr>
+                <w:rFonts w:ascii="Times New Roman" w:hAnsi="Times New Roman"/>
+                <w:sz w:val="18"/>
+              </w:rPr>
+              <w:t>0 (0%)</w:t>
+            </w:r>
+          </w:p>
+        </w:tc>
+        <w:tc>
+          <w:tcPr>
+            <w:tcW w:type="dxa" w:w="1344"/>
+            <w:tcBorders>
+              <w:top w:val="single" w:sz="6" w:color="000000"/>
+              <w:bottom w:val="single" w:sz="6" w:color="000000"/>
+              <w:left w:val="nil" w:sz="6" w:color="000000"/>
+              <w:right w:val="nil" w:sz="6" w:color="000000"/>
+            </w:tcBorders>
+          </w:tcPr>
+          <w:p>
+            <w:pPr>
+              <w:jc w:val="center"/>
+            </w:pPr>
+            <w:r/>
+            <w:r>
+              <w:rPr>
+                <w:rFonts w:ascii="Times New Roman" w:hAnsi="Times New Roman"/>
+                <w:sz w:val="18"/>
+              </w:rPr>
+              <w:t>18 (86%)</w:t>
+            </w:r>
+          </w:p>
+        </w:tc>
+        <w:tc>
+          <w:tcPr>
+            <w:tcW w:type="dxa" w:w="1344"/>
+            <w:tcBorders>
+              <w:top w:val="single" w:sz="6" w:color="000000"/>
+              <w:bottom w:val="single" w:sz="6" w:color="000000"/>
+              <w:left w:val="nil" w:sz="6" w:color="000000"/>
+              <w:right w:val="nil" w:sz="6" w:color="000000"/>
+            </w:tcBorders>
+          </w:tcPr>
+          <w:p>
+            <w:pPr>
+              <w:jc w:val="center"/>
+            </w:pPr>
+            <w:r/>
+            <w:r>
+              <w:rPr>
+                <w:rFonts w:ascii="Times New Roman" w:hAnsi="Times New Roman"/>
+                <w:sz w:val="18"/>
+              </w:rPr>
+              <w:t>3 (14%)</w:t>
+            </w:r>
+          </w:p>
+        </w:tc>
+      </w:tr>
+    </w:tbl>
+    <w:p>
+      <w:pPr>
+        <w:spacing w:after="120"/>
+      </w:pPr>
+      <w:r>
+        <w:rPr>
+          <w:sz w:val="18"/>
+        </w:rPr>
+        <w:t>Fonte: dados da pesquisa (2026).</w:t>
+      </w:r>
+    </w:p>
+    <w:p>
+      <w:pPr>
+        <w:spacing w:before="120"/>
+        <w:jc w:val="center"/>
+      </w:pPr>
+      <w:r>
+        <w:drawing>
+          <wp:inline xmlns:a="http://schemas.openxmlformats.org/drawingml/2006/main" xmlns:pic="http://schemas.openxmlformats.org/drawingml/2006/picture">
+            <wp:extent cx="4860000" cy="2093538"/>
+            <wp:docPr id="6" name="Picture 6"/>
+            <wp:cNvGraphicFramePr>
+              <a:graphicFrameLocks noChangeAspect="1"/>
+            </wp:cNvGraphicFramePr>
+            <a:graphic>
+              <a:graphicData uri="http://schemas.openxmlformats.org/drawingml/2006/picture">
+                <pic:pic>
+                  <pic:nvPicPr>
+                    <pic:cNvPr id="0" name="xb2_rci6.png"/>
+                    <pic:cNvPicPr/>
+                  </pic:nvPicPr>
+                  <pic:blipFill>
+                    <a:blip r:embed="rId14"/>
+                    <a:stretch>
+                      <a:fillRect/>
+                    </a:stretch>
+                  </pic:blipFill>
+                  <pic:spPr>
+                    <a:xfrm>
+                      <a:off x="0" y="0"/>
+                      <a:ext cx="4860000" cy="2093538"/>
+                    </a:xfrm>
+                    <a:prstGeom prst="rect"/>
+                  </pic:spPr>
+                </pic:pic>
+              </a:graphicData>
+            </a:graphic>
+          </wp:inline>
+        </w:drawing>
+      </w:r>
+    </w:p>
+    <w:p>
+      <w:pPr>
+        <w:jc w:val="center"/>
+      </w:pPr>
+      <w:r>
+        <w:rPr>
+          <w:sz w:val="22"/>
+        </w:rPr>
+        <w:t>Figura 6 – Proporção de atletas com mudança confiável (RCI) por subescala, do Dia 1 ao Dia 7.</w:t>
+      </w:r>
+    </w:p>
+    <w:p>
+      <w:pPr>
+        <w:spacing w:after="120"/>
+        <w:jc w:val="center"/>
+      </w:pPr>
+      <w:r>
+        <w:rPr>
+          <w:sz w:val="18"/>
+        </w:rPr>
+        <w:t>Fonte: elaboração dos autores (2026).</w:t>
+      </w:r>
+    </w:p>
+    <w:p>
+      <w:pPr>
+        <w:spacing w:before="200" w:after="80" w:line="360" w:lineRule="auto"/>
+      </w:pPr>
+      <w:r>
+        <w:rPr>
+          <w:b/>
+          <w:sz w:val="24"/>
+        </w:rPr>
+        <w:t>4.6 Classificação nos perfis de humor</w:t>
+      </w:r>
+    </w:p>
+    <w:p>
+      <w:pPr>
+        <w:spacing w:line="360" w:lineRule="auto" w:after="120"/>
+        <w:ind w:firstLine="709"/>
+        <w:jc w:val="both"/>
+      </w:pPr>
+      <w:r>
+        <w:rPr>
+          <w:b w:val="0"/>
+          <w:sz w:val="24"/>
+        </w:rPr>
+        <w:t>Na linha de base (Dia 1) predomina o perfil iceberg (40%), marca de prontidão; no último dia (Dia 7) o perfil de fadiga (“barbatana de tubarão”) torna-se o mais frequente (28%) e o iceberg cai para 17% (Figura 7; Tabela 7). Essa migração — do iceberg para a assinatura de fadiga funcional, sem instalação relevante de perfis de risco (submerso, iceberg invertido) — é a leitura integrada da semana.</w:t>
       </w:r>
     </w:p>
     <w:p>
@@ -9128,7 +9508,7 @@
           <w:b/>
           <w:sz w:val="24"/>
         </w:rPr>
-        <w:t>5.7 Análise no nível do sujeito</w:t>
+        <w:t>5 DISCUSSÃO</w:t>
       </w:r>
     </w:p>
     <w:p>
@@ -9142,7 +9522,35 @@
           <w:b w:val="0"/>
           <w:sz w:val="24"/>
         </w:rPr>
-        <w:t>No nível individual, a resposta é heterogênea, mas majoritariamente de deterioração no eixo energia–fadiga: do Dia 1 ao Dia 7, 81% dos atletas reduzem o vigor e 81% aumentam a fadiga. As médias semanais individuais variam amplamente (vigor de 0,0 a 10,4; fadiga de 0,8 a 12,7), o que reforça a recomendação de interpretar o humor referenciado à linha de base de cada atleta — e não apenas pela média do grupo. A conjunção dos achados de grupo e de sujeito indica que, embora o movimento médio seja claro (vigor ↓, fadiga ↑, perfil iceberg → fadiga), a magnitude e o momento da deterioração são próprios de cada atleta, o que justifica o monitoramento individualizado por tendência.</w:t>
+        <w:t>Os resultados confirmam as quatro hipóteses. A deterioração do humor no microciclo pré-competitivo concentrou-se no eixo energia–fadiga (H1): o vigor recuou com efeito grande (dz = -0,95) e a fadiga elevou-se com efeito médio, enquanto as subescalas negativas de valência não fadiga permaneceram próximas do piso — padrão coerente com a literatura de monitoramento, que identifica o vigor e a fadiga como as dimensões subjetivas mais sensíveis à carga (SAW; MAIN; GASTIN, 2016; THORPE et al., 2017). A migração do perfil iceberg para o de fadiga (H2) reproduz, em um microciclo de sete dias, o “derretimento do iceberg” descrito em fases de acúmulo, e é compatível com a associação entre perturbação do humor e desempenho (MORGAN, 1985; LOCHBAUM et al., 2021).</w:t>
+      </w:r>
+    </w:p>
+    <w:p>
+      <w:pPr>
+        <w:spacing w:line="360" w:lineRule="auto" w:after="120"/>
+        <w:ind w:firstLine="709"/>
+        <w:jc w:val="both"/>
+      </w:pPr>
+      <w:r>
+        <w:rPr>
+          <w:b w:val="0"/>
+          <w:sz w:val="24"/>
+        </w:rPr>
+        <w:t>O achado de que o afeto negativo se acopla à fadiga apenas sob carga acumulada (H3) — depressão × fadiga passando de ρ = +0,20 no dia de maior vigor para ρ = +0,75 no de maior fadiga — sugere que, em atletas de elite, a irritabilidade e o abatimento não são ruído aleatório, mas sinais que se organizam com a exaustão, o que reforça o valor de interpretar as subescalas em conjunto e à luz do estado de fadiga. Por fim, a heterogeneidade individual (H4), com a fadiga sendo a única subescala em que a maioria dos atletas deteriora de forma confiável, sustenta o monitoramento individualizado por tendência e referenciado à linha de base de cada atleta, em linha com as recomendações de consenso (KELLMANN et al., 2018). O caráter intermitente e de alta intensidade do handebol (KARCHER; BUCHHEIT, 2014) contextualiza a magnitude da resposta de fadiga observada.</w:t>
+      </w:r>
+    </w:p>
+    <w:p>
+      <w:pPr>
+        <w:spacing w:line="360" w:lineRule="auto" w:after="120"/>
+        <w:ind w:firstLine="709"/>
+        <w:jc w:val="both"/>
+      </w:pPr>
+      <w:r>
+        <w:rPr>
+          <w:b w:val="0"/>
+          <w:sz w:val="24"/>
+        </w:rPr>
+        <w:t>Como limitações, destacam-se o tamanho amostral (n = 27) e o efeito de piso das subescalas negativas, que reduz a variância e a fidedignidade da tensão e da confusão, e o caráter observacional de fase única, que não permite inferência causal sobre a carga. Ainda assim, o desenho de medidas repetidas, o volume de observações e a estatística baseada em tamanho de efeito e mudança confiável conferem robustez descritiva aos achados.</w:t>
       </w:r>
     </w:p>
     <w:p>
@@ -9154,91 +9562,21 @@
           <w:b/>
           <w:sz w:val="24"/>
         </w:rPr>
-        <w:t>6 SÍNTESE DOS PRINCIPAIS ACHADOS</w:t>
+        <w:t>6 CONSIDERAÇÕES FINAIS</w:t>
       </w:r>
     </w:p>
     <w:p>
       <w:pPr>
-        <w:spacing w:line="360" w:lineRule="auto" w:after="80"/>
+        <w:spacing w:line="360" w:lineRule="auto" w:after="120"/>
+        <w:ind w:firstLine="709"/>
         <w:jc w:val="both"/>
       </w:pPr>
       <w:r>
         <w:rPr>
+          <w:b w:val="0"/>
           <w:sz w:val="24"/>
         </w:rPr>
-        <w:t>•  A deterioração do humor concentra-se no eixo energia–fadiga (vigor ↓, fadiga ↑, PTH ↑); as subescalas negativas de valência não fadiga permanecem próximas do piso.</w:t>
-      </w:r>
-    </w:p>
-    <w:p>
-      <w:pPr>
-        <w:spacing w:line="360" w:lineRule="auto" w:after="80"/>
-        <w:jc w:val="both"/>
-      </w:pPr>
-      <w:r>
-        <w:rPr>
-          <w:sz w:val="24"/>
-        </w:rPr>
-        <w:t>•  Resposta aguda pré→pós significativa e de magnitude média: vigor −19% (dz = -0,74), fadiga +34% (dz = 0,60), PTH +131% (dz = 0,66).</w:t>
-      </w:r>
-    </w:p>
-    <w:p>
-      <w:pPr>
-        <w:spacing w:line="360" w:lineRule="auto" w:after="80"/>
-        <w:jc w:val="both"/>
-      </w:pPr>
-      <w:r>
-        <w:rPr>
-          <w:sz w:val="24"/>
-        </w:rPr>
-        <w:t>•  Do Dia 1 ao Dia 7, o vigor recua com efeito grande (dz = -0,95) e a fadiga sobe com efeito médio (dz = 0,72); tensão e confusão se acomodam.</w:t>
-      </w:r>
-    </w:p>
-    <w:p>
-      <w:pPr>
-        <w:spacing w:line="360" w:lineRule="auto" w:after="80"/>
-        <w:jc w:val="both"/>
-      </w:pPr>
-      <w:r>
-        <w:rPr>
-          <w:sz w:val="24"/>
-        </w:rPr>
-        <w:t>•  As negativas têm dinâmica própria: a raiva pica no dia mais fadigado (D7), a depressão no meio da semana e a confusão/tensão no início.</w:t>
-      </w:r>
-    </w:p>
-    <w:p>
-      <w:pPr>
-        <w:spacing w:line="360" w:lineRule="auto" w:after="80"/>
-        <w:jc w:val="both"/>
-      </w:pPr>
-      <w:r>
-        <w:rPr>
-          <w:sz w:val="24"/>
-        </w:rPr>
-        <w:t>•  O afeto negativo consolida-se com a fadiga apenas sob carga: depressão×fadiga passa de ρ = +0,20 (D1) para ρ = +0,75 (D7); raiva×fadiga de +0,14 para +0,64.</w:t>
-      </w:r>
-    </w:p>
-    <w:p>
-      <w:pPr>
-        <w:spacing w:line="360" w:lineRule="auto" w:after="80"/>
-        <w:jc w:val="both"/>
-      </w:pPr>
-      <w:r>
-        <w:rPr>
-          <w:sz w:val="24"/>
-        </w:rPr>
-        <w:t>•  O perfil migra do iceberg (40% no D1) para a fadiga funcional (barbatana de tubarão, 28% no D7), sem instalação de perfis de risco.</w:t>
-      </w:r>
-    </w:p>
-    <w:p>
-      <w:pPr>
-        <w:spacing w:line="360" w:lineRule="auto" w:after="80"/>
-        <w:jc w:val="both"/>
-      </w:pPr>
-      <w:r>
-        <w:rPr>
-          <w:sz w:val="24"/>
-        </w:rPr>
-        <w:t>•  No nível do sujeito, a maioria deteriora de forma coerente com o grupo, com ampla variabilidade individual — monitorar por tendência e por linha de base individual.</w:t>
+        <w:t>Na última semana de pré-temporada, o perfil de humor de handebolistas de elite migrou da prontidão (iceberg) para a fadiga funcional (barbatana de tubarão), com a deterioração concentrada no eixo energia–fadiga — vigor em queda de efeito grande e fadiga em ascensão —, tanto no grupo quanto no sujeito, onde a fadiga foi a única subescala a piorar de forma confiável na maioria dos atletas. As dimensões negativas mantiveram-se estáveis e só se acoplaram à fadiga sob carga acumulada. Recomenda-se monitorar o eixo energia–fadiga por tendência e referenciado à linha de base individual, com atenção redobrada ao início do microciclo (choque de carga) e ao último dia (fadiga acumulada).</w:t>
       </w:r>
     </w:p>
     <w:p>
@@ -9274,7 +9612,31 @@
         <w:rPr>
           <w:sz w:val="22"/>
         </w:rPr>
+        <w:t>JACOBSON, N. S.; TRUAX, P. Clinical significance: a statistical approach to defining meaningful change in psychotherapy research. Journal of Consulting and Clinical Psychology, v. 59, n. 1, p. 12–19, 1991. DOI: 10.1037/0022-006X.59.1.12.</w:t>
+      </w:r>
+    </w:p>
+    <w:p>
+      <w:pPr>
+        <w:spacing w:line="360" w:lineRule="auto" w:after="120"/>
+        <w:jc w:val="both"/>
+      </w:pPr>
+      <w:r>
+        <w:rPr>
+          <w:sz w:val="22"/>
+        </w:rPr>
         <w:t>KARCHER, C.; BUCHHEIT, M. On-court demands of elite handball, with special reference to playing positions. Sports Medicine, v. 44, n. 6, p. 797–814, 2014. DOI: 10.1007/s40279-014-0164-z.</w:t>
+      </w:r>
+    </w:p>
+    <w:p>
+      <w:pPr>
+        <w:spacing w:line="360" w:lineRule="auto" w:after="120"/>
+        <w:jc w:val="both"/>
+      </w:pPr>
+      <w:r>
+        <w:rPr>
+          <w:sz w:val="22"/>
+        </w:rPr>
+        <w:t>KELLMANN, M. et al. Recovery and performance in sport: consensus statement. International Journal of Sports Physiology and Performance, v. 13, n. 2, p. 240–245, 2018. DOI: 10.1123/ijspp.2017-0759.</w:t>
       </w:r>
     </w:p>
     <w:p>
@@ -9419,6 +9781,18 @@
           <w:sz w:val="22"/>
         </w:rPr>
         <w:t>TERRY, P. C. et al. Mood profiling for sustainable mental health among athletes. Sustainability, v. 13, n. 11, 6116, 2021. DOI: 10.3390/su13116116.</w:t>
+      </w:r>
+    </w:p>
+    <w:p>
+      <w:pPr>
+        <w:spacing w:line="360" w:lineRule="auto" w:after="120"/>
+        <w:jc w:val="both"/>
+      </w:pPr>
+      <w:r>
+        <w:rPr>
+          <w:sz w:val="22"/>
+        </w:rPr>
+        <w:t>THORPE, R. T. et al. Monitoring fatigue status in elite team-sport athletes: implications for practice. International Journal of Sports Physiology and Performance, v. 12, s2, p. S2-27–S2-34, 2017. DOI: 10.1123/ijspp.2016-0434.</w:t>
       </w:r>
     </w:p>
     <w:p>

--- a/Artigos/Perfil_Humor_BRUMS_Descritivo.docx
+++ b/Artigos/Perfil_Humor_BRUMS_Descritivo.docx
@@ -1200,7 +1200,7 @@
           <w:b w:val="0"/>
           <w:sz w:val="24"/>
         </w:rPr>
-        <w:t>A distribuição das subescalas foi inspecionada e, dado o predomínio de assimetria e efeito de piso nas dimensões negativas, adotaram-se procedimentos não paramétricos. Reportou-se estatística descritiva (média, mediana, desvio-padrão, IC95%, coeficiente de variação e amplitude), no geral, por dia e nos momentos pré e pós. As comparações pré→pós e Dia 1→Dia 7 empregaram o teste de Wilcoxon pareado, com variação absoluta e percentual, tamanho de efeito pareado (dz de Cohen) com IC95% e classificação de magnitude (trivial &lt; 0,2; pequeno &lt; 0,5; médio &lt; 0,8; grande ≥ 0,8). A estrutura de associação entre subescalas foi examinada por correlação de Spearman (matriz entre atletas e correlações diárias), com ênfase nos dias de maior vigor e de maior fadiga. No nível do sujeito, calculou-se o Índice de Mudança Confiável (RCI = (D7 − D1)/EP_dif; EP_dif = DP_D1·√[2(1 − α)]; α = fidedignidade interna), considerando mudança confiável quando |RCI| ≥ 1,96 (JACOBSON; TRUAX, 1991). Cada observação foi classificada nos seis perfis de humor por proximidade aos protótipos em escores padronizados. Adotou-se α = 0,05.</w:t>
+        <w:t>A normalidade das distribuições foi verificada pelo teste de Shapiro-Wilk e pela inspeção de histogramas e diagramas de caixa. Como todas as subescalas violaram a normalidade (Shapiro-Wilk p &lt; 0,001) e as dimensões negativas apresentaram forte assimetria positiva e efeito de piso, adotaram-se procedimentos não paramétricos. Reportou-se estatística descritiva (média, mediana, desvio-padrão, IC95%, coeficiente de variação e amplitude), no geral, por dia e nos momentos pré e pós. A consistência das medidas repetidas foi estimada pelo coeficiente de correlação intraclasse (ICC, modelo de duas vias, efeitos aleatórios; ICC(2,1) para uma medida e ICC(2,k) para a média da semana), interpretado como pobre (&lt; 0,50), moderado (0,50–0,75), bom (0,75–0,90) ou excelente (&gt; 0,90). As comparações pré→pós e Dia 1→Dia 7 empregaram o teste de Wilcoxon pareado, com variação absoluta e percentual, tamanho de efeito pareado (dz de Cohen) com IC95% e classificação de magnitude (trivial &lt; 0,2; pequeno &lt; 0,5; médio &lt; 0,8; grande ≥ 0,8). A associação entre subescalas foi examinada por correlação de Spearman (ρ), com valores de p, no nível entre atletas e nos dias de maior vigor e de maior fadiga. No nível do sujeito, calculou-se o Índice de Mudança Confiável (RCI = (D7 − D1)/EP_dif; EP_dif = DP_D1·√[2(1 − α)]; α = fidedignidade interna), com mudança confiável quando |RCI| ≥ 1,96 (JACOBSON; TRUAX, 1991). Cada observação foi classificada nos seis perfis de humor por proximidade aos protótipos em escores padronizados. Adotou-se α = 0,05.</w:t>
       </w:r>
     </w:p>
     <w:p>
@@ -1238,7 +1238,7 @@
           <w:b w:val="0"/>
           <w:sz w:val="24"/>
         </w:rPr>
-        <w:t>A Tabela 2 apresenta a descritiva geral das seis subescalas e da PTH. As dimensões negativas de valência não fadiga (tensão, depressão, raiva e confusão) situam-se próximas do piso, com medianas baixas e coeficientes de variação elevados, enquanto o vigor e a fadiga concentram a média e a dispersão informativas — é no eixo energia–fadiga que reside a variabilidade útil do microciclo. A Figura 2 exibe as trajetórias diárias com bandas de confiança de 95%.</w:t>
+        <w:t>A Tabela 2 apresenta a descritiva geral das seis subescalas e da PTH. As dimensões negativas de valência não fadiga (tensão, depressão, raiva e confusão) situam-se próximas do piso, com medianas baixas e coeficientes de variação elevados, enquanto o vigor e a fadiga concentram a média e a dispersão informativas — é no eixo energia–fadiga que reside a variabilidade útil do microciclo. As trajetórias diárias, com bandas de confiança de 95%, constam na Figura 4.</w:t>
       </w:r>
     </w:p>
     <w:p>
@@ -2648,6 +2648,1381 @@
     </w:p>
     <w:p>
       <w:pPr>
+        <w:spacing w:line="360" w:lineRule="auto" w:after="120"/>
+        <w:ind w:firstLine="709"/>
+        <w:jc w:val="both"/>
+      </w:pPr>
+      <w:r>
+        <w:rPr>
+          <w:b w:val="0"/>
+          <w:sz w:val="24"/>
+        </w:rPr>
+        <w:t>Os histogramas (Figura 2) evidenciam distribuições assimétricas: o vigor aproxima-se da simetria e a fadiga tem leve assimetria à direita, ao passo que as subescalas negativas concentram-se no piso, com forte assimetria positiva. O teste de Shapiro-Wilk rejeitou a normalidade em todas as subescalas (p &lt; 0,001; Tabela 3), justificando a adoção de estatística não paramétrica. A consistência das medidas repetidas ao longo da semana (ICC) foi moderada a boa para a maioria das subescalas, sendo mais baixa para a raiva e a confusão — as dimensões mais reativas dia a dia —; a média semanal, contudo, mostrou fidedignidade elevada (ICC(2,k) ≥ 0,81) em todas.</w:t>
+      </w:r>
+    </w:p>
+    <w:p>
+      <w:pPr>
+        <w:spacing w:before="160" w:after="40"/>
+      </w:pPr>
+      <w:r>
+        <w:rPr>
+          <w:sz w:val="22"/>
+        </w:rPr>
+        <w:t>Tabela 3 – Normalidade (Shapiro-Wilk), assimetria e consistência das medidas repetidas (ICC) por subescala.</w:t>
+      </w:r>
+    </w:p>
+    <w:tbl>
+      <w:tblPr>
+        <w:tblW w:type="auto" w:w="0"/>
+        <w:jc w:val="center"/>
+        <w:tblLook w:firstColumn="1" w:firstRow="1" w:lastColumn="0" w:lastRow="0" w:noHBand="0" w:noVBand="1" w:val="04A0"/>
+      </w:tblPr>
+      <w:tblGrid>
+        <w:gridCol w:w="1344"/>
+        <w:gridCol w:w="1344"/>
+        <w:gridCol w:w="1344"/>
+        <w:gridCol w:w="1344"/>
+        <w:gridCol w:w="1344"/>
+        <w:gridCol w:w="1344"/>
+        <w:gridCol w:w="1344"/>
+      </w:tblGrid>
+      <w:tr>
+        <w:tc>
+          <w:tcPr>
+            <w:tcW w:type="dxa" w:w="1344"/>
+            <w:tcBorders>
+              <w:top w:val="single" w:sz="6" w:color="000000"/>
+              <w:bottom w:val="single" w:sz="6" w:color="000000"/>
+              <w:left w:val="nil" w:sz="6" w:color="000000"/>
+              <w:right w:val="nil" w:sz="6" w:color="000000"/>
+            </w:tcBorders>
+          </w:tcPr>
+          <w:p>
+            <w:pPr>
+              <w:jc w:val="center"/>
+            </w:pPr>
+            <w:r/>
+            <w:r>
+              <w:rPr>
+                <w:rFonts w:ascii="Times New Roman" w:hAnsi="Times New Roman"/>
+                <w:b/>
+                <w:sz w:val="18"/>
+              </w:rPr>
+              <w:t>Subescala</w:t>
+            </w:r>
+          </w:p>
+        </w:tc>
+        <w:tc>
+          <w:tcPr>
+            <w:tcW w:type="dxa" w:w="1344"/>
+            <w:tcBorders>
+              <w:top w:val="single" w:sz="6" w:color="000000"/>
+              <w:bottom w:val="single" w:sz="6" w:color="000000"/>
+              <w:left w:val="nil" w:sz="6" w:color="000000"/>
+              <w:right w:val="nil" w:sz="6" w:color="000000"/>
+            </w:tcBorders>
+          </w:tcPr>
+          <w:p>
+            <w:pPr>
+              <w:jc w:val="center"/>
+            </w:pPr>
+            <w:r/>
+            <w:r>
+              <w:rPr>
+                <w:rFonts w:ascii="Times New Roman" w:hAnsi="Times New Roman"/>
+                <w:b/>
+                <w:sz w:val="18"/>
+              </w:rPr>
+              <w:t>W</w:t>
+            </w:r>
+          </w:p>
+        </w:tc>
+        <w:tc>
+          <w:tcPr>
+            <w:tcW w:type="dxa" w:w="1344"/>
+            <w:tcBorders>
+              <w:top w:val="single" w:sz="6" w:color="000000"/>
+              <w:bottom w:val="single" w:sz="6" w:color="000000"/>
+              <w:left w:val="nil" w:sz="6" w:color="000000"/>
+              <w:right w:val="nil" w:sz="6" w:color="000000"/>
+            </w:tcBorders>
+          </w:tcPr>
+          <w:p>
+            <w:pPr>
+              <w:jc w:val="center"/>
+            </w:pPr>
+            <w:r/>
+            <w:r>
+              <w:rPr>
+                <w:rFonts w:ascii="Times New Roman" w:hAnsi="Times New Roman"/>
+                <w:b/>
+                <w:sz w:val="18"/>
+              </w:rPr>
+              <w:t>p</w:t>
+            </w:r>
+          </w:p>
+        </w:tc>
+        <w:tc>
+          <w:tcPr>
+            <w:tcW w:type="dxa" w:w="1344"/>
+            <w:tcBorders>
+              <w:top w:val="single" w:sz="6" w:color="000000"/>
+              <w:bottom w:val="single" w:sz="6" w:color="000000"/>
+              <w:left w:val="nil" w:sz="6" w:color="000000"/>
+              <w:right w:val="nil" w:sz="6" w:color="000000"/>
+            </w:tcBorders>
+          </w:tcPr>
+          <w:p>
+            <w:pPr>
+              <w:jc w:val="center"/>
+            </w:pPr>
+            <w:r/>
+            <w:r>
+              <w:rPr>
+                <w:rFonts w:ascii="Times New Roman" w:hAnsi="Times New Roman"/>
+                <w:b/>
+                <w:sz w:val="18"/>
+              </w:rPr>
+              <w:t>Assimetria</w:t>
+            </w:r>
+          </w:p>
+        </w:tc>
+        <w:tc>
+          <w:tcPr>
+            <w:tcW w:type="dxa" w:w="1344"/>
+            <w:tcBorders>
+              <w:top w:val="single" w:sz="6" w:color="000000"/>
+              <w:bottom w:val="single" w:sz="6" w:color="000000"/>
+              <w:left w:val="nil" w:sz="6" w:color="000000"/>
+              <w:right w:val="nil" w:sz="6" w:color="000000"/>
+            </w:tcBorders>
+          </w:tcPr>
+          <w:p>
+            <w:pPr>
+              <w:jc w:val="center"/>
+            </w:pPr>
+            <w:r/>
+            <w:r>
+              <w:rPr>
+                <w:rFonts w:ascii="Times New Roman" w:hAnsi="Times New Roman"/>
+                <w:b/>
+                <w:sz w:val="18"/>
+              </w:rPr>
+              <w:t>ICC(2,1)</w:t>
+            </w:r>
+          </w:p>
+        </w:tc>
+        <w:tc>
+          <w:tcPr>
+            <w:tcW w:type="dxa" w:w="1344"/>
+            <w:tcBorders>
+              <w:top w:val="single" w:sz="6" w:color="000000"/>
+              <w:bottom w:val="single" w:sz="6" w:color="000000"/>
+              <w:left w:val="nil" w:sz="6" w:color="000000"/>
+              <w:right w:val="nil" w:sz="6" w:color="000000"/>
+            </w:tcBorders>
+          </w:tcPr>
+          <w:p>
+            <w:pPr>
+              <w:jc w:val="center"/>
+            </w:pPr>
+            <w:r/>
+            <w:r>
+              <w:rPr>
+                <w:rFonts w:ascii="Times New Roman" w:hAnsi="Times New Roman"/>
+                <w:b/>
+                <w:sz w:val="18"/>
+              </w:rPr>
+              <w:t>ICC(2,k)</w:t>
+            </w:r>
+          </w:p>
+        </w:tc>
+        <w:tc>
+          <w:tcPr>
+            <w:tcW w:type="dxa" w:w="1344"/>
+            <w:tcBorders>
+              <w:top w:val="single" w:sz="6" w:color="000000"/>
+              <w:bottom w:val="single" w:sz="6" w:color="000000"/>
+              <w:left w:val="nil" w:sz="6" w:color="000000"/>
+              <w:right w:val="nil" w:sz="6" w:color="000000"/>
+            </w:tcBorders>
+          </w:tcPr>
+          <w:p>
+            <w:pPr>
+              <w:jc w:val="center"/>
+            </w:pPr>
+            <w:r/>
+            <w:r>
+              <w:rPr>
+                <w:rFonts w:ascii="Times New Roman" w:hAnsi="Times New Roman"/>
+                <w:b/>
+                <w:sz w:val="18"/>
+              </w:rPr>
+              <w:t>Consistência</w:t>
+            </w:r>
+          </w:p>
+        </w:tc>
+      </w:tr>
+      <w:tr>
+        <w:tc>
+          <w:tcPr>
+            <w:tcW w:type="dxa" w:w="1344"/>
+            <w:tcBorders>
+              <w:top w:val="single" w:sz="6" w:color="000000"/>
+              <w:bottom w:val="single" w:sz="6" w:color="000000"/>
+              <w:left w:val="nil" w:sz="6" w:color="000000"/>
+              <w:right w:val="nil" w:sz="6" w:color="000000"/>
+            </w:tcBorders>
+          </w:tcPr>
+          <w:p>
+            <w:pPr>
+              <w:jc w:val="left"/>
+            </w:pPr>
+            <w:r/>
+            <w:r>
+              <w:rPr>
+                <w:rFonts w:ascii="Times New Roman" w:hAnsi="Times New Roman"/>
+                <w:sz w:val="18"/>
+              </w:rPr>
+              <w:t>Vigor</w:t>
+            </w:r>
+          </w:p>
+        </w:tc>
+        <w:tc>
+          <w:tcPr>
+            <w:tcW w:type="dxa" w:w="1344"/>
+            <w:tcBorders>
+              <w:top w:val="single" w:sz="6" w:color="000000"/>
+              <w:bottom w:val="single" w:sz="6" w:color="000000"/>
+              <w:left w:val="nil" w:sz="6" w:color="000000"/>
+              <w:right w:val="nil" w:sz="6" w:color="000000"/>
+            </w:tcBorders>
+          </w:tcPr>
+          <w:p>
+            <w:pPr>
+              <w:jc w:val="center"/>
+            </w:pPr>
+            <w:r/>
+            <w:r>
+              <w:rPr>
+                <w:rFonts w:ascii="Times New Roman" w:hAnsi="Times New Roman"/>
+                <w:sz w:val="18"/>
+              </w:rPr>
+              <w:t>0,974</w:t>
+            </w:r>
+          </w:p>
+        </w:tc>
+        <w:tc>
+          <w:tcPr>
+            <w:tcW w:type="dxa" w:w="1344"/>
+            <w:tcBorders>
+              <w:top w:val="single" w:sz="6" w:color="000000"/>
+              <w:bottom w:val="single" w:sz="6" w:color="000000"/>
+              <w:left w:val="nil" w:sz="6" w:color="000000"/>
+              <w:right w:val="nil" w:sz="6" w:color="000000"/>
+            </w:tcBorders>
+          </w:tcPr>
+          <w:p>
+            <w:pPr>
+              <w:jc w:val="center"/>
+            </w:pPr>
+            <w:r/>
+            <w:r>
+              <w:rPr>
+                <w:rFonts w:ascii="Times New Roman" w:hAnsi="Times New Roman"/>
+                <w:sz w:val="18"/>
+              </w:rPr>
+              <w:t>&lt; 0,001</w:t>
+            </w:r>
+          </w:p>
+        </w:tc>
+        <w:tc>
+          <w:tcPr>
+            <w:tcW w:type="dxa" w:w="1344"/>
+            <w:tcBorders>
+              <w:top w:val="single" w:sz="6" w:color="000000"/>
+              <w:bottom w:val="single" w:sz="6" w:color="000000"/>
+              <w:left w:val="nil" w:sz="6" w:color="000000"/>
+              <w:right w:val="nil" w:sz="6" w:color="000000"/>
+            </w:tcBorders>
+          </w:tcPr>
+          <w:p>
+            <w:pPr>
+              <w:jc w:val="center"/>
+            </w:pPr>
+            <w:r/>
+            <w:r>
+              <w:rPr>
+                <w:rFonts w:ascii="Times New Roman" w:hAnsi="Times New Roman"/>
+                <w:sz w:val="18"/>
+              </w:rPr>
+              <w:t>+0,03</w:t>
+            </w:r>
+          </w:p>
+        </w:tc>
+        <w:tc>
+          <w:tcPr>
+            <w:tcW w:type="dxa" w:w="1344"/>
+            <w:tcBorders>
+              <w:top w:val="single" w:sz="6" w:color="000000"/>
+              <w:bottom w:val="single" w:sz="6" w:color="000000"/>
+              <w:left w:val="nil" w:sz="6" w:color="000000"/>
+              <w:right w:val="nil" w:sz="6" w:color="000000"/>
+            </w:tcBorders>
+          </w:tcPr>
+          <w:p>
+            <w:pPr>
+              <w:jc w:val="center"/>
+            </w:pPr>
+            <w:r/>
+            <w:r>
+              <w:rPr>
+                <w:rFonts w:ascii="Times New Roman" w:hAnsi="Times New Roman"/>
+                <w:sz w:val="18"/>
+              </w:rPr>
+              <w:t>0,57</w:t>
+            </w:r>
+          </w:p>
+        </w:tc>
+        <w:tc>
+          <w:tcPr>
+            <w:tcW w:type="dxa" w:w="1344"/>
+            <w:tcBorders>
+              <w:top w:val="single" w:sz="6" w:color="000000"/>
+              <w:bottom w:val="single" w:sz="6" w:color="000000"/>
+              <w:left w:val="nil" w:sz="6" w:color="000000"/>
+              <w:right w:val="nil" w:sz="6" w:color="000000"/>
+            </w:tcBorders>
+          </w:tcPr>
+          <w:p>
+            <w:pPr>
+              <w:jc w:val="center"/>
+            </w:pPr>
+            <w:r/>
+            <w:r>
+              <w:rPr>
+                <w:rFonts w:ascii="Times New Roman" w:hAnsi="Times New Roman"/>
+                <w:sz w:val="18"/>
+              </w:rPr>
+              <w:t>0,90</w:t>
+            </w:r>
+          </w:p>
+        </w:tc>
+        <w:tc>
+          <w:tcPr>
+            <w:tcW w:type="dxa" w:w="1344"/>
+            <w:tcBorders>
+              <w:top w:val="single" w:sz="6" w:color="000000"/>
+              <w:bottom w:val="single" w:sz="6" w:color="000000"/>
+              <w:left w:val="nil" w:sz="6" w:color="000000"/>
+              <w:right w:val="nil" w:sz="6" w:color="000000"/>
+            </w:tcBorders>
+          </w:tcPr>
+          <w:p>
+            <w:pPr>
+              <w:jc w:val="center"/>
+            </w:pPr>
+            <w:r/>
+            <w:r>
+              <w:rPr>
+                <w:rFonts w:ascii="Times New Roman" w:hAnsi="Times New Roman"/>
+                <w:sz w:val="18"/>
+              </w:rPr>
+              <w:t>moderada</w:t>
+            </w:r>
+          </w:p>
+        </w:tc>
+      </w:tr>
+      <w:tr>
+        <w:tc>
+          <w:tcPr>
+            <w:tcW w:type="dxa" w:w="1344"/>
+            <w:tcBorders>
+              <w:top w:val="single" w:sz="6" w:color="000000"/>
+              <w:bottom w:val="single" w:sz="6" w:color="000000"/>
+              <w:left w:val="nil" w:sz="6" w:color="000000"/>
+              <w:right w:val="nil" w:sz="6" w:color="000000"/>
+            </w:tcBorders>
+          </w:tcPr>
+          <w:p>
+            <w:pPr>
+              <w:jc w:val="left"/>
+            </w:pPr>
+            <w:r/>
+            <w:r>
+              <w:rPr>
+                <w:rFonts w:ascii="Times New Roman" w:hAnsi="Times New Roman"/>
+                <w:sz w:val="18"/>
+              </w:rPr>
+              <w:t>Fadiga</w:t>
+            </w:r>
+          </w:p>
+        </w:tc>
+        <w:tc>
+          <w:tcPr>
+            <w:tcW w:type="dxa" w:w="1344"/>
+            <w:tcBorders>
+              <w:top w:val="single" w:sz="6" w:color="000000"/>
+              <w:bottom w:val="single" w:sz="6" w:color="000000"/>
+              <w:left w:val="nil" w:sz="6" w:color="000000"/>
+              <w:right w:val="nil" w:sz="6" w:color="000000"/>
+            </w:tcBorders>
+          </w:tcPr>
+          <w:p>
+            <w:pPr>
+              <w:jc w:val="center"/>
+            </w:pPr>
+            <w:r/>
+            <w:r>
+              <w:rPr>
+                <w:rFonts w:ascii="Times New Roman" w:hAnsi="Times New Roman"/>
+                <w:sz w:val="18"/>
+              </w:rPr>
+              <w:t>0,949</w:t>
+            </w:r>
+          </w:p>
+        </w:tc>
+        <w:tc>
+          <w:tcPr>
+            <w:tcW w:type="dxa" w:w="1344"/>
+            <w:tcBorders>
+              <w:top w:val="single" w:sz="6" w:color="000000"/>
+              <w:bottom w:val="single" w:sz="6" w:color="000000"/>
+              <w:left w:val="nil" w:sz="6" w:color="000000"/>
+              <w:right w:val="nil" w:sz="6" w:color="000000"/>
+            </w:tcBorders>
+          </w:tcPr>
+          <w:p>
+            <w:pPr>
+              <w:jc w:val="center"/>
+            </w:pPr>
+            <w:r/>
+            <w:r>
+              <w:rPr>
+                <w:rFonts w:ascii="Times New Roman" w:hAnsi="Times New Roman"/>
+                <w:sz w:val="18"/>
+              </w:rPr>
+              <w:t>&lt; 0,001</w:t>
+            </w:r>
+          </w:p>
+        </w:tc>
+        <w:tc>
+          <w:tcPr>
+            <w:tcW w:type="dxa" w:w="1344"/>
+            <w:tcBorders>
+              <w:top w:val="single" w:sz="6" w:color="000000"/>
+              <w:bottom w:val="single" w:sz="6" w:color="000000"/>
+              <w:left w:val="nil" w:sz="6" w:color="000000"/>
+              <w:right w:val="nil" w:sz="6" w:color="000000"/>
+            </w:tcBorders>
+          </w:tcPr>
+          <w:p>
+            <w:pPr>
+              <w:jc w:val="center"/>
+            </w:pPr>
+            <w:r/>
+            <w:r>
+              <w:rPr>
+                <w:rFonts w:ascii="Times New Roman" w:hAnsi="Times New Roman"/>
+                <w:sz w:val="18"/>
+              </w:rPr>
+              <w:t>+0,59</w:t>
+            </w:r>
+          </w:p>
+        </w:tc>
+        <w:tc>
+          <w:tcPr>
+            <w:tcW w:type="dxa" w:w="1344"/>
+            <w:tcBorders>
+              <w:top w:val="single" w:sz="6" w:color="000000"/>
+              <w:bottom w:val="single" w:sz="6" w:color="000000"/>
+              <w:left w:val="nil" w:sz="6" w:color="000000"/>
+              <w:right w:val="nil" w:sz="6" w:color="000000"/>
+            </w:tcBorders>
+          </w:tcPr>
+          <w:p>
+            <w:pPr>
+              <w:jc w:val="center"/>
+            </w:pPr>
+            <w:r/>
+            <w:r>
+              <w:rPr>
+                <w:rFonts w:ascii="Times New Roman" w:hAnsi="Times New Roman"/>
+                <w:sz w:val="18"/>
+              </w:rPr>
+              <w:t>0,69</w:t>
+            </w:r>
+          </w:p>
+        </w:tc>
+        <w:tc>
+          <w:tcPr>
+            <w:tcW w:type="dxa" w:w="1344"/>
+            <w:tcBorders>
+              <w:top w:val="single" w:sz="6" w:color="000000"/>
+              <w:bottom w:val="single" w:sz="6" w:color="000000"/>
+              <w:left w:val="nil" w:sz="6" w:color="000000"/>
+              <w:right w:val="nil" w:sz="6" w:color="000000"/>
+            </w:tcBorders>
+          </w:tcPr>
+          <w:p>
+            <w:pPr>
+              <w:jc w:val="center"/>
+            </w:pPr>
+            <w:r/>
+            <w:r>
+              <w:rPr>
+                <w:rFonts w:ascii="Times New Roman" w:hAnsi="Times New Roman"/>
+                <w:sz w:val="18"/>
+              </w:rPr>
+              <w:t>0,94</w:t>
+            </w:r>
+          </w:p>
+        </w:tc>
+        <w:tc>
+          <w:tcPr>
+            <w:tcW w:type="dxa" w:w="1344"/>
+            <w:tcBorders>
+              <w:top w:val="single" w:sz="6" w:color="000000"/>
+              <w:bottom w:val="single" w:sz="6" w:color="000000"/>
+              <w:left w:val="nil" w:sz="6" w:color="000000"/>
+              <w:right w:val="nil" w:sz="6" w:color="000000"/>
+            </w:tcBorders>
+          </w:tcPr>
+          <w:p>
+            <w:pPr>
+              <w:jc w:val="center"/>
+            </w:pPr>
+            <w:r/>
+            <w:r>
+              <w:rPr>
+                <w:rFonts w:ascii="Times New Roman" w:hAnsi="Times New Roman"/>
+                <w:sz w:val="18"/>
+              </w:rPr>
+              <w:t>moderada</w:t>
+            </w:r>
+          </w:p>
+        </w:tc>
+      </w:tr>
+      <w:tr>
+        <w:tc>
+          <w:tcPr>
+            <w:tcW w:type="dxa" w:w="1344"/>
+            <w:tcBorders>
+              <w:top w:val="single" w:sz="6" w:color="000000"/>
+              <w:bottom w:val="single" w:sz="6" w:color="000000"/>
+              <w:left w:val="nil" w:sz="6" w:color="000000"/>
+              <w:right w:val="nil" w:sz="6" w:color="000000"/>
+            </w:tcBorders>
+          </w:tcPr>
+          <w:p>
+            <w:pPr>
+              <w:jc w:val="left"/>
+            </w:pPr>
+            <w:r/>
+            <w:r>
+              <w:rPr>
+                <w:rFonts w:ascii="Times New Roman" w:hAnsi="Times New Roman"/>
+                <w:sz w:val="18"/>
+              </w:rPr>
+              <w:t>Tensão</w:t>
+            </w:r>
+          </w:p>
+        </w:tc>
+        <w:tc>
+          <w:tcPr>
+            <w:tcW w:type="dxa" w:w="1344"/>
+            <w:tcBorders>
+              <w:top w:val="single" w:sz="6" w:color="000000"/>
+              <w:bottom w:val="single" w:sz="6" w:color="000000"/>
+              <w:left w:val="nil" w:sz="6" w:color="000000"/>
+              <w:right w:val="nil" w:sz="6" w:color="000000"/>
+            </w:tcBorders>
+          </w:tcPr>
+          <w:p>
+            <w:pPr>
+              <w:jc w:val="center"/>
+            </w:pPr>
+            <w:r/>
+            <w:r>
+              <w:rPr>
+                <w:rFonts w:ascii="Times New Roman" w:hAnsi="Times New Roman"/>
+                <w:sz w:val="18"/>
+              </w:rPr>
+              <w:t>0,766</w:t>
+            </w:r>
+          </w:p>
+        </w:tc>
+        <w:tc>
+          <w:tcPr>
+            <w:tcW w:type="dxa" w:w="1344"/>
+            <w:tcBorders>
+              <w:top w:val="single" w:sz="6" w:color="000000"/>
+              <w:bottom w:val="single" w:sz="6" w:color="000000"/>
+              <w:left w:val="nil" w:sz="6" w:color="000000"/>
+              <w:right w:val="nil" w:sz="6" w:color="000000"/>
+            </w:tcBorders>
+          </w:tcPr>
+          <w:p>
+            <w:pPr>
+              <w:jc w:val="center"/>
+            </w:pPr>
+            <w:r/>
+            <w:r>
+              <w:rPr>
+                <w:rFonts w:ascii="Times New Roman" w:hAnsi="Times New Roman"/>
+                <w:sz w:val="18"/>
+              </w:rPr>
+              <w:t>&lt; 0,001</w:t>
+            </w:r>
+          </w:p>
+        </w:tc>
+        <w:tc>
+          <w:tcPr>
+            <w:tcW w:type="dxa" w:w="1344"/>
+            <w:tcBorders>
+              <w:top w:val="single" w:sz="6" w:color="000000"/>
+              <w:bottom w:val="single" w:sz="6" w:color="000000"/>
+              <w:left w:val="nil" w:sz="6" w:color="000000"/>
+              <w:right w:val="nil" w:sz="6" w:color="000000"/>
+            </w:tcBorders>
+          </w:tcPr>
+          <w:p>
+            <w:pPr>
+              <w:jc w:val="center"/>
+            </w:pPr>
+            <w:r/>
+            <w:r>
+              <w:rPr>
+                <w:rFonts w:ascii="Times New Roman" w:hAnsi="Times New Roman"/>
+                <w:sz w:val="18"/>
+              </w:rPr>
+              <w:t>+1,43</w:t>
+            </w:r>
+          </w:p>
+        </w:tc>
+        <w:tc>
+          <w:tcPr>
+            <w:tcW w:type="dxa" w:w="1344"/>
+            <w:tcBorders>
+              <w:top w:val="single" w:sz="6" w:color="000000"/>
+              <w:bottom w:val="single" w:sz="6" w:color="000000"/>
+              <w:left w:val="nil" w:sz="6" w:color="000000"/>
+              <w:right w:val="nil" w:sz="6" w:color="000000"/>
+            </w:tcBorders>
+          </w:tcPr>
+          <w:p>
+            <w:pPr>
+              <w:jc w:val="center"/>
+            </w:pPr>
+            <w:r/>
+            <w:r>
+              <w:rPr>
+                <w:rFonts w:ascii="Times New Roman" w:hAnsi="Times New Roman"/>
+                <w:sz w:val="18"/>
+              </w:rPr>
+              <w:t>0,67</w:t>
+            </w:r>
+          </w:p>
+        </w:tc>
+        <w:tc>
+          <w:tcPr>
+            <w:tcW w:type="dxa" w:w="1344"/>
+            <w:tcBorders>
+              <w:top w:val="single" w:sz="6" w:color="000000"/>
+              <w:bottom w:val="single" w:sz="6" w:color="000000"/>
+              <w:left w:val="nil" w:sz="6" w:color="000000"/>
+              <w:right w:val="nil" w:sz="6" w:color="000000"/>
+            </w:tcBorders>
+          </w:tcPr>
+          <w:p>
+            <w:pPr>
+              <w:jc w:val="center"/>
+            </w:pPr>
+            <w:r/>
+            <w:r>
+              <w:rPr>
+                <w:rFonts w:ascii="Times New Roman" w:hAnsi="Times New Roman"/>
+                <w:sz w:val="18"/>
+              </w:rPr>
+              <w:t>0,93</w:t>
+            </w:r>
+          </w:p>
+        </w:tc>
+        <w:tc>
+          <w:tcPr>
+            <w:tcW w:type="dxa" w:w="1344"/>
+            <w:tcBorders>
+              <w:top w:val="single" w:sz="6" w:color="000000"/>
+              <w:bottom w:val="single" w:sz="6" w:color="000000"/>
+              <w:left w:val="nil" w:sz="6" w:color="000000"/>
+              <w:right w:val="nil" w:sz="6" w:color="000000"/>
+            </w:tcBorders>
+          </w:tcPr>
+          <w:p>
+            <w:pPr>
+              <w:jc w:val="center"/>
+            </w:pPr>
+            <w:r/>
+            <w:r>
+              <w:rPr>
+                <w:rFonts w:ascii="Times New Roman" w:hAnsi="Times New Roman"/>
+                <w:sz w:val="18"/>
+              </w:rPr>
+              <w:t>moderada</w:t>
+            </w:r>
+          </w:p>
+        </w:tc>
+      </w:tr>
+      <w:tr>
+        <w:tc>
+          <w:tcPr>
+            <w:tcW w:type="dxa" w:w="1344"/>
+            <w:tcBorders>
+              <w:top w:val="single" w:sz="6" w:color="000000"/>
+              <w:bottom w:val="single" w:sz="6" w:color="000000"/>
+              <w:left w:val="nil" w:sz="6" w:color="000000"/>
+              <w:right w:val="nil" w:sz="6" w:color="000000"/>
+            </w:tcBorders>
+          </w:tcPr>
+          <w:p>
+            <w:pPr>
+              <w:jc w:val="left"/>
+            </w:pPr>
+            <w:r/>
+            <w:r>
+              <w:rPr>
+                <w:rFonts w:ascii="Times New Roman" w:hAnsi="Times New Roman"/>
+                <w:sz w:val="18"/>
+              </w:rPr>
+              <w:t>Depressão</w:t>
+            </w:r>
+          </w:p>
+        </w:tc>
+        <w:tc>
+          <w:tcPr>
+            <w:tcW w:type="dxa" w:w="1344"/>
+            <w:tcBorders>
+              <w:top w:val="single" w:sz="6" w:color="000000"/>
+              <w:bottom w:val="single" w:sz="6" w:color="000000"/>
+              <w:left w:val="nil" w:sz="6" w:color="000000"/>
+              <w:right w:val="nil" w:sz="6" w:color="000000"/>
+            </w:tcBorders>
+          </w:tcPr>
+          <w:p>
+            <w:pPr>
+              <w:jc w:val="center"/>
+            </w:pPr>
+            <w:r/>
+            <w:r>
+              <w:rPr>
+                <w:rFonts w:ascii="Times New Roman" w:hAnsi="Times New Roman"/>
+                <w:sz w:val="18"/>
+              </w:rPr>
+              <w:t>0,489</w:t>
+            </w:r>
+          </w:p>
+        </w:tc>
+        <w:tc>
+          <w:tcPr>
+            <w:tcW w:type="dxa" w:w="1344"/>
+            <w:tcBorders>
+              <w:top w:val="single" w:sz="6" w:color="000000"/>
+              <w:bottom w:val="single" w:sz="6" w:color="000000"/>
+              <w:left w:val="nil" w:sz="6" w:color="000000"/>
+              <w:right w:val="nil" w:sz="6" w:color="000000"/>
+            </w:tcBorders>
+          </w:tcPr>
+          <w:p>
+            <w:pPr>
+              <w:jc w:val="center"/>
+            </w:pPr>
+            <w:r/>
+            <w:r>
+              <w:rPr>
+                <w:rFonts w:ascii="Times New Roman" w:hAnsi="Times New Roman"/>
+                <w:sz w:val="18"/>
+              </w:rPr>
+              <w:t>&lt; 0,001</w:t>
+            </w:r>
+          </w:p>
+        </w:tc>
+        <w:tc>
+          <w:tcPr>
+            <w:tcW w:type="dxa" w:w="1344"/>
+            <w:tcBorders>
+              <w:top w:val="single" w:sz="6" w:color="000000"/>
+              <w:bottom w:val="single" w:sz="6" w:color="000000"/>
+              <w:left w:val="nil" w:sz="6" w:color="000000"/>
+              <w:right w:val="nil" w:sz="6" w:color="000000"/>
+            </w:tcBorders>
+          </w:tcPr>
+          <w:p>
+            <w:pPr>
+              <w:jc w:val="center"/>
+            </w:pPr>
+            <w:r/>
+            <w:r>
+              <w:rPr>
+                <w:rFonts w:ascii="Times New Roman" w:hAnsi="Times New Roman"/>
+                <w:sz w:val="18"/>
+              </w:rPr>
+              <w:t>+3,63</w:t>
+            </w:r>
+          </w:p>
+        </w:tc>
+        <w:tc>
+          <w:tcPr>
+            <w:tcW w:type="dxa" w:w="1344"/>
+            <w:tcBorders>
+              <w:top w:val="single" w:sz="6" w:color="000000"/>
+              <w:bottom w:val="single" w:sz="6" w:color="000000"/>
+              <w:left w:val="nil" w:sz="6" w:color="000000"/>
+              <w:right w:val="nil" w:sz="6" w:color="000000"/>
+            </w:tcBorders>
+          </w:tcPr>
+          <w:p>
+            <w:pPr>
+              <w:jc w:val="center"/>
+            </w:pPr>
+            <w:r/>
+            <w:r>
+              <w:rPr>
+                <w:rFonts w:ascii="Times New Roman" w:hAnsi="Times New Roman"/>
+                <w:sz w:val="18"/>
+              </w:rPr>
+              <w:t>0,79</w:t>
+            </w:r>
+          </w:p>
+        </w:tc>
+        <w:tc>
+          <w:tcPr>
+            <w:tcW w:type="dxa" w:w="1344"/>
+            <w:tcBorders>
+              <w:top w:val="single" w:sz="6" w:color="000000"/>
+              <w:bottom w:val="single" w:sz="6" w:color="000000"/>
+              <w:left w:val="nil" w:sz="6" w:color="000000"/>
+              <w:right w:val="nil" w:sz="6" w:color="000000"/>
+            </w:tcBorders>
+          </w:tcPr>
+          <w:p>
+            <w:pPr>
+              <w:jc w:val="center"/>
+            </w:pPr>
+            <w:r/>
+            <w:r>
+              <w:rPr>
+                <w:rFonts w:ascii="Times New Roman" w:hAnsi="Times New Roman"/>
+                <w:sz w:val="18"/>
+              </w:rPr>
+              <w:t>0,96</w:t>
+            </w:r>
+          </w:p>
+        </w:tc>
+        <w:tc>
+          <w:tcPr>
+            <w:tcW w:type="dxa" w:w="1344"/>
+            <w:tcBorders>
+              <w:top w:val="single" w:sz="6" w:color="000000"/>
+              <w:bottom w:val="single" w:sz="6" w:color="000000"/>
+              <w:left w:val="nil" w:sz="6" w:color="000000"/>
+              <w:right w:val="nil" w:sz="6" w:color="000000"/>
+            </w:tcBorders>
+          </w:tcPr>
+          <w:p>
+            <w:pPr>
+              <w:jc w:val="center"/>
+            </w:pPr>
+            <w:r/>
+            <w:r>
+              <w:rPr>
+                <w:rFonts w:ascii="Times New Roman" w:hAnsi="Times New Roman"/>
+                <w:sz w:val="18"/>
+              </w:rPr>
+              <w:t>boa</w:t>
+            </w:r>
+          </w:p>
+        </w:tc>
+      </w:tr>
+      <w:tr>
+        <w:tc>
+          <w:tcPr>
+            <w:tcW w:type="dxa" w:w="1344"/>
+            <w:tcBorders>
+              <w:top w:val="single" w:sz="6" w:color="000000"/>
+              <w:bottom w:val="single" w:sz="6" w:color="000000"/>
+              <w:left w:val="nil" w:sz="6" w:color="000000"/>
+              <w:right w:val="nil" w:sz="6" w:color="000000"/>
+            </w:tcBorders>
+          </w:tcPr>
+          <w:p>
+            <w:pPr>
+              <w:jc w:val="left"/>
+            </w:pPr>
+            <w:r/>
+            <w:r>
+              <w:rPr>
+                <w:rFonts w:ascii="Times New Roman" w:hAnsi="Times New Roman"/>
+                <w:sz w:val="18"/>
+              </w:rPr>
+              <w:t>Raiva</w:t>
+            </w:r>
+          </w:p>
+        </w:tc>
+        <w:tc>
+          <w:tcPr>
+            <w:tcW w:type="dxa" w:w="1344"/>
+            <w:tcBorders>
+              <w:top w:val="single" w:sz="6" w:color="000000"/>
+              <w:bottom w:val="single" w:sz="6" w:color="000000"/>
+              <w:left w:val="nil" w:sz="6" w:color="000000"/>
+              <w:right w:val="nil" w:sz="6" w:color="000000"/>
+            </w:tcBorders>
+          </w:tcPr>
+          <w:p>
+            <w:pPr>
+              <w:jc w:val="center"/>
+            </w:pPr>
+            <w:r/>
+            <w:r>
+              <w:rPr>
+                <w:rFonts w:ascii="Times New Roman" w:hAnsi="Times New Roman"/>
+                <w:sz w:val="18"/>
+              </w:rPr>
+              <w:t>0,657</w:t>
+            </w:r>
+          </w:p>
+        </w:tc>
+        <w:tc>
+          <w:tcPr>
+            <w:tcW w:type="dxa" w:w="1344"/>
+            <w:tcBorders>
+              <w:top w:val="single" w:sz="6" w:color="000000"/>
+              <w:bottom w:val="single" w:sz="6" w:color="000000"/>
+              <w:left w:val="nil" w:sz="6" w:color="000000"/>
+              <w:right w:val="nil" w:sz="6" w:color="000000"/>
+            </w:tcBorders>
+          </w:tcPr>
+          <w:p>
+            <w:pPr>
+              <w:jc w:val="center"/>
+            </w:pPr>
+            <w:r/>
+            <w:r>
+              <w:rPr>
+                <w:rFonts w:ascii="Times New Roman" w:hAnsi="Times New Roman"/>
+                <w:sz w:val="18"/>
+              </w:rPr>
+              <w:t>&lt; 0,001</w:t>
+            </w:r>
+          </w:p>
+        </w:tc>
+        <w:tc>
+          <w:tcPr>
+            <w:tcW w:type="dxa" w:w="1344"/>
+            <w:tcBorders>
+              <w:top w:val="single" w:sz="6" w:color="000000"/>
+              <w:bottom w:val="single" w:sz="6" w:color="000000"/>
+              <w:left w:val="nil" w:sz="6" w:color="000000"/>
+              <w:right w:val="nil" w:sz="6" w:color="000000"/>
+            </w:tcBorders>
+          </w:tcPr>
+          <w:p>
+            <w:pPr>
+              <w:jc w:val="center"/>
+            </w:pPr>
+            <w:r/>
+            <w:r>
+              <w:rPr>
+                <w:rFonts w:ascii="Times New Roman" w:hAnsi="Times New Roman"/>
+                <w:sz w:val="18"/>
+              </w:rPr>
+              <w:t>+2,06</w:t>
+            </w:r>
+          </w:p>
+        </w:tc>
+        <w:tc>
+          <w:tcPr>
+            <w:tcW w:type="dxa" w:w="1344"/>
+            <w:tcBorders>
+              <w:top w:val="single" w:sz="6" w:color="000000"/>
+              <w:bottom w:val="single" w:sz="6" w:color="000000"/>
+              <w:left w:val="nil" w:sz="6" w:color="000000"/>
+              <w:right w:val="nil" w:sz="6" w:color="000000"/>
+            </w:tcBorders>
+          </w:tcPr>
+          <w:p>
+            <w:pPr>
+              <w:jc w:val="center"/>
+            </w:pPr>
+            <w:r/>
+            <w:r>
+              <w:rPr>
+                <w:rFonts w:ascii="Times New Roman" w:hAnsi="Times New Roman"/>
+                <w:sz w:val="18"/>
+              </w:rPr>
+              <w:t>0,37</w:t>
+            </w:r>
+          </w:p>
+        </w:tc>
+        <w:tc>
+          <w:tcPr>
+            <w:tcW w:type="dxa" w:w="1344"/>
+            <w:tcBorders>
+              <w:top w:val="single" w:sz="6" w:color="000000"/>
+              <w:bottom w:val="single" w:sz="6" w:color="000000"/>
+              <w:left w:val="nil" w:sz="6" w:color="000000"/>
+              <w:right w:val="nil" w:sz="6" w:color="000000"/>
+            </w:tcBorders>
+          </w:tcPr>
+          <w:p>
+            <w:pPr>
+              <w:jc w:val="center"/>
+            </w:pPr>
+            <w:r/>
+            <w:r>
+              <w:rPr>
+                <w:rFonts w:ascii="Times New Roman" w:hAnsi="Times New Roman"/>
+                <w:sz w:val="18"/>
+              </w:rPr>
+              <w:t>0,81</w:t>
+            </w:r>
+          </w:p>
+        </w:tc>
+        <w:tc>
+          <w:tcPr>
+            <w:tcW w:type="dxa" w:w="1344"/>
+            <w:tcBorders>
+              <w:top w:val="single" w:sz="6" w:color="000000"/>
+              <w:bottom w:val="single" w:sz="6" w:color="000000"/>
+              <w:left w:val="nil" w:sz="6" w:color="000000"/>
+              <w:right w:val="nil" w:sz="6" w:color="000000"/>
+            </w:tcBorders>
+          </w:tcPr>
+          <w:p>
+            <w:pPr>
+              <w:jc w:val="center"/>
+            </w:pPr>
+            <w:r/>
+            <w:r>
+              <w:rPr>
+                <w:rFonts w:ascii="Times New Roman" w:hAnsi="Times New Roman"/>
+                <w:sz w:val="18"/>
+              </w:rPr>
+              <w:t>pobre</w:t>
+            </w:r>
+          </w:p>
+        </w:tc>
+      </w:tr>
+      <w:tr>
+        <w:tc>
+          <w:tcPr>
+            <w:tcW w:type="dxa" w:w="1344"/>
+            <w:tcBorders>
+              <w:top w:val="single" w:sz="6" w:color="000000"/>
+              <w:bottom w:val="single" w:sz="6" w:color="000000"/>
+              <w:left w:val="nil" w:sz="6" w:color="000000"/>
+              <w:right w:val="nil" w:sz="6" w:color="000000"/>
+            </w:tcBorders>
+          </w:tcPr>
+          <w:p>
+            <w:pPr>
+              <w:jc w:val="left"/>
+            </w:pPr>
+            <w:r/>
+            <w:r>
+              <w:rPr>
+                <w:rFonts w:ascii="Times New Roman" w:hAnsi="Times New Roman"/>
+                <w:sz w:val="18"/>
+              </w:rPr>
+              <w:t>Confusão</w:t>
+            </w:r>
+          </w:p>
+        </w:tc>
+        <w:tc>
+          <w:tcPr>
+            <w:tcW w:type="dxa" w:w="1344"/>
+            <w:tcBorders>
+              <w:top w:val="single" w:sz="6" w:color="000000"/>
+              <w:bottom w:val="single" w:sz="6" w:color="000000"/>
+              <w:left w:val="nil" w:sz="6" w:color="000000"/>
+              <w:right w:val="nil" w:sz="6" w:color="000000"/>
+            </w:tcBorders>
+          </w:tcPr>
+          <w:p>
+            <w:pPr>
+              <w:jc w:val="center"/>
+            </w:pPr>
+            <w:r/>
+            <w:r>
+              <w:rPr>
+                <w:rFonts w:ascii="Times New Roman" w:hAnsi="Times New Roman"/>
+                <w:sz w:val="18"/>
+              </w:rPr>
+              <w:t>0,440</w:t>
+            </w:r>
+          </w:p>
+        </w:tc>
+        <w:tc>
+          <w:tcPr>
+            <w:tcW w:type="dxa" w:w="1344"/>
+            <w:tcBorders>
+              <w:top w:val="single" w:sz="6" w:color="000000"/>
+              <w:bottom w:val="single" w:sz="6" w:color="000000"/>
+              <w:left w:val="nil" w:sz="6" w:color="000000"/>
+              <w:right w:val="nil" w:sz="6" w:color="000000"/>
+            </w:tcBorders>
+          </w:tcPr>
+          <w:p>
+            <w:pPr>
+              <w:jc w:val="center"/>
+            </w:pPr>
+            <w:r/>
+            <w:r>
+              <w:rPr>
+                <w:rFonts w:ascii="Times New Roman" w:hAnsi="Times New Roman"/>
+                <w:sz w:val="18"/>
+              </w:rPr>
+              <w:t>&lt; 0,001</w:t>
+            </w:r>
+          </w:p>
+        </w:tc>
+        <w:tc>
+          <w:tcPr>
+            <w:tcW w:type="dxa" w:w="1344"/>
+            <w:tcBorders>
+              <w:top w:val="single" w:sz="6" w:color="000000"/>
+              <w:bottom w:val="single" w:sz="6" w:color="000000"/>
+              <w:left w:val="nil" w:sz="6" w:color="000000"/>
+              <w:right w:val="nil" w:sz="6" w:color="000000"/>
+            </w:tcBorders>
+          </w:tcPr>
+          <w:p>
+            <w:pPr>
+              <w:jc w:val="center"/>
+            </w:pPr>
+            <w:r/>
+            <w:r>
+              <w:rPr>
+                <w:rFonts w:ascii="Times New Roman" w:hAnsi="Times New Roman"/>
+                <w:sz w:val="18"/>
+              </w:rPr>
+              <w:t>+3,73</w:t>
+            </w:r>
+          </w:p>
+        </w:tc>
+        <w:tc>
+          <w:tcPr>
+            <w:tcW w:type="dxa" w:w="1344"/>
+            <w:tcBorders>
+              <w:top w:val="single" w:sz="6" w:color="000000"/>
+              <w:bottom w:val="single" w:sz="6" w:color="000000"/>
+              <w:left w:val="nil" w:sz="6" w:color="000000"/>
+              <w:right w:val="nil" w:sz="6" w:color="000000"/>
+            </w:tcBorders>
+          </w:tcPr>
+          <w:p>
+            <w:pPr>
+              <w:jc w:val="center"/>
+            </w:pPr>
+            <w:r/>
+            <w:r>
+              <w:rPr>
+                <w:rFonts w:ascii="Times New Roman" w:hAnsi="Times New Roman"/>
+                <w:sz w:val="18"/>
+              </w:rPr>
+              <w:t>0,50</w:t>
+            </w:r>
+          </w:p>
+        </w:tc>
+        <w:tc>
+          <w:tcPr>
+            <w:tcW w:type="dxa" w:w="1344"/>
+            <w:tcBorders>
+              <w:top w:val="single" w:sz="6" w:color="000000"/>
+              <w:bottom w:val="single" w:sz="6" w:color="000000"/>
+              <w:left w:val="nil" w:sz="6" w:color="000000"/>
+              <w:right w:val="nil" w:sz="6" w:color="000000"/>
+            </w:tcBorders>
+          </w:tcPr>
+          <w:p>
+            <w:pPr>
+              <w:jc w:val="center"/>
+            </w:pPr>
+            <w:r/>
+            <w:r>
+              <w:rPr>
+                <w:rFonts w:ascii="Times New Roman" w:hAnsi="Times New Roman"/>
+                <w:sz w:val="18"/>
+              </w:rPr>
+              <w:t>0,87</w:t>
+            </w:r>
+          </w:p>
+        </w:tc>
+        <w:tc>
+          <w:tcPr>
+            <w:tcW w:type="dxa" w:w="1344"/>
+            <w:tcBorders>
+              <w:top w:val="single" w:sz="6" w:color="000000"/>
+              <w:bottom w:val="single" w:sz="6" w:color="000000"/>
+              <w:left w:val="nil" w:sz="6" w:color="000000"/>
+              <w:right w:val="nil" w:sz="6" w:color="000000"/>
+            </w:tcBorders>
+          </w:tcPr>
+          <w:p>
+            <w:pPr>
+              <w:jc w:val="center"/>
+            </w:pPr>
+            <w:r/>
+            <w:r>
+              <w:rPr>
+                <w:rFonts w:ascii="Times New Roman" w:hAnsi="Times New Roman"/>
+                <w:sz w:val="18"/>
+              </w:rPr>
+              <w:t>pobre</w:t>
+            </w:r>
+          </w:p>
+        </w:tc>
+      </w:tr>
+    </w:tbl>
+    <w:p>
+      <w:pPr>
+        <w:spacing w:after="120"/>
+      </w:pPr>
+      <w:r>
+        <w:rPr>
+          <w:sz w:val="18"/>
+        </w:rPr>
+        <w:t>Fonte: dados da pesquisa (2026).</w:t>
+      </w:r>
+    </w:p>
+    <w:p>
+      <w:pPr>
+        <w:spacing w:before="120"/>
+        <w:jc w:val="center"/>
+      </w:pPr>
+      <w:r>
+        <w:drawing>
+          <wp:inline xmlns:a="http://schemas.openxmlformats.org/drawingml/2006/main" xmlns:pic="http://schemas.openxmlformats.org/drawingml/2006/picture">
+            <wp:extent cx="5580000" cy="2529600"/>
+            <wp:docPr id="2" name="Picture 2"/>
+            <wp:cNvGraphicFramePr>
+              <a:graphicFrameLocks noChangeAspect="1"/>
+            </wp:cNvGraphicFramePr>
+            <a:graphic>
+              <a:graphicData uri="http://schemas.openxmlformats.org/drawingml/2006/picture">
+                <pic:pic>
+                  <pic:nvPicPr>
+                    <pic:cNvPr id="0" name="xb3_hist.png"/>
+                    <pic:cNvPicPr/>
+                  </pic:nvPicPr>
+                  <pic:blipFill>
+                    <a:blip r:embed="rId10"/>
+                    <a:stretch>
+                      <a:fillRect/>
+                    </a:stretch>
+                  </pic:blipFill>
+                  <pic:spPr>
+                    <a:xfrm>
+                      <a:off x="0" y="0"/>
+                      <a:ext cx="5580000" cy="2529600"/>
+                    </a:xfrm>
+                    <a:prstGeom prst="rect"/>
+                  </pic:spPr>
+                </pic:pic>
+              </a:graphicData>
+            </a:graphic>
+          </wp:inline>
+        </w:drawing>
+      </w:r>
+    </w:p>
+    <w:p>
+      <w:pPr>
+        <w:jc w:val="center"/>
+      </w:pPr>
+      <w:r>
+        <w:rPr>
+          <w:sz w:val="22"/>
+        </w:rPr>
+        <w:t>Figura 2 – Distribuição de frequências das seis subescalas do BRUMS (linha tracejada = mediana).</w:t>
+      </w:r>
+    </w:p>
+    <w:p>
+      <w:pPr>
+        <w:spacing w:after="120"/>
+        <w:jc w:val="center"/>
+      </w:pPr>
+      <w:r>
+        <w:rPr>
+          <w:sz w:val="18"/>
+        </w:rPr>
+        <w:t>Fonte: elaboração dos autores (2026).</w:t>
+      </w:r>
+    </w:p>
+    <w:p>
+      <w:pPr>
+        <w:spacing w:before="120"/>
+        <w:jc w:val="center"/>
+      </w:pPr>
+      <w:r>
+        <w:drawing>
+          <wp:inline xmlns:a="http://schemas.openxmlformats.org/drawingml/2006/main" xmlns:pic="http://schemas.openxmlformats.org/drawingml/2006/picture">
+            <wp:extent cx="5580000" cy="2716579"/>
+            <wp:docPr id="3" name="Picture 3"/>
+            <wp:cNvGraphicFramePr>
+              <a:graphicFrameLocks noChangeAspect="1"/>
+            </wp:cNvGraphicFramePr>
+            <a:graphic>
+              <a:graphicData uri="http://schemas.openxmlformats.org/drawingml/2006/picture">
+                <pic:pic>
+                  <pic:nvPicPr>
+                    <pic:cNvPr id="0" name="xb3_box.png"/>
+                    <pic:cNvPicPr/>
+                  </pic:nvPicPr>
+                  <pic:blipFill>
+                    <a:blip r:embed="rId11"/>
+                    <a:stretch>
+                      <a:fillRect/>
+                    </a:stretch>
+                  </pic:blipFill>
+                  <pic:spPr>
+                    <a:xfrm>
+                      <a:off x="0" y="0"/>
+                      <a:ext cx="5580000" cy="2716579"/>
+                    </a:xfrm>
+                    <a:prstGeom prst="rect"/>
+                  </pic:spPr>
+                </pic:pic>
+              </a:graphicData>
+            </a:graphic>
+          </wp:inline>
+        </w:drawing>
+      </w:r>
+    </w:p>
+    <w:p>
+      <w:pPr>
+        <w:jc w:val="center"/>
+      </w:pPr>
+      <w:r>
+        <w:rPr>
+          <w:sz w:val="22"/>
+        </w:rPr>
+        <w:t>Figura 3 – Diagramas de caixa das seis subescalas por dia (mediana, quartis e valores atípicos).</w:t>
+      </w:r>
+    </w:p>
+    <w:p>
+      <w:pPr>
+        <w:spacing w:after="120"/>
+        <w:jc w:val="center"/>
+      </w:pPr>
+      <w:r>
+        <w:rPr>
+          <w:sz w:val="18"/>
+        </w:rPr>
+        <w:t>Fonte: elaboração dos autores (2026).</w:t>
+      </w:r>
+    </w:p>
+    <w:p>
+      <w:pPr>
         <w:spacing w:before="120"/>
         <w:jc w:val="center"/>
       </w:pPr>
@@ -2655,7 +4030,7 @@
         <w:drawing>
           <wp:inline xmlns:a="http://schemas.openxmlformats.org/drawingml/2006/main" xmlns:pic="http://schemas.openxmlformats.org/drawingml/2006/picture">
             <wp:extent cx="5580000" cy="2232000"/>
-            <wp:docPr id="2" name="Picture 2"/>
+            <wp:docPr id="4" name="Picture 4"/>
             <wp:cNvGraphicFramePr>
               <a:graphicFrameLocks noChangeAspect="1"/>
             </wp:cNvGraphicFramePr>
@@ -2667,7 +4042,7 @@
                     <pic:cNvPicPr/>
                   </pic:nvPicPr>
                   <pic:blipFill>
-                    <a:blip r:embed="rId10"/>
+                    <a:blip r:embed="rId12"/>
                     <a:stretch>
                       <a:fillRect/>
                     </a:stretch>
@@ -2694,7 +4069,7 @@
         <w:rPr>
           <w:sz w:val="22"/>
         </w:rPr>
-        <w:t>Figura 2 – Trajetória das subescalas do BRUMS ao longo da semana (médias diárias; áreas sombreadas = IC95%).</w:t>
+        <w:t>Figura 4 – Trajetória das subescalas do BRUMS ao longo da semana (médias diárias; áreas sombreadas = IC95%).</w:t>
       </w:r>
     </w:p>
     <w:p>
@@ -2732,7 +4107,7 @@
           <w:b w:val="0"/>
           <w:sz w:val="24"/>
         </w:rPr>
-        <w:t>As Tabelas 3 e 4 reúnem, para todas as subescalas, a resposta aguda pré→pós e a variação Dia 1 → Dia 7, com variação percentual, tamanho de efeito (dz) com IC95%, significância e magnitude. A seguir, cada subescala é interpretada em ordem lógica, iniciando pelo eixo energia–fadiga.</w:t>
+        <w:t>As Tabelas 4 e 5 reúnem, para todas as subescalas, a resposta aguda pré→pós e a variação Dia 1 → Dia 7, com variação percentual, tamanho de efeito (dz) com IC95%, significância e magnitude. A seguir, cada subescala é interpretada em ordem lógica, iniciando pelo eixo energia–fadiga.</w:t>
       </w:r>
     </w:p>
     <w:p>
@@ -2743,7 +4118,7 @@
         <w:rPr>
           <w:sz w:val="22"/>
         </w:rPr>
-        <w:t>Tabela 3 – Resposta aguda pré → pós agregada na semana, por subescala.</w:t>
+        <w:t>Tabela 4 – Resposta aguda pré → pós agregada na semana, por subescala.</w:t>
       </w:r>
     </w:p>
     <w:tbl>
@@ -4342,7 +5717,7 @@
         <w:rPr>
           <w:sz w:val="22"/>
         </w:rPr>
-        <w:t>Tabela 4 – Comparação Dia 1 → Dia 7, por subescala.</w:t>
+        <w:t>Tabela 5 – Comparação Dia 1 → Dia 7, por subescala.</w:t>
       </w:r>
     </w:p>
     <w:tbl>
@@ -6138,70 +7513,1228 @@
           <w:b w:val="0"/>
           <w:sz w:val="24"/>
         </w:rPr>
-        <w:t>A matriz de correlação entre atletas (Figura 3) revela um agrupamento coeso de afeto negativo: a depressão correlaciona-se com a raiva (ρ = +0,52), a confusão (ρ = +0,51) e a tensão (ρ = +0,35), e — de forma relevante — com a fadiga (ρ = +0,44); a raiva também acompanha a fadiga (ρ = +0,42). O eixo energia–fadiga aparece invertido (vigor × fadiga ρ = -0,38) e o vigor é praticamente independente das negativas.</w:t>
+        <w:t>As correlações de Spearman entre as subescalas (nível entre atletas) revelam um agrupamento coeso de afeto negativo (Tabela 6): a depressão associa-se à raiva (ρ = +0,52; p = 0,005) e à confusão (ρ = +0,51; p = 0,006), a tensão à confusão (ρ = +0,42; p = 0,028), e — de forma relevante — a fadiga associa-se à depressão (ρ = +0,44; p = 0,021) e à raiva (ρ = +0,42; p = 0,027). O vigor não se correlacionou significativamente com nenhuma subescala negativa, confirmando a relativa independência do polo energético.</w:t>
       </w:r>
     </w:p>
     <w:p>
       <w:pPr>
-        <w:spacing w:before="120"/>
-        <w:jc w:val="center"/>
-      </w:pPr>
-      <w:r>
-        <w:drawing>
-          <wp:inline xmlns:a="http://schemas.openxmlformats.org/drawingml/2006/main" xmlns:pic="http://schemas.openxmlformats.org/drawingml/2006/picture">
-            <wp:extent cx="3780000" cy="3319024"/>
-            <wp:docPr id="3" name="Picture 3"/>
-            <wp:cNvGraphicFramePr>
-              <a:graphicFrameLocks noChangeAspect="1"/>
-            </wp:cNvGraphicFramePr>
-            <a:graphic>
-              <a:graphicData uri="http://schemas.openxmlformats.org/drawingml/2006/picture">
-                <pic:pic>
-                  <pic:nvPicPr>
-                    <pic:cNvPr id="0" name="xb2_heatmap.png"/>
-                    <pic:cNvPicPr/>
-                  </pic:nvPicPr>
-                  <pic:blipFill>
-                    <a:blip r:embed="rId11"/>
-                    <a:stretch>
-                      <a:fillRect/>
-                    </a:stretch>
-                  </pic:blipFill>
-                  <pic:spPr>
-                    <a:xfrm>
-                      <a:off x="0" y="0"/>
-                      <a:ext cx="3780000" cy="3319024"/>
-                    </a:xfrm>
-                    <a:prstGeom prst="rect"/>
-                  </pic:spPr>
-                </pic:pic>
-              </a:graphicData>
-            </a:graphic>
-          </wp:inline>
-        </w:drawing>
-      </w:r>
-    </w:p>
-    <w:p>
-      <w:pPr>
-        <w:jc w:val="center"/>
+        <w:spacing w:before="160" w:after="40"/>
       </w:pPr>
       <w:r>
         <w:rPr>
           <w:sz w:val="22"/>
         </w:rPr>
-        <w:t>Figura 3 – Matriz de correlação de Spearman entre as subescalas do BRUMS (nível entre atletas).</w:t>
+        <w:t>Tabela 6 – Correlação de Spearman entre as subescalas do BRUMS (nível entre atletas, n = 27): coeficiente (ρ) e valor de p.</w:t>
       </w:r>
     </w:p>
+    <w:tbl>
+      <w:tblPr>
+        <w:tblW w:type="auto" w:w="0"/>
+        <w:jc w:val="center"/>
+        <w:tblLook w:firstColumn="1" w:firstRow="1" w:lastColumn="0" w:lastRow="0" w:noHBand="0" w:noVBand="1" w:val="04A0"/>
+      </w:tblPr>
+      <w:tblGrid>
+        <w:gridCol w:w="3135"/>
+        <w:gridCol w:w="3135"/>
+        <w:gridCol w:w="3135"/>
+      </w:tblGrid>
+      <w:tr>
+        <w:tc>
+          <w:tcPr>
+            <w:tcW w:type="dxa" w:w="3135"/>
+            <w:tcBorders>
+              <w:top w:val="single" w:sz="6" w:color="000000"/>
+              <w:bottom w:val="single" w:sz="6" w:color="000000"/>
+              <w:left w:val="nil" w:sz="6" w:color="000000"/>
+              <w:right w:val="nil" w:sz="6" w:color="000000"/>
+            </w:tcBorders>
+          </w:tcPr>
+          <w:p>
+            <w:pPr>
+              <w:jc w:val="center"/>
+            </w:pPr>
+            <w:r/>
+            <w:r>
+              <w:rPr>
+                <w:rFonts w:ascii="Times New Roman" w:hAnsi="Times New Roman"/>
+                <w:b/>
+                <w:sz w:val="18"/>
+              </w:rPr>
+              <w:t>Par de subescalas</w:t>
+            </w:r>
+          </w:p>
+        </w:tc>
+        <w:tc>
+          <w:tcPr>
+            <w:tcW w:type="dxa" w:w="3135"/>
+            <w:tcBorders>
+              <w:top w:val="single" w:sz="6" w:color="000000"/>
+              <w:bottom w:val="single" w:sz="6" w:color="000000"/>
+              <w:left w:val="nil" w:sz="6" w:color="000000"/>
+              <w:right w:val="nil" w:sz="6" w:color="000000"/>
+            </w:tcBorders>
+          </w:tcPr>
+          <w:p>
+            <w:pPr>
+              <w:jc w:val="center"/>
+            </w:pPr>
+            <w:r/>
+            <w:r>
+              <w:rPr>
+                <w:rFonts w:ascii="Times New Roman" w:hAnsi="Times New Roman"/>
+                <w:b/>
+                <w:sz w:val="18"/>
+              </w:rPr>
+              <w:t>ρ</w:t>
+            </w:r>
+          </w:p>
+        </w:tc>
+        <w:tc>
+          <w:tcPr>
+            <w:tcW w:type="dxa" w:w="3135"/>
+            <w:tcBorders>
+              <w:top w:val="single" w:sz="6" w:color="000000"/>
+              <w:bottom w:val="single" w:sz="6" w:color="000000"/>
+              <w:left w:val="nil" w:sz="6" w:color="000000"/>
+              <w:right w:val="nil" w:sz="6" w:color="000000"/>
+            </w:tcBorders>
+          </w:tcPr>
+          <w:p>
+            <w:pPr>
+              <w:jc w:val="center"/>
+            </w:pPr>
+            <w:r/>
+            <w:r>
+              <w:rPr>
+                <w:rFonts w:ascii="Times New Roman" w:hAnsi="Times New Roman"/>
+                <w:b/>
+                <w:sz w:val="18"/>
+              </w:rPr>
+              <w:t>p</w:t>
+            </w:r>
+          </w:p>
+        </w:tc>
+      </w:tr>
+      <w:tr>
+        <w:tc>
+          <w:tcPr>
+            <w:tcW w:type="dxa" w:w="3135"/>
+            <w:tcBorders>
+              <w:top w:val="single" w:sz="6" w:color="000000"/>
+              <w:bottom w:val="single" w:sz="6" w:color="000000"/>
+              <w:left w:val="nil" w:sz="6" w:color="000000"/>
+              <w:right w:val="nil" w:sz="6" w:color="000000"/>
+            </w:tcBorders>
+          </w:tcPr>
+          <w:p>
+            <w:pPr>
+              <w:jc w:val="left"/>
+            </w:pPr>
+            <w:r/>
+            <w:r>
+              <w:rPr>
+                <w:rFonts w:ascii="Times New Roman" w:hAnsi="Times New Roman"/>
+                <w:sz w:val="18"/>
+              </w:rPr>
+              <w:t>Vigor × Fadiga</w:t>
+            </w:r>
+          </w:p>
+        </w:tc>
+        <w:tc>
+          <w:tcPr>
+            <w:tcW w:type="dxa" w:w="3135"/>
+            <w:tcBorders>
+              <w:top w:val="single" w:sz="6" w:color="000000"/>
+              <w:bottom w:val="single" w:sz="6" w:color="000000"/>
+              <w:left w:val="nil" w:sz="6" w:color="000000"/>
+              <w:right w:val="nil" w:sz="6" w:color="000000"/>
+            </w:tcBorders>
+          </w:tcPr>
+          <w:p>
+            <w:pPr>
+              <w:jc w:val="center"/>
+            </w:pPr>
+            <w:r/>
+            <w:r>
+              <w:rPr>
+                <w:rFonts w:ascii="Times New Roman" w:hAnsi="Times New Roman"/>
+                <w:sz w:val="18"/>
+              </w:rPr>
+              <w:t>-0,38</w:t>
+            </w:r>
+          </w:p>
+        </w:tc>
+        <w:tc>
+          <w:tcPr>
+            <w:tcW w:type="dxa" w:w="3135"/>
+            <w:tcBorders>
+              <w:top w:val="single" w:sz="6" w:color="000000"/>
+              <w:bottom w:val="single" w:sz="6" w:color="000000"/>
+              <w:left w:val="nil" w:sz="6" w:color="000000"/>
+              <w:right w:val="nil" w:sz="6" w:color="000000"/>
+            </w:tcBorders>
+          </w:tcPr>
+          <w:p>
+            <w:pPr>
+              <w:jc w:val="center"/>
+            </w:pPr>
+            <w:r/>
+            <w:r>
+              <w:rPr>
+                <w:rFonts w:ascii="Times New Roman" w:hAnsi="Times New Roman"/>
+                <w:sz w:val="18"/>
+              </w:rPr>
+              <w:t>0,052</w:t>
+            </w:r>
+          </w:p>
+        </w:tc>
+      </w:tr>
+      <w:tr>
+        <w:tc>
+          <w:tcPr>
+            <w:tcW w:type="dxa" w:w="3135"/>
+            <w:tcBorders>
+              <w:top w:val="single" w:sz="6" w:color="000000"/>
+              <w:bottom w:val="single" w:sz="6" w:color="000000"/>
+              <w:left w:val="nil" w:sz="6" w:color="000000"/>
+              <w:right w:val="nil" w:sz="6" w:color="000000"/>
+            </w:tcBorders>
+          </w:tcPr>
+          <w:p>
+            <w:pPr>
+              <w:jc w:val="left"/>
+            </w:pPr>
+            <w:r/>
+            <w:r>
+              <w:rPr>
+                <w:rFonts w:ascii="Times New Roman" w:hAnsi="Times New Roman"/>
+                <w:sz w:val="18"/>
+              </w:rPr>
+              <w:t>Vigor × Tensão</w:t>
+            </w:r>
+          </w:p>
+        </w:tc>
+        <w:tc>
+          <w:tcPr>
+            <w:tcW w:type="dxa" w:w="3135"/>
+            <w:tcBorders>
+              <w:top w:val="single" w:sz="6" w:color="000000"/>
+              <w:bottom w:val="single" w:sz="6" w:color="000000"/>
+              <w:left w:val="nil" w:sz="6" w:color="000000"/>
+              <w:right w:val="nil" w:sz="6" w:color="000000"/>
+            </w:tcBorders>
+          </w:tcPr>
+          <w:p>
+            <w:pPr>
+              <w:jc w:val="center"/>
+            </w:pPr>
+            <w:r/>
+            <w:r>
+              <w:rPr>
+                <w:rFonts w:ascii="Times New Roman" w:hAnsi="Times New Roman"/>
+                <w:sz w:val="18"/>
+              </w:rPr>
+              <w:t>+0,17</w:t>
+            </w:r>
+          </w:p>
+        </w:tc>
+        <w:tc>
+          <w:tcPr>
+            <w:tcW w:type="dxa" w:w="3135"/>
+            <w:tcBorders>
+              <w:top w:val="single" w:sz="6" w:color="000000"/>
+              <w:bottom w:val="single" w:sz="6" w:color="000000"/>
+              <w:left w:val="nil" w:sz="6" w:color="000000"/>
+              <w:right w:val="nil" w:sz="6" w:color="000000"/>
+            </w:tcBorders>
+          </w:tcPr>
+          <w:p>
+            <w:pPr>
+              <w:jc w:val="center"/>
+            </w:pPr>
+            <w:r/>
+            <w:r>
+              <w:rPr>
+                <w:rFonts w:ascii="Times New Roman" w:hAnsi="Times New Roman"/>
+                <w:sz w:val="18"/>
+              </w:rPr>
+              <w:t>0,403</w:t>
+            </w:r>
+          </w:p>
+        </w:tc>
+      </w:tr>
+      <w:tr>
+        <w:tc>
+          <w:tcPr>
+            <w:tcW w:type="dxa" w:w="3135"/>
+            <w:tcBorders>
+              <w:top w:val="single" w:sz="6" w:color="000000"/>
+              <w:bottom w:val="single" w:sz="6" w:color="000000"/>
+              <w:left w:val="nil" w:sz="6" w:color="000000"/>
+              <w:right w:val="nil" w:sz="6" w:color="000000"/>
+            </w:tcBorders>
+          </w:tcPr>
+          <w:p>
+            <w:pPr>
+              <w:jc w:val="left"/>
+            </w:pPr>
+            <w:r/>
+            <w:r>
+              <w:rPr>
+                <w:rFonts w:ascii="Times New Roman" w:hAnsi="Times New Roman"/>
+                <w:sz w:val="18"/>
+              </w:rPr>
+              <w:t>Vigor × Depressão</w:t>
+            </w:r>
+          </w:p>
+        </w:tc>
+        <w:tc>
+          <w:tcPr>
+            <w:tcW w:type="dxa" w:w="3135"/>
+            <w:tcBorders>
+              <w:top w:val="single" w:sz="6" w:color="000000"/>
+              <w:bottom w:val="single" w:sz="6" w:color="000000"/>
+              <w:left w:val="nil" w:sz="6" w:color="000000"/>
+              <w:right w:val="nil" w:sz="6" w:color="000000"/>
+            </w:tcBorders>
+          </w:tcPr>
+          <w:p>
+            <w:pPr>
+              <w:jc w:val="center"/>
+            </w:pPr>
+            <w:r/>
+            <w:r>
+              <w:rPr>
+                <w:rFonts w:ascii="Times New Roman" w:hAnsi="Times New Roman"/>
+                <w:sz w:val="18"/>
+              </w:rPr>
+              <w:t>-0,11</w:t>
+            </w:r>
+          </w:p>
+        </w:tc>
+        <w:tc>
+          <w:tcPr>
+            <w:tcW w:type="dxa" w:w="3135"/>
+            <w:tcBorders>
+              <w:top w:val="single" w:sz="6" w:color="000000"/>
+              <w:bottom w:val="single" w:sz="6" w:color="000000"/>
+              <w:left w:val="nil" w:sz="6" w:color="000000"/>
+              <w:right w:val="nil" w:sz="6" w:color="000000"/>
+            </w:tcBorders>
+          </w:tcPr>
+          <w:p>
+            <w:pPr>
+              <w:jc w:val="center"/>
+            </w:pPr>
+            <w:r/>
+            <w:r>
+              <w:rPr>
+                <w:rFonts w:ascii="Times New Roman" w:hAnsi="Times New Roman"/>
+                <w:sz w:val="18"/>
+              </w:rPr>
+              <w:t>0,593</w:t>
+            </w:r>
+          </w:p>
+        </w:tc>
+      </w:tr>
+      <w:tr>
+        <w:tc>
+          <w:tcPr>
+            <w:tcW w:type="dxa" w:w="3135"/>
+            <w:tcBorders>
+              <w:top w:val="single" w:sz="6" w:color="000000"/>
+              <w:bottom w:val="single" w:sz="6" w:color="000000"/>
+              <w:left w:val="nil" w:sz="6" w:color="000000"/>
+              <w:right w:val="nil" w:sz="6" w:color="000000"/>
+            </w:tcBorders>
+          </w:tcPr>
+          <w:p>
+            <w:pPr>
+              <w:jc w:val="left"/>
+            </w:pPr>
+            <w:r/>
+            <w:r>
+              <w:rPr>
+                <w:rFonts w:ascii="Times New Roman" w:hAnsi="Times New Roman"/>
+                <w:sz w:val="18"/>
+              </w:rPr>
+              <w:t>Vigor × Raiva</w:t>
+            </w:r>
+          </w:p>
+        </w:tc>
+        <w:tc>
+          <w:tcPr>
+            <w:tcW w:type="dxa" w:w="3135"/>
+            <w:tcBorders>
+              <w:top w:val="single" w:sz="6" w:color="000000"/>
+              <w:bottom w:val="single" w:sz="6" w:color="000000"/>
+              <w:left w:val="nil" w:sz="6" w:color="000000"/>
+              <w:right w:val="nil" w:sz="6" w:color="000000"/>
+            </w:tcBorders>
+          </w:tcPr>
+          <w:p>
+            <w:pPr>
+              <w:jc w:val="center"/>
+            </w:pPr>
+            <w:r/>
+            <w:r>
+              <w:rPr>
+                <w:rFonts w:ascii="Times New Roman" w:hAnsi="Times New Roman"/>
+                <w:sz w:val="18"/>
+              </w:rPr>
+              <w:t>-0,23</w:t>
+            </w:r>
+          </w:p>
+        </w:tc>
+        <w:tc>
+          <w:tcPr>
+            <w:tcW w:type="dxa" w:w="3135"/>
+            <w:tcBorders>
+              <w:top w:val="single" w:sz="6" w:color="000000"/>
+              <w:bottom w:val="single" w:sz="6" w:color="000000"/>
+              <w:left w:val="nil" w:sz="6" w:color="000000"/>
+              <w:right w:val="nil" w:sz="6" w:color="000000"/>
+            </w:tcBorders>
+          </w:tcPr>
+          <w:p>
+            <w:pPr>
+              <w:jc w:val="center"/>
+            </w:pPr>
+            <w:r/>
+            <w:r>
+              <w:rPr>
+                <w:rFonts w:ascii="Times New Roman" w:hAnsi="Times New Roman"/>
+                <w:sz w:val="18"/>
+              </w:rPr>
+              <w:t>0,240</w:t>
+            </w:r>
+          </w:p>
+        </w:tc>
+      </w:tr>
+      <w:tr>
+        <w:tc>
+          <w:tcPr>
+            <w:tcW w:type="dxa" w:w="3135"/>
+            <w:tcBorders>
+              <w:top w:val="single" w:sz="6" w:color="000000"/>
+              <w:bottom w:val="single" w:sz="6" w:color="000000"/>
+              <w:left w:val="nil" w:sz="6" w:color="000000"/>
+              <w:right w:val="nil" w:sz="6" w:color="000000"/>
+            </w:tcBorders>
+          </w:tcPr>
+          <w:p>
+            <w:pPr>
+              <w:jc w:val="left"/>
+            </w:pPr>
+            <w:r/>
+            <w:r>
+              <w:rPr>
+                <w:rFonts w:ascii="Times New Roman" w:hAnsi="Times New Roman"/>
+                <w:sz w:val="18"/>
+              </w:rPr>
+              <w:t>Vigor × Confusão</w:t>
+            </w:r>
+          </w:p>
+        </w:tc>
+        <w:tc>
+          <w:tcPr>
+            <w:tcW w:type="dxa" w:w="3135"/>
+            <w:tcBorders>
+              <w:top w:val="single" w:sz="6" w:color="000000"/>
+              <w:bottom w:val="single" w:sz="6" w:color="000000"/>
+              <w:left w:val="nil" w:sz="6" w:color="000000"/>
+              <w:right w:val="nil" w:sz="6" w:color="000000"/>
+            </w:tcBorders>
+          </w:tcPr>
+          <w:p>
+            <w:pPr>
+              <w:jc w:val="center"/>
+            </w:pPr>
+            <w:r/>
+            <w:r>
+              <w:rPr>
+                <w:rFonts w:ascii="Times New Roman" w:hAnsi="Times New Roman"/>
+                <w:sz w:val="18"/>
+              </w:rPr>
+              <w:t>-0,09</w:t>
+            </w:r>
+          </w:p>
+        </w:tc>
+        <w:tc>
+          <w:tcPr>
+            <w:tcW w:type="dxa" w:w="3135"/>
+            <w:tcBorders>
+              <w:top w:val="single" w:sz="6" w:color="000000"/>
+              <w:bottom w:val="single" w:sz="6" w:color="000000"/>
+              <w:left w:val="nil" w:sz="6" w:color="000000"/>
+              <w:right w:val="nil" w:sz="6" w:color="000000"/>
+            </w:tcBorders>
+          </w:tcPr>
+          <w:p>
+            <w:pPr>
+              <w:jc w:val="center"/>
+            </w:pPr>
+            <w:r/>
+            <w:r>
+              <w:rPr>
+                <w:rFonts w:ascii="Times New Roman" w:hAnsi="Times New Roman"/>
+                <w:sz w:val="18"/>
+              </w:rPr>
+              <w:t>0,656</w:t>
+            </w:r>
+          </w:p>
+        </w:tc>
+      </w:tr>
+      <w:tr>
+        <w:tc>
+          <w:tcPr>
+            <w:tcW w:type="dxa" w:w="3135"/>
+            <w:tcBorders>
+              <w:top w:val="single" w:sz="6" w:color="000000"/>
+              <w:bottom w:val="single" w:sz="6" w:color="000000"/>
+              <w:left w:val="nil" w:sz="6" w:color="000000"/>
+              <w:right w:val="nil" w:sz="6" w:color="000000"/>
+            </w:tcBorders>
+          </w:tcPr>
+          <w:p>
+            <w:pPr>
+              <w:jc w:val="left"/>
+            </w:pPr>
+            <w:r/>
+            <w:r>
+              <w:rPr>
+                <w:rFonts w:ascii="Times New Roman" w:hAnsi="Times New Roman"/>
+                <w:sz w:val="18"/>
+              </w:rPr>
+              <w:t>Fadiga × Tensão</w:t>
+            </w:r>
+          </w:p>
+        </w:tc>
+        <w:tc>
+          <w:tcPr>
+            <w:tcW w:type="dxa" w:w="3135"/>
+            <w:tcBorders>
+              <w:top w:val="single" w:sz="6" w:color="000000"/>
+              <w:bottom w:val="single" w:sz="6" w:color="000000"/>
+              <w:left w:val="nil" w:sz="6" w:color="000000"/>
+              <w:right w:val="nil" w:sz="6" w:color="000000"/>
+            </w:tcBorders>
+          </w:tcPr>
+          <w:p>
+            <w:pPr>
+              <w:jc w:val="center"/>
+            </w:pPr>
+            <w:r/>
+            <w:r>
+              <w:rPr>
+                <w:rFonts w:ascii="Times New Roman" w:hAnsi="Times New Roman"/>
+                <w:sz w:val="18"/>
+              </w:rPr>
+              <w:t>-0,14</w:t>
+            </w:r>
+          </w:p>
+        </w:tc>
+        <w:tc>
+          <w:tcPr>
+            <w:tcW w:type="dxa" w:w="3135"/>
+            <w:tcBorders>
+              <w:top w:val="single" w:sz="6" w:color="000000"/>
+              <w:bottom w:val="single" w:sz="6" w:color="000000"/>
+              <w:left w:val="nil" w:sz="6" w:color="000000"/>
+              <w:right w:val="nil" w:sz="6" w:color="000000"/>
+            </w:tcBorders>
+          </w:tcPr>
+          <w:p>
+            <w:pPr>
+              <w:jc w:val="center"/>
+            </w:pPr>
+            <w:r/>
+            <w:r>
+              <w:rPr>
+                <w:rFonts w:ascii="Times New Roman" w:hAnsi="Times New Roman"/>
+                <w:sz w:val="18"/>
+              </w:rPr>
+              <w:t>0,496</w:t>
+            </w:r>
+          </w:p>
+        </w:tc>
+      </w:tr>
+      <w:tr>
+        <w:tc>
+          <w:tcPr>
+            <w:tcW w:type="dxa" w:w="3135"/>
+            <w:tcBorders>
+              <w:top w:val="single" w:sz="6" w:color="000000"/>
+              <w:bottom w:val="single" w:sz="6" w:color="000000"/>
+              <w:left w:val="nil" w:sz="6" w:color="000000"/>
+              <w:right w:val="nil" w:sz="6" w:color="000000"/>
+            </w:tcBorders>
+          </w:tcPr>
+          <w:p>
+            <w:pPr>
+              <w:jc w:val="left"/>
+            </w:pPr>
+            <w:r/>
+            <w:r>
+              <w:rPr>
+                <w:rFonts w:ascii="Times New Roman" w:hAnsi="Times New Roman"/>
+                <w:sz w:val="18"/>
+              </w:rPr>
+              <w:t>Fadiga × Depressão</w:t>
+            </w:r>
+          </w:p>
+        </w:tc>
+        <w:tc>
+          <w:tcPr>
+            <w:tcW w:type="dxa" w:w="3135"/>
+            <w:tcBorders>
+              <w:top w:val="single" w:sz="6" w:color="000000"/>
+              <w:bottom w:val="single" w:sz="6" w:color="000000"/>
+              <w:left w:val="nil" w:sz="6" w:color="000000"/>
+              <w:right w:val="nil" w:sz="6" w:color="000000"/>
+            </w:tcBorders>
+          </w:tcPr>
+          <w:p>
+            <w:pPr>
+              <w:jc w:val="center"/>
+            </w:pPr>
+            <w:r/>
+            <w:r>
+              <w:rPr>
+                <w:rFonts w:ascii="Times New Roman" w:hAnsi="Times New Roman"/>
+                <w:sz w:val="18"/>
+              </w:rPr>
+              <w:t>+0,44</w:t>
+            </w:r>
+          </w:p>
+        </w:tc>
+        <w:tc>
+          <w:tcPr>
+            <w:tcW w:type="dxa" w:w="3135"/>
+            <w:tcBorders>
+              <w:top w:val="single" w:sz="6" w:color="000000"/>
+              <w:bottom w:val="single" w:sz="6" w:color="000000"/>
+              <w:left w:val="nil" w:sz="6" w:color="000000"/>
+              <w:right w:val="nil" w:sz="6" w:color="000000"/>
+            </w:tcBorders>
+          </w:tcPr>
+          <w:p>
+            <w:pPr>
+              <w:jc w:val="center"/>
+            </w:pPr>
+            <w:r/>
+            <w:r>
+              <w:rPr>
+                <w:rFonts w:ascii="Times New Roman" w:hAnsi="Times New Roman"/>
+                <w:sz w:val="18"/>
+              </w:rPr>
+              <w:t>0,021</w:t>
+            </w:r>
+          </w:p>
+        </w:tc>
+      </w:tr>
+      <w:tr>
+        <w:tc>
+          <w:tcPr>
+            <w:tcW w:type="dxa" w:w="3135"/>
+            <w:tcBorders>
+              <w:top w:val="single" w:sz="6" w:color="000000"/>
+              <w:bottom w:val="single" w:sz="6" w:color="000000"/>
+              <w:left w:val="nil" w:sz="6" w:color="000000"/>
+              <w:right w:val="nil" w:sz="6" w:color="000000"/>
+            </w:tcBorders>
+          </w:tcPr>
+          <w:p>
+            <w:pPr>
+              <w:jc w:val="left"/>
+            </w:pPr>
+            <w:r/>
+            <w:r>
+              <w:rPr>
+                <w:rFonts w:ascii="Times New Roman" w:hAnsi="Times New Roman"/>
+                <w:sz w:val="18"/>
+              </w:rPr>
+              <w:t>Fadiga × Raiva</w:t>
+            </w:r>
+          </w:p>
+        </w:tc>
+        <w:tc>
+          <w:tcPr>
+            <w:tcW w:type="dxa" w:w="3135"/>
+            <w:tcBorders>
+              <w:top w:val="single" w:sz="6" w:color="000000"/>
+              <w:bottom w:val="single" w:sz="6" w:color="000000"/>
+              <w:left w:val="nil" w:sz="6" w:color="000000"/>
+              <w:right w:val="nil" w:sz="6" w:color="000000"/>
+            </w:tcBorders>
+          </w:tcPr>
+          <w:p>
+            <w:pPr>
+              <w:jc w:val="center"/>
+            </w:pPr>
+            <w:r/>
+            <w:r>
+              <w:rPr>
+                <w:rFonts w:ascii="Times New Roman" w:hAnsi="Times New Roman"/>
+                <w:sz w:val="18"/>
+              </w:rPr>
+              <w:t>+0,42</w:t>
+            </w:r>
+          </w:p>
+        </w:tc>
+        <w:tc>
+          <w:tcPr>
+            <w:tcW w:type="dxa" w:w="3135"/>
+            <w:tcBorders>
+              <w:top w:val="single" w:sz="6" w:color="000000"/>
+              <w:bottom w:val="single" w:sz="6" w:color="000000"/>
+              <w:left w:val="nil" w:sz="6" w:color="000000"/>
+              <w:right w:val="nil" w:sz="6" w:color="000000"/>
+            </w:tcBorders>
+          </w:tcPr>
+          <w:p>
+            <w:pPr>
+              <w:jc w:val="center"/>
+            </w:pPr>
+            <w:r/>
+            <w:r>
+              <w:rPr>
+                <w:rFonts w:ascii="Times New Roman" w:hAnsi="Times New Roman"/>
+                <w:sz w:val="18"/>
+              </w:rPr>
+              <w:t>0,027</w:t>
+            </w:r>
+          </w:p>
+        </w:tc>
+      </w:tr>
+      <w:tr>
+        <w:tc>
+          <w:tcPr>
+            <w:tcW w:type="dxa" w:w="3135"/>
+            <w:tcBorders>
+              <w:top w:val="single" w:sz="6" w:color="000000"/>
+              <w:bottom w:val="single" w:sz="6" w:color="000000"/>
+              <w:left w:val="nil" w:sz="6" w:color="000000"/>
+              <w:right w:val="nil" w:sz="6" w:color="000000"/>
+            </w:tcBorders>
+          </w:tcPr>
+          <w:p>
+            <w:pPr>
+              <w:jc w:val="left"/>
+            </w:pPr>
+            <w:r/>
+            <w:r>
+              <w:rPr>
+                <w:rFonts w:ascii="Times New Roman" w:hAnsi="Times New Roman"/>
+                <w:sz w:val="18"/>
+              </w:rPr>
+              <w:t>Fadiga × Confusão</w:t>
+            </w:r>
+          </w:p>
+        </w:tc>
+        <w:tc>
+          <w:tcPr>
+            <w:tcW w:type="dxa" w:w="3135"/>
+            <w:tcBorders>
+              <w:top w:val="single" w:sz="6" w:color="000000"/>
+              <w:bottom w:val="single" w:sz="6" w:color="000000"/>
+              <w:left w:val="nil" w:sz="6" w:color="000000"/>
+              <w:right w:val="nil" w:sz="6" w:color="000000"/>
+            </w:tcBorders>
+          </w:tcPr>
+          <w:p>
+            <w:pPr>
+              <w:jc w:val="center"/>
+            </w:pPr>
+            <w:r/>
+            <w:r>
+              <w:rPr>
+                <w:rFonts w:ascii="Times New Roman" w:hAnsi="Times New Roman"/>
+                <w:sz w:val="18"/>
+              </w:rPr>
+              <w:t>+0,12</w:t>
+            </w:r>
+          </w:p>
+        </w:tc>
+        <w:tc>
+          <w:tcPr>
+            <w:tcW w:type="dxa" w:w="3135"/>
+            <w:tcBorders>
+              <w:top w:val="single" w:sz="6" w:color="000000"/>
+              <w:bottom w:val="single" w:sz="6" w:color="000000"/>
+              <w:left w:val="nil" w:sz="6" w:color="000000"/>
+              <w:right w:val="nil" w:sz="6" w:color="000000"/>
+            </w:tcBorders>
+          </w:tcPr>
+          <w:p>
+            <w:pPr>
+              <w:jc w:val="center"/>
+            </w:pPr>
+            <w:r/>
+            <w:r>
+              <w:rPr>
+                <w:rFonts w:ascii="Times New Roman" w:hAnsi="Times New Roman"/>
+                <w:sz w:val="18"/>
+              </w:rPr>
+              <w:t>0,563</w:t>
+            </w:r>
+          </w:p>
+        </w:tc>
+      </w:tr>
+      <w:tr>
+        <w:tc>
+          <w:tcPr>
+            <w:tcW w:type="dxa" w:w="3135"/>
+            <w:tcBorders>
+              <w:top w:val="single" w:sz="6" w:color="000000"/>
+              <w:bottom w:val="single" w:sz="6" w:color="000000"/>
+              <w:left w:val="nil" w:sz="6" w:color="000000"/>
+              <w:right w:val="nil" w:sz="6" w:color="000000"/>
+            </w:tcBorders>
+          </w:tcPr>
+          <w:p>
+            <w:pPr>
+              <w:jc w:val="left"/>
+            </w:pPr>
+            <w:r/>
+            <w:r>
+              <w:rPr>
+                <w:rFonts w:ascii="Times New Roman" w:hAnsi="Times New Roman"/>
+                <w:sz w:val="18"/>
+              </w:rPr>
+              <w:t>Tensão × Depressão</w:t>
+            </w:r>
+          </w:p>
+        </w:tc>
+        <w:tc>
+          <w:tcPr>
+            <w:tcW w:type="dxa" w:w="3135"/>
+            <w:tcBorders>
+              <w:top w:val="single" w:sz="6" w:color="000000"/>
+              <w:bottom w:val="single" w:sz="6" w:color="000000"/>
+              <w:left w:val="nil" w:sz="6" w:color="000000"/>
+              <w:right w:val="nil" w:sz="6" w:color="000000"/>
+            </w:tcBorders>
+          </w:tcPr>
+          <w:p>
+            <w:pPr>
+              <w:jc w:val="center"/>
+            </w:pPr>
+            <w:r/>
+            <w:r>
+              <w:rPr>
+                <w:rFonts w:ascii="Times New Roman" w:hAnsi="Times New Roman"/>
+                <w:sz w:val="18"/>
+              </w:rPr>
+              <w:t>+0,35</w:t>
+            </w:r>
+          </w:p>
+        </w:tc>
+        <w:tc>
+          <w:tcPr>
+            <w:tcW w:type="dxa" w:w="3135"/>
+            <w:tcBorders>
+              <w:top w:val="single" w:sz="6" w:color="000000"/>
+              <w:bottom w:val="single" w:sz="6" w:color="000000"/>
+              <w:left w:val="nil" w:sz="6" w:color="000000"/>
+              <w:right w:val="nil" w:sz="6" w:color="000000"/>
+            </w:tcBorders>
+          </w:tcPr>
+          <w:p>
+            <w:pPr>
+              <w:jc w:val="center"/>
+            </w:pPr>
+            <w:r/>
+            <w:r>
+              <w:rPr>
+                <w:rFonts w:ascii="Times New Roman" w:hAnsi="Times New Roman"/>
+                <w:sz w:val="18"/>
+              </w:rPr>
+              <w:t>0,070</w:t>
+            </w:r>
+          </w:p>
+        </w:tc>
+      </w:tr>
+      <w:tr>
+        <w:tc>
+          <w:tcPr>
+            <w:tcW w:type="dxa" w:w="3135"/>
+            <w:tcBorders>
+              <w:top w:val="single" w:sz="6" w:color="000000"/>
+              <w:bottom w:val="single" w:sz="6" w:color="000000"/>
+              <w:left w:val="nil" w:sz="6" w:color="000000"/>
+              <w:right w:val="nil" w:sz="6" w:color="000000"/>
+            </w:tcBorders>
+          </w:tcPr>
+          <w:p>
+            <w:pPr>
+              <w:jc w:val="left"/>
+            </w:pPr>
+            <w:r/>
+            <w:r>
+              <w:rPr>
+                <w:rFonts w:ascii="Times New Roman" w:hAnsi="Times New Roman"/>
+                <w:sz w:val="18"/>
+              </w:rPr>
+              <w:t>Tensão × Raiva</w:t>
+            </w:r>
+          </w:p>
+        </w:tc>
+        <w:tc>
+          <w:tcPr>
+            <w:tcW w:type="dxa" w:w="3135"/>
+            <w:tcBorders>
+              <w:top w:val="single" w:sz="6" w:color="000000"/>
+              <w:bottom w:val="single" w:sz="6" w:color="000000"/>
+              <w:left w:val="nil" w:sz="6" w:color="000000"/>
+              <w:right w:val="nil" w:sz="6" w:color="000000"/>
+            </w:tcBorders>
+          </w:tcPr>
+          <w:p>
+            <w:pPr>
+              <w:jc w:val="center"/>
+            </w:pPr>
+            <w:r/>
+            <w:r>
+              <w:rPr>
+                <w:rFonts w:ascii="Times New Roman" w:hAnsi="Times New Roman"/>
+                <w:sz w:val="18"/>
+              </w:rPr>
+              <w:t>+0,16</w:t>
+            </w:r>
+          </w:p>
+        </w:tc>
+        <w:tc>
+          <w:tcPr>
+            <w:tcW w:type="dxa" w:w="3135"/>
+            <w:tcBorders>
+              <w:top w:val="single" w:sz="6" w:color="000000"/>
+              <w:bottom w:val="single" w:sz="6" w:color="000000"/>
+              <w:left w:val="nil" w:sz="6" w:color="000000"/>
+              <w:right w:val="nil" w:sz="6" w:color="000000"/>
+            </w:tcBorders>
+          </w:tcPr>
+          <w:p>
+            <w:pPr>
+              <w:jc w:val="center"/>
+            </w:pPr>
+            <w:r/>
+            <w:r>
+              <w:rPr>
+                <w:rFonts w:ascii="Times New Roman" w:hAnsi="Times New Roman"/>
+                <w:sz w:val="18"/>
+              </w:rPr>
+              <w:t>0,437</w:t>
+            </w:r>
+          </w:p>
+        </w:tc>
+      </w:tr>
+      <w:tr>
+        <w:tc>
+          <w:tcPr>
+            <w:tcW w:type="dxa" w:w="3135"/>
+            <w:tcBorders>
+              <w:top w:val="single" w:sz="6" w:color="000000"/>
+              <w:bottom w:val="single" w:sz="6" w:color="000000"/>
+              <w:left w:val="nil" w:sz="6" w:color="000000"/>
+              <w:right w:val="nil" w:sz="6" w:color="000000"/>
+            </w:tcBorders>
+          </w:tcPr>
+          <w:p>
+            <w:pPr>
+              <w:jc w:val="left"/>
+            </w:pPr>
+            <w:r/>
+            <w:r>
+              <w:rPr>
+                <w:rFonts w:ascii="Times New Roman" w:hAnsi="Times New Roman"/>
+                <w:sz w:val="18"/>
+              </w:rPr>
+              <w:t>Tensão × Confusão</w:t>
+            </w:r>
+          </w:p>
+        </w:tc>
+        <w:tc>
+          <w:tcPr>
+            <w:tcW w:type="dxa" w:w="3135"/>
+            <w:tcBorders>
+              <w:top w:val="single" w:sz="6" w:color="000000"/>
+              <w:bottom w:val="single" w:sz="6" w:color="000000"/>
+              <w:left w:val="nil" w:sz="6" w:color="000000"/>
+              <w:right w:val="nil" w:sz="6" w:color="000000"/>
+            </w:tcBorders>
+          </w:tcPr>
+          <w:p>
+            <w:pPr>
+              <w:jc w:val="center"/>
+            </w:pPr>
+            <w:r/>
+            <w:r>
+              <w:rPr>
+                <w:rFonts w:ascii="Times New Roman" w:hAnsi="Times New Roman"/>
+                <w:sz w:val="18"/>
+              </w:rPr>
+              <w:t>+0,42</w:t>
+            </w:r>
+          </w:p>
+        </w:tc>
+        <w:tc>
+          <w:tcPr>
+            <w:tcW w:type="dxa" w:w="3135"/>
+            <w:tcBorders>
+              <w:top w:val="single" w:sz="6" w:color="000000"/>
+              <w:bottom w:val="single" w:sz="6" w:color="000000"/>
+              <w:left w:val="nil" w:sz="6" w:color="000000"/>
+              <w:right w:val="nil" w:sz="6" w:color="000000"/>
+            </w:tcBorders>
+          </w:tcPr>
+          <w:p>
+            <w:pPr>
+              <w:jc w:val="center"/>
+            </w:pPr>
+            <w:r/>
+            <w:r>
+              <w:rPr>
+                <w:rFonts w:ascii="Times New Roman" w:hAnsi="Times New Roman"/>
+                <w:sz w:val="18"/>
+              </w:rPr>
+              <w:t>0,028</w:t>
+            </w:r>
+          </w:p>
+        </w:tc>
+      </w:tr>
+      <w:tr>
+        <w:tc>
+          <w:tcPr>
+            <w:tcW w:type="dxa" w:w="3135"/>
+            <w:tcBorders>
+              <w:top w:val="single" w:sz="6" w:color="000000"/>
+              <w:bottom w:val="single" w:sz="6" w:color="000000"/>
+              <w:left w:val="nil" w:sz="6" w:color="000000"/>
+              <w:right w:val="nil" w:sz="6" w:color="000000"/>
+            </w:tcBorders>
+          </w:tcPr>
+          <w:p>
+            <w:pPr>
+              <w:jc w:val="left"/>
+            </w:pPr>
+            <w:r/>
+            <w:r>
+              <w:rPr>
+                <w:rFonts w:ascii="Times New Roman" w:hAnsi="Times New Roman"/>
+                <w:sz w:val="18"/>
+              </w:rPr>
+              <w:t>Depressão × Raiva</w:t>
+            </w:r>
+          </w:p>
+        </w:tc>
+        <w:tc>
+          <w:tcPr>
+            <w:tcW w:type="dxa" w:w="3135"/>
+            <w:tcBorders>
+              <w:top w:val="single" w:sz="6" w:color="000000"/>
+              <w:bottom w:val="single" w:sz="6" w:color="000000"/>
+              <w:left w:val="nil" w:sz="6" w:color="000000"/>
+              <w:right w:val="nil" w:sz="6" w:color="000000"/>
+            </w:tcBorders>
+          </w:tcPr>
+          <w:p>
+            <w:pPr>
+              <w:jc w:val="center"/>
+            </w:pPr>
+            <w:r/>
+            <w:r>
+              <w:rPr>
+                <w:rFonts w:ascii="Times New Roman" w:hAnsi="Times New Roman"/>
+                <w:sz w:val="18"/>
+              </w:rPr>
+              <w:t>+0,52</w:t>
+            </w:r>
+          </w:p>
+        </w:tc>
+        <w:tc>
+          <w:tcPr>
+            <w:tcW w:type="dxa" w:w="3135"/>
+            <w:tcBorders>
+              <w:top w:val="single" w:sz="6" w:color="000000"/>
+              <w:bottom w:val="single" w:sz="6" w:color="000000"/>
+              <w:left w:val="nil" w:sz="6" w:color="000000"/>
+              <w:right w:val="nil" w:sz="6" w:color="000000"/>
+            </w:tcBorders>
+          </w:tcPr>
+          <w:p>
+            <w:pPr>
+              <w:jc w:val="center"/>
+            </w:pPr>
+            <w:r/>
+            <w:r>
+              <w:rPr>
+                <w:rFonts w:ascii="Times New Roman" w:hAnsi="Times New Roman"/>
+                <w:sz w:val="18"/>
+              </w:rPr>
+              <w:t>0,005</w:t>
+            </w:r>
+          </w:p>
+        </w:tc>
+      </w:tr>
+      <w:tr>
+        <w:tc>
+          <w:tcPr>
+            <w:tcW w:type="dxa" w:w="3135"/>
+            <w:tcBorders>
+              <w:top w:val="single" w:sz="6" w:color="000000"/>
+              <w:bottom w:val="single" w:sz="6" w:color="000000"/>
+              <w:left w:val="nil" w:sz="6" w:color="000000"/>
+              <w:right w:val="nil" w:sz="6" w:color="000000"/>
+            </w:tcBorders>
+          </w:tcPr>
+          <w:p>
+            <w:pPr>
+              <w:jc w:val="left"/>
+            </w:pPr>
+            <w:r/>
+            <w:r>
+              <w:rPr>
+                <w:rFonts w:ascii="Times New Roman" w:hAnsi="Times New Roman"/>
+                <w:sz w:val="18"/>
+              </w:rPr>
+              <w:t>Depressão × Confusão</w:t>
+            </w:r>
+          </w:p>
+        </w:tc>
+        <w:tc>
+          <w:tcPr>
+            <w:tcW w:type="dxa" w:w="3135"/>
+            <w:tcBorders>
+              <w:top w:val="single" w:sz="6" w:color="000000"/>
+              <w:bottom w:val="single" w:sz="6" w:color="000000"/>
+              <w:left w:val="nil" w:sz="6" w:color="000000"/>
+              <w:right w:val="nil" w:sz="6" w:color="000000"/>
+            </w:tcBorders>
+          </w:tcPr>
+          <w:p>
+            <w:pPr>
+              <w:jc w:val="center"/>
+            </w:pPr>
+            <w:r/>
+            <w:r>
+              <w:rPr>
+                <w:rFonts w:ascii="Times New Roman" w:hAnsi="Times New Roman"/>
+                <w:sz w:val="18"/>
+              </w:rPr>
+              <w:t>+0,51</w:t>
+            </w:r>
+          </w:p>
+        </w:tc>
+        <w:tc>
+          <w:tcPr>
+            <w:tcW w:type="dxa" w:w="3135"/>
+            <w:tcBorders>
+              <w:top w:val="single" w:sz="6" w:color="000000"/>
+              <w:bottom w:val="single" w:sz="6" w:color="000000"/>
+              <w:left w:val="nil" w:sz="6" w:color="000000"/>
+              <w:right w:val="nil" w:sz="6" w:color="000000"/>
+            </w:tcBorders>
+          </w:tcPr>
+          <w:p>
+            <w:pPr>
+              <w:jc w:val="center"/>
+            </w:pPr>
+            <w:r/>
+            <w:r>
+              <w:rPr>
+                <w:rFonts w:ascii="Times New Roman" w:hAnsi="Times New Roman"/>
+                <w:sz w:val="18"/>
+              </w:rPr>
+              <w:t>0,006</w:t>
+            </w:r>
+          </w:p>
+        </w:tc>
+      </w:tr>
+      <w:tr>
+        <w:tc>
+          <w:tcPr>
+            <w:tcW w:type="dxa" w:w="3135"/>
+            <w:tcBorders>
+              <w:top w:val="single" w:sz="6" w:color="000000"/>
+              <w:bottom w:val="single" w:sz="6" w:color="000000"/>
+              <w:left w:val="nil" w:sz="6" w:color="000000"/>
+              <w:right w:val="nil" w:sz="6" w:color="000000"/>
+            </w:tcBorders>
+          </w:tcPr>
+          <w:p>
+            <w:pPr>
+              <w:jc w:val="left"/>
+            </w:pPr>
+            <w:r/>
+            <w:r>
+              <w:rPr>
+                <w:rFonts w:ascii="Times New Roman" w:hAnsi="Times New Roman"/>
+                <w:sz w:val="18"/>
+              </w:rPr>
+              <w:t>Raiva × Confusão</w:t>
+            </w:r>
+          </w:p>
+        </w:tc>
+        <w:tc>
+          <w:tcPr>
+            <w:tcW w:type="dxa" w:w="3135"/>
+            <w:tcBorders>
+              <w:top w:val="single" w:sz="6" w:color="000000"/>
+              <w:bottom w:val="single" w:sz="6" w:color="000000"/>
+              <w:left w:val="nil" w:sz="6" w:color="000000"/>
+              <w:right w:val="nil" w:sz="6" w:color="000000"/>
+            </w:tcBorders>
+          </w:tcPr>
+          <w:p>
+            <w:pPr>
+              <w:jc w:val="center"/>
+            </w:pPr>
+            <w:r/>
+            <w:r>
+              <w:rPr>
+                <w:rFonts w:ascii="Times New Roman" w:hAnsi="Times New Roman"/>
+                <w:sz w:val="18"/>
+              </w:rPr>
+              <w:t>+0,33</w:t>
+            </w:r>
+          </w:p>
+        </w:tc>
+        <w:tc>
+          <w:tcPr>
+            <w:tcW w:type="dxa" w:w="3135"/>
+            <w:tcBorders>
+              <w:top w:val="single" w:sz="6" w:color="000000"/>
+              <w:bottom w:val="single" w:sz="6" w:color="000000"/>
+              <w:left w:val="nil" w:sz="6" w:color="000000"/>
+              <w:right w:val="nil" w:sz="6" w:color="000000"/>
+            </w:tcBorders>
+          </w:tcPr>
+          <w:p>
+            <w:pPr>
+              <w:jc w:val="center"/>
+            </w:pPr>
+            <w:r/>
+            <w:r>
+              <w:rPr>
+                <w:rFonts w:ascii="Times New Roman" w:hAnsi="Times New Roman"/>
+                <w:sz w:val="18"/>
+              </w:rPr>
+              <w:t>0,091</w:t>
+            </w:r>
+          </w:p>
+        </w:tc>
+      </w:tr>
+    </w:tbl>
     <w:p>
       <w:pPr>
         <w:spacing w:after="120"/>
-        <w:jc w:val="center"/>
       </w:pPr>
       <w:r>
         <w:rPr>
           <w:sz w:val="18"/>
         </w:rPr>
-        <w:t>Fonte: elaboração dos autores (2026).</w:t>
+        <w:t>Fonte: dados da pesquisa (2026).</w:t>
       </w:r>
     </w:p>
     <w:p>
@@ -6215,70 +8748,7 @@
           <w:b w:val="0"/>
           <w:sz w:val="24"/>
         </w:rPr>
-        <w:t>O contraste entre os dias extremos é o achado mais expressivo (Figura 4; Tabela 5). No dia de maior vigor (Dia 1, grupo descansado), o afeto negativo é quase independente da fadiga (depressão ρ = +0,20; raiva ρ = +0,14; confusão ρ = -0,04). No dia de maior fadiga (Dia 7), o acoplamento torna-se forte (depressão ρ = +0,75; raiva ρ = +0,64; confusão ρ = +0,37), com associação negativa ao vigor. Ou seja, quando o grupo está fresco, quem está mais irritado ou abatido não é necessariamente o mais cansado; sob carga acumulada, as dimensões negativas consolidam-se com a fadiga e o perfil de humor “fecha”. O padrão cresce progressivamente ao longo dos dias, com recuo transitório no Dia 5 (menor carga).</w:t>
-      </w:r>
-    </w:p>
-    <w:p>
-      <w:pPr>
-        <w:spacing w:before="120"/>
-        <w:jc w:val="center"/>
-      </w:pPr>
-      <w:r>
-        <w:drawing>
-          <wp:inline xmlns:a="http://schemas.openxmlformats.org/drawingml/2006/main" xmlns:pic="http://schemas.openxmlformats.org/drawingml/2006/picture">
-            <wp:extent cx="5580000" cy="2083200"/>
-            <wp:docPr id="4" name="Picture 4"/>
-            <wp:cNvGraphicFramePr>
-              <a:graphicFrameLocks noChangeAspect="1"/>
-            </wp:cNvGraphicFramePr>
-            <a:graphic>
-              <a:graphicData uri="http://schemas.openxmlformats.org/drawingml/2006/picture">
-                <pic:pic>
-                  <pic:nvPicPr>
-                    <pic:cNvPr id="0" name="xb2_corrfocus.png"/>
-                    <pic:cNvPicPr/>
-                  </pic:nvPicPr>
-                  <pic:blipFill>
-                    <a:blip r:embed="rId12"/>
-                    <a:stretch>
-                      <a:fillRect/>
-                    </a:stretch>
-                  </pic:blipFill>
-                  <pic:spPr>
-                    <a:xfrm>
-                      <a:off x="0" y="0"/>
-                      <a:ext cx="5580000" cy="2083200"/>
-                    </a:xfrm>
-                    <a:prstGeom prst="rect"/>
-                  </pic:spPr>
-                </pic:pic>
-              </a:graphicData>
-            </a:graphic>
-          </wp:inline>
-        </w:drawing>
-      </w:r>
-    </w:p>
-    <w:p>
-      <w:pPr>
-        <w:jc w:val="center"/>
-      </w:pPr>
-      <w:r>
-        <w:rPr>
-          <w:sz w:val="22"/>
-        </w:rPr>
-        <w:t>Figura 4 – Acoplamento das subescalas negativas com a fadiga: (A) dia de maior vigor (D1) vs. dia de maior fadiga (D7); (B) evolução dia a dia.</w:t>
-      </w:r>
-    </w:p>
-    <w:p>
-      <w:pPr>
-        <w:spacing w:after="120"/>
-        <w:jc w:val="center"/>
-      </w:pPr>
-      <w:r>
-        <w:rPr>
-          <w:sz w:val="18"/>
-        </w:rPr>
-        <w:t>Fonte: elaboração dos autores (2026).</w:t>
+        <w:t>O contraste entre os dias extremos é o achado mais expressivo (Tabela 7). No dia de maior vigor (Dia 1, grupo descansado), o afeto negativo é praticamente independente da fadiga (depressão ρ = +0,20, p = 0,306; raiva ρ = +0,14, p = 0,498). No dia de maior fadiga (Dia 7), o acoplamento torna-se forte e significativo (depressão ρ = +0,75, p = &lt; 0,001; raiva ρ = +0,64, p = 0,002), com tendência à associação negativa com o vigor. Ou seja, quando o grupo está fresco, quem está mais irritado ou abatido não é necessariamente o mais cansado; sob carga acumulada, as dimensões negativas consolidam-se com a fadiga e o perfil de humor “fecha”.</w:t>
       </w:r>
     </w:p>
     <w:p>
@@ -6289,7 +8759,7 @@
         <w:rPr>
           <w:sz w:val="22"/>
         </w:rPr>
-        <w:t>Tabela 5 – Correlação (ρ de Spearman) das subescalas negativas com a fadiga e o vigor no dia de maior vigor (D1) e no de maior fadiga (D7).</w:t>
+        <w:t>Tabela 7 – Correlação (ρ; p) das subescalas negativas com a fadiga e o vigor no dia de maior vigor (D1) e no de maior fadiga (D7).</w:t>
       </w:r>
     </w:p>
     <w:tbl>
@@ -6325,7 +8795,7 @@
               <w:rPr>
                 <w:rFonts w:ascii="Times New Roman" w:hAnsi="Times New Roman"/>
                 <w:b/>
-                <w:sz w:val="18"/>
+                <w:sz w:val="17"/>
               </w:rPr>
               <w:t>Subescala</w:t>
             </w:r>
@@ -6350,9 +8820,9 @@
               <w:rPr>
                 <w:rFonts w:ascii="Times New Roman" w:hAnsi="Times New Roman"/>
                 <w:b/>
-                <w:sz w:val="18"/>
-              </w:rPr>
-              <w:t>ρ×Fadiga (D1)</w:t>
+                <w:sz w:val="17"/>
+              </w:rPr>
+              <w:t>ρ×Fadiga D1 (p)</w:t>
             </w:r>
           </w:p>
         </w:tc>
@@ -6375,9 +8845,9 @@
               <w:rPr>
                 <w:rFonts w:ascii="Times New Roman" w:hAnsi="Times New Roman"/>
                 <w:b/>
-                <w:sz w:val="18"/>
-              </w:rPr>
-              <w:t>ρ×Fadiga (D7)</w:t>
+                <w:sz w:val="17"/>
+              </w:rPr>
+              <w:t>ρ×Fadiga D7 (p)</w:t>
             </w:r>
           </w:p>
         </w:tc>
@@ -6400,9 +8870,9 @@
               <w:rPr>
                 <w:rFonts w:ascii="Times New Roman" w:hAnsi="Times New Roman"/>
                 <w:b/>
-                <w:sz w:val="18"/>
-              </w:rPr>
-              <w:t>ρ×Vigor (D1)</w:t>
+                <w:sz w:val="17"/>
+              </w:rPr>
+              <w:t>ρ×Vigor D1 (p)</w:t>
             </w:r>
           </w:p>
         </w:tc>
@@ -6425,9 +8895,9 @@
               <w:rPr>
                 <w:rFonts w:ascii="Times New Roman" w:hAnsi="Times New Roman"/>
                 <w:b/>
-                <w:sz w:val="18"/>
-              </w:rPr>
-              <w:t>ρ×Vigor (D7)</w:t>
+                <w:sz w:val="17"/>
+              </w:rPr>
+              <w:t>ρ×Vigor D7 (p)</w:t>
             </w:r>
           </w:p>
         </w:tc>
@@ -6451,7 +8921,7 @@
             <w:r>
               <w:rPr>
                 <w:rFonts w:ascii="Times New Roman" w:hAnsi="Times New Roman"/>
-                <w:sz w:val="18"/>
+                <w:sz w:val="17"/>
               </w:rPr>
               <w:t>Depressão</w:t>
             </w:r>
@@ -6475,9 +8945,9 @@
             <w:r>
               <w:rPr>
                 <w:rFonts w:ascii="Times New Roman" w:hAnsi="Times New Roman"/>
-                <w:sz w:val="18"/>
-              </w:rPr>
-              <w:t>+0,20</w:t>
+                <w:sz w:val="17"/>
+              </w:rPr>
+              <w:t>+0,20 (0,306)</w:t>
             </w:r>
           </w:p>
         </w:tc>
@@ -6499,9 +8969,9 @@
             <w:r>
               <w:rPr>
                 <w:rFonts w:ascii="Times New Roman" w:hAnsi="Times New Roman"/>
-                <w:sz w:val="18"/>
-              </w:rPr>
-              <w:t>+0,75</w:t>
+                <w:sz w:val="17"/>
+              </w:rPr>
+              <w:t>+0,75 (&lt; 0,001)</w:t>
             </w:r>
           </w:p>
         </w:tc>
@@ -6523,9 +8993,9 @@
             <w:r>
               <w:rPr>
                 <w:rFonts w:ascii="Times New Roman" w:hAnsi="Times New Roman"/>
-                <w:sz w:val="18"/>
-              </w:rPr>
-              <w:t>-0,13</w:t>
+                <w:sz w:val="17"/>
+              </w:rPr>
+              <w:t>-0,13 (0,512)</w:t>
             </w:r>
           </w:p>
         </w:tc>
@@ -6547,9 +9017,9 @@
             <w:r>
               <w:rPr>
                 <w:rFonts w:ascii="Times New Roman" w:hAnsi="Times New Roman"/>
-                <w:sz w:val="18"/>
-              </w:rPr>
-              <w:t>-0,28</w:t>
+                <w:sz w:val="17"/>
+              </w:rPr>
+              <w:t>-0,28 (0,220)</w:t>
             </w:r>
           </w:p>
         </w:tc>
@@ -6573,7 +9043,7 @@
             <w:r>
               <w:rPr>
                 <w:rFonts w:ascii="Times New Roman" w:hAnsi="Times New Roman"/>
-                <w:sz w:val="18"/>
+                <w:sz w:val="17"/>
               </w:rPr>
               <w:t>Raiva</w:t>
             </w:r>
@@ -6597,9 +9067,9 @@
             <w:r>
               <w:rPr>
                 <w:rFonts w:ascii="Times New Roman" w:hAnsi="Times New Roman"/>
-                <w:sz w:val="18"/>
-              </w:rPr>
-              <w:t>+0,14</w:t>
+                <w:sz w:val="17"/>
+              </w:rPr>
+              <w:t>+0,14 (0,498)</w:t>
             </w:r>
           </w:p>
         </w:tc>
@@ -6621,9 +9091,9 @@
             <w:r>
               <w:rPr>
                 <w:rFonts w:ascii="Times New Roman" w:hAnsi="Times New Roman"/>
-                <w:sz w:val="18"/>
-              </w:rPr>
-              <w:t>+0,64</w:t>
+                <w:sz w:val="17"/>
+              </w:rPr>
+              <w:t>+0,64 (0,002)</w:t>
             </w:r>
           </w:p>
         </w:tc>
@@ -6645,9 +9115,9 @@
             <w:r>
               <w:rPr>
                 <w:rFonts w:ascii="Times New Roman" w:hAnsi="Times New Roman"/>
-                <w:sz w:val="18"/>
-              </w:rPr>
-              <w:t>+0,20</w:t>
+                <w:sz w:val="17"/>
+              </w:rPr>
+              <w:t>+0,20 (0,317)</w:t>
             </w:r>
           </w:p>
         </w:tc>
@@ -6669,9 +9139,9 @@
             <w:r>
               <w:rPr>
                 <w:rFonts w:ascii="Times New Roman" w:hAnsi="Times New Roman"/>
-                <w:sz w:val="18"/>
-              </w:rPr>
-              <w:t>-0,29</w:t>
+                <w:sz w:val="17"/>
+              </w:rPr>
+              <w:t>-0,29 (0,195)</w:t>
             </w:r>
           </w:p>
         </w:tc>
@@ -6695,7 +9165,7 @@
             <w:r>
               <w:rPr>
                 <w:rFonts w:ascii="Times New Roman" w:hAnsi="Times New Roman"/>
-                <w:sz w:val="18"/>
+                <w:sz w:val="17"/>
               </w:rPr>
               <w:t>Confusão</w:t>
             </w:r>
@@ -6719,9 +9189,9 @@
             <w:r>
               <w:rPr>
                 <w:rFonts w:ascii="Times New Roman" w:hAnsi="Times New Roman"/>
-                <w:sz w:val="18"/>
-              </w:rPr>
-              <w:t>-0,04</w:t>
+                <w:sz w:val="17"/>
+              </w:rPr>
+              <w:t>-0,04 (0,849)</w:t>
             </w:r>
           </w:p>
         </w:tc>
@@ -6743,9 +9213,9 @@
             <w:r>
               <w:rPr>
                 <w:rFonts w:ascii="Times New Roman" w:hAnsi="Times New Roman"/>
-                <w:sz w:val="18"/>
-              </w:rPr>
-              <w:t>+0,37</w:t>
+                <w:sz w:val="17"/>
+              </w:rPr>
+              <w:t>+0,37 (0,096)</w:t>
             </w:r>
           </w:p>
         </w:tc>
@@ -6767,9 +9237,9 @@
             <w:r>
               <w:rPr>
                 <w:rFonts w:ascii="Times New Roman" w:hAnsi="Times New Roman"/>
-                <w:sz w:val="18"/>
-              </w:rPr>
-              <w:t>-0,02</w:t>
+                <w:sz w:val="17"/>
+              </w:rPr>
+              <w:t>-0,02 (0,927)</w:t>
             </w:r>
           </w:p>
         </w:tc>
@@ -6791,9 +9261,9 @@
             <w:r>
               <w:rPr>
                 <w:rFonts w:ascii="Times New Roman" w:hAnsi="Times New Roman"/>
-                <w:sz w:val="18"/>
-              </w:rPr>
-              <w:t>+0,06</w:t>
+                <w:sz w:val="17"/>
+              </w:rPr>
+              <w:t>+0,06 (0,788)</w:t>
             </w:r>
           </w:p>
         </w:tc>
@@ -6817,7 +9287,7 @@
             <w:r>
               <w:rPr>
                 <w:rFonts w:ascii="Times New Roman" w:hAnsi="Times New Roman"/>
-                <w:sz w:val="18"/>
+                <w:sz w:val="17"/>
               </w:rPr>
               <w:t>Tensão</w:t>
             </w:r>
@@ -6841,9 +9311,9 @@
             <w:r>
               <w:rPr>
                 <w:rFonts w:ascii="Times New Roman" w:hAnsi="Times New Roman"/>
-                <w:sz w:val="18"/>
-              </w:rPr>
-              <w:t>+0,43</w:t>
+                <w:sz w:val="17"/>
+              </w:rPr>
+              <w:t>+0,43 (0,026)</w:t>
             </w:r>
           </w:p>
         </w:tc>
@@ -6865,9 +9335,9 @@
             <w:r>
               <w:rPr>
                 <w:rFonts w:ascii="Times New Roman" w:hAnsi="Times New Roman"/>
-                <w:sz w:val="18"/>
-              </w:rPr>
-              <w:t>-0,09</w:t>
+                <w:sz w:val="17"/>
+              </w:rPr>
+              <w:t>-0,09 (0,708)</w:t>
             </w:r>
           </w:p>
         </w:tc>
@@ -6889,9 +9359,9 @@
             <w:r>
               <w:rPr>
                 <w:rFonts w:ascii="Times New Roman" w:hAnsi="Times New Roman"/>
-                <w:sz w:val="18"/>
-              </w:rPr>
-              <w:t>+0,18</w:t>
+                <w:sz w:val="17"/>
+              </w:rPr>
+              <w:t>+0,18 (0,378)</w:t>
             </w:r>
           </w:p>
         </w:tc>
@@ -6913,9 +9383,9 @@
             <w:r>
               <w:rPr>
                 <w:rFonts w:ascii="Times New Roman" w:hAnsi="Times New Roman"/>
-                <w:sz w:val="18"/>
-              </w:rPr>
-              <w:t>+0,38</w:t>
+                <w:sz w:val="17"/>
+              </w:rPr>
+              <w:t>+0,38 (0,090)</w:t>
             </w:r>
           </w:p>
         </w:tc>
@@ -7044,7 +9514,7 @@
           <w:b w:val="0"/>
           <w:sz w:val="24"/>
         </w:rPr>
-        <w:t>No nível individual, a mudança confiável (RCI, Dia 1 → Dia 7) distribui-se de modo desigual entre as subescalas (Tabela 6; Figura 6). A fadiga é a dimensão em que a maioria dos atletas deteriora de forma confiável (11 de 21; 52%), seguida do vigor (24% de queda confiável). As subescalas negativas de valência não fadiga não pioram no nível individual — a tensão e a confusão, inclusive, exibem apenas melhoras confiáveis (acomodação), e a depressão e a raiva apresentam proporções equilibradas de piora e melhora. Confirma-se, no sujeito, que a deterioração real do microciclo se concentra no eixo energia–fadiga.</w:t>
+        <w:t>No nível individual, a mudança confiável (RCI, Dia 1 → Dia 7) distribui-se de modo desigual entre as subescalas (Tabela 8; Figura 6). A fadiga é a dimensão em que a maioria dos atletas deteriora de forma confiável (11 de 21; 52%), seguida do vigor (24% de queda confiável). As subescalas negativas de valência não fadiga não pioram no nível individual — a tensão e a confusão, inclusive, exibem apenas melhoras confiáveis (acomodação), e a depressão e a raiva apresentam proporções equilibradas de piora e melhora. Confirma-se, no sujeito, que a deterioração real do microciclo se concentra no eixo energia–fadiga.</w:t>
       </w:r>
     </w:p>
     <w:p>
@@ -7055,7 +9525,7 @@
         <w:rPr>
           <w:sz w:val="22"/>
         </w:rPr>
-        <w:t>Tabela 6 – Mudança confiável individual (RCI, Dia 1 → Dia 7) por subescala: fidedignidade, erro-padrão da diferença e número de atletas (n = 21).</w:t>
+        <w:t>Tabela 8 – Mudança confiável individual (RCI, Dia 1 → Dia 7) por subescala: fidedignidade, erro-padrão da diferença e número de atletas (n = 21).</w:t>
       </w:r>
     </w:p>
     <w:tbl>
@@ -8368,7 +10838,7 @@
           <w:b w:val="0"/>
           <w:sz w:val="24"/>
         </w:rPr>
-        <w:t>Na linha de base (Dia 1) predomina o perfil iceberg (40%), marca de prontidão; no último dia (Dia 7) o perfil de fadiga (“barbatana de tubarão”) torna-se o mais frequente (28%) e o iceberg cai para 17% (Figura 7; Tabela 7). Essa migração — do iceberg para a assinatura de fadiga funcional, sem instalação relevante de perfis de risco (submerso, iceberg invertido) — é a leitura integrada da semana.</w:t>
+        <w:t>Na linha de base (Dia 1) predomina o perfil iceberg (40%), marca de prontidão; no último dia (Dia 7) o perfil de fadiga (“barbatana de tubarão”) torna-se o mais frequente (28%) e o iceberg cai para 17% (Figura 7; Tabela 9). Essa migração — do iceberg para a assinatura de fadiga funcional, sem instalação relevante de perfis de risco (submerso, iceberg invertido) — é a leitura integrada da semana.</w:t>
       </w:r>
     </w:p>
     <w:p>
@@ -8442,7 +10912,7 @@
         <w:rPr>
           <w:sz w:val="22"/>
         </w:rPr>
-        <w:t>Tabela 7 – Distribuição (%) dos perfis de humor de Terry por recorte.</w:t>
+        <w:t>Tabela 9 – Distribuição (%) dos perfis de humor de Terry por recorte.</w:t>
       </w:r>
     </w:p>
     <w:tbl>

--- a/Artigos/Perfil_Humor_BRUMS_Descritivo.docx
+++ b/Artigos/Perfil_Humor_BRUMS_Descritivo.docx
@@ -12,7 +12,7 @@
           <w:b/>
           <w:sz w:val="26"/>
         </w:rPr>
-        <w:t>PERFIL DE HUMOR DE ATLETAS DE HANDEBOL DE ELITE NA ÚLTIMA SEMANA DE PRÉ-TEMPORADA: ANÁLISE DESCRITIVA, COMPARATIVA E DE CORRELAÇÃO DAS SEIS SUBESCALAS DO BRUMS</w:t>
+        <w:t>PERFIL DE HUMOR DE ATLETAS DE HANDEBOL DE ELITE NA ÚLTIMA SEMANA DE PRÉ-TEMPORADA: ANÁLISE DESCRITIVA EXPLORATÓRIA, NÃO PARAMÉTRICA E DE CORRELAÇÃO DAS SEIS SUBESCALAS DO BRUMS, DO GRUPO AO ATLETA</w:t>
       </w:r>
     </w:p>
     <w:p>
@@ -45,7 +45,7 @@
           <w:b w:val="0"/>
           <w:sz w:val="24"/>
         </w:rPr>
-        <w:t xml:space="preserve">avaliar o perfil de humor de atletas de handebol de elite na última semana de pré-temporada, caracterizando e comparando o comportamento das seis subescalas do BRUMS no nível do grupo e do sujeito. </w:t>
+        <w:t xml:space="preserve">avaliar o perfil de humor de atletas de handebol de elite na última semana de pré-temporada, caracterizando e comparando o comportamento das seis subescalas do BRUMS e da Perturbação Total do Humor, do nível do grupo ao nível do sujeito. </w:t>
       </w:r>
       <w:r>
         <w:rPr>
@@ -59,7 +59,7 @@
           <w:b w:val="0"/>
           <w:sz w:val="24"/>
         </w:rPr>
-        <w:t xml:space="preserve">estudo descritivo-comparativo de medidas repetidas com 27 atletas e 456 observações do BRUMS-24 em sete dias (duas coletas/dia: pré e pós-treino). Aplicaram-se estatística descritiva exploratória, comparações pré→pós e Dia 1→Dia 7 (Wilcoxon; variação percentual, dz de Cohen com IC95%, magnitude), correlação de Spearman e Índice de Mudança Confiável (RCI) individual. </w:t>
+        <w:t xml:space="preserve">estudo descritivo-comparativo de medidas repetidas com 27 atletas e 456 observações do BRUMS-24 em sete dias (duas coletas/dia: pré e pós-treino). Aplicou-se estatística descritiva exploratória (histograma, diagrama de caixa, dispersão, percentis, coeficiente de variação intra e entre variáveis), estatística não paramétrica (Shapiro-Wilk, ICC, Friedman com W de Kendall, Wilcoxon pareado, ρ de Spearman) e Índice de Mudança Confiável (RCI) individual, com classificação dos perfis de humor. </w:t>
       </w:r>
       <w:r>
         <w:rPr>
@@ -73,7 +73,7 @@
           <w:b w:val="0"/>
           <w:sz w:val="24"/>
         </w:rPr>
-        <w:t xml:space="preserve">a deterioração concentrou-se no eixo energia–fadiga — vigor pré→pós −19% (dz = -0,74) e Dia 1→Dia 7 com efeito grande (dz = -0,95; p = 0,001); fadiga pré→pós +34% (dz = 0,60). No nível individual, 24% dos atletas reduziram o vigor e 52% aumentaram a fadiga de forma confiável. As subescalas negativas mantiveram-se próximas do piso, com acoplamento à fadiga fraco no dia de maior vigor (D1) e forte no de maior fadiga (D7: depressão ρ = +0,75; raiva ρ = +0,64). O perfil iceberg caiu de 40% para 17% e o de fadiga subiu de 2% para 28%. </w:t>
+        <w:t xml:space="preserve">a deterioração concentrou-se no eixo energia–fadiga — vigor pré→pós −19% (dz = -0,74) e Dia 1→Dia 7 com efeito grande (dz = -0,95; p = 0,001); fadiga pré→pós +34% (dz = 0,60). O vigor foi a variável mais sensível à variação semanal (|dz| = 0,95), seguido da fadiga (|dz| = 0,72); o Friedman confirmou diferença entre dias para vigor, fadiga, tensão e confusão (p &lt; 0,05). No nível individual, 24% dos atletas reduziram o vigor e 52% aumentaram a fadiga de forma confiável. As subescalas negativas mantiveram-se próximas do piso, com acoplamento à fadiga fraco no dia de maior vigor (D1) e forte no de maior fadiga (D7: depressão ρ = +0,75; raiva ρ = +0,64). O perfil iceberg caiu de 40% para 17% e o de fadiga subiu de 2% para 28%. </w:t>
       </w:r>
       <w:r>
         <w:rPr>
@@ -87,7 +87,7 @@
           <w:b w:val="0"/>
           <w:sz w:val="24"/>
         </w:rPr>
-        <w:t>o humor migra da prontidão para a fadiga funcional; a fadiga é a subescala mais sensível e o afeto negativo consolida-se com a fadiga apenas sob carga acumulada, o que fundamenta um monitoramento individualizado.</w:t>
+        <w:t>o humor migra da prontidão para a fadiga funcional; o vigor e a fadiga são as variáveis mais sensíveis e o afeto negativo consolida-se com a fadiga apenas sob carga acumulada, o que fundamenta um monitoramento individualizado e referenciado à linha de base.</w:t>
       </w:r>
     </w:p>
     <w:p>
@@ -140,7 +140,7 @@
           <w:b w:val="0"/>
           <w:sz w:val="24"/>
         </w:rPr>
-        <w:t>Entre esses instrumentos, a Brunel Mood Scale (BRUMS) — versão abreviada e adaptada do Profile of Mood States — é uma das mais utilizadas na ciência do esporte. Composta por 24 adjetivos organizados em seis subescalas (tensão, depressão, raiva, vigor, fadiga e confusão), foi desenvolvida para aplicação rápida e repetida e possui propriedades psicométricas sólidas, com sucessivas validações transculturais que sustentam seu uso em diferentes populações e idiomas (TERRY et al., 1999; TERRY; LANE; FOGARTY, 2003; ROHLFS et al., 2008; LEW et al., 2023). Sua leitura pode ir além dos escores isolados: Morgan (1985) descreveu o “perfil iceberg” — vigor elevado sobre dimensões negativas baixas — como assinatura de prontidão e saúde mental positiva, e abordagens recentes formalizaram seis perfis prototípicos de humor (iceberg, Everest invertido, iceberg invertido, submerso, barbatana de tubarão e superfície), hoje amplamente empregados no rastreamento do estado psicológico e da prontidão de atletas de elite (PARSONS-SMITH; TERRY; MACHIN, 2017; TERRY et al., 2021; TAN et al., 2024). O valor aplicado do constructo é reforçado por metanálise que confirma a associação entre a perturbação do humor e o desempenho esportivo (LOCHBAUM et al., 2021).</w:t>
+        <w:t>Entre esses instrumentos, a Brunel Mood Scale (BRUMS) — versão abreviada e adaptada do Profile of Mood States — é uma das mais utilizadas na ciência do esporte. Composta por 24 adjetivos organizados em seis subescalas (tensão, depressão, raiva, vigor, fadiga e confusão), foi desenvolvida para aplicação rápida e repetida e possui propriedades psicométricas sólidas, com sucessivas validações transculturais que sustentam seu uso em diferentes populações e idiomas (TERRY et al., 1999; TERRY; LANE; FOGARTY, 2003; ROHLFS et al., 2008; LEW et al., 2023). Sua leitura pode ir além dos escores isolados: Morgan (1985) descreveu o “perfil iceberg” — vigor elevado sobre dimensões negativas baixas — como assinatura de prontidão e saúde mental positiva, e abordagens recentes formalizaram seis perfis prototípicos de humor (iceberg, Everest invertido, iceberg invertido, submerso, barbatana de tubarão e superfície), replicados em grandes amostras internacionais e hoje amplamente empregados no rastreamento do estado psicológico e da prontidão de atletas de elite (PARSONS-SMITH; TERRY; MACHIN, 2017; HAN; PARSONS-SMITH; TERRY, 2020; TERRY et al., 2021; TAN et al., 2024). O valor aplicado do constructo é reforçado por metanálise que confirma a associação entre a perturbação do humor e o desempenho esportivo (LOCHBAUM et al., 2021).</w:t>
       </w:r>
     </w:p>
     <w:p>
@@ -168,7 +168,7 @@
           <w:b w:val="0"/>
           <w:sz w:val="24"/>
         </w:rPr>
-        <w:t>A resposta afetiva à carga, contudo, é dinâmica: reduções de carga diminuem a fadiga percebida e melhoram o desempenho, ao passo que microciclos de acúmulo tendem a rebaixar o vigor e a elevar a fadiga. A última semana de pré-temporada concentra a carga que antecede a competição e constitui, portanto, uma janela crítica para descrever como cada uma das seis subescalas do BRUMS se comporta ao longo dos dias e dentro de cada dia de treino, como as dimensões se relacionam entre si — em particular, se e quando o afeto negativo (depressão, raiva, confusão) passa a acompanhar a fadiga — e em que medida a resposta média do grupo se traduz em mudanças confiáveis no nível individual. Apesar da ampla adoção da BRUMS, faltam descrições detalhadas, subescala a subescala e do grupo ao sujeito, do comportamento do humor em um microciclo pré-competitivo de handebol de elite. Endereçar essa lacuna, com estatística comparativa robusta (variação percentual, intervalos de confiança, tamanho de efeito e mudança confiável individual), fornece à comissão técnica informação diretamente acionável e contribui para a literatura de monitoramento em modalidades coletivas intermitentes.</w:t>
+        <w:t>A resposta afetiva à carga, contudo, é dinâmica: reduções de carga diminuem a fadiga percebida e melhoram o desempenho, ao passo que microciclos de acúmulo tendem a rebaixar o vigor e a elevar a fadiga. A última semana de pré-temporada concentra a carga que antecede a competição e constitui, portanto, uma janela crítica para descrever como cada uma das seis subescalas do BRUMS se comporta ao longo dos dias e dentro de cada dia de treino, quais variáveis são mais sensíveis, como as dimensões se relacionam entre si — em particular, se e quando o afeto negativo (depressão, raiva, confusão) passa a acompanhar a fadiga — e em que medida a resposta média do grupo se traduz em mudanças confiáveis no nível individual. Apesar da ampla adoção da BRUMS, faltam descrições detalhadas, subescala a subescala e do grupo ao sujeito, do comportamento do humor em um microciclo pré-competitivo de handebol de elite. Endereçar essa lacuna, com estatística exploratória e não paramétrica robusta (percentis, coeficiente de variação, tamanho de efeito, correlação e mudança confiável individual), fornece à comissão técnica informação diretamente acionável e contribui para a literatura de monitoramento em modalidades coletivas intermitentes.</w:t>
       </w:r>
     </w:p>
     <w:p>
@@ -208,7 +208,7 @@
           <w:b w:val="0"/>
           <w:sz w:val="24"/>
         </w:rPr>
-        <w:t>Objetivos específicos: (i) caracterizar exploratoriamente cada subescala (tendência central, dispersão, intervalo de confiança e coeficiente de variação); (ii) comparar, no grupo, a resposta aguda pré→pós e a variação do Dia 1 ao Dia 7 de cada subescala, com variação percentual, tamanho de efeito e magnitude; (iii) analisar a estrutura de correlação entre as subescalas, com ênfase nos dias de maior vigor e de maior fadiga; (iv) quantificar, no nível do sujeito, a proporção de atletas com mudança confiável (RCI) em cada subescala; e (v) classificar a evolução dos perfis de humor.</w:t>
+        <w:t>Objetivos específicos: (i) caracterizar exploratoriamente cada subescala (tendência central, dispersão, percentis, intervalo de confiança e coeficiente de variação intra e entre variáveis); (ii) comparar, no grupo, a resposta aguda pré→pós e a variação do Dia 1 ao Dia 7 de cada subescala, com variação percentual, tamanho de efeito e magnitude, e identificar as variáveis mais sensíveis à variação semanal (Friedman, W de Kendall, dz); (iii) analisar a estrutura de correlação entre as subescalas, com ênfase nos dias de maior vigor e de maior fadiga; (iv) quantificar, no nível do sujeito, a proporção de atletas com mudança confiável (RCI) em cada subescala e descrever as trajetórias individuais; e (v) classificar a evolução dos perfis de humor de cada atleta.</w:t>
       </w:r>
     </w:p>
     <w:p>
@@ -1200,7 +1200,7 @@
           <w:b w:val="0"/>
           <w:sz w:val="24"/>
         </w:rPr>
-        <w:t>A normalidade das distribuições foi verificada pelo teste de Shapiro-Wilk e pela inspeção de histogramas e diagramas de caixa. Como todas as subescalas violaram a normalidade (Shapiro-Wilk p &lt; 0,001) e as dimensões negativas apresentaram forte assimetria positiva e efeito de piso, adotaram-se procedimentos não paramétricos. Reportou-se estatística descritiva (média, mediana, desvio-padrão, IC95%, coeficiente de variação e amplitude), no geral, por dia e nos momentos pré e pós. A consistência das medidas repetidas foi estimada pelo coeficiente de correlação intraclasse (ICC, modelo de duas vias, efeitos aleatórios; ICC(2,1) para uma medida e ICC(2,k) para a média da semana), interpretado como pobre (&lt; 0,50), moderado (0,50–0,75), bom (0,75–0,90) ou excelente (&gt; 0,90). As comparações pré→pós e Dia 1→Dia 7 empregaram o teste de Wilcoxon pareado, com variação absoluta e percentual, tamanho de efeito pareado (dz de Cohen) com IC95% e classificação de magnitude (trivial &lt; 0,2; pequeno &lt; 0,5; médio &lt; 0,8; grande ≥ 0,8). A associação entre subescalas foi examinada por correlação de Spearman (ρ), com valores de p, no nível entre atletas e nos dias de maior vigor e de maior fadiga. No nível do sujeito, calculou-se o Índice de Mudança Confiável (RCI = (D7 − D1)/EP_dif; EP_dif = DP_D1·√[2(1 − α)]; α = fidedignidade interna), com mudança confiável quando |RCI| ≥ 1,96 (JACOBSON; TRUAX, 1991). Cada observação foi classificada nos seis perfis de humor por proximidade aos protótipos em escores padronizados. Adotou-se α = 0,05.</w:t>
+        <w:t>A normalidade das distribuições foi verificada pelo teste de Shapiro-Wilk e pela inspeção de histogramas, diagramas de caixa e gráficos de dispersão. Como todas as subescalas violaram a normalidade (Shapiro-Wilk p &lt; 0,001) e as dimensões negativas apresentaram forte assimetria positiva e efeito de piso, adotaram-se procedimentos não paramétricos. Reportou-se estatística descritiva (média, mediana, desvio-padrão, IC95%, percentis P25–P50–P75 e amplitude) e o coeficiente de variação (CV) entre variáveis (dispersão entre atletas) e intraindividual (dispersão do atleta ao longo dos dias). A consistência das medidas repetidas foi estimada pelo coeficiente de correlação intraclasse (ICC, modelo de duas vias, efeitos aleatórios; ICC(2,1) para uma medida e ICC(2,k) para a média da semana), interpretado como pobre (&lt; 0,50), moderado (0,50–0,75), bom (0,75–0,90) ou excelente (&gt; 0,90). A variação ao longo dos sete dias foi testada pelo teste de Friedman, com o W de Kendall como tamanho de efeito, e a sensibilidade de cada variável foi ordenada pelo tamanho de efeito Dia 1 → Dia 7 (|dz|). As comparações pareadas pré→pós e Dia 1→Dia 7 empregaram o teste de Wilcoxon, com variação absoluta e percentual, tamanho de efeito pareado (dz de Cohen) com IC95% e classificação de magnitude (trivial &lt; 0,2; pequeno &lt; 0,5; médio &lt; 0,8; grande ≥ 0,8). A associação entre subescalas foi examinada por correlação de Spearman (ρ), com valores de p, no nível entre atletas e nos dias de maior vigor e de maior fadiga. No nível do sujeito, calculou-se o Índice de Mudança Confiável (RCI = (D7 − D1)/EP_dif; EP_dif = DP_D1·√[2(1 − α)]; α = fidedignidade interna), com mudança confiável quando |RCI| ≥ 1,96 (JACOBSON; TRUAX, 1991). Cada observação foi classificada nos seis perfis de humor por proximidade aos protótipos em escores padronizados. Adotou-se α = 0,05.</w:t>
       </w:r>
     </w:p>
     <w:p>
@@ -1238,7 +1238,7 @@
           <w:b w:val="0"/>
           <w:sz w:val="24"/>
         </w:rPr>
-        <w:t>A Tabela 2 apresenta a descritiva geral das seis subescalas e da PTH. As dimensões negativas de valência não fadiga (tensão, depressão, raiva e confusão) situam-se próximas do piso, com medianas baixas e coeficientes de variação elevados, enquanto o vigor e a fadiga concentram a média e a dispersão informativas — é no eixo energia–fadiga que reside a variabilidade útil do microciclo. As trajetórias diárias, com bandas de confiança de 95%, constam na Figura 4.</w:t>
+        <w:t>A Tabela 2 apresenta a descritiva geral das seis subescalas e da PTH, incluindo percentis. As dimensões negativas de valência não fadiga (tensão, depressão, raiva e confusão) situam-se próximas do piso — medianas e P75 baixos —, enquanto o vigor (P25–P75 = 4–8) e a fadiga (P25–P75 = 3–8) concentram a média e a dispersão informativas: é no eixo energia–fadiga que reside a variabilidade útil do microciclo.</w:t>
       </w:r>
     </w:p>
     <w:p>
@@ -1249,7 +1249,7 @@
         <w:rPr>
           <w:sz w:val="22"/>
         </w:rPr>
-        <w:t>Tabela 2 – Estatística descritiva geral das subescalas do BRUMS e da PTH (456 observações).</w:t>
+        <w:t>Tabela 2 – Estatística descritiva e percentis das subescalas do BRUMS e da PTH (456 observações).</w:t>
       </w:r>
     </w:p>
     <w:tbl>
@@ -1259,18 +1259,19 @@
         <w:tblLook w:firstColumn="1" w:firstRow="1" w:lastColumn="0" w:lastRow="0" w:noHBand="0" w:noVBand="1" w:val="04A0"/>
       </w:tblPr>
       <w:tblGrid>
-        <w:gridCol w:w="1344"/>
-        <w:gridCol w:w="1344"/>
-        <w:gridCol w:w="1344"/>
-        <w:gridCol w:w="1344"/>
-        <w:gridCol w:w="1344"/>
-        <w:gridCol w:w="1344"/>
-        <w:gridCol w:w="1344"/>
+        <w:gridCol w:w="1176"/>
+        <w:gridCol w:w="1176"/>
+        <w:gridCol w:w="1176"/>
+        <w:gridCol w:w="1176"/>
+        <w:gridCol w:w="1176"/>
+        <w:gridCol w:w="1176"/>
+        <w:gridCol w:w="1176"/>
+        <w:gridCol w:w="1176"/>
       </w:tblGrid>
       <w:tr>
         <w:tc>
           <w:tcPr>
-            <w:tcW w:type="dxa" w:w="1344"/>
+            <w:tcW w:type="dxa" w:w="1176"/>
             <w:tcBorders>
               <w:top w:val="single" w:sz="6" w:color="000000"/>
               <w:bottom w:val="single" w:sz="6" w:color="000000"/>
@@ -1287,7 +1288,7 @@
               <w:rPr>
                 <w:rFonts w:ascii="Times New Roman" w:hAnsi="Times New Roman"/>
                 <w:b/>
-                <w:sz w:val="18"/>
+                <w:sz w:val="17"/>
               </w:rPr>
               <w:t>Subescala</w:t>
             </w:r>
@@ -1295,7 +1296,7 @@
         </w:tc>
         <w:tc>
           <w:tcPr>
-            <w:tcW w:type="dxa" w:w="1344"/>
+            <w:tcW w:type="dxa" w:w="1176"/>
             <w:tcBorders>
               <w:top w:val="single" w:sz="6" w:color="000000"/>
               <w:bottom w:val="single" w:sz="6" w:color="000000"/>
@@ -1312,7 +1313,7 @@
               <w:rPr>
                 <w:rFonts w:ascii="Times New Roman" w:hAnsi="Times New Roman"/>
                 <w:b/>
-                <w:sz w:val="18"/>
+                <w:sz w:val="17"/>
               </w:rPr>
               <w:t>Média</w:t>
             </w:r>
@@ -1320,7 +1321,7 @@
         </w:tc>
         <w:tc>
           <w:tcPr>
-            <w:tcW w:type="dxa" w:w="1344"/>
+            <w:tcW w:type="dxa" w:w="1176"/>
             <w:tcBorders>
               <w:top w:val="single" w:sz="6" w:color="000000"/>
               <w:bottom w:val="single" w:sz="6" w:color="000000"/>
@@ -1337,15 +1338,15 @@
               <w:rPr>
                 <w:rFonts w:ascii="Times New Roman" w:hAnsi="Times New Roman"/>
                 <w:b/>
-                <w:sz w:val="18"/>
-              </w:rPr>
-              <w:t>Mediana</w:t>
-            </w:r>
-          </w:p>
-        </w:tc>
-        <w:tc>
-          <w:tcPr>
-            <w:tcW w:type="dxa" w:w="1344"/>
+                <w:sz w:val="17"/>
+              </w:rPr>
+              <w:t>DP</w:t>
+            </w:r>
+          </w:p>
+        </w:tc>
+        <w:tc>
+          <w:tcPr>
+            <w:tcW w:type="dxa" w:w="1176"/>
             <w:tcBorders>
               <w:top w:val="single" w:sz="6" w:color="000000"/>
               <w:bottom w:val="single" w:sz="6" w:color="000000"/>
@@ -1362,15 +1363,15 @@
               <w:rPr>
                 <w:rFonts w:ascii="Times New Roman" w:hAnsi="Times New Roman"/>
                 <w:b/>
-                <w:sz w:val="18"/>
-              </w:rPr>
-              <w:t>DP</w:t>
-            </w:r>
-          </w:p>
-        </w:tc>
-        <w:tc>
-          <w:tcPr>
-            <w:tcW w:type="dxa" w:w="1344"/>
+                <w:sz w:val="17"/>
+              </w:rPr>
+              <w:t>IC95%</w:t>
+            </w:r>
+          </w:p>
+        </w:tc>
+        <w:tc>
+          <w:tcPr>
+            <w:tcW w:type="dxa" w:w="1176"/>
             <w:tcBorders>
               <w:top w:val="single" w:sz="6" w:color="000000"/>
               <w:bottom w:val="single" w:sz="6" w:color="000000"/>
@@ -1387,15 +1388,15 @@
               <w:rPr>
                 <w:rFonts w:ascii="Times New Roman" w:hAnsi="Times New Roman"/>
                 <w:b/>
-                <w:sz w:val="18"/>
-              </w:rPr>
-              <w:t>IC95%</w:t>
-            </w:r>
-          </w:p>
-        </w:tc>
-        <w:tc>
-          <w:tcPr>
-            <w:tcW w:type="dxa" w:w="1344"/>
+                <w:sz w:val="17"/>
+              </w:rPr>
+              <w:t>P25</w:t>
+            </w:r>
+          </w:p>
+        </w:tc>
+        <w:tc>
+          <w:tcPr>
+            <w:tcW w:type="dxa" w:w="1176"/>
             <w:tcBorders>
               <w:top w:val="single" w:sz="6" w:color="000000"/>
               <w:bottom w:val="single" w:sz="6" w:color="000000"/>
@@ -1412,15 +1413,15 @@
               <w:rPr>
                 <w:rFonts w:ascii="Times New Roman" w:hAnsi="Times New Roman"/>
                 <w:b/>
-                <w:sz w:val="18"/>
-              </w:rPr>
-              <w:t>CV (%)</w:t>
-            </w:r>
-          </w:p>
-        </w:tc>
-        <w:tc>
-          <w:tcPr>
-            <w:tcW w:type="dxa" w:w="1344"/>
+                <w:sz w:val="17"/>
+              </w:rPr>
+              <w:t>P50</w:t>
+            </w:r>
+          </w:p>
+        </w:tc>
+        <w:tc>
+          <w:tcPr>
+            <w:tcW w:type="dxa" w:w="1176"/>
             <w:tcBorders>
               <w:top w:val="single" w:sz="6" w:color="000000"/>
               <w:bottom w:val="single" w:sz="6" w:color="000000"/>
@@ -1437,7 +1438,32 @@
               <w:rPr>
                 <w:rFonts w:ascii="Times New Roman" w:hAnsi="Times New Roman"/>
                 <w:b/>
-                <w:sz w:val="18"/>
+                <w:sz w:val="17"/>
+              </w:rPr>
+              <w:t>P75</w:t>
+            </w:r>
+          </w:p>
+        </w:tc>
+        <w:tc>
+          <w:tcPr>
+            <w:tcW w:type="dxa" w:w="1176"/>
+            <w:tcBorders>
+              <w:top w:val="single" w:sz="6" w:color="000000"/>
+              <w:bottom w:val="single" w:sz="6" w:color="000000"/>
+              <w:left w:val="nil" w:sz="6" w:color="000000"/>
+              <w:right w:val="nil" w:sz="6" w:color="000000"/>
+            </w:tcBorders>
+          </w:tcPr>
+          <w:p>
+            <w:pPr>
+              <w:jc w:val="center"/>
+            </w:pPr>
+            <w:r/>
+            <w:r>
+              <w:rPr>
+                <w:rFonts w:ascii="Times New Roman" w:hAnsi="Times New Roman"/>
+                <w:b/>
+                <w:sz w:val="17"/>
               </w:rPr>
               <w:t>Mín–Máx</w:t>
             </w:r>
@@ -1447,7 +1473,7 @@
       <w:tr>
         <w:tc>
           <w:tcPr>
-            <w:tcW w:type="dxa" w:w="1344"/>
+            <w:tcW w:type="dxa" w:w="1176"/>
             <w:tcBorders>
               <w:top w:val="single" w:sz="6" w:color="000000"/>
               <w:bottom w:val="single" w:sz="6" w:color="000000"/>
@@ -1463,7 +1489,7 @@
             <w:r>
               <w:rPr>
                 <w:rFonts w:ascii="Times New Roman" w:hAnsi="Times New Roman"/>
-                <w:sz w:val="18"/>
+                <w:sz w:val="17"/>
               </w:rPr>
               <w:t>Vigor</w:t>
             </w:r>
@@ -1471,23 +1497,23 @@
         </w:tc>
         <w:tc>
           <w:tcPr>
-            <w:tcW w:type="dxa" w:w="1344"/>
-            <w:tcBorders>
-              <w:top w:val="single" w:sz="6" w:color="000000"/>
-              <w:bottom w:val="single" w:sz="6" w:color="000000"/>
-              <w:left w:val="nil" w:sz="6" w:color="000000"/>
-              <w:right w:val="nil" w:sz="6" w:color="000000"/>
-            </w:tcBorders>
-          </w:tcPr>
-          <w:p>
-            <w:pPr>
-              <w:jc w:val="center"/>
-            </w:pPr>
-            <w:r/>
-            <w:r>
-              <w:rPr>
-                <w:rFonts w:ascii="Times New Roman" w:hAnsi="Times New Roman"/>
-                <w:sz w:val="18"/>
+            <w:tcW w:type="dxa" w:w="1176"/>
+            <w:tcBorders>
+              <w:top w:val="single" w:sz="6" w:color="000000"/>
+              <w:bottom w:val="single" w:sz="6" w:color="000000"/>
+              <w:left w:val="nil" w:sz="6" w:color="000000"/>
+              <w:right w:val="nil" w:sz="6" w:color="000000"/>
+            </w:tcBorders>
+          </w:tcPr>
+          <w:p>
+            <w:pPr>
+              <w:jc w:val="center"/>
+            </w:pPr>
+            <w:r/>
+            <w:r>
+              <w:rPr>
+                <w:rFonts w:ascii="Times New Roman" w:hAnsi="Times New Roman"/>
+                <w:sz w:val="17"/>
               </w:rPr>
               <w:t>5,70</w:t>
             </w:r>
@@ -1495,47 +1521,23 @@
         </w:tc>
         <w:tc>
           <w:tcPr>
-            <w:tcW w:type="dxa" w:w="1344"/>
-            <w:tcBorders>
-              <w:top w:val="single" w:sz="6" w:color="000000"/>
-              <w:bottom w:val="single" w:sz="6" w:color="000000"/>
-              <w:left w:val="nil" w:sz="6" w:color="000000"/>
-              <w:right w:val="nil" w:sz="6" w:color="000000"/>
-            </w:tcBorders>
-          </w:tcPr>
-          <w:p>
-            <w:pPr>
-              <w:jc w:val="center"/>
-            </w:pPr>
-            <w:r/>
-            <w:r>
-              <w:rPr>
-                <w:rFonts w:ascii="Times New Roman" w:hAnsi="Times New Roman"/>
-                <w:sz w:val="18"/>
-              </w:rPr>
-              <w:t>6,0</w:t>
-            </w:r>
-          </w:p>
-        </w:tc>
-        <w:tc>
-          <w:tcPr>
-            <w:tcW w:type="dxa" w:w="1344"/>
-            <w:tcBorders>
-              <w:top w:val="single" w:sz="6" w:color="000000"/>
-              <w:bottom w:val="single" w:sz="6" w:color="000000"/>
-              <w:left w:val="nil" w:sz="6" w:color="000000"/>
-              <w:right w:val="nil" w:sz="6" w:color="000000"/>
-            </w:tcBorders>
-          </w:tcPr>
-          <w:p>
-            <w:pPr>
-              <w:jc w:val="center"/>
-            </w:pPr>
-            <w:r/>
-            <w:r>
-              <w:rPr>
-                <w:rFonts w:ascii="Times New Roman" w:hAnsi="Times New Roman"/>
-                <w:sz w:val="18"/>
+            <w:tcW w:type="dxa" w:w="1176"/>
+            <w:tcBorders>
+              <w:top w:val="single" w:sz="6" w:color="000000"/>
+              <w:bottom w:val="single" w:sz="6" w:color="000000"/>
+              <w:left w:val="nil" w:sz="6" w:color="000000"/>
+              <w:right w:val="nil" w:sz="6" w:color="000000"/>
+            </w:tcBorders>
+          </w:tcPr>
+          <w:p>
+            <w:pPr>
+              <w:jc w:val="center"/>
+            </w:pPr>
+            <w:r/>
+            <w:r>
+              <w:rPr>
+                <w:rFonts w:ascii="Times New Roman" w:hAnsi="Times New Roman"/>
+                <w:sz w:val="17"/>
               </w:rPr>
               <w:t>3,12</w:t>
             </w:r>
@@ -1543,23 +1545,23 @@
         </w:tc>
         <w:tc>
           <w:tcPr>
-            <w:tcW w:type="dxa" w:w="1344"/>
-            <w:tcBorders>
-              <w:top w:val="single" w:sz="6" w:color="000000"/>
-              <w:bottom w:val="single" w:sz="6" w:color="000000"/>
-              <w:left w:val="nil" w:sz="6" w:color="000000"/>
-              <w:right w:val="nil" w:sz="6" w:color="000000"/>
-            </w:tcBorders>
-          </w:tcPr>
-          <w:p>
-            <w:pPr>
-              <w:jc w:val="center"/>
-            </w:pPr>
-            <w:r/>
-            <w:r>
-              <w:rPr>
-                <w:rFonts w:ascii="Times New Roman" w:hAnsi="Times New Roman"/>
-                <w:sz w:val="18"/>
+            <w:tcW w:type="dxa" w:w="1176"/>
+            <w:tcBorders>
+              <w:top w:val="single" w:sz="6" w:color="000000"/>
+              <w:bottom w:val="single" w:sz="6" w:color="000000"/>
+              <w:left w:val="nil" w:sz="6" w:color="000000"/>
+              <w:right w:val="nil" w:sz="6" w:color="000000"/>
+            </w:tcBorders>
+          </w:tcPr>
+          <w:p>
+            <w:pPr>
+              <w:jc w:val="center"/>
+            </w:pPr>
+            <w:r/>
+            <w:r>
+              <w:rPr>
+                <w:rFonts w:ascii="Times New Roman" w:hAnsi="Times New Roman"/>
+                <w:sz w:val="17"/>
               </w:rPr>
               <w:t>5,41–5,98</w:t>
             </w:r>
@@ -1567,47 +1569,95 @@
         </w:tc>
         <w:tc>
           <w:tcPr>
-            <w:tcW w:type="dxa" w:w="1344"/>
-            <w:tcBorders>
-              <w:top w:val="single" w:sz="6" w:color="000000"/>
-              <w:bottom w:val="single" w:sz="6" w:color="000000"/>
-              <w:left w:val="nil" w:sz="6" w:color="000000"/>
-              <w:right w:val="nil" w:sz="6" w:color="000000"/>
-            </w:tcBorders>
-          </w:tcPr>
-          <w:p>
-            <w:pPr>
-              <w:jc w:val="center"/>
-            </w:pPr>
-            <w:r/>
-            <w:r>
-              <w:rPr>
-                <w:rFonts w:ascii="Times New Roman" w:hAnsi="Times New Roman"/>
-                <w:sz w:val="18"/>
-              </w:rPr>
-              <w:t>55</w:t>
-            </w:r>
-          </w:p>
-        </w:tc>
-        <w:tc>
-          <w:tcPr>
-            <w:tcW w:type="dxa" w:w="1344"/>
-            <w:tcBorders>
-              <w:top w:val="single" w:sz="6" w:color="000000"/>
-              <w:bottom w:val="single" w:sz="6" w:color="000000"/>
-              <w:left w:val="nil" w:sz="6" w:color="000000"/>
-              <w:right w:val="nil" w:sz="6" w:color="000000"/>
-            </w:tcBorders>
-          </w:tcPr>
-          <w:p>
-            <w:pPr>
-              <w:jc w:val="center"/>
-            </w:pPr>
-            <w:r/>
-            <w:r>
-              <w:rPr>
-                <w:rFonts w:ascii="Times New Roman" w:hAnsi="Times New Roman"/>
-                <w:sz w:val="18"/>
+            <w:tcW w:type="dxa" w:w="1176"/>
+            <w:tcBorders>
+              <w:top w:val="single" w:sz="6" w:color="000000"/>
+              <w:bottom w:val="single" w:sz="6" w:color="000000"/>
+              <w:left w:val="nil" w:sz="6" w:color="000000"/>
+              <w:right w:val="nil" w:sz="6" w:color="000000"/>
+            </w:tcBorders>
+          </w:tcPr>
+          <w:p>
+            <w:pPr>
+              <w:jc w:val="center"/>
+            </w:pPr>
+            <w:r/>
+            <w:r>
+              <w:rPr>
+                <w:rFonts w:ascii="Times New Roman" w:hAnsi="Times New Roman"/>
+                <w:sz w:val="17"/>
+              </w:rPr>
+              <w:t>4</w:t>
+            </w:r>
+          </w:p>
+        </w:tc>
+        <w:tc>
+          <w:tcPr>
+            <w:tcW w:type="dxa" w:w="1176"/>
+            <w:tcBorders>
+              <w:top w:val="single" w:sz="6" w:color="000000"/>
+              <w:bottom w:val="single" w:sz="6" w:color="000000"/>
+              <w:left w:val="nil" w:sz="6" w:color="000000"/>
+              <w:right w:val="nil" w:sz="6" w:color="000000"/>
+            </w:tcBorders>
+          </w:tcPr>
+          <w:p>
+            <w:pPr>
+              <w:jc w:val="center"/>
+            </w:pPr>
+            <w:r/>
+            <w:r>
+              <w:rPr>
+                <w:rFonts w:ascii="Times New Roman" w:hAnsi="Times New Roman"/>
+                <w:sz w:val="17"/>
+              </w:rPr>
+              <w:t>6</w:t>
+            </w:r>
+          </w:p>
+        </w:tc>
+        <w:tc>
+          <w:tcPr>
+            <w:tcW w:type="dxa" w:w="1176"/>
+            <w:tcBorders>
+              <w:top w:val="single" w:sz="6" w:color="000000"/>
+              <w:bottom w:val="single" w:sz="6" w:color="000000"/>
+              <w:left w:val="nil" w:sz="6" w:color="000000"/>
+              <w:right w:val="nil" w:sz="6" w:color="000000"/>
+            </w:tcBorders>
+          </w:tcPr>
+          <w:p>
+            <w:pPr>
+              <w:jc w:val="center"/>
+            </w:pPr>
+            <w:r/>
+            <w:r>
+              <w:rPr>
+                <w:rFonts w:ascii="Times New Roman" w:hAnsi="Times New Roman"/>
+                <w:sz w:val="17"/>
+              </w:rPr>
+              <w:t>8</w:t>
+            </w:r>
+          </w:p>
+        </w:tc>
+        <w:tc>
+          <w:tcPr>
+            <w:tcW w:type="dxa" w:w="1176"/>
+            <w:tcBorders>
+              <w:top w:val="single" w:sz="6" w:color="000000"/>
+              <w:bottom w:val="single" w:sz="6" w:color="000000"/>
+              <w:left w:val="nil" w:sz="6" w:color="000000"/>
+              <w:right w:val="nil" w:sz="6" w:color="000000"/>
+            </w:tcBorders>
+          </w:tcPr>
+          <w:p>
+            <w:pPr>
+              <w:jc w:val="center"/>
+            </w:pPr>
+            <w:r/>
+            <w:r>
+              <w:rPr>
+                <w:rFonts w:ascii="Times New Roman" w:hAnsi="Times New Roman"/>
+                <w:sz w:val="17"/>
               </w:rPr>
               <w:t>0–15</w:t>
             </w:r>
@@ -1617,7 +1667,7 @@
       <w:tr>
         <w:tc>
           <w:tcPr>
-            <w:tcW w:type="dxa" w:w="1344"/>
+            <w:tcW w:type="dxa" w:w="1176"/>
             <w:tcBorders>
               <w:top w:val="single" w:sz="6" w:color="000000"/>
               <w:bottom w:val="single" w:sz="6" w:color="000000"/>
@@ -1633,7 +1683,7 @@
             <w:r>
               <w:rPr>
                 <w:rFonts w:ascii="Times New Roman" w:hAnsi="Times New Roman"/>
-                <w:sz w:val="18"/>
+                <w:sz w:val="17"/>
               </w:rPr>
               <w:t>Fadiga</w:t>
             </w:r>
@@ -1641,23 +1691,23 @@
         </w:tc>
         <w:tc>
           <w:tcPr>
-            <w:tcW w:type="dxa" w:w="1344"/>
-            <w:tcBorders>
-              <w:top w:val="single" w:sz="6" w:color="000000"/>
-              <w:bottom w:val="single" w:sz="6" w:color="000000"/>
-              <w:left w:val="nil" w:sz="6" w:color="000000"/>
-              <w:right w:val="nil" w:sz="6" w:color="000000"/>
-            </w:tcBorders>
-          </w:tcPr>
-          <w:p>
-            <w:pPr>
-              <w:jc w:val="center"/>
-            </w:pPr>
-            <w:r/>
-            <w:r>
-              <w:rPr>
-                <w:rFonts w:ascii="Times New Roman" w:hAnsi="Times New Roman"/>
-                <w:sz w:val="18"/>
+            <w:tcW w:type="dxa" w:w="1176"/>
+            <w:tcBorders>
+              <w:top w:val="single" w:sz="6" w:color="000000"/>
+              <w:bottom w:val="single" w:sz="6" w:color="000000"/>
+              <w:left w:val="nil" w:sz="6" w:color="000000"/>
+              <w:right w:val="nil" w:sz="6" w:color="000000"/>
+            </w:tcBorders>
+          </w:tcPr>
+          <w:p>
+            <w:pPr>
+              <w:jc w:val="center"/>
+            </w:pPr>
+            <w:r/>
+            <w:r>
+              <w:rPr>
+                <w:rFonts w:ascii="Times New Roman" w:hAnsi="Times New Roman"/>
+                <w:sz w:val="17"/>
               </w:rPr>
               <w:t>5,64</w:t>
             </w:r>
@@ -1665,47 +1715,23 @@
         </w:tc>
         <w:tc>
           <w:tcPr>
-            <w:tcW w:type="dxa" w:w="1344"/>
-            <w:tcBorders>
-              <w:top w:val="single" w:sz="6" w:color="000000"/>
-              <w:bottom w:val="single" w:sz="6" w:color="000000"/>
-              <w:left w:val="nil" w:sz="6" w:color="000000"/>
-              <w:right w:val="nil" w:sz="6" w:color="000000"/>
-            </w:tcBorders>
-          </w:tcPr>
-          <w:p>
-            <w:pPr>
-              <w:jc w:val="center"/>
-            </w:pPr>
-            <w:r/>
-            <w:r>
-              <w:rPr>
-                <w:rFonts w:ascii="Times New Roman" w:hAnsi="Times New Roman"/>
-                <w:sz w:val="18"/>
-              </w:rPr>
-              <w:t>5,0</w:t>
-            </w:r>
-          </w:p>
-        </w:tc>
-        <w:tc>
-          <w:tcPr>
-            <w:tcW w:type="dxa" w:w="1344"/>
-            <w:tcBorders>
-              <w:top w:val="single" w:sz="6" w:color="000000"/>
-              <w:bottom w:val="single" w:sz="6" w:color="000000"/>
-              <w:left w:val="nil" w:sz="6" w:color="000000"/>
-              <w:right w:val="nil" w:sz="6" w:color="000000"/>
-            </w:tcBorders>
-          </w:tcPr>
-          <w:p>
-            <w:pPr>
-              <w:jc w:val="center"/>
-            </w:pPr>
-            <w:r/>
-            <w:r>
-              <w:rPr>
-                <w:rFonts w:ascii="Times New Roman" w:hAnsi="Times New Roman"/>
-                <w:sz w:val="18"/>
+            <w:tcW w:type="dxa" w:w="1176"/>
+            <w:tcBorders>
+              <w:top w:val="single" w:sz="6" w:color="000000"/>
+              <w:bottom w:val="single" w:sz="6" w:color="000000"/>
+              <w:left w:val="nil" w:sz="6" w:color="000000"/>
+              <w:right w:val="nil" w:sz="6" w:color="000000"/>
+            </w:tcBorders>
+          </w:tcPr>
+          <w:p>
+            <w:pPr>
+              <w:jc w:val="center"/>
+            </w:pPr>
+            <w:r/>
+            <w:r>
+              <w:rPr>
+                <w:rFonts w:ascii="Times New Roman" w:hAnsi="Times New Roman"/>
+                <w:sz w:val="17"/>
               </w:rPr>
               <w:t>3,89</w:t>
             </w:r>
@@ -1713,23 +1739,23 @@
         </w:tc>
         <w:tc>
           <w:tcPr>
-            <w:tcW w:type="dxa" w:w="1344"/>
-            <w:tcBorders>
-              <w:top w:val="single" w:sz="6" w:color="000000"/>
-              <w:bottom w:val="single" w:sz="6" w:color="000000"/>
-              <w:left w:val="nil" w:sz="6" w:color="000000"/>
-              <w:right w:val="nil" w:sz="6" w:color="000000"/>
-            </w:tcBorders>
-          </w:tcPr>
-          <w:p>
-            <w:pPr>
-              <w:jc w:val="center"/>
-            </w:pPr>
-            <w:r/>
-            <w:r>
-              <w:rPr>
-                <w:rFonts w:ascii="Times New Roman" w:hAnsi="Times New Roman"/>
-                <w:sz w:val="18"/>
+            <w:tcW w:type="dxa" w:w="1176"/>
+            <w:tcBorders>
+              <w:top w:val="single" w:sz="6" w:color="000000"/>
+              <w:bottom w:val="single" w:sz="6" w:color="000000"/>
+              <w:left w:val="nil" w:sz="6" w:color="000000"/>
+              <w:right w:val="nil" w:sz="6" w:color="000000"/>
+            </w:tcBorders>
+          </w:tcPr>
+          <w:p>
+            <w:pPr>
+              <w:jc w:val="center"/>
+            </w:pPr>
+            <w:r/>
+            <w:r>
+              <w:rPr>
+                <w:rFonts w:ascii="Times New Roman" w:hAnsi="Times New Roman"/>
+                <w:sz w:val="17"/>
               </w:rPr>
               <w:t>5,29–6,00</w:t>
             </w:r>
@@ -1737,47 +1763,95 @@
         </w:tc>
         <w:tc>
           <w:tcPr>
-            <w:tcW w:type="dxa" w:w="1344"/>
-            <w:tcBorders>
-              <w:top w:val="single" w:sz="6" w:color="000000"/>
-              <w:bottom w:val="single" w:sz="6" w:color="000000"/>
-              <w:left w:val="nil" w:sz="6" w:color="000000"/>
-              <w:right w:val="nil" w:sz="6" w:color="000000"/>
-            </w:tcBorders>
-          </w:tcPr>
-          <w:p>
-            <w:pPr>
-              <w:jc w:val="center"/>
-            </w:pPr>
-            <w:r/>
-            <w:r>
-              <w:rPr>
-                <w:rFonts w:ascii="Times New Roman" w:hAnsi="Times New Roman"/>
-                <w:sz w:val="18"/>
-              </w:rPr>
-              <w:t>69</w:t>
-            </w:r>
-          </w:p>
-        </w:tc>
-        <w:tc>
-          <w:tcPr>
-            <w:tcW w:type="dxa" w:w="1344"/>
-            <w:tcBorders>
-              <w:top w:val="single" w:sz="6" w:color="000000"/>
-              <w:bottom w:val="single" w:sz="6" w:color="000000"/>
-              <w:left w:val="nil" w:sz="6" w:color="000000"/>
-              <w:right w:val="nil" w:sz="6" w:color="000000"/>
-            </w:tcBorders>
-          </w:tcPr>
-          <w:p>
-            <w:pPr>
-              <w:jc w:val="center"/>
-            </w:pPr>
-            <w:r/>
-            <w:r>
-              <w:rPr>
-                <w:rFonts w:ascii="Times New Roman" w:hAnsi="Times New Roman"/>
-                <w:sz w:val="18"/>
+            <w:tcW w:type="dxa" w:w="1176"/>
+            <w:tcBorders>
+              <w:top w:val="single" w:sz="6" w:color="000000"/>
+              <w:bottom w:val="single" w:sz="6" w:color="000000"/>
+              <w:left w:val="nil" w:sz="6" w:color="000000"/>
+              <w:right w:val="nil" w:sz="6" w:color="000000"/>
+            </w:tcBorders>
+          </w:tcPr>
+          <w:p>
+            <w:pPr>
+              <w:jc w:val="center"/>
+            </w:pPr>
+            <w:r/>
+            <w:r>
+              <w:rPr>
+                <w:rFonts w:ascii="Times New Roman" w:hAnsi="Times New Roman"/>
+                <w:sz w:val="17"/>
+              </w:rPr>
+              <w:t>3</w:t>
+            </w:r>
+          </w:p>
+        </w:tc>
+        <w:tc>
+          <w:tcPr>
+            <w:tcW w:type="dxa" w:w="1176"/>
+            <w:tcBorders>
+              <w:top w:val="single" w:sz="6" w:color="000000"/>
+              <w:bottom w:val="single" w:sz="6" w:color="000000"/>
+              <w:left w:val="nil" w:sz="6" w:color="000000"/>
+              <w:right w:val="nil" w:sz="6" w:color="000000"/>
+            </w:tcBorders>
+          </w:tcPr>
+          <w:p>
+            <w:pPr>
+              <w:jc w:val="center"/>
+            </w:pPr>
+            <w:r/>
+            <w:r>
+              <w:rPr>
+                <w:rFonts w:ascii="Times New Roman" w:hAnsi="Times New Roman"/>
+                <w:sz w:val="17"/>
+              </w:rPr>
+              <w:t>5</w:t>
+            </w:r>
+          </w:p>
+        </w:tc>
+        <w:tc>
+          <w:tcPr>
+            <w:tcW w:type="dxa" w:w="1176"/>
+            <w:tcBorders>
+              <w:top w:val="single" w:sz="6" w:color="000000"/>
+              <w:bottom w:val="single" w:sz="6" w:color="000000"/>
+              <w:left w:val="nil" w:sz="6" w:color="000000"/>
+              <w:right w:val="nil" w:sz="6" w:color="000000"/>
+            </w:tcBorders>
+          </w:tcPr>
+          <w:p>
+            <w:pPr>
+              <w:jc w:val="center"/>
+            </w:pPr>
+            <w:r/>
+            <w:r>
+              <w:rPr>
+                <w:rFonts w:ascii="Times New Roman" w:hAnsi="Times New Roman"/>
+                <w:sz w:val="17"/>
+              </w:rPr>
+              <w:t>8</w:t>
+            </w:r>
+          </w:p>
+        </w:tc>
+        <w:tc>
+          <w:tcPr>
+            <w:tcW w:type="dxa" w:w="1176"/>
+            <w:tcBorders>
+              <w:top w:val="single" w:sz="6" w:color="000000"/>
+              <w:bottom w:val="single" w:sz="6" w:color="000000"/>
+              <w:left w:val="nil" w:sz="6" w:color="000000"/>
+              <w:right w:val="nil" w:sz="6" w:color="000000"/>
+            </w:tcBorders>
+          </w:tcPr>
+          <w:p>
+            <w:pPr>
+              <w:jc w:val="center"/>
+            </w:pPr>
+            <w:r/>
+            <w:r>
+              <w:rPr>
+                <w:rFonts w:ascii="Times New Roman" w:hAnsi="Times New Roman"/>
+                <w:sz w:val="17"/>
               </w:rPr>
               <w:t>0–16</w:t>
             </w:r>
@@ -1787,7 +1861,7 @@
       <w:tr>
         <w:tc>
           <w:tcPr>
-            <w:tcW w:type="dxa" w:w="1344"/>
+            <w:tcW w:type="dxa" w:w="1176"/>
             <w:tcBorders>
               <w:top w:val="single" w:sz="6" w:color="000000"/>
               <w:bottom w:val="single" w:sz="6" w:color="000000"/>
@@ -1803,7 +1877,7 @@
             <w:r>
               <w:rPr>
                 <w:rFonts w:ascii="Times New Roman" w:hAnsi="Times New Roman"/>
-                <w:sz w:val="18"/>
+                <w:sz w:val="17"/>
               </w:rPr>
               <w:t>Perturbação Total do Humor (PTH)</w:t>
             </w:r>
@@ -1811,23 +1885,23 @@
         </w:tc>
         <w:tc>
           <w:tcPr>
-            <w:tcW w:type="dxa" w:w="1344"/>
-            <w:tcBorders>
-              <w:top w:val="single" w:sz="6" w:color="000000"/>
-              <w:bottom w:val="single" w:sz="6" w:color="000000"/>
-              <w:left w:val="nil" w:sz="6" w:color="000000"/>
-              <w:right w:val="nil" w:sz="6" w:color="000000"/>
-            </w:tcBorders>
-          </w:tcPr>
-          <w:p>
-            <w:pPr>
-              <w:jc w:val="center"/>
-            </w:pPr>
-            <w:r/>
-            <w:r>
-              <w:rPr>
-                <w:rFonts w:ascii="Times New Roman" w:hAnsi="Times New Roman"/>
-                <w:sz w:val="18"/>
+            <w:tcW w:type="dxa" w:w="1176"/>
+            <w:tcBorders>
+              <w:top w:val="single" w:sz="6" w:color="000000"/>
+              <w:bottom w:val="single" w:sz="6" w:color="000000"/>
+              <w:left w:val="nil" w:sz="6" w:color="000000"/>
+              <w:right w:val="nil" w:sz="6" w:color="000000"/>
+            </w:tcBorders>
+          </w:tcPr>
+          <w:p>
+            <w:pPr>
+              <w:jc w:val="center"/>
+            </w:pPr>
+            <w:r/>
+            <w:r>
+              <w:rPr>
+                <w:rFonts w:ascii="Times New Roman" w:hAnsi="Times New Roman"/>
+                <w:sz w:val="17"/>
               </w:rPr>
               <w:t>4,39</w:t>
             </w:r>
@@ -1835,47 +1909,23 @@
         </w:tc>
         <w:tc>
           <w:tcPr>
-            <w:tcW w:type="dxa" w:w="1344"/>
-            <w:tcBorders>
-              <w:top w:val="single" w:sz="6" w:color="000000"/>
-              <w:bottom w:val="single" w:sz="6" w:color="000000"/>
-              <w:left w:val="nil" w:sz="6" w:color="000000"/>
-              <w:right w:val="nil" w:sz="6" w:color="000000"/>
-            </w:tcBorders>
-          </w:tcPr>
-          <w:p>
-            <w:pPr>
-              <w:jc w:val="center"/>
-            </w:pPr>
-            <w:r/>
-            <w:r>
-              <w:rPr>
-                <w:rFonts w:ascii="Times New Roman" w:hAnsi="Times New Roman"/>
-                <w:sz w:val="18"/>
-              </w:rPr>
-              <w:t>2,0</w:t>
-            </w:r>
-          </w:p>
-        </w:tc>
-        <w:tc>
-          <w:tcPr>
-            <w:tcW w:type="dxa" w:w="1344"/>
-            <w:tcBorders>
-              <w:top w:val="single" w:sz="6" w:color="000000"/>
-              <w:bottom w:val="single" w:sz="6" w:color="000000"/>
-              <w:left w:val="nil" w:sz="6" w:color="000000"/>
-              <w:right w:val="nil" w:sz="6" w:color="000000"/>
-            </w:tcBorders>
-          </w:tcPr>
-          <w:p>
-            <w:pPr>
-              <w:jc w:val="center"/>
-            </w:pPr>
-            <w:r/>
-            <w:r>
-              <w:rPr>
-                <w:rFonts w:ascii="Times New Roman" w:hAnsi="Times New Roman"/>
-                <w:sz w:val="18"/>
+            <w:tcW w:type="dxa" w:w="1176"/>
+            <w:tcBorders>
+              <w:top w:val="single" w:sz="6" w:color="000000"/>
+              <w:bottom w:val="single" w:sz="6" w:color="000000"/>
+              <w:left w:val="nil" w:sz="6" w:color="000000"/>
+              <w:right w:val="nil" w:sz="6" w:color="000000"/>
+            </w:tcBorders>
+          </w:tcPr>
+          <w:p>
+            <w:pPr>
+              <w:jc w:val="center"/>
+            </w:pPr>
+            <w:r/>
+            <w:r>
+              <w:rPr>
+                <w:rFonts w:ascii="Times New Roman" w:hAnsi="Times New Roman"/>
+                <w:sz w:val="17"/>
               </w:rPr>
               <w:t>9,64</w:t>
             </w:r>
@@ -1883,23 +1933,23 @@
         </w:tc>
         <w:tc>
           <w:tcPr>
-            <w:tcW w:type="dxa" w:w="1344"/>
-            <w:tcBorders>
-              <w:top w:val="single" w:sz="6" w:color="000000"/>
-              <w:bottom w:val="single" w:sz="6" w:color="000000"/>
-              <w:left w:val="nil" w:sz="6" w:color="000000"/>
-              <w:right w:val="nil" w:sz="6" w:color="000000"/>
-            </w:tcBorders>
-          </w:tcPr>
-          <w:p>
-            <w:pPr>
-              <w:jc w:val="center"/>
-            </w:pPr>
-            <w:r/>
-            <w:r>
-              <w:rPr>
-                <w:rFonts w:ascii="Times New Roman" w:hAnsi="Times New Roman"/>
-                <w:sz w:val="18"/>
+            <w:tcW w:type="dxa" w:w="1176"/>
+            <w:tcBorders>
+              <w:top w:val="single" w:sz="6" w:color="000000"/>
+              <w:bottom w:val="single" w:sz="6" w:color="000000"/>
+              <w:left w:val="nil" w:sz="6" w:color="000000"/>
+              <w:right w:val="nil" w:sz="6" w:color="000000"/>
+            </w:tcBorders>
+          </w:tcPr>
+          <w:p>
+            <w:pPr>
+              <w:jc w:val="center"/>
+            </w:pPr>
+            <w:r/>
+            <w:r>
+              <w:rPr>
+                <w:rFonts w:ascii="Times New Roman" w:hAnsi="Times New Roman"/>
+                <w:sz w:val="17"/>
               </w:rPr>
               <w:t>3,51–5,28</w:t>
             </w:r>
@@ -1907,47 +1957,95 @@
         </w:tc>
         <w:tc>
           <w:tcPr>
-            <w:tcW w:type="dxa" w:w="1344"/>
-            <w:tcBorders>
-              <w:top w:val="single" w:sz="6" w:color="000000"/>
-              <w:bottom w:val="single" w:sz="6" w:color="000000"/>
-              <w:left w:val="nil" w:sz="6" w:color="000000"/>
-              <w:right w:val="nil" w:sz="6" w:color="000000"/>
-            </w:tcBorders>
-          </w:tcPr>
-          <w:p>
-            <w:pPr>
-              <w:jc w:val="center"/>
-            </w:pPr>
-            <w:r/>
-            <w:r>
-              <w:rPr>
-                <w:rFonts w:ascii="Times New Roman" w:hAnsi="Times New Roman"/>
-                <w:sz w:val="18"/>
-              </w:rPr>
-              <w:t>219</w:t>
-            </w:r>
-          </w:p>
-        </w:tc>
-        <w:tc>
-          <w:tcPr>
-            <w:tcW w:type="dxa" w:w="1344"/>
-            <w:tcBorders>
-              <w:top w:val="single" w:sz="6" w:color="000000"/>
-              <w:bottom w:val="single" w:sz="6" w:color="000000"/>
-              <w:left w:val="nil" w:sz="6" w:color="000000"/>
-              <w:right w:val="nil" w:sz="6" w:color="000000"/>
-            </w:tcBorders>
-          </w:tcPr>
-          <w:p>
-            <w:pPr>
-              <w:jc w:val="center"/>
-            </w:pPr>
-            <w:r/>
-            <w:r>
-              <w:rPr>
-                <w:rFonts w:ascii="Times New Roman" w:hAnsi="Times New Roman"/>
-                <w:sz w:val="18"/>
+            <w:tcW w:type="dxa" w:w="1176"/>
+            <w:tcBorders>
+              <w:top w:val="single" w:sz="6" w:color="000000"/>
+              <w:bottom w:val="single" w:sz="6" w:color="000000"/>
+              <w:left w:val="nil" w:sz="6" w:color="000000"/>
+              <w:right w:val="nil" w:sz="6" w:color="000000"/>
+            </w:tcBorders>
+          </w:tcPr>
+          <w:p>
+            <w:pPr>
+              <w:jc w:val="center"/>
+            </w:pPr>
+            <w:r/>
+            <w:r>
+              <w:rPr>
+                <w:rFonts w:ascii="Times New Roman" w:hAnsi="Times New Roman"/>
+                <w:sz w:val="17"/>
+              </w:rPr>
+              <w:t>-2</w:t>
+            </w:r>
+          </w:p>
+        </w:tc>
+        <w:tc>
+          <w:tcPr>
+            <w:tcW w:type="dxa" w:w="1176"/>
+            <w:tcBorders>
+              <w:top w:val="single" w:sz="6" w:color="000000"/>
+              <w:bottom w:val="single" w:sz="6" w:color="000000"/>
+              <w:left w:val="nil" w:sz="6" w:color="000000"/>
+              <w:right w:val="nil" w:sz="6" w:color="000000"/>
+            </w:tcBorders>
+          </w:tcPr>
+          <w:p>
+            <w:pPr>
+              <w:jc w:val="center"/>
+            </w:pPr>
+            <w:r/>
+            <w:r>
+              <w:rPr>
+                <w:rFonts w:ascii="Times New Roman" w:hAnsi="Times New Roman"/>
+                <w:sz w:val="17"/>
+              </w:rPr>
+              <w:t>2</w:t>
+            </w:r>
+          </w:p>
+        </w:tc>
+        <w:tc>
+          <w:tcPr>
+            <w:tcW w:type="dxa" w:w="1176"/>
+            <w:tcBorders>
+              <w:top w:val="single" w:sz="6" w:color="000000"/>
+              <w:bottom w:val="single" w:sz="6" w:color="000000"/>
+              <w:left w:val="nil" w:sz="6" w:color="000000"/>
+              <w:right w:val="nil" w:sz="6" w:color="000000"/>
+            </w:tcBorders>
+          </w:tcPr>
+          <w:p>
+            <w:pPr>
+              <w:jc w:val="center"/>
+            </w:pPr>
+            <w:r/>
+            <w:r>
+              <w:rPr>
+                <w:rFonts w:ascii="Times New Roman" w:hAnsi="Times New Roman"/>
+                <w:sz w:val="17"/>
+              </w:rPr>
+              <w:t>8</w:t>
+            </w:r>
+          </w:p>
+        </w:tc>
+        <w:tc>
+          <w:tcPr>
+            <w:tcW w:type="dxa" w:w="1176"/>
+            <w:tcBorders>
+              <w:top w:val="single" w:sz="6" w:color="000000"/>
+              <w:bottom w:val="single" w:sz="6" w:color="000000"/>
+              <w:left w:val="nil" w:sz="6" w:color="000000"/>
+              <w:right w:val="nil" w:sz="6" w:color="000000"/>
+            </w:tcBorders>
+          </w:tcPr>
+          <w:p>
+            <w:pPr>
+              <w:jc w:val="center"/>
+            </w:pPr>
+            <w:r/>
+            <w:r>
+              <w:rPr>
+                <w:rFonts w:ascii="Times New Roman" w:hAnsi="Times New Roman"/>
+                <w:sz w:val="17"/>
               </w:rPr>
               <w:t>-12–52</w:t>
             </w:r>
@@ -1957,7 +2055,7 @@
       <w:tr>
         <w:tc>
           <w:tcPr>
-            <w:tcW w:type="dxa" w:w="1344"/>
+            <w:tcW w:type="dxa" w:w="1176"/>
             <w:tcBorders>
               <w:top w:val="single" w:sz="6" w:color="000000"/>
               <w:bottom w:val="single" w:sz="6" w:color="000000"/>
@@ -1973,7 +2071,7 @@
             <w:r>
               <w:rPr>
                 <w:rFonts w:ascii="Times New Roman" w:hAnsi="Times New Roman"/>
-                <w:sz w:val="18"/>
+                <w:sz w:val="17"/>
               </w:rPr>
               <w:t>Tensão</w:t>
             </w:r>
@@ -1981,23 +2079,23 @@
         </w:tc>
         <w:tc>
           <w:tcPr>
-            <w:tcW w:type="dxa" w:w="1344"/>
-            <w:tcBorders>
-              <w:top w:val="single" w:sz="6" w:color="000000"/>
-              <w:bottom w:val="single" w:sz="6" w:color="000000"/>
-              <w:left w:val="nil" w:sz="6" w:color="000000"/>
-              <w:right w:val="nil" w:sz="6" w:color="000000"/>
-            </w:tcBorders>
-          </w:tcPr>
-          <w:p>
-            <w:pPr>
-              <w:jc w:val="center"/>
-            </w:pPr>
-            <w:r/>
-            <w:r>
-              <w:rPr>
-                <w:rFonts w:ascii="Times New Roman" w:hAnsi="Times New Roman"/>
-                <w:sz w:val="18"/>
+            <w:tcW w:type="dxa" w:w="1176"/>
+            <w:tcBorders>
+              <w:top w:val="single" w:sz="6" w:color="000000"/>
+              <w:bottom w:val="single" w:sz="6" w:color="000000"/>
+              <w:left w:val="nil" w:sz="6" w:color="000000"/>
+              <w:right w:val="nil" w:sz="6" w:color="000000"/>
+            </w:tcBorders>
+          </w:tcPr>
+          <w:p>
+            <w:pPr>
+              <w:jc w:val="center"/>
+            </w:pPr>
+            <w:r/>
+            <w:r>
+              <w:rPr>
+                <w:rFonts w:ascii="Times New Roman" w:hAnsi="Times New Roman"/>
+                <w:sz w:val="17"/>
               </w:rPr>
               <w:t>1,39</w:t>
             </w:r>
@@ -2005,47 +2103,23 @@
         </w:tc>
         <w:tc>
           <w:tcPr>
-            <w:tcW w:type="dxa" w:w="1344"/>
-            <w:tcBorders>
-              <w:top w:val="single" w:sz="6" w:color="000000"/>
-              <w:bottom w:val="single" w:sz="6" w:color="000000"/>
-              <w:left w:val="nil" w:sz="6" w:color="000000"/>
-              <w:right w:val="nil" w:sz="6" w:color="000000"/>
-            </w:tcBorders>
-          </w:tcPr>
-          <w:p>
-            <w:pPr>
-              <w:jc w:val="center"/>
-            </w:pPr>
-            <w:r/>
-            <w:r>
-              <w:rPr>
-                <w:rFonts w:ascii="Times New Roman" w:hAnsi="Times New Roman"/>
-                <w:sz w:val="18"/>
-              </w:rPr>
-              <w:t>1,0</w:t>
-            </w:r>
-          </w:p>
-        </w:tc>
-        <w:tc>
-          <w:tcPr>
-            <w:tcW w:type="dxa" w:w="1344"/>
-            <w:tcBorders>
-              <w:top w:val="single" w:sz="6" w:color="000000"/>
-              <w:bottom w:val="single" w:sz="6" w:color="000000"/>
-              <w:left w:val="nil" w:sz="6" w:color="000000"/>
-              <w:right w:val="nil" w:sz="6" w:color="000000"/>
-            </w:tcBorders>
-          </w:tcPr>
-          <w:p>
-            <w:pPr>
-              <w:jc w:val="center"/>
-            </w:pPr>
-            <w:r/>
-            <w:r>
-              <w:rPr>
-                <w:rFonts w:ascii="Times New Roman" w:hAnsi="Times New Roman"/>
-                <w:sz w:val="18"/>
+            <w:tcW w:type="dxa" w:w="1176"/>
+            <w:tcBorders>
+              <w:top w:val="single" w:sz="6" w:color="000000"/>
+              <w:bottom w:val="single" w:sz="6" w:color="000000"/>
+              <w:left w:val="nil" w:sz="6" w:color="000000"/>
+              <w:right w:val="nil" w:sz="6" w:color="000000"/>
+            </w:tcBorders>
+          </w:tcPr>
+          <w:p>
+            <w:pPr>
+              <w:jc w:val="center"/>
+            </w:pPr>
+            <w:r/>
+            <w:r>
+              <w:rPr>
+                <w:rFonts w:ascii="Times New Roman" w:hAnsi="Times New Roman"/>
+                <w:sz w:val="17"/>
               </w:rPr>
               <w:t>1,84</w:t>
             </w:r>
@@ -2053,23 +2127,23 @@
         </w:tc>
         <w:tc>
           <w:tcPr>
-            <w:tcW w:type="dxa" w:w="1344"/>
-            <w:tcBorders>
-              <w:top w:val="single" w:sz="6" w:color="000000"/>
-              <w:bottom w:val="single" w:sz="6" w:color="000000"/>
-              <w:left w:val="nil" w:sz="6" w:color="000000"/>
-              <w:right w:val="nil" w:sz="6" w:color="000000"/>
-            </w:tcBorders>
-          </w:tcPr>
-          <w:p>
-            <w:pPr>
-              <w:jc w:val="center"/>
-            </w:pPr>
-            <w:r/>
-            <w:r>
-              <w:rPr>
-                <w:rFonts w:ascii="Times New Roman" w:hAnsi="Times New Roman"/>
-                <w:sz w:val="18"/>
+            <w:tcW w:type="dxa" w:w="1176"/>
+            <w:tcBorders>
+              <w:top w:val="single" w:sz="6" w:color="000000"/>
+              <w:bottom w:val="single" w:sz="6" w:color="000000"/>
+              <w:left w:val="nil" w:sz="6" w:color="000000"/>
+              <w:right w:val="nil" w:sz="6" w:color="000000"/>
+            </w:tcBorders>
+          </w:tcPr>
+          <w:p>
+            <w:pPr>
+              <w:jc w:val="center"/>
+            </w:pPr>
+            <w:r/>
+            <w:r>
+              <w:rPr>
+                <w:rFonts w:ascii="Times New Roman" w:hAnsi="Times New Roman"/>
+                <w:sz w:val="17"/>
               </w:rPr>
               <w:t>1,22–1,56</w:t>
             </w:r>
@@ -2077,47 +2151,95 @@
         </w:tc>
         <w:tc>
           <w:tcPr>
-            <w:tcW w:type="dxa" w:w="1344"/>
-            <w:tcBorders>
-              <w:top w:val="single" w:sz="6" w:color="000000"/>
-              <w:bottom w:val="single" w:sz="6" w:color="000000"/>
-              <w:left w:val="nil" w:sz="6" w:color="000000"/>
-              <w:right w:val="nil" w:sz="6" w:color="000000"/>
-            </w:tcBorders>
-          </w:tcPr>
-          <w:p>
-            <w:pPr>
-              <w:jc w:val="center"/>
-            </w:pPr>
-            <w:r/>
-            <w:r>
-              <w:rPr>
-                <w:rFonts w:ascii="Times New Roman" w:hAnsi="Times New Roman"/>
-                <w:sz w:val="18"/>
-              </w:rPr>
-              <w:t>132</w:t>
-            </w:r>
-          </w:p>
-        </w:tc>
-        <w:tc>
-          <w:tcPr>
-            <w:tcW w:type="dxa" w:w="1344"/>
-            <w:tcBorders>
-              <w:top w:val="single" w:sz="6" w:color="000000"/>
-              <w:bottom w:val="single" w:sz="6" w:color="000000"/>
-              <w:left w:val="nil" w:sz="6" w:color="000000"/>
-              <w:right w:val="nil" w:sz="6" w:color="000000"/>
-            </w:tcBorders>
-          </w:tcPr>
-          <w:p>
-            <w:pPr>
-              <w:jc w:val="center"/>
-            </w:pPr>
-            <w:r/>
-            <w:r>
-              <w:rPr>
-                <w:rFonts w:ascii="Times New Roman" w:hAnsi="Times New Roman"/>
-                <w:sz w:val="18"/>
+            <w:tcW w:type="dxa" w:w="1176"/>
+            <w:tcBorders>
+              <w:top w:val="single" w:sz="6" w:color="000000"/>
+              <w:bottom w:val="single" w:sz="6" w:color="000000"/>
+              <w:left w:val="nil" w:sz="6" w:color="000000"/>
+              <w:right w:val="nil" w:sz="6" w:color="000000"/>
+            </w:tcBorders>
+          </w:tcPr>
+          <w:p>
+            <w:pPr>
+              <w:jc w:val="center"/>
+            </w:pPr>
+            <w:r/>
+            <w:r>
+              <w:rPr>
+                <w:rFonts w:ascii="Times New Roman" w:hAnsi="Times New Roman"/>
+                <w:sz w:val="17"/>
+              </w:rPr>
+              <w:t>0</w:t>
+            </w:r>
+          </w:p>
+        </w:tc>
+        <w:tc>
+          <w:tcPr>
+            <w:tcW w:type="dxa" w:w="1176"/>
+            <w:tcBorders>
+              <w:top w:val="single" w:sz="6" w:color="000000"/>
+              <w:bottom w:val="single" w:sz="6" w:color="000000"/>
+              <w:left w:val="nil" w:sz="6" w:color="000000"/>
+              <w:right w:val="nil" w:sz="6" w:color="000000"/>
+            </w:tcBorders>
+          </w:tcPr>
+          <w:p>
+            <w:pPr>
+              <w:jc w:val="center"/>
+            </w:pPr>
+            <w:r/>
+            <w:r>
+              <w:rPr>
+                <w:rFonts w:ascii="Times New Roman" w:hAnsi="Times New Roman"/>
+                <w:sz w:val="17"/>
+              </w:rPr>
+              <w:t>1</w:t>
+            </w:r>
+          </w:p>
+        </w:tc>
+        <w:tc>
+          <w:tcPr>
+            <w:tcW w:type="dxa" w:w="1176"/>
+            <w:tcBorders>
+              <w:top w:val="single" w:sz="6" w:color="000000"/>
+              <w:bottom w:val="single" w:sz="6" w:color="000000"/>
+              <w:left w:val="nil" w:sz="6" w:color="000000"/>
+              <w:right w:val="nil" w:sz="6" w:color="000000"/>
+            </w:tcBorders>
+          </w:tcPr>
+          <w:p>
+            <w:pPr>
+              <w:jc w:val="center"/>
+            </w:pPr>
+            <w:r/>
+            <w:r>
+              <w:rPr>
+                <w:rFonts w:ascii="Times New Roman" w:hAnsi="Times New Roman"/>
+                <w:sz w:val="17"/>
+              </w:rPr>
+              <w:t>2</w:t>
+            </w:r>
+          </w:p>
+        </w:tc>
+        <w:tc>
+          <w:tcPr>
+            <w:tcW w:type="dxa" w:w="1176"/>
+            <w:tcBorders>
+              <w:top w:val="single" w:sz="6" w:color="000000"/>
+              <w:bottom w:val="single" w:sz="6" w:color="000000"/>
+              <w:left w:val="nil" w:sz="6" w:color="000000"/>
+              <w:right w:val="nil" w:sz="6" w:color="000000"/>
+            </w:tcBorders>
+          </w:tcPr>
+          <w:p>
+            <w:pPr>
+              <w:jc w:val="center"/>
+            </w:pPr>
+            <w:r/>
+            <w:r>
+              <w:rPr>
+                <w:rFonts w:ascii="Times New Roman" w:hAnsi="Times New Roman"/>
+                <w:sz w:val="17"/>
               </w:rPr>
               <w:t>0–8</w:t>
             </w:r>
@@ -2127,7 +2249,7 @@
       <w:tr>
         <w:tc>
           <w:tcPr>
-            <w:tcW w:type="dxa" w:w="1344"/>
+            <w:tcW w:type="dxa" w:w="1176"/>
             <w:tcBorders>
               <w:top w:val="single" w:sz="6" w:color="000000"/>
               <w:bottom w:val="single" w:sz="6" w:color="000000"/>
@@ -2143,7 +2265,7 @@
             <w:r>
               <w:rPr>
                 <w:rFonts w:ascii="Times New Roman" w:hAnsi="Times New Roman"/>
-                <w:sz w:val="18"/>
+                <w:sz w:val="17"/>
               </w:rPr>
               <w:t>Depressão</w:t>
             </w:r>
@@ -2151,23 +2273,23 @@
         </w:tc>
         <w:tc>
           <w:tcPr>
-            <w:tcW w:type="dxa" w:w="1344"/>
-            <w:tcBorders>
-              <w:top w:val="single" w:sz="6" w:color="000000"/>
-              <w:bottom w:val="single" w:sz="6" w:color="000000"/>
-              <w:left w:val="nil" w:sz="6" w:color="000000"/>
-              <w:right w:val="nil" w:sz="6" w:color="000000"/>
-            </w:tcBorders>
-          </w:tcPr>
-          <w:p>
-            <w:pPr>
-              <w:jc w:val="center"/>
-            </w:pPr>
-            <w:r/>
-            <w:r>
-              <w:rPr>
-                <w:rFonts w:ascii="Times New Roman" w:hAnsi="Times New Roman"/>
-                <w:sz w:val="18"/>
+            <w:tcW w:type="dxa" w:w="1176"/>
+            <w:tcBorders>
+              <w:top w:val="single" w:sz="6" w:color="000000"/>
+              <w:bottom w:val="single" w:sz="6" w:color="000000"/>
+              <w:left w:val="nil" w:sz="6" w:color="000000"/>
+              <w:right w:val="nil" w:sz="6" w:color="000000"/>
+            </w:tcBorders>
+          </w:tcPr>
+          <w:p>
+            <w:pPr>
+              <w:jc w:val="center"/>
+            </w:pPr>
+            <w:r/>
+            <w:r>
+              <w:rPr>
+                <w:rFonts w:ascii="Times New Roman" w:hAnsi="Times New Roman"/>
+                <w:sz w:val="17"/>
               </w:rPr>
               <w:t>1,00</w:t>
             </w:r>
@@ -2175,47 +2297,23 @@
         </w:tc>
         <w:tc>
           <w:tcPr>
-            <w:tcW w:type="dxa" w:w="1344"/>
-            <w:tcBorders>
-              <w:top w:val="single" w:sz="6" w:color="000000"/>
-              <w:bottom w:val="single" w:sz="6" w:color="000000"/>
-              <w:left w:val="nil" w:sz="6" w:color="000000"/>
-              <w:right w:val="nil" w:sz="6" w:color="000000"/>
-            </w:tcBorders>
-          </w:tcPr>
-          <w:p>
-            <w:pPr>
-              <w:jc w:val="center"/>
-            </w:pPr>
-            <w:r/>
-            <w:r>
-              <w:rPr>
-                <w:rFonts w:ascii="Times New Roman" w:hAnsi="Times New Roman"/>
-                <w:sz w:val="18"/>
-              </w:rPr>
-              <w:t>0,0</w:t>
-            </w:r>
-          </w:p>
-        </w:tc>
-        <w:tc>
-          <w:tcPr>
-            <w:tcW w:type="dxa" w:w="1344"/>
-            <w:tcBorders>
-              <w:top w:val="single" w:sz="6" w:color="000000"/>
-              <w:bottom w:val="single" w:sz="6" w:color="000000"/>
-              <w:left w:val="nil" w:sz="6" w:color="000000"/>
-              <w:right w:val="nil" w:sz="6" w:color="000000"/>
-            </w:tcBorders>
-          </w:tcPr>
-          <w:p>
-            <w:pPr>
-              <w:jc w:val="center"/>
-            </w:pPr>
-            <w:r/>
-            <w:r>
-              <w:rPr>
-                <w:rFonts w:ascii="Times New Roman" w:hAnsi="Times New Roman"/>
-                <w:sz w:val="18"/>
+            <w:tcW w:type="dxa" w:w="1176"/>
+            <w:tcBorders>
+              <w:top w:val="single" w:sz="6" w:color="000000"/>
+              <w:bottom w:val="single" w:sz="6" w:color="000000"/>
+              <w:left w:val="nil" w:sz="6" w:color="000000"/>
+              <w:right w:val="nil" w:sz="6" w:color="000000"/>
+            </w:tcBorders>
+          </w:tcPr>
+          <w:p>
+            <w:pPr>
+              <w:jc w:val="center"/>
+            </w:pPr>
+            <w:r/>
+            <w:r>
+              <w:rPr>
+                <w:rFonts w:ascii="Times New Roman" w:hAnsi="Times New Roman"/>
+                <w:sz w:val="17"/>
               </w:rPr>
               <w:t>2,31</w:t>
             </w:r>
@@ -2223,23 +2321,23 @@
         </w:tc>
         <w:tc>
           <w:tcPr>
-            <w:tcW w:type="dxa" w:w="1344"/>
-            <w:tcBorders>
-              <w:top w:val="single" w:sz="6" w:color="000000"/>
-              <w:bottom w:val="single" w:sz="6" w:color="000000"/>
-              <w:left w:val="nil" w:sz="6" w:color="000000"/>
-              <w:right w:val="nil" w:sz="6" w:color="000000"/>
-            </w:tcBorders>
-          </w:tcPr>
-          <w:p>
-            <w:pPr>
-              <w:jc w:val="center"/>
-            </w:pPr>
-            <w:r/>
-            <w:r>
-              <w:rPr>
-                <w:rFonts w:ascii="Times New Roman" w:hAnsi="Times New Roman"/>
-                <w:sz w:val="18"/>
+            <w:tcW w:type="dxa" w:w="1176"/>
+            <w:tcBorders>
+              <w:top w:val="single" w:sz="6" w:color="000000"/>
+              <w:bottom w:val="single" w:sz="6" w:color="000000"/>
+              <w:left w:val="nil" w:sz="6" w:color="000000"/>
+              <w:right w:val="nil" w:sz="6" w:color="000000"/>
+            </w:tcBorders>
+          </w:tcPr>
+          <w:p>
+            <w:pPr>
+              <w:jc w:val="center"/>
+            </w:pPr>
+            <w:r/>
+            <w:r>
+              <w:rPr>
+                <w:rFonts w:ascii="Times New Roman" w:hAnsi="Times New Roman"/>
+                <w:sz w:val="17"/>
               </w:rPr>
               <w:t>0,79–1,21</w:t>
             </w:r>
@@ -2247,47 +2345,95 @@
         </w:tc>
         <w:tc>
           <w:tcPr>
-            <w:tcW w:type="dxa" w:w="1344"/>
-            <w:tcBorders>
-              <w:top w:val="single" w:sz="6" w:color="000000"/>
-              <w:bottom w:val="single" w:sz="6" w:color="000000"/>
-              <w:left w:val="nil" w:sz="6" w:color="000000"/>
-              <w:right w:val="nil" w:sz="6" w:color="000000"/>
-            </w:tcBorders>
-          </w:tcPr>
-          <w:p>
-            <w:pPr>
-              <w:jc w:val="center"/>
-            </w:pPr>
-            <w:r/>
-            <w:r>
-              <w:rPr>
-                <w:rFonts w:ascii="Times New Roman" w:hAnsi="Times New Roman"/>
-                <w:sz w:val="18"/>
-              </w:rPr>
-              <w:t>231</w:t>
-            </w:r>
-          </w:p>
-        </w:tc>
-        <w:tc>
-          <w:tcPr>
-            <w:tcW w:type="dxa" w:w="1344"/>
-            <w:tcBorders>
-              <w:top w:val="single" w:sz="6" w:color="000000"/>
-              <w:bottom w:val="single" w:sz="6" w:color="000000"/>
-              <w:left w:val="nil" w:sz="6" w:color="000000"/>
-              <w:right w:val="nil" w:sz="6" w:color="000000"/>
-            </w:tcBorders>
-          </w:tcPr>
-          <w:p>
-            <w:pPr>
-              <w:jc w:val="center"/>
-            </w:pPr>
-            <w:r/>
-            <w:r>
-              <w:rPr>
-                <w:rFonts w:ascii="Times New Roman" w:hAnsi="Times New Roman"/>
-                <w:sz w:val="18"/>
+            <w:tcW w:type="dxa" w:w="1176"/>
+            <w:tcBorders>
+              <w:top w:val="single" w:sz="6" w:color="000000"/>
+              <w:bottom w:val="single" w:sz="6" w:color="000000"/>
+              <w:left w:val="nil" w:sz="6" w:color="000000"/>
+              <w:right w:val="nil" w:sz="6" w:color="000000"/>
+            </w:tcBorders>
+          </w:tcPr>
+          <w:p>
+            <w:pPr>
+              <w:jc w:val="center"/>
+            </w:pPr>
+            <w:r/>
+            <w:r>
+              <w:rPr>
+                <w:rFonts w:ascii="Times New Roman" w:hAnsi="Times New Roman"/>
+                <w:sz w:val="17"/>
+              </w:rPr>
+              <w:t>0</w:t>
+            </w:r>
+          </w:p>
+        </w:tc>
+        <w:tc>
+          <w:tcPr>
+            <w:tcW w:type="dxa" w:w="1176"/>
+            <w:tcBorders>
+              <w:top w:val="single" w:sz="6" w:color="000000"/>
+              <w:bottom w:val="single" w:sz="6" w:color="000000"/>
+              <w:left w:val="nil" w:sz="6" w:color="000000"/>
+              <w:right w:val="nil" w:sz="6" w:color="000000"/>
+            </w:tcBorders>
+          </w:tcPr>
+          <w:p>
+            <w:pPr>
+              <w:jc w:val="center"/>
+            </w:pPr>
+            <w:r/>
+            <w:r>
+              <w:rPr>
+                <w:rFonts w:ascii="Times New Roman" w:hAnsi="Times New Roman"/>
+                <w:sz w:val="17"/>
+              </w:rPr>
+              <w:t>0</w:t>
+            </w:r>
+          </w:p>
+        </w:tc>
+        <w:tc>
+          <w:tcPr>
+            <w:tcW w:type="dxa" w:w="1176"/>
+            <w:tcBorders>
+              <w:top w:val="single" w:sz="6" w:color="000000"/>
+              <w:bottom w:val="single" w:sz="6" w:color="000000"/>
+              <w:left w:val="nil" w:sz="6" w:color="000000"/>
+              <w:right w:val="nil" w:sz="6" w:color="000000"/>
+            </w:tcBorders>
+          </w:tcPr>
+          <w:p>
+            <w:pPr>
+              <w:jc w:val="center"/>
+            </w:pPr>
+            <w:r/>
+            <w:r>
+              <w:rPr>
+                <w:rFonts w:ascii="Times New Roman" w:hAnsi="Times New Roman"/>
+                <w:sz w:val="17"/>
+              </w:rPr>
+              <w:t>1</w:t>
+            </w:r>
+          </w:p>
+        </w:tc>
+        <w:tc>
+          <w:tcPr>
+            <w:tcW w:type="dxa" w:w="1176"/>
+            <w:tcBorders>
+              <w:top w:val="single" w:sz="6" w:color="000000"/>
+              <w:bottom w:val="single" w:sz="6" w:color="000000"/>
+              <w:left w:val="nil" w:sz="6" w:color="000000"/>
+              <w:right w:val="nil" w:sz="6" w:color="000000"/>
+            </w:tcBorders>
+          </w:tcPr>
+          <w:p>
+            <w:pPr>
+              <w:jc w:val="center"/>
+            </w:pPr>
+            <w:r/>
+            <w:r>
+              <w:rPr>
+                <w:rFonts w:ascii="Times New Roman" w:hAnsi="Times New Roman"/>
+                <w:sz w:val="17"/>
               </w:rPr>
               <w:t>0–16</w:t>
             </w:r>
@@ -2297,7 +2443,7 @@
       <w:tr>
         <w:tc>
           <w:tcPr>
-            <w:tcW w:type="dxa" w:w="1344"/>
+            <w:tcW w:type="dxa" w:w="1176"/>
             <w:tcBorders>
               <w:top w:val="single" w:sz="6" w:color="000000"/>
               <w:bottom w:val="single" w:sz="6" w:color="000000"/>
@@ -2313,7 +2459,7 @@
             <w:r>
               <w:rPr>
                 <w:rFonts w:ascii="Times New Roman" w:hAnsi="Times New Roman"/>
-                <w:sz w:val="18"/>
+                <w:sz w:val="17"/>
               </w:rPr>
               <w:t>Raiva</w:t>
             </w:r>
@@ -2321,23 +2467,23 @@
         </w:tc>
         <w:tc>
           <w:tcPr>
-            <w:tcW w:type="dxa" w:w="1344"/>
-            <w:tcBorders>
-              <w:top w:val="single" w:sz="6" w:color="000000"/>
-              <w:bottom w:val="single" w:sz="6" w:color="000000"/>
-              <w:left w:val="nil" w:sz="6" w:color="000000"/>
-              <w:right w:val="nil" w:sz="6" w:color="000000"/>
-            </w:tcBorders>
-          </w:tcPr>
-          <w:p>
-            <w:pPr>
-              <w:jc w:val="center"/>
-            </w:pPr>
-            <w:r/>
-            <w:r>
-              <w:rPr>
-                <w:rFonts w:ascii="Times New Roman" w:hAnsi="Times New Roman"/>
-                <w:sz w:val="18"/>
+            <w:tcW w:type="dxa" w:w="1176"/>
+            <w:tcBorders>
+              <w:top w:val="single" w:sz="6" w:color="000000"/>
+              <w:bottom w:val="single" w:sz="6" w:color="000000"/>
+              <w:left w:val="nil" w:sz="6" w:color="000000"/>
+              <w:right w:val="nil" w:sz="6" w:color="000000"/>
+            </w:tcBorders>
+          </w:tcPr>
+          <w:p>
+            <w:pPr>
+              <w:jc w:val="center"/>
+            </w:pPr>
+            <w:r/>
+            <w:r>
+              <w:rPr>
+                <w:rFonts w:ascii="Times New Roman" w:hAnsi="Times New Roman"/>
+                <w:sz w:val="17"/>
               </w:rPr>
               <w:t>1,60</w:t>
             </w:r>
@@ -2345,47 +2491,23 @@
         </w:tc>
         <w:tc>
           <w:tcPr>
-            <w:tcW w:type="dxa" w:w="1344"/>
-            <w:tcBorders>
-              <w:top w:val="single" w:sz="6" w:color="000000"/>
-              <w:bottom w:val="single" w:sz="6" w:color="000000"/>
-              <w:left w:val="nil" w:sz="6" w:color="000000"/>
-              <w:right w:val="nil" w:sz="6" w:color="000000"/>
-            </w:tcBorders>
-          </w:tcPr>
-          <w:p>
-            <w:pPr>
-              <w:jc w:val="center"/>
-            </w:pPr>
-            <w:r/>
-            <w:r>
-              <w:rPr>
-                <w:rFonts w:ascii="Times New Roman" w:hAnsi="Times New Roman"/>
-                <w:sz w:val="18"/>
-              </w:rPr>
-              <w:t>0,0</w:t>
-            </w:r>
-          </w:p>
-        </w:tc>
-        <w:tc>
-          <w:tcPr>
-            <w:tcW w:type="dxa" w:w="1344"/>
-            <w:tcBorders>
-              <w:top w:val="single" w:sz="6" w:color="000000"/>
-              <w:bottom w:val="single" w:sz="6" w:color="000000"/>
-              <w:left w:val="nil" w:sz="6" w:color="000000"/>
-              <w:right w:val="nil" w:sz="6" w:color="000000"/>
-            </w:tcBorders>
-          </w:tcPr>
-          <w:p>
-            <w:pPr>
-              <w:jc w:val="center"/>
-            </w:pPr>
-            <w:r/>
-            <w:r>
-              <w:rPr>
-                <w:rFonts w:ascii="Times New Roman" w:hAnsi="Times New Roman"/>
-                <w:sz w:val="18"/>
+            <w:tcW w:type="dxa" w:w="1176"/>
+            <w:tcBorders>
+              <w:top w:val="single" w:sz="6" w:color="000000"/>
+              <w:bottom w:val="single" w:sz="6" w:color="000000"/>
+              <w:left w:val="nil" w:sz="6" w:color="000000"/>
+              <w:right w:val="nil" w:sz="6" w:color="000000"/>
+            </w:tcBorders>
+          </w:tcPr>
+          <w:p>
+            <w:pPr>
+              <w:jc w:val="center"/>
+            </w:pPr>
+            <w:r/>
+            <w:r>
+              <w:rPr>
+                <w:rFonts w:ascii="Times New Roman" w:hAnsi="Times New Roman"/>
+                <w:sz w:val="17"/>
               </w:rPr>
               <w:t>2,73</w:t>
             </w:r>
@@ -2393,23 +2515,23 @@
         </w:tc>
         <w:tc>
           <w:tcPr>
-            <w:tcW w:type="dxa" w:w="1344"/>
-            <w:tcBorders>
-              <w:top w:val="single" w:sz="6" w:color="000000"/>
-              <w:bottom w:val="single" w:sz="6" w:color="000000"/>
-              <w:left w:val="nil" w:sz="6" w:color="000000"/>
-              <w:right w:val="nil" w:sz="6" w:color="000000"/>
-            </w:tcBorders>
-          </w:tcPr>
-          <w:p>
-            <w:pPr>
-              <w:jc w:val="center"/>
-            </w:pPr>
-            <w:r/>
-            <w:r>
-              <w:rPr>
-                <w:rFonts w:ascii="Times New Roman" w:hAnsi="Times New Roman"/>
-                <w:sz w:val="18"/>
+            <w:tcW w:type="dxa" w:w="1176"/>
+            <w:tcBorders>
+              <w:top w:val="single" w:sz="6" w:color="000000"/>
+              <w:bottom w:val="single" w:sz="6" w:color="000000"/>
+              <w:left w:val="nil" w:sz="6" w:color="000000"/>
+              <w:right w:val="nil" w:sz="6" w:color="000000"/>
+            </w:tcBorders>
+          </w:tcPr>
+          <w:p>
+            <w:pPr>
+              <w:jc w:val="center"/>
+            </w:pPr>
+            <w:r/>
+            <w:r>
+              <w:rPr>
+                <w:rFonts w:ascii="Times New Roman" w:hAnsi="Times New Roman"/>
+                <w:sz w:val="17"/>
               </w:rPr>
               <w:t>1,35–1,85</w:t>
             </w:r>
@@ -2417,47 +2539,95 @@
         </w:tc>
         <w:tc>
           <w:tcPr>
-            <w:tcW w:type="dxa" w:w="1344"/>
-            <w:tcBorders>
-              <w:top w:val="single" w:sz="6" w:color="000000"/>
-              <w:bottom w:val="single" w:sz="6" w:color="000000"/>
-              <w:left w:val="nil" w:sz="6" w:color="000000"/>
-              <w:right w:val="nil" w:sz="6" w:color="000000"/>
-            </w:tcBorders>
-          </w:tcPr>
-          <w:p>
-            <w:pPr>
-              <w:jc w:val="center"/>
-            </w:pPr>
-            <w:r/>
-            <w:r>
-              <w:rPr>
-                <w:rFonts w:ascii="Times New Roman" w:hAnsi="Times New Roman"/>
-                <w:sz w:val="18"/>
-              </w:rPr>
-              <w:t>170</w:t>
-            </w:r>
-          </w:p>
-        </w:tc>
-        <w:tc>
-          <w:tcPr>
-            <w:tcW w:type="dxa" w:w="1344"/>
-            <w:tcBorders>
-              <w:top w:val="single" w:sz="6" w:color="000000"/>
-              <w:bottom w:val="single" w:sz="6" w:color="000000"/>
-              <w:left w:val="nil" w:sz="6" w:color="000000"/>
-              <w:right w:val="nil" w:sz="6" w:color="000000"/>
-            </w:tcBorders>
-          </w:tcPr>
-          <w:p>
-            <w:pPr>
-              <w:jc w:val="center"/>
-            </w:pPr>
-            <w:r/>
-            <w:r>
-              <w:rPr>
-                <w:rFonts w:ascii="Times New Roman" w:hAnsi="Times New Roman"/>
-                <w:sz w:val="18"/>
+            <w:tcW w:type="dxa" w:w="1176"/>
+            <w:tcBorders>
+              <w:top w:val="single" w:sz="6" w:color="000000"/>
+              <w:bottom w:val="single" w:sz="6" w:color="000000"/>
+              <w:left w:val="nil" w:sz="6" w:color="000000"/>
+              <w:right w:val="nil" w:sz="6" w:color="000000"/>
+            </w:tcBorders>
+          </w:tcPr>
+          <w:p>
+            <w:pPr>
+              <w:jc w:val="center"/>
+            </w:pPr>
+            <w:r/>
+            <w:r>
+              <w:rPr>
+                <w:rFonts w:ascii="Times New Roman" w:hAnsi="Times New Roman"/>
+                <w:sz w:val="17"/>
+              </w:rPr>
+              <w:t>0</w:t>
+            </w:r>
+          </w:p>
+        </w:tc>
+        <w:tc>
+          <w:tcPr>
+            <w:tcW w:type="dxa" w:w="1176"/>
+            <w:tcBorders>
+              <w:top w:val="single" w:sz="6" w:color="000000"/>
+              <w:bottom w:val="single" w:sz="6" w:color="000000"/>
+              <w:left w:val="nil" w:sz="6" w:color="000000"/>
+              <w:right w:val="nil" w:sz="6" w:color="000000"/>
+            </w:tcBorders>
+          </w:tcPr>
+          <w:p>
+            <w:pPr>
+              <w:jc w:val="center"/>
+            </w:pPr>
+            <w:r/>
+            <w:r>
+              <w:rPr>
+                <w:rFonts w:ascii="Times New Roman" w:hAnsi="Times New Roman"/>
+                <w:sz w:val="17"/>
+              </w:rPr>
+              <w:t>0</w:t>
+            </w:r>
+          </w:p>
+        </w:tc>
+        <w:tc>
+          <w:tcPr>
+            <w:tcW w:type="dxa" w:w="1176"/>
+            <w:tcBorders>
+              <w:top w:val="single" w:sz="6" w:color="000000"/>
+              <w:bottom w:val="single" w:sz="6" w:color="000000"/>
+              <w:left w:val="nil" w:sz="6" w:color="000000"/>
+              <w:right w:val="nil" w:sz="6" w:color="000000"/>
+            </w:tcBorders>
+          </w:tcPr>
+          <w:p>
+            <w:pPr>
+              <w:jc w:val="center"/>
+            </w:pPr>
+            <w:r/>
+            <w:r>
+              <w:rPr>
+                <w:rFonts w:ascii="Times New Roman" w:hAnsi="Times New Roman"/>
+                <w:sz w:val="17"/>
+              </w:rPr>
+              <w:t>2</w:t>
+            </w:r>
+          </w:p>
+        </w:tc>
+        <w:tc>
+          <w:tcPr>
+            <w:tcW w:type="dxa" w:w="1176"/>
+            <w:tcBorders>
+              <w:top w:val="single" w:sz="6" w:color="000000"/>
+              <w:bottom w:val="single" w:sz="6" w:color="000000"/>
+              <w:left w:val="nil" w:sz="6" w:color="000000"/>
+              <w:right w:val="nil" w:sz="6" w:color="000000"/>
+            </w:tcBorders>
+          </w:tcPr>
+          <w:p>
+            <w:pPr>
+              <w:jc w:val="center"/>
+            </w:pPr>
+            <w:r/>
+            <w:r>
+              <w:rPr>
+                <w:rFonts w:ascii="Times New Roman" w:hAnsi="Times New Roman"/>
+                <w:sz w:val="17"/>
               </w:rPr>
               <w:t>0–15</w:t>
             </w:r>
@@ -2467,7 +2637,7 @@
       <w:tr>
         <w:tc>
           <w:tcPr>
-            <w:tcW w:type="dxa" w:w="1344"/>
+            <w:tcW w:type="dxa" w:w="1176"/>
             <w:tcBorders>
               <w:top w:val="single" w:sz="6" w:color="000000"/>
               <w:bottom w:val="single" w:sz="6" w:color="000000"/>
@@ -2483,7 +2653,7 @@
             <w:r>
               <w:rPr>
                 <w:rFonts w:ascii="Times New Roman" w:hAnsi="Times New Roman"/>
-                <w:sz w:val="18"/>
+                <w:sz w:val="17"/>
               </w:rPr>
               <w:t>Confusão</w:t>
             </w:r>
@@ -2491,23 +2661,23 @@
         </w:tc>
         <w:tc>
           <w:tcPr>
-            <w:tcW w:type="dxa" w:w="1344"/>
-            <w:tcBorders>
-              <w:top w:val="single" w:sz="6" w:color="000000"/>
-              <w:bottom w:val="single" w:sz="6" w:color="000000"/>
-              <w:left w:val="nil" w:sz="6" w:color="000000"/>
-              <w:right w:val="nil" w:sz="6" w:color="000000"/>
-            </w:tcBorders>
-          </w:tcPr>
-          <w:p>
-            <w:pPr>
-              <w:jc w:val="center"/>
-            </w:pPr>
-            <w:r/>
-            <w:r>
-              <w:rPr>
-                <w:rFonts w:ascii="Times New Roman" w:hAnsi="Times New Roman"/>
-                <w:sz w:val="18"/>
+            <w:tcW w:type="dxa" w:w="1176"/>
+            <w:tcBorders>
+              <w:top w:val="single" w:sz="6" w:color="000000"/>
+              <w:bottom w:val="single" w:sz="6" w:color="000000"/>
+              <w:left w:val="nil" w:sz="6" w:color="000000"/>
+              <w:right w:val="nil" w:sz="6" w:color="000000"/>
+            </w:tcBorders>
+          </w:tcPr>
+          <w:p>
+            <w:pPr>
+              <w:jc w:val="center"/>
+            </w:pPr>
+            <w:r/>
+            <w:r>
+              <w:rPr>
+                <w:rFonts w:ascii="Times New Roman" w:hAnsi="Times New Roman"/>
+                <w:sz w:val="17"/>
               </w:rPr>
               <w:t>0,45</w:t>
             </w:r>
@@ -2515,47 +2685,23 @@
         </w:tc>
         <w:tc>
           <w:tcPr>
-            <w:tcW w:type="dxa" w:w="1344"/>
-            <w:tcBorders>
-              <w:top w:val="single" w:sz="6" w:color="000000"/>
-              <w:bottom w:val="single" w:sz="6" w:color="000000"/>
-              <w:left w:val="nil" w:sz="6" w:color="000000"/>
-              <w:right w:val="nil" w:sz="6" w:color="000000"/>
-            </w:tcBorders>
-          </w:tcPr>
-          <w:p>
-            <w:pPr>
-              <w:jc w:val="center"/>
-            </w:pPr>
-            <w:r/>
-            <w:r>
-              <w:rPr>
-                <w:rFonts w:ascii="Times New Roman" w:hAnsi="Times New Roman"/>
-                <w:sz w:val="18"/>
-              </w:rPr>
-              <w:t>0,0</w:t>
-            </w:r>
-          </w:p>
-        </w:tc>
-        <w:tc>
-          <w:tcPr>
-            <w:tcW w:type="dxa" w:w="1344"/>
-            <w:tcBorders>
-              <w:top w:val="single" w:sz="6" w:color="000000"/>
-              <w:bottom w:val="single" w:sz="6" w:color="000000"/>
-              <w:left w:val="nil" w:sz="6" w:color="000000"/>
-              <w:right w:val="nil" w:sz="6" w:color="000000"/>
-            </w:tcBorders>
-          </w:tcPr>
-          <w:p>
-            <w:pPr>
-              <w:jc w:val="center"/>
-            </w:pPr>
-            <w:r/>
-            <w:r>
-              <w:rPr>
-                <w:rFonts w:ascii="Times New Roman" w:hAnsi="Times New Roman"/>
-                <w:sz w:val="18"/>
+            <w:tcW w:type="dxa" w:w="1176"/>
+            <w:tcBorders>
+              <w:top w:val="single" w:sz="6" w:color="000000"/>
+              <w:bottom w:val="single" w:sz="6" w:color="000000"/>
+              <w:left w:val="nil" w:sz="6" w:color="000000"/>
+              <w:right w:val="nil" w:sz="6" w:color="000000"/>
+            </w:tcBorders>
+          </w:tcPr>
+          <w:p>
+            <w:pPr>
+              <w:jc w:val="center"/>
+            </w:pPr>
+            <w:r/>
+            <w:r>
+              <w:rPr>
+                <w:rFonts w:ascii="Times New Roman" w:hAnsi="Times New Roman"/>
+                <w:sz w:val="17"/>
               </w:rPr>
               <w:t>1,19</w:t>
             </w:r>
@@ -2563,23 +2709,23 @@
         </w:tc>
         <w:tc>
           <w:tcPr>
-            <w:tcW w:type="dxa" w:w="1344"/>
-            <w:tcBorders>
-              <w:top w:val="single" w:sz="6" w:color="000000"/>
-              <w:bottom w:val="single" w:sz="6" w:color="000000"/>
-              <w:left w:val="nil" w:sz="6" w:color="000000"/>
-              <w:right w:val="nil" w:sz="6" w:color="000000"/>
-            </w:tcBorders>
-          </w:tcPr>
-          <w:p>
-            <w:pPr>
-              <w:jc w:val="center"/>
-            </w:pPr>
-            <w:r/>
-            <w:r>
-              <w:rPr>
-                <w:rFonts w:ascii="Times New Roman" w:hAnsi="Times New Roman"/>
-                <w:sz w:val="18"/>
+            <w:tcW w:type="dxa" w:w="1176"/>
+            <w:tcBorders>
+              <w:top w:val="single" w:sz="6" w:color="000000"/>
+              <w:bottom w:val="single" w:sz="6" w:color="000000"/>
+              <w:left w:val="nil" w:sz="6" w:color="000000"/>
+              <w:right w:val="nil" w:sz="6" w:color="000000"/>
+            </w:tcBorders>
+          </w:tcPr>
+          <w:p>
+            <w:pPr>
+              <w:jc w:val="center"/>
+            </w:pPr>
+            <w:r/>
+            <w:r>
+              <w:rPr>
+                <w:rFonts w:ascii="Times New Roman" w:hAnsi="Times New Roman"/>
+                <w:sz w:val="17"/>
               </w:rPr>
               <w:t>0,34–0,56</w:t>
             </w:r>
@@ -2587,47 +2733,95 @@
         </w:tc>
         <w:tc>
           <w:tcPr>
-            <w:tcW w:type="dxa" w:w="1344"/>
-            <w:tcBorders>
-              <w:top w:val="single" w:sz="6" w:color="000000"/>
-              <w:bottom w:val="single" w:sz="6" w:color="000000"/>
-              <w:left w:val="nil" w:sz="6" w:color="000000"/>
-              <w:right w:val="nil" w:sz="6" w:color="000000"/>
-            </w:tcBorders>
-          </w:tcPr>
-          <w:p>
-            <w:pPr>
-              <w:jc w:val="center"/>
-            </w:pPr>
-            <w:r/>
-            <w:r>
-              <w:rPr>
-                <w:rFonts w:ascii="Times New Roman" w:hAnsi="Times New Roman"/>
-                <w:sz w:val="18"/>
-              </w:rPr>
-              <w:t>263</w:t>
-            </w:r>
-          </w:p>
-        </w:tc>
-        <w:tc>
-          <w:tcPr>
-            <w:tcW w:type="dxa" w:w="1344"/>
-            <w:tcBorders>
-              <w:top w:val="single" w:sz="6" w:color="000000"/>
-              <w:bottom w:val="single" w:sz="6" w:color="000000"/>
-              <w:left w:val="nil" w:sz="6" w:color="000000"/>
-              <w:right w:val="nil" w:sz="6" w:color="000000"/>
-            </w:tcBorders>
-          </w:tcPr>
-          <w:p>
-            <w:pPr>
-              <w:jc w:val="center"/>
-            </w:pPr>
-            <w:r/>
-            <w:r>
-              <w:rPr>
-                <w:rFonts w:ascii="Times New Roman" w:hAnsi="Times New Roman"/>
-                <w:sz w:val="18"/>
+            <w:tcW w:type="dxa" w:w="1176"/>
+            <w:tcBorders>
+              <w:top w:val="single" w:sz="6" w:color="000000"/>
+              <w:bottom w:val="single" w:sz="6" w:color="000000"/>
+              <w:left w:val="nil" w:sz="6" w:color="000000"/>
+              <w:right w:val="nil" w:sz="6" w:color="000000"/>
+            </w:tcBorders>
+          </w:tcPr>
+          <w:p>
+            <w:pPr>
+              <w:jc w:val="center"/>
+            </w:pPr>
+            <w:r/>
+            <w:r>
+              <w:rPr>
+                <w:rFonts w:ascii="Times New Roman" w:hAnsi="Times New Roman"/>
+                <w:sz w:val="17"/>
+              </w:rPr>
+              <w:t>0</w:t>
+            </w:r>
+          </w:p>
+        </w:tc>
+        <w:tc>
+          <w:tcPr>
+            <w:tcW w:type="dxa" w:w="1176"/>
+            <w:tcBorders>
+              <w:top w:val="single" w:sz="6" w:color="000000"/>
+              <w:bottom w:val="single" w:sz="6" w:color="000000"/>
+              <w:left w:val="nil" w:sz="6" w:color="000000"/>
+              <w:right w:val="nil" w:sz="6" w:color="000000"/>
+            </w:tcBorders>
+          </w:tcPr>
+          <w:p>
+            <w:pPr>
+              <w:jc w:val="center"/>
+            </w:pPr>
+            <w:r/>
+            <w:r>
+              <w:rPr>
+                <w:rFonts w:ascii="Times New Roman" w:hAnsi="Times New Roman"/>
+                <w:sz w:val="17"/>
+              </w:rPr>
+              <w:t>0</w:t>
+            </w:r>
+          </w:p>
+        </w:tc>
+        <w:tc>
+          <w:tcPr>
+            <w:tcW w:type="dxa" w:w="1176"/>
+            <w:tcBorders>
+              <w:top w:val="single" w:sz="6" w:color="000000"/>
+              <w:bottom w:val="single" w:sz="6" w:color="000000"/>
+              <w:left w:val="nil" w:sz="6" w:color="000000"/>
+              <w:right w:val="nil" w:sz="6" w:color="000000"/>
+            </w:tcBorders>
+          </w:tcPr>
+          <w:p>
+            <w:pPr>
+              <w:jc w:val="center"/>
+            </w:pPr>
+            <w:r/>
+            <w:r>
+              <w:rPr>
+                <w:rFonts w:ascii="Times New Roman" w:hAnsi="Times New Roman"/>
+                <w:sz w:val="17"/>
+              </w:rPr>
+              <w:t>0</w:t>
+            </w:r>
+          </w:p>
+        </w:tc>
+        <w:tc>
+          <w:tcPr>
+            <w:tcW w:type="dxa" w:w="1176"/>
+            <w:tcBorders>
+              <w:top w:val="single" w:sz="6" w:color="000000"/>
+              <w:bottom w:val="single" w:sz="6" w:color="000000"/>
+              <w:left w:val="nil" w:sz="6" w:color="000000"/>
+              <w:right w:val="nil" w:sz="6" w:color="000000"/>
+            </w:tcBorders>
+          </w:tcPr>
+          <w:p>
+            <w:pPr>
+              <w:jc w:val="center"/>
+            </w:pPr>
+            <w:r/>
+            <w:r>
+              <w:rPr>
+                <w:rFonts w:ascii="Times New Roman" w:hAnsi="Times New Roman"/>
+                <w:sz w:val="17"/>
               </w:rPr>
               <w:t>0–9</w:t>
             </w:r>
@@ -2657,7 +2851,7 @@
           <w:b w:val="0"/>
           <w:sz w:val="24"/>
         </w:rPr>
-        <w:t>Os histogramas (Figura 2) evidenciam distribuições assimétricas: o vigor aproxima-se da simetria e a fadiga tem leve assimetria à direita, ao passo que as subescalas negativas concentram-se no piso, com forte assimetria positiva. O teste de Shapiro-Wilk rejeitou a normalidade em todas as subescalas (p &lt; 0,001; Tabela 3), justificando a adoção de estatística não paramétrica. A consistência das medidas repetidas ao longo da semana (ICC) foi moderada a boa para a maioria das subescalas, sendo mais baixa para a raiva e a confusão — as dimensões mais reativas dia a dia —; a média semanal, contudo, mostrou fidedignidade elevada (ICC(2,k) ≥ 0,81) em todas.</w:t>
+        <w:t>O coeficiente de variação (Tabela 3) confirma esse quadro. Entre as duas variáveis com média afastada do piso, a fadiga é a mais dispersa, tanto entre atletas (CV = %s%%) quanto intraindividualmente ao longo dos dias (CV = %s%%), superando o vigor (%s%% e %s%%); ou seja, a fadiga é a que mais discrimina atletas e a que mais oscila dia a dia. Os CV muito elevados das subescalas negativas (&gt; 100%%) são artefato do efeito de piso (médias próximas de zero) e não expressam variabilidade útil; a PTH foi excluída do CV por assumir valores negativos, o que torna o índice ininterpretável.</w:t>
       </w:r>
     </w:p>
     <w:p>
@@ -2668,7 +2862,576 @@
         <w:rPr>
           <w:sz w:val="22"/>
         </w:rPr>
-        <w:t>Tabela 3 – Normalidade (Shapiro-Wilk), assimetria e consistência das medidas repetidas (ICC) por subescala.</w:t>
+        <w:t>Tabela 3 – Coeficiente de variação entre variáveis (entre atletas) e intraindividual (ao longo dos dias), por subescala.</w:t>
+      </w:r>
+    </w:p>
+    <w:tbl>
+      <w:tblPr>
+        <w:tblW w:type="auto" w:w="0"/>
+        <w:jc w:val="center"/>
+        <w:tblLook w:firstColumn="1" w:firstRow="1" w:lastColumn="0" w:lastRow="0" w:noHBand="0" w:noVBand="1" w:val="04A0"/>
+      </w:tblPr>
+      <w:tblGrid>
+        <w:gridCol w:w="3135"/>
+        <w:gridCol w:w="3135"/>
+        <w:gridCol w:w="3135"/>
+      </w:tblGrid>
+      <w:tr>
+        <w:tc>
+          <w:tcPr>
+            <w:tcW w:type="dxa" w:w="3135"/>
+            <w:tcBorders>
+              <w:top w:val="single" w:sz="6" w:color="000000"/>
+              <w:bottom w:val="single" w:sz="6" w:color="000000"/>
+              <w:left w:val="nil" w:sz="6" w:color="000000"/>
+              <w:right w:val="nil" w:sz="6" w:color="000000"/>
+            </w:tcBorders>
+          </w:tcPr>
+          <w:p>
+            <w:pPr>
+              <w:jc w:val="center"/>
+            </w:pPr>
+            <w:r/>
+            <w:r>
+              <w:rPr>
+                <w:rFonts w:ascii="Times New Roman" w:hAnsi="Times New Roman"/>
+                <w:b/>
+                <w:sz w:val="18"/>
+              </w:rPr>
+              <w:t>Subescala</w:t>
+            </w:r>
+          </w:p>
+        </w:tc>
+        <w:tc>
+          <w:tcPr>
+            <w:tcW w:type="dxa" w:w="3135"/>
+            <w:tcBorders>
+              <w:top w:val="single" w:sz="6" w:color="000000"/>
+              <w:bottom w:val="single" w:sz="6" w:color="000000"/>
+              <w:left w:val="nil" w:sz="6" w:color="000000"/>
+              <w:right w:val="nil" w:sz="6" w:color="000000"/>
+            </w:tcBorders>
+          </w:tcPr>
+          <w:p>
+            <w:pPr>
+              <w:jc w:val="center"/>
+            </w:pPr>
+            <w:r/>
+            <w:r>
+              <w:rPr>
+                <w:rFonts w:ascii="Times New Roman" w:hAnsi="Times New Roman"/>
+                <w:b/>
+                <w:sz w:val="18"/>
+              </w:rPr>
+              <w:t>CV entre atletas (%)</w:t>
+            </w:r>
+          </w:p>
+        </w:tc>
+        <w:tc>
+          <w:tcPr>
+            <w:tcW w:type="dxa" w:w="3135"/>
+            <w:tcBorders>
+              <w:top w:val="single" w:sz="6" w:color="000000"/>
+              <w:bottom w:val="single" w:sz="6" w:color="000000"/>
+              <w:left w:val="nil" w:sz="6" w:color="000000"/>
+              <w:right w:val="nil" w:sz="6" w:color="000000"/>
+            </w:tcBorders>
+          </w:tcPr>
+          <w:p>
+            <w:pPr>
+              <w:jc w:val="center"/>
+            </w:pPr>
+            <w:r/>
+            <w:r>
+              <w:rPr>
+                <w:rFonts w:ascii="Times New Roman" w:hAnsi="Times New Roman"/>
+                <w:b/>
+                <w:sz w:val="18"/>
+              </w:rPr>
+              <w:t>CV intraindividual (%)</w:t>
+            </w:r>
+          </w:p>
+        </w:tc>
+      </w:tr>
+      <w:tr>
+        <w:tc>
+          <w:tcPr>
+            <w:tcW w:type="dxa" w:w="3135"/>
+            <w:tcBorders>
+              <w:top w:val="single" w:sz="6" w:color="000000"/>
+              <w:bottom w:val="single" w:sz="6" w:color="000000"/>
+              <w:left w:val="nil" w:sz="6" w:color="000000"/>
+              <w:right w:val="nil" w:sz="6" w:color="000000"/>
+            </w:tcBorders>
+          </w:tcPr>
+          <w:p>
+            <w:pPr>
+              <w:jc w:val="left"/>
+            </w:pPr>
+            <w:r/>
+            <w:r>
+              <w:rPr>
+                <w:rFonts w:ascii="Times New Roman" w:hAnsi="Times New Roman"/>
+                <w:sz w:val="18"/>
+              </w:rPr>
+              <w:t>Vigor</w:t>
+            </w:r>
+          </w:p>
+        </w:tc>
+        <w:tc>
+          <w:tcPr>
+            <w:tcW w:type="dxa" w:w="3135"/>
+            <w:tcBorders>
+              <w:top w:val="single" w:sz="6" w:color="000000"/>
+              <w:bottom w:val="single" w:sz="6" w:color="000000"/>
+              <w:left w:val="nil" w:sz="6" w:color="000000"/>
+              <w:right w:val="nil" w:sz="6" w:color="000000"/>
+            </w:tcBorders>
+          </w:tcPr>
+          <w:p>
+            <w:pPr>
+              <w:jc w:val="center"/>
+            </w:pPr>
+            <w:r/>
+            <w:r>
+              <w:rPr>
+                <w:rFonts w:ascii="Times New Roman" w:hAnsi="Times New Roman"/>
+                <w:sz w:val="18"/>
+              </w:rPr>
+              <w:t>44</w:t>
+            </w:r>
+          </w:p>
+        </w:tc>
+        <w:tc>
+          <w:tcPr>
+            <w:tcW w:type="dxa" w:w="3135"/>
+            <w:tcBorders>
+              <w:top w:val="single" w:sz="6" w:color="000000"/>
+              <w:bottom w:val="single" w:sz="6" w:color="000000"/>
+              <w:left w:val="nil" w:sz="6" w:color="000000"/>
+              <w:right w:val="nil" w:sz="6" w:color="000000"/>
+            </w:tcBorders>
+          </w:tcPr>
+          <w:p>
+            <w:pPr>
+              <w:jc w:val="center"/>
+            </w:pPr>
+            <w:r/>
+            <w:r>
+              <w:rPr>
+                <w:rFonts w:ascii="Times New Roman" w:hAnsi="Times New Roman"/>
+                <w:sz w:val="18"/>
+              </w:rPr>
+              <w:t>36</w:t>
+            </w:r>
+          </w:p>
+        </w:tc>
+      </w:tr>
+      <w:tr>
+        <w:tc>
+          <w:tcPr>
+            <w:tcW w:type="dxa" w:w="3135"/>
+            <w:tcBorders>
+              <w:top w:val="single" w:sz="6" w:color="000000"/>
+              <w:bottom w:val="single" w:sz="6" w:color="000000"/>
+              <w:left w:val="nil" w:sz="6" w:color="000000"/>
+              <w:right w:val="nil" w:sz="6" w:color="000000"/>
+            </w:tcBorders>
+          </w:tcPr>
+          <w:p>
+            <w:pPr>
+              <w:jc w:val="left"/>
+            </w:pPr>
+            <w:r/>
+            <w:r>
+              <w:rPr>
+                <w:rFonts w:ascii="Times New Roman" w:hAnsi="Times New Roman"/>
+                <w:sz w:val="18"/>
+              </w:rPr>
+              <w:t>Fadiga</w:t>
+            </w:r>
+          </w:p>
+        </w:tc>
+        <w:tc>
+          <w:tcPr>
+            <w:tcW w:type="dxa" w:w="3135"/>
+            <w:tcBorders>
+              <w:top w:val="single" w:sz="6" w:color="000000"/>
+              <w:bottom w:val="single" w:sz="6" w:color="000000"/>
+              <w:left w:val="nil" w:sz="6" w:color="000000"/>
+              <w:right w:val="nil" w:sz="6" w:color="000000"/>
+            </w:tcBorders>
+          </w:tcPr>
+          <w:p>
+            <w:pPr>
+              <w:jc w:val="center"/>
+            </w:pPr>
+            <w:r/>
+            <w:r>
+              <w:rPr>
+                <w:rFonts w:ascii="Times New Roman" w:hAnsi="Times New Roman"/>
+                <w:sz w:val="18"/>
+              </w:rPr>
+              <w:t>60</w:t>
+            </w:r>
+          </w:p>
+        </w:tc>
+        <w:tc>
+          <w:tcPr>
+            <w:tcW w:type="dxa" w:w="3135"/>
+            <w:tcBorders>
+              <w:top w:val="single" w:sz="6" w:color="000000"/>
+              <w:bottom w:val="single" w:sz="6" w:color="000000"/>
+              <w:left w:val="nil" w:sz="6" w:color="000000"/>
+              <w:right w:val="nil" w:sz="6" w:color="000000"/>
+            </w:tcBorders>
+          </w:tcPr>
+          <w:p>
+            <w:pPr>
+              <w:jc w:val="center"/>
+            </w:pPr>
+            <w:r/>
+            <w:r>
+              <w:rPr>
+                <w:rFonts w:ascii="Times New Roman" w:hAnsi="Times New Roman"/>
+                <w:sz w:val="18"/>
+              </w:rPr>
+              <w:t>49</w:t>
+            </w:r>
+          </w:p>
+        </w:tc>
+      </w:tr>
+      <w:tr>
+        <w:tc>
+          <w:tcPr>
+            <w:tcW w:type="dxa" w:w="3135"/>
+            <w:tcBorders>
+              <w:top w:val="single" w:sz="6" w:color="000000"/>
+              <w:bottom w:val="single" w:sz="6" w:color="000000"/>
+              <w:left w:val="nil" w:sz="6" w:color="000000"/>
+              <w:right w:val="nil" w:sz="6" w:color="000000"/>
+            </w:tcBorders>
+          </w:tcPr>
+          <w:p>
+            <w:pPr>
+              <w:jc w:val="left"/>
+            </w:pPr>
+            <w:r/>
+            <w:r>
+              <w:rPr>
+                <w:rFonts w:ascii="Times New Roman" w:hAnsi="Times New Roman"/>
+                <w:sz w:val="18"/>
+              </w:rPr>
+              <w:t>Tensão</w:t>
+            </w:r>
+          </w:p>
+        </w:tc>
+        <w:tc>
+          <w:tcPr>
+            <w:tcW w:type="dxa" w:w="3135"/>
+            <w:tcBorders>
+              <w:top w:val="single" w:sz="6" w:color="000000"/>
+              <w:bottom w:val="single" w:sz="6" w:color="000000"/>
+              <w:left w:val="nil" w:sz="6" w:color="000000"/>
+              <w:right w:val="nil" w:sz="6" w:color="000000"/>
+            </w:tcBorders>
+          </w:tcPr>
+          <w:p>
+            <w:pPr>
+              <w:jc w:val="center"/>
+            </w:pPr>
+            <w:r/>
+            <w:r>
+              <w:rPr>
+                <w:rFonts w:ascii="Times New Roman" w:hAnsi="Times New Roman"/>
+                <w:sz w:val="18"/>
+              </w:rPr>
+              <w:t>113</w:t>
+            </w:r>
+          </w:p>
+        </w:tc>
+        <w:tc>
+          <w:tcPr>
+            <w:tcW w:type="dxa" w:w="3135"/>
+            <w:tcBorders>
+              <w:top w:val="single" w:sz="6" w:color="000000"/>
+              <w:bottom w:val="single" w:sz="6" w:color="000000"/>
+              <w:left w:val="nil" w:sz="6" w:color="000000"/>
+              <w:right w:val="nil" w:sz="6" w:color="000000"/>
+            </w:tcBorders>
+          </w:tcPr>
+          <w:p>
+            <w:pPr>
+              <w:jc w:val="center"/>
+            </w:pPr>
+            <w:r/>
+            <w:r>
+              <w:rPr>
+                <w:rFonts w:ascii="Times New Roman" w:hAnsi="Times New Roman"/>
+                <w:sz w:val="18"/>
+              </w:rPr>
+              <w:t>108</w:t>
+            </w:r>
+          </w:p>
+        </w:tc>
+      </w:tr>
+      <w:tr>
+        <w:tc>
+          <w:tcPr>
+            <w:tcW w:type="dxa" w:w="3135"/>
+            <w:tcBorders>
+              <w:top w:val="single" w:sz="6" w:color="000000"/>
+              <w:bottom w:val="single" w:sz="6" w:color="000000"/>
+              <w:left w:val="nil" w:sz="6" w:color="000000"/>
+              <w:right w:val="nil" w:sz="6" w:color="000000"/>
+            </w:tcBorders>
+          </w:tcPr>
+          <w:p>
+            <w:pPr>
+              <w:jc w:val="left"/>
+            </w:pPr>
+            <w:r/>
+            <w:r>
+              <w:rPr>
+                <w:rFonts w:ascii="Times New Roman" w:hAnsi="Times New Roman"/>
+                <w:sz w:val="18"/>
+              </w:rPr>
+              <w:t>Depressão</w:t>
+            </w:r>
+          </w:p>
+        </w:tc>
+        <w:tc>
+          <w:tcPr>
+            <w:tcW w:type="dxa" w:w="3135"/>
+            <w:tcBorders>
+              <w:top w:val="single" w:sz="6" w:color="000000"/>
+              <w:bottom w:val="single" w:sz="6" w:color="000000"/>
+              <w:left w:val="nil" w:sz="6" w:color="000000"/>
+              <w:right w:val="nil" w:sz="6" w:color="000000"/>
+            </w:tcBorders>
+          </w:tcPr>
+          <w:p>
+            <w:pPr>
+              <w:jc w:val="center"/>
+            </w:pPr>
+            <w:r/>
+            <w:r>
+              <w:rPr>
+                <w:rFonts w:ascii="Times New Roman" w:hAnsi="Times New Roman"/>
+                <w:sz w:val="18"/>
+              </w:rPr>
+              <w:t>177</w:t>
+            </w:r>
+          </w:p>
+        </w:tc>
+        <w:tc>
+          <w:tcPr>
+            <w:tcW w:type="dxa" w:w="3135"/>
+            <w:tcBorders>
+              <w:top w:val="single" w:sz="6" w:color="000000"/>
+              <w:bottom w:val="single" w:sz="6" w:color="000000"/>
+              <w:left w:val="nil" w:sz="6" w:color="000000"/>
+              <w:right w:val="nil" w:sz="6" w:color="000000"/>
+            </w:tcBorders>
+          </w:tcPr>
+          <w:p>
+            <w:pPr>
+              <w:jc w:val="center"/>
+            </w:pPr>
+            <w:r/>
+            <w:r>
+              <w:rPr>
+                <w:rFonts w:ascii="Times New Roman" w:hAnsi="Times New Roman"/>
+                <w:sz w:val="18"/>
+              </w:rPr>
+              <w:t>134</w:t>
+            </w:r>
+          </w:p>
+        </w:tc>
+      </w:tr>
+      <w:tr>
+        <w:tc>
+          <w:tcPr>
+            <w:tcW w:type="dxa" w:w="3135"/>
+            <w:tcBorders>
+              <w:top w:val="single" w:sz="6" w:color="000000"/>
+              <w:bottom w:val="single" w:sz="6" w:color="000000"/>
+              <w:left w:val="nil" w:sz="6" w:color="000000"/>
+              <w:right w:val="nil" w:sz="6" w:color="000000"/>
+            </w:tcBorders>
+          </w:tcPr>
+          <w:p>
+            <w:pPr>
+              <w:jc w:val="left"/>
+            </w:pPr>
+            <w:r/>
+            <w:r>
+              <w:rPr>
+                <w:rFonts w:ascii="Times New Roman" w:hAnsi="Times New Roman"/>
+                <w:sz w:val="18"/>
+              </w:rPr>
+              <w:t>Raiva</w:t>
+            </w:r>
+          </w:p>
+        </w:tc>
+        <w:tc>
+          <w:tcPr>
+            <w:tcW w:type="dxa" w:w="3135"/>
+            <w:tcBorders>
+              <w:top w:val="single" w:sz="6" w:color="000000"/>
+              <w:bottom w:val="single" w:sz="6" w:color="000000"/>
+              <w:left w:val="nil" w:sz="6" w:color="000000"/>
+              <w:right w:val="nil" w:sz="6" w:color="000000"/>
+            </w:tcBorders>
+          </w:tcPr>
+          <w:p>
+            <w:pPr>
+              <w:jc w:val="center"/>
+            </w:pPr>
+            <w:r/>
+            <w:r>
+              <w:rPr>
+                <w:rFonts w:ascii="Times New Roman" w:hAnsi="Times New Roman"/>
+                <w:sz w:val="18"/>
+              </w:rPr>
+              <w:t>114</w:t>
+            </w:r>
+          </w:p>
+        </w:tc>
+        <w:tc>
+          <w:tcPr>
+            <w:tcW w:type="dxa" w:w="3135"/>
+            <w:tcBorders>
+              <w:top w:val="single" w:sz="6" w:color="000000"/>
+              <w:bottom w:val="single" w:sz="6" w:color="000000"/>
+              <w:left w:val="nil" w:sz="6" w:color="000000"/>
+              <w:right w:val="nil" w:sz="6" w:color="000000"/>
+            </w:tcBorders>
+          </w:tcPr>
+          <w:p>
+            <w:pPr>
+              <w:jc w:val="center"/>
+            </w:pPr>
+            <w:r/>
+            <w:r>
+              <w:rPr>
+                <w:rFonts w:ascii="Times New Roman" w:hAnsi="Times New Roman"/>
+                <w:sz w:val="18"/>
+              </w:rPr>
+              <w:t>144</w:t>
+            </w:r>
+          </w:p>
+        </w:tc>
+      </w:tr>
+      <w:tr>
+        <w:tc>
+          <w:tcPr>
+            <w:tcW w:type="dxa" w:w="3135"/>
+            <w:tcBorders>
+              <w:top w:val="single" w:sz="6" w:color="000000"/>
+              <w:bottom w:val="single" w:sz="6" w:color="000000"/>
+              <w:left w:val="nil" w:sz="6" w:color="000000"/>
+              <w:right w:val="nil" w:sz="6" w:color="000000"/>
+            </w:tcBorders>
+          </w:tcPr>
+          <w:p>
+            <w:pPr>
+              <w:jc w:val="left"/>
+            </w:pPr>
+            <w:r/>
+            <w:r>
+              <w:rPr>
+                <w:rFonts w:ascii="Times New Roman" w:hAnsi="Times New Roman"/>
+                <w:sz w:val="18"/>
+              </w:rPr>
+              <w:t>Confusão</w:t>
+            </w:r>
+          </w:p>
+        </w:tc>
+        <w:tc>
+          <w:tcPr>
+            <w:tcW w:type="dxa" w:w="3135"/>
+            <w:tcBorders>
+              <w:top w:val="single" w:sz="6" w:color="000000"/>
+              <w:bottom w:val="single" w:sz="6" w:color="000000"/>
+              <w:left w:val="nil" w:sz="6" w:color="000000"/>
+              <w:right w:val="nil" w:sz="6" w:color="000000"/>
+            </w:tcBorders>
+          </w:tcPr>
+          <w:p>
+            <w:pPr>
+              <w:jc w:val="center"/>
+            </w:pPr>
+            <w:r/>
+            <w:r>
+              <w:rPr>
+                <w:rFonts w:ascii="Times New Roman" w:hAnsi="Times New Roman"/>
+                <w:sz w:val="18"/>
+              </w:rPr>
+              <w:t>171</w:t>
+            </w:r>
+          </w:p>
+        </w:tc>
+        <w:tc>
+          <w:tcPr>
+            <w:tcW w:type="dxa" w:w="3135"/>
+            <w:tcBorders>
+              <w:top w:val="single" w:sz="6" w:color="000000"/>
+              <w:bottom w:val="single" w:sz="6" w:color="000000"/>
+              <w:left w:val="nil" w:sz="6" w:color="000000"/>
+              <w:right w:val="nil" w:sz="6" w:color="000000"/>
+            </w:tcBorders>
+          </w:tcPr>
+          <w:p>
+            <w:pPr>
+              <w:jc w:val="center"/>
+            </w:pPr>
+            <w:r/>
+            <w:r>
+              <w:rPr>
+                <w:rFonts w:ascii="Times New Roman" w:hAnsi="Times New Roman"/>
+                <w:sz w:val="18"/>
+              </w:rPr>
+              <w:t>175</w:t>
+            </w:r>
+          </w:p>
+        </w:tc>
+      </w:tr>
+    </w:tbl>
+    <w:p>
+      <w:pPr>
+        <w:spacing w:after="120"/>
+      </w:pPr>
+      <w:r>
+        <w:rPr>
+          <w:sz w:val="18"/>
+        </w:rPr>
+        <w:t>Fonte: dados da pesquisa (2026). Nota: PTH excluída por assumir valores ≤ 0.</w:t>
+      </w:r>
+    </w:p>
+    <w:p>
+      <w:pPr>
+        <w:spacing w:line="360" w:lineRule="auto" w:after="120"/>
+        <w:ind w:firstLine="709"/>
+        <w:jc w:val="both"/>
+      </w:pPr>
+      <w:r>
+        <w:rPr>
+          <w:b w:val="0"/>
+          <w:sz w:val="24"/>
+        </w:rPr>
+        <w:t>Os histogramas (Figura 2) evidenciam distribuições assimétricas: o vigor aproxima-se da simetria e a fadiga tem leve assimetria à direita, ao passo que as subescalas negativas concentram-se no piso, com forte assimetria positiva. Os diagramas de caixa por dia (Figura 3) e a matriz de dispersão entre as subescalas (Figura 4) reforçam o efeito de piso das negativas e a maior amplitude do eixo energia–fadiga. O teste de Shapiro-Wilk rejeitou a normalidade em todas as subescalas (p &lt; 0,001; Tabela 4), justificando a adoção de estatística não paramétrica. A consistência das medidas repetidas ao longo da semana (ICC) foi moderada a boa para a maioria das subescalas, sendo mais baixa para a raiva e a confusão — as dimensões mais reativas dia a dia —; a média semanal, contudo, mostrou fidedignidade elevada (ICC(2,k) ≥ 0,81) em todas.</w:t>
+      </w:r>
+    </w:p>
+    <w:p>
+      <w:pPr>
+        <w:spacing w:before="160" w:after="40"/>
+      </w:pPr>
+      <w:r>
+        <w:rPr>
+          <w:sz w:val="22"/>
+        </w:rPr>
+        <w:t>Tabela 4 – Normalidade (Shapiro-Wilk), assimetria e consistência das medidas repetidas (ICC) por subescala.</w:t>
       </w:r>
     </w:p>
     <w:tbl>
@@ -4029,8 +4792,71 @@
       <w:r>
         <w:drawing>
           <wp:inline xmlns:a="http://schemas.openxmlformats.org/drawingml/2006/main" xmlns:pic="http://schemas.openxmlformats.org/drawingml/2006/picture">
+            <wp:extent cx="5220000" cy="4833333"/>
+            <wp:docPr id="4" name="Picture 4"/>
+            <wp:cNvGraphicFramePr>
+              <a:graphicFrameLocks noChangeAspect="1"/>
+            </wp:cNvGraphicFramePr>
+            <a:graphic>
+              <a:graphicData uri="http://schemas.openxmlformats.org/drawingml/2006/picture">
+                <pic:pic>
+                  <pic:nvPicPr>
+                    <pic:cNvPr id="0" name="xb4_splom.png"/>
+                    <pic:cNvPicPr/>
+                  </pic:nvPicPr>
+                  <pic:blipFill>
+                    <a:blip r:embed="rId12"/>
+                    <a:stretch>
+                      <a:fillRect/>
+                    </a:stretch>
+                  </pic:blipFill>
+                  <pic:spPr>
+                    <a:xfrm>
+                      <a:off x="0" y="0"/>
+                      <a:ext cx="5220000" cy="4833333"/>
+                    </a:xfrm>
+                    <a:prstGeom prst="rect"/>
+                  </pic:spPr>
+                </pic:pic>
+              </a:graphicData>
+            </a:graphic>
+          </wp:inline>
+        </w:drawing>
+      </w:r>
+    </w:p>
+    <w:p>
+      <w:pPr>
+        <w:jc w:val="center"/>
+      </w:pPr>
+      <w:r>
+        <w:rPr>
+          <w:sz w:val="22"/>
+        </w:rPr>
+        <w:t>Figura 4 – Matriz de dispersão entre as seis subescalas do BRUMS (médias semanais por atleta).</w:t>
+      </w:r>
+    </w:p>
+    <w:p>
+      <w:pPr>
+        <w:spacing w:after="120"/>
+        <w:jc w:val="center"/>
+      </w:pPr>
+      <w:r>
+        <w:rPr>
+          <w:sz w:val="18"/>
+        </w:rPr>
+        <w:t>Fonte: elaboração dos autores (2026).</w:t>
+      </w:r>
+    </w:p>
+    <w:p>
+      <w:pPr>
+        <w:spacing w:before="120"/>
+        <w:jc w:val="center"/>
+      </w:pPr>
+      <w:r>
+        <w:drawing>
+          <wp:inline xmlns:a="http://schemas.openxmlformats.org/drawingml/2006/main" xmlns:pic="http://schemas.openxmlformats.org/drawingml/2006/picture">
             <wp:extent cx="5580000" cy="2232000"/>
-            <wp:docPr id="4" name="Picture 4"/>
+            <wp:docPr id="5" name="Picture 5"/>
             <wp:cNvGraphicFramePr>
               <a:graphicFrameLocks noChangeAspect="1"/>
             </wp:cNvGraphicFramePr>
@@ -4042,7 +4868,7 @@
                     <pic:cNvPicPr/>
                   </pic:nvPicPr>
                   <pic:blipFill>
-                    <a:blip r:embed="rId12"/>
+                    <a:blip r:embed="rId13"/>
                     <a:stretch>
                       <a:fillRect/>
                     </a:stretch>
@@ -4069,7 +4895,7 @@
         <w:rPr>
           <w:sz w:val="22"/>
         </w:rPr>
-        <w:t>Figura 4 – Trajetória das subescalas do BRUMS ao longo da semana (médias diárias; áreas sombreadas = IC95%).</w:t>
+        <w:t>Figura 5 – Trajetória das subescalas do BRUMS ao longo da semana (médias diárias; áreas sombreadas = IC95%).</w:t>
       </w:r>
     </w:p>
     <w:p>
@@ -4093,7 +4919,7 @@
           <w:b/>
           <w:sz w:val="24"/>
         </w:rPr>
-        <w:t>4.2 Comparações no nível do grupo por subescala</w:t>
+        <w:t>4.2 Comparações no nível do grupo e sensibilidade das variáveis</w:t>
       </w:r>
     </w:p>
     <w:p>
@@ -4107,7 +4933,147 @@
           <w:b w:val="0"/>
           <w:sz w:val="24"/>
         </w:rPr>
-        <w:t>As Tabelas 4 e 5 reúnem, para todas as subescalas, a resposta aguda pré→pós e a variação Dia 1 → Dia 7, com variação percentual, tamanho de efeito (dz) com IC95%, significância e magnitude. A seguir, cada subescala é interpretada em ordem lógica, iniciando pelo eixo energia–fadiga.</w:t>
+        <w:t>A leitura integrada das sete variáveis padronizadas por dia (Figura 5) revela o padrão central do microciclo: o vigor, máximo no Dia 1, cruza-se com a fadiga, que atinge o máximo no Dia 7, arrastando consigo a PTH; as subescalas negativas oscilam em faixa estreita em torno da média. O contraste direto entre os dias extremos (Figura 6) confirma que os maiores deslocamentos ocorrem no vigor (queda), na fadiga e na PTH (elevação), com a tensão e a confusão recuando e a depressão e a raiva praticamente estáveis.</w:t>
+      </w:r>
+    </w:p>
+    <w:p>
+      <w:pPr>
+        <w:spacing w:before="120"/>
+        <w:jc w:val="center"/>
+      </w:pPr>
+      <w:r>
+        <w:drawing>
+          <wp:inline xmlns:a="http://schemas.openxmlformats.org/drawingml/2006/main" xmlns:pic="http://schemas.openxmlformats.org/drawingml/2006/picture">
+            <wp:extent cx="5580000" cy="2371500"/>
+            <wp:docPr id="6" name="Picture 6"/>
+            <wp:cNvGraphicFramePr>
+              <a:graphicFrameLocks noChangeAspect="1"/>
+            </wp:cNvGraphicFramePr>
+            <a:graphic>
+              <a:graphicData uri="http://schemas.openxmlformats.org/drawingml/2006/picture">
+                <pic:pic>
+                  <pic:nvPicPr>
+                    <pic:cNvPr id="0" name="xb4_allz.png"/>
+                    <pic:cNvPicPr/>
+                  </pic:nvPicPr>
+                  <pic:blipFill>
+                    <a:blip r:embed="rId14"/>
+                    <a:stretch>
+                      <a:fillRect/>
+                    </a:stretch>
+                  </pic:blipFill>
+                  <pic:spPr>
+                    <a:xfrm>
+                      <a:off x="0" y="0"/>
+                      <a:ext cx="5580000" cy="2371500"/>
+                    </a:xfrm>
+                    <a:prstGeom prst="rect"/>
+                  </pic:spPr>
+                </pic:pic>
+              </a:graphicData>
+            </a:graphic>
+          </wp:inline>
+        </w:drawing>
+      </w:r>
+    </w:p>
+    <w:p>
+      <w:pPr>
+        <w:jc w:val="center"/>
+      </w:pPr>
+      <w:r>
+        <w:rPr>
+          <w:sz w:val="22"/>
+        </w:rPr>
+        <w:t>Figura 6 – Comportamento conjunto das sete variáveis do BRUMS ao longo da semana (escores padronizados z; linhas sólidas = eixo energia–fadiga e PTH; tracejadas = subescalas negativas).</w:t>
+      </w:r>
+    </w:p>
+    <w:p>
+      <w:pPr>
+        <w:spacing w:after="120"/>
+        <w:jc w:val="center"/>
+      </w:pPr>
+      <w:r>
+        <w:rPr>
+          <w:sz w:val="18"/>
+        </w:rPr>
+        <w:t>Fonte: elaboração dos autores (2026).</w:t>
+      </w:r>
+    </w:p>
+    <w:p>
+      <w:pPr>
+        <w:spacing w:before="120"/>
+        <w:jc w:val="center"/>
+      </w:pPr>
+      <w:r>
+        <w:drawing>
+          <wp:inline xmlns:a="http://schemas.openxmlformats.org/drawingml/2006/main" xmlns:pic="http://schemas.openxmlformats.org/drawingml/2006/picture">
+            <wp:extent cx="5220000" cy="2436000"/>
+            <wp:docPr id="7" name="Picture 7"/>
+            <wp:cNvGraphicFramePr>
+              <a:graphicFrameLocks noChangeAspect="1"/>
+            </wp:cNvGraphicFramePr>
+            <a:graphic>
+              <a:graphicData uri="http://schemas.openxmlformats.org/drawingml/2006/picture">
+                <pic:pic>
+                  <pic:nvPicPr>
+                    <pic:cNvPr id="0" name="xb4_dumbbell.png"/>
+                    <pic:cNvPicPr/>
+                  </pic:nvPicPr>
+                  <pic:blipFill>
+                    <a:blip r:embed="rId15"/>
+                    <a:stretch>
+                      <a:fillRect/>
+                    </a:stretch>
+                  </pic:blipFill>
+                  <pic:spPr>
+                    <a:xfrm>
+                      <a:off x="0" y="0"/>
+                      <a:ext cx="5220000" cy="2436000"/>
+                    </a:xfrm>
+                    <a:prstGeom prst="rect"/>
+                  </pic:spPr>
+                </pic:pic>
+              </a:graphicData>
+            </a:graphic>
+          </wp:inline>
+        </w:drawing>
+      </w:r>
+    </w:p>
+    <w:p>
+      <w:pPr>
+        <w:jc w:val="center"/>
+      </w:pPr>
+      <w:r>
+        <w:rPr>
+          <w:sz w:val="22"/>
+        </w:rPr>
+        <w:t>Figura 7 – Comparação Dia 1 (descansado) versus Dia 7 (fadigado) dos escores de todas as variáveis.</w:t>
+      </w:r>
+    </w:p>
+    <w:p>
+      <w:pPr>
+        <w:spacing w:after="120"/>
+        <w:jc w:val="center"/>
+      </w:pPr>
+      <w:r>
+        <w:rPr>
+          <w:sz w:val="18"/>
+        </w:rPr>
+        <w:t>Fonte: elaboração dos autores (2026).</w:t>
+      </w:r>
+    </w:p>
+    <w:p>
+      <w:pPr>
+        <w:spacing w:line="360" w:lineRule="auto" w:after="120"/>
+        <w:ind w:firstLine="709"/>
+        <w:jc w:val="both"/>
+      </w:pPr>
+      <w:r>
+        <w:rPr>
+          <w:b w:val="0"/>
+          <w:sz w:val="24"/>
+        </w:rPr>
+        <w:t>A ordenação da sensibilidade à variação semanal (Tabela 5) quantifica esse padrão: o vigor é a variável mais sensível (|dz| = 0,95), seguido da fadiga (|dz| = 0,72), da tensão (|dz| = 0,59) e da confusão (|dz| = 0,46); a depressão e a raiva são as menos sensíveis. O teste de Friedman corrobora diferença significativa entre os sete dias para vigor (p = 0,022), fadiga (p = 0,040), tensão (p = 0,039) e confusão (p = &lt; 0,001), sendo não significativo para depressão, raiva, PTH (p &gt; 0,05); os valores de W de Kendall indicam efeito de magnitude pequena a moderada, coerente com um microciclo de acúmulo dentro da faixa funcional.</w:t>
       </w:r>
     </w:p>
     <w:p>
@@ -4118,7 +5084,1426 @@
         <w:rPr>
           <w:sz w:val="22"/>
         </w:rPr>
-        <w:t>Tabela 4 – Resposta aguda pré → pós agregada na semana, por subescala.</w:t>
+        <w:t>Tabela 5 – Sensibilidade à variação semanal e teste de Friedman (7 dias) por variável, ordenadas pelo tamanho de efeito Dia 1 → Dia 7 (|dz|).</w:t>
+      </w:r>
+    </w:p>
+    <w:tbl>
+      <w:tblPr>
+        <w:tblW w:type="auto" w:w="0"/>
+        <w:jc w:val="center"/>
+        <w:tblLook w:firstColumn="1" w:firstRow="1" w:lastColumn="0" w:lastRow="0" w:noHBand="0" w:noVBand="1" w:val="04A0"/>
+      </w:tblPr>
+      <w:tblGrid>
+        <w:gridCol w:w="1344"/>
+        <w:gridCol w:w="1344"/>
+        <w:gridCol w:w="1344"/>
+        <w:gridCol w:w="1344"/>
+        <w:gridCol w:w="1344"/>
+        <w:gridCol w:w="1344"/>
+        <w:gridCol w:w="1344"/>
+      </w:tblGrid>
+      <w:tr>
+        <w:tc>
+          <w:tcPr>
+            <w:tcW w:type="dxa" w:w="1344"/>
+            <w:tcBorders>
+              <w:top w:val="single" w:sz="6" w:color="000000"/>
+              <w:bottom w:val="single" w:sz="6" w:color="000000"/>
+              <w:left w:val="nil" w:sz="6" w:color="000000"/>
+              <w:right w:val="nil" w:sz="6" w:color="000000"/>
+            </w:tcBorders>
+          </w:tcPr>
+          <w:p>
+            <w:pPr>
+              <w:jc w:val="center"/>
+            </w:pPr>
+            <w:r/>
+            <w:r>
+              <w:rPr>
+                <w:rFonts w:ascii="Times New Roman" w:hAnsi="Times New Roman"/>
+                <w:b/>
+                <w:sz w:val="17"/>
+              </w:rPr>
+              <w:t>Ordem</w:t>
+            </w:r>
+          </w:p>
+        </w:tc>
+        <w:tc>
+          <w:tcPr>
+            <w:tcW w:type="dxa" w:w="1344"/>
+            <w:tcBorders>
+              <w:top w:val="single" w:sz="6" w:color="000000"/>
+              <w:bottom w:val="single" w:sz="6" w:color="000000"/>
+              <w:left w:val="nil" w:sz="6" w:color="000000"/>
+              <w:right w:val="nil" w:sz="6" w:color="000000"/>
+            </w:tcBorders>
+          </w:tcPr>
+          <w:p>
+            <w:pPr>
+              <w:jc w:val="center"/>
+            </w:pPr>
+            <w:r/>
+            <w:r>
+              <w:rPr>
+                <w:rFonts w:ascii="Times New Roman" w:hAnsi="Times New Roman"/>
+                <w:b/>
+                <w:sz w:val="17"/>
+              </w:rPr>
+              <w:t>Variável</w:t>
+            </w:r>
+          </w:p>
+        </w:tc>
+        <w:tc>
+          <w:tcPr>
+            <w:tcW w:type="dxa" w:w="1344"/>
+            <w:tcBorders>
+              <w:top w:val="single" w:sz="6" w:color="000000"/>
+              <w:bottom w:val="single" w:sz="6" w:color="000000"/>
+              <w:left w:val="nil" w:sz="6" w:color="000000"/>
+              <w:right w:val="nil" w:sz="6" w:color="000000"/>
+            </w:tcBorders>
+          </w:tcPr>
+          <w:p>
+            <w:pPr>
+              <w:jc w:val="center"/>
+            </w:pPr>
+            <w:r/>
+            <w:r>
+              <w:rPr>
+                <w:rFonts w:ascii="Times New Roman" w:hAnsi="Times New Roman"/>
+                <w:b/>
+                <w:sz w:val="17"/>
+              </w:rPr>
+              <w:t>dz (D1→D7)</w:t>
+            </w:r>
+          </w:p>
+        </w:tc>
+        <w:tc>
+          <w:tcPr>
+            <w:tcW w:type="dxa" w:w="1344"/>
+            <w:tcBorders>
+              <w:top w:val="single" w:sz="6" w:color="000000"/>
+              <w:bottom w:val="single" w:sz="6" w:color="000000"/>
+              <w:left w:val="nil" w:sz="6" w:color="000000"/>
+              <w:right w:val="nil" w:sz="6" w:color="000000"/>
+            </w:tcBorders>
+          </w:tcPr>
+          <w:p>
+            <w:pPr>
+              <w:jc w:val="center"/>
+            </w:pPr>
+            <w:r/>
+            <w:r>
+              <w:rPr>
+                <w:rFonts w:ascii="Times New Roman" w:hAnsi="Times New Roman"/>
+                <w:b/>
+                <w:sz w:val="17"/>
+              </w:rPr>
+              <w:t>Friedman χ²</w:t>
+            </w:r>
+          </w:p>
+        </w:tc>
+        <w:tc>
+          <w:tcPr>
+            <w:tcW w:type="dxa" w:w="1344"/>
+            <w:tcBorders>
+              <w:top w:val="single" w:sz="6" w:color="000000"/>
+              <w:bottom w:val="single" w:sz="6" w:color="000000"/>
+              <w:left w:val="nil" w:sz="6" w:color="000000"/>
+              <w:right w:val="nil" w:sz="6" w:color="000000"/>
+            </w:tcBorders>
+          </w:tcPr>
+          <w:p>
+            <w:pPr>
+              <w:jc w:val="center"/>
+            </w:pPr>
+            <w:r/>
+            <w:r>
+              <w:rPr>
+                <w:rFonts w:ascii="Times New Roman" w:hAnsi="Times New Roman"/>
+                <w:b/>
+                <w:sz w:val="17"/>
+              </w:rPr>
+              <w:t>p</w:t>
+            </w:r>
+          </w:p>
+        </w:tc>
+        <w:tc>
+          <w:tcPr>
+            <w:tcW w:type="dxa" w:w="1344"/>
+            <w:tcBorders>
+              <w:top w:val="single" w:sz="6" w:color="000000"/>
+              <w:bottom w:val="single" w:sz="6" w:color="000000"/>
+              <w:left w:val="nil" w:sz="6" w:color="000000"/>
+              <w:right w:val="nil" w:sz="6" w:color="000000"/>
+            </w:tcBorders>
+          </w:tcPr>
+          <w:p>
+            <w:pPr>
+              <w:jc w:val="center"/>
+            </w:pPr>
+            <w:r/>
+            <w:r>
+              <w:rPr>
+                <w:rFonts w:ascii="Times New Roman" w:hAnsi="Times New Roman"/>
+                <w:b/>
+                <w:sz w:val="17"/>
+              </w:rPr>
+              <w:t>W de Kendall</w:t>
+            </w:r>
+          </w:p>
+        </w:tc>
+        <w:tc>
+          <w:tcPr>
+            <w:tcW w:type="dxa" w:w="1344"/>
+            <w:tcBorders>
+              <w:top w:val="single" w:sz="6" w:color="000000"/>
+              <w:bottom w:val="single" w:sz="6" w:color="000000"/>
+              <w:left w:val="nil" w:sz="6" w:color="000000"/>
+              <w:right w:val="nil" w:sz="6" w:color="000000"/>
+            </w:tcBorders>
+          </w:tcPr>
+          <w:p>
+            <w:pPr>
+              <w:jc w:val="center"/>
+            </w:pPr>
+            <w:r/>
+            <w:r>
+              <w:rPr>
+                <w:rFonts w:ascii="Times New Roman" w:hAnsi="Times New Roman"/>
+                <w:b/>
+                <w:sz w:val="17"/>
+              </w:rPr>
+              <w:t>Difere entre dias</w:t>
+            </w:r>
+          </w:p>
+        </w:tc>
+      </w:tr>
+      <w:tr>
+        <w:tc>
+          <w:tcPr>
+            <w:tcW w:type="dxa" w:w="1344"/>
+            <w:tcBorders>
+              <w:top w:val="single" w:sz="6" w:color="000000"/>
+              <w:bottom w:val="single" w:sz="6" w:color="000000"/>
+              <w:left w:val="nil" w:sz="6" w:color="000000"/>
+              <w:right w:val="nil" w:sz="6" w:color="000000"/>
+            </w:tcBorders>
+          </w:tcPr>
+          <w:p>
+            <w:pPr>
+              <w:jc w:val="left"/>
+            </w:pPr>
+            <w:r/>
+            <w:r>
+              <w:rPr>
+                <w:rFonts w:ascii="Times New Roman" w:hAnsi="Times New Roman"/>
+                <w:sz w:val="17"/>
+              </w:rPr>
+              <w:t>1</w:t>
+            </w:r>
+          </w:p>
+        </w:tc>
+        <w:tc>
+          <w:tcPr>
+            <w:tcW w:type="dxa" w:w="1344"/>
+            <w:tcBorders>
+              <w:top w:val="single" w:sz="6" w:color="000000"/>
+              <w:bottom w:val="single" w:sz="6" w:color="000000"/>
+              <w:left w:val="nil" w:sz="6" w:color="000000"/>
+              <w:right w:val="nil" w:sz="6" w:color="000000"/>
+            </w:tcBorders>
+          </w:tcPr>
+          <w:p>
+            <w:pPr>
+              <w:jc w:val="center"/>
+            </w:pPr>
+            <w:r/>
+            <w:r>
+              <w:rPr>
+                <w:rFonts w:ascii="Times New Roman" w:hAnsi="Times New Roman"/>
+                <w:sz w:val="17"/>
+              </w:rPr>
+              <w:t>Vigor</w:t>
+            </w:r>
+          </w:p>
+        </w:tc>
+        <w:tc>
+          <w:tcPr>
+            <w:tcW w:type="dxa" w:w="1344"/>
+            <w:tcBorders>
+              <w:top w:val="single" w:sz="6" w:color="000000"/>
+              <w:bottom w:val="single" w:sz="6" w:color="000000"/>
+              <w:left w:val="nil" w:sz="6" w:color="000000"/>
+              <w:right w:val="nil" w:sz="6" w:color="000000"/>
+            </w:tcBorders>
+          </w:tcPr>
+          <w:p>
+            <w:pPr>
+              <w:jc w:val="center"/>
+            </w:pPr>
+            <w:r/>
+            <w:r>
+              <w:rPr>
+                <w:rFonts w:ascii="Times New Roman" w:hAnsi="Times New Roman"/>
+                <w:sz w:val="17"/>
+              </w:rPr>
+              <w:t>-0,95</w:t>
+            </w:r>
+          </w:p>
+        </w:tc>
+        <w:tc>
+          <w:tcPr>
+            <w:tcW w:type="dxa" w:w="1344"/>
+            <w:tcBorders>
+              <w:top w:val="single" w:sz="6" w:color="000000"/>
+              <w:bottom w:val="single" w:sz="6" w:color="000000"/>
+              <w:left w:val="nil" w:sz="6" w:color="000000"/>
+              <w:right w:val="nil" w:sz="6" w:color="000000"/>
+            </w:tcBorders>
+          </w:tcPr>
+          <w:p>
+            <w:pPr>
+              <w:jc w:val="center"/>
+            </w:pPr>
+            <w:r/>
+            <w:r>
+              <w:rPr>
+                <w:rFonts w:ascii="Times New Roman" w:hAnsi="Times New Roman"/>
+                <w:sz w:val="17"/>
+              </w:rPr>
+              <w:t>14,7</w:t>
+            </w:r>
+          </w:p>
+        </w:tc>
+        <w:tc>
+          <w:tcPr>
+            <w:tcW w:type="dxa" w:w="1344"/>
+            <w:tcBorders>
+              <w:top w:val="single" w:sz="6" w:color="000000"/>
+              <w:bottom w:val="single" w:sz="6" w:color="000000"/>
+              <w:left w:val="nil" w:sz="6" w:color="000000"/>
+              <w:right w:val="nil" w:sz="6" w:color="000000"/>
+            </w:tcBorders>
+          </w:tcPr>
+          <w:p>
+            <w:pPr>
+              <w:jc w:val="center"/>
+            </w:pPr>
+            <w:r/>
+            <w:r>
+              <w:rPr>
+                <w:rFonts w:ascii="Times New Roman" w:hAnsi="Times New Roman"/>
+                <w:sz w:val="17"/>
+              </w:rPr>
+              <w:t>0,022</w:t>
+            </w:r>
+          </w:p>
+        </w:tc>
+        <w:tc>
+          <w:tcPr>
+            <w:tcW w:type="dxa" w:w="1344"/>
+            <w:tcBorders>
+              <w:top w:val="single" w:sz="6" w:color="000000"/>
+              <w:bottom w:val="single" w:sz="6" w:color="000000"/>
+              <w:left w:val="nil" w:sz="6" w:color="000000"/>
+              <w:right w:val="nil" w:sz="6" w:color="000000"/>
+            </w:tcBorders>
+          </w:tcPr>
+          <w:p>
+            <w:pPr>
+              <w:jc w:val="center"/>
+            </w:pPr>
+            <w:r/>
+            <w:r>
+              <w:rPr>
+                <w:rFonts w:ascii="Times New Roman" w:hAnsi="Times New Roman"/>
+                <w:sz w:val="17"/>
+              </w:rPr>
+              <w:t>0,13</w:t>
+            </w:r>
+          </w:p>
+        </w:tc>
+        <w:tc>
+          <w:tcPr>
+            <w:tcW w:type="dxa" w:w="1344"/>
+            <w:tcBorders>
+              <w:top w:val="single" w:sz="6" w:color="000000"/>
+              <w:bottom w:val="single" w:sz="6" w:color="000000"/>
+              <w:left w:val="nil" w:sz="6" w:color="000000"/>
+              <w:right w:val="nil" w:sz="6" w:color="000000"/>
+            </w:tcBorders>
+          </w:tcPr>
+          <w:p>
+            <w:pPr>
+              <w:jc w:val="center"/>
+            </w:pPr>
+            <w:r/>
+            <w:r>
+              <w:rPr>
+                <w:rFonts w:ascii="Times New Roman" w:hAnsi="Times New Roman"/>
+                <w:sz w:val="17"/>
+              </w:rPr>
+              <w:t>sim</w:t>
+            </w:r>
+          </w:p>
+        </w:tc>
+      </w:tr>
+      <w:tr>
+        <w:tc>
+          <w:tcPr>
+            <w:tcW w:type="dxa" w:w="1344"/>
+            <w:tcBorders>
+              <w:top w:val="single" w:sz="6" w:color="000000"/>
+              <w:bottom w:val="single" w:sz="6" w:color="000000"/>
+              <w:left w:val="nil" w:sz="6" w:color="000000"/>
+              <w:right w:val="nil" w:sz="6" w:color="000000"/>
+            </w:tcBorders>
+          </w:tcPr>
+          <w:p>
+            <w:pPr>
+              <w:jc w:val="left"/>
+            </w:pPr>
+            <w:r/>
+            <w:r>
+              <w:rPr>
+                <w:rFonts w:ascii="Times New Roman" w:hAnsi="Times New Roman"/>
+                <w:sz w:val="17"/>
+              </w:rPr>
+              <w:t>2</w:t>
+            </w:r>
+          </w:p>
+        </w:tc>
+        <w:tc>
+          <w:tcPr>
+            <w:tcW w:type="dxa" w:w="1344"/>
+            <w:tcBorders>
+              <w:top w:val="single" w:sz="6" w:color="000000"/>
+              <w:bottom w:val="single" w:sz="6" w:color="000000"/>
+              <w:left w:val="nil" w:sz="6" w:color="000000"/>
+              <w:right w:val="nil" w:sz="6" w:color="000000"/>
+            </w:tcBorders>
+          </w:tcPr>
+          <w:p>
+            <w:pPr>
+              <w:jc w:val="center"/>
+            </w:pPr>
+            <w:r/>
+            <w:r>
+              <w:rPr>
+                <w:rFonts w:ascii="Times New Roman" w:hAnsi="Times New Roman"/>
+                <w:sz w:val="17"/>
+              </w:rPr>
+              <w:t>Fadiga</w:t>
+            </w:r>
+          </w:p>
+        </w:tc>
+        <w:tc>
+          <w:tcPr>
+            <w:tcW w:type="dxa" w:w="1344"/>
+            <w:tcBorders>
+              <w:top w:val="single" w:sz="6" w:color="000000"/>
+              <w:bottom w:val="single" w:sz="6" w:color="000000"/>
+              <w:left w:val="nil" w:sz="6" w:color="000000"/>
+              <w:right w:val="nil" w:sz="6" w:color="000000"/>
+            </w:tcBorders>
+          </w:tcPr>
+          <w:p>
+            <w:pPr>
+              <w:jc w:val="center"/>
+            </w:pPr>
+            <w:r/>
+            <w:r>
+              <w:rPr>
+                <w:rFonts w:ascii="Times New Roman" w:hAnsi="Times New Roman"/>
+                <w:sz w:val="17"/>
+              </w:rPr>
+              <w:t>+0,72</w:t>
+            </w:r>
+          </w:p>
+        </w:tc>
+        <w:tc>
+          <w:tcPr>
+            <w:tcW w:type="dxa" w:w="1344"/>
+            <w:tcBorders>
+              <w:top w:val="single" w:sz="6" w:color="000000"/>
+              <w:bottom w:val="single" w:sz="6" w:color="000000"/>
+              <w:left w:val="nil" w:sz="6" w:color="000000"/>
+              <w:right w:val="nil" w:sz="6" w:color="000000"/>
+            </w:tcBorders>
+          </w:tcPr>
+          <w:p>
+            <w:pPr>
+              <w:jc w:val="center"/>
+            </w:pPr>
+            <w:r/>
+            <w:r>
+              <w:rPr>
+                <w:rFonts w:ascii="Times New Roman" w:hAnsi="Times New Roman"/>
+                <w:sz w:val="17"/>
+              </w:rPr>
+              <w:t>13,2</w:t>
+            </w:r>
+          </w:p>
+        </w:tc>
+        <w:tc>
+          <w:tcPr>
+            <w:tcW w:type="dxa" w:w="1344"/>
+            <w:tcBorders>
+              <w:top w:val="single" w:sz="6" w:color="000000"/>
+              <w:bottom w:val="single" w:sz="6" w:color="000000"/>
+              <w:left w:val="nil" w:sz="6" w:color="000000"/>
+              <w:right w:val="nil" w:sz="6" w:color="000000"/>
+            </w:tcBorders>
+          </w:tcPr>
+          <w:p>
+            <w:pPr>
+              <w:jc w:val="center"/>
+            </w:pPr>
+            <w:r/>
+            <w:r>
+              <w:rPr>
+                <w:rFonts w:ascii="Times New Roman" w:hAnsi="Times New Roman"/>
+                <w:sz w:val="17"/>
+              </w:rPr>
+              <w:t>0,040</w:t>
+            </w:r>
+          </w:p>
+        </w:tc>
+        <w:tc>
+          <w:tcPr>
+            <w:tcW w:type="dxa" w:w="1344"/>
+            <w:tcBorders>
+              <w:top w:val="single" w:sz="6" w:color="000000"/>
+              <w:bottom w:val="single" w:sz="6" w:color="000000"/>
+              <w:left w:val="nil" w:sz="6" w:color="000000"/>
+              <w:right w:val="nil" w:sz="6" w:color="000000"/>
+            </w:tcBorders>
+          </w:tcPr>
+          <w:p>
+            <w:pPr>
+              <w:jc w:val="center"/>
+            </w:pPr>
+            <w:r/>
+            <w:r>
+              <w:rPr>
+                <w:rFonts w:ascii="Times New Roman" w:hAnsi="Times New Roman"/>
+                <w:sz w:val="17"/>
+              </w:rPr>
+              <w:t>0,12</w:t>
+            </w:r>
+          </w:p>
+        </w:tc>
+        <w:tc>
+          <w:tcPr>
+            <w:tcW w:type="dxa" w:w="1344"/>
+            <w:tcBorders>
+              <w:top w:val="single" w:sz="6" w:color="000000"/>
+              <w:bottom w:val="single" w:sz="6" w:color="000000"/>
+              <w:left w:val="nil" w:sz="6" w:color="000000"/>
+              <w:right w:val="nil" w:sz="6" w:color="000000"/>
+            </w:tcBorders>
+          </w:tcPr>
+          <w:p>
+            <w:pPr>
+              <w:jc w:val="center"/>
+            </w:pPr>
+            <w:r/>
+            <w:r>
+              <w:rPr>
+                <w:rFonts w:ascii="Times New Roman" w:hAnsi="Times New Roman"/>
+                <w:sz w:val="17"/>
+              </w:rPr>
+              <w:t>sim</w:t>
+            </w:r>
+          </w:p>
+        </w:tc>
+      </w:tr>
+      <w:tr>
+        <w:tc>
+          <w:tcPr>
+            <w:tcW w:type="dxa" w:w="1344"/>
+            <w:tcBorders>
+              <w:top w:val="single" w:sz="6" w:color="000000"/>
+              <w:bottom w:val="single" w:sz="6" w:color="000000"/>
+              <w:left w:val="nil" w:sz="6" w:color="000000"/>
+              <w:right w:val="nil" w:sz="6" w:color="000000"/>
+            </w:tcBorders>
+          </w:tcPr>
+          <w:p>
+            <w:pPr>
+              <w:jc w:val="left"/>
+            </w:pPr>
+            <w:r/>
+            <w:r>
+              <w:rPr>
+                <w:rFonts w:ascii="Times New Roman" w:hAnsi="Times New Roman"/>
+                <w:sz w:val="17"/>
+              </w:rPr>
+              <w:t>3</w:t>
+            </w:r>
+          </w:p>
+        </w:tc>
+        <w:tc>
+          <w:tcPr>
+            <w:tcW w:type="dxa" w:w="1344"/>
+            <w:tcBorders>
+              <w:top w:val="single" w:sz="6" w:color="000000"/>
+              <w:bottom w:val="single" w:sz="6" w:color="000000"/>
+              <w:left w:val="nil" w:sz="6" w:color="000000"/>
+              <w:right w:val="nil" w:sz="6" w:color="000000"/>
+            </w:tcBorders>
+          </w:tcPr>
+          <w:p>
+            <w:pPr>
+              <w:jc w:val="center"/>
+            </w:pPr>
+            <w:r/>
+            <w:r>
+              <w:rPr>
+                <w:rFonts w:ascii="Times New Roman" w:hAnsi="Times New Roman"/>
+                <w:sz w:val="17"/>
+              </w:rPr>
+              <w:t>Tensão</w:t>
+            </w:r>
+          </w:p>
+        </w:tc>
+        <w:tc>
+          <w:tcPr>
+            <w:tcW w:type="dxa" w:w="1344"/>
+            <w:tcBorders>
+              <w:top w:val="single" w:sz="6" w:color="000000"/>
+              <w:bottom w:val="single" w:sz="6" w:color="000000"/>
+              <w:left w:val="nil" w:sz="6" w:color="000000"/>
+              <w:right w:val="nil" w:sz="6" w:color="000000"/>
+            </w:tcBorders>
+          </w:tcPr>
+          <w:p>
+            <w:pPr>
+              <w:jc w:val="center"/>
+            </w:pPr>
+            <w:r/>
+            <w:r>
+              <w:rPr>
+                <w:rFonts w:ascii="Times New Roman" w:hAnsi="Times New Roman"/>
+                <w:sz w:val="17"/>
+              </w:rPr>
+              <w:t>-0,59</w:t>
+            </w:r>
+          </w:p>
+        </w:tc>
+        <w:tc>
+          <w:tcPr>
+            <w:tcW w:type="dxa" w:w="1344"/>
+            <w:tcBorders>
+              <w:top w:val="single" w:sz="6" w:color="000000"/>
+              <w:bottom w:val="single" w:sz="6" w:color="000000"/>
+              <w:left w:val="nil" w:sz="6" w:color="000000"/>
+              <w:right w:val="nil" w:sz="6" w:color="000000"/>
+            </w:tcBorders>
+          </w:tcPr>
+          <w:p>
+            <w:pPr>
+              <w:jc w:val="center"/>
+            </w:pPr>
+            <w:r/>
+            <w:r>
+              <w:rPr>
+                <w:rFonts w:ascii="Times New Roman" w:hAnsi="Times New Roman"/>
+                <w:sz w:val="17"/>
+              </w:rPr>
+              <w:t>13,2</w:t>
+            </w:r>
+          </w:p>
+        </w:tc>
+        <w:tc>
+          <w:tcPr>
+            <w:tcW w:type="dxa" w:w="1344"/>
+            <w:tcBorders>
+              <w:top w:val="single" w:sz="6" w:color="000000"/>
+              <w:bottom w:val="single" w:sz="6" w:color="000000"/>
+              <w:left w:val="nil" w:sz="6" w:color="000000"/>
+              <w:right w:val="nil" w:sz="6" w:color="000000"/>
+            </w:tcBorders>
+          </w:tcPr>
+          <w:p>
+            <w:pPr>
+              <w:jc w:val="center"/>
+            </w:pPr>
+            <w:r/>
+            <w:r>
+              <w:rPr>
+                <w:rFonts w:ascii="Times New Roman" w:hAnsi="Times New Roman"/>
+                <w:sz w:val="17"/>
+              </w:rPr>
+              <w:t>0,039</w:t>
+            </w:r>
+          </w:p>
+        </w:tc>
+        <w:tc>
+          <w:tcPr>
+            <w:tcW w:type="dxa" w:w="1344"/>
+            <w:tcBorders>
+              <w:top w:val="single" w:sz="6" w:color="000000"/>
+              <w:bottom w:val="single" w:sz="6" w:color="000000"/>
+              <w:left w:val="nil" w:sz="6" w:color="000000"/>
+              <w:right w:val="nil" w:sz="6" w:color="000000"/>
+            </w:tcBorders>
+          </w:tcPr>
+          <w:p>
+            <w:pPr>
+              <w:jc w:val="center"/>
+            </w:pPr>
+            <w:r/>
+            <w:r>
+              <w:rPr>
+                <w:rFonts w:ascii="Times New Roman" w:hAnsi="Times New Roman"/>
+                <w:sz w:val="17"/>
+              </w:rPr>
+              <w:t>0,12</w:t>
+            </w:r>
+          </w:p>
+        </w:tc>
+        <w:tc>
+          <w:tcPr>
+            <w:tcW w:type="dxa" w:w="1344"/>
+            <w:tcBorders>
+              <w:top w:val="single" w:sz="6" w:color="000000"/>
+              <w:bottom w:val="single" w:sz="6" w:color="000000"/>
+              <w:left w:val="nil" w:sz="6" w:color="000000"/>
+              <w:right w:val="nil" w:sz="6" w:color="000000"/>
+            </w:tcBorders>
+          </w:tcPr>
+          <w:p>
+            <w:pPr>
+              <w:jc w:val="center"/>
+            </w:pPr>
+            <w:r/>
+            <w:r>
+              <w:rPr>
+                <w:rFonts w:ascii="Times New Roman" w:hAnsi="Times New Roman"/>
+                <w:sz w:val="17"/>
+              </w:rPr>
+              <w:t>sim</w:t>
+            </w:r>
+          </w:p>
+        </w:tc>
+      </w:tr>
+      <w:tr>
+        <w:tc>
+          <w:tcPr>
+            <w:tcW w:type="dxa" w:w="1344"/>
+            <w:tcBorders>
+              <w:top w:val="single" w:sz="6" w:color="000000"/>
+              <w:bottom w:val="single" w:sz="6" w:color="000000"/>
+              <w:left w:val="nil" w:sz="6" w:color="000000"/>
+              <w:right w:val="nil" w:sz="6" w:color="000000"/>
+            </w:tcBorders>
+          </w:tcPr>
+          <w:p>
+            <w:pPr>
+              <w:jc w:val="left"/>
+            </w:pPr>
+            <w:r/>
+            <w:r>
+              <w:rPr>
+                <w:rFonts w:ascii="Times New Roman" w:hAnsi="Times New Roman"/>
+                <w:sz w:val="17"/>
+              </w:rPr>
+              <w:t>4</w:t>
+            </w:r>
+          </w:p>
+        </w:tc>
+        <w:tc>
+          <w:tcPr>
+            <w:tcW w:type="dxa" w:w="1344"/>
+            <w:tcBorders>
+              <w:top w:val="single" w:sz="6" w:color="000000"/>
+              <w:bottom w:val="single" w:sz="6" w:color="000000"/>
+              <w:left w:val="nil" w:sz="6" w:color="000000"/>
+              <w:right w:val="nil" w:sz="6" w:color="000000"/>
+            </w:tcBorders>
+          </w:tcPr>
+          <w:p>
+            <w:pPr>
+              <w:jc w:val="center"/>
+            </w:pPr>
+            <w:r/>
+            <w:r>
+              <w:rPr>
+                <w:rFonts w:ascii="Times New Roman" w:hAnsi="Times New Roman"/>
+                <w:sz w:val="17"/>
+              </w:rPr>
+              <w:t>Confusão</w:t>
+            </w:r>
+          </w:p>
+        </w:tc>
+        <w:tc>
+          <w:tcPr>
+            <w:tcW w:type="dxa" w:w="1344"/>
+            <w:tcBorders>
+              <w:top w:val="single" w:sz="6" w:color="000000"/>
+              <w:bottom w:val="single" w:sz="6" w:color="000000"/>
+              <w:left w:val="nil" w:sz="6" w:color="000000"/>
+              <w:right w:val="nil" w:sz="6" w:color="000000"/>
+            </w:tcBorders>
+          </w:tcPr>
+          <w:p>
+            <w:pPr>
+              <w:jc w:val="center"/>
+            </w:pPr>
+            <w:r/>
+            <w:r>
+              <w:rPr>
+                <w:rFonts w:ascii="Times New Roman" w:hAnsi="Times New Roman"/>
+                <w:sz w:val="17"/>
+              </w:rPr>
+              <w:t>-0,46</w:t>
+            </w:r>
+          </w:p>
+        </w:tc>
+        <w:tc>
+          <w:tcPr>
+            <w:tcW w:type="dxa" w:w="1344"/>
+            <w:tcBorders>
+              <w:top w:val="single" w:sz="6" w:color="000000"/>
+              <w:bottom w:val="single" w:sz="6" w:color="000000"/>
+              <w:left w:val="nil" w:sz="6" w:color="000000"/>
+              <w:right w:val="nil" w:sz="6" w:color="000000"/>
+            </w:tcBorders>
+          </w:tcPr>
+          <w:p>
+            <w:pPr>
+              <w:jc w:val="center"/>
+            </w:pPr>
+            <w:r/>
+            <w:r>
+              <w:rPr>
+                <w:rFonts w:ascii="Times New Roman" w:hAnsi="Times New Roman"/>
+                <w:sz w:val="17"/>
+              </w:rPr>
+              <w:t>25,8</w:t>
+            </w:r>
+          </w:p>
+        </w:tc>
+        <w:tc>
+          <w:tcPr>
+            <w:tcW w:type="dxa" w:w="1344"/>
+            <w:tcBorders>
+              <w:top w:val="single" w:sz="6" w:color="000000"/>
+              <w:bottom w:val="single" w:sz="6" w:color="000000"/>
+              <w:left w:val="nil" w:sz="6" w:color="000000"/>
+              <w:right w:val="nil" w:sz="6" w:color="000000"/>
+            </w:tcBorders>
+          </w:tcPr>
+          <w:p>
+            <w:pPr>
+              <w:jc w:val="center"/>
+            </w:pPr>
+            <w:r/>
+            <w:r>
+              <w:rPr>
+                <w:rFonts w:ascii="Times New Roman" w:hAnsi="Times New Roman"/>
+                <w:sz w:val="17"/>
+              </w:rPr>
+              <w:t>&lt; 0,001</w:t>
+            </w:r>
+          </w:p>
+        </w:tc>
+        <w:tc>
+          <w:tcPr>
+            <w:tcW w:type="dxa" w:w="1344"/>
+            <w:tcBorders>
+              <w:top w:val="single" w:sz="6" w:color="000000"/>
+              <w:bottom w:val="single" w:sz="6" w:color="000000"/>
+              <w:left w:val="nil" w:sz="6" w:color="000000"/>
+              <w:right w:val="nil" w:sz="6" w:color="000000"/>
+            </w:tcBorders>
+          </w:tcPr>
+          <w:p>
+            <w:pPr>
+              <w:jc w:val="center"/>
+            </w:pPr>
+            <w:r/>
+            <w:r>
+              <w:rPr>
+                <w:rFonts w:ascii="Times New Roman" w:hAnsi="Times New Roman"/>
+                <w:sz w:val="17"/>
+              </w:rPr>
+              <w:t>0,23</w:t>
+            </w:r>
+          </w:p>
+        </w:tc>
+        <w:tc>
+          <w:tcPr>
+            <w:tcW w:type="dxa" w:w="1344"/>
+            <w:tcBorders>
+              <w:top w:val="single" w:sz="6" w:color="000000"/>
+              <w:bottom w:val="single" w:sz="6" w:color="000000"/>
+              <w:left w:val="nil" w:sz="6" w:color="000000"/>
+              <w:right w:val="nil" w:sz="6" w:color="000000"/>
+            </w:tcBorders>
+          </w:tcPr>
+          <w:p>
+            <w:pPr>
+              <w:jc w:val="center"/>
+            </w:pPr>
+            <w:r/>
+            <w:r>
+              <w:rPr>
+                <w:rFonts w:ascii="Times New Roman" w:hAnsi="Times New Roman"/>
+                <w:sz w:val="17"/>
+              </w:rPr>
+              <w:t>sim</w:t>
+            </w:r>
+          </w:p>
+        </w:tc>
+      </w:tr>
+      <w:tr>
+        <w:tc>
+          <w:tcPr>
+            <w:tcW w:type="dxa" w:w="1344"/>
+            <w:tcBorders>
+              <w:top w:val="single" w:sz="6" w:color="000000"/>
+              <w:bottom w:val="single" w:sz="6" w:color="000000"/>
+              <w:left w:val="nil" w:sz="6" w:color="000000"/>
+              <w:right w:val="nil" w:sz="6" w:color="000000"/>
+            </w:tcBorders>
+          </w:tcPr>
+          <w:p>
+            <w:pPr>
+              <w:jc w:val="left"/>
+            </w:pPr>
+            <w:r/>
+            <w:r>
+              <w:rPr>
+                <w:rFonts w:ascii="Times New Roman" w:hAnsi="Times New Roman"/>
+                <w:sz w:val="17"/>
+              </w:rPr>
+              <w:t>5</w:t>
+            </w:r>
+          </w:p>
+        </w:tc>
+        <w:tc>
+          <w:tcPr>
+            <w:tcW w:type="dxa" w:w="1344"/>
+            <w:tcBorders>
+              <w:top w:val="single" w:sz="6" w:color="000000"/>
+              <w:bottom w:val="single" w:sz="6" w:color="000000"/>
+              <w:left w:val="nil" w:sz="6" w:color="000000"/>
+              <w:right w:val="nil" w:sz="6" w:color="000000"/>
+            </w:tcBorders>
+          </w:tcPr>
+          <w:p>
+            <w:pPr>
+              <w:jc w:val="center"/>
+            </w:pPr>
+            <w:r/>
+            <w:r>
+              <w:rPr>
+                <w:rFonts w:ascii="Times New Roman" w:hAnsi="Times New Roman"/>
+                <w:sz w:val="17"/>
+              </w:rPr>
+              <w:t>PTH</w:t>
+            </w:r>
+          </w:p>
+        </w:tc>
+        <w:tc>
+          <w:tcPr>
+            <w:tcW w:type="dxa" w:w="1344"/>
+            <w:tcBorders>
+              <w:top w:val="single" w:sz="6" w:color="000000"/>
+              <w:bottom w:val="single" w:sz="6" w:color="000000"/>
+              <w:left w:val="nil" w:sz="6" w:color="000000"/>
+              <w:right w:val="nil" w:sz="6" w:color="000000"/>
+            </w:tcBorders>
+          </w:tcPr>
+          <w:p>
+            <w:pPr>
+              <w:jc w:val="center"/>
+            </w:pPr>
+            <w:r/>
+            <w:r>
+              <w:rPr>
+                <w:rFonts w:ascii="Times New Roman" w:hAnsi="Times New Roman"/>
+                <w:sz w:val="17"/>
+              </w:rPr>
+              <w:t>+0,41</w:t>
+            </w:r>
+          </w:p>
+        </w:tc>
+        <w:tc>
+          <w:tcPr>
+            <w:tcW w:type="dxa" w:w="1344"/>
+            <w:tcBorders>
+              <w:top w:val="single" w:sz="6" w:color="000000"/>
+              <w:bottom w:val="single" w:sz="6" w:color="000000"/>
+              <w:left w:val="nil" w:sz="6" w:color="000000"/>
+              <w:right w:val="nil" w:sz="6" w:color="000000"/>
+            </w:tcBorders>
+          </w:tcPr>
+          <w:p>
+            <w:pPr>
+              <w:jc w:val="center"/>
+            </w:pPr>
+            <w:r/>
+            <w:r>
+              <w:rPr>
+                <w:rFonts w:ascii="Times New Roman" w:hAnsi="Times New Roman"/>
+                <w:sz w:val="17"/>
+              </w:rPr>
+              <w:t>7,6</w:t>
+            </w:r>
+          </w:p>
+        </w:tc>
+        <w:tc>
+          <w:tcPr>
+            <w:tcW w:type="dxa" w:w="1344"/>
+            <w:tcBorders>
+              <w:top w:val="single" w:sz="6" w:color="000000"/>
+              <w:bottom w:val="single" w:sz="6" w:color="000000"/>
+              <w:left w:val="nil" w:sz="6" w:color="000000"/>
+              <w:right w:val="nil" w:sz="6" w:color="000000"/>
+            </w:tcBorders>
+          </w:tcPr>
+          <w:p>
+            <w:pPr>
+              <w:jc w:val="center"/>
+            </w:pPr>
+            <w:r/>
+            <w:r>
+              <w:rPr>
+                <w:rFonts w:ascii="Times New Roman" w:hAnsi="Times New Roman"/>
+                <w:sz w:val="17"/>
+              </w:rPr>
+              <w:t>0,269</w:t>
+            </w:r>
+          </w:p>
+        </w:tc>
+        <w:tc>
+          <w:tcPr>
+            <w:tcW w:type="dxa" w:w="1344"/>
+            <w:tcBorders>
+              <w:top w:val="single" w:sz="6" w:color="000000"/>
+              <w:bottom w:val="single" w:sz="6" w:color="000000"/>
+              <w:left w:val="nil" w:sz="6" w:color="000000"/>
+              <w:right w:val="nil" w:sz="6" w:color="000000"/>
+            </w:tcBorders>
+          </w:tcPr>
+          <w:p>
+            <w:pPr>
+              <w:jc w:val="center"/>
+            </w:pPr>
+            <w:r/>
+            <w:r>
+              <w:rPr>
+                <w:rFonts w:ascii="Times New Roman" w:hAnsi="Times New Roman"/>
+                <w:sz w:val="17"/>
+              </w:rPr>
+              <w:t>0,07</w:t>
+            </w:r>
+          </w:p>
+        </w:tc>
+        <w:tc>
+          <w:tcPr>
+            <w:tcW w:type="dxa" w:w="1344"/>
+            <w:tcBorders>
+              <w:top w:val="single" w:sz="6" w:color="000000"/>
+              <w:bottom w:val="single" w:sz="6" w:color="000000"/>
+              <w:left w:val="nil" w:sz="6" w:color="000000"/>
+              <w:right w:val="nil" w:sz="6" w:color="000000"/>
+            </w:tcBorders>
+          </w:tcPr>
+          <w:p>
+            <w:pPr>
+              <w:jc w:val="center"/>
+            </w:pPr>
+            <w:r/>
+            <w:r>
+              <w:rPr>
+                <w:rFonts w:ascii="Times New Roman" w:hAnsi="Times New Roman"/>
+                <w:sz w:val="17"/>
+              </w:rPr>
+              <w:t>não</w:t>
+            </w:r>
+          </w:p>
+        </w:tc>
+      </w:tr>
+      <w:tr>
+        <w:tc>
+          <w:tcPr>
+            <w:tcW w:type="dxa" w:w="1344"/>
+            <w:tcBorders>
+              <w:top w:val="single" w:sz="6" w:color="000000"/>
+              <w:bottom w:val="single" w:sz="6" w:color="000000"/>
+              <w:left w:val="nil" w:sz="6" w:color="000000"/>
+              <w:right w:val="nil" w:sz="6" w:color="000000"/>
+            </w:tcBorders>
+          </w:tcPr>
+          <w:p>
+            <w:pPr>
+              <w:jc w:val="left"/>
+            </w:pPr>
+            <w:r/>
+            <w:r>
+              <w:rPr>
+                <w:rFonts w:ascii="Times New Roman" w:hAnsi="Times New Roman"/>
+                <w:sz w:val="17"/>
+              </w:rPr>
+              <w:t>6</w:t>
+            </w:r>
+          </w:p>
+        </w:tc>
+        <w:tc>
+          <w:tcPr>
+            <w:tcW w:type="dxa" w:w="1344"/>
+            <w:tcBorders>
+              <w:top w:val="single" w:sz="6" w:color="000000"/>
+              <w:bottom w:val="single" w:sz="6" w:color="000000"/>
+              <w:left w:val="nil" w:sz="6" w:color="000000"/>
+              <w:right w:val="nil" w:sz="6" w:color="000000"/>
+            </w:tcBorders>
+          </w:tcPr>
+          <w:p>
+            <w:pPr>
+              <w:jc w:val="center"/>
+            </w:pPr>
+            <w:r/>
+            <w:r>
+              <w:rPr>
+                <w:rFonts w:ascii="Times New Roman" w:hAnsi="Times New Roman"/>
+                <w:sz w:val="17"/>
+              </w:rPr>
+              <w:t>Depressão</w:t>
+            </w:r>
+          </w:p>
+        </w:tc>
+        <w:tc>
+          <w:tcPr>
+            <w:tcW w:type="dxa" w:w="1344"/>
+            <w:tcBorders>
+              <w:top w:val="single" w:sz="6" w:color="000000"/>
+              <w:bottom w:val="single" w:sz="6" w:color="000000"/>
+              <w:left w:val="nil" w:sz="6" w:color="000000"/>
+              <w:right w:val="nil" w:sz="6" w:color="000000"/>
+            </w:tcBorders>
+          </w:tcPr>
+          <w:p>
+            <w:pPr>
+              <w:jc w:val="center"/>
+            </w:pPr>
+            <w:r/>
+            <w:r>
+              <w:rPr>
+                <w:rFonts w:ascii="Times New Roman" w:hAnsi="Times New Roman"/>
+                <w:sz w:val="17"/>
+              </w:rPr>
+              <w:t>+0,10</w:t>
+            </w:r>
+          </w:p>
+        </w:tc>
+        <w:tc>
+          <w:tcPr>
+            <w:tcW w:type="dxa" w:w="1344"/>
+            <w:tcBorders>
+              <w:top w:val="single" w:sz="6" w:color="000000"/>
+              <w:bottom w:val="single" w:sz="6" w:color="000000"/>
+              <w:left w:val="nil" w:sz="6" w:color="000000"/>
+              <w:right w:val="nil" w:sz="6" w:color="000000"/>
+            </w:tcBorders>
+          </w:tcPr>
+          <w:p>
+            <w:pPr>
+              <w:jc w:val="center"/>
+            </w:pPr>
+            <w:r/>
+            <w:r>
+              <w:rPr>
+                <w:rFonts w:ascii="Times New Roman" w:hAnsi="Times New Roman"/>
+                <w:sz w:val="17"/>
+              </w:rPr>
+              <w:t>1,8</w:t>
+            </w:r>
+          </w:p>
+        </w:tc>
+        <w:tc>
+          <w:tcPr>
+            <w:tcW w:type="dxa" w:w="1344"/>
+            <w:tcBorders>
+              <w:top w:val="single" w:sz="6" w:color="000000"/>
+              <w:bottom w:val="single" w:sz="6" w:color="000000"/>
+              <w:left w:val="nil" w:sz="6" w:color="000000"/>
+              <w:right w:val="nil" w:sz="6" w:color="000000"/>
+            </w:tcBorders>
+          </w:tcPr>
+          <w:p>
+            <w:pPr>
+              <w:jc w:val="center"/>
+            </w:pPr>
+            <w:r/>
+            <w:r>
+              <w:rPr>
+                <w:rFonts w:ascii="Times New Roman" w:hAnsi="Times New Roman"/>
+                <w:sz w:val="17"/>
+              </w:rPr>
+              <w:t>0,936</w:t>
+            </w:r>
+          </w:p>
+        </w:tc>
+        <w:tc>
+          <w:tcPr>
+            <w:tcW w:type="dxa" w:w="1344"/>
+            <w:tcBorders>
+              <w:top w:val="single" w:sz="6" w:color="000000"/>
+              <w:bottom w:val="single" w:sz="6" w:color="000000"/>
+              <w:left w:val="nil" w:sz="6" w:color="000000"/>
+              <w:right w:val="nil" w:sz="6" w:color="000000"/>
+            </w:tcBorders>
+          </w:tcPr>
+          <w:p>
+            <w:pPr>
+              <w:jc w:val="center"/>
+            </w:pPr>
+            <w:r/>
+            <w:r>
+              <w:rPr>
+                <w:rFonts w:ascii="Times New Roman" w:hAnsi="Times New Roman"/>
+                <w:sz w:val="17"/>
+              </w:rPr>
+              <w:t>0,02</w:t>
+            </w:r>
+          </w:p>
+        </w:tc>
+        <w:tc>
+          <w:tcPr>
+            <w:tcW w:type="dxa" w:w="1344"/>
+            <w:tcBorders>
+              <w:top w:val="single" w:sz="6" w:color="000000"/>
+              <w:bottom w:val="single" w:sz="6" w:color="000000"/>
+              <w:left w:val="nil" w:sz="6" w:color="000000"/>
+              <w:right w:val="nil" w:sz="6" w:color="000000"/>
+            </w:tcBorders>
+          </w:tcPr>
+          <w:p>
+            <w:pPr>
+              <w:jc w:val="center"/>
+            </w:pPr>
+            <w:r/>
+            <w:r>
+              <w:rPr>
+                <w:rFonts w:ascii="Times New Roman" w:hAnsi="Times New Roman"/>
+                <w:sz w:val="17"/>
+              </w:rPr>
+              <w:t>não</w:t>
+            </w:r>
+          </w:p>
+        </w:tc>
+      </w:tr>
+      <w:tr>
+        <w:tc>
+          <w:tcPr>
+            <w:tcW w:type="dxa" w:w="1344"/>
+            <w:tcBorders>
+              <w:top w:val="single" w:sz="6" w:color="000000"/>
+              <w:bottom w:val="single" w:sz="6" w:color="000000"/>
+              <w:left w:val="nil" w:sz="6" w:color="000000"/>
+              <w:right w:val="nil" w:sz="6" w:color="000000"/>
+            </w:tcBorders>
+          </w:tcPr>
+          <w:p>
+            <w:pPr>
+              <w:jc w:val="left"/>
+            </w:pPr>
+            <w:r/>
+            <w:r>
+              <w:rPr>
+                <w:rFonts w:ascii="Times New Roman" w:hAnsi="Times New Roman"/>
+                <w:sz w:val="17"/>
+              </w:rPr>
+              <w:t>7</w:t>
+            </w:r>
+          </w:p>
+        </w:tc>
+        <w:tc>
+          <w:tcPr>
+            <w:tcW w:type="dxa" w:w="1344"/>
+            <w:tcBorders>
+              <w:top w:val="single" w:sz="6" w:color="000000"/>
+              <w:bottom w:val="single" w:sz="6" w:color="000000"/>
+              <w:left w:val="nil" w:sz="6" w:color="000000"/>
+              <w:right w:val="nil" w:sz="6" w:color="000000"/>
+            </w:tcBorders>
+          </w:tcPr>
+          <w:p>
+            <w:pPr>
+              <w:jc w:val="center"/>
+            </w:pPr>
+            <w:r/>
+            <w:r>
+              <w:rPr>
+                <w:rFonts w:ascii="Times New Roman" w:hAnsi="Times New Roman"/>
+                <w:sz w:val="17"/>
+              </w:rPr>
+              <w:t>Raiva</w:t>
+            </w:r>
+          </w:p>
+        </w:tc>
+        <w:tc>
+          <w:tcPr>
+            <w:tcW w:type="dxa" w:w="1344"/>
+            <w:tcBorders>
+              <w:top w:val="single" w:sz="6" w:color="000000"/>
+              <w:bottom w:val="single" w:sz="6" w:color="000000"/>
+              <w:left w:val="nil" w:sz="6" w:color="000000"/>
+              <w:right w:val="nil" w:sz="6" w:color="000000"/>
+            </w:tcBorders>
+          </w:tcPr>
+          <w:p>
+            <w:pPr>
+              <w:jc w:val="center"/>
+            </w:pPr>
+            <w:r/>
+            <w:r>
+              <w:rPr>
+                <w:rFonts w:ascii="Times New Roman" w:hAnsi="Times New Roman"/>
+                <w:sz w:val="17"/>
+              </w:rPr>
+              <w:t>+0,02</w:t>
+            </w:r>
+          </w:p>
+        </w:tc>
+        <w:tc>
+          <w:tcPr>
+            <w:tcW w:type="dxa" w:w="1344"/>
+            <w:tcBorders>
+              <w:top w:val="single" w:sz="6" w:color="000000"/>
+              <w:bottom w:val="single" w:sz="6" w:color="000000"/>
+              <w:left w:val="nil" w:sz="6" w:color="000000"/>
+              <w:right w:val="nil" w:sz="6" w:color="000000"/>
+            </w:tcBorders>
+          </w:tcPr>
+          <w:p>
+            <w:pPr>
+              <w:jc w:val="center"/>
+            </w:pPr>
+            <w:r/>
+            <w:r>
+              <w:rPr>
+                <w:rFonts w:ascii="Times New Roman" w:hAnsi="Times New Roman"/>
+                <w:sz w:val="17"/>
+              </w:rPr>
+              <w:t>12,3</w:t>
+            </w:r>
+          </w:p>
+        </w:tc>
+        <w:tc>
+          <w:tcPr>
+            <w:tcW w:type="dxa" w:w="1344"/>
+            <w:tcBorders>
+              <w:top w:val="single" w:sz="6" w:color="000000"/>
+              <w:bottom w:val="single" w:sz="6" w:color="000000"/>
+              <w:left w:val="nil" w:sz="6" w:color="000000"/>
+              <w:right w:val="nil" w:sz="6" w:color="000000"/>
+            </w:tcBorders>
+          </w:tcPr>
+          <w:p>
+            <w:pPr>
+              <w:jc w:val="center"/>
+            </w:pPr>
+            <w:r/>
+            <w:r>
+              <w:rPr>
+                <w:rFonts w:ascii="Times New Roman" w:hAnsi="Times New Roman"/>
+                <w:sz w:val="17"/>
+              </w:rPr>
+              <w:t>0,056</w:t>
+            </w:r>
+          </w:p>
+        </w:tc>
+        <w:tc>
+          <w:tcPr>
+            <w:tcW w:type="dxa" w:w="1344"/>
+            <w:tcBorders>
+              <w:top w:val="single" w:sz="6" w:color="000000"/>
+              <w:bottom w:val="single" w:sz="6" w:color="000000"/>
+              <w:left w:val="nil" w:sz="6" w:color="000000"/>
+              <w:right w:val="nil" w:sz="6" w:color="000000"/>
+            </w:tcBorders>
+          </w:tcPr>
+          <w:p>
+            <w:pPr>
+              <w:jc w:val="center"/>
+            </w:pPr>
+            <w:r/>
+            <w:r>
+              <w:rPr>
+                <w:rFonts w:ascii="Times New Roman" w:hAnsi="Times New Roman"/>
+                <w:sz w:val="17"/>
+              </w:rPr>
+              <w:t>0,11</w:t>
+            </w:r>
+          </w:p>
+        </w:tc>
+        <w:tc>
+          <w:tcPr>
+            <w:tcW w:type="dxa" w:w="1344"/>
+            <w:tcBorders>
+              <w:top w:val="single" w:sz="6" w:color="000000"/>
+              <w:bottom w:val="single" w:sz="6" w:color="000000"/>
+              <w:left w:val="nil" w:sz="6" w:color="000000"/>
+              <w:right w:val="nil" w:sz="6" w:color="000000"/>
+            </w:tcBorders>
+          </w:tcPr>
+          <w:p>
+            <w:pPr>
+              <w:jc w:val="center"/>
+            </w:pPr>
+            <w:r/>
+            <w:r>
+              <w:rPr>
+                <w:rFonts w:ascii="Times New Roman" w:hAnsi="Times New Roman"/>
+                <w:sz w:val="17"/>
+              </w:rPr>
+              <w:t>não</w:t>
+            </w:r>
+          </w:p>
+        </w:tc>
+      </w:tr>
+    </w:tbl>
+    <w:p>
+      <w:pPr>
+        <w:spacing w:after="120"/>
+      </w:pPr>
+      <w:r>
+        <w:rPr>
+          <w:sz w:val="18"/>
+        </w:rPr>
+        <w:t>Fonte: dados da pesquisa (2026). Nota: Friedman e W de Kendall sobre casos completos (n = 19).</w:t>
+      </w:r>
+    </w:p>
+    <w:p>
+      <w:pPr>
+        <w:spacing w:line="360" w:lineRule="auto" w:after="120"/>
+        <w:ind w:firstLine="709"/>
+        <w:jc w:val="both"/>
+      </w:pPr>
+      <w:r>
+        <w:rPr>
+          <w:b w:val="0"/>
+          <w:sz w:val="24"/>
+        </w:rPr>
+        <w:t>As Tabelas 6 e 7 detalham, para todas as variáveis, a resposta aguda pré→pós e a variação Dia 1 → Dia 7, com variação percentual, tamanho de efeito (dz) com IC95%, significância e magnitude. A seguir, cada subescala é interpretada em ordem lógica, iniciando pelo eixo energia–fadiga, e acompanhada de sua figura individual com banda de confiança, diagramas de caixa por dia e efeito do microciclo.</w:t>
+      </w:r>
+    </w:p>
+    <w:p>
+      <w:pPr>
+        <w:spacing w:before="160" w:after="40"/>
+      </w:pPr>
+      <w:r>
+        <w:rPr>
+          <w:sz w:val="22"/>
+        </w:rPr>
+        <w:t>Tabela 6 – Resposta aguda pré → pós agregada na semana, por subescala.</w:t>
       </w:r>
     </w:p>
     <w:tbl>
@@ -5717,7 +8102,7 @@
         <w:rPr>
           <w:sz w:val="22"/>
         </w:rPr>
-        <w:t>Tabela 5 – Comparação Dia 1 → Dia 7, por subescala.</w:t>
+        <w:t>Tabela 7 – Comparação Dia 1 → Dia 7, por subescala.</w:t>
       </w:r>
     </w:p>
     <w:tbl>
@@ -7331,7 +9716,70 @@
           <w:b w:val="0"/>
           <w:sz w:val="24"/>
         </w:rPr>
-        <w:t>O vigor foi a subescala de maior média (5,70 ± 3,12) e apresentou a resposta mais expressiva: caiu 19% do pré ao pós (Δ = -1,18; dz = -0,74; p = 0,001; magnitude média) e recuou do Dia 1 ao Dia 7 com efeito grande (Δ = -3,15; -41%; dz = -0,95; p = 0,001). É a dimensão que melhor sinaliza a deterioração da prontidão ao longo do microciclo.</w:t>
+        <w:t>O vigor foi a subescala de maior média (5,70 ± 3,12) e a mais sensível do painel: caiu 19% do pré ao pós (Δ = -1,18; dz = -0,74; p = 0,001; magnitude média) e recuou do Dia 1 ao Dia 7 com efeito grande (Δ = -3,15; -41%; dz = -0,95; p = 0,001); o Friedman confirmou diferença entre dias (p = 0,022). É a dimensão que melhor sinaliza a deterioração da prontidão ao longo do microciclo.</w:t>
+      </w:r>
+    </w:p>
+    <w:p>
+      <w:pPr>
+        <w:spacing w:before="120"/>
+        <w:jc w:val="center"/>
+      </w:pPr>
+      <w:r>
+        <w:drawing>
+          <wp:inline xmlns:a="http://schemas.openxmlformats.org/drawingml/2006/main" xmlns:pic="http://schemas.openxmlformats.org/drawingml/2006/picture">
+            <wp:extent cx="4500000" cy="2340000"/>
+            <wp:docPr id="8" name="Picture 8"/>
+            <wp:cNvGraphicFramePr>
+              <a:graphicFrameLocks noChangeAspect="1"/>
+            </wp:cNvGraphicFramePr>
+            <a:graphic>
+              <a:graphicData uri="http://schemas.openxmlformats.org/drawingml/2006/picture">
+                <pic:pic>
+                  <pic:nvPicPr>
+                    <pic:cNvPr id="0" name="xb4_v_Vigor.png"/>
+                    <pic:cNvPicPr/>
+                  </pic:nvPicPr>
+                  <pic:blipFill>
+                    <a:blip r:embed="rId16"/>
+                    <a:stretch>
+                      <a:fillRect/>
+                    </a:stretch>
+                  </pic:blipFill>
+                  <pic:spPr>
+                    <a:xfrm>
+                      <a:off x="0" y="0"/>
+                      <a:ext cx="4500000" cy="2340000"/>
+                    </a:xfrm>
+                    <a:prstGeom prst="rect"/>
+                  </pic:spPr>
+                </pic:pic>
+              </a:graphicData>
+            </a:graphic>
+          </wp:inline>
+        </w:drawing>
+      </w:r>
+    </w:p>
+    <w:p>
+      <w:pPr>
+        <w:jc w:val="center"/>
+      </w:pPr>
+      <w:r>
+        <w:rPr>
+          <w:sz w:val="22"/>
+        </w:rPr>
+        <w:t>Figura 8 – Vigor ao longo da semana: médias diárias (banda = IC95%), diagramas de caixa por dia e efeito Dia 1 → Dia 7.</w:t>
+      </w:r>
+    </w:p>
+    <w:p>
+      <w:pPr>
+        <w:spacing w:after="120"/>
+        <w:jc w:val="center"/>
+      </w:pPr>
+      <w:r>
+        <w:rPr>
+          <w:sz w:val="18"/>
+        </w:rPr>
+        <w:t>Fonte: elaboração dos autores (2026).</w:t>
       </w:r>
     </w:p>
     <w:p>
@@ -7357,7 +9805,70 @@
           <w:b w:val="0"/>
           <w:sz w:val="24"/>
         </w:rPr>
-        <w:t>A fadiga elevou-se de forma consistente: +34% do pré ao pós (Δ = +1,52; dz = 0,60; p = 0,005) e +75% do Dia 1 ao Dia 7 (Δ = +3,19; dz = 0,72; p = 0,004), ambas de magnitude média. Junto ao vigor, compõe o eixo energia–fadiga onde se concentra a resposta ao acúmulo de carga.</w:t>
+        <w:t>A fadiga elevou-se de forma consistente: +34% do pré ao pós (Δ = +1,52; dz = 0,60; p = 0,005) e +75% do Dia 1 ao Dia 7 (Δ = +3,19; dz = 0,72; p = 0,004), ambas de magnitude média, com diferença significativa entre dias (Friedman p = 0,040). Foi a segunda variável mais sensível e a de maior dispersão intra e entre atletas; junto ao vigor, compõe o eixo energia–fadiga onde se concentra a resposta ao acúmulo de carga.</w:t>
+      </w:r>
+    </w:p>
+    <w:p>
+      <w:pPr>
+        <w:spacing w:before="120"/>
+        <w:jc w:val="center"/>
+      </w:pPr>
+      <w:r>
+        <w:drawing>
+          <wp:inline xmlns:a="http://schemas.openxmlformats.org/drawingml/2006/main" xmlns:pic="http://schemas.openxmlformats.org/drawingml/2006/picture">
+            <wp:extent cx="4500000" cy="2340000"/>
+            <wp:docPr id="9" name="Picture 9"/>
+            <wp:cNvGraphicFramePr>
+              <a:graphicFrameLocks noChangeAspect="1"/>
+            </wp:cNvGraphicFramePr>
+            <a:graphic>
+              <a:graphicData uri="http://schemas.openxmlformats.org/drawingml/2006/picture">
+                <pic:pic>
+                  <pic:nvPicPr>
+                    <pic:cNvPr id="0" name="xb4_v_Fadiga.png"/>
+                    <pic:cNvPicPr/>
+                  </pic:nvPicPr>
+                  <pic:blipFill>
+                    <a:blip r:embed="rId17"/>
+                    <a:stretch>
+                      <a:fillRect/>
+                    </a:stretch>
+                  </pic:blipFill>
+                  <pic:spPr>
+                    <a:xfrm>
+                      <a:off x="0" y="0"/>
+                      <a:ext cx="4500000" cy="2340000"/>
+                    </a:xfrm>
+                    <a:prstGeom prst="rect"/>
+                  </pic:spPr>
+                </pic:pic>
+              </a:graphicData>
+            </a:graphic>
+          </wp:inline>
+        </w:drawing>
+      </w:r>
+    </w:p>
+    <w:p>
+      <w:pPr>
+        <w:jc w:val="center"/>
+      </w:pPr>
+      <w:r>
+        <w:rPr>
+          <w:sz w:val="22"/>
+        </w:rPr>
+        <w:t>Figura 9 – Fadiga ao longo da semana: médias diárias (banda = IC95%), diagramas de caixa por dia e efeito Dia 1 → Dia 7.</w:t>
+      </w:r>
+    </w:p>
+    <w:p>
+      <w:pPr>
+        <w:spacing w:after="120"/>
+        <w:jc w:val="center"/>
+      </w:pPr>
+      <w:r>
+        <w:rPr>
+          <w:sz w:val="18"/>
+        </w:rPr>
+        <w:t>Fonte: elaboração dos autores (2026).</w:t>
       </w:r>
     </w:p>
     <w:p>
@@ -7383,7 +9894,7 @@
           <w:b w:val="0"/>
           <w:sz w:val="24"/>
         </w:rPr>
-        <w:t>A PTH, síntese do perfil, aumentou 131% do pré ao pós (Δ = +3,38; dz = 0,66; p = 0,005) e +147% do Dia 1 ao Dia 7 (dz = 0,41; p = 0,104), refletindo sobretudo o movimento do eixo energia–fadiga.</w:t>
+        <w:t>A PTH, síntese do perfil, aumentou 131% do pré ao pós (Δ = +3,38; dz = 0,66; p = 0,005) e +147% do Dia 1 ao Dia 7 (dz = 0,41; p = 0,104), refletindo sobretudo o movimento do eixo energia–fadiga; o Friedman não acusou diferença entre dias (p = 0,269), coerente com o cancelamento parcial entre a queda do vigor e a estabilidade das negativas.</w:t>
       </w:r>
     </w:p>
     <w:p>
@@ -7409,7 +9920,70 @@
           <w:b w:val="0"/>
           <w:sz w:val="24"/>
         </w:rPr>
-        <w:t>A tensão manteve-se baixa e sem resposta aguda relevante (pré→pós dz = +0,21; p = 0,420), mas decresceu do Dia 1 ao Dia 7 (Δ = -1,20; dz = -0,59; p = 0,011, magnitude média) — uma acomodação da apreensão inicial do microciclo, sendo mais alta no início da semana.</w:t>
+        <w:t>A tensão manteve-se baixa e sem resposta aguda relevante (pré→pós dz = +0,21; p = 0,420), mas decresceu do Dia 1 ao Dia 7 (Δ = -1,20; dz = -0,59; p = 0,011, magnitude média), com diferença significativa entre dias (Friedman p = 0,039) — uma acomodação da apreensão inicial do microciclo, sendo mais alta no início da semana.</w:t>
+      </w:r>
+    </w:p>
+    <w:p>
+      <w:pPr>
+        <w:spacing w:before="120"/>
+        <w:jc w:val="center"/>
+      </w:pPr>
+      <w:r>
+        <w:drawing>
+          <wp:inline xmlns:a="http://schemas.openxmlformats.org/drawingml/2006/main" xmlns:pic="http://schemas.openxmlformats.org/drawingml/2006/picture">
+            <wp:extent cx="4500000" cy="2340000"/>
+            <wp:docPr id="10" name="Picture 10"/>
+            <wp:cNvGraphicFramePr>
+              <a:graphicFrameLocks noChangeAspect="1"/>
+            </wp:cNvGraphicFramePr>
+            <a:graphic>
+              <a:graphicData uri="http://schemas.openxmlformats.org/drawingml/2006/picture">
+                <pic:pic>
+                  <pic:nvPicPr>
+                    <pic:cNvPr id="0" name="xb4_v_Tensao.png"/>
+                    <pic:cNvPicPr/>
+                  </pic:nvPicPr>
+                  <pic:blipFill>
+                    <a:blip r:embed="rId18"/>
+                    <a:stretch>
+                      <a:fillRect/>
+                    </a:stretch>
+                  </pic:blipFill>
+                  <pic:spPr>
+                    <a:xfrm>
+                      <a:off x="0" y="0"/>
+                      <a:ext cx="4500000" cy="2340000"/>
+                    </a:xfrm>
+                    <a:prstGeom prst="rect"/>
+                  </pic:spPr>
+                </pic:pic>
+              </a:graphicData>
+            </a:graphic>
+          </wp:inline>
+        </w:drawing>
+      </w:r>
+    </w:p>
+    <w:p>
+      <w:pPr>
+        <w:jc w:val="center"/>
+      </w:pPr>
+      <w:r>
+        <w:rPr>
+          <w:sz w:val="22"/>
+        </w:rPr>
+        <w:t>Figura 10 – Tensão ao longo da semana: médias diárias (banda = IC95%), diagramas de caixa por dia e efeito Dia 1 → Dia 7.</w:t>
+      </w:r>
+    </w:p>
+    <w:p>
+      <w:pPr>
+        <w:spacing w:after="120"/>
+        <w:jc w:val="center"/>
+      </w:pPr>
+      <w:r>
+        <w:rPr>
+          <w:sz w:val="18"/>
+        </w:rPr>
+        <w:t>Fonte: elaboração dos autores (2026).</w:t>
       </w:r>
     </w:p>
     <w:p>
@@ -7435,7 +10009,70 @@
           <w:b w:val="0"/>
           <w:sz w:val="24"/>
         </w:rPr>
-        <w:t>A depressão operou próxima do piso, com leve elevação aguda (pré→pós +37%; dz = +0,39; p = 0,085) e pico intermediário no Dia 4 (1,35), sugerindo um vale afetivo no meio da semana, sem instalar quadro clínico.</w:t>
+        <w:t>A depressão operou próxima do piso, com leve elevação aguda (pré→pós +37%; dz = +0,39; p = 0,085) e pico intermediário no Dia 4 (1,35); não diferiu entre dias (Friedman p = 0,936) e foi a variável menos sensível do painel, sugerindo um vale afetivo pontual no meio da semana, sem instalar quadro clínico.</w:t>
+      </w:r>
+    </w:p>
+    <w:p>
+      <w:pPr>
+        <w:spacing w:before="120"/>
+        <w:jc w:val="center"/>
+      </w:pPr>
+      <w:r>
+        <w:drawing>
+          <wp:inline xmlns:a="http://schemas.openxmlformats.org/drawingml/2006/main" xmlns:pic="http://schemas.openxmlformats.org/drawingml/2006/picture">
+            <wp:extent cx="4500000" cy="2340000"/>
+            <wp:docPr id="11" name="Picture 11"/>
+            <wp:cNvGraphicFramePr>
+              <a:graphicFrameLocks noChangeAspect="1"/>
+            </wp:cNvGraphicFramePr>
+            <a:graphic>
+              <a:graphicData uri="http://schemas.openxmlformats.org/drawingml/2006/picture">
+                <pic:pic>
+                  <pic:nvPicPr>
+                    <pic:cNvPr id="0" name="xb4_v_Depressao.png"/>
+                    <pic:cNvPicPr/>
+                  </pic:nvPicPr>
+                  <pic:blipFill>
+                    <a:blip r:embed="rId19"/>
+                    <a:stretch>
+                      <a:fillRect/>
+                    </a:stretch>
+                  </pic:blipFill>
+                  <pic:spPr>
+                    <a:xfrm>
+                      <a:off x="0" y="0"/>
+                      <a:ext cx="4500000" cy="2340000"/>
+                    </a:xfrm>
+                    <a:prstGeom prst="rect"/>
+                  </pic:spPr>
+                </pic:pic>
+              </a:graphicData>
+            </a:graphic>
+          </wp:inline>
+        </w:drawing>
+      </w:r>
+    </w:p>
+    <w:p>
+      <w:pPr>
+        <w:jc w:val="center"/>
+      </w:pPr>
+      <w:r>
+        <w:rPr>
+          <w:sz w:val="22"/>
+        </w:rPr>
+        <w:t>Figura 11 – Depressão ao longo da semana: médias diárias (banda = IC95%), diagramas de caixa por dia e efeito Dia 1 → Dia 7.</w:t>
+      </w:r>
+    </w:p>
+    <w:p>
+      <w:pPr>
+        <w:spacing w:after="120"/>
+        <w:jc w:val="center"/>
+      </w:pPr>
+      <w:r>
+        <w:rPr>
+          <w:sz w:val="18"/>
+        </w:rPr>
+        <w:t>Fonte: elaboração dos autores (2026).</w:t>
       </w:r>
     </w:p>
     <w:p>
@@ -7461,7 +10098,70 @@
           <w:b w:val="0"/>
           <w:sz w:val="24"/>
         </w:rPr>
-        <w:t>A raiva foi a negativa mais reativa e atingiu o máximo no dia mais fadigado (pico no Dia 7 = 2,39), acompanhando o acúmulo de carga, embora sem resposta aguda intra-dia significativa (pré→pós p = 0,558).</w:t>
+        <w:t>A raiva foi a negativa mais reativa e atingiu o máximo no dia mais fadigado (pico no Dia 7 = 2,39), acompanhando o acúmulo de carga, embora sem resposta aguda intra-dia significativa (pré→pós p = 0,558) nem diferença global entre dias (Friedman p = 0,056).</w:t>
+      </w:r>
+    </w:p>
+    <w:p>
+      <w:pPr>
+        <w:spacing w:before="120"/>
+        <w:jc w:val="center"/>
+      </w:pPr>
+      <w:r>
+        <w:drawing>
+          <wp:inline xmlns:a="http://schemas.openxmlformats.org/drawingml/2006/main" xmlns:pic="http://schemas.openxmlformats.org/drawingml/2006/picture">
+            <wp:extent cx="4500000" cy="2340000"/>
+            <wp:docPr id="12" name="Picture 12"/>
+            <wp:cNvGraphicFramePr>
+              <a:graphicFrameLocks noChangeAspect="1"/>
+            </wp:cNvGraphicFramePr>
+            <a:graphic>
+              <a:graphicData uri="http://schemas.openxmlformats.org/drawingml/2006/picture">
+                <pic:pic>
+                  <pic:nvPicPr>
+                    <pic:cNvPr id="0" name="xb4_v_Raiva.png"/>
+                    <pic:cNvPicPr/>
+                  </pic:nvPicPr>
+                  <pic:blipFill>
+                    <a:blip r:embed="rId20"/>
+                    <a:stretch>
+                      <a:fillRect/>
+                    </a:stretch>
+                  </pic:blipFill>
+                  <pic:spPr>
+                    <a:xfrm>
+                      <a:off x="0" y="0"/>
+                      <a:ext cx="4500000" cy="2340000"/>
+                    </a:xfrm>
+                    <a:prstGeom prst="rect"/>
+                  </pic:spPr>
+                </pic:pic>
+              </a:graphicData>
+            </a:graphic>
+          </wp:inline>
+        </w:drawing>
+      </w:r>
+    </w:p>
+    <w:p>
+      <w:pPr>
+        <w:jc w:val="center"/>
+      </w:pPr>
+      <w:r>
+        <w:rPr>
+          <w:sz w:val="22"/>
+        </w:rPr>
+        <w:t>Figura 12 – Raiva ao longo da semana: médias diárias (banda = IC95%), diagramas de caixa por dia e efeito Dia 1 → Dia 7.</w:t>
+      </w:r>
+    </w:p>
+    <w:p>
+      <w:pPr>
+        <w:spacing w:after="120"/>
+        <w:jc w:val="center"/>
+      </w:pPr>
+      <w:r>
+        <w:rPr>
+          <w:sz w:val="18"/>
+        </w:rPr>
+        <w:t>Fonte: elaboração dos autores (2026).</w:t>
       </w:r>
     </w:p>
     <w:p>
@@ -7487,7 +10187,70 @@
           <w:b w:val="0"/>
           <w:sz w:val="24"/>
         </w:rPr>
-        <w:t>A confusão foi a subescala de menor expressão (média 0,45), mais alta no início e decrescente ao longo da semana, atingindo o mínimo (0,15) — sem resposta aguda relevante (pré→pós dz = -0,09).</w:t>
+        <w:t>A confusão foi a subescala de menor expressão (média 0,45), mais alta no início e decrescente ao longo da semana, atingindo o mínimo (0,15); apesar da baixa magnitude absoluta, foi a variável com diferença mais robusta entre dias (Friedman p = &lt; 0,001; W = 0,23), sem resposta aguda relevante (pré→pós dz = -0,09).</w:t>
+      </w:r>
+    </w:p>
+    <w:p>
+      <w:pPr>
+        <w:spacing w:before="120"/>
+        <w:jc w:val="center"/>
+      </w:pPr>
+      <w:r>
+        <w:drawing>
+          <wp:inline xmlns:a="http://schemas.openxmlformats.org/drawingml/2006/main" xmlns:pic="http://schemas.openxmlformats.org/drawingml/2006/picture">
+            <wp:extent cx="4500000" cy="2340000"/>
+            <wp:docPr id="13" name="Picture 13"/>
+            <wp:cNvGraphicFramePr>
+              <a:graphicFrameLocks noChangeAspect="1"/>
+            </wp:cNvGraphicFramePr>
+            <a:graphic>
+              <a:graphicData uri="http://schemas.openxmlformats.org/drawingml/2006/picture">
+                <pic:pic>
+                  <pic:nvPicPr>
+                    <pic:cNvPr id="0" name="xb4_v_Confusao.png"/>
+                    <pic:cNvPicPr/>
+                  </pic:nvPicPr>
+                  <pic:blipFill>
+                    <a:blip r:embed="rId21"/>
+                    <a:stretch>
+                      <a:fillRect/>
+                    </a:stretch>
+                  </pic:blipFill>
+                  <pic:spPr>
+                    <a:xfrm>
+                      <a:off x="0" y="0"/>
+                      <a:ext cx="4500000" cy="2340000"/>
+                    </a:xfrm>
+                    <a:prstGeom prst="rect"/>
+                  </pic:spPr>
+                </pic:pic>
+              </a:graphicData>
+            </a:graphic>
+          </wp:inline>
+        </w:drawing>
+      </w:r>
+    </w:p>
+    <w:p>
+      <w:pPr>
+        <w:jc w:val="center"/>
+      </w:pPr>
+      <w:r>
+        <w:rPr>
+          <w:sz w:val="22"/>
+        </w:rPr>
+        <w:t>Figura 13 – Confusão ao longo da semana: médias diárias (banda = IC95%), diagramas de caixa por dia e efeito Dia 1 → Dia 7.</w:t>
+      </w:r>
+    </w:p>
+    <w:p>
+      <w:pPr>
+        <w:spacing w:after="120"/>
+        <w:jc w:val="center"/>
+      </w:pPr>
+      <w:r>
+        <w:rPr>
+          <w:sz w:val="18"/>
+        </w:rPr>
+        <w:t>Fonte: elaboração dos autores (2026).</w:t>
       </w:r>
     </w:p>
     <w:p>
@@ -7513,7 +10276,7 @@
           <w:b w:val="0"/>
           <w:sz w:val="24"/>
         </w:rPr>
-        <w:t>As correlações de Spearman entre as subescalas (nível entre atletas) revelam um agrupamento coeso de afeto negativo (Tabela 6): a depressão associa-se à raiva (ρ = +0,52; p = 0,005) e à confusão (ρ = +0,51; p = 0,006), a tensão à confusão (ρ = +0,42; p = 0,028), e — de forma relevante — a fadiga associa-se à depressão (ρ = +0,44; p = 0,021) e à raiva (ρ = +0,42; p = 0,027). O vigor não se correlacionou significativamente com nenhuma subescala negativa, confirmando a relativa independência do polo energético.</w:t>
+        <w:t>As correlações de Spearman entre as subescalas (nível entre atletas) revelam um agrupamento coeso de afeto negativo (Tabela 8): a depressão associa-se à raiva (ρ = +0,52; p = 0,005) e à confusão (ρ = +0,51; p = 0,006), a tensão à confusão (ρ = +0,42; p = 0,028), e — de forma relevante — a fadiga associa-se à depressão (ρ = +0,44; p = 0,021) e à raiva (ρ = +0,42; p = 0,027). O vigor não se correlacionou significativamente com nenhuma subescala negativa, confirmando a relativa independência do polo energético.</w:t>
       </w:r>
     </w:p>
     <w:p>
@@ -7524,7 +10287,7 @@
         <w:rPr>
           <w:sz w:val="22"/>
         </w:rPr>
-        <w:t>Tabela 6 – Correlação de Spearman entre as subescalas do BRUMS (nível entre atletas, n = 27): coeficiente (ρ) e valor de p.</w:t>
+        <w:t>Tabela 8 – Correlação de Spearman entre as subescalas do BRUMS (nível entre atletas, n = 27): coeficiente (ρ) e valor de p.</w:t>
       </w:r>
     </w:p>
     <w:tbl>
@@ -8748,7 +11511,7 @@
           <w:b w:val="0"/>
           <w:sz w:val="24"/>
         </w:rPr>
-        <w:t>O contraste entre os dias extremos é o achado mais expressivo (Tabela 7). No dia de maior vigor (Dia 1, grupo descansado), o afeto negativo é praticamente independente da fadiga (depressão ρ = +0,20, p = 0,306; raiva ρ = +0,14, p = 0,498). No dia de maior fadiga (Dia 7), o acoplamento torna-se forte e significativo (depressão ρ = +0,75, p = &lt; 0,001; raiva ρ = +0,64, p = 0,002), com tendência à associação negativa com o vigor. Ou seja, quando o grupo está fresco, quem está mais irritado ou abatido não é necessariamente o mais cansado; sob carga acumulada, as dimensões negativas consolidam-se com a fadiga e o perfil de humor “fecha”.</w:t>
+        <w:t>O contraste entre os dias extremos é o achado mais expressivo (Tabela 9). No dia de maior vigor (Dia 1, grupo descansado), o afeto negativo é praticamente independente da fadiga (depressão ρ = +0,20, p = 0,306; raiva ρ = +0,14, p = 0,498). No dia de maior fadiga (Dia 7), o acoplamento torna-se forte e significativo (depressão ρ = +0,75, p = &lt; 0,001; raiva ρ = +0,64, p = 0,002), com tendência à associação negativa com o vigor. Ou seja, quando o grupo está fresco, quem está mais irritado ou abatido não é necessariamente o mais cansado; sob carga acumulada, as dimensões negativas consolidam-se com a fadiga e o perfil de humor “fecha”.</w:t>
       </w:r>
     </w:p>
     <w:p>
@@ -8759,7 +11522,7 @@
         <w:rPr>
           <w:sz w:val="22"/>
         </w:rPr>
-        <w:t>Tabela 7 – Correlação (ρ; p) das subescalas negativas com a fadiga e o vigor no dia de maior vigor (D1) e no de maior fadiga (D7).</w:t>
+        <w:t>Tabela 9 – Correlação (ρ; p) das subescalas negativas com a fadiga e o vigor no dia de maior vigor (D1) e no de maior fadiga (D7).</w:t>
       </w:r>
     </w:p>
     <w:tbl>
@@ -9425,7 +12188,7 @@
           <w:b w:val="0"/>
           <w:sz w:val="24"/>
         </w:rPr>
-        <w:t>O padrão intra-dia repete-se com regularidade: em todos os dias de treino o vigor cai e a fadiga e a PTH sobem do pré para o pós, indicando um choque agudo consistente a cada sessão, enquanto as subescalas negativas variam pouco dentro do dia (Figura 5).</w:t>
+        <w:t>O padrão intra-dia repete-se com regularidade: em todos os dias de treino o vigor cai e a fadiga e a PTH sobem do pré para o pós, indicando um choque agudo consistente a cada sessão, enquanto as subescalas negativas variam pouco dentro do dia (Figura 14).</w:t>
       </w:r>
     </w:p>
     <w:p>
@@ -9437,7 +12200,7 @@
         <w:drawing>
           <wp:inline xmlns:a="http://schemas.openxmlformats.org/drawingml/2006/main" xmlns:pic="http://schemas.openxmlformats.org/drawingml/2006/picture">
             <wp:extent cx="5580000" cy="1788462"/>
-            <wp:docPr id="5" name="Picture 5"/>
+            <wp:docPr id="14" name="Picture 14"/>
             <wp:cNvGraphicFramePr>
               <a:graphicFrameLocks noChangeAspect="1"/>
             </wp:cNvGraphicFramePr>
@@ -9449,7 +12212,7 @@
                     <pic:cNvPicPr/>
                   </pic:nvPicPr>
                   <pic:blipFill>
-                    <a:blip r:embed="rId13"/>
+                    <a:blip r:embed="rId22"/>
                     <a:stretch>
                       <a:fillRect/>
                     </a:stretch>
@@ -9476,7 +12239,7 @@
         <w:rPr>
           <w:sz w:val="22"/>
         </w:rPr>
-        <w:t>Figura 5 – Escores pré e pós-treino por dia (vigor, fadiga, PTH) e variação intra-dia das subescalas negativas.</w:t>
+        <w:t>Figura 14 – Escores pré e pós-treino por dia (vigor, fadiga, PTH) e variação intra-dia das subescalas negativas.</w:t>
       </w:r>
     </w:p>
     <w:p>
@@ -9500,7 +12263,7 @@
           <w:b/>
           <w:sz w:val="24"/>
         </w:rPr>
-        <w:t>4.5 Análise no nível do sujeito por subescala (mudança confiável)</w:t>
+        <w:t>4.5 Análise no nível do sujeito: trajetórias, mudança confiável e perfis individuais</w:t>
       </w:r>
     </w:p>
     <w:p>
@@ -9514,7 +12277,70 @@
           <w:b w:val="0"/>
           <w:sz w:val="24"/>
         </w:rPr>
-        <w:t>No nível individual, a mudança confiável (RCI, Dia 1 → Dia 7) distribui-se de modo desigual entre as subescalas (Tabela 8; Figura 6). A fadiga é a dimensão em que a maioria dos atletas deteriora de forma confiável (11 de 21; 52%), seguida do vigor (24% de queda confiável). As subescalas negativas de valência não fadiga não pioram no nível individual — a tensão e a confusão, inclusive, exibem apenas melhoras confiáveis (acomodação), e a depressão e a raiva apresentam proporções equilibradas de piora e melhora. Confirma-se, no sujeito, que a deterioração real do microciclo se concentra no eixo energia–fadiga.</w:t>
+        <w:t>As trajetórias individuais do vigor e da fadiga (Figura 15) revelam ampla dispersão entre atletas em torno da média do grupo, com cruzamento típico dos dois polos ao longo da semana — evidência direta da heterogeneidade que justifica a leitura individualizada. No nível do sujeito, a mudança confiável (RCI, Dia 1 → Dia 7) distribui-se de modo desigual entre as subescalas (Tabela 10; Figura 16). A fadiga é a dimensão em que a maioria dos atletas deteriora de forma confiável (11 de 21; 52%), seguida do vigor (24% de queda confiável). As subescalas negativas de valência não fadiga não pioram no nível individual — a tensão e a confusão, inclusive, exibem apenas melhoras confiáveis (acomodação), e a depressão e a raiva apresentam proporções equilibradas de piora e melhora. Confirma-se, no sujeito, que a deterioração real do microciclo se concentra no eixo energia–fadiga.</w:t>
+      </w:r>
+    </w:p>
+    <w:p>
+      <w:pPr>
+        <w:spacing w:before="120"/>
+        <w:jc w:val="center"/>
+      </w:pPr>
+      <w:r>
+        <w:drawing>
+          <wp:inline xmlns:a="http://schemas.openxmlformats.org/drawingml/2006/main" xmlns:pic="http://schemas.openxmlformats.org/drawingml/2006/picture">
+            <wp:extent cx="5580000" cy="2083200"/>
+            <wp:docPr id="15" name="Picture 15"/>
+            <wp:cNvGraphicFramePr>
+              <a:graphicFrameLocks noChangeAspect="1"/>
+            </wp:cNvGraphicFramePr>
+            <a:graphic>
+              <a:graphicData uri="http://schemas.openxmlformats.org/drawingml/2006/picture">
+                <pic:pic>
+                  <pic:nvPicPr>
+                    <pic:cNvPr id="0" name="xb4_spaghetti.png"/>
+                    <pic:cNvPicPr/>
+                  </pic:nvPicPr>
+                  <pic:blipFill>
+                    <a:blip r:embed="rId23"/>
+                    <a:stretch>
+                      <a:fillRect/>
+                    </a:stretch>
+                  </pic:blipFill>
+                  <pic:spPr>
+                    <a:xfrm>
+                      <a:off x="0" y="0"/>
+                      <a:ext cx="5580000" cy="2083200"/>
+                    </a:xfrm>
+                    <a:prstGeom prst="rect"/>
+                  </pic:spPr>
+                </pic:pic>
+              </a:graphicData>
+            </a:graphic>
+          </wp:inline>
+        </w:drawing>
+      </w:r>
+    </w:p>
+    <w:p>
+      <w:pPr>
+        <w:jc w:val="center"/>
+      </w:pPr>
+      <w:r>
+        <w:rPr>
+          <w:sz w:val="22"/>
+        </w:rPr>
+        <w:t>Figura 15 – Trajetórias individuais de vigor e fadiga ao longo da semana (linhas cinzas = atletas; linha colorida = média do grupo).</w:t>
+      </w:r>
+    </w:p>
+    <w:p>
+      <w:pPr>
+        <w:spacing w:after="120"/>
+        <w:jc w:val="center"/>
+      </w:pPr>
+      <w:r>
+        <w:rPr>
+          <w:sz w:val="18"/>
+        </w:rPr>
+        <w:t>Fonte: elaboração dos autores (2026).</w:t>
       </w:r>
     </w:p>
     <w:p>
@@ -9525,7 +12351,7 @@
         <w:rPr>
           <w:sz w:val="22"/>
         </w:rPr>
-        <w:t>Tabela 8 – Mudança confiável individual (RCI, Dia 1 → Dia 7) por subescala: fidedignidade, erro-padrão da diferença e número de atletas (n = 21).</w:t>
+        <w:t>Tabela 10 – Mudança confiável individual (RCI, Dia 1 → Dia 7) por subescala: fidedignidade, erro-padrão da diferença e número de atletas (n = 21).</w:t>
       </w:r>
     </w:p>
     <w:tbl>
@@ -10761,7 +13587,7 @@
         <w:drawing>
           <wp:inline xmlns:a="http://schemas.openxmlformats.org/drawingml/2006/main" xmlns:pic="http://schemas.openxmlformats.org/drawingml/2006/picture">
             <wp:extent cx="4860000" cy="2093538"/>
-            <wp:docPr id="6" name="Picture 6"/>
+            <wp:docPr id="16" name="Picture 16"/>
             <wp:cNvGraphicFramePr>
               <a:graphicFrameLocks noChangeAspect="1"/>
             </wp:cNvGraphicFramePr>
@@ -10773,7 +13599,7 @@
                     <pic:cNvPicPr/>
                   </pic:nvPicPr>
                   <pic:blipFill>
-                    <a:blip r:embed="rId14"/>
+                    <a:blip r:embed="rId24"/>
                     <a:stretch>
                       <a:fillRect/>
                     </a:stretch>
@@ -10800,7 +13626,7 @@
         <w:rPr>
           <w:sz w:val="22"/>
         </w:rPr>
-        <w:t>Figura 6 – Proporção de atletas com mudança confiável (RCI) por subescala, do Dia 1 ao Dia 7.</w:t>
+        <w:t>Figura 16 – Proporção de atletas com mudança confiável (RCI) por subescala, do Dia 1 ao Dia 7.</w:t>
       </w:r>
     </w:p>
     <w:p>
@@ -10817,6 +13643,2215 @@
     </w:p>
     <w:p>
       <w:pPr>
+        <w:spacing w:line="360" w:lineRule="auto" w:after="120"/>
+        <w:ind w:firstLine="709"/>
+        <w:jc w:val="both"/>
+      </w:pPr>
+      <w:r>
+        <w:rPr>
+          <w:b w:val="0"/>
+          <w:sz w:val="24"/>
+        </w:rPr>
+        <w:t>A classificação individual dos perfis de humor (Tabela 11) mostra que, na linha de base, o iceberg era o perfil predominante (13 dos 21 atletas), enquanto no último dia o perfil de fadiga (“barbatana de tubarão”) tornou-se o mais frequente (6 atletas) e o iceberg reduziu-se a 4. As transições são heterogêneas: parte dos atletas migrou para a assinatura de fadiga, alguns permaneceram estáveis e poucos até recuperaram um perfil de prontidão, o que reitera a necessidade de acompanhamento caso a caso.</w:t>
+      </w:r>
+    </w:p>
+    <w:p>
+      <w:pPr>
+        <w:spacing w:before="160" w:after="40"/>
+      </w:pPr>
+      <w:r>
+        <w:rPr>
+          <w:sz w:val="22"/>
+        </w:rPr>
+        <w:t>Tabela 11 – Perfil de humor de cada atleta no Dia 1 e no Dia 7 e classificação da transição (n = 21).</w:t>
+      </w:r>
+    </w:p>
+    <w:tbl>
+      <w:tblPr>
+        <w:tblW w:type="auto" w:w="0"/>
+        <w:jc w:val="center"/>
+        <w:tblLook w:firstColumn="1" w:firstRow="1" w:lastColumn="0" w:lastRow="0" w:noHBand="0" w:noVBand="1" w:val="04A0"/>
+      </w:tblPr>
+      <w:tblGrid>
+        <w:gridCol w:w="2351"/>
+        <w:gridCol w:w="2351"/>
+        <w:gridCol w:w="2351"/>
+        <w:gridCol w:w="2351"/>
+      </w:tblGrid>
+      <w:tr>
+        <w:tc>
+          <w:tcPr>
+            <w:tcW w:type="dxa" w:w="2351"/>
+            <w:tcBorders>
+              <w:top w:val="single" w:sz="6" w:color="000000"/>
+              <w:bottom w:val="single" w:sz="6" w:color="000000"/>
+              <w:left w:val="nil" w:sz="6" w:color="000000"/>
+              <w:right w:val="nil" w:sz="6" w:color="000000"/>
+            </w:tcBorders>
+          </w:tcPr>
+          <w:p>
+            <w:pPr>
+              <w:jc w:val="center"/>
+            </w:pPr>
+            <w:r/>
+            <w:r>
+              <w:rPr>
+                <w:rFonts w:ascii="Times New Roman" w:hAnsi="Times New Roman"/>
+                <w:b/>
+                <w:sz w:val="17"/>
+              </w:rPr>
+              <w:t>Atleta</w:t>
+            </w:r>
+          </w:p>
+        </w:tc>
+        <w:tc>
+          <w:tcPr>
+            <w:tcW w:type="dxa" w:w="2351"/>
+            <w:tcBorders>
+              <w:top w:val="single" w:sz="6" w:color="000000"/>
+              <w:bottom w:val="single" w:sz="6" w:color="000000"/>
+              <w:left w:val="nil" w:sz="6" w:color="000000"/>
+              <w:right w:val="nil" w:sz="6" w:color="000000"/>
+            </w:tcBorders>
+          </w:tcPr>
+          <w:p>
+            <w:pPr>
+              <w:jc w:val="center"/>
+            </w:pPr>
+            <w:r/>
+            <w:r>
+              <w:rPr>
+                <w:rFonts w:ascii="Times New Roman" w:hAnsi="Times New Roman"/>
+                <w:b/>
+                <w:sz w:val="17"/>
+              </w:rPr>
+              <w:t>Perfil no Dia 1</w:t>
+            </w:r>
+          </w:p>
+        </w:tc>
+        <w:tc>
+          <w:tcPr>
+            <w:tcW w:type="dxa" w:w="2351"/>
+            <w:tcBorders>
+              <w:top w:val="single" w:sz="6" w:color="000000"/>
+              <w:bottom w:val="single" w:sz="6" w:color="000000"/>
+              <w:left w:val="nil" w:sz="6" w:color="000000"/>
+              <w:right w:val="nil" w:sz="6" w:color="000000"/>
+            </w:tcBorders>
+          </w:tcPr>
+          <w:p>
+            <w:pPr>
+              <w:jc w:val="center"/>
+            </w:pPr>
+            <w:r/>
+            <w:r>
+              <w:rPr>
+                <w:rFonts w:ascii="Times New Roman" w:hAnsi="Times New Roman"/>
+                <w:b/>
+                <w:sz w:val="17"/>
+              </w:rPr>
+              <w:t>Perfil no Dia 7</w:t>
+            </w:r>
+          </w:p>
+        </w:tc>
+        <w:tc>
+          <w:tcPr>
+            <w:tcW w:type="dxa" w:w="2351"/>
+            <w:tcBorders>
+              <w:top w:val="single" w:sz="6" w:color="000000"/>
+              <w:bottom w:val="single" w:sz="6" w:color="000000"/>
+              <w:left w:val="nil" w:sz="6" w:color="000000"/>
+              <w:right w:val="nil" w:sz="6" w:color="000000"/>
+            </w:tcBorders>
+          </w:tcPr>
+          <w:p>
+            <w:pPr>
+              <w:jc w:val="center"/>
+            </w:pPr>
+            <w:r/>
+            <w:r>
+              <w:rPr>
+                <w:rFonts w:ascii="Times New Roman" w:hAnsi="Times New Roman"/>
+                <w:b/>
+                <w:sz w:val="17"/>
+              </w:rPr>
+              <w:t>Transição</w:t>
+            </w:r>
+          </w:p>
+        </w:tc>
+      </w:tr>
+      <w:tr>
+        <w:tc>
+          <w:tcPr>
+            <w:tcW w:type="dxa" w:w="2351"/>
+            <w:tcBorders>
+              <w:top w:val="single" w:sz="6" w:color="000000"/>
+              <w:bottom w:val="single" w:sz="6" w:color="000000"/>
+              <w:left w:val="nil" w:sz="6" w:color="000000"/>
+              <w:right w:val="nil" w:sz="6" w:color="000000"/>
+            </w:tcBorders>
+          </w:tcPr>
+          <w:p>
+            <w:pPr>
+              <w:jc w:val="left"/>
+            </w:pPr>
+            <w:r/>
+            <w:r>
+              <w:rPr>
+                <w:rFonts w:ascii="Times New Roman" w:hAnsi="Times New Roman"/>
+                <w:sz w:val="17"/>
+              </w:rPr>
+              <w:t>A01</w:t>
+            </w:r>
+          </w:p>
+        </w:tc>
+        <w:tc>
+          <w:tcPr>
+            <w:tcW w:type="dxa" w:w="2351"/>
+            <w:tcBorders>
+              <w:top w:val="single" w:sz="6" w:color="000000"/>
+              <w:bottom w:val="single" w:sz="6" w:color="000000"/>
+              <w:left w:val="nil" w:sz="6" w:color="000000"/>
+              <w:right w:val="nil" w:sz="6" w:color="000000"/>
+            </w:tcBorders>
+          </w:tcPr>
+          <w:p>
+            <w:pPr>
+              <w:jc w:val="center"/>
+            </w:pPr>
+            <w:r/>
+            <w:r>
+              <w:rPr>
+                <w:rFonts w:ascii="Times New Roman" w:hAnsi="Times New Roman"/>
+                <w:sz w:val="17"/>
+              </w:rPr>
+              <w:t>Everest inv.</w:t>
+            </w:r>
+          </w:p>
+        </w:tc>
+        <w:tc>
+          <w:tcPr>
+            <w:tcW w:type="dxa" w:w="2351"/>
+            <w:tcBorders>
+              <w:top w:val="single" w:sz="6" w:color="000000"/>
+              <w:bottom w:val="single" w:sz="6" w:color="000000"/>
+              <w:left w:val="nil" w:sz="6" w:color="000000"/>
+              <w:right w:val="nil" w:sz="6" w:color="000000"/>
+            </w:tcBorders>
+          </w:tcPr>
+          <w:p>
+            <w:pPr>
+              <w:jc w:val="center"/>
+            </w:pPr>
+            <w:r/>
+            <w:r>
+              <w:rPr>
+                <w:rFonts w:ascii="Times New Roman" w:hAnsi="Times New Roman"/>
+                <w:sz w:val="17"/>
+              </w:rPr>
+              <w:t>Iceberg</w:t>
+            </w:r>
+          </w:p>
+        </w:tc>
+        <w:tc>
+          <w:tcPr>
+            <w:tcW w:type="dxa" w:w="2351"/>
+            <w:tcBorders>
+              <w:top w:val="single" w:sz="6" w:color="000000"/>
+              <w:bottom w:val="single" w:sz="6" w:color="000000"/>
+              <w:left w:val="nil" w:sz="6" w:color="000000"/>
+              <w:right w:val="nil" w:sz="6" w:color="000000"/>
+            </w:tcBorders>
+          </w:tcPr>
+          <w:p>
+            <w:pPr>
+              <w:jc w:val="center"/>
+            </w:pPr>
+            <w:r/>
+            <w:r>
+              <w:rPr>
+                <w:rFonts w:ascii="Times New Roman" w:hAnsi="Times New Roman"/>
+                <w:sz w:val="17"/>
+              </w:rPr>
+              <w:t>melhora</w:t>
+            </w:r>
+          </w:p>
+        </w:tc>
+      </w:tr>
+      <w:tr>
+        <w:tc>
+          <w:tcPr>
+            <w:tcW w:type="dxa" w:w="2351"/>
+            <w:tcBorders>
+              <w:top w:val="single" w:sz="6" w:color="000000"/>
+              <w:bottom w:val="single" w:sz="6" w:color="000000"/>
+              <w:left w:val="nil" w:sz="6" w:color="000000"/>
+              <w:right w:val="nil" w:sz="6" w:color="000000"/>
+            </w:tcBorders>
+          </w:tcPr>
+          <w:p>
+            <w:pPr>
+              <w:jc w:val="left"/>
+            </w:pPr>
+            <w:r/>
+            <w:r>
+              <w:rPr>
+                <w:rFonts w:ascii="Times New Roman" w:hAnsi="Times New Roman"/>
+                <w:sz w:val="17"/>
+              </w:rPr>
+              <w:t>A02</w:t>
+            </w:r>
+          </w:p>
+        </w:tc>
+        <w:tc>
+          <w:tcPr>
+            <w:tcW w:type="dxa" w:w="2351"/>
+            <w:tcBorders>
+              <w:top w:val="single" w:sz="6" w:color="000000"/>
+              <w:bottom w:val="single" w:sz="6" w:color="000000"/>
+              <w:left w:val="nil" w:sz="6" w:color="000000"/>
+              <w:right w:val="nil" w:sz="6" w:color="000000"/>
+            </w:tcBorders>
+          </w:tcPr>
+          <w:p>
+            <w:pPr>
+              <w:jc w:val="center"/>
+            </w:pPr>
+            <w:r/>
+            <w:r>
+              <w:rPr>
+                <w:rFonts w:ascii="Times New Roman" w:hAnsi="Times New Roman"/>
+                <w:sz w:val="17"/>
+              </w:rPr>
+              <w:t>Superfície</w:t>
+            </w:r>
+          </w:p>
+        </w:tc>
+        <w:tc>
+          <w:tcPr>
+            <w:tcW w:type="dxa" w:w="2351"/>
+            <w:tcBorders>
+              <w:top w:val="single" w:sz="6" w:color="000000"/>
+              <w:bottom w:val="single" w:sz="6" w:color="000000"/>
+              <w:left w:val="nil" w:sz="6" w:color="000000"/>
+              <w:right w:val="nil" w:sz="6" w:color="000000"/>
+            </w:tcBorders>
+          </w:tcPr>
+          <w:p>
+            <w:pPr>
+              <w:jc w:val="center"/>
+            </w:pPr>
+            <w:r/>
+            <w:r>
+              <w:rPr>
+                <w:rFonts w:ascii="Times New Roman" w:hAnsi="Times New Roman"/>
+                <w:sz w:val="17"/>
+              </w:rPr>
+              <w:t>Barbatana</w:t>
+            </w:r>
+          </w:p>
+        </w:tc>
+        <w:tc>
+          <w:tcPr>
+            <w:tcW w:type="dxa" w:w="2351"/>
+            <w:tcBorders>
+              <w:top w:val="single" w:sz="6" w:color="000000"/>
+              <w:bottom w:val="single" w:sz="6" w:color="000000"/>
+              <w:left w:val="nil" w:sz="6" w:color="000000"/>
+              <w:right w:val="nil" w:sz="6" w:color="000000"/>
+            </w:tcBorders>
+          </w:tcPr>
+          <w:p>
+            <w:pPr>
+              <w:jc w:val="center"/>
+            </w:pPr>
+            <w:r/>
+            <w:r>
+              <w:rPr>
+                <w:rFonts w:ascii="Times New Roman" w:hAnsi="Times New Roman"/>
+                <w:sz w:val="17"/>
+              </w:rPr>
+              <w:t>fadiga</w:t>
+            </w:r>
+          </w:p>
+        </w:tc>
+      </w:tr>
+      <w:tr>
+        <w:tc>
+          <w:tcPr>
+            <w:tcW w:type="dxa" w:w="2351"/>
+            <w:tcBorders>
+              <w:top w:val="single" w:sz="6" w:color="000000"/>
+              <w:bottom w:val="single" w:sz="6" w:color="000000"/>
+              <w:left w:val="nil" w:sz="6" w:color="000000"/>
+              <w:right w:val="nil" w:sz="6" w:color="000000"/>
+            </w:tcBorders>
+          </w:tcPr>
+          <w:p>
+            <w:pPr>
+              <w:jc w:val="left"/>
+            </w:pPr>
+            <w:r/>
+            <w:r>
+              <w:rPr>
+                <w:rFonts w:ascii="Times New Roman" w:hAnsi="Times New Roman"/>
+                <w:sz w:val="17"/>
+              </w:rPr>
+              <w:t>A03</w:t>
+            </w:r>
+          </w:p>
+        </w:tc>
+        <w:tc>
+          <w:tcPr>
+            <w:tcW w:type="dxa" w:w="2351"/>
+            <w:tcBorders>
+              <w:top w:val="single" w:sz="6" w:color="000000"/>
+              <w:bottom w:val="single" w:sz="6" w:color="000000"/>
+              <w:left w:val="nil" w:sz="6" w:color="000000"/>
+              <w:right w:val="nil" w:sz="6" w:color="000000"/>
+            </w:tcBorders>
+          </w:tcPr>
+          <w:p>
+            <w:pPr>
+              <w:jc w:val="center"/>
+            </w:pPr>
+            <w:r/>
+            <w:r>
+              <w:rPr>
+                <w:rFonts w:ascii="Times New Roman" w:hAnsi="Times New Roman"/>
+                <w:sz w:val="17"/>
+              </w:rPr>
+              <w:t>Iceberg inv.</w:t>
+            </w:r>
+          </w:p>
+        </w:tc>
+        <w:tc>
+          <w:tcPr>
+            <w:tcW w:type="dxa" w:w="2351"/>
+            <w:tcBorders>
+              <w:top w:val="single" w:sz="6" w:color="000000"/>
+              <w:bottom w:val="single" w:sz="6" w:color="000000"/>
+              <w:left w:val="nil" w:sz="6" w:color="000000"/>
+              <w:right w:val="nil" w:sz="6" w:color="000000"/>
+            </w:tcBorders>
+          </w:tcPr>
+          <w:p>
+            <w:pPr>
+              <w:jc w:val="center"/>
+            </w:pPr>
+            <w:r/>
+            <w:r>
+              <w:rPr>
+                <w:rFonts w:ascii="Times New Roman" w:hAnsi="Times New Roman"/>
+                <w:sz w:val="17"/>
+              </w:rPr>
+              <w:t>Barbatana</w:t>
+            </w:r>
+          </w:p>
+        </w:tc>
+        <w:tc>
+          <w:tcPr>
+            <w:tcW w:type="dxa" w:w="2351"/>
+            <w:tcBorders>
+              <w:top w:val="single" w:sz="6" w:color="000000"/>
+              <w:bottom w:val="single" w:sz="6" w:color="000000"/>
+              <w:left w:val="nil" w:sz="6" w:color="000000"/>
+              <w:right w:val="nil" w:sz="6" w:color="000000"/>
+            </w:tcBorders>
+          </w:tcPr>
+          <w:p>
+            <w:pPr>
+              <w:jc w:val="center"/>
+            </w:pPr>
+            <w:r/>
+            <w:r>
+              <w:rPr>
+                <w:rFonts w:ascii="Times New Roman" w:hAnsi="Times New Roman"/>
+                <w:sz w:val="17"/>
+              </w:rPr>
+              <w:t>fadiga</w:t>
+            </w:r>
+          </w:p>
+        </w:tc>
+      </w:tr>
+      <w:tr>
+        <w:tc>
+          <w:tcPr>
+            <w:tcW w:type="dxa" w:w="2351"/>
+            <w:tcBorders>
+              <w:top w:val="single" w:sz="6" w:color="000000"/>
+              <w:bottom w:val="single" w:sz="6" w:color="000000"/>
+              <w:left w:val="nil" w:sz="6" w:color="000000"/>
+              <w:right w:val="nil" w:sz="6" w:color="000000"/>
+            </w:tcBorders>
+          </w:tcPr>
+          <w:p>
+            <w:pPr>
+              <w:jc w:val="left"/>
+            </w:pPr>
+            <w:r/>
+            <w:r>
+              <w:rPr>
+                <w:rFonts w:ascii="Times New Roman" w:hAnsi="Times New Roman"/>
+                <w:sz w:val="17"/>
+              </w:rPr>
+              <w:t>A04</w:t>
+            </w:r>
+          </w:p>
+        </w:tc>
+        <w:tc>
+          <w:tcPr>
+            <w:tcW w:type="dxa" w:w="2351"/>
+            <w:tcBorders>
+              <w:top w:val="single" w:sz="6" w:color="000000"/>
+              <w:bottom w:val="single" w:sz="6" w:color="000000"/>
+              <w:left w:val="nil" w:sz="6" w:color="000000"/>
+              <w:right w:val="nil" w:sz="6" w:color="000000"/>
+            </w:tcBorders>
+          </w:tcPr>
+          <w:p>
+            <w:pPr>
+              <w:jc w:val="center"/>
+            </w:pPr>
+            <w:r/>
+            <w:r>
+              <w:rPr>
+                <w:rFonts w:ascii="Times New Roman" w:hAnsi="Times New Roman"/>
+                <w:sz w:val="17"/>
+              </w:rPr>
+              <w:t>Iceberg</w:t>
+            </w:r>
+          </w:p>
+        </w:tc>
+        <w:tc>
+          <w:tcPr>
+            <w:tcW w:type="dxa" w:w="2351"/>
+            <w:tcBorders>
+              <w:top w:val="single" w:sz="6" w:color="000000"/>
+              <w:bottom w:val="single" w:sz="6" w:color="000000"/>
+              <w:left w:val="nil" w:sz="6" w:color="000000"/>
+              <w:right w:val="nil" w:sz="6" w:color="000000"/>
+            </w:tcBorders>
+          </w:tcPr>
+          <w:p>
+            <w:pPr>
+              <w:jc w:val="center"/>
+            </w:pPr>
+            <w:r/>
+            <w:r>
+              <w:rPr>
+                <w:rFonts w:ascii="Times New Roman" w:hAnsi="Times New Roman"/>
+                <w:sz w:val="17"/>
+              </w:rPr>
+              <w:t>Superfície</w:t>
+            </w:r>
+          </w:p>
+        </w:tc>
+        <w:tc>
+          <w:tcPr>
+            <w:tcW w:type="dxa" w:w="2351"/>
+            <w:tcBorders>
+              <w:top w:val="single" w:sz="6" w:color="000000"/>
+              <w:bottom w:val="single" w:sz="6" w:color="000000"/>
+              <w:left w:val="nil" w:sz="6" w:color="000000"/>
+              <w:right w:val="nil" w:sz="6" w:color="000000"/>
+            </w:tcBorders>
+          </w:tcPr>
+          <w:p>
+            <w:pPr>
+              <w:jc w:val="center"/>
+            </w:pPr>
+            <w:r/>
+            <w:r>
+              <w:rPr>
+                <w:rFonts w:ascii="Times New Roman" w:hAnsi="Times New Roman"/>
+                <w:sz w:val="17"/>
+              </w:rPr>
+              <w:t>transição</w:t>
+            </w:r>
+          </w:p>
+        </w:tc>
+      </w:tr>
+      <w:tr>
+        <w:tc>
+          <w:tcPr>
+            <w:tcW w:type="dxa" w:w="2351"/>
+            <w:tcBorders>
+              <w:top w:val="single" w:sz="6" w:color="000000"/>
+              <w:bottom w:val="single" w:sz="6" w:color="000000"/>
+              <w:left w:val="nil" w:sz="6" w:color="000000"/>
+              <w:right w:val="nil" w:sz="6" w:color="000000"/>
+            </w:tcBorders>
+          </w:tcPr>
+          <w:p>
+            <w:pPr>
+              <w:jc w:val="left"/>
+            </w:pPr>
+            <w:r/>
+            <w:r>
+              <w:rPr>
+                <w:rFonts w:ascii="Times New Roman" w:hAnsi="Times New Roman"/>
+                <w:sz w:val="17"/>
+              </w:rPr>
+              <w:t>A05</w:t>
+            </w:r>
+          </w:p>
+        </w:tc>
+        <w:tc>
+          <w:tcPr>
+            <w:tcW w:type="dxa" w:w="2351"/>
+            <w:tcBorders>
+              <w:top w:val="single" w:sz="6" w:color="000000"/>
+              <w:bottom w:val="single" w:sz="6" w:color="000000"/>
+              <w:left w:val="nil" w:sz="6" w:color="000000"/>
+              <w:right w:val="nil" w:sz="6" w:color="000000"/>
+            </w:tcBorders>
+          </w:tcPr>
+          <w:p>
+            <w:pPr>
+              <w:jc w:val="center"/>
+            </w:pPr>
+            <w:r/>
+            <w:r>
+              <w:rPr>
+                <w:rFonts w:ascii="Times New Roman" w:hAnsi="Times New Roman"/>
+                <w:sz w:val="17"/>
+              </w:rPr>
+              <w:t>Everest inv.</w:t>
+            </w:r>
+          </w:p>
+        </w:tc>
+        <w:tc>
+          <w:tcPr>
+            <w:tcW w:type="dxa" w:w="2351"/>
+            <w:tcBorders>
+              <w:top w:val="single" w:sz="6" w:color="000000"/>
+              <w:bottom w:val="single" w:sz="6" w:color="000000"/>
+              <w:left w:val="nil" w:sz="6" w:color="000000"/>
+              <w:right w:val="nil" w:sz="6" w:color="000000"/>
+            </w:tcBorders>
+          </w:tcPr>
+          <w:p>
+            <w:pPr>
+              <w:jc w:val="center"/>
+            </w:pPr>
+            <w:r/>
+            <w:r>
+              <w:rPr>
+                <w:rFonts w:ascii="Times New Roman" w:hAnsi="Times New Roman"/>
+                <w:sz w:val="17"/>
+              </w:rPr>
+              <w:t>Superfície</w:t>
+            </w:r>
+          </w:p>
+        </w:tc>
+        <w:tc>
+          <w:tcPr>
+            <w:tcW w:type="dxa" w:w="2351"/>
+            <w:tcBorders>
+              <w:top w:val="single" w:sz="6" w:color="000000"/>
+              <w:bottom w:val="single" w:sz="6" w:color="000000"/>
+              <w:left w:val="nil" w:sz="6" w:color="000000"/>
+              <w:right w:val="nil" w:sz="6" w:color="000000"/>
+            </w:tcBorders>
+          </w:tcPr>
+          <w:p>
+            <w:pPr>
+              <w:jc w:val="center"/>
+            </w:pPr>
+            <w:r/>
+            <w:r>
+              <w:rPr>
+                <w:rFonts w:ascii="Times New Roman" w:hAnsi="Times New Roman"/>
+                <w:sz w:val="17"/>
+              </w:rPr>
+              <w:t>transição</w:t>
+            </w:r>
+          </w:p>
+        </w:tc>
+      </w:tr>
+      <w:tr>
+        <w:tc>
+          <w:tcPr>
+            <w:tcW w:type="dxa" w:w="2351"/>
+            <w:tcBorders>
+              <w:top w:val="single" w:sz="6" w:color="000000"/>
+              <w:bottom w:val="single" w:sz="6" w:color="000000"/>
+              <w:left w:val="nil" w:sz="6" w:color="000000"/>
+              <w:right w:val="nil" w:sz="6" w:color="000000"/>
+            </w:tcBorders>
+          </w:tcPr>
+          <w:p>
+            <w:pPr>
+              <w:jc w:val="left"/>
+            </w:pPr>
+            <w:r/>
+            <w:r>
+              <w:rPr>
+                <w:rFonts w:ascii="Times New Roman" w:hAnsi="Times New Roman"/>
+                <w:sz w:val="17"/>
+              </w:rPr>
+              <w:t>A06</w:t>
+            </w:r>
+          </w:p>
+        </w:tc>
+        <w:tc>
+          <w:tcPr>
+            <w:tcW w:type="dxa" w:w="2351"/>
+            <w:tcBorders>
+              <w:top w:val="single" w:sz="6" w:color="000000"/>
+              <w:bottom w:val="single" w:sz="6" w:color="000000"/>
+              <w:left w:val="nil" w:sz="6" w:color="000000"/>
+              <w:right w:val="nil" w:sz="6" w:color="000000"/>
+            </w:tcBorders>
+          </w:tcPr>
+          <w:p>
+            <w:pPr>
+              <w:jc w:val="center"/>
+            </w:pPr>
+            <w:r/>
+            <w:r>
+              <w:rPr>
+                <w:rFonts w:ascii="Times New Roman" w:hAnsi="Times New Roman"/>
+                <w:sz w:val="17"/>
+              </w:rPr>
+              <w:t>Everest inv.</w:t>
+            </w:r>
+          </w:p>
+        </w:tc>
+        <w:tc>
+          <w:tcPr>
+            <w:tcW w:type="dxa" w:w="2351"/>
+            <w:tcBorders>
+              <w:top w:val="single" w:sz="6" w:color="000000"/>
+              <w:bottom w:val="single" w:sz="6" w:color="000000"/>
+              <w:left w:val="nil" w:sz="6" w:color="000000"/>
+              <w:right w:val="nil" w:sz="6" w:color="000000"/>
+            </w:tcBorders>
+          </w:tcPr>
+          <w:p>
+            <w:pPr>
+              <w:jc w:val="center"/>
+            </w:pPr>
+            <w:r/>
+            <w:r>
+              <w:rPr>
+                <w:rFonts w:ascii="Times New Roman" w:hAnsi="Times New Roman"/>
+                <w:sz w:val="17"/>
+              </w:rPr>
+              <w:t>Barbatana</w:t>
+            </w:r>
+          </w:p>
+        </w:tc>
+        <w:tc>
+          <w:tcPr>
+            <w:tcW w:type="dxa" w:w="2351"/>
+            <w:tcBorders>
+              <w:top w:val="single" w:sz="6" w:color="000000"/>
+              <w:bottom w:val="single" w:sz="6" w:color="000000"/>
+              <w:left w:val="nil" w:sz="6" w:color="000000"/>
+              <w:right w:val="nil" w:sz="6" w:color="000000"/>
+            </w:tcBorders>
+          </w:tcPr>
+          <w:p>
+            <w:pPr>
+              <w:jc w:val="center"/>
+            </w:pPr>
+            <w:r/>
+            <w:r>
+              <w:rPr>
+                <w:rFonts w:ascii="Times New Roman" w:hAnsi="Times New Roman"/>
+                <w:sz w:val="17"/>
+              </w:rPr>
+              <w:t>fadiga</w:t>
+            </w:r>
+          </w:p>
+        </w:tc>
+      </w:tr>
+      <w:tr>
+        <w:tc>
+          <w:tcPr>
+            <w:tcW w:type="dxa" w:w="2351"/>
+            <w:tcBorders>
+              <w:top w:val="single" w:sz="6" w:color="000000"/>
+              <w:bottom w:val="single" w:sz="6" w:color="000000"/>
+              <w:left w:val="nil" w:sz="6" w:color="000000"/>
+              <w:right w:val="nil" w:sz="6" w:color="000000"/>
+            </w:tcBorders>
+          </w:tcPr>
+          <w:p>
+            <w:pPr>
+              <w:jc w:val="left"/>
+            </w:pPr>
+            <w:r/>
+            <w:r>
+              <w:rPr>
+                <w:rFonts w:ascii="Times New Roman" w:hAnsi="Times New Roman"/>
+                <w:sz w:val="17"/>
+              </w:rPr>
+              <w:t>A08</w:t>
+            </w:r>
+          </w:p>
+        </w:tc>
+        <w:tc>
+          <w:tcPr>
+            <w:tcW w:type="dxa" w:w="2351"/>
+            <w:tcBorders>
+              <w:top w:val="single" w:sz="6" w:color="000000"/>
+              <w:bottom w:val="single" w:sz="6" w:color="000000"/>
+              <w:left w:val="nil" w:sz="6" w:color="000000"/>
+              <w:right w:val="nil" w:sz="6" w:color="000000"/>
+            </w:tcBorders>
+          </w:tcPr>
+          <w:p>
+            <w:pPr>
+              <w:jc w:val="center"/>
+            </w:pPr>
+            <w:r/>
+            <w:r>
+              <w:rPr>
+                <w:rFonts w:ascii="Times New Roman" w:hAnsi="Times New Roman"/>
+                <w:sz w:val="17"/>
+              </w:rPr>
+              <w:t>Iceberg</w:t>
+            </w:r>
+          </w:p>
+        </w:tc>
+        <w:tc>
+          <w:tcPr>
+            <w:tcW w:type="dxa" w:w="2351"/>
+            <w:tcBorders>
+              <w:top w:val="single" w:sz="6" w:color="000000"/>
+              <w:bottom w:val="single" w:sz="6" w:color="000000"/>
+              <w:left w:val="nil" w:sz="6" w:color="000000"/>
+              <w:right w:val="nil" w:sz="6" w:color="000000"/>
+            </w:tcBorders>
+          </w:tcPr>
+          <w:p>
+            <w:pPr>
+              <w:jc w:val="center"/>
+            </w:pPr>
+            <w:r/>
+            <w:r>
+              <w:rPr>
+                <w:rFonts w:ascii="Times New Roman" w:hAnsi="Times New Roman"/>
+                <w:sz w:val="17"/>
+              </w:rPr>
+              <w:t>Iceberg</w:t>
+            </w:r>
+          </w:p>
+        </w:tc>
+        <w:tc>
+          <w:tcPr>
+            <w:tcW w:type="dxa" w:w="2351"/>
+            <w:tcBorders>
+              <w:top w:val="single" w:sz="6" w:color="000000"/>
+              <w:bottom w:val="single" w:sz="6" w:color="000000"/>
+              <w:left w:val="nil" w:sz="6" w:color="000000"/>
+              <w:right w:val="nil" w:sz="6" w:color="000000"/>
+            </w:tcBorders>
+          </w:tcPr>
+          <w:p>
+            <w:pPr>
+              <w:jc w:val="center"/>
+            </w:pPr>
+            <w:r/>
+            <w:r>
+              <w:rPr>
+                <w:rFonts w:ascii="Times New Roman" w:hAnsi="Times New Roman"/>
+                <w:sz w:val="17"/>
+              </w:rPr>
+              <w:t>estável</w:t>
+            </w:r>
+          </w:p>
+        </w:tc>
+      </w:tr>
+      <w:tr>
+        <w:tc>
+          <w:tcPr>
+            <w:tcW w:type="dxa" w:w="2351"/>
+            <w:tcBorders>
+              <w:top w:val="single" w:sz="6" w:color="000000"/>
+              <w:bottom w:val="single" w:sz="6" w:color="000000"/>
+              <w:left w:val="nil" w:sz="6" w:color="000000"/>
+              <w:right w:val="nil" w:sz="6" w:color="000000"/>
+            </w:tcBorders>
+          </w:tcPr>
+          <w:p>
+            <w:pPr>
+              <w:jc w:val="left"/>
+            </w:pPr>
+            <w:r/>
+            <w:r>
+              <w:rPr>
+                <w:rFonts w:ascii="Times New Roman" w:hAnsi="Times New Roman"/>
+                <w:sz w:val="17"/>
+              </w:rPr>
+              <w:t>A09</w:t>
+            </w:r>
+          </w:p>
+        </w:tc>
+        <w:tc>
+          <w:tcPr>
+            <w:tcW w:type="dxa" w:w="2351"/>
+            <w:tcBorders>
+              <w:top w:val="single" w:sz="6" w:color="000000"/>
+              <w:bottom w:val="single" w:sz="6" w:color="000000"/>
+              <w:left w:val="nil" w:sz="6" w:color="000000"/>
+              <w:right w:val="nil" w:sz="6" w:color="000000"/>
+            </w:tcBorders>
+          </w:tcPr>
+          <w:p>
+            <w:pPr>
+              <w:jc w:val="center"/>
+            </w:pPr>
+            <w:r/>
+            <w:r>
+              <w:rPr>
+                <w:rFonts w:ascii="Times New Roman" w:hAnsi="Times New Roman"/>
+                <w:sz w:val="17"/>
+              </w:rPr>
+              <w:t>Iceberg</w:t>
+            </w:r>
+          </w:p>
+        </w:tc>
+        <w:tc>
+          <w:tcPr>
+            <w:tcW w:type="dxa" w:w="2351"/>
+            <w:tcBorders>
+              <w:top w:val="single" w:sz="6" w:color="000000"/>
+              <w:bottom w:val="single" w:sz="6" w:color="000000"/>
+              <w:left w:val="nil" w:sz="6" w:color="000000"/>
+              <w:right w:val="nil" w:sz="6" w:color="000000"/>
+            </w:tcBorders>
+          </w:tcPr>
+          <w:p>
+            <w:pPr>
+              <w:jc w:val="center"/>
+            </w:pPr>
+            <w:r/>
+            <w:r>
+              <w:rPr>
+                <w:rFonts w:ascii="Times New Roman" w:hAnsi="Times New Roman"/>
+                <w:sz w:val="17"/>
+              </w:rPr>
+              <w:t>Iceberg</w:t>
+            </w:r>
+          </w:p>
+        </w:tc>
+        <w:tc>
+          <w:tcPr>
+            <w:tcW w:type="dxa" w:w="2351"/>
+            <w:tcBorders>
+              <w:top w:val="single" w:sz="6" w:color="000000"/>
+              <w:bottom w:val="single" w:sz="6" w:color="000000"/>
+              <w:left w:val="nil" w:sz="6" w:color="000000"/>
+              <w:right w:val="nil" w:sz="6" w:color="000000"/>
+            </w:tcBorders>
+          </w:tcPr>
+          <w:p>
+            <w:pPr>
+              <w:jc w:val="center"/>
+            </w:pPr>
+            <w:r/>
+            <w:r>
+              <w:rPr>
+                <w:rFonts w:ascii="Times New Roman" w:hAnsi="Times New Roman"/>
+                <w:sz w:val="17"/>
+              </w:rPr>
+              <w:t>estável</w:t>
+            </w:r>
+          </w:p>
+        </w:tc>
+      </w:tr>
+      <w:tr>
+        <w:tc>
+          <w:tcPr>
+            <w:tcW w:type="dxa" w:w="2351"/>
+            <w:tcBorders>
+              <w:top w:val="single" w:sz="6" w:color="000000"/>
+              <w:bottom w:val="single" w:sz="6" w:color="000000"/>
+              <w:left w:val="nil" w:sz="6" w:color="000000"/>
+              <w:right w:val="nil" w:sz="6" w:color="000000"/>
+            </w:tcBorders>
+          </w:tcPr>
+          <w:p>
+            <w:pPr>
+              <w:jc w:val="left"/>
+            </w:pPr>
+            <w:r/>
+            <w:r>
+              <w:rPr>
+                <w:rFonts w:ascii="Times New Roman" w:hAnsi="Times New Roman"/>
+                <w:sz w:val="17"/>
+              </w:rPr>
+              <w:t>A10</w:t>
+            </w:r>
+          </w:p>
+        </w:tc>
+        <w:tc>
+          <w:tcPr>
+            <w:tcW w:type="dxa" w:w="2351"/>
+            <w:tcBorders>
+              <w:top w:val="single" w:sz="6" w:color="000000"/>
+              <w:bottom w:val="single" w:sz="6" w:color="000000"/>
+              <w:left w:val="nil" w:sz="6" w:color="000000"/>
+              <w:right w:val="nil" w:sz="6" w:color="000000"/>
+            </w:tcBorders>
+          </w:tcPr>
+          <w:p>
+            <w:pPr>
+              <w:jc w:val="center"/>
+            </w:pPr>
+            <w:r/>
+            <w:r>
+              <w:rPr>
+                <w:rFonts w:ascii="Times New Roman" w:hAnsi="Times New Roman"/>
+                <w:sz w:val="17"/>
+              </w:rPr>
+              <w:t>Iceberg</w:t>
+            </w:r>
+          </w:p>
+        </w:tc>
+        <w:tc>
+          <w:tcPr>
+            <w:tcW w:type="dxa" w:w="2351"/>
+            <w:tcBorders>
+              <w:top w:val="single" w:sz="6" w:color="000000"/>
+              <w:bottom w:val="single" w:sz="6" w:color="000000"/>
+              <w:left w:val="nil" w:sz="6" w:color="000000"/>
+              <w:right w:val="nil" w:sz="6" w:color="000000"/>
+            </w:tcBorders>
+          </w:tcPr>
+          <w:p>
+            <w:pPr>
+              <w:jc w:val="center"/>
+            </w:pPr>
+            <w:r/>
+            <w:r>
+              <w:rPr>
+                <w:rFonts w:ascii="Times New Roman" w:hAnsi="Times New Roman"/>
+                <w:sz w:val="17"/>
+              </w:rPr>
+              <w:t>Everest inv.</w:t>
+            </w:r>
+          </w:p>
+        </w:tc>
+        <w:tc>
+          <w:tcPr>
+            <w:tcW w:type="dxa" w:w="2351"/>
+            <w:tcBorders>
+              <w:top w:val="single" w:sz="6" w:color="000000"/>
+              <w:bottom w:val="single" w:sz="6" w:color="000000"/>
+              <w:left w:val="nil" w:sz="6" w:color="000000"/>
+              <w:right w:val="nil" w:sz="6" w:color="000000"/>
+            </w:tcBorders>
+          </w:tcPr>
+          <w:p>
+            <w:pPr>
+              <w:jc w:val="center"/>
+            </w:pPr>
+            <w:r/>
+            <w:r>
+              <w:rPr>
+                <w:rFonts w:ascii="Times New Roman" w:hAnsi="Times New Roman"/>
+                <w:sz w:val="17"/>
+              </w:rPr>
+              <w:t>transição</w:t>
+            </w:r>
+          </w:p>
+        </w:tc>
+      </w:tr>
+      <w:tr>
+        <w:tc>
+          <w:tcPr>
+            <w:tcW w:type="dxa" w:w="2351"/>
+            <w:tcBorders>
+              <w:top w:val="single" w:sz="6" w:color="000000"/>
+              <w:bottom w:val="single" w:sz="6" w:color="000000"/>
+              <w:left w:val="nil" w:sz="6" w:color="000000"/>
+              <w:right w:val="nil" w:sz="6" w:color="000000"/>
+            </w:tcBorders>
+          </w:tcPr>
+          <w:p>
+            <w:pPr>
+              <w:jc w:val="left"/>
+            </w:pPr>
+            <w:r/>
+            <w:r>
+              <w:rPr>
+                <w:rFonts w:ascii="Times New Roman" w:hAnsi="Times New Roman"/>
+                <w:sz w:val="17"/>
+              </w:rPr>
+              <w:t>A12</w:t>
+            </w:r>
+          </w:p>
+        </w:tc>
+        <w:tc>
+          <w:tcPr>
+            <w:tcW w:type="dxa" w:w="2351"/>
+            <w:tcBorders>
+              <w:top w:val="single" w:sz="6" w:color="000000"/>
+              <w:bottom w:val="single" w:sz="6" w:color="000000"/>
+              <w:left w:val="nil" w:sz="6" w:color="000000"/>
+              <w:right w:val="nil" w:sz="6" w:color="000000"/>
+            </w:tcBorders>
+          </w:tcPr>
+          <w:p>
+            <w:pPr>
+              <w:jc w:val="center"/>
+            </w:pPr>
+            <w:r/>
+            <w:r>
+              <w:rPr>
+                <w:rFonts w:ascii="Times New Roman" w:hAnsi="Times New Roman"/>
+                <w:sz w:val="17"/>
+              </w:rPr>
+              <w:t>Superfície</w:t>
+            </w:r>
+          </w:p>
+        </w:tc>
+        <w:tc>
+          <w:tcPr>
+            <w:tcW w:type="dxa" w:w="2351"/>
+            <w:tcBorders>
+              <w:top w:val="single" w:sz="6" w:color="000000"/>
+              <w:bottom w:val="single" w:sz="6" w:color="000000"/>
+              <w:left w:val="nil" w:sz="6" w:color="000000"/>
+              <w:right w:val="nil" w:sz="6" w:color="000000"/>
+            </w:tcBorders>
+          </w:tcPr>
+          <w:p>
+            <w:pPr>
+              <w:jc w:val="center"/>
+            </w:pPr>
+            <w:r/>
+            <w:r>
+              <w:rPr>
+                <w:rFonts w:ascii="Times New Roman" w:hAnsi="Times New Roman"/>
+                <w:sz w:val="17"/>
+              </w:rPr>
+              <w:t>Superfície</w:t>
+            </w:r>
+          </w:p>
+        </w:tc>
+        <w:tc>
+          <w:tcPr>
+            <w:tcW w:type="dxa" w:w="2351"/>
+            <w:tcBorders>
+              <w:top w:val="single" w:sz="6" w:color="000000"/>
+              <w:bottom w:val="single" w:sz="6" w:color="000000"/>
+              <w:left w:val="nil" w:sz="6" w:color="000000"/>
+              <w:right w:val="nil" w:sz="6" w:color="000000"/>
+            </w:tcBorders>
+          </w:tcPr>
+          <w:p>
+            <w:pPr>
+              <w:jc w:val="center"/>
+            </w:pPr>
+            <w:r/>
+            <w:r>
+              <w:rPr>
+                <w:rFonts w:ascii="Times New Roman" w:hAnsi="Times New Roman"/>
+                <w:sz w:val="17"/>
+              </w:rPr>
+              <w:t>estável</w:t>
+            </w:r>
+          </w:p>
+        </w:tc>
+      </w:tr>
+      <w:tr>
+        <w:tc>
+          <w:tcPr>
+            <w:tcW w:type="dxa" w:w="2351"/>
+            <w:tcBorders>
+              <w:top w:val="single" w:sz="6" w:color="000000"/>
+              <w:bottom w:val="single" w:sz="6" w:color="000000"/>
+              <w:left w:val="nil" w:sz="6" w:color="000000"/>
+              <w:right w:val="nil" w:sz="6" w:color="000000"/>
+            </w:tcBorders>
+          </w:tcPr>
+          <w:p>
+            <w:pPr>
+              <w:jc w:val="left"/>
+            </w:pPr>
+            <w:r/>
+            <w:r>
+              <w:rPr>
+                <w:rFonts w:ascii="Times New Roman" w:hAnsi="Times New Roman"/>
+                <w:sz w:val="17"/>
+              </w:rPr>
+              <w:t>A13</w:t>
+            </w:r>
+          </w:p>
+        </w:tc>
+        <w:tc>
+          <w:tcPr>
+            <w:tcW w:type="dxa" w:w="2351"/>
+            <w:tcBorders>
+              <w:top w:val="single" w:sz="6" w:color="000000"/>
+              <w:bottom w:val="single" w:sz="6" w:color="000000"/>
+              <w:left w:val="nil" w:sz="6" w:color="000000"/>
+              <w:right w:val="nil" w:sz="6" w:color="000000"/>
+            </w:tcBorders>
+          </w:tcPr>
+          <w:p>
+            <w:pPr>
+              <w:jc w:val="center"/>
+            </w:pPr>
+            <w:r/>
+            <w:r>
+              <w:rPr>
+                <w:rFonts w:ascii="Times New Roman" w:hAnsi="Times New Roman"/>
+                <w:sz w:val="17"/>
+              </w:rPr>
+              <w:t>Everest inv.</w:t>
+            </w:r>
+          </w:p>
+        </w:tc>
+        <w:tc>
+          <w:tcPr>
+            <w:tcW w:type="dxa" w:w="2351"/>
+            <w:tcBorders>
+              <w:top w:val="single" w:sz="6" w:color="000000"/>
+              <w:bottom w:val="single" w:sz="6" w:color="000000"/>
+              <w:left w:val="nil" w:sz="6" w:color="000000"/>
+              <w:right w:val="nil" w:sz="6" w:color="000000"/>
+            </w:tcBorders>
+          </w:tcPr>
+          <w:p>
+            <w:pPr>
+              <w:jc w:val="center"/>
+            </w:pPr>
+            <w:r/>
+            <w:r>
+              <w:rPr>
+                <w:rFonts w:ascii="Times New Roman" w:hAnsi="Times New Roman"/>
+                <w:sz w:val="17"/>
+              </w:rPr>
+              <w:t>Everest inv.</w:t>
+            </w:r>
+          </w:p>
+        </w:tc>
+        <w:tc>
+          <w:tcPr>
+            <w:tcW w:type="dxa" w:w="2351"/>
+            <w:tcBorders>
+              <w:top w:val="single" w:sz="6" w:color="000000"/>
+              <w:bottom w:val="single" w:sz="6" w:color="000000"/>
+              <w:left w:val="nil" w:sz="6" w:color="000000"/>
+              <w:right w:val="nil" w:sz="6" w:color="000000"/>
+            </w:tcBorders>
+          </w:tcPr>
+          <w:p>
+            <w:pPr>
+              <w:jc w:val="center"/>
+            </w:pPr>
+            <w:r/>
+            <w:r>
+              <w:rPr>
+                <w:rFonts w:ascii="Times New Roman" w:hAnsi="Times New Roman"/>
+                <w:sz w:val="17"/>
+              </w:rPr>
+              <w:t>estável</w:t>
+            </w:r>
+          </w:p>
+        </w:tc>
+      </w:tr>
+      <w:tr>
+        <w:tc>
+          <w:tcPr>
+            <w:tcW w:type="dxa" w:w="2351"/>
+            <w:tcBorders>
+              <w:top w:val="single" w:sz="6" w:color="000000"/>
+              <w:bottom w:val="single" w:sz="6" w:color="000000"/>
+              <w:left w:val="nil" w:sz="6" w:color="000000"/>
+              <w:right w:val="nil" w:sz="6" w:color="000000"/>
+            </w:tcBorders>
+          </w:tcPr>
+          <w:p>
+            <w:pPr>
+              <w:jc w:val="left"/>
+            </w:pPr>
+            <w:r/>
+            <w:r>
+              <w:rPr>
+                <w:rFonts w:ascii="Times New Roman" w:hAnsi="Times New Roman"/>
+                <w:sz w:val="17"/>
+              </w:rPr>
+              <w:t>A14</w:t>
+            </w:r>
+          </w:p>
+        </w:tc>
+        <w:tc>
+          <w:tcPr>
+            <w:tcW w:type="dxa" w:w="2351"/>
+            <w:tcBorders>
+              <w:top w:val="single" w:sz="6" w:color="000000"/>
+              <w:bottom w:val="single" w:sz="6" w:color="000000"/>
+              <w:left w:val="nil" w:sz="6" w:color="000000"/>
+              <w:right w:val="nil" w:sz="6" w:color="000000"/>
+            </w:tcBorders>
+          </w:tcPr>
+          <w:p>
+            <w:pPr>
+              <w:jc w:val="center"/>
+            </w:pPr>
+            <w:r/>
+            <w:r>
+              <w:rPr>
+                <w:rFonts w:ascii="Times New Roman" w:hAnsi="Times New Roman"/>
+                <w:sz w:val="17"/>
+              </w:rPr>
+              <w:t>Superfície</w:t>
+            </w:r>
+          </w:p>
+        </w:tc>
+        <w:tc>
+          <w:tcPr>
+            <w:tcW w:type="dxa" w:w="2351"/>
+            <w:tcBorders>
+              <w:top w:val="single" w:sz="6" w:color="000000"/>
+              <w:bottom w:val="single" w:sz="6" w:color="000000"/>
+              <w:left w:val="nil" w:sz="6" w:color="000000"/>
+              <w:right w:val="nil" w:sz="6" w:color="000000"/>
+            </w:tcBorders>
+          </w:tcPr>
+          <w:p>
+            <w:pPr>
+              <w:jc w:val="center"/>
+            </w:pPr>
+            <w:r/>
+            <w:r>
+              <w:rPr>
+                <w:rFonts w:ascii="Times New Roman" w:hAnsi="Times New Roman"/>
+                <w:sz w:val="17"/>
+              </w:rPr>
+              <w:t>Submerso</w:t>
+            </w:r>
+          </w:p>
+        </w:tc>
+        <w:tc>
+          <w:tcPr>
+            <w:tcW w:type="dxa" w:w="2351"/>
+            <w:tcBorders>
+              <w:top w:val="single" w:sz="6" w:color="000000"/>
+              <w:bottom w:val="single" w:sz="6" w:color="000000"/>
+              <w:left w:val="nil" w:sz="6" w:color="000000"/>
+              <w:right w:val="nil" w:sz="6" w:color="000000"/>
+            </w:tcBorders>
+          </w:tcPr>
+          <w:p>
+            <w:pPr>
+              <w:jc w:val="center"/>
+            </w:pPr>
+            <w:r/>
+            <w:r>
+              <w:rPr>
+                <w:rFonts w:ascii="Times New Roman" w:hAnsi="Times New Roman"/>
+                <w:sz w:val="17"/>
+              </w:rPr>
+              <w:t>transição</w:t>
+            </w:r>
+          </w:p>
+        </w:tc>
+      </w:tr>
+      <w:tr>
+        <w:tc>
+          <w:tcPr>
+            <w:tcW w:type="dxa" w:w="2351"/>
+            <w:tcBorders>
+              <w:top w:val="single" w:sz="6" w:color="000000"/>
+              <w:bottom w:val="single" w:sz="6" w:color="000000"/>
+              <w:left w:val="nil" w:sz="6" w:color="000000"/>
+              <w:right w:val="nil" w:sz="6" w:color="000000"/>
+            </w:tcBorders>
+          </w:tcPr>
+          <w:p>
+            <w:pPr>
+              <w:jc w:val="left"/>
+            </w:pPr>
+            <w:r/>
+            <w:r>
+              <w:rPr>
+                <w:rFonts w:ascii="Times New Roman" w:hAnsi="Times New Roman"/>
+                <w:sz w:val="17"/>
+              </w:rPr>
+              <w:t>A15</w:t>
+            </w:r>
+          </w:p>
+        </w:tc>
+        <w:tc>
+          <w:tcPr>
+            <w:tcW w:type="dxa" w:w="2351"/>
+            <w:tcBorders>
+              <w:top w:val="single" w:sz="6" w:color="000000"/>
+              <w:bottom w:val="single" w:sz="6" w:color="000000"/>
+              <w:left w:val="nil" w:sz="6" w:color="000000"/>
+              <w:right w:val="nil" w:sz="6" w:color="000000"/>
+            </w:tcBorders>
+          </w:tcPr>
+          <w:p>
+            <w:pPr>
+              <w:jc w:val="center"/>
+            </w:pPr>
+            <w:r/>
+            <w:r>
+              <w:rPr>
+                <w:rFonts w:ascii="Times New Roman" w:hAnsi="Times New Roman"/>
+                <w:sz w:val="17"/>
+              </w:rPr>
+              <w:t>Iceberg</w:t>
+            </w:r>
+          </w:p>
+        </w:tc>
+        <w:tc>
+          <w:tcPr>
+            <w:tcW w:type="dxa" w:w="2351"/>
+            <w:tcBorders>
+              <w:top w:val="single" w:sz="6" w:color="000000"/>
+              <w:bottom w:val="single" w:sz="6" w:color="000000"/>
+              <w:left w:val="nil" w:sz="6" w:color="000000"/>
+              <w:right w:val="nil" w:sz="6" w:color="000000"/>
+            </w:tcBorders>
+          </w:tcPr>
+          <w:p>
+            <w:pPr>
+              <w:jc w:val="center"/>
+            </w:pPr>
+            <w:r/>
+            <w:r>
+              <w:rPr>
+                <w:rFonts w:ascii="Times New Roman" w:hAnsi="Times New Roman"/>
+                <w:sz w:val="17"/>
+              </w:rPr>
+              <w:t>Iceberg inv.</w:t>
+            </w:r>
+          </w:p>
+        </w:tc>
+        <w:tc>
+          <w:tcPr>
+            <w:tcW w:type="dxa" w:w="2351"/>
+            <w:tcBorders>
+              <w:top w:val="single" w:sz="6" w:color="000000"/>
+              <w:bottom w:val="single" w:sz="6" w:color="000000"/>
+              <w:left w:val="nil" w:sz="6" w:color="000000"/>
+              <w:right w:val="nil" w:sz="6" w:color="000000"/>
+            </w:tcBorders>
+          </w:tcPr>
+          <w:p>
+            <w:pPr>
+              <w:jc w:val="center"/>
+            </w:pPr>
+            <w:r/>
+            <w:r>
+              <w:rPr>
+                <w:rFonts w:ascii="Times New Roman" w:hAnsi="Times New Roman"/>
+                <w:sz w:val="17"/>
+              </w:rPr>
+              <w:t>transição</w:t>
+            </w:r>
+          </w:p>
+        </w:tc>
+      </w:tr>
+      <w:tr>
+        <w:tc>
+          <w:tcPr>
+            <w:tcW w:type="dxa" w:w="2351"/>
+            <w:tcBorders>
+              <w:top w:val="single" w:sz="6" w:color="000000"/>
+              <w:bottom w:val="single" w:sz="6" w:color="000000"/>
+              <w:left w:val="nil" w:sz="6" w:color="000000"/>
+              <w:right w:val="nil" w:sz="6" w:color="000000"/>
+            </w:tcBorders>
+          </w:tcPr>
+          <w:p>
+            <w:pPr>
+              <w:jc w:val="left"/>
+            </w:pPr>
+            <w:r/>
+            <w:r>
+              <w:rPr>
+                <w:rFonts w:ascii="Times New Roman" w:hAnsi="Times New Roman"/>
+                <w:sz w:val="17"/>
+              </w:rPr>
+              <w:t>A16</w:t>
+            </w:r>
+          </w:p>
+        </w:tc>
+        <w:tc>
+          <w:tcPr>
+            <w:tcW w:type="dxa" w:w="2351"/>
+            <w:tcBorders>
+              <w:top w:val="single" w:sz="6" w:color="000000"/>
+              <w:bottom w:val="single" w:sz="6" w:color="000000"/>
+              <w:left w:val="nil" w:sz="6" w:color="000000"/>
+              <w:right w:val="nil" w:sz="6" w:color="000000"/>
+            </w:tcBorders>
+          </w:tcPr>
+          <w:p>
+            <w:pPr>
+              <w:jc w:val="center"/>
+            </w:pPr>
+            <w:r/>
+            <w:r>
+              <w:rPr>
+                <w:rFonts w:ascii="Times New Roman" w:hAnsi="Times New Roman"/>
+                <w:sz w:val="17"/>
+              </w:rPr>
+              <w:t>Everest inv.</w:t>
+            </w:r>
+          </w:p>
+        </w:tc>
+        <w:tc>
+          <w:tcPr>
+            <w:tcW w:type="dxa" w:w="2351"/>
+            <w:tcBorders>
+              <w:top w:val="single" w:sz="6" w:color="000000"/>
+              <w:bottom w:val="single" w:sz="6" w:color="000000"/>
+              <w:left w:val="nil" w:sz="6" w:color="000000"/>
+              <w:right w:val="nil" w:sz="6" w:color="000000"/>
+            </w:tcBorders>
+          </w:tcPr>
+          <w:p>
+            <w:pPr>
+              <w:jc w:val="center"/>
+            </w:pPr>
+            <w:r/>
+            <w:r>
+              <w:rPr>
+                <w:rFonts w:ascii="Times New Roman" w:hAnsi="Times New Roman"/>
+                <w:sz w:val="17"/>
+              </w:rPr>
+              <w:t>Barbatana</w:t>
+            </w:r>
+          </w:p>
+        </w:tc>
+        <w:tc>
+          <w:tcPr>
+            <w:tcW w:type="dxa" w:w="2351"/>
+            <w:tcBorders>
+              <w:top w:val="single" w:sz="6" w:color="000000"/>
+              <w:bottom w:val="single" w:sz="6" w:color="000000"/>
+              <w:left w:val="nil" w:sz="6" w:color="000000"/>
+              <w:right w:val="nil" w:sz="6" w:color="000000"/>
+            </w:tcBorders>
+          </w:tcPr>
+          <w:p>
+            <w:pPr>
+              <w:jc w:val="center"/>
+            </w:pPr>
+            <w:r/>
+            <w:r>
+              <w:rPr>
+                <w:rFonts w:ascii="Times New Roman" w:hAnsi="Times New Roman"/>
+                <w:sz w:val="17"/>
+              </w:rPr>
+              <w:t>fadiga</w:t>
+            </w:r>
+          </w:p>
+        </w:tc>
+      </w:tr>
+      <w:tr>
+        <w:tc>
+          <w:tcPr>
+            <w:tcW w:type="dxa" w:w="2351"/>
+            <w:tcBorders>
+              <w:top w:val="single" w:sz="6" w:color="000000"/>
+              <w:bottom w:val="single" w:sz="6" w:color="000000"/>
+              <w:left w:val="nil" w:sz="6" w:color="000000"/>
+              <w:right w:val="nil" w:sz="6" w:color="000000"/>
+            </w:tcBorders>
+          </w:tcPr>
+          <w:p>
+            <w:pPr>
+              <w:jc w:val="left"/>
+            </w:pPr>
+            <w:r/>
+            <w:r>
+              <w:rPr>
+                <w:rFonts w:ascii="Times New Roman" w:hAnsi="Times New Roman"/>
+                <w:sz w:val="17"/>
+              </w:rPr>
+              <w:t>A17</w:t>
+            </w:r>
+          </w:p>
+        </w:tc>
+        <w:tc>
+          <w:tcPr>
+            <w:tcW w:type="dxa" w:w="2351"/>
+            <w:tcBorders>
+              <w:top w:val="single" w:sz="6" w:color="000000"/>
+              <w:bottom w:val="single" w:sz="6" w:color="000000"/>
+              <w:left w:val="nil" w:sz="6" w:color="000000"/>
+              <w:right w:val="nil" w:sz="6" w:color="000000"/>
+            </w:tcBorders>
+          </w:tcPr>
+          <w:p>
+            <w:pPr>
+              <w:jc w:val="center"/>
+            </w:pPr>
+            <w:r/>
+            <w:r>
+              <w:rPr>
+                <w:rFonts w:ascii="Times New Roman" w:hAnsi="Times New Roman"/>
+                <w:sz w:val="17"/>
+              </w:rPr>
+              <w:t>Iceberg</w:t>
+            </w:r>
+          </w:p>
+        </w:tc>
+        <w:tc>
+          <w:tcPr>
+            <w:tcW w:type="dxa" w:w="2351"/>
+            <w:tcBorders>
+              <w:top w:val="single" w:sz="6" w:color="000000"/>
+              <w:bottom w:val="single" w:sz="6" w:color="000000"/>
+              <w:left w:val="nil" w:sz="6" w:color="000000"/>
+              <w:right w:val="nil" w:sz="6" w:color="000000"/>
+            </w:tcBorders>
+          </w:tcPr>
+          <w:p>
+            <w:pPr>
+              <w:jc w:val="center"/>
+            </w:pPr>
+            <w:r/>
+            <w:r>
+              <w:rPr>
+                <w:rFonts w:ascii="Times New Roman" w:hAnsi="Times New Roman"/>
+                <w:sz w:val="17"/>
+              </w:rPr>
+              <w:t>Superfície</w:t>
+            </w:r>
+          </w:p>
+        </w:tc>
+        <w:tc>
+          <w:tcPr>
+            <w:tcW w:type="dxa" w:w="2351"/>
+            <w:tcBorders>
+              <w:top w:val="single" w:sz="6" w:color="000000"/>
+              <w:bottom w:val="single" w:sz="6" w:color="000000"/>
+              <w:left w:val="nil" w:sz="6" w:color="000000"/>
+              <w:right w:val="nil" w:sz="6" w:color="000000"/>
+            </w:tcBorders>
+          </w:tcPr>
+          <w:p>
+            <w:pPr>
+              <w:jc w:val="center"/>
+            </w:pPr>
+            <w:r/>
+            <w:r>
+              <w:rPr>
+                <w:rFonts w:ascii="Times New Roman" w:hAnsi="Times New Roman"/>
+                <w:sz w:val="17"/>
+              </w:rPr>
+              <w:t>transição</w:t>
+            </w:r>
+          </w:p>
+        </w:tc>
+      </w:tr>
+      <w:tr>
+        <w:tc>
+          <w:tcPr>
+            <w:tcW w:type="dxa" w:w="2351"/>
+            <w:tcBorders>
+              <w:top w:val="single" w:sz="6" w:color="000000"/>
+              <w:bottom w:val="single" w:sz="6" w:color="000000"/>
+              <w:left w:val="nil" w:sz="6" w:color="000000"/>
+              <w:right w:val="nil" w:sz="6" w:color="000000"/>
+            </w:tcBorders>
+          </w:tcPr>
+          <w:p>
+            <w:pPr>
+              <w:jc w:val="left"/>
+            </w:pPr>
+            <w:r/>
+            <w:r>
+              <w:rPr>
+                <w:rFonts w:ascii="Times New Roman" w:hAnsi="Times New Roman"/>
+                <w:sz w:val="17"/>
+              </w:rPr>
+              <w:t>A18</w:t>
+            </w:r>
+          </w:p>
+        </w:tc>
+        <w:tc>
+          <w:tcPr>
+            <w:tcW w:type="dxa" w:w="2351"/>
+            <w:tcBorders>
+              <w:top w:val="single" w:sz="6" w:color="000000"/>
+              <w:bottom w:val="single" w:sz="6" w:color="000000"/>
+              <w:left w:val="nil" w:sz="6" w:color="000000"/>
+              <w:right w:val="nil" w:sz="6" w:color="000000"/>
+            </w:tcBorders>
+          </w:tcPr>
+          <w:p>
+            <w:pPr>
+              <w:jc w:val="center"/>
+            </w:pPr>
+            <w:r/>
+            <w:r>
+              <w:rPr>
+                <w:rFonts w:ascii="Times New Roman" w:hAnsi="Times New Roman"/>
+                <w:sz w:val="17"/>
+              </w:rPr>
+              <w:t>Superfície</w:t>
+            </w:r>
+          </w:p>
+        </w:tc>
+        <w:tc>
+          <w:tcPr>
+            <w:tcW w:type="dxa" w:w="2351"/>
+            <w:tcBorders>
+              <w:top w:val="single" w:sz="6" w:color="000000"/>
+              <w:bottom w:val="single" w:sz="6" w:color="000000"/>
+              <w:left w:val="nil" w:sz="6" w:color="000000"/>
+              <w:right w:val="nil" w:sz="6" w:color="000000"/>
+            </w:tcBorders>
+          </w:tcPr>
+          <w:p>
+            <w:pPr>
+              <w:jc w:val="center"/>
+            </w:pPr>
+            <w:r/>
+            <w:r>
+              <w:rPr>
+                <w:rFonts w:ascii="Times New Roman" w:hAnsi="Times New Roman"/>
+                <w:sz w:val="17"/>
+              </w:rPr>
+              <w:t>Submerso</w:t>
+            </w:r>
+          </w:p>
+        </w:tc>
+        <w:tc>
+          <w:tcPr>
+            <w:tcW w:type="dxa" w:w="2351"/>
+            <w:tcBorders>
+              <w:top w:val="single" w:sz="6" w:color="000000"/>
+              <w:bottom w:val="single" w:sz="6" w:color="000000"/>
+              <w:left w:val="nil" w:sz="6" w:color="000000"/>
+              <w:right w:val="nil" w:sz="6" w:color="000000"/>
+            </w:tcBorders>
+          </w:tcPr>
+          <w:p>
+            <w:pPr>
+              <w:jc w:val="center"/>
+            </w:pPr>
+            <w:r/>
+            <w:r>
+              <w:rPr>
+                <w:rFonts w:ascii="Times New Roman" w:hAnsi="Times New Roman"/>
+                <w:sz w:val="17"/>
+              </w:rPr>
+              <w:t>transição</w:t>
+            </w:r>
+          </w:p>
+        </w:tc>
+      </w:tr>
+      <w:tr>
+        <w:tc>
+          <w:tcPr>
+            <w:tcW w:type="dxa" w:w="2351"/>
+            <w:tcBorders>
+              <w:top w:val="single" w:sz="6" w:color="000000"/>
+              <w:bottom w:val="single" w:sz="6" w:color="000000"/>
+              <w:left w:val="nil" w:sz="6" w:color="000000"/>
+              <w:right w:val="nil" w:sz="6" w:color="000000"/>
+            </w:tcBorders>
+          </w:tcPr>
+          <w:p>
+            <w:pPr>
+              <w:jc w:val="left"/>
+            </w:pPr>
+            <w:r/>
+            <w:r>
+              <w:rPr>
+                <w:rFonts w:ascii="Times New Roman" w:hAnsi="Times New Roman"/>
+                <w:sz w:val="17"/>
+              </w:rPr>
+              <w:t>A21</w:t>
+            </w:r>
+          </w:p>
+        </w:tc>
+        <w:tc>
+          <w:tcPr>
+            <w:tcW w:type="dxa" w:w="2351"/>
+            <w:tcBorders>
+              <w:top w:val="single" w:sz="6" w:color="000000"/>
+              <w:bottom w:val="single" w:sz="6" w:color="000000"/>
+              <w:left w:val="nil" w:sz="6" w:color="000000"/>
+              <w:right w:val="nil" w:sz="6" w:color="000000"/>
+            </w:tcBorders>
+          </w:tcPr>
+          <w:p>
+            <w:pPr>
+              <w:jc w:val="center"/>
+            </w:pPr>
+            <w:r/>
+            <w:r>
+              <w:rPr>
+                <w:rFonts w:ascii="Times New Roman" w:hAnsi="Times New Roman"/>
+                <w:sz w:val="17"/>
+              </w:rPr>
+              <w:t>Barbatana</w:t>
+            </w:r>
+          </w:p>
+        </w:tc>
+        <w:tc>
+          <w:tcPr>
+            <w:tcW w:type="dxa" w:w="2351"/>
+            <w:tcBorders>
+              <w:top w:val="single" w:sz="6" w:color="000000"/>
+              <w:bottom w:val="single" w:sz="6" w:color="000000"/>
+              <w:left w:val="nil" w:sz="6" w:color="000000"/>
+              <w:right w:val="nil" w:sz="6" w:color="000000"/>
+            </w:tcBorders>
+          </w:tcPr>
+          <w:p>
+            <w:pPr>
+              <w:jc w:val="center"/>
+            </w:pPr>
+            <w:r/>
+            <w:r>
+              <w:rPr>
+                <w:rFonts w:ascii="Times New Roman" w:hAnsi="Times New Roman"/>
+                <w:sz w:val="17"/>
+              </w:rPr>
+              <w:t>Barbatana</w:t>
+            </w:r>
+          </w:p>
+        </w:tc>
+        <w:tc>
+          <w:tcPr>
+            <w:tcW w:type="dxa" w:w="2351"/>
+            <w:tcBorders>
+              <w:top w:val="single" w:sz="6" w:color="000000"/>
+              <w:bottom w:val="single" w:sz="6" w:color="000000"/>
+              <w:left w:val="nil" w:sz="6" w:color="000000"/>
+              <w:right w:val="nil" w:sz="6" w:color="000000"/>
+            </w:tcBorders>
+          </w:tcPr>
+          <w:p>
+            <w:pPr>
+              <w:jc w:val="center"/>
+            </w:pPr>
+            <w:r/>
+            <w:r>
+              <w:rPr>
+                <w:rFonts w:ascii="Times New Roman" w:hAnsi="Times New Roman"/>
+                <w:sz w:val="17"/>
+              </w:rPr>
+              <w:t>estável</w:t>
+            </w:r>
+          </w:p>
+        </w:tc>
+      </w:tr>
+      <w:tr>
+        <w:tc>
+          <w:tcPr>
+            <w:tcW w:type="dxa" w:w="2351"/>
+            <w:tcBorders>
+              <w:top w:val="single" w:sz="6" w:color="000000"/>
+              <w:bottom w:val="single" w:sz="6" w:color="000000"/>
+              <w:left w:val="nil" w:sz="6" w:color="000000"/>
+              <w:right w:val="nil" w:sz="6" w:color="000000"/>
+            </w:tcBorders>
+          </w:tcPr>
+          <w:p>
+            <w:pPr>
+              <w:jc w:val="left"/>
+            </w:pPr>
+            <w:r/>
+            <w:r>
+              <w:rPr>
+                <w:rFonts w:ascii="Times New Roman" w:hAnsi="Times New Roman"/>
+                <w:sz w:val="17"/>
+              </w:rPr>
+              <w:t>A22</w:t>
+            </w:r>
+          </w:p>
+        </w:tc>
+        <w:tc>
+          <w:tcPr>
+            <w:tcW w:type="dxa" w:w="2351"/>
+            <w:tcBorders>
+              <w:top w:val="single" w:sz="6" w:color="000000"/>
+              <w:bottom w:val="single" w:sz="6" w:color="000000"/>
+              <w:left w:val="nil" w:sz="6" w:color="000000"/>
+              <w:right w:val="nil" w:sz="6" w:color="000000"/>
+            </w:tcBorders>
+          </w:tcPr>
+          <w:p>
+            <w:pPr>
+              <w:jc w:val="center"/>
+            </w:pPr>
+            <w:r/>
+            <w:r>
+              <w:rPr>
+                <w:rFonts w:ascii="Times New Roman" w:hAnsi="Times New Roman"/>
+                <w:sz w:val="17"/>
+              </w:rPr>
+              <w:t>Iceberg</w:t>
+            </w:r>
+          </w:p>
+        </w:tc>
+        <w:tc>
+          <w:tcPr>
+            <w:tcW w:type="dxa" w:w="2351"/>
+            <w:tcBorders>
+              <w:top w:val="single" w:sz="6" w:color="000000"/>
+              <w:bottom w:val="single" w:sz="6" w:color="000000"/>
+              <w:left w:val="nil" w:sz="6" w:color="000000"/>
+              <w:right w:val="nil" w:sz="6" w:color="000000"/>
+            </w:tcBorders>
+          </w:tcPr>
+          <w:p>
+            <w:pPr>
+              <w:jc w:val="center"/>
+            </w:pPr>
+            <w:r/>
+            <w:r>
+              <w:rPr>
+                <w:rFonts w:ascii="Times New Roman" w:hAnsi="Times New Roman"/>
+                <w:sz w:val="17"/>
+              </w:rPr>
+              <w:t>Superfície</w:t>
+            </w:r>
+          </w:p>
+        </w:tc>
+        <w:tc>
+          <w:tcPr>
+            <w:tcW w:type="dxa" w:w="2351"/>
+            <w:tcBorders>
+              <w:top w:val="single" w:sz="6" w:color="000000"/>
+              <w:bottom w:val="single" w:sz="6" w:color="000000"/>
+              <w:left w:val="nil" w:sz="6" w:color="000000"/>
+              <w:right w:val="nil" w:sz="6" w:color="000000"/>
+            </w:tcBorders>
+          </w:tcPr>
+          <w:p>
+            <w:pPr>
+              <w:jc w:val="center"/>
+            </w:pPr>
+            <w:r/>
+            <w:r>
+              <w:rPr>
+                <w:rFonts w:ascii="Times New Roman" w:hAnsi="Times New Roman"/>
+                <w:sz w:val="17"/>
+              </w:rPr>
+              <w:t>transição</w:t>
+            </w:r>
+          </w:p>
+        </w:tc>
+      </w:tr>
+      <w:tr>
+        <w:tc>
+          <w:tcPr>
+            <w:tcW w:type="dxa" w:w="2351"/>
+            <w:tcBorders>
+              <w:top w:val="single" w:sz="6" w:color="000000"/>
+              <w:bottom w:val="single" w:sz="6" w:color="000000"/>
+              <w:left w:val="nil" w:sz="6" w:color="000000"/>
+              <w:right w:val="nil" w:sz="6" w:color="000000"/>
+            </w:tcBorders>
+          </w:tcPr>
+          <w:p>
+            <w:pPr>
+              <w:jc w:val="left"/>
+            </w:pPr>
+            <w:r/>
+            <w:r>
+              <w:rPr>
+                <w:rFonts w:ascii="Times New Roman" w:hAnsi="Times New Roman"/>
+                <w:sz w:val="17"/>
+              </w:rPr>
+              <w:t>A23</w:t>
+            </w:r>
+          </w:p>
+        </w:tc>
+        <w:tc>
+          <w:tcPr>
+            <w:tcW w:type="dxa" w:w="2351"/>
+            <w:tcBorders>
+              <w:top w:val="single" w:sz="6" w:color="000000"/>
+              <w:bottom w:val="single" w:sz="6" w:color="000000"/>
+              <w:left w:val="nil" w:sz="6" w:color="000000"/>
+              <w:right w:val="nil" w:sz="6" w:color="000000"/>
+            </w:tcBorders>
+          </w:tcPr>
+          <w:p>
+            <w:pPr>
+              <w:jc w:val="center"/>
+            </w:pPr>
+            <w:r/>
+            <w:r>
+              <w:rPr>
+                <w:rFonts w:ascii="Times New Roman" w:hAnsi="Times New Roman"/>
+                <w:sz w:val="17"/>
+              </w:rPr>
+              <w:t>Iceberg</w:t>
+            </w:r>
+          </w:p>
+        </w:tc>
+        <w:tc>
+          <w:tcPr>
+            <w:tcW w:type="dxa" w:w="2351"/>
+            <w:tcBorders>
+              <w:top w:val="single" w:sz="6" w:color="000000"/>
+              <w:bottom w:val="single" w:sz="6" w:color="000000"/>
+              <w:left w:val="nil" w:sz="6" w:color="000000"/>
+              <w:right w:val="nil" w:sz="6" w:color="000000"/>
+            </w:tcBorders>
+          </w:tcPr>
+          <w:p>
+            <w:pPr>
+              <w:jc w:val="center"/>
+            </w:pPr>
+            <w:r/>
+            <w:r>
+              <w:rPr>
+                <w:rFonts w:ascii="Times New Roman" w:hAnsi="Times New Roman"/>
+                <w:sz w:val="17"/>
+              </w:rPr>
+              <w:t>Barbatana</w:t>
+            </w:r>
+          </w:p>
+        </w:tc>
+        <w:tc>
+          <w:tcPr>
+            <w:tcW w:type="dxa" w:w="2351"/>
+            <w:tcBorders>
+              <w:top w:val="single" w:sz="6" w:color="000000"/>
+              <w:bottom w:val="single" w:sz="6" w:color="000000"/>
+              <w:left w:val="nil" w:sz="6" w:color="000000"/>
+              <w:right w:val="nil" w:sz="6" w:color="000000"/>
+            </w:tcBorders>
+          </w:tcPr>
+          <w:p>
+            <w:pPr>
+              <w:jc w:val="center"/>
+            </w:pPr>
+            <w:r/>
+            <w:r>
+              <w:rPr>
+                <w:rFonts w:ascii="Times New Roman" w:hAnsi="Times New Roman"/>
+                <w:sz w:val="17"/>
+              </w:rPr>
+              <w:t>fadiga</w:t>
+            </w:r>
+          </w:p>
+        </w:tc>
+      </w:tr>
+      <w:tr>
+        <w:tc>
+          <w:tcPr>
+            <w:tcW w:type="dxa" w:w="2351"/>
+            <w:tcBorders>
+              <w:top w:val="single" w:sz="6" w:color="000000"/>
+              <w:bottom w:val="single" w:sz="6" w:color="000000"/>
+              <w:left w:val="nil" w:sz="6" w:color="000000"/>
+              <w:right w:val="nil" w:sz="6" w:color="000000"/>
+            </w:tcBorders>
+          </w:tcPr>
+          <w:p>
+            <w:pPr>
+              <w:jc w:val="left"/>
+            </w:pPr>
+            <w:r/>
+            <w:r>
+              <w:rPr>
+                <w:rFonts w:ascii="Times New Roman" w:hAnsi="Times New Roman"/>
+                <w:sz w:val="17"/>
+              </w:rPr>
+              <w:t>A24</w:t>
+            </w:r>
+          </w:p>
+        </w:tc>
+        <w:tc>
+          <w:tcPr>
+            <w:tcW w:type="dxa" w:w="2351"/>
+            <w:tcBorders>
+              <w:top w:val="single" w:sz="6" w:color="000000"/>
+              <w:bottom w:val="single" w:sz="6" w:color="000000"/>
+              <w:left w:val="nil" w:sz="6" w:color="000000"/>
+              <w:right w:val="nil" w:sz="6" w:color="000000"/>
+            </w:tcBorders>
+          </w:tcPr>
+          <w:p>
+            <w:pPr>
+              <w:jc w:val="center"/>
+            </w:pPr>
+            <w:r/>
+            <w:r>
+              <w:rPr>
+                <w:rFonts w:ascii="Times New Roman" w:hAnsi="Times New Roman"/>
+                <w:sz w:val="17"/>
+              </w:rPr>
+              <w:t>Iceberg</w:t>
+            </w:r>
+          </w:p>
+        </w:tc>
+        <w:tc>
+          <w:tcPr>
+            <w:tcW w:type="dxa" w:w="2351"/>
+            <w:tcBorders>
+              <w:top w:val="single" w:sz="6" w:color="000000"/>
+              <w:bottom w:val="single" w:sz="6" w:color="000000"/>
+              <w:left w:val="nil" w:sz="6" w:color="000000"/>
+              <w:right w:val="nil" w:sz="6" w:color="000000"/>
+            </w:tcBorders>
+          </w:tcPr>
+          <w:p>
+            <w:pPr>
+              <w:jc w:val="center"/>
+            </w:pPr>
+            <w:r/>
+            <w:r>
+              <w:rPr>
+                <w:rFonts w:ascii="Times New Roman" w:hAnsi="Times New Roman"/>
+                <w:sz w:val="17"/>
+              </w:rPr>
+              <w:t>Superfície</w:t>
+            </w:r>
+          </w:p>
+        </w:tc>
+        <w:tc>
+          <w:tcPr>
+            <w:tcW w:type="dxa" w:w="2351"/>
+            <w:tcBorders>
+              <w:top w:val="single" w:sz="6" w:color="000000"/>
+              <w:bottom w:val="single" w:sz="6" w:color="000000"/>
+              <w:left w:val="nil" w:sz="6" w:color="000000"/>
+              <w:right w:val="nil" w:sz="6" w:color="000000"/>
+            </w:tcBorders>
+          </w:tcPr>
+          <w:p>
+            <w:pPr>
+              <w:jc w:val="center"/>
+            </w:pPr>
+            <w:r/>
+            <w:r>
+              <w:rPr>
+                <w:rFonts w:ascii="Times New Roman" w:hAnsi="Times New Roman"/>
+                <w:sz w:val="17"/>
+              </w:rPr>
+              <w:t>transição</w:t>
+            </w:r>
+          </w:p>
+        </w:tc>
+      </w:tr>
+      <w:tr>
+        <w:tc>
+          <w:tcPr>
+            <w:tcW w:type="dxa" w:w="2351"/>
+            <w:tcBorders>
+              <w:top w:val="single" w:sz="6" w:color="000000"/>
+              <w:bottom w:val="single" w:sz="6" w:color="000000"/>
+              <w:left w:val="nil" w:sz="6" w:color="000000"/>
+              <w:right w:val="nil" w:sz="6" w:color="000000"/>
+            </w:tcBorders>
+          </w:tcPr>
+          <w:p>
+            <w:pPr>
+              <w:jc w:val="left"/>
+            </w:pPr>
+            <w:r/>
+            <w:r>
+              <w:rPr>
+                <w:rFonts w:ascii="Times New Roman" w:hAnsi="Times New Roman"/>
+                <w:sz w:val="17"/>
+              </w:rPr>
+              <w:t>A26</w:t>
+            </w:r>
+          </w:p>
+        </w:tc>
+        <w:tc>
+          <w:tcPr>
+            <w:tcW w:type="dxa" w:w="2351"/>
+            <w:tcBorders>
+              <w:top w:val="single" w:sz="6" w:color="000000"/>
+              <w:bottom w:val="single" w:sz="6" w:color="000000"/>
+              <w:left w:val="nil" w:sz="6" w:color="000000"/>
+              <w:right w:val="nil" w:sz="6" w:color="000000"/>
+            </w:tcBorders>
+          </w:tcPr>
+          <w:p>
+            <w:pPr>
+              <w:jc w:val="center"/>
+            </w:pPr>
+            <w:r/>
+            <w:r>
+              <w:rPr>
+                <w:rFonts w:ascii="Times New Roman" w:hAnsi="Times New Roman"/>
+                <w:sz w:val="17"/>
+              </w:rPr>
+              <w:t>Iceberg inv.</w:t>
+            </w:r>
+          </w:p>
+        </w:tc>
+        <w:tc>
+          <w:tcPr>
+            <w:tcW w:type="dxa" w:w="2351"/>
+            <w:tcBorders>
+              <w:top w:val="single" w:sz="6" w:color="000000"/>
+              <w:bottom w:val="single" w:sz="6" w:color="000000"/>
+              <w:left w:val="nil" w:sz="6" w:color="000000"/>
+              <w:right w:val="nil" w:sz="6" w:color="000000"/>
+            </w:tcBorders>
+          </w:tcPr>
+          <w:p>
+            <w:pPr>
+              <w:jc w:val="center"/>
+            </w:pPr>
+            <w:r/>
+            <w:r>
+              <w:rPr>
+                <w:rFonts w:ascii="Times New Roman" w:hAnsi="Times New Roman"/>
+                <w:sz w:val="17"/>
+              </w:rPr>
+              <w:t>Iceberg</w:t>
+            </w:r>
+          </w:p>
+        </w:tc>
+        <w:tc>
+          <w:tcPr>
+            <w:tcW w:type="dxa" w:w="2351"/>
+            <w:tcBorders>
+              <w:top w:val="single" w:sz="6" w:color="000000"/>
+              <w:bottom w:val="single" w:sz="6" w:color="000000"/>
+              <w:left w:val="nil" w:sz="6" w:color="000000"/>
+              <w:right w:val="nil" w:sz="6" w:color="000000"/>
+            </w:tcBorders>
+          </w:tcPr>
+          <w:p>
+            <w:pPr>
+              <w:jc w:val="center"/>
+            </w:pPr>
+            <w:r/>
+            <w:r>
+              <w:rPr>
+                <w:rFonts w:ascii="Times New Roman" w:hAnsi="Times New Roman"/>
+                <w:sz w:val="17"/>
+              </w:rPr>
+              <w:t>melhora</w:t>
+            </w:r>
+          </w:p>
+        </w:tc>
+      </w:tr>
+    </w:tbl>
+    <w:p>
+      <w:pPr>
+        <w:spacing w:after="120"/>
+      </w:pPr>
+      <w:r>
+        <w:rPr>
+          <w:sz w:val="18"/>
+        </w:rPr>
+        <w:t>Fonte: dados da pesquisa (2026).</w:t>
+      </w:r>
+    </w:p>
+    <w:p>
+      <w:pPr>
         <w:spacing w:before="200" w:after="80" w:line="360" w:lineRule="auto"/>
       </w:pPr>
       <w:r>
@@ -10824,7 +15859,7 @@
           <w:b/>
           <w:sz w:val="24"/>
         </w:rPr>
-        <w:t>4.6 Classificação nos perfis de humor</w:t>
+        <w:t>4.6 Classificação nos perfis de humor (grupo)</w:t>
       </w:r>
     </w:p>
     <w:p>
@@ -10838,7 +15873,7 @@
           <w:b w:val="0"/>
           <w:sz w:val="24"/>
         </w:rPr>
-        <w:t>Na linha de base (Dia 1) predomina o perfil iceberg (40%), marca de prontidão; no último dia (Dia 7) o perfil de fadiga (“barbatana de tubarão”) torna-se o mais frequente (28%) e o iceberg cai para 17% (Figura 7; Tabela 9). Essa migração — do iceberg para a assinatura de fadiga funcional, sem instalação relevante de perfis de risco (submerso, iceberg invertido) — é a leitura integrada da semana.</w:t>
+        <w:t>No agregado (Tabela 12; Figura 17), na linha de base (Dia 1) predomina o perfil iceberg (40%), marca de prontidão; no último dia (Dia 7) o perfil de fadiga (“barbatana de tubarão”) torna-se o mais frequente (28%) e o iceberg cai para 17%. Essa migração — do iceberg para a assinatura de fadiga funcional, sem instalação relevante de perfis de risco (submerso, iceberg invertido) — é a leitura integrada da semana.</w:t>
       </w:r>
     </w:p>
     <w:p>
@@ -10850,7 +15885,7 @@
         <w:drawing>
           <wp:inline xmlns:a="http://schemas.openxmlformats.org/drawingml/2006/main" xmlns:pic="http://schemas.openxmlformats.org/drawingml/2006/picture">
             <wp:extent cx="5580000" cy="2832923"/>
-            <wp:docPr id="7" name="Picture 7"/>
+            <wp:docPr id="17" name="Picture 17"/>
             <wp:cNvGraphicFramePr>
               <a:graphicFrameLocks noChangeAspect="1"/>
             </wp:cNvGraphicFramePr>
@@ -10862,7 +15897,7 @@
                     <pic:cNvPicPr/>
                   </pic:nvPicPr>
                   <pic:blipFill>
-                    <a:blip r:embed="rId15"/>
+                    <a:blip r:embed="rId25"/>
                     <a:stretch>
                       <a:fillRect/>
                     </a:stretch>
@@ -10889,7 +15924,7 @@
         <w:rPr>
           <w:sz w:val="22"/>
         </w:rPr>
-        <w:t>Figura 7 – Distribuição (%) dos seis perfis de humor por recorte: linha de base (D1), semana, último dia (D7), pré e pós.</w:t>
+        <w:t>Figura 17 – Distribuição (%) dos seis perfis de humor por recorte: linha de base (D1), semana, último dia (D7), pré e pós.</w:t>
       </w:r>
     </w:p>
     <w:p>
@@ -10912,7 +15947,7 @@
         <w:rPr>
           <w:sz w:val="22"/>
         </w:rPr>
-        <w:t>Tabela 9 – Distribuição (%) dos perfis de humor de Terry por recorte.</w:t>
+        <w:t>Tabela 12 – Distribuição (%) dos perfis de humor de Terry por recorte.</w:t>
       </w:r>
     </w:p>
     <w:tbl>
@@ -11967,6 +17002,123 @@
           <w:sz w:val="18"/>
         </w:rPr>
         <w:t>Fonte: dados da pesquisa (2026).</w:t>
+      </w:r>
+    </w:p>
+    <w:p>
+      <w:pPr>
+        <w:spacing w:before="200" w:after="80" w:line="360" w:lineRule="auto"/>
+      </w:pPr>
+      <w:r>
+        <w:rPr>
+          <w:b/>
+          <w:sz w:val="24"/>
+        </w:rPr>
+        <w:t>4.7 Síntese dos principais achados</w:t>
+      </w:r>
+    </w:p>
+    <w:p>
+      <w:pPr>
+        <w:spacing w:line="360" w:lineRule="auto" w:after="40"/>
+        <w:ind w:firstLine="709"/>
+        <w:jc w:val="both"/>
+      </w:pPr>
+      <w:r>
+        <w:rPr>
+          <w:b/>
+          <w:sz w:val="24"/>
+        </w:rPr>
+        <w:t xml:space="preserve">(1) </w:t>
+      </w:r>
+      <w:r>
+        <w:rPr>
+          <w:b w:val="0"/>
+          <w:sz w:val="24"/>
+        </w:rPr>
+        <w:t xml:space="preserve">O humor do microciclo desloca-se no eixo energia–fadiga: o vigor cai (efeito grande, D1→D7 dz = -0,95) e a fadiga sobe (efeito médio), no grupo e no atleta. </w:t>
+      </w:r>
+    </w:p>
+    <w:p>
+      <w:pPr>
+        <w:spacing w:line="360" w:lineRule="auto" w:after="40"/>
+        <w:ind w:firstLine="709"/>
+        <w:jc w:val="both"/>
+      </w:pPr>
+      <w:r>
+        <w:rPr>
+          <w:b/>
+          <w:sz w:val="24"/>
+        </w:rPr>
+        <w:t xml:space="preserve">(2) </w:t>
+      </w:r>
+      <w:r>
+        <w:rPr>
+          <w:b w:val="0"/>
+          <w:sz w:val="24"/>
+        </w:rPr>
+        <w:t xml:space="preserve">O vigor e a fadiga são as variáveis mais sensíveis à variação semanal (|dz| = 0,95 e 0,72) e as de maior dispersão útil; a fadiga é a mais discriminativa entre atletas (CV = 60%). </w:t>
+      </w:r>
+    </w:p>
+    <w:p>
+      <w:pPr>
+        <w:spacing w:line="360" w:lineRule="auto" w:after="40"/>
+        <w:ind w:firstLine="709"/>
+        <w:jc w:val="both"/>
+      </w:pPr>
+      <w:r>
+        <w:rPr>
+          <w:b/>
+          <w:sz w:val="24"/>
+        </w:rPr>
+        <w:t xml:space="preserve">(3) </w:t>
+      </w:r>
+      <w:r>
+        <w:rPr>
+          <w:b w:val="0"/>
+          <w:sz w:val="24"/>
+        </w:rPr>
+        <w:t xml:space="preserve">As subescalas negativas permanecem próximas do piso e só se acoplam à fadiga sob carga acumulada (depressão × fadiga: ρ = +0,20 no D1 → ρ = +0,75 no D7). </w:t>
+      </w:r>
+    </w:p>
+    <w:p>
+      <w:pPr>
+        <w:spacing w:line="360" w:lineRule="auto" w:after="40"/>
+        <w:ind w:firstLine="709"/>
+        <w:jc w:val="both"/>
+      </w:pPr>
+      <w:r>
+        <w:rPr>
+          <w:b/>
+          <w:sz w:val="24"/>
+        </w:rPr>
+        <w:t xml:space="preserve">(4) </w:t>
+      </w:r>
+      <w:r>
+        <w:rPr>
+          <w:b w:val="0"/>
+          <w:sz w:val="24"/>
+        </w:rPr>
+        <w:t xml:space="preserve">No nível individual, a fadiga é a única subescala em que a maioria piora de forma confiável (52%) e o perfil migra do iceberg (13 atletas no D1) para a barbatana de tubarão (6 no D7). </w:t>
+      </w:r>
+    </w:p>
+    <w:p>
+      <w:pPr>
+        <w:spacing w:line="360" w:lineRule="auto" w:after="120"/>
+        <w:ind w:firstLine="709"/>
+        <w:jc w:val="both"/>
+      </w:pPr>
+      <w:r>
+        <w:rPr>
+          <w:b/>
+          <w:sz w:val="24"/>
+        </w:rPr>
+        <w:t xml:space="preserve">(5) </w:t>
+      </w:r>
+      <w:r>
+        <w:rPr>
+          <w:b w:val="0"/>
+          <w:sz w:val="24"/>
+        </w:rPr>
+        <w:t>A resposta é heterogênea entre atletas, o que sustenta um monitoramento individualizado e referenciado à linha de base de cada jogador.</w:t>
       </w:r>
     </w:p>
     <w:p>
@@ -11992,7 +17144,7 @@
           <w:b w:val="0"/>
           <w:sz w:val="24"/>
         </w:rPr>
-        <w:t>Os resultados confirmam as quatro hipóteses. A deterioração do humor no microciclo pré-competitivo concentrou-se no eixo energia–fadiga (H1): o vigor recuou com efeito grande (dz = -0,95) e a fadiga elevou-se com efeito médio, enquanto as subescalas negativas de valência não fadiga permaneceram próximas do piso — padrão coerente com a literatura de monitoramento, que identifica o vigor e a fadiga como as dimensões subjetivas mais sensíveis à carga (SAW; MAIN; GASTIN, 2016; THORPE et al., 2017). A migração do perfil iceberg para o de fadiga (H2) reproduz, em um microciclo de sete dias, o “derretimento do iceberg” descrito em fases de acúmulo, e é compatível com a associação entre perturbação do humor e desempenho (MORGAN, 1985; LOCHBAUM et al., 2021).</w:t>
+        <w:t>Os resultados confirmam as quatro hipóteses. A deterioração do humor no microciclo pré-competitivo concentrou-se no eixo energia–fadiga (H1): o vigor recuou com efeito grande (dz = -0,95) e a fadiga elevou-se com efeito médio, enquanto as subescalas negativas de valência não fadiga permaneceram próximas do piso — padrão coerente com a literatura de monitoramento, que identifica o vigor e a fadiga como as dimensões subjetivas mais sensíveis à carga (SAW; MAIN; GASTIN, 2016; THORPE et al., 2017). A migração do perfil iceberg para o de fadiga (H2) reproduz, em um microciclo de sete dias, o “derretimento do iceberg” descrito em fases de acúmulo, e alinha-se aos seis perfis prototípicos validados em grandes amostras (MORGAN, 1985; HAN; PARSONS-SMITH; TERRY, 2020) e à associação entre perturbação do humor e desempenho (LOCHBAUM et al., 2021).</w:t>
       </w:r>
     </w:p>
     <w:p>
@@ -12006,7 +17158,7 @@
           <w:b w:val="0"/>
           <w:sz w:val="24"/>
         </w:rPr>
-        <w:t>O achado de que o afeto negativo se acopla à fadiga apenas sob carga acumulada (H3) — depressão × fadiga passando de ρ = +0,20 no dia de maior vigor para ρ = +0,75 no de maior fadiga — sugere que, em atletas de elite, a irritabilidade e o abatimento não são ruído aleatório, mas sinais que se organizam com a exaustão, o que reforça o valor de interpretar as subescalas em conjunto e à luz do estado de fadiga. Por fim, a heterogeneidade individual (H4), com a fadiga sendo a única subescala em que a maioria dos atletas deteriora de forma confiável, sustenta o monitoramento individualizado por tendência e referenciado à linha de base de cada atleta, em linha com as recomendações de consenso (KELLMANN et al., 2018). O caráter intermitente e de alta intensidade do handebol (KARCHER; BUCHHEIT, 2014) contextualiza a magnitude da resposta de fadiga observada.</w:t>
+        <w:t>O achado de que o afeto negativo se acopla à fadiga apenas sob carga acumulada (H3) — depressão × fadiga passando de ρ = +0,20 no dia de maior vigor para ρ = +0,75 no de maior fadiga — sugere que, em atletas de elite, a irritabilidade e o abatimento não são ruído aleatório, mas sinais que se organizam com a exaustão, o que reforça o valor de interpretar as subescalas em conjunto e à luz do estado de fadiga. Por fim, a heterogeneidade individual (H4), com a fadiga sendo a única subescala em que a maioria dos atletas deteriora de forma confiável e com trajetórias e transições de perfil diversas, sustenta o monitoramento individualizado por tendência e referenciado à linha de base de cada atleta, em linha com as recomendações de consenso (KELLMANN et al., 2018). O caráter intermitente e de alta intensidade do handebol (KARCHER; BUCHHEIT, 2014), com fadiga documentada dentro da partida (MICHALSIK; MADSEN; AAGAARD, 2013) e associações entre humor, estresse e sobrecarga em handebolistas de elite (RATZ-SULYOK et al., 2026), contextualiza a magnitude da resposta de fadiga observada.</w:t>
       </w:r>
     </w:p>
     <w:p>
@@ -12020,7 +17172,7 @@
           <w:b w:val="0"/>
           <w:sz w:val="24"/>
         </w:rPr>
-        <w:t>Como limitações, destacam-se o tamanho amostral (n = 27) e o efeito de piso das subescalas negativas, que reduz a variância e a fidedignidade da tensão e da confusão, e o caráter observacional de fase única, que não permite inferência causal sobre a carga. Ainda assim, o desenho de medidas repetidas, o volume de observações e a estatística baseada em tamanho de efeito e mudança confiável conferem robustez descritiva aos achados.</w:t>
+        <w:t>Como limitações, destacam-se o tamanho amostral (n = 27) e o efeito de piso das subescalas negativas, que reduz a variância e a fidedignidade da tensão e da confusão e infla artificialmente seus coeficientes de variação, e o caráter observacional de fase única, que não permite inferência causal sobre a carga. Ainda assim, o desenho de medidas repetidas, o volume de observações e a estatística baseada em tamanho de efeito, correlação e mudança confiável conferem robustez descritiva aos achados e valor prático imediato à comissão técnica.</w:t>
       </w:r>
     </w:p>
     <w:p>
@@ -12046,7 +17198,7 @@
           <w:b w:val="0"/>
           <w:sz w:val="24"/>
         </w:rPr>
-        <w:t>Na última semana de pré-temporada, o perfil de humor de handebolistas de elite migrou da prontidão (iceberg) para a fadiga funcional (barbatana de tubarão), com a deterioração concentrada no eixo energia–fadiga — vigor em queda de efeito grande e fadiga em ascensão —, tanto no grupo quanto no sujeito, onde a fadiga foi a única subescala a piorar de forma confiável na maioria dos atletas. As dimensões negativas mantiveram-se estáveis e só se acoplaram à fadiga sob carga acumulada. Recomenda-se monitorar o eixo energia–fadiga por tendência e referenciado à linha de base individual, com atenção redobrada ao início do microciclo (choque de carga) e ao último dia (fadiga acumulada).</w:t>
+        <w:t>Na última semana de pré-temporada, o perfil de humor de handebolistas de elite migrou da prontidão (iceberg) para a fadiga funcional (barbatana de tubarão), com a deterioração concentrada no eixo energia–fadiga — vigor em queda de efeito grande e fadiga em ascensão, as duas variáveis mais sensíveis do painel —, tanto no grupo quanto no sujeito, onde a fadiga foi a única subescala a piorar de forma confiável na maioria dos atletas. As dimensões negativas mantiveram-se estáveis e só se acoplaram à fadiga sob carga acumulada. Recomenda-se monitorar o eixo energia–fadiga por tendência e referenciado à linha de base individual, com atenção redobrada ao início do microciclo (choque de carga) e ao último dia (fadiga acumulada).</w:t>
       </w:r>
     </w:p>
     <w:p>
@@ -12071,6 +17223,18 @@
           <w:sz w:val="22"/>
         </w:rPr>
         <w:t>BRANDT, R.; BEVILACQUA, G. G.; ANDRADE, A. Perceived sleep quality, mood states, and their relationship with performance among Brazilian elite athletes during a competitive period. Journal of Strength and Conditioning Research, v. 31, n. 4, p. 1033–1039, 2017.</w:t>
+      </w:r>
+    </w:p>
+    <w:p>
+      <w:pPr>
+        <w:spacing w:line="360" w:lineRule="auto" w:after="120"/>
+        <w:jc w:val="both"/>
+      </w:pPr>
+      <w:r>
+        <w:rPr>
+          <w:sz w:val="22"/>
+        </w:rPr>
+        <w:t>HAN, C.; PARSONS-SMITH, R. L.; TERRY, P. C. Mood profiling in Singapore: cross-cultural validation and potential applications of mood profile clusters. Frontiers in Psychology, v. 11, 665, 2020. DOI: 10.3389/fpsyg.2020.00665.</w:t>
       </w:r>
     </w:p>
     <w:p>
